--- a/plantillas_maestras/02_seguro_vida/anulacion_indebida/2_o_mas_ddos_varios/varon/TPL_1903_2025_SEGURO_VIDA_ANULACION_INDEBIDA_ASEGURADORA_VARON_R1.docx
+++ b/plantillas_maestras/02_seguro_vida/anulacion_indebida/2_o_mas_ddos_varios/varon/TPL_1903_2025_SEGURO_VIDA_ANULACION_INDEBIDA_ASEGURADORA_VARON_R1.docx
@@ -354,7 +354,7 @@
           <w14:ligatures w14:val="none"/>
         </w:rPr>
         <w:tab/>
-        <w:t xml:space="preserve">:       </w:t>
+        <w:t xml:space="preserve">: </w:t>
       </w:r>
       <w:r>
         <w:rPr>
@@ -722,7 +722,7 @@
           <w:lang w:val="es-ES" w:eastAsia="es-ES"/>
           <w14:ligatures w14:val="none"/>
         </w:rPr>
-        <w:t>por presuntas infracciones a la Ley N°29571, Código de Protección y Defensa del Consumidor (en adelante, Código)</w:t>
+        <w:t>por presuntas infracciones a la Ley 29571, Código de Protección y Defensa del Consumidor (en adelante, Código)</w:t>
       </w:r>
       <w:r>
         <w:rPr>
@@ -832,7 +832,7 @@
           <w:lang w:eastAsia="es-ES"/>
           <w14:ligatures w14:val="none"/>
         </w:rPr>
-        <w:t xml:space="preserve">Seguro de Vida Individual – Póliza N° 200000540 (en adelante, “Seguro de Vida”) </w:t>
+        <w:t xml:space="preserve">Seguro de Vida Individual – Póliza 200000540 (en adelante, “Seguro de Vida”) </w:t>
       </w:r>
       <w:r>
         <w:rPr>
@@ -962,7 +962,7 @@
           <w:lang w:eastAsia="es-ES"/>
           <w14:ligatures w14:val="none"/>
         </w:rPr>
-        <w:t xml:space="preserve"> en cuotas mensuales de US$ 93,84.  </w:t>
+        <w:t xml:space="preserve"> en cuotas mensuales de US$ 93,84. </w:t>
       </w:r>
     </w:p>
     <w:p>
@@ -1009,7 +1009,7 @@
           <w:lang w:eastAsia="es-ES"/>
           <w14:ligatures w14:val="none"/>
         </w:rPr>
-        <w:t xml:space="preserve">El 16 de setiembre de 2021, solicitó un reporte detallado de pagos del Seguro de Vida, el cual indicó que el monto total abonado ascendía a US$ 23 920,00.  </w:t>
+        <w:t xml:space="preserve">El 16 de setiembre de 2021, solicitó un reporte detallado de pagos del Seguro de Vida, el cual indicó que el monto total abonado ascendía a US$ 23 920,00. </w:t>
       </w:r>
       <w:r>
         <w:rPr>
@@ -1039,7 +1039,7 @@
           <w:lang w:eastAsia="es-ES"/>
           <w14:ligatures w14:val="none"/>
         </w:rPr>
-        <w:t xml:space="preserve">informó que el fondo acumulado del Seguro de Vida era de US$ 5 234,00.  </w:t>
+        <w:t xml:space="preserve">informó que el fondo acumulado del Seguro de Vida era de US$ 5 234,00. </w:t>
       </w:r>
     </w:p>
     <w:p>
@@ -1331,7 +1331,7 @@
           <w:lang w:eastAsia="es-ES"/>
           <w14:ligatures w14:val="none"/>
         </w:rPr>
-        <w:t xml:space="preserve">  </w:t>
+        <w:t xml:space="preserve"> </w:t>
       </w:r>
     </w:p>
     <w:p>
@@ -1398,7 +1398,7 @@
           <w:lang w:eastAsia="es-ES"/>
           <w14:ligatures w14:val="none"/>
         </w:rPr>
-        <w:t xml:space="preserve"> carta notarial manifestando su voluntad de continuar con el Seguro de Vida, solicitando información sobre el nuevo valor de prima y ratificando la autorización para el débito automático desde su cuenta de ahorros.  </w:t>
+        <w:t xml:space="preserve"> carta notarial manifestando su voluntad de continuar con el Seguro de Vida, solicitando información sobre el nuevo valor de prima y ratificando la autorización para el débito automático desde su cuenta de ahorros. </w:t>
       </w:r>
     </w:p>
     <w:p>
@@ -1555,7 +1555,7 @@
           <w:lang w:eastAsia="es-ES"/>
           <w14:ligatures w14:val="none"/>
         </w:rPr>
-        <w:t xml:space="preserve">N° 6480093602438, </w:t>
+        <w:t xml:space="preserve">6480093602438, </w:t>
       </w:r>
       <w:r>
         <w:rPr>
@@ -2219,7 +2219,7 @@
           <w:lang w:eastAsia="es-ES"/>
           <w14:ligatures w14:val="none"/>
         </w:rPr>
-        <w:t xml:space="preserve">mediante correo electrónico los comprobantes de pago correspondientes al periodo 2024.  </w:t>
+        <w:t xml:space="preserve">mediante correo electrónico los comprobantes de pago correspondientes al periodo 2024. </w:t>
       </w:r>
     </w:p>
     <w:p>
@@ -2416,7 +2416,7 @@
           <w:lang w:eastAsia="es-ES"/>
           <w14:ligatures w14:val="none"/>
         </w:rPr>
-        <w:t xml:space="preserve"> de cuenta para la devolución.  </w:t>
+        <w:t xml:space="preserve"> de cuenta para la devolución. </w:t>
       </w:r>
     </w:p>
     <w:p>
@@ -2586,7 +2586,7 @@
           <w:lang w:eastAsia="es-ES"/>
           <w14:ligatures w14:val="none"/>
         </w:rPr>
-        <w:t xml:space="preserve">  </w:t>
+        <w:t xml:space="preserve"> </w:t>
       </w:r>
     </w:p>
     <w:p>
@@ -3291,7 +3291,7 @@
           <w:lang w:eastAsia="es-PE"/>
           <w14:ligatures w14:val="none"/>
         </w:rPr>
-        <w:t>La Secretaría Técnica de la Comisión de Protección al Consumidor N°1 (en adelante, la Secretaría Técnica), en ejercicio de sus facultades</w:t>
+        <w:t>La Secretaría Técnica de la Comisión de Protección al Consumidor 1 (en adelante, la Secretaría Técnica), en ejercicio de sus facultades</w:t>
       </w:r>
       <w:bookmarkEnd w:id="1"/>
       <w:bookmarkEnd w:id="2"/>
@@ -3374,7 +3374,7 @@
           <w:lang w:eastAsia="es-PE"/>
           <w14:ligatures w14:val="none"/>
         </w:rPr>
-        <w:t>°</w:t>
+        <w:t/>
       </w:r>
       <w:r>
         <w:rPr>
@@ -3392,7 +3392,7 @@
           <w:lang w:eastAsia="es-PE"/>
           <w14:ligatures w14:val="none"/>
         </w:rPr>
-        <w:t>°</w:t>
+        <w:t/>
       </w:r>
       <w:r>
         <w:rPr>
@@ -3507,7 +3507,7 @@
           <w:lang w:eastAsia="es-PE"/>
           <w14:ligatures w14:val="none"/>
         </w:rPr>
-        <w:t>°</w:t>
+        <w:t/>
       </w:r>
       <w:r>
         <w:rPr>
@@ -3525,7 +3525,7 @@
           <w:lang w:eastAsia="es-PE"/>
           <w14:ligatures w14:val="none"/>
         </w:rPr>
-        <w:t>°</w:t>
+        <w:t/>
       </w:r>
       <w:r>
         <w:rPr>
@@ -3611,7 +3611,7 @@
           <w:kern w:val="0"/>
           <w14:ligatures w14:val="none"/>
         </w:rPr>
-        <w:t>N°</w:t>
+        <w:t/>
       </w:r>
       <w:proofErr w:type="spellEnd"/>
       <w:r>
@@ -3656,7 +3656,7 @@
           <w:lang w:eastAsia="es-PE"/>
           <w14:ligatures w14:val="none"/>
         </w:rPr>
-        <w:t>°</w:t>
+        <w:t/>
       </w:r>
       <w:r>
         <w:rPr>
@@ -3674,7 +3674,7 @@
           <w:lang w:eastAsia="es-PE"/>
           <w14:ligatures w14:val="none"/>
         </w:rPr>
-        <w:t>°</w:t>
+        <w:t/>
       </w:r>
       <w:r>
         <w:rPr>
@@ -3758,7 +3758,7 @@
           <w:lang w:eastAsia="es-PE"/>
           <w14:ligatures w14:val="none"/>
         </w:rPr>
-        <w:t>N°</w:t>
+        <w:t/>
       </w:r>
       <w:proofErr w:type="spellEnd"/>
       <w:r>
@@ -3796,7 +3796,7 @@
           <w:lang w:eastAsia="es-PE"/>
           <w14:ligatures w14:val="none"/>
         </w:rPr>
-        <w:t>°</w:t>
+        <w:t/>
       </w:r>
       <w:r>
         <w:rPr>
@@ -3814,7 +3814,7 @@
           <w:lang w:eastAsia="es-PE"/>
           <w14:ligatures w14:val="none"/>
         </w:rPr>
-        <w:t>°</w:t>
+        <w:t/>
       </w:r>
       <w:r>
         <w:rPr>
@@ -3906,7 +3906,7 @@
           <w:lang w:eastAsia="es-PE"/>
           <w14:ligatures w14:val="none"/>
         </w:rPr>
-        <w:t>N°</w:t>
+        <w:t/>
       </w:r>
       <w:proofErr w:type="spellEnd"/>
       <w:r>
@@ -3953,7 +3953,7 @@
           <w:lang w:eastAsia="es-PE"/>
           <w14:ligatures w14:val="none"/>
         </w:rPr>
-        <w:t>°</w:t>
+        <w:t/>
       </w:r>
       <w:r>
         <w:rPr>
@@ -3971,7 +3971,7 @@
           <w:lang w:eastAsia="es-PE"/>
           <w14:ligatures w14:val="none"/>
         </w:rPr>
-        <w:t>°</w:t>
+        <w:t/>
       </w:r>
       <w:r>
         <w:rPr>
@@ -4054,7 +4054,7 @@
           <w:lang w:eastAsia="es-PE"/>
           <w14:ligatures w14:val="none"/>
         </w:rPr>
-        <w:t>N°</w:t>
+        <w:t/>
       </w:r>
       <w:proofErr w:type="spellEnd"/>
       <w:r>
@@ -4078,7 +4078,7 @@
           <w:lang w:eastAsia="es-PE"/>
           <w14:ligatures w14:val="none"/>
         </w:rPr>
-        <w:t>N°</w:t>
+        <w:t/>
       </w:r>
       <w:proofErr w:type="spellEnd"/>
       <w:r>
@@ -4108,7 +4108,7 @@
           <w:lang w:eastAsia="es-PE"/>
           <w14:ligatures w14:val="none"/>
         </w:rPr>
-        <w:t>°</w:t>
+        <w:t/>
       </w:r>
       <w:r>
         <w:rPr>
@@ -4126,7 +4126,7 @@
           <w:lang w:eastAsia="es-PE"/>
           <w14:ligatures w14:val="none"/>
         </w:rPr>
-        <w:t>°</w:t>
+        <w:t/>
       </w:r>
       <w:r>
         <w:rPr>
@@ -4242,7 +4242,7 @@
           <w:kern w:val="0"/>
           <w14:ligatures w14:val="none"/>
         </w:rPr>
-        <w:t>°</w:t>
+        <w:t/>
       </w:r>
       <w:r>
         <w:rPr>
@@ -4258,7 +4258,7 @@
           <w:kern w:val="0"/>
           <w14:ligatures w14:val="none"/>
         </w:rPr>
-        <w:t>°</w:t>
+        <w:t/>
       </w:r>
       <w:r>
         <w:rPr>
@@ -4370,7 +4370,7 @@
           <w:lang w:eastAsia="es-PE"/>
           <w14:ligatures w14:val="none"/>
         </w:rPr>
-        <w:t>°</w:t>
+        <w:t/>
       </w:r>
       <w:r>
         <w:rPr>
@@ -4388,7 +4388,7 @@
           <w:lang w:eastAsia="es-PE"/>
           <w14:ligatures w14:val="none"/>
         </w:rPr>
-        <w:t>°</w:t>
+        <w:t/>
       </w:r>
       <w:r>
         <w:rPr>
@@ -4486,7 +4486,7 @@
           <w:lang w:eastAsia="es-PE"/>
           <w14:ligatures w14:val="none"/>
         </w:rPr>
-        <w:t>°</w:t>
+        <w:t/>
       </w:r>
       <w:r>
         <w:rPr>
@@ -4504,7 +4504,7 @@
           <w:lang w:eastAsia="es-PE"/>
           <w14:ligatures w14:val="none"/>
         </w:rPr>
-        <w:t>°</w:t>
+        <w:t/>
       </w:r>
       <w:r>
         <w:rPr>
@@ -4756,7 +4756,7 @@
           <w:lang w:val="es-ES" w:eastAsia="es-ES"/>
           <w14:ligatures w14:val="none"/>
         </w:rPr>
-        <w:t>N°</w:t>
+        <w:t/>
       </w:r>
       <w:proofErr w:type="spellEnd"/>
       <w:r>
@@ -4800,7 +4800,7 @@
           <w:lang w:val="es-ES" w:eastAsia="es-ES"/>
           <w14:ligatures w14:val="none"/>
         </w:rPr>
-        <w:t>N°</w:t>
+        <w:t/>
       </w:r>
       <w:proofErr w:type="spellEnd"/>
       <w:r>
@@ -4925,7 +4925,7 @@
           <w:lang w:eastAsia="es-PE"/>
           <w14:ligatures w14:val="none"/>
         </w:rPr>
-        <w:t xml:space="preserve">RESOLUCIÓN DE LA SECRETARÍA TÉCNICA  </w:t>
+        <w:t xml:space="preserve">RESOLUCIÓN DE LA SECRETARÍA TÉCNICA </w:t>
       </w:r>
     </w:p>
     <w:p>
@@ -5163,7 +5163,7 @@
           <w:lang w:eastAsia="es-PE"/>
           <w14:ligatures w14:val="none"/>
         </w:rPr>
-        <w:t xml:space="preserve"> infracción a los artículos 18° y 19°</w:t>
+        <w:t xml:space="preserve"> infracción a los artículos 18 y 19</w:t>
       </w:r>
       <w:r>
         <w:rPr>
@@ -5256,7 +5256,7 @@
           <w:lang w:eastAsia="es-PE"/>
           <w14:ligatures w14:val="none"/>
         </w:rPr>
-        <w:t xml:space="preserve"> infracción a los artículos 18° y 19°</w:t>
+        <w:t xml:space="preserve"> infracción a los artículos 18 y 19</w:t>
       </w:r>
       <w:r>
         <w:rPr>
@@ -5457,7 +5457,7 @@
           <w:lang w:eastAsia="es-PE"/>
           <w14:ligatures w14:val="none"/>
         </w:rPr>
-        <w:t xml:space="preserve"> infracción a los artículos 18° y 19°</w:t>
+        <w:t xml:space="preserve"> infracción a los artículos 18 y 19</w:t>
       </w:r>
       <w:r>
         <w:rPr>
@@ -5504,7 +5504,7 @@
           <w:lang w:eastAsia="es-ES"/>
           <w14:ligatures w14:val="none"/>
         </w:rPr>
-        <w:t xml:space="preserve">Póliza del Seguro de Vida N° 6480093602438, generando la anulación de </w:t>
+        <w:t xml:space="preserve">Póliza del Seguro de Vida 6480093602438, generando la anulación de </w:t>
       </w:r>
       <w:proofErr w:type="gramStart"/>
       <w:r>
@@ -5579,7 +5579,7 @@
           <w:lang w:eastAsia="es-PE"/>
           <w14:ligatures w14:val="none"/>
         </w:rPr>
-        <w:t xml:space="preserve"> infracción a los artículos 18° y 19°</w:t>
+        <w:t xml:space="preserve"> infracción a los artículos 18 y 19</w:t>
       </w:r>
       <w:r>
         <w:rPr>
@@ -5626,7 +5626,7 @@
           <w:lang w:eastAsia="es-ES"/>
           <w14:ligatures w14:val="none"/>
         </w:rPr>
-        <w:t>Póliza del Seguro de Vida N° 6480093602438</w:t>
+        <w:t>Póliza del Seguro de Vida 6480093602438</w:t>
       </w:r>
       <w:r>
         <w:rPr>
@@ -5689,7 +5689,7 @@
           <w:lang w:eastAsia="es-PE"/>
           <w14:ligatures w14:val="none"/>
         </w:rPr>
-        <w:t xml:space="preserve"> infracción a los artículos 18° y 19°</w:t>
+        <w:t xml:space="preserve"> infracción a los artículos 18 y 19</w:t>
       </w:r>
       <w:r>
         <w:rPr>
@@ -5736,7 +5736,7 @@
           <w:lang w:eastAsia="es-ES"/>
           <w14:ligatures w14:val="none"/>
         </w:rPr>
-        <w:t>Póliza del Seguro de Vida N° 6480093602438</w:t>
+        <w:t>Póliza del Seguro de Vida 6480093602438</w:t>
       </w:r>
       <w:r>
         <w:rPr>
@@ -5819,7 +5819,7 @@
           <w:lang w:eastAsia="es-PE"/>
           <w14:ligatures w14:val="none"/>
         </w:rPr>
-        <w:t xml:space="preserve"> infracción a los artículos 18° y 19°</w:t>
+        <w:t xml:space="preserve"> infracción a los artículos 18 y 19</w:t>
       </w:r>
       <w:r>
         <w:rPr>
@@ -5885,7 +5885,7 @@
           <w:lang w:eastAsia="es-ES"/>
           <w14:ligatures w14:val="none"/>
         </w:rPr>
-        <w:t>N°</w:t>
+        <w:t/>
       </w:r>
       <w:proofErr w:type="spellEnd"/>
       <w:r>
@@ -5916,7 +5916,7 @@
           <w:lang w:eastAsia="es-ES"/>
           <w14:ligatures w14:val="none"/>
         </w:rPr>
-        <w:t>contratada por el denunciante a la Ley N° 29946 y sus reglamentos</w:t>
+        <w:t>contratada por el denunciante a la Ley 29946 y sus reglamentos</w:t>
       </w:r>
       <w:r>
         <w:rPr>
@@ -5971,7 +5971,7 @@
           <w:kern w:val="0"/>
           <w14:ligatures w14:val="none"/>
         </w:rPr>
-        <w:t>°</w:t>
+        <w:t/>
       </w:r>
       <w:r>
         <w:rPr>
@@ -5985,7 +5985,7 @@
           <w:kern w:val="0"/>
           <w14:ligatures w14:val="none"/>
         </w:rPr>
-        <w:t>°</w:t>
+        <w:t/>
       </w:r>
       <w:r>
         <w:rPr>
@@ -5997,7 +5997,7 @@
         <w:rPr>
           <w:rFonts w:ascii="Arial Narrow" w:eastAsia="Arial Narrow" w:hAnsi="Arial Narrow" w:cs="Arial Narrow"/>
         </w:rPr>
-        <w:t xml:space="preserve">° 29571, Código de Protección y Defensa del Consumidor, </w:t>
+        <w:t xml:space="preserve"> 29571, Código de Protección y Defensa del Consumidor, </w:t>
       </w:r>
       <w:r>
         <w:rPr>
@@ -6084,7 +6084,7 @@
           <w:lang w:eastAsia="es-PE"/>
           <w14:ligatures w14:val="none"/>
         </w:rPr>
-        <w:t xml:space="preserve"> infracción a los artículos 18° y 19°</w:t>
+        <w:t xml:space="preserve"> infracción a los artículos 18 y 19</w:t>
       </w:r>
       <w:r>
         <w:rPr>
@@ -6201,7 +6201,7 @@
           <w:lang w:eastAsia="es-PE"/>
           <w14:ligatures w14:val="none"/>
         </w:rPr>
-        <w:t>18° y 19°</w:t>
+        <w:t>18 y 19</w:t>
       </w:r>
       <w:r>
         <w:rPr>
@@ -6532,7 +6532,7 @@
           <w:lang w:eastAsia="es-PE"/>
           <w14:ligatures w14:val="none"/>
         </w:rPr>
-        <w:t>°</w:t>
+        <w:t/>
       </w:r>
       <w:r>
         <w:rPr>
@@ -6628,7 +6628,7 @@
           <w:lang w:eastAsia="es-PE"/>
           <w14:ligatures w14:val="none"/>
         </w:rPr>
-        <w:t>°</w:t>
+        <w:t/>
       </w:r>
       <w:r>
         <w:rPr>
@@ -6792,7 +6792,7 @@
           <w:lang w:eastAsia="es-PE"/>
           <w14:ligatures w14:val="none"/>
         </w:rPr>
-        <w:t>°</w:t>
+        <w:t/>
       </w:r>
       <w:r>
         <w:rPr>
@@ -6934,7 +6934,7 @@
           <w:lang w:val="es-ES" w:eastAsia="es-ES"/>
           <w14:ligatures w14:val="none"/>
         </w:rPr>
-        <w:t xml:space="preserve">(i) presentar una copia completa, legible y debidamente suscrita de la Póliza N° </w:t>
+        <w:t xml:space="preserve">(i) presentar una copia completa, legible y debidamente suscrita de la Póliza </w:t>
       </w:r>
       <w:r>
         <w:rPr>
@@ -7016,7 +7016,7 @@
           <w:lang w:val="es-ES" w:eastAsia="es-ES"/>
           <w14:ligatures w14:val="none"/>
         </w:rPr>
-        <w:t xml:space="preserve">presentar una copia completa, legible y debidamente suscrita de la Póliza N° </w:t>
+        <w:t xml:space="preserve">presentar una copia completa, legible y debidamente suscrita de la Póliza </w:t>
       </w:r>
       <w:r>
         <w:rPr>
@@ -7270,7 +7270,7 @@
           <w:lang w:eastAsia="es-PE"/>
           <w14:ligatures w14:val="none"/>
         </w:rPr>
-        <w:t>°</w:t>
+        <w:t/>
       </w:r>
       <w:r>
         <w:rPr>
@@ -7311,7 +7311,7 @@
           <w:lang w:eastAsia="es-PE"/>
           <w14:ligatures w14:val="none"/>
         </w:rPr>
-        <w:t>°</w:t>
+        <w:t/>
       </w:r>
       <w:r>
         <w:rPr>
@@ -7331,7 +7331,7 @@
           <w:lang w:eastAsia="es-PE"/>
           <w14:ligatures w14:val="none"/>
         </w:rPr>
-        <w:t>°</w:t>
+        <w:t/>
       </w:r>
       <w:r>
         <w:rPr>
@@ -7351,7 +7351,7 @@
           <w:lang w:eastAsia="es-PE"/>
           <w14:ligatures w14:val="none"/>
         </w:rPr>
-        <w:t>°</w:t>
+        <w:t/>
       </w:r>
       <w:r>
         <w:rPr>
@@ -7404,7 +7404,7 @@
           <w:lang w:eastAsia="es-PE"/>
           <w14:ligatures w14:val="none"/>
         </w:rPr>
-        <w:t>°</w:t>
+        <w:t/>
       </w:r>
       <w:r>
         <w:rPr>
@@ -7495,7 +7495,7 @@
           <w:lang w:eastAsia="es-PE"/>
           <w14:ligatures w14:val="none"/>
         </w:rPr>
-        <w:t>°</w:t>
+        <w:t/>
       </w:r>
       <w:r>
         <w:rPr>
@@ -7587,7 +7587,7 @@
           <w:lang w:eastAsia="es-PE"/>
           <w14:ligatures w14:val="none"/>
         </w:rPr>
-        <w:t>°</w:t>
+        <w:t/>
       </w:r>
       <w:r>
         <w:rPr>
@@ -7595,7 +7595,7 @@
           <w:kern w:val="0"/>
           <w14:ligatures w14:val="none"/>
         </w:rPr>
-        <w:t xml:space="preserve"> del Decreto Legislativo N° 807</w:t>
+        <w:t xml:space="preserve"> del Decreto Legislativo 807</w:t>
       </w:r>
       <w:r>
         <w:rPr>
@@ -7821,7 +7821,7 @@
           <w:lang w:eastAsia="es-PE"/>
           <w14:ligatures w14:val="none"/>
         </w:rPr>
-        <w:t>°</w:t>
+        <w:t/>
       </w:r>
       <w:r>
         <w:rPr>
@@ -7838,7 +7838,7 @@
           <w:lang w:eastAsia="es-PE"/>
           <w14:ligatures w14:val="none"/>
         </w:rPr>
-        <w:t>°</w:t>
+        <w:t/>
       </w:r>
       <w:r>
         <w:rPr>
@@ -8121,7 +8121,7 @@
           <w:kern w:val="0"/>
           <w14:ligatures w14:val="none"/>
         </w:rPr>
-        <w:t> Protección al Consumidor N° 1</w:t>
+        <w:t> Protección al Consumidor 1</w:t>
       </w:r>
     </w:p>
     <w:p>
@@ -8424,7 +8424,7 @@
           <w:sz w:val="16"/>
           <w:szCs w:val="16"/>
         </w:rPr>
-        <w:t xml:space="preserve">  </w:t>
+        <w:t xml:space="preserve"> </w:t>
       </w:r>
       <w:r>
         <w:rPr>
@@ -8442,7 +8442,7 @@
           <w:sz w:val="16"/>
           <w:szCs w:val="16"/>
         </w:rPr>
-        <w:t xml:space="preserve">LEY N° 29571, CÓDIGO DE PROTECCIÓN Y DEFENSA DEL CONSUMIDOR, publicado el 2 de setiembre de 2010 y modificado por Decreto Legislativo N° 1308 </w:t>
+        <w:t xml:space="preserve">LEY 29571, CÓDIGO DE PROTECCIÓN Y DEFENSA DEL CONSUMIDOR, publicado el 2 de setiembre de 2010 y modificado por Decreto Legislativo 1308 </w:t>
       </w:r>
     </w:p>
     <w:p>
@@ -8494,7 +8494,7 @@
           <w:szCs w:val="16"/>
         </w:rPr>
         <w:tab/>
-        <w:t xml:space="preserve">El Instituto Nacional de Defensa de la Competencia y de la Protección de la Propiedad Intelectual (Indecopi) es la autoridad con competencia primaria y de alcance nacional para conocer las presuntas infracciones a las disposiciones contenidas en el presente Código, así como para imponer las sanciones y medidas correctivas establecidas en el presente capítulo, conforme al Decreto Legislativo N° 1033, Ley de Organización y Funciones del Indecopi. Dicha competencia solo puede ser negada cuando ella haya sido asignada o se asigne a favor de otro organismo por norma expresa con rango de ley. </w:t>
+        <w:t xml:space="preserve">El Instituto Nacional de Defensa de la Competencia y de la Protección de la Propiedad Intelectual (Indecopi) es la autoridad con competencia primaria y de alcance nacional para conocer las presuntas infracciones a las disposiciones contenidas en el presente Código, así como para imponer las sanciones y medidas correctivas establecidas en el presente capítulo, conforme al Decreto Legislativo 1033, Ley de Organización y Funciones del Indecopi. Dicha competencia solo puede ser negada cuando ella haya sido asignada o se asigne a favor de otro organismo por norma expresa con rango de ley. </w:t>
       </w:r>
     </w:p>
     <w:p>
@@ -8568,7 +8568,7 @@
           <w:sz w:val="16"/>
           <w:szCs w:val="16"/>
         </w:rPr>
-        <w:t xml:space="preserve">LEY DE ORGANIZACIÓN Y FUNCIONES DEL INDECOPI, APROBADA POR DECRETO LEGISLATIVO N° 1033 </w:t>
+        <w:t xml:space="preserve">LEY DE ORGANIZACIÓN Y FUNCIONES DEL INDECOPI, APROBADA POR DECRETO LEGISLATIVO 1033 </w:t>
       </w:r>
     </w:p>
     <w:p>
@@ -8725,7 +8725,7 @@
           <w:sz w:val="16"/>
           <w:szCs w:val="16"/>
         </w:rPr>
-        <w:t xml:space="preserve">           </w:t>
+        <w:t xml:space="preserve"> </w:t>
       </w:r>
       <w:r>
         <w:rPr>
@@ -8743,7 +8743,7 @@
           <w:sz w:val="16"/>
           <w:szCs w:val="16"/>
         </w:rPr>
-        <w:t xml:space="preserve">LEY N° 29571, CÓDIGO DE PROTECCIÓN Y DEFENSA DEL CONSUMIDOR, publicado el 2 de setiembre de 2010 y modificado por Decreto Legislativo N° 1308   </w:t>
+        <w:t xml:space="preserve">LEY 29571, CÓDIGO DE PROTECCIÓN Y DEFENSA DEL CONSUMIDOR, publicado el 2 de setiembre de 2010 y modificado por Decreto Legislativo 1308 </w:t>
       </w:r>
     </w:p>
     <w:p>
@@ -8767,7 +8767,7 @@
           <w:sz w:val="16"/>
           <w:szCs w:val="16"/>
         </w:rPr>
-        <w:t xml:space="preserve">Artículo 18.- Idoneidad   </w:t>
+        <w:t xml:space="preserve">Artículo 18.- Idoneidad </w:t>
       </w:r>
     </w:p>
     <w:p>
@@ -8787,7 +8787,7 @@
           <w:sz w:val="16"/>
           <w:szCs w:val="16"/>
         </w:rPr>
-        <w:t xml:space="preserve">Se entiende por idoneidad la correspondencia entre lo que un consumidor espera y lo que efectivamente recibe, en función a lo que se le hubiera ofrecido, la publicidad e información transmitida, las condiciones y circunstancias de la transacción, las características y naturaleza del producto o servicio, el precio, entre otros factores, atendiendo a las circunstancias del caso.    </w:t>
+        <w:t xml:space="preserve">Se entiende por idoneidad la correspondencia entre lo que un consumidor espera y lo que efectivamente recibe, en función a lo que se le hubiera ofrecido, la publicidad e información transmitida, las condiciones y circunstancias de la transacción, las características y naturaleza del producto o servicio, el precio, entre otros factores, atendiendo a las circunstancias del caso. </w:t>
       </w:r>
     </w:p>
     <w:p>
@@ -8908,7 +8908,7 @@
           <w:sz w:val="16"/>
           <w:szCs w:val="16"/>
         </w:rPr>
-        <w:t xml:space="preserve">           </w:t>
+        <w:t xml:space="preserve"> </w:t>
       </w:r>
       <w:r>
         <w:rPr>
@@ -8937,7 +8937,7 @@
           <w:sz w:val="16"/>
           <w:szCs w:val="16"/>
         </w:rPr>
-        <w:t>N°</w:t>
+        <w:t/>
       </w:r>
       <w:proofErr w:type="spellEnd"/>
       <w:r>
@@ -8959,7 +8959,7 @@
           <w:sz w:val="16"/>
           <w:szCs w:val="16"/>
         </w:rPr>
-        <w:t>N°</w:t>
+        <w:t/>
       </w:r>
       <w:proofErr w:type="spellEnd"/>
       <w:r>
@@ -9060,7 +9060,7 @@
           <w:sz w:val="16"/>
           <w:szCs w:val="16"/>
         </w:rPr>
-        <w:t xml:space="preserve">  </w:t>
+        <w:t xml:space="preserve"> </w:t>
       </w:r>
       <w:r>
         <w:rPr>
@@ -9078,7 +9078,7 @@
           <w:sz w:val="16"/>
           <w:szCs w:val="16"/>
         </w:rPr>
-        <w:t>LEY SOBRE FACULTADES, NORMAS Y ORGANIZACIÓN DEL INDECOPI, APROBADA POR DECRETO LEGISLATIVO N° 807 Artículo 24.-</w:t>
+        <w:t>LEY SOBRE FACULTADES, NORMAS Y ORGANIZACIÓN DEL INDECOPI, APROBADA POR DECRETO LEGISLATIVO 807 Artículo 24.-</w:t>
       </w:r>
       <w:r>
         <w:rPr>
@@ -9263,7 +9263,7 @@
           <w:sz w:val="16"/>
           <w:szCs w:val="16"/>
         </w:rPr>
-        <w:t>Nº</w:t>
+        <w:t/>
       </w:r>
       <w:proofErr w:type="spellEnd"/>
       <w:r>
@@ -9369,7 +9369,7 @@
           <w:sz w:val="16"/>
           <w:szCs w:val="16"/>
         </w:rPr>
-        <w:t>publicado el 2 de setiembre de 2010 y modificado por Decreto Legislativo N° 1308</w:t>
+        <w:t>publicado el 2 de setiembre de 2010 y modificado por Decreto Legislativo 1308</w:t>
       </w:r>
     </w:p>
     <w:p>
@@ -9526,7 +9526,7 @@
           <w:szCs w:val="16"/>
           <w:vertAlign w:val="superscript"/>
         </w:rPr>
-        <w:t xml:space="preserve">  </w:t>
+        <w:t xml:space="preserve"> </w:t>
       </w:r>
       <w:r>
         <w:rPr>
@@ -9534,7 +9534,7 @@
           <w:sz w:val="16"/>
           <w:szCs w:val="16"/>
         </w:rPr>
-        <w:t xml:space="preserve">     </w:t>
+        <w:t xml:space="preserve"> </w:t>
       </w:r>
       <w:r>
         <w:rPr>
@@ -9570,7 +9570,7 @@
           <w:sz w:val="16"/>
           <w:szCs w:val="16"/>
         </w:rPr>
-        <w:t>publicado el 2 de setiembre de 2010 y modificado por Decreto Legislativo N° 1308</w:t>
+        <w:t>publicado el 2 de setiembre de 2010 y modificado por Decreto Legislativo 1308</w:t>
       </w:r>
     </w:p>
     <w:p>
@@ -9613,7 +9613,7 @@
           <w:sz w:val="16"/>
           <w:szCs w:val="16"/>
         </w:rPr>
-        <w:t>El órgano resolutivo puede sancionar las infracciones administrativas a que se refiere el artículo 108º con amonestación y multas de hasta cuatrocientos cincuenta (450) Unidades Impositivas Tributarias (UIT), las cuales son calificadas de la siguiente manera:</w:t>
+        <w:t>El órgano resolutivo puede sancionar las infracciones administrativas a que se refiere el artículo 108 con amonestación y multas de hasta cuatrocientos cincuenta (450) Unidades Impositivas Tributarias (UIT), las cuales son calificadas de la siguiente manera:</w:t>
       </w:r>
     </w:p>
     <w:p>
@@ -9736,7 +9736,7 @@
           <w:sz w:val="16"/>
           <w:szCs w:val="16"/>
         </w:rPr>
-        <w:t xml:space="preserve">        </w:t>
+        <w:t xml:space="preserve"> </w:t>
       </w:r>
       <w:r>
         <w:rPr>
@@ -10553,7 +10553,7 @@
           <w:sz w:val="16"/>
           <w:szCs w:val="16"/>
         </w:rPr>
-        <w:t xml:space="preserve">         </w:t>
+        <w:t xml:space="preserve"> </w:t>
       </w:r>
       <w:r>
         <w:rPr>
@@ -10589,7 +10589,7 @@
           <w:sz w:val="16"/>
           <w:szCs w:val="16"/>
         </w:rPr>
-        <w:t>publicado el 2 de setiembre de 2010 y modificado por Decreto Legislativo N° 1308</w:t>
+        <w:t>publicado el 2 de setiembre de 2010 y modificado por Decreto Legislativo 1308</w:t>
       </w:r>
     </w:p>
     <w:p>
@@ -10797,7 +10797,7 @@
           <w:sz w:val="16"/>
           <w:szCs w:val="16"/>
         </w:rPr>
-        <w:t>Nº</w:t>
+        <w:t/>
       </w:r>
       <w:proofErr w:type="spellEnd"/>
       <w:r>
@@ -11240,7 +11240,7 @@
               <w:sz w:val="16"/>
               <w:szCs w:val="16"/>
             </w:rPr>
-            <w:t xml:space="preserve">CNICA DE LA    </w:t>
+            <w:t xml:space="preserve">CNICA DE LA </w:t>
           </w:r>
         </w:p>
         <w:p>

--- a/plantillas_maestras/02_seguro_vida/anulacion_indebida/2_o_mas_ddos_varios/varon/TPL_1903_2025_SEGURO_VIDA_ANULACION_INDEBIDA_ASEGURADORA_VARON_R1.docx
+++ b/plantillas_maestras/02_seguro_vida/anulacion_indebida/2_o_mas_ddos_varios/varon/TPL_1903_2025_SEGURO_VIDA_ANULACION_INDEBIDA_ASEGURADORA_VARON_R1.docx
@@ -93,7 +93,7 @@
           <w:lang w:eastAsia="es-PE"/>
           <w14:ligatures w14:val="none"/>
         </w:rPr>
-        <w:t>DENUNCIANTE</w:t>
+        <w:t xml:space="preserve">DENUNCIANTE:[DENUNCIANTE] (SEÑOR [APELLIDO])</w:t>
       </w:r>
       <w:r>
         <w:rPr>
@@ -105,7 +105,7 @@
           <w14:ligatures w14:val="none"/>
         </w:rPr>
         <w:tab/>
-        <w:t>:</w:t>
+        <w:t/>
       </w:r>
       <w:r>
         <w:rPr>
@@ -127,7 +127,7 @@
           <w:lang w:eastAsia="es-PE"/>
           <w14:ligatures w14:val="none"/>
         </w:rPr>
-        <w:t xml:space="preserve">PERCIVAL HUBERT RUSSEL CROSS HUMMEL </w:t>
+        <w:t xml:space="preserve"/>
       </w:r>
       <w:r>
         <w:rPr>
@@ -138,7 +138,7 @@
           <w:lang w:eastAsia="es-PE"/>
           <w14:ligatures w14:val="none"/>
         </w:rPr>
-        <w:t xml:space="preserve">(SEÑOR </w:t>
+        <w:t xml:space="preserve"/>
       </w:r>
       <w:r>
         <w:rPr>
@@ -149,7 +149,7 @@
           <w:lang w:eastAsia="es-PE"/>
           <w14:ligatures w14:val="none"/>
         </w:rPr>
-        <w:t>CROSS</w:t>
+        <w:t/>
       </w:r>
       <w:r>
         <w:rPr>
@@ -160,7 +160,7 @@
           <w:lang w:eastAsia="es-PE"/>
           <w14:ligatures w14:val="none"/>
         </w:rPr>
-        <w:t>)</w:t>
+        <w:t/>
       </w:r>
     </w:p>
     <w:p>
@@ -634,7 +634,7 @@
           <w:lang w:val="es-ES" w:eastAsia="es-ES"/>
           <w14:ligatures w14:val="none"/>
         </w:rPr>
-        <w:t xml:space="preserve">Mediante el escrito del </w:t>
+        <w:t xml:space="preserve">Mediante el escrito del 11 de agosto de 2025, el señor [APELLIDO] denunció a Mapfre por presuntas infracciones a la Ley 29571, Código de Protección y Defensa del Consumidor (en adelante, Código), señalando lo siguiente:</w:t>
       </w:r>
       <w:r>
         <w:rPr>
@@ -644,7 +644,7 @@
           <w:lang w:val="es-ES" w:eastAsia="es-ES"/>
           <w14:ligatures w14:val="none"/>
         </w:rPr>
-        <w:t>11 de agosto de 2025</w:t>
+        <w:t/>
       </w:r>
       <w:r>
         <w:rPr>
@@ -652,7 +652,7 @@
           <w:kern w:val="0"/>
           <w14:ligatures w14:val="none"/>
         </w:rPr>
-        <w:t>,</w:t>
+        <w:t/>
       </w:r>
       <w:r>
         <w:rPr>
@@ -660,7 +660,7 @@
           <w:kern w:val="0"/>
           <w14:ligatures w14:val="none"/>
         </w:rPr>
-        <w:t xml:space="preserve"> </w:t>
+        <w:t xml:space="preserve"/>
       </w:r>
       <w:r>
         <w:rPr>
@@ -668,7 +668,7 @@
           <w:kern w:val="0"/>
           <w14:ligatures w14:val="none"/>
         </w:rPr>
-        <w:t>el</w:t>
+        <w:t/>
       </w:r>
       <w:r>
         <w:rPr>
@@ -676,7 +676,7 @@
           <w:kern w:val="0"/>
           <w14:ligatures w14:val="none"/>
         </w:rPr>
-        <w:t xml:space="preserve"> señor </w:t>
+        <w:t xml:space="preserve"/>
       </w:r>
       <w:r>
         <w:rPr>
@@ -684,7 +684,7 @@
           <w:kern w:val="0"/>
           <w14:ligatures w14:val="none"/>
         </w:rPr>
-        <w:t xml:space="preserve">Cross </w:t>
+        <w:t xml:space="preserve"/>
       </w:r>
       <w:r>
         <w:rPr>
@@ -692,7 +692,7 @@
           <w:kern w:val="0"/>
           <w14:ligatures w14:val="none"/>
         </w:rPr>
-        <w:t>d</w:t>
+        <w:t/>
       </w:r>
       <w:r>
         <w:rPr>
@@ -702,7 +702,7 @@
           <w:lang w:val="es-ES" w:eastAsia="es-ES"/>
           <w14:ligatures w14:val="none"/>
         </w:rPr>
-        <w:t xml:space="preserve">enunció a </w:t>
+        <w:t xml:space="preserve"/>
       </w:r>
       <w:r>
         <w:rPr>
@@ -712,7 +712,7 @@
           <w:lang w:val="es-ES" w:eastAsia="es-ES"/>
           <w14:ligatures w14:val="none"/>
         </w:rPr>
-        <w:t xml:space="preserve">Mapfre </w:t>
+        <w:t xml:space="preserve"/>
       </w:r>
       <w:r>
         <w:rPr>
@@ -722,7 +722,7 @@
           <w:lang w:val="es-ES" w:eastAsia="es-ES"/>
           <w14:ligatures w14:val="none"/>
         </w:rPr>
-        <w:t>por presuntas infracciones a la Ley 29571, Código de Protección y Defensa del Consumidor (en adelante, Código)</w:t>
+        <w:t/>
       </w:r>
       <w:r>
         <w:rPr>
@@ -743,7 +743,7 @@
           <w:lang w:val="es-ES" w:eastAsia="es-ES"/>
           <w14:ligatures w14:val="none"/>
         </w:rPr>
-        <w:t xml:space="preserve">, señalando </w:t>
+        <w:t xml:space="preserve"/>
       </w:r>
       <w:r>
         <w:rPr>
@@ -754,7 +754,7 @@
           <w:lang w:val="es-ES" w:eastAsia="es-ES"/>
           <w14:ligatures w14:val="none"/>
         </w:rPr>
-        <w:t>lo siguiente:</w:t>
+        <w:t/>
       </w:r>
     </w:p>
     <w:p>
@@ -2749,7 +2749,7 @@
           <w:kern w:val="0"/>
           <w14:ligatures w14:val="none"/>
         </w:rPr>
-        <w:t xml:space="preserve">El señor Cross </w:t>
+        <w:t xml:space="preserve">El señor [APELLIDO] solicitó, en calidad de medida correctiva, que Mapfre cumpla con: (i) realizar la rehabilitación de la Póliza del Seguro de Vida; (ii) remitir la Póliza adecuada y actualizada a la Ley 29946 Ley del Contrato de Seguros y sus Reglamentos; (iii) remitir el cronograma de pagos y los estados de cuenta de su Póliza para determinar el importe adeudado a la fecha de conclusión del presente procedimiento y se respete el valor mensual de la prima por US$ 94,76; y, (iv) realizar la devolución de los importes cargados por un total de US$ 758,08 (8 cuotas de US$ 94,76) a su cuenta de ahorros. Asimismo, requirió el reembolso de costos y costas del presente procedimiento.</w:t>
       </w:r>
       <w:r>
         <w:rPr>
@@ -2759,7 +2759,7 @@
           <w:lang w:val="es-ES" w:eastAsia="es-ES"/>
           <w14:ligatures w14:val="none"/>
         </w:rPr>
-        <w:t>solicitó, en</w:t>
+        <w:t/>
       </w:r>
       <w:r>
         <w:rPr>
@@ -2769,7 +2769,7 @@
           <w:lang w:val="es-ES" w:eastAsia="es-ES"/>
           <w14:ligatures w14:val="none"/>
         </w:rPr>
-        <w:t xml:space="preserve"> calidad de medida correctiva, que </w:t>
+        <w:t xml:space="preserve"/>
       </w:r>
       <w:r>
         <w:rPr>
@@ -2779,7 +2779,7 @@
           <w:lang w:val="es-ES" w:eastAsia="es-ES"/>
           <w14:ligatures w14:val="none"/>
         </w:rPr>
-        <w:t xml:space="preserve">Mapfre </w:t>
+        <w:t xml:space="preserve"/>
       </w:r>
       <w:r>
         <w:rPr>
@@ -2789,7 +2789,7 @@
           <w:lang w:val="es-ES" w:eastAsia="es-ES"/>
           <w14:ligatures w14:val="none"/>
         </w:rPr>
-        <w:t>cumpla co</w:t>
+        <w:t/>
       </w:r>
       <w:r>
         <w:rPr>
@@ -2799,7 +2799,7 @@
           <w:lang w:val="es-ES" w:eastAsia="es-ES"/>
           <w14:ligatures w14:val="none"/>
         </w:rPr>
-        <w:t>n: (i) realizar la rehabilitación</w:t>
+        <w:t/>
       </w:r>
       <w:r>
         <w:rPr>
@@ -2809,7 +2809,7 @@
           <w:lang w:val="es-ES" w:eastAsia="es-ES"/>
           <w14:ligatures w14:val="none"/>
         </w:rPr>
-        <w:t xml:space="preserve"> de la Póliza </w:t>
+        <w:t xml:space="preserve"/>
       </w:r>
       <w:r>
         <w:rPr>
@@ -2819,17 +2819,17 @@
           <w:lang w:val="es-ES" w:eastAsia="es-ES"/>
           <w14:ligatures w14:val="none"/>
         </w:rPr>
-        <w:t xml:space="preserve">del </w:t>
-      </w:r>
-      <w:r>
-        <w:rPr>
-          <w:rFonts w:ascii="Arial Narrow" w:eastAsia="Times New Roman" w:hAnsi="Arial Narrow" w:cs="Arial"/>
-          <w:color w:val="000000"/>
-          <w:kern w:val="0"/>
-          <w:lang w:eastAsia="es-ES"/>
-          <w14:ligatures w14:val="none"/>
-        </w:rPr>
-        <w:t>Seguro de Vida</w:t>
+        <w:t xml:space="preserve"/>
+      </w:r>
+      <w:r>
+        <w:rPr>
+          <w:rFonts w:ascii="Arial Narrow" w:eastAsia="Times New Roman" w:hAnsi="Arial Narrow" w:cs="Arial"/>
+          <w:color w:val="000000"/>
+          <w:kern w:val="0"/>
+          <w:lang w:eastAsia="es-ES"/>
+          <w14:ligatures w14:val="none"/>
+        </w:rPr>
+        <w:t/>
       </w:r>
       <w:r>
         <w:rPr>
@@ -2839,7 +2839,7 @@
           <w:lang w:val="es-ES" w:eastAsia="es-ES"/>
           <w14:ligatures w14:val="none"/>
         </w:rPr>
-        <w:t>; (</w:t>
+        <w:t/>
       </w:r>
       <w:proofErr w:type="spellStart"/>
       <w:r>
@@ -2850,7 +2850,7 @@
           <w:lang w:val="es-ES" w:eastAsia="es-ES"/>
           <w14:ligatures w14:val="none"/>
         </w:rPr>
-        <w:t>ii</w:t>
+        <w:t/>
       </w:r>
       <w:proofErr w:type="spellEnd"/>
       <w:r>
@@ -2861,7 +2861,7 @@
           <w:lang w:val="es-ES" w:eastAsia="es-ES"/>
           <w14:ligatures w14:val="none"/>
         </w:rPr>
-        <w:t>) remitir</w:t>
+        <w:t/>
       </w:r>
       <w:r>
         <w:rPr>
@@ -2871,7 +2871,7 @@
           <w:lang w:val="es-ES" w:eastAsia="es-ES"/>
           <w14:ligatures w14:val="none"/>
         </w:rPr>
-        <w:t xml:space="preserve"> la Póliza adecuada y actualizada a la Ley 29946 Ley del Contrato de Seguros y sus Reglamentos</w:t>
+        <w:t xml:space="preserve"/>
       </w:r>
       <w:r>
         <w:rPr>
@@ -2881,7 +2881,7 @@
           <w:lang w:val="es-ES" w:eastAsia="es-ES"/>
           <w14:ligatures w14:val="none"/>
         </w:rPr>
-        <w:t>; (</w:t>
+        <w:t/>
       </w:r>
       <w:proofErr w:type="spellStart"/>
       <w:r>
@@ -2892,7 +2892,7 @@
           <w:lang w:val="es-ES" w:eastAsia="es-ES"/>
           <w14:ligatures w14:val="none"/>
         </w:rPr>
-        <w:t>iii</w:t>
+        <w:t/>
       </w:r>
       <w:proofErr w:type="spellEnd"/>
       <w:r>
@@ -2903,7 +2903,7 @@
           <w:lang w:val="es-ES" w:eastAsia="es-ES"/>
           <w14:ligatures w14:val="none"/>
         </w:rPr>
-        <w:t>)</w:t>
+        <w:t/>
       </w:r>
       <w:r>
         <w:rPr>
@@ -2913,7 +2913,7 @@
           <w:lang w:val="es-ES" w:eastAsia="es-ES"/>
           <w14:ligatures w14:val="none"/>
         </w:rPr>
-        <w:t xml:space="preserve"> remit</w:t>
+        <w:t xml:space="preserve"/>
       </w:r>
       <w:r>
         <w:rPr>
@@ -2923,7 +2923,7 @@
           <w:lang w:val="es-ES" w:eastAsia="es-ES"/>
           <w14:ligatures w14:val="none"/>
         </w:rPr>
-        <w:t>ir</w:t>
+        <w:t/>
       </w:r>
       <w:r>
         <w:rPr>
@@ -2933,7 +2933,7 @@
           <w:lang w:val="es-ES" w:eastAsia="es-ES"/>
           <w14:ligatures w14:val="none"/>
         </w:rPr>
-        <w:t xml:space="preserve"> el cronograma de pagos y los estados de cuenta de </w:t>
+        <w:t xml:space="preserve"/>
       </w:r>
       <w:r>
         <w:rPr>
@@ -2943,7 +2943,7 @@
           <w:lang w:val="es-ES" w:eastAsia="es-ES"/>
           <w14:ligatures w14:val="none"/>
         </w:rPr>
-        <w:t>su</w:t>
+        <w:t/>
       </w:r>
       <w:r>
         <w:rPr>
@@ -2953,7 +2953,7 @@
           <w:lang w:val="es-ES" w:eastAsia="es-ES"/>
           <w14:ligatures w14:val="none"/>
         </w:rPr>
-        <w:t xml:space="preserve"> Póliza para determinar el importe adeudado a la fecha de conclusión de</w:t>
+        <w:t xml:space="preserve"/>
       </w:r>
       <w:r>
         <w:rPr>
@@ -2963,7 +2963,7 @@
           <w:lang w:val="es-ES" w:eastAsia="es-ES"/>
           <w14:ligatures w14:val="none"/>
         </w:rPr>
-        <w:t xml:space="preserve">l presente </w:t>
+        <w:t xml:space="preserve"/>
       </w:r>
       <w:r>
         <w:rPr>
@@ -2973,7 +2973,7 @@
           <w:lang w:val="es-ES" w:eastAsia="es-ES"/>
           <w14:ligatures w14:val="none"/>
         </w:rPr>
-        <w:t xml:space="preserve">procedimiento y se respete el valor mensual de la prima por </w:t>
+        <w:t xml:space="preserve"/>
       </w:r>
       <w:r>
         <w:rPr>
@@ -2983,7 +2983,7 @@
           <w:lang w:val="es-ES" w:eastAsia="es-ES"/>
           <w14:ligatures w14:val="none"/>
         </w:rPr>
-        <w:t xml:space="preserve">US$ </w:t>
+        <w:t xml:space="preserve"/>
       </w:r>
       <w:r>
         <w:rPr>
@@ -2993,7 +2993,7 @@
           <w:lang w:val="es-ES" w:eastAsia="es-ES"/>
           <w14:ligatures w14:val="none"/>
         </w:rPr>
-        <w:t>94</w:t>
+        <w:t/>
       </w:r>
       <w:r>
         <w:rPr>
@@ -3003,7 +3003,7 @@
           <w:lang w:val="es-ES" w:eastAsia="es-ES"/>
           <w14:ligatures w14:val="none"/>
         </w:rPr>
-        <w:t>,</w:t>
+        <w:t/>
       </w:r>
       <w:r>
         <w:rPr>
@@ -3013,7 +3013,7 @@
           <w:lang w:val="es-ES" w:eastAsia="es-ES"/>
           <w14:ligatures w14:val="none"/>
         </w:rPr>
-        <w:t>76</w:t>
+        <w:t/>
       </w:r>
       <w:r>
         <w:rPr>
@@ -3023,7 +3023,7 @@
           <w:lang w:val="es-ES" w:eastAsia="es-ES"/>
           <w14:ligatures w14:val="none"/>
         </w:rPr>
-        <w:t>; y, (</w:t>
+        <w:t/>
       </w:r>
       <w:proofErr w:type="spellStart"/>
       <w:r>
@@ -3034,7 +3034,7 @@
           <w:lang w:val="es-ES" w:eastAsia="es-ES"/>
           <w14:ligatures w14:val="none"/>
         </w:rPr>
-        <w:t>iv</w:t>
+        <w:t/>
       </w:r>
       <w:proofErr w:type="spellEnd"/>
       <w:r>
@@ -3045,7 +3045,7 @@
           <w:lang w:val="es-ES" w:eastAsia="es-ES"/>
           <w14:ligatures w14:val="none"/>
         </w:rPr>
-        <w:t>)</w:t>
+        <w:t/>
       </w:r>
       <w:r>
         <w:rPr>
@@ -3055,7 +3055,7 @@
           <w:lang w:val="es-ES" w:eastAsia="es-ES"/>
           <w14:ligatures w14:val="none"/>
         </w:rPr>
-        <w:t xml:space="preserve"> </w:t>
+        <w:t xml:space="preserve"/>
       </w:r>
       <w:r>
         <w:rPr>
@@ -3065,7 +3065,7 @@
           <w:lang w:val="es-ES" w:eastAsia="es-ES"/>
           <w14:ligatures w14:val="none"/>
         </w:rPr>
-        <w:t>realizar la d</w:t>
+        <w:t/>
       </w:r>
       <w:r>
         <w:rPr>
@@ -3075,7 +3075,7 @@
           <w:lang w:val="es-ES" w:eastAsia="es-ES"/>
           <w14:ligatures w14:val="none"/>
         </w:rPr>
-        <w:t xml:space="preserve">evolución de los importes </w:t>
+        <w:t xml:space="preserve"/>
       </w:r>
       <w:r>
         <w:rPr>
@@ -3085,7 +3085,7 @@
           <w:lang w:val="es-ES" w:eastAsia="es-ES"/>
           <w14:ligatures w14:val="none"/>
         </w:rPr>
-        <w:t xml:space="preserve">cargados por un total de </w:t>
+        <w:t xml:space="preserve"/>
       </w:r>
       <w:r>
         <w:rPr>
@@ -3095,7 +3095,7 @@
           <w:lang w:val="es-ES" w:eastAsia="es-ES"/>
           <w14:ligatures w14:val="none"/>
         </w:rPr>
-        <w:t xml:space="preserve">US$ </w:t>
+        <w:t xml:space="preserve"/>
       </w:r>
       <w:r>
         <w:rPr>
@@ -3105,7 +3105,7 @@
           <w:lang w:val="es-ES" w:eastAsia="es-ES"/>
           <w14:ligatures w14:val="none"/>
         </w:rPr>
-        <w:t>758</w:t>
+        <w:t/>
       </w:r>
       <w:r>
         <w:rPr>
@@ -3115,7 +3115,7 @@
           <w:lang w:val="es-ES" w:eastAsia="es-ES"/>
           <w14:ligatures w14:val="none"/>
         </w:rPr>
-        <w:t>,</w:t>
+        <w:t/>
       </w:r>
       <w:r>
         <w:rPr>
@@ -3125,7 +3125,7 @@
           <w:lang w:val="es-ES" w:eastAsia="es-ES"/>
           <w14:ligatures w14:val="none"/>
         </w:rPr>
-        <w:t xml:space="preserve">08 (8 cuotas de </w:t>
+        <w:t xml:space="preserve"/>
       </w:r>
       <w:r>
         <w:rPr>
@@ -3135,7 +3135,7 @@
           <w:lang w:val="es-ES" w:eastAsia="es-ES"/>
           <w14:ligatures w14:val="none"/>
         </w:rPr>
-        <w:t xml:space="preserve">US$ </w:t>
+        <w:t xml:space="preserve"/>
       </w:r>
       <w:r>
         <w:rPr>
@@ -3145,7 +3145,7 @@
           <w:lang w:val="es-ES" w:eastAsia="es-ES"/>
           <w14:ligatures w14:val="none"/>
         </w:rPr>
-        <w:t>94</w:t>
+        <w:t/>
       </w:r>
       <w:r>
         <w:rPr>
@@ -3155,7 +3155,7 @@
           <w:lang w:val="es-ES" w:eastAsia="es-ES"/>
           <w14:ligatures w14:val="none"/>
         </w:rPr>
-        <w:t>,</w:t>
+        <w:t/>
       </w:r>
       <w:r>
         <w:rPr>
@@ -3165,7 +3165,7 @@
           <w:lang w:val="es-ES" w:eastAsia="es-ES"/>
           <w14:ligatures w14:val="none"/>
         </w:rPr>
-        <w:t xml:space="preserve">76) a </w:t>
+        <w:t xml:space="preserve"/>
       </w:r>
       <w:r>
         <w:rPr>
@@ -3175,7 +3175,7 @@
           <w:lang w:val="es-ES" w:eastAsia="es-ES"/>
           <w14:ligatures w14:val="none"/>
         </w:rPr>
-        <w:t>su</w:t>
+        <w:t/>
       </w:r>
       <w:r>
         <w:rPr>
@@ -3185,7 +3185,7 @@
           <w:lang w:val="es-ES" w:eastAsia="es-ES"/>
           <w14:ligatures w14:val="none"/>
         </w:rPr>
-        <w:t xml:space="preserve"> cuenta de ahorros</w:t>
+        <w:t xml:space="preserve"/>
       </w:r>
       <w:r>
         <w:rPr>
@@ -3195,7 +3195,7 @@
           <w:lang w:val="es-ES" w:eastAsia="es-ES"/>
           <w14:ligatures w14:val="none"/>
         </w:rPr>
-        <w:t>. Asimismo, requirió el reembolso de costos y costas del presente procedimiento.</w:t>
+        <w:t/>
       </w:r>
     </w:p>
     <w:p>
@@ -4963,7 +4963,7 @@
           <w:lang w:eastAsia="es-PE"/>
           <w14:ligatures w14:val="none"/>
         </w:rPr>
-        <w:t xml:space="preserve">PRIMERO: </w:t>
+        <w:t xml:space="preserve">PRIMERO: admitir a trámite la denuncia del 11 de agosto de 2025 interpuesta por el señor [DENUNCIANTE] contra Mapfre Perú Compañía de Seguros y Reaseguros S.A., por lo siguiente:</w:t>
       </w:r>
       <w:r>
         <w:rPr>
@@ -4974,7 +4974,7 @@
           <w:lang w:eastAsia="es-PE"/>
           <w14:ligatures w14:val="none"/>
         </w:rPr>
-        <w:t xml:space="preserve">admitir a trámite la denuncia del </w:t>
+        <w:t xml:space="preserve"/>
       </w:r>
       <w:r>
         <w:rPr>
@@ -4985,7 +4985,7 @@
           <w:lang w:eastAsia="es-PE"/>
           <w14:ligatures w14:val="none"/>
         </w:rPr>
-        <w:t>11 de agosto de 2025</w:t>
+        <w:t/>
       </w:r>
       <w:r>
         <w:rPr>
@@ -4996,7 +4996,7 @@
           <w:lang w:eastAsia="es-PE"/>
           <w14:ligatures w14:val="none"/>
         </w:rPr>
-        <w:t xml:space="preserve"> </w:t>
+        <w:t xml:space="preserve"/>
       </w:r>
       <w:r>
         <w:rPr>
@@ -5007,7 +5007,7 @@
           <w:lang w:eastAsia="es-PE"/>
           <w14:ligatures w14:val="none"/>
         </w:rPr>
-        <w:t xml:space="preserve">interpuesta por el </w:t>
+        <w:t xml:space="preserve"/>
       </w:r>
       <w:r>
         <w:rPr>
@@ -5018,7 +5018,7 @@
           <w:lang w:eastAsia="es-PE"/>
           <w14:ligatures w14:val="none"/>
         </w:rPr>
-        <w:t xml:space="preserve">señor Percival Hubert Russel Cross </w:t>
+        <w:t xml:space="preserve"/>
       </w:r>
       <w:proofErr w:type="spellStart"/>
       <w:r>
@@ -5030,7 +5030,7 @@
           <w:lang w:eastAsia="es-PE"/>
           <w14:ligatures w14:val="none"/>
         </w:rPr>
-        <w:t>Hummel</w:t>
+        <w:t/>
       </w:r>
       <w:proofErr w:type="spellEnd"/>
       <w:r>
@@ -5042,7 +5042,7 @@
           <w:lang w:eastAsia="es-PE"/>
           <w14:ligatures w14:val="none"/>
         </w:rPr>
-        <w:t xml:space="preserve"> </w:t>
+        <w:t xml:space="preserve"/>
       </w:r>
       <w:r>
         <w:rPr>
@@ -5053,7 +5053,7 @@
           <w:lang w:eastAsia="es-PE"/>
           <w14:ligatures w14:val="none"/>
         </w:rPr>
-        <w:t xml:space="preserve">contra </w:t>
+        <w:t xml:space="preserve"/>
       </w:r>
       <w:r>
         <w:rPr>
@@ -5064,7 +5064,7 @@
           <w:lang w:eastAsia="es-PE"/>
           <w14:ligatures w14:val="none"/>
         </w:rPr>
-        <w:t>Mapfre Perú Compañía de Seguros y Reaseguros S.A.</w:t>
+        <w:t/>
       </w:r>
       <w:r>
         <w:rPr>
@@ -5075,7 +5075,7 @@
           <w:lang w:eastAsia="es-PE"/>
           <w14:ligatures w14:val="none"/>
         </w:rPr>
-        <w:t xml:space="preserve">, </w:t>
+        <w:t xml:space="preserve"/>
       </w:r>
       <w:r>
         <w:rPr>
@@ -5086,7 +5086,7 @@
           <w:lang w:eastAsia="es-PE"/>
           <w14:ligatures w14:val="none"/>
         </w:rPr>
-        <w:t>por</w:t>
+        <w:t/>
       </w:r>
       <w:r>
         <w:rPr>
@@ -5097,7 +5097,7 @@
           <w:lang w:eastAsia="es-PE"/>
           <w14:ligatures w14:val="none"/>
         </w:rPr>
-        <w:t xml:space="preserve"> </w:t>
+        <w:t xml:space="preserve"/>
       </w:r>
       <w:r>
         <w:rPr>
@@ -5108,7 +5108,7 @@
           <w:lang w:eastAsia="es-PE"/>
           <w14:ligatures w14:val="none"/>
         </w:rPr>
-        <w:t>lo siguiente:</w:t>
+        <w:t/>
       </w:r>
     </w:p>
     <w:p>
@@ -7732,7 +7732,7 @@
           <w:bCs/>
         </w:rPr>
         <w:lastRenderedPageBreak/>
-        <w:t>DÉCIMO</w:t>
+        <w:t xml:space="preserve">DÉCIMO: requerir al señor [DENUNCIANTE] para que, dentro del plazo de dos (2) días hábiles siguientes a la fecha en que reciba la notificación en su bandeja de correo electrónico, efectúe la confirmación de recepción de la notificación remitida por este despacho a su correo electrónico, de conformidad con el segundo párrafo del numeral 4 del artículo 20 del Texto Único Ordenado de la Ley del Procedimiento Administrativo General, aprobado mediante Decreto Supremo 006-2026-JUS, bajo apercibimiento de rehacer el acto de notificación y notificarle conforme al numeral 1 del artículo 20 del citado cuerpo normativo.</w:t>
       </w:r>
       <w:r>
         <w:rPr>
@@ -7742,7 +7742,7 @@
           <w:kern w:val="0"/>
           <w14:ligatures w14:val="none"/>
         </w:rPr>
-        <w:t>:</w:t>
+        <w:t/>
       </w:r>
       <w:r>
         <w:rPr>
@@ -7752,7 +7752,7 @@
           <w:kern w:val="0"/>
           <w14:ligatures w14:val="none"/>
         </w:rPr>
-        <w:t xml:space="preserve"> </w:t>
+        <w:t xml:space="preserve"/>
       </w:r>
       <w:r>
         <w:rPr>
@@ -7762,7 +7762,7 @@
           <w:kern w:val="0"/>
           <w14:ligatures w14:val="none"/>
         </w:rPr>
-        <w:t xml:space="preserve">requerir al señor </w:t>
+        <w:t xml:space="preserve"/>
       </w:r>
       <w:r>
         <w:rPr>
@@ -7773,7 +7773,7 @@
           <w:lang w:eastAsia="es-PE"/>
           <w14:ligatures w14:val="none"/>
         </w:rPr>
-        <w:t xml:space="preserve">Percival Hubert Russel Cross </w:t>
+        <w:t xml:space="preserve"/>
       </w:r>
       <w:proofErr w:type="spellStart"/>
       <w:r>
@@ -7785,7 +7785,7 @@
           <w:lang w:eastAsia="es-PE"/>
           <w14:ligatures w14:val="none"/>
         </w:rPr>
-        <w:t>Hummel</w:t>
+        <w:t/>
       </w:r>
       <w:proofErr w:type="spellEnd"/>
       <w:r>
@@ -7797,21 +7797,21 @@
           <w:lang w:eastAsia="es-PE"/>
           <w14:ligatures w14:val="none"/>
         </w:rPr>
-        <w:t xml:space="preserve"> </w:t>
+        <w:t xml:space="preserve"/>
       </w:r>
       <w:r>
         <w:rPr>
           <w:rFonts w:ascii="Arial Narrow" w:hAnsi="Arial Narrow"/>
           <w:color w:val="000000"/>
         </w:rPr>
-        <w:t>para que, dentro del plazo de dos (2) días hábiles siguientes a la fecha en que reciba la notificación en su bandeja de correo electrónico, efectúe la confirmación de recepción de la notificación remitida por este despacho a su correo electrónico, de conformidad con el segundo</w:t>
+        <w:t/>
       </w:r>
       <w:r>
         <w:rPr>
           <w:rFonts w:ascii="Arial Narrow" w:hAnsi="Arial Narrow"/>
           <w:color w:val="000000"/>
         </w:rPr>
-        <w:t xml:space="preserve"> párrafo del numeral 4 del artículo 20</w:t>
+        <w:t xml:space="preserve"/>
       </w:r>
       <w:r>
         <w:rPr>
@@ -7828,7 +7828,7 @@
           <w:rFonts w:ascii="Arial Narrow" w:hAnsi="Arial Narrow"/>
           <w:color w:val="000000"/>
         </w:rPr>
-        <w:t xml:space="preserve"> del Texto Único Ordenado de la Ley del Procedimiento Administrativo General, aprobado mediante Decreto Supremo 006-2026-JUS, bajo apercibimiento de rehacer el acto de notificación y notificarle conforme al numeral 1 del artículo 20</w:t>
+        <w:t xml:space="preserve"/>
       </w:r>
       <w:r>
         <w:rPr>
@@ -7845,7 +7845,7 @@
           <w:rFonts w:ascii="Arial Narrow" w:hAnsi="Arial Narrow"/>
           <w:color w:val="000000"/>
         </w:rPr>
-        <w:t xml:space="preserve"> del citado cuerpo normativo</w:t>
+        <w:t xml:space="preserve"/>
       </w:r>
       <w:r>
         <w:rPr>
@@ -7858,7 +7858,7 @@
         <w:rPr>
           <w:rFonts w:ascii="Arial Narrow" w:hAnsi="Arial Narrow" w:cs="Arial"/>
         </w:rPr>
-        <w:t>.</w:t>
+        <w:t/>
       </w:r>
     </w:p>
     <w:p>

--- a/plantillas_maestras/02_seguro_vida/anulacion_indebida/2_o_mas_ddos_varios/varon/TPL_1903_2025_SEGURO_VIDA_ANULACION_INDEBIDA_ASEGURADORA_VARON_R1.docx
+++ b/plantillas_maestras/02_seguro_vida/anulacion_indebida/2_o_mas_ddos_varios/varon/TPL_1903_2025_SEGURO_VIDA_ANULACION_INDEBIDA_ASEGURADORA_VARON_R1.docx
@@ -726,6 +726,7 @@
       </w:r>
       <w:r>
         <w:rPr>
+          <w:rStyle w:val="Refdenotaalpie"/>
           <w:rFonts w:ascii="Arial Narrow" w:eastAsia="Times New Roman" w:hAnsi="Arial Narrow" w:cs="Times New Roman"/>
           <w:color w:val="000000"/>
           <w:kern w:val="0"/>
@@ -3298,6 +3299,7 @@
       <w:bookmarkEnd w:id="3"/>
       <w:r>
         <w:rPr>
+          <w:rStyle w:val="Refdenotaalpie"/>
           <w:rFonts w:ascii="Arial Narrow" w:eastAsia="Arial Narrow" w:hAnsi="Arial Narrow" w:cs="Arial Narrow"/>
           <w:kern w:val="0"/>
           <w:vertAlign w:val="superscript"/>
@@ -3404,6 +3406,7 @@
       </w:r>
       <w:r>
         <w:rPr>
+          <w:rStyle w:val="Refdenotaalpie"/>
           <w:rFonts w:ascii="Arial Narrow" w:eastAsia="Arial Narrow" w:hAnsi="Arial Narrow" w:cs="Arial"/>
           <w:kern w:val="0"/>
           <w:vertAlign w:val="superscript"/>
@@ -4155,7 +4158,7 @@
           <w:ilvl w:val="0"/>
           <w:numId w:val="9"/>
         </w:numPr>
-        <w:spacing w:after="0" w:line="276" w:lineRule="auto"/>
+        <w:spacing w:after="0" w:line="240" w:lineRule="auto"/>
         <w:ind w:left="567" w:hanging="567"/>
         <w:jc w:val="both"/>
         <w:rPr>
@@ -4270,6 +4273,7 @@
       </w:r>
       <w:r>
         <w:rPr>
+          <w:rStyle w:val="Refdenotaalpie"/>
           <w:rFonts w:ascii="Arial Narrow" w:eastAsia="Arial Narrow" w:hAnsi="Arial Narrow" w:cs="Arial"/>
           <w:kern w:val="0"/>
           <w:vertAlign w:val="superscript"/>
@@ -4566,6 +4570,7 @@
       </w:r>
       <w:r>
         <w:rPr>
+          <w:rStyle w:val="Refdenotaalpie"/>
           <w:rFonts w:ascii="Arial Narrow" w:eastAsia="Arial Narrow" w:hAnsi="Arial Narrow" w:cs="Arial Narrow"/>
           <w:kern w:val="0"/>
           <w:vertAlign w:val="superscript"/>
@@ -6605,6 +6610,7 @@
       </w:r>
       <w:r>
         <w:rPr>
+          <w:rStyle w:val="Refdenotaalpie"/>
           <w:rFonts w:ascii="Arial Narrow" w:eastAsia="Calibri" w:hAnsi="Arial Narrow" w:cs="Arial"/>
           <w:kern w:val="0"/>
           <w:vertAlign w:val="superscript"/>
@@ -6649,6 +6655,7 @@
       </w:r>
       <w:r>
         <w:rPr>
+          <w:rStyle w:val="Refdenotaalpie"/>
           <w:rFonts w:ascii="Arial Narrow" w:eastAsia="Calibri" w:hAnsi="Arial Narrow" w:cs="Arial"/>
           <w:spacing w:val="-2"/>
           <w:kern w:val="0"/>
@@ -7284,6 +7291,7 @@
       </w:r>
       <w:r>
         <w:rPr>
+          <w:rStyle w:val="Refdenotaalpie"/>
           <w:rFonts w:ascii="Arial Narrow" w:eastAsia="Arial Narrow" w:hAnsi="Arial Narrow" w:cs="Times New Roman"/>
           <w:color w:val="000000"/>
           <w:kern w:val="0"/>
@@ -7365,6 +7373,7 @@
       </w:r>
       <w:r>
         <w:rPr>
+          <w:rStyle w:val="Refdenotaalpie"/>
           <w:rFonts w:ascii="Arial Narrow" w:eastAsia="Arial Narrow" w:hAnsi="Arial Narrow" w:cs="Times New Roman"/>
           <w:color w:val="000000"/>
           <w:kern w:val="0"/>
@@ -7418,6 +7427,7 @@
       </w:r>
       <w:r>
         <w:rPr>
+          <w:rStyle w:val="Refdenotaalpie"/>
           <w:rFonts w:ascii="Arial Narrow" w:eastAsia="Arial Narrow" w:hAnsi="Arial Narrow" w:cs="Times New Roman"/>
           <w:color w:val="000000"/>
           <w:kern w:val="0"/>
@@ -7599,6 +7609,7 @@
       </w:r>
       <w:r>
         <w:rPr>
+          <w:rStyle w:val="Refdenotaalpie"/>
           <w:rFonts w:ascii="Arial Narrow" w:eastAsia="Calibri" w:hAnsi="Arial Narrow" w:cs="Arial"/>
           <w:kern w:val="0"/>
           <w:vertAlign w:val="superscript"/>
@@ -7849,6 +7860,7 @@
       </w:r>
       <w:r>
         <w:rPr>
+          <w:rStyle w:val="Refdenotaalpie"/>
           <w:rFonts w:ascii="Arial Narrow" w:hAnsi="Arial Narrow"/>
           <w:vertAlign w:val="superscript"/>
         </w:rPr>
@@ -8238,14 +8250,14 @@
         <w:tab w:val="right" w:pos="8838"/>
       </w:tabs>
       <w:rPr>
-        <w:rFonts w:ascii="Arial" w:eastAsia="Arial" w:hAnsi="Arial" w:cs="Arial"/>
+        <w:rFonts w:ascii="Arial Narrow" w:eastAsia="Arial" w:hAnsi="Arial Narrow" w:cs="Arial"/>
         <w:sz w:val="16"/>
         <w:szCs w:val="16"/>
       </w:rPr>
     </w:pPr>
     <w:r>
       <w:rPr>
-        <w:rFonts w:ascii="Arial" w:eastAsia="Arial" w:hAnsi="Arial" w:cs="Arial"/>
+        <w:rFonts w:ascii="Arial Narrow" w:eastAsia="Arial" w:hAnsi="Arial Narrow" w:cs="Arial"/>
         <w:sz w:val="16"/>
         <w:szCs w:val="16"/>
       </w:rPr>
@@ -8259,7 +8271,7 @@
     </w:pPr>
     <w:r>
       <w:rPr>
-        <w:rFonts w:ascii="Arial" w:eastAsia="Arial" w:hAnsi="Arial" w:cs="Arial"/>
+        <w:rFonts w:ascii="Arial Narrow" w:eastAsia="Arial" w:hAnsi="Arial Narrow" w:cs="Arial"/>
         <w:sz w:val="16"/>
         <w:szCs w:val="16"/>
       </w:rPr>
@@ -8267,7 +8279,7 @@
     </w:r>
     <w:r>
       <w:rPr>
-        <w:rFonts w:ascii="Arial" w:eastAsia="Arial" w:hAnsi="Arial" w:cs="Arial"/>
+        <w:rFonts w:ascii="Arial Narrow" w:eastAsia="Arial" w:hAnsi="Arial Narrow" w:cs="Arial"/>
         <w:sz w:val="16"/>
         <w:szCs w:val="16"/>
       </w:rPr>
@@ -8275,7 +8287,7 @@
     </w:r>
     <w:r>
       <w:rPr>
-        <w:rFonts w:ascii="Arial" w:eastAsia="Arial" w:hAnsi="Arial" w:cs="Arial"/>
+        <w:rFonts w:ascii="Arial Narrow" w:eastAsia="Arial" w:hAnsi="Arial Narrow" w:cs="Arial"/>
         <w:sz w:val="16"/>
         <w:szCs w:val="16"/>
       </w:rPr>
@@ -8283,7 +8295,7 @@
     </w:r>
     <w:r>
       <w:rPr>
-        <w:rFonts w:ascii="Arial" w:eastAsia="Arial" w:hAnsi="Arial" w:cs="Arial"/>
+        <w:rFonts w:ascii="Arial Narrow" w:eastAsia="Arial" w:hAnsi="Arial Narrow" w:cs="Arial"/>
         <w:sz w:val="16"/>
         <w:szCs w:val="16"/>
       </w:rPr>
@@ -8291,7 +8303,7 @@
     </w:r>
     <w:r>
       <w:rPr>
-        <w:rFonts w:ascii="Arial" w:eastAsia="Arial" w:hAnsi="Arial" w:cs="Arial"/>
+        <w:rFonts w:ascii="Arial Narrow" w:eastAsia="Arial" w:hAnsi="Arial Narrow" w:cs="Arial"/>
         <w:sz w:val="16"/>
         <w:szCs w:val="16"/>
       </w:rPr>
@@ -8341,6 +8353,7 @@
           <w:rFonts w:ascii="Arial Narrow" w:hAnsi="Arial Narrow" w:cs="Arial"/>
           <w:sz w:val="16"/>
           <w:szCs w:val="16"/>
+          <w:vertAlign w:val="superscript"/>
         </w:rPr>
         <w:footnoteRef/>
       </w:r>
@@ -8415,6 +8428,7 @@
           <w:rFonts w:ascii="Arial Narrow" w:hAnsi="Arial Narrow" w:cs="Arial"/>
           <w:sz w:val="16"/>
           <w:szCs w:val="16"/>
+          <w:vertAlign w:val="superscript"/>
         </w:rPr>
         <w:footnoteRef/>
       </w:r>
@@ -8716,6 +8730,7 @@
           <w:rFonts w:ascii="Arial Narrow" w:hAnsi="Arial Narrow"/>
           <w:sz w:val="16"/>
           <w:szCs w:val="16"/>
+          <w:vertAlign w:val="superscript"/>
         </w:rPr>
         <w:footnoteRef/>
       </w:r>
@@ -8899,6 +8914,7 @@
           <w:rFonts w:ascii="Arial Narrow" w:hAnsi="Arial Narrow"/>
           <w:sz w:val="16"/>
           <w:szCs w:val="16"/>
+          <w:vertAlign w:val="superscript"/>
         </w:rPr>
         <w:footnoteRef/>
       </w:r>
@@ -9051,6 +9067,7 @@
           <w:rFonts w:ascii="Arial Narrow" w:hAnsi="Arial Narrow" w:cs="Arial"/>
           <w:sz w:val="16"/>
           <w:szCs w:val="16"/>
+          <w:vertAlign w:val="superscript"/>
         </w:rPr>
         <w:footnoteRef/>
       </w:r>
@@ -9236,6 +9253,7 @@
           <w:rFonts w:ascii="Arial Narrow" w:hAnsi="Arial Narrow" w:cs="Arial"/>
           <w:sz w:val="16"/>
           <w:szCs w:val="16"/>
+          <w:vertAlign w:val="superscript"/>
         </w:rPr>
         <w:footnoteRef/>
       </w:r>
@@ -9324,6 +9342,7 @@
           <w:rFonts w:ascii="Arial Narrow" w:hAnsi="Arial Narrow" w:cs="Arial"/>
           <w:sz w:val="16"/>
           <w:szCs w:val="16"/>
+          <w:vertAlign w:val="superscript"/>
         </w:rPr>
         <w:footnoteRef/>
       </w:r>
@@ -9511,7 +9530,7 @@
       </w:pPr>
       <w:r>
         <w:rPr>
-          <w:rStyle w:val="TextonotapieCar"/>
+          <w:rStyle w:val="Refdenotaalpie"/>
           <w:rFonts w:ascii="Arial Narrow" w:hAnsi="Arial Narrow" w:cs="Arial"/>
           <w:sz w:val="16"/>
           <w:szCs w:val="16"/>
@@ -9727,6 +9746,7 @@
           <w:rFonts w:ascii="Arial Narrow" w:hAnsi="Arial Narrow" w:cs="Arial"/>
           <w:sz w:val="16"/>
           <w:szCs w:val="16"/>
+          <w:vertAlign w:val="superscript"/>
         </w:rPr>
         <w:footnoteRef/>
       </w:r>
@@ -10544,6 +10564,7 @@
           <w:rFonts w:ascii="Arial Narrow" w:hAnsi="Arial Narrow" w:cs="Arial"/>
           <w:sz w:val="16"/>
           <w:szCs w:val="16"/>
+          <w:vertAlign w:val="superscript"/>
         </w:rPr>
         <w:footnoteRef/>
       </w:r>
@@ -10764,6 +10785,7 @@
           <w:bCs/>
           <w:sz w:val="16"/>
           <w:szCs w:val="16"/>
+          <w:vertAlign w:val="superscript"/>
         </w:rPr>
         <w:footnoteRef/>
       </w:r>
@@ -10915,6 +10937,7 @@
           <w:rFonts w:ascii="Arial Narrow" w:hAnsi="Arial Narrow" w:cs="Arial"/>
           <w:sz w:val="16"/>
           <w:szCs w:val="16"/>
+          <w:vertAlign w:val="superscript"/>
         </w:rPr>
         <w:footnoteRef/>
       </w:r>
@@ -13321,6 +13344,17 @@
       <w:szCs w:val="20"/>
     </w:rPr>
   </w:style>
+  <w:style w:type="character" w:styleId="FootnoteReference">
+    <w:name w:val="footnote reference"/>
+    <w:basedOn w:val="Fuentedeprrafopredeter"/>
+    <w:uiPriority w:val="99"/>
+    <w:semiHidden/>
+    <w:unhideWhenUsed/>
+    <w:rPr>
+      <w:rFonts w:ascii="Arial Narrow" w:hAnsi="Arial Narrow"/>
+      <w:vertAlign w:val="superscript"/>
+    </w:rPr>
+  </w:style>
 </w:styles>
 </file>
 

--- a/plantillas_maestras/02_seguro_vida/anulacion_indebida/2_o_mas_ddos_varios/varon/TPL_1903_2025_SEGURO_VIDA_ANULACION_INDEBIDA_ASEGURADORA_VARON_R1.docx
+++ b/plantillas_maestras/02_seguro_vida/anulacion_indebida/2_o_mas_ddos_varios/varon/TPL_1903_2025_SEGURO_VIDA_ANULACION_INDEBIDA_ASEGURADORA_VARON_R1.docx
@@ -1,8 +1,8 @@
 
 <file path=word/document.xml><?xml version="1.0" encoding="utf-8"?>
-<w:document xmlns:wpc="http://schemas.microsoft.com/office/word/2010/wordprocessingCanvas" xmlns:cx="http://schemas.microsoft.com/office/drawing/2014/chartex" xmlns:cx1="http://schemas.microsoft.com/office/drawing/2015/9/8/chartex" xmlns:cx2="http://schemas.microsoft.com/office/drawing/2015/10/21/chartex" xmlns:cx3="http://schemas.microsoft.com/office/drawing/2016/5/9/chartex" xmlns:cx4="http://schemas.microsoft.com/office/drawing/2016/5/10/chartex" xmlns:cx5="http://schemas.microsoft.com/office/drawing/2016/5/11/chartex" xmlns:cx6="http://schemas.microsoft.com/office/drawing/2016/5/12/chartex" xmlns:cx7="http://schemas.microsoft.com/office/drawing/2016/5/13/chartex" xmlns:cx8="http://schemas.microsoft.com/office/drawing/2016/5/14/chartex" xmlns:mc="http://schemas.openxmlformats.org/markup-compatibility/2006" xmlns:aink="http://schemas.microsoft.com/office/drawing/2016/ink" xmlns:am3d="http://schemas.microsoft.com/office/drawing/2017/model3d" xmlns:o="urn:schemas-microsoft-com:office:office" xmlns:oel="http://schemas.microsoft.com/office/2019/extlst" xmlns:r="http://schemas.openxmlformats.org/officeDocument/2006/relationships" xmlns:m="http://schemas.openxmlformats.org/officeDocument/2006/math" xmlns:v="urn:schemas-microsoft-com:vml" xmlns:wp14="http://schemas.microsoft.com/office/word/2010/wordprocessingDrawing" xmlns:wp="http://schemas.openxmlformats.org/drawingml/2006/wordprocessingDrawing" xmlns:w10="urn:schemas-microsoft-com:office:word" xmlns:w="http://schemas.openxmlformats.org/wordprocessingml/2006/main" xmlns:w14="http://schemas.microsoft.com/office/word/2010/wordml" xmlns:w15="http://schemas.microsoft.com/office/word/2012/wordml" xmlns:w16cex="http://schemas.microsoft.com/office/word/2018/wordml/cex" xmlns:w16cid="http://schemas.microsoft.com/office/word/2016/wordml/cid" xmlns:w16="http://schemas.microsoft.com/office/word/2018/wordml" xmlns:w16du="http://schemas.microsoft.com/office/word/2023/wordml/word16du" xmlns:w16sdtdh="http://schemas.microsoft.com/office/word/2020/wordml/sdtdatahash" xmlns:w16sdtfl="http://schemas.microsoft.com/office/word/2024/wordml/sdtformatlock" xmlns:w16se="http://schemas.microsoft.com/office/word/2015/wordml/symex" xmlns:wpg="http://schemas.microsoft.com/office/word/2010/wordprocessingGroup" xmlns:wpi="http://schemas.microsoft.com/office/word/2010/wordprocessingInk" xmlns:wne="http://schemas.microsoft.com/office/word/2006/wordml" xmlns:wps="http://schemas.microsoft.com/office/word/2010/wordprocessingShape" mc:Ignorable="w14 w15 w16se w16cid w16 w16cex w16sdtdh w16sdtfl w16du wp14">
+<w:document xmlns:ns1="http://schemas.openxmlformats.org/markup-compatibility/2006" xmlns:ns2="http://schemas.microsoft.com/office/word/2010/wordml" xmlns:ns3="http://schemas.openxmlformats.org/officeDocument/2006/relationships" xmlns:w="http://schemas.openxmlformats.org/wordprocessingml/2006/main" ns1:Ignorable="w14 w15 w16se w16cid w16 w16cex w16sdtdh w16sdtfl w16du wp14">
   <w:body>
-    <w:p>
+    <w:p ns2:paraId="1B509B2D" ns2:textId="62D59EBF">
       <w:pPr>
         <w:tabs>
           <w:tab w:val="left" w:pos="1701"/>
@@ -14,7 +14,7 @@
           <w:color w:val="000000"/>
           <w:kern w:val="0"/>
           <w:lang w:eastAsia="es-PE"/>
-          <w14:ligatures w14:val="none"/>
+          <ns2:ligatures ns2:val="none"/>
         </w:rPr>
       </w:pPr>
       <w:bookmarkStart w:id="0" w:name="_Hlk80343540"/>
@@ -25,7 +25,7 @@
           <w:color w:val="000000"/>
           <w:kern w:val="0"/>
           <w:lang w:eastAsia="es-PE"/>
-          <w14:ligatures w14:val="none"/>
+          <ns2:ligatures ns2:val="none"/>
         </w:rPr>
         <w:t xml:space="preserve">EXPEDIENTE </w:t>
       </w:r>
@@ -36,7 +36,7 @@
           <w:color w:val="000000"/>
           <w:kern w:val="0"/>
           <w:lang w:eastAsia="es-PE"/>
-          <w14:ligatures w14:val="none"/>
+          <ns2:ligatures ns2:val="none"/>
         </w:rPr>
         <w:tab/>
         <w:t>:</w:t>
@@ -48,7 +48,7 @@
           <w:color w:val="000000"/>
           <w:kern w:val="0"/>
           <w:lang w:eastAsia="es-PE"/>
-          <w14:ligatures w14:val="none"/>
+          <ns2:ligatures ns2:val="none"/>
         </w:rPr>
         <w:tab/>
       </w:r>
@@ -61,12 +61,12 @@
           <w:kern w:val="0"/>
           <w:shd w:val="clear" w:color="auto" w:fill="FFFFFF"/>
           <w:lang w:eastAsia="es-PE"/>
-          <w14:ligatures w14:val="none"/>
+          <ns2:ligatures ns2:val="none"/>
         </w:rPr>
         <w:t>1903-2025/CC1</w:t>
       </w:r>
     </w:p>
-    <w:p>
+    <w:p ns2:paraId="7E5DC22B" ns2:textId="1A494D71">
       <w:pPr>
         <w:tabs>
           <w:tab w:val="left" w:pos="1701"/>
@@ -81,7 +81,7 @@
           <w:color w:val="000000"/>
           <w:kern w:val="0"/>
           <w:lang w:eastAsia="es-PE"/>
-          <w14:ligatures w14:val="none"/>
+          <ns2:ligatures ns2:val="none"/>
         </w:rPr>
       </w:pPr>
       <w:r>
@@ -91,7 +91,7 @@
           <w:color w:val="000000"/>
           <w:kern w:val="0"/>
           <w:lang w:eastAsia="es-PE"/>
-          <w14:ligatures w14:val="none"/>
+          <ns2:ligatures ns2:val="none"/>
         </w:rPr>
         <w:t xml:space="preserve">DENUNCIANTE:[DENUNCIANTE] (SEÑOR [APELLIDO])</w:t>
       </w:r>
@@ -102,7 +102,7 @@
           <w:color w:val="000000"/>
           <w:kern w:val="0"/>
           <w:lang w:eastAsia="es-PE"/>
-          <w14:ligatures w14:val="none"/>
+          <ns2:ligatures ns2:val="none"/>
         </w:rPr>
         <w:tab/>
         <w:t/>
@@ -114,7 +114,7 @@
           <w:color w:val="000000"/>
           <w:kern w:val="0"/>
           <w:lang w:eastAsia="es-PE"/>
-          <w14:ligatures w14:val="none"/>
+          <ns2:ligatures ns2:val="none"/>
         </w:rPr>
         <w:tab/>
       </w:r>
@@ -125,7 +125,7 @@
           <w:color w:val="000000"/>
           <w:kern w:val="0"/>
           <w:lang w:eastAsia="es-PE"/>
-          <w14:ligatures w14:val="none"/>
+          <ns2:ligatures ns2:val="none"/>
         </w:rPr>
         <w:t xml:space="preserve"/>
       </w:r>
@@ -136,7 +136,7 @@
           <w:color w:val="000000"/>
           <w:kern w:val="0"/>
           <w:lang w:eastAsia="es-PE"/>
-          <w14:ligatures w14:val="none"/>
+          <ns2:ligatures ns2:val="none"/>
         </w:rPr>
         <w:t xml:space="preserve"/>
       </w:r>
@@ -147,7 +147,7 @@
           <w:color w:val="000000"/>
           <w:kern w:val="0"/>
           <w:lang w:eastAsia="es-PE"/>
-          <w14:ligatures w14:val="none"/>
+          <ns2:ligatures ns2:val="none"/>
         </w:rPr>
         <w:t/>
       </w:r>
@@ -158,12 +158,12 @@
           <w:color w:val="000000"/>
           <w:kern w:val="0"/>
           <w:lang w:eastAsia="es-PE"/>
-          <w14:ligatures w14:val="none"/>
+          <ns2:ligatures ns2:val="none"/>
         </w:rPr>
         <w:t/>
       </w:r>
     </w:p>
-    <w:p>
+    <w:p ns2:paraId="6DEEEDFE" ns2:textId="3746E7FE">
       <w:pPr>
         <w:tabs>
           <w:tab w:val="left" w:pos="1701"/>
@@ -178,7 +178,7 @@
           <w:color w:val="000000"/>
           <w:kern w:val="0"/>
           <w:lang w:eastAsia="es-PE"/>
-          <w14:ligatures w14:val="none"/>
+          <ns2:ligatures ns2:val="none"/>
         </w:rPr>
       </w:pPr>
       <w:r>
@@ -188,7 +188,7 @@
           <w:color w:val="000000"/>
           <w:kern w:val="0"/>
           <w:lang w:eastAsia="es-PE"/>
-          <w14:ligatures w14:val="none"/>
+          <ns2:ligatures ns2:val="none"/>
         </w:rPr>
         <w:t>DENUNCIADO</w:t>
       </w:r>
@@ -199,7 +199,7 @@
           <w:color w:val="000000"/>
           <w:kern w:val="0"/>
           <w:lang w:eastAsia="es-PE"/>
-          <w14:ligatures w14:val="none"/>
+          <ns2:ligatures ns2:val="none"/>
         </w:rPr>
         <w:tab/>
         <w:t>:</w:t>
@@ -211,7 +211,7 @@
           <w:color w:val="000000"/>
           <w:kern w:val="0"/>
           <w:lang w:eastAsia="es-PE"/>
-          <w14:ligatures w14:val="none"/>
+          <ns2:ligatures ns2:val="none"/>
         </w:rPr>
         <w:tab/>
       </w:r>
@@ -222,7 +222,7 @@
           <w:color w:val="000000"/>
           <w:kern w:val="0"/>
           <w:lang w:eastAsia="es-PE"/>
-          <w14:ligatures w14:val="none"/>
+          <ns2:ligatures ns2:val="none"/>
         </w:rPr>
         <w:t>MAPFRE PER</w:t>
       </w:r>
@@ -233,7 +233,7 @@
           <w:color w:val="000000"/>
           <w:kern w:val="0"/>
           <w:lang w:eastAsia="es-PE"/>
-          <w14:ligatures w14:val="none"/>
+          <ns2:ligatures ns2:val="none"/>
         </w:rPr>
         <w:t>Ú</w:t>
       </w:r>
@@ -244,7 +244,7 @@
           <w:color w:val="000000"/>
           <w:kern w:val="0"/>
           <w:lang w:eastAsia="es-PE"/>
-          <w14:ligatures w14:val="none"/>
+          <ns2:ligatures ns2:val="none"/>
         </w:rPr>
         <w:t xml:space="preserve"> COMPAÑ</w:t>
       </w:r>
@@ -255,7 +255,7 @@
           <w:color w:val="000000"/>
           <w:kern w:val="0"/>
           <w:lang w:eastAsia="es-PE"/>
-          <w14:ligatures w14:val="none"/>
+          <ns2:ligatures ns2:val="none"/>
         </w:rPr>
         <w:t>Í</w:t>
       </w:r>
@@ -266,7 +266,7 @@
           <w:color w:val="000000"/>
           <w:kern w:val="0"/>
           <w:lang w:eastAsia="es-PE"/>
-          <w14:ligatures w14:val="none"/>
+          <ns2:ligatures ns2:val="none"/>
         </w:rPr>
         <w:t xml:space="preserve">A DE SEGUROS Y </w:t>
       </w:r>
@@ -277,7 +277,7 @@
           <w:color w:val="000000"/>
           <w:kern w:val="0"/>
           <w:lang w:eastAsia="es-PE"/>
-          <w14:ligatures w14:val="none"/>
+          <ns2:ligatures ns2:val="none"/>
         </w:rPr>
         <w:t>REASEGUROS</w:t>
       </w:r>
@@ -288,7 +288,7 @@
           <w:color w:val="000000"/>
           <w:kern w:val="0"/>
           <w:lang w:eastAsia="es-PE"/>
-          <w14:ligatures w14:val="none"/>
+          <ns2:ligatures ns2:val="none"/>
         </w:rPr>
         <w:t xml:space="preserve"> S.A. (</w:t>
       </w:r>
@@ -299,7 +299,7 @@
           <w:color w:val="000000"/>
           <w:kern w:val="0"/>
           <w:lang w:eastAsia="es-PE"/>
-          <w14:ligatures w14:val="none"/>
+          <ns2:ligatures ns2:val="none"/>
         </w:rPr>
         <w:t>MAPFRE</w:t>
       </w:r>
@@ -310,12 +310,12 @@
           <w:color w:val="000000"/>
           <w:kern w:val="0"/>
           <w:lang w:eastAsia="es-PE"/>
-          <w14:ligatures w14:val="none"/>
+          <ns2:ligatures ns2:val="none"/>
         </w:rPr>
         <w:t>)</w:t>
       </w:r>
     </w:p>
-    <w:p>
+    <w:p ns2:paraId="022D2B94" ns2:textId="77777777">
       <w:pPr>
         <w:tabs>
           <w:tab w:val="left" w:pos="1701"/>
@@ -330,7 +330,7 @@
           <w:color w:val="000000"/>
           <w:kern w:val="0"/>
           <w:lang w:eastAsia="es-PE"/>
-          <w14:ligatures w14:val="none"/>
+          <ns2:ligatures ns2:val="none"/>
         </w:rPr>
       </w:pPr>
       <w:r>
@@ -340,7 +340,7 @@
           <w:color w:val="000000"/>
           <w:kern w:val="0"/>
           <w:lang w:eastAsia="es-PE"/>
-          <w14:ligatures w14:val="none"/>
+          <ns2:ligatures ns2:val="none"/>
         </w:rPr>
         <w:t>MATERIAS</w:t>
       </w:r>
@@ -351,7 +351,7 @@
           <w:color w:val="000000"/>
           <w:kern w:val="0"/>
           <w:lang w:eastAsia="es-PE"/>
-          <w14:ligatures w14:val="none"/>
+          <ns2:ligatures ns2:val="none"/>
         </w:rPr>
         <w:tab/>
         <w:t xml:space="preserve">: </w:t>
@@ -363,13 +363,13 @@
           <w:color w:val="000000"/>
           <w:kern w:val="0"/>
           <w:lang w:eastAsia="es-PE"/>
-          <w14:ligatures w14:val="none"/>
+          <ns2:ligatures ns2:val="none"/>
         </w:rPr>
         <w:tab/>
         <w:t>ADMISIÓN A TRÁMITE</w:t>
       </w:r>
     </w:p>
-    <w:p>
+    <w:p ns2:paraId="19ED7B73" ns2:textId="77777777">
       <w:pPr>
         <w:tabs>
           <w:tab w:val="left" w:pos="1701"/>
@@ -384,7 +384,7 @@
           <w:color w:val="000000"/>
           <w:kern w:val="0"/>
           <w:lang w:eastAsia="es-PE"/>
-          <w14:ligatures w14:val="none"/>
+          <ns2:ligatures ns2:val="none"/>
         </w:rPr>
       </w:pPr>
       <w:r>
@@ -394,12 +394,12 @@
           <w:color w:val="000000"/>
           <w:kern w:val="0"/>
           <w:lang w:eastAsia="es-PE"/>
-          <w14:ligatures w14:val="none"/>
+          <ns2:ligatures ns2:val="none"/>
         </w:rPr>
         <w:t xml:space="preserve">REQUERIMIENTO DE INFORMACIÓN </w:t>
       </w:r>
     </w:p>
-    <w:p>
+    <w:p ns2:paraId="46A5A479" ns2:textId="1FDC553D">
       <w:pPr>
         <w:tabs>
           <w:tab w:val="left" w:pos="1701"/>
@@ -413,7 +413,7 @@
           <w:color w:val="000000"/>
           <w:kern w:val="0"/>
           <w:lang w:eastAsia="es-PE"/>
-          <w14:ligatures w14:val="none"/>
+          <ns2:ligatures ns2:val="none"/>
         </w:rPr>
       </w:pPr>
       <w:r>
@@ -423,7 +423,7 @@
           <w:color w:val="000000"/>
           <w:kern w:val="0"/>
           <w:lang w:eastAsia="es-PE"/>
-          <w14:ligatures w14:val="none"/>
+          <ns2:ligatures ns2:val="none"/>
         </w:rPr>
         <w:t xml:space="preserve">RESOLUCIÓN </w:t>
       </w:r>
@@ -434,7 +434,7 @@
           <w:color w:val="000000"/>
           <w:kern w:val="0"/>
           <w:lang w:eastAsia="es-PE"/>
-          <w14:ligatures w14:val="none"/>
+          <ns2:ligatures ns2:val="none"/>
         </w:rPr>
         <w:tab/>
         <w:t>:</w:t>
@@ -446,7 +446,7 @@
           <w:color w:val="000000"/>
           <w:kern w:val="0"/>
           <w:lang w:eastAsia="es-PE"/>
-          <w14:ligatures w14:val="none"/>
+          <ns2:ligatures ns2:val="none"/>
         </w:rPr>
         <w:tab/>
       </w:r>
@@ -457,12 +457,12 @@
           <w:color w:val="000000"/>
           <w:kern w:val="0"/>
           <w:lang w:eastAsia="es-PE"/>
-          <w14:ligatures w14:val="none"/>
+          <ns2:ligatures ns2:val="none"/>
         </w:rPr>
         <w:t>1</w:t>
       </w:r>
     </w:p>
-    <w:p>
+    <w:p ns2:paraId="5BA3A18D" ns2:textId="77777777">
       <w:pPr>
         <w:tabs>
           <w:tab w:val="left" w:pos="1014"/>
@@ -475,11 +475,11 @@
           <w:kern w:val="0"/>
           <w:shd w:val="clear" w:color="auto" w:fill="FFFFFF"/>
           <w:lang w:eastAsia="es-PE"/>
-          <w14:ligatures w14:val="none"/>
-        </w:rPr>
-      </w:pPr>
-    </w:p>
-    <w:p>
+          <ns2:ligatures ns2:val="none"/>
+        </w:rPr>
+      </w:pPr>
+    </w:p>
+    <w:p ns2:paraId="2F799822" ns2:textId="28229EA1">
       <w:pPr>
         <w:tabs>
           <w:tab w:val="left" w:pos="1014"/>
@@ -492,7 +492,7 @@
           <w:kern w:val="0"/>
           <w:shd w:val="clear" w:color="auto" w:fill="FFFFFF"/>
           <w:lang w:eastAsia="es-PE"/>
-          <w14:ligatures w14:val="none"/>
+          <ns2:ligatures ns2:val="none"/>
         </w:rPr>
       </w:pPr>
       <w:r>
@@ -502,7 +502,7 @@
           <w:kern w:val="0"/>
           <w:shd w:val="clear" w:color="auto" w:fill="FFFFFF"/>
           <w:lang w:eastAsia="es-PE"/>
-          <w14:ligatures w14:val="none"/>
+          <ns2:ligatures ns2:val="none"/>
         </w:rPr>
         <w:t xml:space="preserve">Lima, </w:t>
       </w:r>
@@ -513,7 +513,7 @@
           <w:kern w:val="0"/>
           <w:shd w:val="clear" w:color="auto" w:fill="FFFFFF"/>
           <w:lang w:eastAsia="es-PE"/>
-          <w14:ligatures w14:val="none"/>
+          <ns2:ligatures ns2:val="none"/>
         </w:rPr>
         <w:t>12</w:t>
       </w:r>
@@ -524,7 +524,7 @@
           <w:kern w:val="0"/>
           <w:shd w:val="clear" w:color="auto" w:fill="FFFFFF"/>
           <w:lang w:eastAsia="es-PE"/>
-          <w14:ligatures w14:val="none"/>
+          <ns2:ligatures ns2:val="none"/>
         </w:rPr>
         <w:t xml:space="preserve"> de </w:t>
       </w:r>
@@ -535,7 +535,7 @@
           <w:kern w:val="0"/>
           <w:shd w:val="clear" w:color="auto" w:fill="FFFFFF"/>
           <w:lang w:eastAsia="es-PE"/>
-          <w14:ligatures w14:val="none"/>
+          <ns2:ligatures ns2:val="none"/>
         </w:rPr>
         <w:t>setiembre</w:t>
       </w:r>
@@ -546,12 +546,12 @@
           <w:kern w:val="0"/>
           <w:shd w:val="clear" w:color="auto" w:fill="FFFFFF"/>
           <w:lang w:eastAsia="es-PE"/>
-          <w14:ligatures w14:val="none"/>
+          <ns2:ligatures ns2:val="none"/>
         </w:rPr>
         <w:t xml:space="preserve"> de 2025</w:t>
       </w:r>
     </w:p>
-    <w:p>
+    <w:p ns2:paraId="66CE1821" ns2:textId="77777777">
       <w:pPr>
         <w:tabs>
           <w:tab w:val="left" w:pos="1014"/>
@@ -563,11 +563,11 @@
           <w:color w:val="000000"/>
           <w:kern w:val="0"/>
           <w:lang w:eastAsia="es-PE"/>
-          <w14:ligatures w14:val="none"/>
-        </w:rPr>
-      </w:pPr>
-    </w:p>
-    <w:p>
+          <ns2:ligatures ns2:val="none"/>
+        </w:rPr>
+      </w:pPr>
+    </w:p>
+    <w:p ns2:paraId="0B80AAA5" ns2:textId="77777777">
       <w:pPr>
         <w:numPr>
           <w:ilvl w:val="0"/>
@@ -581,7 +581,7 @@
           <w:color w:val="000000"/>
           <w:kern w:val="0"/>
           <w:lang w:eastAsia="es-PE"/>
-          <w14:ligatures w14:val="none"/>
+          <ns2:ligatures ns2:val="none"/>
         </w:rPr>
       </w:pPr>
       <w:r>
@@ -591,12 +591,12 @@
           <w:color w:val="000000"/>
           <w:kern w:val="0"/>
           <w:lang w:eastAsia="es-PE"/>
-          <w14:ligatures w14:val="none"/>
+          <ns2:ligatures ns2:val="none"/>
         </w:rPr>
         <w:t xml:space="preserve">HECHOS </w:t>
       </w:r>
     </w:p>
-    <w:p>
+    <w:p ns2:paraId="621F2AB2" ns2:textId="77777777">
       <w:pPr>
         <w:spacing w:after="0" w:line="240" w:lineRule="auto"/>
         <w:jc w:val="both"/>
@@ -605,11 +605,11 @@
           <w:color w:val="000000"/>
           <w:kern w:val="0"/>
           <w:lang w:eastAsia="es-PE"/>
-          <w14:ligatures w14:val="none"/>
-        </w:rPr>
-      </w:pPr>
-    </w:p>
-    <w:p>
+          <ns2:ligatures ns2:val="none"/>
+        </w:rPr>
+      </w:pPr>
+    </w:p>
+    <w:p ns2:paraId="60B5D5B0" ns2:textId="49B0211A">
       <w:pPr>
         <w:numPr>
           <w:ilvl w:val="1"/>
@@ -623,7 +623,7 @@
           <w:color w:val="000000"/>
           <w:kern w:val="0"/>
           <w:lang w:val="es-ES" w:eastAsia="es-ES"/>
-          <w14:ligatures w14:val="none"/>
+          <ns2:ligatures ns2:val="none"/>
         </w:rPr>
       </w:pPr>
       <w:r>
@@ -632,7 +632,7 @@
           <w:color w:val="000000"/>
           <w:kern w:val="0"/>
           <w:lang w:val="es-ES" w:eastAsia="es-ES"/>
-          <w14:ligatures w14:val="none"/>
+          <ns2:ligatures ns2:val="none"/>
         </w:rPr>
         <w:t xml:space="preserve">Mediante el escrito del 11 de agosto de 2025, el señor [APELLIDO] denunció a Mapfre por presuntas infracciones a la Ley 29571, Código de Protección y Defensa del Consumidor (en adelante, Código), señalando lo siguiente:</w:t>
       </w:r>
@@ -642,7 +642,7 @@
           <w:color w:val="000000"/>
           <w:kern w:val="0"/>
           <w:lang w:val="es-ES" w:eastAsia="es-ES"/>
-          <w14:ligatures w14:val="none"/>
+          <ns2:ligatures ns2:val="none"/>
         </w:rPr>
         <w:t/>
       </w:r>
@@ -650,7 +650,7 @@
         <w:rPr>
           <w:rFonts w:ascii="Arial Narrow" w:eastAsia="Calibri" w:hAnsi="Arial Narrow" w:cs="Arial"/>
           <w:kern w:val="0"/>
-          <w14:ligatures w14:val="none"/>
+          <ns2:ligatures ns2:val="none"/>
         </w:rPr>
         <w:t/>
       </w:r>
@@ -658,7 +658,7 @@
         <w:rPr>
           <w:rFonts w:ascii="Arial Narrow" w:eastAsia="Calibri" w:hAnsi="Arial Narrow" w:cs="Arial"/>
           <w:kern w:val="0"/>
-          <w14:ligatures w14:val="none"/>
+          <ns2:ligatures ns2:val="none"/>
         </w:rPr>
         <w:t xml:space="preserve"/>
       </w:r>
@@ -666,7 +666,7 @@
         <w:rPr>
           <w:rFonts w:ascii="Arial Narrow" w:eastAsia="Calibri" w:hAnsi="Arial Narrow" w:cs="Arial"/>
           <w:kern w:val="0"/>
-          <w14:ligatures w14:val="none"/>
+          <ns2:ligatures ns2:val="none"/>
         </w:rPr>
         <w:t/>
       </w:r>
@@ -674,7 +674,7 @@
         <w:rPr>
           <w:rFonts w:ascii="Arial Narrow" w:eastAsia="Calibri" w:hAnsi="Arial Narrow" w:cs="Arial"/>
           <w:kern w:val="0"/>
-          <w14:ligatures w14:val="none"/>
+          <ns2:ligatures ns2:val="none"/>
         </w:rPr>
         <w:t xml:space="preserve"/>
       </w:r>
@@ -682,7 +682,7 @@
         <w:rPr>
           <w:rFonts w:ascii="Arial Narrow" w:eastAsia="Calibri" w:hAnsi="Arial Narrow" w:cs="Arial"/>
           <w:kern w:val="0"/>
-          <w14:ligatures w14:val="none"/>
+          <ns2:ligatures ns2:val="none"/>
         </w:rPr>
         <w:t xml:space="preserve"/>
       </w:r>
@@ -690,7 +690,7 @@
         <w:rPr>
           <w:rFonts w:ascii="Arial Narrow" w:eastAsia="Calibri" w:hAnsi="Arial Narrow" w:cs="Arial"/>
           <w:kern w:val="0"/>
-          <w14:ligatures w14:val="none"/>
+          <ns2:ligatures ns2:val="none"/>
         </w:rPr>
         <w:t/>
       </w:r>
@@ -700,7 +700,7 @@
           <w:color w:val="000000"/>
           <w:kern w:val="0"/>
           <w:lang w:val="es-ES" w:eastAsia="es-ES"/>
-          <w14:ligatures w14:val="none"/>
+          <ns2:ligatures ns2:val="none"/>
         </w:rPr>
         <w:t xml:space="preserve"/>
       </w:r>
@@ -710,7 +710,7 @@
           <w:color w:val="000000"/>
           <w:kern w:val="0"/>
           <w:lang w:val="es-ES" w:eastAsia="es-ES"/>
-          <w14:ligatures w14:val="none"/>
+          <ns2:ligatures ns2:val="none"/>
         </w:rPr>
         <w:t xml:space="preserve"/>
       </w:r>
@@ -720,7 +720,7 @@
           <w:color w:val="000000"/>
           <w:kern w:val="0"/>
           <w:lang w:val="es-ES" w:eastAsia="es-ES"/>
-          <w14:ligatures w14:val="none"/>
+          <ns2:ligatures ns2:val="none"/>
         </w:rPr>
         <w:t/>
       </w:r>
@@ -732,7 +732,7 @@
           <w:kern w:val="0"/>
           <w:vertAlign w:val="superscript"/>
           <w:lang w:val="es-ES" w:eastAsia="es-ES"/>
-          <w14:ligatures w14:val="none"/>
+          <ns2:ligatures ns2:val="none"/>
         </w:rPr>
         <w:footnoteReference w:id="1"/>
       </w:r>
@@ -742,7 +742,7 @@
           <w:color w:val="000000"/>
           <w:kern w:val="0"/>
           <w:lang w:val="es-ES" w:eastAsia="es-ES"/>
-          <w14:ligatures w14:val="none"/>
+          <ns2:ligatures ns2:val="none"/>
         </w:rPr>
         <w:t xml:space="preserve"/>
       </w:r>
@@ -753,12 +753,12 @@
           <w:color w:val="000000"/>
           <w:kern w:val="0"/>
           <w:lang w:val="es-ES" w:eastAsia="es-ES"/>
-          <w14:ligatures w14:val="none"/>
+          <ns2:ligatures ns2:val="none"/>
         </w:rPr>
         <w:t/>
       </w:r>
     </w:p>
-    <w:p>
+    <w:p ns2:paraId="3AD3B7C6" ns2:textId="77777777">
       <w:pPr>
         <w:tabs>
           <w:tab w:val="left" w:pos="1134"/>
@@ -770,11 +770,11 @@
           <w:color w:val="000000"/>
           <w:kern w:val="0"/>
           <w:lang w:val="es-ES" w:eastAsia="es-ES"/>
-          <w14:ligatures w14:val="none"/>
-        </w:rPr>
-      </w:pPr>
-    </w:p>
-    <w:p>
+          <ns2:ligatures ns2:val="none"/>
+        </w:rPr>
+      </w:pPr>
+    </w:p>
+    <w:p ns2:paraId="0E6B00C3" ns2:textId="5E0B78CA">
       <w:pPr>
         <w:pStyle w:val="Prrafodelista"/>
         <w:numPr>
@@ -792,16 +792,16 @@
           <w:color w:val="000000"/>
           <w:kern w:val="0"/>
           <w:lang w:eastAsia="es-ES"/>
-          <w14:ligatures w14:val="none"/>
-        </w:rPr>
-      </w:pPr>
-      <w:r>
-        <w:rPr>
-          <w:rFonts w:ascii="Arial Narrow" w:eastAsia="Times New Roman" w:hAnsi="Arial Narrow" w:cs="Arial"/>
-          <w:color w:val="000000"/>
-          <w:kern w:val="0"/>
-          <w:lang w:eastAsia="es-ES"/>
-          <w14:ligatures w14:val="none"/>
+          <ns2:ligatures ns2:val="none"/>
+        </w:rPr>
+      </w:pPr>
+      <w:r>
+        <w:rPr>
+          <w:rFonts w:ascii="Arial Narrow" w:eastAsia="Times New Roman" w:hAnsi="Arial Narrow" w:cs="Arial"/>
+          <w:color w:val="000000"/>
+          <w:kern w:val="0"/>
+          <w:lang w:eastAsia="es-ES"/>
+          <ns2:ligatures ns2:val="none"/>
         </w:rPr>
         <w:t>El</w:t>
       </w:r>
@@ -811,7 +811,7 @@
           <w:color w:val="000000"/>
           <w:kern w:val="0"/>
           <w:lang w:eastAsia="es-ES"/>
-          <w14:ligatures w14:val="none"/>
+          <ns2:ligatures ns2:val="none"/>
         </w:rPr>
         <w:t xml:space="preserve"> 8 de mayo de 2000, </w:t>
       </w:r>
@@ -821,7 +821,7 @@
           <w:color w:val="000000"/>
           <w:kern w:val="0"/>
           <w:lang w:eastAsia="es-ES"/>
-          <w14:ligatures w14:val="none"/>
+          <ns2:ligatures ns2:val="none"/>
         </w:rPr>
         <w:t xml:space="preserve">inició la vigencia del </w:t>
       </w:r>
@@ -831,7 +831,7 @@
           <w:color w:val="000000"/>
           <w:kern w:val="0"/>
           <w:lang w:eastAsia="es-ES"/>
-          <w14:ligatures w14:val="none"/>
+          <ns2:ligatures ns2:val="none"/>
         </w:rPr>
         <w:t xml:space="preserve">Seguro de Vida Individual – Póliza 200000540 (en adelante, “Seguro de Vida”) </w:t>
       </w:r>
@@ -841,7 +841,7 @@
           <w:color w:val="000000"/>
           <w:kern w:val="0"/>
           <w:lang w:eastAsia="es-ES"/>
-          <w14:ligatures w14:val="none"/>
+          <ns2:ligatures ns2:val="none"/>
         </w:rPr>
         <w:t>que contrató con</w:t>
       </w:r>
@@ -851,7 +851,7 @@
           <w:color w:val="000000"/>
           <w:kern w:val="0"/>
           <w:lang w:eastAsia="es-ES"/>
-          <w14:ligatures w14:val="none"/>
+          <ns2:ligatures ns2:val="none"/>
         </w:rPr>
         <w:t xml:space="preserve"> la </w:t>
       </w:r>
@@ -861,7 +861,7 @@
           <w:color w:val="000000"/>
           <w:kern w:val="0"/>
           <w:lang w:eastAsia="es-ES"/>
-          <w14:ligatures w14:val="none"/>
+          <ns2:ligatures ns2:val="none"/>
         </w:rPr>
         <w:t xml:space="preserve">compañía </w:t>
       </w:r>
@@ -871,7 +871,7 @@
           <w:color w:val="000000"/>
           <w:kern w:val="0"/>
           <w:lang w:eastAsia="es-ES"/>
-          <w14:ligatures w14:val="none"/>
+          <ns2:ligatures ns2:val="none"/>
         </w:rPr>
         <w:t xml:space="preserve">aseguradora </w:t>
       </w:r>
@@ -881,7 +881,7 @@
           <w:color w:val="000000"/>
           <w:kern w:val="0"/>
           <w:lang w:eastAsia="es-ES"/>
-          <w14:ligatures w14:val="none"/>
+          <ns2:ligatures ns2:val="none"/>
         </w:rPr>
         <w:t xml:space="preserve">Generali Perú </w:t>
       </w:r>
@@ -891,7 +891,7 @@
           <w:color w:val="000000"/>
           <w:kern w:val="0"/>
           <w:lang w:eastAsia="es-ES"/>
-          <w14:ligatures w14:val="none"/>
+          <ns2:ligatures ns2:val="none"/>
         </w:rPr>
         <w:t>(</w:t>
       </w:r>
@@ -901,7 +901,7 @@
           <w:color w:val="000000"/>
           <w:kern w:val="0"/>
           <w:lang w:eastAsia="es-ES"/>
-          <w14:ligatures w14:val="none"/>
+          <ns2:ligatures ns2:val="none"/>
         </w:rPr>
         <w:t xml:space="preserve">actualmente, </w:t>
       </w:r>
@@ -911,7 +911,7 @@
           <w:color w:val="000000"/>
           <w:kern w:val="0"/>
           <w:lang w:val="es-ES" w:eastAsia="es-ES"/>
-          <w14:ligatures w14:val="none"/>
+          <ns2:ligatures ns2:val="none"/>
         </w:rPr>
         <w:t>Mapfre</w:t>
       </w:r>
@@ -921,7 +921,7 @@
           <w:color w:val="000000"/>
           <w:kern w:val="0"/>
           <w:lang w:eastAsia="es-ES"/>
-          <w14:ligatures w14:val="none"/>
+          <ns2:ligatures ns2:val="none"/>
         </w:rPr>
         <w:t>), bajo una suma asegurada por fallecimiento de US$ 250 000</w:t>
       </w:r>
@@ -931,7 +931,7 @@
           <w:color w:val="000000"/>
           <w:kern w:val="0"/>
           <w:lang w:eastAsia="es-ES"/>
-          <w14:ligatures w14:val="none"/>
+          <ns2:ligatures ns2:val="none"/>
         </w:rPr>
         <w:t>,00</w:t>
       </w:r>
@@ -941,7 +941,7 @@
           <w:color w:val="000000"/>
           <w:kern w:val="0"/>
           <w:lang w:eastAsia="es-ES"/>
-          <w14:ligatures w14:val="none"/>
+          <ns2:ligatures ns2:val="none"/>
         </w:rPr>
         <w:t xml:space="preserve"> y una prima anual de US$ 1 126,08, </w:t>
       </w:r>
@@ -951,7 +951,7 @@
           <w:color w:val="000000"/>
           <w:kern w:val="0"/>
           <w:lang w:eastAsia="es-ES"/>
-          <w14:ligatures w14:val="none"/>
+          <ns2:ligatures ns2:val="none"/>
         </w:rPr>
         <w:t>pagado</w:t>
       </w:r>
@@ -961,12 +961,12 @@
           <w:color w:val="000000"/>
           <w:kern w:val="0"/>
           <w:lang w:eastAsia="es-ES"/>
-          <w14:ligatures w14:val="none"/>
+          <ns2:ligatures ns2:val="none"/>
         </w:rPr>
         <w:t xml:space="preserve"> en cuotas mensuales de US$ 93,84. </w:t>
       </w:r>
     </w:p>
-    <w:p>
+    <w:p ns2:paraId="02E316AA" ns2:textId="77777777">
       <w:pPr>
         <w:pStyle w:val="Prrafodelista"/>
         <w:spacing w:after="0" w:line="240" w:lineRule="auto"/>
@@ -977,11 +977,11 @@
           <w:color w:val="000000"/>
           <w:kern w:val="0"/>
           <w:lang w:eastAsia="es-ES"/>
-          <w14:ligatures w14:val="none"/>
-        </w:rPr>
-      </w:pPr>
-    </w:p>
-    <w:p>
+          <ns2:ligatures ns2:val="none"/>
+        </w:rPr>
+      </w:pPr>
+    </w:p>
+    <w:p ns2:paraId="2F7D7364" ns2:textId="5C1F7927">
       <w:pPr>
         <w:pStyle w:val="Prrafodelista"/>
         <w:numPr>
@@ -999,16 +999,16 @@
           <w:color w:val="000000"/>
           <w:kern w:val="0"/>
           <w:lang w:eastAsia="es-ES"/>
-          <w14:ligatures w14:val="none"/>
-        </w:rPr>
-      </w:pPr>
-      <w:r>
-        <w:rPr>
-          <w:rFonts w:ascii="Arial Narrow" w:eastAsia="Times New Roman" w:hAnsi="Arial Narrow" w:cs="Arial"/>
-          <w:color w:val="000000"/>
-          <w:kern w:val="0"/>
-          <w:lang w:eastAsia="es-ES"/>
-          <w14:ligatures w14:val="none"/>
+          <ns2:ligatures ns2:val="none"/>
+        </w:rPr>
+      </w:pPr>
+      <w:r>
+        <w:rPr>
+          <w:rFonts w:ascii="Arial Narrow" w:eastAsia="Times New Roman" w:hAnsi="Arial Narrow" w:cs="Arial"/>
+          <w:color w:val="000000"/>
+          <w:kern w:val="0"/>
+          <w:lang w:eastAsia="es-ES"/>
+          <ns2:ligatures ns2:val="none"/>
         </w:rPr>
         <w:t xml:space="preserve">El 16 de setiembre de 2021, solicitó un reporte detallado de pagos del Seguro de Vida, el cual indicó que el monto total abonado ascendía a US$ 23 920,00. </w:t>
       </w:r>
@@ -1018,7 +1018,7 @@
           <w:color w:val="000000"/>
           <w:kern w:val="0"/>
           <w:lang w:eastAsia="es-ES"/>
-          <w14:ligatures w14:val="none"/>
+          <ns2:ligatures ns2:val="none"/>
         </w:rPr>
         <w:t xml:space="preserve">El 22 de setiembre de 2021, </w:t>
       </w:r>
@@ -1028,7 +1028,7 @@
           <w:color w:val="000000"/>
           <w:kern w:val="0"/>
           <w:lang w:val="es-ES" w:eastAsia="es-ES"/>
-          <w14:ligatures w14:val="none"/>
+          <ns2:ligatures ns2:val="none"/>
         </w:rPr>
         <w:t xml:space="preserve">Mapfre le </w:t>
       </w:r>
@@ -1038,12 +1038,12 @@
           <w:color w:val="000000"/>
           <w:kern w:val="0"/>
           <w:lang w:eastAsia="es-ES"/>
-          <w14:ligatures w14:val="none"/>
+          <ns2:ligatures ns2:val="none"/>
         </w:rPr>
         <w:t xml:space="preserve">informó que el fondo acumulado del Seguro de Vida era de US$ 5 234,00. </w:t>
       </w:r>
     </w:p>
-    <w:p>
+    <w:p ns2:paraId="46411B7F" ns2:textId="77777777">
       <w:pPr>
         <w:pStyle w:val="Prrafodelista"/>
         <w:spacing w:after="0" w:line="240" w:lineRule="auto"/>
@@ -1054,11 +1054,11 @@
           <w:color w:val="000000"/>
           <w:kern w:val="0"/>
           <w:lang w:eastAsia="es-ES"/>
-          <w14:ligatures w14:val="none"/>
-        </w:rPr>
-      </w:pPr>
-    </w:p>
-    <w:p>
+          <ns2:ligatures ns2:val="none"/>
+        </w:rPr>
+      </w:pPr>
+    </w:p>
+    <w:p ns2:paraId="459E1A93" ns2:textId="5AEE68B8">
       <w:pPr>
         <w:pStyle w:val="Prrafodelista"/>
         <w:numPr>
@@ -1076,16 +1076,16 @@
           <w:color w:val="000000"/>
           <w:kern w:val="0"/>
           <w:lang w:eastAsia="es-ES"/>
-          <w14:ligatures w14:val="none"/>
-        </w:rPr>
-      </w:pPr>
-      <w:r>
-        <w:rPr>
-          <w:rFonts w:ascii="Arial Narrow" w:eastAsia="Times New Roman" w:hAnsi="Arial Narrow" w:cs="Arial"/>
-          <w:color w:val="000000"/>
-          <w:kern w:val="0"/>
-          <w:lang w:eastAsia="es-ES"/>
-          <w14:ligatures w14:val="none"/>
+          <ns2:ligatures ns2:val="none"/>
+        </w:rPr>
+      </w:pPr>
+      <w:r>
+        <w:rPr>
+          <w:rFonts w:ascii="Arial Narrow" w:eastAsia="Times New Roman" w:hAnsi="Arial Narrow" w:cs="Arial"/>
+          <w:color w:val="000000"/>
+          <w:kern w:val="0"/>
+          <w:lang w:eastAsia="es-ES"/>
+          <ns2:ligatures ns2:val="none"/>
         </w:rPr>
         <w:t>Desde 2021 hasta</w:t>
       </w:r>
@@ -1095,7 +1095,7 @@
           <w:color w:val="000000"/>
           <w:kern w:val="0"/>
           <w:lang w:eastAsia="es-ES"/>
-          <w14:ligatures w14:val="none"/>
+          <ns2:ligatures ns2:val="none"/>
         </w:rPr>
         <w:t xml:space="preserve"> 2024, efectuó pago de primas del Seguro de </w:t>
       </w:r>
@@ -1105,7 +1105,7 @@
           <w:color w:val="000000"/>
           <w:kern w:val="0"/>
           <w:lang w:eastAsia="es-ES"/>
-          <w14:ligatures w14:val="none"/>
+          <ns2:ligatures ns2:val="none"/>
         </w:rPr>
         <w:t xml:space="preserve">Vida Individual mediante débito automático realizado por Mapfre a su cuenta de ahorros en moneda dólares. </w:t>
       </w:r>
@@ -1115,7 +1115,7 @@
           <w:color w:val="000000"/>
           <w:kern w:val="0"/>
           <w:lang w:eastAsia="es-ES"/>
-          <w14:ligatures w14:val="none"/>
+          <ns2:ligatures ns2:val="none"/>
         </w:rPr>
         <w:t>Asimismo, d</w:t>
       </w:r>
@@ -1125,7 +1125,7 @@
           <w:color w:val="000000"/>
           <w:kern w:val="0"/>
           <w:lang w:eastAsia="es-ES"/>
-          <w14:ligatures w14:val="none"/>
+          <ns2:ligatures ns2:val="none"/>
         </w:rPr>
         <w:t>urante el año 2023, se debitó quince cuotas de US$ 94</w:t>
       </w:r>
@@ -1135,7 +1135,7 @@
           <w:color w:val="000000"/>
           <w:kern w:val="0"/>
           <w:lang w:eastAsia="es-ES"/>
-          <w14:ligatures w14:val="none"/>
+          <ns2:ligatures ns2:val="none"/>
         </w:rPr>
         <w:t>,</w:t>
       </w:r>
@@ -1145,7 +1145,7 @@
           <w:color w:val="000000"/>
           <w:kern w:val="0"/>
           <w:lang w:eastAsia="es-ES"/>
-          <w14:ligatures w14:val="none"/>
+          <ns2:ligatures ns2:val="none"/>
         </w:rPr>
         <w:t>76 por un total de US$ 1 421</w:t>
       </w:r>
@@ -1155,7 +1155,7 @@
           <w:color w:val="000000"/>
           <w:kern w:val="0"/>
           <w:lang w:eastAsia="es-ES"/>
-          <w14:ligatures w14:val="none"/>
+          <ns2:ligatures ns2:val="none"/>
         </w:rPr>
         <w:t>,</w:t>
       </w:r>
@@ -1165,7 +1165,7 @@
           <w:color w:val="000000"/>
           <w:kern w:val="0"/>
           <w:lang w:eastAsia="es-ES"/>
-          <w14:ligatures w14:val="none"/>
+          <ns2:ligatures ns2:val="none"/>
         </w:rPr>
         <w:t xml:space="preserve">40 en su cuenta de ahorros </w:t>
       </w:r>
@@ -1175,25 +1175,25 @@
           <w:color w:val="000000"/>
           <w:kern w:val="0"/>
           <w:lang w:eastAsia="es-ES"/>
-          <w14:ligatures w14:val="none"/>
+          <ns2:ligatures ns2:val="none"/>
         </w:rPr>
         <w:t xml:space="preserve">correspondientes al Seguro de Vida. </w:t>
       </w:r>
     </w:p>
-    <w:p>
-      <w:pPr>
-        <w:spacing w:after="0" w:line="240" w:lineRule="auto"/>
-        <w:jc w:val="both"/>
-        <w:rPr>
-          <w:rFonts w:ascii="Arial Narrow" w:eastAsia="Times New Roman" w:hAnsi="Arial Narrow" w:cs="Arial"/>
-          <w:color w:val="000000"/>
-          <w:kern w:val="0"/>
-          <w:lang w:eastAsia="es-ES"/>
-          <w14:ligatures w14:val="none"/>
-        </w:rPr>
-      </w:pPr>
-    </w:p>
-    <w:p>
+    <w:p ns2:paraId="14A44403" ns2:textId="77777777">
+      <w:pPr>
+        <w:spacing w:after="0" w:line="240" w:lineRule="auto"/>
+        <w:jc w:val="both"/>
+        <w:rPr>
+          <w:rFonts w:ascii="Arial Narrow" w:eastAsia="Times New Roman" w:hAnsi="Arial Narrow" w:cs="Arial"/>
+          <w:color w:val="000000"/>
+          <w:kern w:val="0"/>
+          <w:lang w:eastAsia="es-ES"/>
+          <ns2:ligatures ns2:val="none"/>
+        </w:rPr>
+      </w:pPr>
+    </w:p>
+    <w:p ns2:paraId="7CD1F529" ns2:textId="4FFE5F92">
       <w:pPr>
         <w:pStyle w:val="Prrafodelista"/>
         <w:numPr>
@@ -1211,16 +1211,16 @@
           <w:color w:val="000000"/>
           <w:kern w:val="0"/>
           <w:lang w:eastAsia="es-ES"/>
-          <w14:ligatures w14:val="none"/>
-        </w:rPr>
-      </w:pPr>
-      <w:r>
-        <w:rPr>
-          <w:rFonts w:ascii="Arial Narrow" w:eastAsia="Times New Roman" w:hAnsi="Arial Narrow" w:cs="Arial"/>
-          <w:color w:val="000000"/>
-          <w:kern w:val="0"/>
-          <w:lang w:eastAsia="es-ES"/>
-          <w14:ligatures w14:val="none"/>
+          <ns2:ligatures ns2:val="none"/>
+        </w:rPr>
+      </w:pPr>
+      <w:r>
+        <w:rPr>
+          <w:rFonts w:ascii="Arial Narrow" w:eastAsia="Times New Roman" w:hAnsi="Arial Narrow" w:cs="Arial"/>
+          <w:color w:val="000000"/>
+          <w:kern w:val="0"/>
+          <w:lang w:eastAsia="es-ES"/>
+          <ns2:ligatures ns2:val="none"/>
         </w:rPr>
         <w:t xml:space="preserve">El 31 de enero de 2024, </w:t>
       </w:r>
@@ -1230,7 +1230,7 @@
           <w:color w:val="000000"/>
           <w:kern w:val="0"/>
           <w:lang w:val="es-ES" w:eastAsia="es-ES"/>
-          <w14:ligatures w14:val="none"/>
+          <ns2:ligatures ns2:val="none"/>
         </w:rPr>
         <w:t xml:space="preserve">Mapfre </w:t>
       </w:r>
@@ -1240,7 +1240,7 @@
           <w:color w:val="000000"/>
           <w:kern w:val="0"/>
           <w:lang w:eastAsia="es-ES"/>
-          <w14:ligatures w14:val="none"/>
+          <ns2:ligatures ns2:val="none"/>
         </w:rPr>
         <w:t xml:space="preserve">le comunicó vía </w:t>
       </w:r>
@@ -1250,7 +1250,7 @@
           <w:color w:val="000000"/>
           <w:kern w:val="0"/>
           <w:lang w:eastAsia="es-ES"/>
-          <w14:ligatures w14:val="none"/>
+          <ns2:ligatures ns2:val="none"/>
         </w:rPr>
         <w:t xml:space="preserve">carta </w:t>
       </w:r>
@@ -1260,7 +1260,7 @@
           <w:color w:val="000000"/>
           <w:kern w:val="0"/>
           <w:lang w:eastAsia="es-ES"/>
-          <w14:ligatures w14:val="none"/>
+          <ns2:ligatures ns2:val="none"/>
         </w:rPr>
         <w:t>notarial que el</w:t>
       </w:r>
@@ -1270,7 +1270,7 @@
           <w:color w:val="000000"/>
           <w:kern w:val="0"/>
           <w:lang w:eastAsia="es-ES"/>
-          <w14:ligatures w14:val="none"/>
+          <ns2:ligatures ns2:val="none"/>
         </w:rPr>
         <w:t xml:space="preserve"> Seguro de Vida quedaría anulado el 9 de marzo de 2024, </w:t>
       </w:r>
@@ -1280,7 +1280,7 @@
           <w:color w:val="000000"/>
           <w:kern w:val="0"/>
           <w:lang w:eastAsia="es-ES"/>
-          <w14:ligatures w14:val="none"/>
+          <ns2:ligatures ns2:val="none"/>
         </w:rPr>
         <w:t>por no contar con fondos en valor efectivo corriente desde el 8 de noviembre de 2023, e indicó que al 8 de mayo de 2022 el valor efectivo corriente ascendía a US$ 3 741</w:t>
       </w:r>
@@ -1290,7 +1290,7 @@
           <w:color w:val="000000"/>
           <w:kern w:val="0"/>
           <w:lang w:eastAsia="es-ES"/>
-          <w14:ligatures w14:val="none"/>
+          <ns2:ligatures ns2:val="none"/>
         </w:rPr>
         <w:t>,</w:t>
       </w:r>
@@ -1300,7 +1300,7 @@
           <w:color w:val="000000"/>
           <w:kern w:val="0"/>
           <w:lang w:eastAsia="es-ES"/>
-          <w14:ligatures w14:val="none"/>
+          <ns2:ligatures ns2:val="none"/>
         </w:rPr>
         <w:t>81 permitiendo mantener vigencia hasta el 8 de mayo de 2023 con valor efectivo corriente de US$ 1 568</w:t>
       </w:r>
@@ -1310,7 +1310,7 @@
           <w:color w:val="000000"/>
           <w:kern w:val="0"/>
           <w:lang w:eastAsia="es-ES"/>
-          <w14:ligatures w14:val="none"/>
+          <ns2:ligatures ns2:val="none"/>
         </w:rPr>
         <w:t>,</w:t>
       </w:r>
@@ -1320,7 +1320,7 @@
           <w:color w:val="000000"/>
           <w:kern w:val="0"/>
           <w:lang w:eastAsia="es-ES"/>
-          <w14:ligatures w14:val="none"/>
+          <ns2:ligatures ns2:val="none"/>
         </w:rPr>
         <w:t>29 luego de imputar ingresos y egresos del mes.</w:t>
       </w:r>
@@ -1330,12 +1330,12 @@
           <w:color w:val="000000"/>
           <w:kern w:val="0"/>
           <w:lang w:eastAsia="es-ES"/>
-          <w14:ligatures w14:val="none"/>
+          <ns2:ligatures ns2:val="none"/>
         </w:rPr>
         <w:t xml:space="preserve"> </w:t>
       </w:r>
     </w:p>
-    <w:p>
+    <w:p ns2:paraId="17CA0CFC" ns2:textId="77777777">
       <w:pPr>
         <w:pStyle w:val="Prrafodelista"/>
         <w:spacing w:after="0" w:line="240" w:lineRule="auto"/>
@@ -1346,11 +1346,11 @@
           <w:color w:val="000000"/>
           <w:kern w:val="0"/>
           <w:lang w:eastAsia="es-ES"/>
-          <w14:ligatures w14:val="none"/>
-        </w:rPr>
-      </w:pPr>
-    </w:p>
-    <w:p>
+          <ns2:ligatures ns2:val="none"/>
+        </w:rPr>
+      </w:pPr>
+    </w:p>
+    <w:p ns2:paraId="3D60E049" ns2:textId="0B0A1A81">
       <w:pPr>
         <w:pStyle w:val="Prrafodelista"/>
         <w:numPr>
@@ -1368,16 +1368,16 @@
           <w:color w:val="000000"/>
           <w:kern w:val="0"/>
           <w:lang w:eastAsia="es-ES"/>
-          <w14:ligatures w14:val="none"/>
-        </w:rPr>
-      </w:pPr>
-      <w:r>
-        <w:rPr>
-          <w:rFonts w:ascii="Arial Narrow" w:eastAsia="Times New Roman" w:hAnsi="Arial Narrow" w:cs="Arial"/>
-          <w:color w:val="000000"/>
-          <w:kern w:val="0"/>
-          <w:lang w:eastAsia="es-ES"/>
-          <w14:ligatures w14:val="none"/>
+          <ns2:ligatures ns2:val="none"/>
+        </w:rPr>
+      </w:pPr>
+      <w:r>
+        <w:rPr>
+          <w:rFonts w:ascii="Arial Narrow" w:eastAsia="Times New Roman" w:hAnsi="Arial Narrow" w:cs="Arial"/>
+          <w:color w:val="000000"/>
+          <w:kern w:val="0"/>
+          <w:lang w:eastAsia="es-ES"/>
+          <ns2:ligatures ns2:val="none"/>
         </w:rPr>
         <w:t>El 7 de febrero de 2024, respondió mediante</w:t>
       </w:r>
@@ -1387,7 +1387,7 @@
           <w:color w:val="000000"/>
           <w:kern w:val="0"/>
           <w:lang w:eastAsia="es-ES"/>
-          <w14:ligatures w14:val="none"/>
+          <ns2:ligatures ns2:val="none"/>
         </w:rPr>
         <w:t xml:space="preserve"> un reclamo vía</w:t>
       </w:r>
@@ -1397,12 +1397,12 @@
           <w:color w:val="000000"/>
           <w:kern w:val="0"/>
           <w:lang w:eastAsia="es-ES"/>
-          <w14:ligatures w14:val="none"/>
+          <ns2:ligatures ns2:val="none"/>
         </w:rPr>
         <w:t xml:space="preserve"> carta notarial manifestando su voluntad de continuar con el Seguro de Vida, solicitando información sobre el nuevo valor de prima y ratificando la autorización para el débito automático desde su cuenta de ahorros. </w:t>
       </w:r>
     </w:p>
-    <w:p>
+    <w:p ns2:paraId="50CEE13B" ns2:textId="77777777">
       <w:pPr>
         <w:pStyle w:val="Prrafodelista"/>
         <w:spacing w:after="0" w:line="240" w:lineRule="auto"/>
@@ -1413,11 +1413,11 @@
           <w:color w:val="000000"/>
           <w:kern w:val="0"/>
           <w:lang w:eastAsia="es-ES"/>
-          <w14:ligatures w14:val="none"/>
-        </w:rPr>
-      </w:pPr>
-    </w:p>
-    <w:p>
+          <ns2:ligatures ns2:val="none"/>
+        </w:rPr>
+      </w:pPr>
+    </w:p>
+    <w:p ns2:paraId="6AF263D6" ns2:textId="213466FD">
       <w:pPr>
         <w:pStyle w:val="Prrafodelista"/>
         <w:numPr>
@@ -1435,16 +1435,16 @@
           <w:color w:val="000000"/>
           <w:kern w:val="0"/>
           <w:lang w:eastAsia="es-ES"/>
-          <w14:ligatures w14:val="none"/>
-        </w:rPr>
-      </w:pPr>
-      <w:r>
-        <w:rPr>
-          <w:rFonts w:ascii="Arial Narrow" w:eastAsia="Times New Roman" w:hAnsi="Arial Narrow" w:cs="Arial"/>
-          <w:color w:val="000000"/>
-          <w:kern w:val="0"/>
-          <w:lang w:eastAsia="es-ES"/>
-          <w14:ligatures w14:val="none"/>
+          <ns2:ligatures ns2:val="none"/>
+        </w:rPr>
+      </w:pPr>
+      <w:r>
+        <w:rPr>
+          <w:rFonts w:ascii="Arial Narrow" w:eastAsia="Times New Roman" w:hAnsi="Arial Narrow" w:cs="Arial"/>
+          <w:color w:val="000000"/>
+          <w:kern w:val="0"/>
+          <w:lang w:eastAsia="es-ES"/>
+          <ns2:ligatures ns2:val="none"/>
         </w:rPr>
         <w:t xml:space="preserve">El 6 de marzo de 2024, </w:t>
       </w:r>
@@ -1454,7 +1454,7 @@
           <w:color w:val="000000"/>
           <w:kern w:val="0"/>
           <w:lang w:val="es-ES" w:eastAsia="es-ES"/>
-          <w14:ligatures w14:val="none"/>
+          <ns2:ligatures ns2:val="none"/>
         </w:rPr>
         <w:t xml:space="preserve">Mapfre </w:t>
       </w:r>
@@ -1464,7 +1464,7 @@
           <w:color w:val="000000"/>
           <w:kern w:val="0"/>
           <w:lang w:val="es-ES" w:eastAsia="es-ES"/>
-          <w14:ligatures w14:val="none"/>
+          <ns2:ligatures ns2:val="none"/>
         </w:rPr>
         <w:t xml:space="preserve">le </w:t>
       </w:r>
@@ -1474,7 +1474,7 @@
           <w:color w:val="000000"/>
           <w:kern w:val="0"/>
           <w:lang w:eastAsia="es-ES"/>
-          <w14:ligatures w14:val="none"/>
+          <ns2:ligatures ns2:val="none"/>
         </w:rPr>
         <w:t>respondió mediante carta, indicando que incumplió con el pago oportuno de primas</w:t>
       </w:r>
@@ -1484,7 +1484,7 @@
           <w:color w:val="000000"/>
           <w:kern w:val="0"/>
           <w:lang w:eastAsia="es-ES"/>
-          <w14:ligatures w14:val="none"/>
+          <ns2:ligatures ns2:val="none"/>
         </w:rPr>
         <w:t>, pese a que la prima se pagaba con regularidad</w:t>
       </w:r>
@@ -1494,7 +1494,7 @@
           <w:color w:val="000000"/>
           <w:kern w:val="0"/>
           <w:lang w:eastAsia="es-ES"/>
-          <w14:ligatures w14:val="none"/>
+          <ns2:ligatures ns2:val="none"/>
         </w:rPr>
         <w:t xml:space="preserve">. </w:t>
       </w:r>
@@ -1504,7 +1504,7 @@
           <w:color w:val="000000"/>
           <w:kern w:val="0"/>
           <w:lang w:eastAsia="es-ES"/>
-          <w14:ligatures w14:val="none"/>
+          <ns2:ligatures ns2:val="none"/>
         </w:rPr>
         <w:t>Asimismo, le indicaron que era de su conocimiento la</w:t>
       </w:r>
@@ -1514,7 +1514,7 @@
           <w:color w:val="000000"/>
           <w:kern w:val="0"/>
           <w:lang w:eastAsia="es-ES"/>
-          <w14:ligatures w14:val="none"/>
+          <ns2:ligatures ns2:val="none"/>
         </w:rPr>
         <w:t xml:space="preserve"> </w:t>
       </w:r>
@@ -1524,7 +1524,7 @@
           <w:color w:val="000000"/>
           <w:kern w:val="0"/>
           <w:lang w:eastAsia="es-ES"/>
-          <w14:ligatures w14:val="none"/>
+          <ns2:ligatures ns2:val="none"/>
         </w:rPr>
         <w:t>P</w:t>
       </w:r>
@@ -1534,7 +1534,7 @@
           <w:color w:val="000000"/>
           <w:kern w:val="0"/>
           <w:lang w:eastAsia="es-ES"/>
-          <w14:ligatures w14:val="none"/>
+          <ns2:ligatures ns2:val="none"/>
         </w:rPr>
         <w:t>óliza</w:t>
       </w:r>
@@ -1544,7 +1544,7 @@
           <w:color w:val="000000"/>
           <w:kern w:val="0"/>
           <w:lang w:eastAsia="es-ES"/>
-          <w14:ligatures w14:val="none"/>
+          <ns2:ligatures ns2:val="none"/>
         </w:rPr>
         <w:t xml:space="preserve"> </w:t>
       </w:r>
@@ -1554,7 +1554,7 @@
           <w:color w:val="000000"/>
           <w:kern w:val="0"/>
           <w:lang w:eastAsia="es-ES"/>
-          <w14:ligatures w14:val="none"/>
+          <ns2:ligatures ns2:val="none"/>
         </w:rPr>
         <w:t xml:space="preserve">6480093602438, </w:t>
       </w:r>
@@ -1564,7 +1564,7 @@
           <w:color w:val="000000"/>
           <w:kern w:val="0"/>
           <w:lang w:eastAsia="es-ES"/>
-          <w14:ligatures w14:val="none"/>
+          <ns2:ligatures ns2:val="none"/>
         </w:rPr>
         <w:t>pero</w:t>
       </w:r>
@@ -1574,7 +1574,7 @@
           <w:color w:val="000000"/>
           <w:kern w:val="0"/>
           <w:lang w:eastAsia="es-ES"/>
-          <w14:ligatures w14:val="none"/>
+          <ns2:ligatures ns2:val="none"/>
         </w:rPr>
         <w:t xml:space="preserve"> no se le había entregado oportunamente la referida póliza</w:t>
       </w:r>
@@ -1584,7 +1584,7 @@
           <w:color w:val="000000"/>
           <w:kern w:val="0"/>
           <w:lang w:eastAsia="es-ES"/>
-          <w14:ligatures w14:val="none"/>
+          <ns2:ligatures ns2:val="none"/>
         </w:rPr>
         <w:t>;</w:t>
       </w:r>
@@ -1594,7 +1594,7 @@
           <w:color w:val="000000"/>
           <w:kern w:val="0"/>
           <w:lang w:eastAsia="es-ES"/>
-          <w14:ligatures w14:val="none"/>
+          <ns2:ligatures ns2:val="none"/>
         </w:rPr>
         <w:t xml:space="preserve"> </w:t>
       </w:r>
@@ -1604,7 +1604,7 @@
           <w:color w:val="000000"/>
           <w:kern w:val="0"/>
           <w:lang w:eastAsia="es-ES"/>
-          <w14:ligatures w14:val="none"/>
+          <ns2:ligatures ns2:val="none"/>
         </w:rPr>
         <w:t xml:space="preserve">y </w:t>
       </w:r>
@@ -1614,7 +1614,7 @@
           <w:color w:val="000000"/>
           <w:kern w:val="0"/>
           <w:lang w:eastAsia="es-ES"/>
-          <w14:ligatures w14:val="none"/>
+          <ns2:ligatures ns2:val="none"/>
         </w:rPr>
         <w:t>no correspondía al Seguro de Vida contratado</w:t>
       </w:r>
@@ -1624,7 +1624,7 @@
           <w:color w:val="000000"/>
           <w:kern w:val="0"/>
           <w:lang w:eastAsia="es-ES"/>
-          <w14:ligatures w14:val="none"/>
+          <ns2:ligatures ns2:val="none"/>
         </w:rPr>
         <w:t xml:space="preserve"> </w:t>
       </w:r>
@@ -1634,7 +1634,7 @@
           <w:color w:val="000000"/>
           <w:kern w:val="0"/>
           <w:lang w:eastAsia="es-ES"/>
-          <w14:ligatures w14:val="none"/>
+          <ns2:ligatures ns2:val="none"/>
         </w:rPr>
         <w:t>originalmente</w:t>
       </w:r>
@@ -1644,7 +1644,7 @@
           <w:color w:val="000000"/>
           <w:kern w:val="0"/>
           <w:lang w:eastAsia="es-ES"/>
-          <w14:ligatures w14:val="none"/>
+          <ns2:ligatures ns2:val="none"/>
         </w:rPr>
         <w:t>, el cual tampoco le remitieron una actualización</w:t>
       </w:r>
@@ -1654,25 +1654,25 @@
           <w:color w:val="000000"/>
           <w:kern w:val="0"/>
           <w:lang w:eastAsia="es-ES"/>
-          <w14:ligatures w14:val="none"/>
+          <ns2:ligatures ns2:val="none"/>
         </w:rPr>
         <w:t>.</w:t>
       </w:r>
     </w:p>
-    <w:p>
-      <w:pPr>
-        <w:spacing w:after="0" w:line="240" w:lineRule="auto"/>
-        <w:jc w:val="both"/>
-        <w:rPr>
-          <w:rFonts w:ascii="Arial Narrow" w:eastAsia="Times New Roman" w:hAnsi="Arial Narrow" w:cs="Arial"/>
-          <w:color w:val="000000"/>
-          <w:kern w:val="0"/>
-          <w:lang w:eastAsia="es-ES"/>
-          <w14:ligatures w14:val="none"/>
-        </w:rPr>
-      </w:pPr>
-    </w:p>
-    <w:p>
+    <w:p ns2:paraId="07D0A90F" ns2:textId="77777777">
+      <w:pPr>
+        <w:spacing w:after="0" w:line="240" w:lineRule="auto"/>
+        <w:jc w:val="both"/>
+        <w:rPr>
+          <w:rFonts w:ascii="Arial Narrow" w:eastAsia="Times New Roman" w:hAnsi="Arial Narrow" w:cs="Arial"/>
+          <w:color w:val="000000"/>
+          <w:kern w:val="0"/>
+          <w:lang w:eastAsia="es-ES"/>
+          <ns2:ligatures ns2:val="none"/>
+        </w:rPr>
+      </w:pPr>
+    </w:p>
+    <w:p ns2:paraId="59335F2B" ns2:textId="2EC093E6">
       <w:pPr>
         <w:pStyle w:val="Prrafodelista"/>
         <w:numPr>
@@ -1690,16 +1690,16 @@
           <w:color w:val="000000"/>
           <w:kern w:val="0"/>
           <w:lang w:eastAsia="es-ES"/>
-          <w14:ligatures w14:val="none"/>
-        </w:rPr>
-      </w:pPr>
-      <w:r>
-        <w:rPr>
-          <w:rFonts w:ascii="Arial Narrow" w:eastAsia="Times New Roman" w:hAnsi="Arial Narrow" w:cs="Arial"/>
-          <w:color w:val="000000"/>
-          <w:kern w:val="0"/>
-          <w:lang w:eastAsia="es-ES"/>
-          <w14:ligatures w14:val="none"/>
+          <ns2:ligatures ns2:val="none"/>
+        </w:rPr>
+      </w:pPr>
+      <w:r>
+        <w:rPr>
+          <w:rFonts w:ascii="Arial Narrow" w:eastAsia="Times New Roman" w:hAnsi="Arial Narrow" w:cs="Arial"/>
+          <w:color w:val="000000"/>
+          <w:kern w:val="0"/>
+          <w:lang w:eastAsia="es-ES"/>
+          <ns2:ligatures ns2:val="none"/>
         </w:rPr>
         <w:t xml:space="preserve">El 28 de mayo de 2024, notificó a </w:t>
       </w:r>
@@ -1709,7 +1709,7 @@
           <w:color w:val="000000"/>
           <w:kern w:val="0"/>
           <w:lang w:val="es-ES" w:eastAsia="es-ES"/>
-          <w14:ligatures w14:val="none"/>
+          <ns2:ligatures ns2:val="none"/>
         </w:rPr>
         <w:t xml:space="preserve">Mapfre </w:t>
       </w:r>
@@ -1719,7 +1719,7 @@
           <w:color w:val="000000"/>
           <w:kern w:val="0"/>
           <w:lang w:eastAsia="es-ES"/>
-          <w14:ligatures w14:val="none"/>
+          <ns2:ligatures ns2:val="none"/>
         </w:rPr>
         <w:t xml:space="preserve">mediante carta notarial </w:t>
       </w:r>
@@ -1729,7 +1729,7 @@
           <w:color w:val="000000"/>
           <w:kern w:val="0"/>
           <w:lang w:eastAsia="es-ES"/>
-          <w14:ligatures w14:val="none"/>
+          <ns2:ligatures ns2:val="none"/>
         </w:rPr>
         <w:t xml:space="preserve">indicando que </w:t>
       </w:r>
@@ -1739,7 +1739,7 @@
           <w:color w:val="000000"/>
           <w:kern w:val="0"/>
           <w:lang w:eastAsia="es-ES"/>
-          <w14:ligatures w14:val="none"/>
+          <ns2:ligatures ns2:val="none"/>
         </w:rPr>
         <w:t>no había</w:t>
       </w:r>
@@ -1749,7 +1749,7 @@
           <w:color w:val="000000"/>
           <w:kern w:val="0"/>
           <w:lang w:eastAsia="es-ES"/>
-          <w14:ligatures w14:val="none"/>
+          <ns2:ligatures ns2:val="none"/>
         </w:rPr>
         <w:t>n</w:t>
       </w:r>
@@ -1759,7 +1759,7 @@
           <w:color w:val="000000"/>
           <w:kern w:val="0"/>
           <w:lang w:eastAsia="es-ES"/>
-          <w14:ligatures w14:val="none"/>
+          <ns2:ligatures ns2:val="none"/>
         </w:rPr>
         <w:t xml:space="preserve"> atendido su solicitud de </w:t>
       </w:r>
@@ -1769,7 +1769,7 @@
           <w:color w:val="000000"/>
           <w:kern w:val="0"/>
           <w:lang w:eastAsia="es-ES"/>
-          <w14:ligatures w14:val="none"/>
+          <ns2:ligatures ns2:val="none"/>
         </w:rPr>
         <w:t xml:space="preserve">débito automático </w:t>
       </w:r>
@@ -1779,7 +1779,7 @@
           <w:color w:val="000000"/>
           <w:kern w:val="0"/>
           <w:lang w:eastAsia="es-ES"/>
-          <w14:ligatures w14:val="none"/>
+          <ns2:ligatures ns2:val="none"/>
         </w:rPr>
         <w:t xml:space="preserve">del valor de la póliza correspondiente </w:t>
       </w:r>
@@ -1789,7 +1789,7 @@
           <w:color w:val="000000"/>
           <w:kern w:val="0"/>
           <w:lang w:eastAsia="es-ES"/>
-          <w14:ligatures w14:val="none"/>
+          <ns2:ligatures ns2:val="none"/>
         </w:rPr>
         <w:t>desde su cuenta de ahorros</w:t>
       </w:r>
@@ -1799,7 +1799,7 @@
           <w:color w:val="000000"/>
           <w:kern w:val="0"/>
           <w:lang w:eastAsia="es-ES"/>
-          <w14:ligatures w14:val="none"/>
+          <ns2:ligatures ns2:val="none"/>
         </w:rPr>
         <w:t xml:space="preserve"> </w:t>
       </w:r>
@@ -1809,7 +1809,7 @@
           <w:color w:val="000000"/>
           <w:kern w:val="0"/>
           <w:lang w:eastAsia="es-ES"/>
-          <w14:ligatures w14:val="none"/>
+          <ns2:ligatures ns2:val="none"/>
         </w:rPr>
         <w:t>y que tampoco le habían dado</w:t>
       </w:r>
@@ -1819,7 +1819,7 @@
           <w:color w:val="000000"/>
           <w:kern w:val="0"/>
           <w:lang w:eastAsia="es-ES"/>
-          <w14:ligatures w14:val="none"/>
+          <ns2:ligatures ns2:val="none"/>
         </w:rPr>
         <w:t xml:space="preserve"> </w:t>
       </w:r>
@@ -1829,7 +1829,7 @@
           <w:color w:val="000000"/>
           <w:kern w:val="0"/>
           <w:lang w:eastAsia="es-ES"/>
-          <w14:ligatures w14:val="none"/>
+          <ns2:ligatures ns2:val="none"/>
         </w:rPr>
         <w:t>información sobre el nuevo valor de prima</w:t>
       </w:r>
@@ -1839,7 +1839,7 @@
           <w:color w:val="000000"/>
           <w:kern w:val="0"/>
           <w:lang w:eastAsia="es-ES"/>
-          <w14:ligatures w14:val="none"/>
+          <ns2:ligatures ns2:val="none"/>
         </w:rPr>
         <w:t xml:space="preserve">. </w:t>
       </w:r>
@@ -1849,7 +1849,7 @@
           <w:color w:val="000000"/>
           <w:kern w:val="0"/>
           <w:lang w:eastAsia="es-ES"/>
-          <w14:ligatures w14:val="none"/>
+          <ns2:ligatures ns2:val="none"/>
         </w:rPr>
         <w:lastRenderedPageBreak/>
         <w:t xml:space="preserve">Asimismo, comunicó que </w:t>
@@ -1860,7 +1860,7 @@
           <w:color w:val="000000"/>
           <w:kern w:val="0"/>
           <w:lang w:eastAsia="es-ES"/>
-          <w14:ligatures w14:val="none"/>
+          <ns2:ligatures ns2:val="none"/>
         </w:rPr>
         <w:t>durante</w:t>
       </w:r>
@@ -1870,7 +1870,7 @@
           <w:color w:val="000000"/>
           <w:kern w:val="0"/>
           <w:lang w:eastAsia="es-ES"/>
-          <w14:ligatures w14:val="none"/>
+          <ns2:ligatures ns2:val="none"/>
         </w:rPr>
         <w:t xml:space="preserve"> los</w:t>
       </w:r>
@@ -1880,7 +1880,7 @@
           <w:color w:val="000000"/>
           <w:kern w:val="0"/>
           <w:lang w:eastAsia="es-ES"/>
-          <w14:ligatures w14:val="none"/>
+          <ns2:ligatures ns2:val="none"/>
         </w:rPr>
         <w:t xml:space="preserve"> meses de marzo y abril de 2024 </w:t>
       </w:r>
@@ -1890,7 +1890,7 @@
           <w:color w:val="000000"/>
           <w:kern w:val="0"/>
           <w:lang w:eastAsia="es-ES"/>
-          <w14:ligatures w14:val="none"/>
+          <ns2:ligatures ns2:val="none"/>
         </w:rPr>
         <w:t xml:space="preserve">se </w:t>
       </w:r>
@@ -1900,7 +1900,7 @@
           <w:color w:val="000000"/>
           <w:kern w:val="0"/>
           <w:lang w:eastAsia="es-ES"/>
-          <w14:ligatures w14:val="none"/>
+          <ns2:ligatures ns2:val="none"/>
         </w:rPr>
         <w:t xml:space="preserve">siguió </w:t>
       </w:r>
@@ -1910,7 +1910,7 @@
           <w:color w:val="000000"/>
           <w:kern w:val="0"/>
           <w:lang w:eastAsia="es-ES"/>
-          <w14:ligatures w14:val="none"/>
+          <ns2:ligatures ns2:val="none"/>
         </w:rPr>
         <w:t>debitando</w:t>
       </w:r>
@@ -1920,7 +1920,7 @@
           <w:color w:val="000000"/>
           <w:kern w:val="0"/>
           <w:lang w:eastAsia="es-ES"/>
-          <w14:ligatures w14:val="none"/>
+          <ns2:ligatures ns2:val="none"/>
         </w:rPr>
         <w:t xml:space="preserve"> </w:t>
       </w:r>
@@ -1930,7 +1930,7 @@
           <w:color w:val="000000"/>
           <w:kern w:val="0"/>
           <w:lang w:eastAsia="es-ES"/>
-          <w14:ligatures w14:val="none"/>
+          <ns2:ligatures ns2:val="none"/>
         </w:rPr>
         <w:t xml:space="preserve">la </w:t>
       </w:r>
@@ -1940,7 +1940,7 @@
           <w:color w:val="000000"/>
           <w:kern w:val="0"/>
           <w:lang w:eastAsia="es-ES"/>
-          <w14:ligatures w14:val="none"/>
+          <ns2:ligatures ns2:val="none"/>
         </w:rPr>
         <w:t>prima de US$ 94</w:t>
       </w:r>
@@ -1950,7 +1950,7 @@
           <w:color w:val="000000"/>
           <w:kern w:val="0"/>
           <w:lang w:eastAsia="es-ES"/>
-          <w14:ligatures w14:val="none"/>
+          <ns2:ligatures ns2:val="none"/>
         </w:rPr>
         <w:t>,</w:t>
       </w:r>
@@ -1960,12 +1960,12 @@
           <w:color w:val="000000"/>
           <w:kern w:val="0"/>
           <w:lang w:eastAsia="es-ES"/>
-          <w14:ligatures w14:val="none"/>
+          <ns2:ligatures ns2:val="none"/>
         </w:rPr>
         <w:t>76.</w:t>
       </w:r>
     </w:p>
-    <w:p>
+    <w:p ns2:paraId="017FA05B" ns2:textId="77777777">
       <w:pPr>
         <w:pStyle w:val="Prrafodelista"/>
         <w:rPr>
@@ -1973,11 +1973,11 @@
           <w:color w:val="000000"/>
           <w:kern w:val="0"/>
           <w:lang w:eastAsia="es-ES"/>
-          <w14:ligatures w14:val="none"/>
-        </w:rPr>
-      </w:pPr>
-    </w:p>
-    <w:p>
+          <ns2:ligatures ns2:val="none"/>
+        </w:rPr>
+      </w:pPr>
+    </w:p>
+    <w:p ns2:paraId="132B5C46" ns2:textId="6E6B2F67">
       <w:pPr>
         <w:pStyle w:val="Prrafodelista"/>
         <w:numPr>
@@ -1995,16 +1995,16 @@
           <w:color w:val="000000"/>
           <w:kern w:val="0"/>
           <w:lang w:eastAsia="es-ES"/>
-          <w14:ligatures w14:val="none"/>
-        </w:rPr>
-      </w:pPr>
-      <w:r>
-        <w:rPr>
-          <w:rFonts w:ascii="Arial Narrow" w:eastAsia="Times New Roman" w:hAnsi="Arial Narrow" w:cs="Arial"/>
-          <w:color w:val="000000"/>
-          <w:kern w:val="0"/>
-          <w:lang w:eastAsia="es-ES"/>
-          <w14:ligatures w14:val="none"/>
+          <ns2:ligatures ns2:val="none"/>
+        </w:rPr>
+      </w:pPr>
+      <w:r>
+        <w:rPr>
+          <w:rFonts w:ascii="Arial Narrow" w:eastAsia="Times New Roman" w:hAnsi="Arial Narrow" w:cs="Arial"/>
+          <w:color w:val="000000"/>
+          <w:kern w:val="0"/>
+          <w:lang w:eastAsia="es-ES"/>
+          <ns2:ligatures ns2:val="none"/>
         </w:rPr>
         <w:t>Posteriormente, no recibió respuesta a su anterior comunicación</w:t>
       </w:r>
@@ -2014,7 +2014,7 @@
           <w:color w:val="000000"/>
           <w:kern w:val="0"/>
           <w:lang w:eastAsia="es-ES"/>
-          <w14:ligatures w14:val="none"/>
+          <ns2:ligatures ns2:val="none"/>
         </w:rPr>
         <w:t xml:space="preserve"> por parte de Mapfre</w:t>
       </w:r>
@@ -2024,7 +2024,7 @@
           <w:color w:val="000000"/>
           <w:kern w:val="0"/>
           <w:lang w:eastAsia="es-ES"/>
-          <w14:ligatures w14:val="none"/>
+          <ns2:ligatures ns2:val="none"/>
         </w:rPr>
         <w:t xml:space="preserve">, </w:t>
       </w:r>
@@ -2034,7 +2034,7 @@
           <w:color w:val="000000"/>
           <w:kern w:val="0"/>
           <w:lang w:eastAsia="es-ES"/>
-          <w14:ligatures w14:val="none"/>
+          <ns2:ligatures ns2:val="none"/>
         </w:rPr>
         <w:t xml:space="preserve">y se siguió debitando la prima por los siguientes </w:t>
       </w:r>
@@ -2044,12 +2044,12 @@
           <w:color w:val="000000"/>
           <w:kern w:val="0"/>
           <w:lang w:eastAsia="es-ES"/>
-          <w14:ligatures w14:val="none"/>
+          <ns2:ligatures ns2:val="none"/>
         </w:rPr>
         <w:t>meses.</w:t>
       </w:r>
     </w:p>
-    <w:p>
+    <w:p ns2:paraId="294D6D6A" ns2:textId="77777777">
       <w:pPr>
         <w:pStyle w:val="Prrafodelista"/>
         <w:spacing w:after="0" w:line="240" w:lineRule="auto"/>
@@ -2060,11 +2060,11 @@
           <w:color w:val="000000"/>
           <w:kern w:val="0"/>
           <w:lang w:eastAsia="es-ES"/>
-          <w14:ligatures w14:val="none"/>
-        </w:rPr>
-      </w:pPr>
-    </w:p>
-    <w:p>
+          <ns2:ligatures ns2:val="none"/>
+        </w:rPr>
+      </w:pPr>
+    </w:p>
+    <w:p ns2:paraId="1A6B4EC1" ns2:textId="1A492A8E">
       <w:pPr>
         <w:pStyle w:val="Prrafodelista"/>
         <w:numPr>
@@ -2082,16 +2082,16 @@
           <w:color w:val="000000"/>
           <w:kern w:val="0"/>
           <w:lang w:eastAsia="es-ES"/>
-          <w14:ligatures w14:val="none"/>
-        </w:rPr>
-      </w:pPr>
-      <w:r>
-        <w:rPr>
-          <w:rFonts w:ascii="Arial Narrow" w:eastAsia="Times New Roman" w:hAnsi="Arial Narrow" w:cs="Arial"/>
-          <w:color w:val="000000"/>
-          <w:kern w:val="0"/>
-          <w:lang w:eastAsia="es-ES"/>
-          <w14:ligatures w14:val="none"/>
+          <ns2:ligatures ns2:val="none"/>
+        </w:rPr>
+      </w:pPr>
+      <w:r>
+        <w:rPr>
+          <w:rFonts w:ascii="Arial Narrow" w:eastAsia="Times New Roman" w:hAnsi="Arial Narrow" w:cs="Arial"/>
+          <w:color w:val="000000"/>
+          <w:kern w:val="0"/>
+          <w:lang w:eastAsia="es-ES"/>
+          <ns2:ligatures ns2:val="none"/>
         </w:rPr>
         <w:t xml:space="preserve">El 2 de octubre de 2024, </w:t>
       </w:r>
@@ -2101,7 +2101,7 @@
           <w:color w:val="000000"/>
           <w:kern w:val="0"/>
           <w:lang w:val="es-ES" w:eastAsia="es-ES"/>
-          <w14:ligatures w14:val="none"/>
+          <ns2:ligatures ns2:val="none"/>
         </w:rPr>
         <w:t xml:space="preserve">Mapfre </w:t>
       </w:r>
@@ -2111,7 +2111,7 @@
           <w:color w:val="000000"/>
           <w:kern w:val="0"/>
           <w:lang w:eastAsia="es-ES"/>
-          <w14:ligatures w14:val="none"/>
+          <ns2:ligatures ns2:val="none"/>
         </w:rPr>
         <w:t xml:space="preserve">debitó 9 cuotas de US$ 94,76 en un solo día, </w:t>
       </w:r>
@@ -2121,7 +2121,7 @@
           <w:color w:val="000000"/>
           <w:kern w:val="0"/>
           <w:lang w:eastAsia="es-ES"/>
-          <w14:ligatures w14:val="none"/>
+          <ns2:ligatures ns2:val="none"/>
         </w:rPr>
         <w:t>por un total de</w:t>
       </w:r>
@@ -2131,7 +2131,7 @@
           <w:color w:val="000000"/>
           <w:kern w:val="0"/>
           <w:lang w:eastAsia="es-ES"/>
-          <w14:ligatures w14:val="none"/>
+          <ns2:ligatures ns2:val="none"/>
         </w:rPr>
         <w:t xml:space="preserve"> US$ 852,84</w:t>
       </w:r>
@@ -2141,7 +2141,7 @@
           <w:color w:val="000000"/>
           <w:kern w:val="0"/>
           <w:lang w:eastAsia="es-ES"/>
-          <w14:ligatures w14:val="none"/>
+          <ns2:ligatures ns2:val="none"/>
         </w:rPr>
         <w:t xml:space="preserve">, lo que </w:t>
       </w:r>
@@ -2151,12 +2151,12 @@
           <w:color w:val="000000"/>
           <w:kern w:val="0"/>
           <w:lang w:eastAsia="es-ES"/>
-          <w14:ligatures w14:val="none"/>
+          <ns2:ligatures ns2:val="none"/>
         </w:rPr>
         <w:t>evidencia que su póliza se mantenía activa.</w:t>
       </w:r>
     </w:p>
-    <w:p>
+    <w:p ns2:paraId="544FDE60" ns2:textId="77777777">
       <w:pPr>
         <w:pStyle w:val="Prrafodelista"/>
         <w:spacing w:after="0" w:line="240" w:lineRule="auto"/>
@@ -2167,11 +2167,11 @@
           <w:color w:val="000000"/>
           <w:kern w:val="0"/>
           <w:lang w:eastAsia="es-ES"/>
-          <w14:ligatures w14:val="none"/>
-        </w:rPr>
-      </w:pPr>
-    </w:p>
-    <w:p>
+          <ns2:ligatures ns2:val="none"/>
+        </w:rPr>
+      </w:pPr>
+    </w:p>
+    <w:p ns2:paraId="1712DC7F" ns2:textId="64007E48">
       <w:pPr>
         <w:pStyle w:val="Prrafodelista"/>
         <w:numPr>
@@ -2189,16 +2189,16 @@
           <w:color w:val="000000"/>
           <w:kern w:val="0"/>
           <w:lang w:eastAsia="es-ES"/>
-          <w14:ligatures w14:val="none"/>
-        </w:rPr>
-      </w:pPr>
-      <w:r>
-        <w:rPr>
-          <w:rFonts w:ascii="Arial Narrow" w:eastAsia="Times New Roman" w:hAnsi="Arial Narrow" w:cs="Arial"/>
-          <w:color w:val="000000"/>
-          <w:kern w:val="0"/>
-          <w:lang w:eastAsia="es-ES"/>
-          <w14:ligatures w14:val="none"/>
+          <ns2:ligatures ns2:val="none"/>
+        </w:rPr>
+      </w:pPr>
+      <w:r>
+        <w:rPr>
+          <w:rFonts w:ascii="Arial Narrow" w:eastAsia="Times New Roman" w:hAnsi="Arial Narrow" w:cs="Arial"/>
+          <w:color w:val="000000"/>
+          <w:kern w:val="0"/>
+          <w:lang w:eastAsia="es-ES"/>
+          <ns2:ligatures ns2:val="none"/>
         </w:rPr>
         <w:t xml:space="preserve">El 14 de octubre de 2024, solicitó a </w:t>
       </w:r>
@@ -2208,7 +2208,7 @@
           <w:color w:val="000000"/>
           <w:kern w:val="0"/>
           <w:lang w:val="es-ES" w:eastAsia="es-ES"/>
-          <w14:ligatures w14:val="none"/>
+          <ns2:ligatures ns2:val="none"/>
         </w:rPr>
         <w:t xml:space="preserve">Mapfre </w:t>
       </w:r>
@@ -2218,12 +2218,12 @@
           <w:color w:val="000000"/>
           <w:kern w:val="0"/>
           <w:lang w:eastAsia="es-ES"/>
-          <w14:ligatures w14:val="none"/>
+          <ns2:ligatures ns2:val="none"/>
         </w:rPr>
         <w:t xml:space="preserve">mediante correo electrónico los comprobantes de pago correspondientes al periodo 2024. </w:t>
       </w:r>
     </w:p>
-    <w:p>
+    <w:p ns2:paraId="5DBE54A2" ns2:textId="77777777">
       <w:pPr>
         <w:pStyle w:val="Prrafodelista"/>
         <w:spacing w:after="0" w:line="240" w:lineRule="auto"/>
@@ -2234,11 +2234,11 @@
           <w:color w:val="000000"/>
           <w:kern w:val="0"/>
           <w:lang w:eastAsia="es-ES"/>
-          <w14:ligatures w14:val="none"/>
-        </w:rPr>
-      </w:pPr>
-    </w:p>
-    <w:p>
+          <ns2:ligatures ns2:val="none"/>
+        </w:rPr>
+      </w:pPr>
+    </w:p>
+    <w:p ns2:paraId="69C1A058" ns2:textId="5C058289">
       <w:pPr>
         <w:pStyle w:val="Prrafodelista"/>
         <w:numPr>
@@ -2256,16 +2256,16 @@
           <w:color w:val="000000"/>
           <w:kern w:val="0"/>
           <w:lang w:eastAsia="es-ES"/>
-          <w14:ligatures w14:val="none"/>
-        </w:rPr>
-      </w:pPr>
-      <w:r>
-        <w:rPr>
-          <w:rFonts w:ascii="Arial Narrow" w:eastAsia="Times New Roman" w:hAnsi="Arial Narrow" w:cs="Arial"/>
-          <w:color w:val="000000"/>
-          <w:kern w:val="0"/>
-          <w:lang w:eastAsia="es-ES"/>
-          <w14:ligatures w14:val="none"/>
+          <ns2:ligatures ns2:val="none"/>
+        </w:rPr>
+      </w:pPr>
+      <w:r>
+        <w:rPr>
+          <w:rFonts w:ascii="Arial Narrow" w:eastAsia="Times New Roman" w:hAnsi="Arial Narrow" w:cs="Arial"/>
+          <w:color w:val="000000"/>
+          <w:kern w:val="0"/>
+          <w:lang w:eastAsia="es-ES"/>
+          <ns2:ligatures ns2:val="none"/>
         </w:rPr>
         <w:t xml:space="preserve">El 11 de noviembre de 2024, </w:t>
       </w:r>
@@ -2275,7 +2275,7 @@
           <w:color w:val="000000"/>
           <w:kern w:val="0"/>
           <w:lang w:val="es-ES" w:eastAsia="es-ES"/>
-          <w14:ligatures w14:val="none"/>
+          <ns2:ligatures ns2:val="none"/>
         </w:rPr>
         <w:t xml:space="preserve">Mapfre </w:t>
       </w:r>
@@ -2285,7 +2285,7 @@
           <w:color w:val="000000"/>
           <w:kern w:val="0"/>
           <w:lang w:eastAsia="es-ES"/>
-          <w14:ligatures w14:val="none"/>
+          <ns2:ligatures ns2:val="none"/>
         </w:rPr>
         <w:t>respondió</w:t>
       </w:r>
@@ -2295,7 +2295,7 @@
           <w:color w:val="000000"/>
           <w:kern w:val="0"/>
           <w:lang w:eastAsia="es-ES"/>
-          <w14:ligatures w14:val="none"/>
+          <ns2:ligatures ns2:val="none"/>
         </w:rPr>
         <w:t>,</w:t>
       </w:r>
@@ -2305,7 +2305,7 @@
           <w:color w:val="000000"/>
           <w:kern w:val="0"/>
           <w:lang w:eastAsia="es-ES"/>
-          <w14:ligatures w14:val="none"/>
+          <ns2:ligatures ns2:val="none"/>
         </w:rPr>
         <w:t xml:space="preserve"> </w:t>
       </w:r>
@@ -2315,7 +2315,7 @@
           <w:color w:val="000000"/>
           <w:kern w:val="0"/>
           <w:lang w:eastAsia="es-ES"/>
-          <w14:ligatures w14:val="none"/>
+          <ns2:ligatures ns2:val="none"/>
         </w:rPr>
         <w:t xml:space="preserve">fuera del plazo </w:t>
       </w:r>
@@ -2325,7 +2325,7 @@
           <w:color w:val="000000"/>
           <w:kern w:val="0"/>
           <w:lang w:eastAsia="es-ES"/>
-          <w14:ligatures w14:val="none"/>
+          <ns2:ligatures ns2:val="none"/>
         </w:rPr>
         <w:t>legal</w:t>
       </w:r>
@@ -2335,7 +2335,7 @@
           <w:color w:val="000000"/>
           <w:kern w:val="0"/>
           <w:lang w:eastAsia="es-ES"/>
-          <w14:ligatures w14:val="none"/>
+          <ns2:ligatures ns2:val="none"/>
         </w:rPr>
         <w:t xml:space="preserve">, </w:t>
       </w:r>
@@ -2345,7 +2345,7 @@
           <w:color w:val="000000"/>
           <w:kern w:val="0"/>
           <w:lang w:eastAsia="es-ES"/>
-          <w14:ligatures w14:val="none"/>
+          <ns2:ligatures ns2:val="none"/>
         </w:rPr>
         <w:t>indicando que el Seguro de Vida estaba anulado desde el 9 de marzo de 2024, atribuyendo el débito masivo</w:t>
       </w:r>
@@ -2355,7 +2355,7 @@
           <w:color w:val="000000"/>
           <w:kern w:val="0"/>
           <w:lang w:eastAsia="es-ES"/>
-          <w14:ligatures w14:val="none"/>
+          <ns2:ligatures ns2:val="none"/>
         </w:rPr>
         <w:t xml:space="preserve"> del mes anterior</w:t>
       </w:r>
@@ -2365,7 +2365,7 @@
           <w:color w:val="000000"/>
           <w:kern w:val="0"/>
           <w:lang w:eastAsia="es-ES"/>
-          <w14:ligatures w14:val="none"/>
+          <ns2:ligatures ns2:val="none"/>
         </w:rPr>
         <w:t xml:space="preserve"> a un error operativo. </w:t>
       </w:r>
@@ -2375,7 +2375,7 @@
           <w:color w:val="000000"/>
           <w:kern w:val="0"/>
           <w:lang w:eastAsia="es-ES"/>
-          <w14:ligatures w14:val="none"/>
+          <ns2:ligatures ns2:val="none"/>
         </w:rPr>
         <w:t>Le ofrecieron</w:t>
       </w:r>
@@ -2385,7 +2385,7 @@
           <w:color w:val="000000"/>
           <w:kern w:val="0"/>
           <w:lang w:eastAsia="es-ES"/>
-          <w14:ligatures w14:val="none"/>
+          <ns2:ligatures ns2:val="none"/>
         </w:rPr>
         <w:t xml:space="preserve"> extornar US$ 1 705,68 correspondientes a 18 cobros indebidos </w:t>
       </w:r>
@@ -2395,7 +2395,7 @@
           <w:color w:val="000000"/>
           <w:kern w:val="0"/>
           <w:lang w:eastAsia="es-ES"/>
-          <w14:ligatures w14:val="none"/>
+          <ns2:ligatures ns2:val="none"/>
         </w:rPr>
         <w:t xml:space="preserve">requiriéndole </w:t>
       </w:r>
@@ -2405,7 +2405,7 @@
           <w:color w:val="000000"/>
           <w:kern w:val="0"/>
           <w:lang w:eastAsia="es-ES"/>
-          <w14:ligatures w14:val="none"/>
+          <ns2:ligatures ns2:val="none"/>
         </w:rPr>
         <w:t>un número</w:t>
       </w:r>
@@ -2415,12 +2415,12 @@
           <w:color w:val="000000"/>
           <w:kern w:val="0"/>
           <w:lang w:eastAsia="es-ES"/>
-          <w14:ligatures w14:val="none"/>
+          <ns2:ligatures ns2:val="none"/>
         </w:rPr>
         <w:t xml:space="preserve"> de cuenta para la devolución. </w:t>
       </w:r>
     </w:p>
-    <w:p>
+    <w:p ns2:paraId="2E908B30" ns2:textId="77777777">
       <w:pPr>
         <w:pStyle w:val="Prrafodelista"/>
         <w:spacing w:after="0" w:line="240" w:lineRule="auto"/>
@@ -2431,11 +2431,11 @@
           <w:color w:val="000000"/>
           <w:kern w:val="0"/>
           <w:lang w:eastAsia="es-ES"/>
-          <w14:ligatures w14:val="none"/>
-        </w:rPr>
-      </w:pPr>
-    </w:p>
-    <w:p>
+          <ns2:ligatures ns2:val="none"/>
+        </w:rPr>
+      </w:pPr>
+    </w:p>
+    <w:p ns2:paraId="7A388F4B" ns2:textId="70A04AA2">
       <w:pPr>
         <w:pStyle w:val="Prrafodelista"/>
         <w:numPr>
@@ -2453,16 +2453,16 @@
           <w:color w:val="000000"/>
           <w:kern w:val="0"/>
           <w:lang w:eastAsia="es-ES"/>
-          <w14:ligatures w14:val="none"/>
-        </w:rPr>
-      </w:pPr>
-      <w:r>
-        <w:rPr>
-          <w:rFonts w:ascii="Arial Narrow" w:eastAsia="Times New Roman" w:hAnsi="Arial Narrow" w:cs="Arial"/>
-          <w:color w:val="000000"/>
-          <w:kern w:val="0"/>
-          <w:lang w:eastAsia="es-ES"/>
-          <w14:ligatures w14:val="none"/>
+          <ns2:ligatures ns2:val="none"/>
+        </w:rPr>
+      </w:pPr>
+      <w:r>
+        <w:rPr>
+          <w:rFonts w:ascii="Arial Narrow" w:eastAsia="Times New Roman" w:hAnsi="Arial Narrow" w:cs="Arial"/>
+          <w:color w:val="000000"/>
+          <w:kern w:val="0"/>
+          <w:lang w:eastAsia="es-ES"/>
+          <ns2:ligatures ns2:val="none"/>
         </w:rPr>
         <w:t xml:space="preserve">El 27 de diciembre de 2024, comunicó a </w:t>
       </w:r>
@@ -2472,7 +2472,7 @@
           <w:color w:val="000000"/>
           <w:kern w:val="0"/>
           <w:lang w:val="es-ES" w:eastAsia="es-ES"/>
-          <w14:ligatures w14:val="none"/>
+          <ns2:ligatures ns2:val="none"/>
         </w:rPr>
         <w:t>Mapfre</w:t>
       </w:r>
@@ -2485,7 +2485,7 @@
           <w:color w:val="000000"/>
           <w:kern w:val="0"/>
           <w:lang w:val="es-ES" w:eastAsia="es-ES"/>
-          <w14:ligatures w14:val="none"/>
+          <ns2:ligatures ns2:val="none"/>
         </w:rPr>
         <w:t xml:space="preserve">que aún se encontraba vigente </w:t>
       </w:r>
@@ -2495,7 +2495,7 @@
           <w:color w:val="000000"/>
           <w:kern w:val="0"/>
           <w:lang w:val="es-ES" w:eastAsia="es-ES"/>
-          <w14:ligatures w14:val="none"/>
+          <ns2:ligatures ns2:val="none"/>
         </w:rPr>
         <w:t>su</w:t>
       </w:r>
@@ -2505,7 +2505,7 @@
           <w:color w:val="000000"/>
           <w:kern w:val="0"/>
           <w:lang w:val="es-ES" w:eastAsia="es-ES"/>
-          <w14:ligatures w14:val="none"/>
+          <ns2:ligatures ns2:val="none"/>
         </w:rPr>
         <w:t xml:space="preserve"> autorización para el débito de la prima de la </w:t>
       </w:r>
@@ -2515,7 +2515,7 @@
           <w:color w:val="000000"/>
           <w:kern w:val="0"/>
           <w:lang w:val="es-ES" w:eastAsia="es-ES"/>
-          <w14:ligatures w14:val="none"/>
+          <ns2:ligatures ns2:val="none"/>
         </w:rPr>
         <w:t>póliza</w:t>
       </w:r>
@@ -2525,7 +2525,7 @@
           <w:color w:val="000000"/>
           <w:kern w:val="0"/>
           <w:lang w:val="es-ES" w:eastAsia="es-ES"/>
-          <w14:ligatures w14:val="none"/>
+          <ns2:ligatures ns2:val="none"/>
         </w:rPr>
         <w:t xml:space="preserve"> de su cuenta de ahorros y que se había efectuado el débito mes a mes, incluyendo el cobro irregular de 8 cuotas adicionales en octubre de 2024. Pese </w:t>
       </w:r>
@@ -2535,7 +2535,7 @@
           <w:color w:val="000000"/>
           <w:kern w:val="0"/>
           <w:lang w:val="es-ES" w:eastAsia="es-ES"/>
-          <w14:ligatures w14:val="none"/>
+          <ns2:ligatures ns2:val="none"/>
         </w:rPr>
         <w:t xml:space="preserve">a ello, </w:t>
       </w:r>
@@ -2545,7 +2545,7 @@
           <w:color w:val="000000"/>
           <w:kern w:val="0"/>
           <w:lang w:val="es-ES" w:eastAsia="es-ES"/>
-          <w14:ligatures w14:val="none"/>
+          <ns2:ligatures ns2:val="none"/>
         </w:rPr>
         <w:t xml:space="preserve">le habían informado que </w:t>
       </w:r>
@@ -2555,7 +2555,7 @@
           <w:color w:val="000000"/>
           <w:kern w:val="0"/>
           <w:lang w:val="es-ES" w:eastAsia="es-ES"/>
-          <w14:ligatures w14:val="none"/>
+          <ns2:ligatures ns2:val="none"/>
         </w:rPr>
         <w:t>la Póliza había sido anulada en marzo de 2024, lo que resultaba incoherente con los cobros realizados</w:t>
       </w:r>
@@ -2565,7 +2565,7 @@
           <w:color w:val="000000"/>
           <w:kern w:val="0"/>
           <w:lang w:eastAsia="es-ES"/>
-          <w14:ligatures w14:val="none"/>
+          <ns2:ligatures ns2:val="none"/>
         </w:rPr>
         <w:t>.</w:t>
       </w:r>
@@ -2575,7 +2575,7 @@
           <w:color w:val="000000"/>
           <w:kern w:val="0"/>
           <w:lang w:eastAsia="es-ES"/>
-          <w14:ligatures w14:val="none"/>
+          <ns2:ligatures ns2:val="none"/>
         </w:rPr>
         <w:t xml:space="preserve"> </w:t>
       </w:r>
@@ -2585,12 +2585,12 @@
           <w:color w:val="000000"/>
           <w:kern w:val="0"/>
           <w:lang w:eastAsia="es-ES"/>
-          <w14:ligatures w14:val="none"/>
+          <ns2:ligatures ns2:val="none"/>
         </w:rPr>
         <w:t xml:space="preserve"> </w:t>
       </w:r>
     </w:p>
-    <w:p>
+    <w:p ns2:paraId="74B6405E" ns2:textId="77777777">
       <w:pPr>
         <w:pStyle w:val="Prrafodelista"/>
         <w:spacing w:after="0" w:line="240" w:lineRule="auto"/>
@@ -2601,11 +2601,11 @@
           <w:color w:val="000000"/>
           <w:kern w:val="0"/>
           <w:lang w:eastAsia="es-ES"/>
-          <w14:ligatures w14:val="none"/>
-        </w:rPr>
-      </w:pPr>
-    </w:p>
-    <w:p>
+          <ns2:ligatures ns2:val="none"/>
+        </w:rPr>
+      </w:pPr>
+    </w:p>
+    <w:p ns2:paraId="2F9CF7F5" ns2:textId="01B044DD">
       <w:pPr>
         <w:pStyle w:val="Prrafodelista"/>
         <w:numPr>
@@ -2620,16 +2620,16 @@
           <w:color w:val="000000"/>
           <w:kern w:val="0"/>
           <w:lang w:eastAsia="es-ES"/>
-          <w14:ligatures w14:val="none"/>
-        </w:rPr>
-      </w:pPr>
-      <w:r>
-        <w:rPr>
-          <w:rFonts w:ascii="Arial Narrow" w:eastAsia="Times New Roman" w:hAnsi="Arial Narrow" w:cs="Arial"/>
-          <w:color w:val="000000"/>
-          <w:kern w:val="0"/>
-          <w:lang w:eastAsia="es-ES"/>
-          <w14:ligatures w14:val="none"/>
+          <ns2:ligatures ns2:val="none"/>
+        </w:rPr>
+      </w:pPr>
+      <w:r>
+        <w:rPr>
+          <w:rFonts w:ascii="Arial Narrow" w:eastAsia="Times New Roman" w:hAnsi="Arial Narrow" w:cs="Arial"/>
+          <w:color w:val="000000"/>
+          <w:kern w:val="0"/>
+          <w:lang w:eastAsia="es-ES"/>
+          <ns2:ligatures ns2:val="none"/>
         </w:rPr>
         <w:t xml:space="preserve">El 20 de enero de 2025, </w:t>
       </w:r>
@@ -2639,7 +2639,7 @@
           <w:color w:val="000000"/>
           <w:kern w:val="0"/>
           <w:lang w:val="es-ES" w:eastAsia="es-ES"/>
-          <w14:ligatures w14:val="none"/>
+          <ns2:ligatures ns2:val="none"/>
         </w:rPr>
         <w:t>Mapfre</w:t>
       </w:r>
@@ -2652,7 +2652,7 @@
           <w:color w:val="000000"/>
           <w:kern w:val="0"/>
           <w:lang w:eastAsia="es-ES"/>
-          <w14:ligatures w14:val="none"/>
+          <ns2:ligatures ns2:val="none"/>
         </w:rPr>
         <w:t>le respondió</w:t>
       </w:r>
@@ -2662,7 +2662,7 @@
           <w:color w:val="000000"/>
           <w:kern w:val="0"/>
           <w:lang w:eastAsia="es-ES"/>
-          <w14:ligatures w14:val="none"/>
+          <ns2:ligatures ns2:val="none"/>
         </w:rPr>
         <w:t xml:space="preserve"> </w:t>
       </w:r>
@@ -2672,7 +2672,7 @@
           <w:color w:val="000000"/>
           <w:kern w:val="0"/>
           <w:lang w:eastAsia="es-ES"/>
-          <w14:ligatures w14:val="none"/>
+          <ns2:ligatures ns2:val="none"/>
         </w:rPr>
         <w:t>manteniendo</w:t>
       </w:r>
@@ -2682,7 +2682,7 @@
           <w:color w:val="000000"/>
           <w:kern w:val="0"/>
           <w:lang w:eastAsia="es-ES"/>
-          <w14:ligatures w14:val="none"/>
+          <ns2:ligatures ns2:val="none"/>
         </w:rPr>
         <w:t xml:space="preserve"> su posición de anulación de la póliza, sin tener en cuenta que había realizado pagos mensuales durante más de 24 años</w:t>
       </w:r>
@@ -2692,7 +2692,7 @@
           <w:color w:val="000000"/>
           <w:kern w:val="0"/>
           <w:lang w:eastAsia="es-ES"/>
-          <w14:ligatures w14:val="none"/>
+          <ns2:ligatures ns2:val="none"/>
         </w:rPr>
         <w:t xml:space="preserve"> de manera regular</w:t>
       </w:r>
@@ -2702,12 +2702,12 @@
           <w:color w:val="000000"/>
           <w:kern w:val="0"/>
           <w:lang w:eastAsia="es-ES"/>
-          <w14:ligatures w14:val="none"/>
+          <ns2:ligatures ns2:val="none"/>
         </w:rPr>
         <w:t>.</w:t>
       </w:r>
     </w:p>
-    <w:p>
+    <w:p ns2:paraId="33E14FF7" ns2:textId="77777777">
       <w:pPr>
         <w:tabs>
           <w:tab w:val="left" w:pos="1134"/>
@@ -2719,11 +2719,11 @@
           <w:color w:val="000000"/>
           <w:kern w:val="0"/>
           <w:lang w:eastAsia="es-ES"/>
-          <w14:ligatures w14:val="none"/>
-        </w:rPr>
-      </w:pPr>
-    </w:p>
-    <w:p>
+          <ns2:ligatures ns2:val="none"/>
+        </w:rPr>
+      </w:pPr>
+    </w:p>
+    <w:p ns2:paraId="65C58807" ns2:textId="08CAEC84">
       <w:pPr>
         <w:numPr>
           <w:ilvl w:val="1"/>
@@ -2741,14 +2741,14 @@
           <w:color w:val="000000"/>
           <w:kern w:val="0"/>
           <w:lang w:val="es-ES" w:eastAsia="es-ES"/>
-          <w14:ligatures w14:val="none"/>
+          <ns2:ligatures ns2:val="none"/>
         </w:rPr>
       </w:pPr>
       <w:r>
         <w:rPr>
           <w:rFonts w:ascii="Arial Narrow" w:eastAsia="Calibri" w:hAnsi="Arial Narrow" w:cs="Arial"/>
           <w:kern w:val="0"/>
-          <w14:ligatures w14:val="none"/>
+          <ns2:ligatures ns2:val="none"/>
         </w:rPr>
         <w:t xml:space="preserve">El señor [APELLIDO] solicitó, en calidad de medida correctiva, que Mapfre cumpla con: (i) realizar la rehabilitación de la Póliza del Seguro de Vida; (ii) remitir la Póliza adecuada y actualizada a la Ley 29946 Ley del Contrato de Seguros y sus Reglamentos; (iii) remitir el cronograma de pagos y los estados de cuenta de su Póliza para determinar el importe adeudado a la fecha de conclusión del presente procedimiento y se respete el valor mensual de la prima por US$ 94,76; y, (iv) realizar la devolución de los importes cargados por un total de US$ 758,08 (8 cuotas de US$ 94,76) a su cuenta de ahorros. Asimismo, requirió el reembolso de costos y costas del presente procedimiento.</w:t>
       </w:r>
@@ -2758,7 +2758,7 @@
           <w:color w:val="000000"/>
           <w:kern w:val="0"/>
           <w:lang w:val="es-ES" w:eastAsia="es-ES"/>
-          <w14:ligatures w14:val="none"/>
+          <ns2:ligatures ns2:val="none"/>
         </w:rPr>
         <w:t/>
       </w:r>
@@ -2768,7 +2768,7 @@
           <w:color w:val="000000"/>
           <w:kern w:val="0"/>
           <w:lang w:val="es-ES" w:eastAsia="es-ES"/>
-          <w14:ligatures w14:val="none"/>
+          <ns2:ligatures ns2:val="none"/>
         </w:rPr>
         <w:t xml:space="preserve"/>
       </w:r>
@@ -2778,7 +2778,7 @@
           <w:color w:val="000000"/>
           <w:kern w:val="0"/>
           <w:lang w:val="es-ES" w:eastAsia="es-ES"/>
-          <w14:ligatures w14:val="none"/>
+          <ns2:ligatures ns2:val="none"/>
         </w:rPr>
         <w:t xml:space="preserve"/>
       </w:r>
@@ -2788,7 +2788,7 @@
           <w:color w:val="000000"/>
           <w:kern w:val="0"/>
           <w:lang w:val="es-ES" w:eastAsia="es-ES"/>
-          <w14:ligatures w14:val="none"/>
+          <ns2:ligatures ns2:val="none"/>
         </w:rPr>
         <w:t/>
       </w:r>
@@ -2798,7 +2798,7 @@
           <w:color w:val="000000"/>
           <w:kern w:val="0"/>
           <w:lang w:val="es-ES" w:eastAsia="es-ES"/>
-          <w14:ligatures w14:val="none"/>
+          <ns2:ligatures ns2:val="none"/>
         </w:rPr>
         <w:t/>
       </w:r>
@@ -2808,7 +2808,7 @@
           <w:color w:val="000000"/>
           <w:kern w:val="0"/>
           <w:lang w:val="es-ES" w:eastAsia="es-ES"/>
-          <w14:ligatures w14:val="none"/>
+          <ns2:ligatures ns2:val="none"/>
         </w:rPr>
         <w:t xml:space="preserve"/>
       </w:r>
@@ -2818,7 +2818,7 @@
           <w:color w:val="000000"/>
           <w:kern w:val="0"/>
           <w:lang w:val="es-ES" w:eastAsia="es-ES"/>
-          <w14:ligatures w14:val="none"/>
+          <ns2:ligatures ns2:val="none"/>
         </w:rPr>
         <w:t xml:space="preserve"/>
       </w:r>
@@ -2828,7 +2828,7 @@
           <w:color w:val="000000"/>
           <w:kern w:val="0"/>
           <w:lang w:eastAsia="es-ES"/>
-          <w14:ligatures w14:val="none"/>
+          <ns2:ligatures ns2:val="none"/>
         </w:rPr>
         <w:t/>
       </w:r>
@@ -2838,7 +2838,7 @@
           <w:color w:val="000000"/>
           <w:kern w:val="0"/>
           <w:lang w:val="es-ES" w:eastAsia="es-ES"/>
-          <w14:ligatures w14:val="none"/>
+          <ns2:ligatures ns2:val="none"/>
         </w:rPr>
         <w:t/>
       </w:r>
@@ -2849,7 +2849,7 @@
           <w:color w:val="000000"/>
           <w:kern w:val="0"/>
           <w:lang w:val="es-ES" w:eastAsia="es-ES"/>
-          <w14:ligatures w14:val="none"/>
+          <ns2:ligatures ns2:val="none"/>
         </w:rPr>
         <w:t/>
       </w:r>
@@ -2860,7 +2860,7 @@
           <w:color w:val="000000"/>
           <w:kern w:val="0"/>
           <w:lang w:val="es-ES" w:eastAsia="es-ES"/>
-          <w14:ligatures w14:val="none"/>
+          <ns2:ligatures ns2:val="none"/>
         </w:rPr>
         <w:t/>
       </w:r>
@@ -2870,7 +2870,7 @@
           <w:color w:val="000000"/>
           <w:kern w:val="0"/>
           <w:lang w:val="es-ES" w:eastAsia="es-ES"/>
-          <w14:ligatures w14:val="none"/>
+          <ns2:ligatures ns2:val="none"/>
         </w:rPr>
         <w:t xml:space="preserve"/>
       </w:r>
@@ -2880,7 +2880,7 @@
           <w:color w:val="000000"/>
           <w:kern w:val="0"/>
           <w:lang w:val="es-ES" w:eastAsia="es-ES"/>
-          <w14:ligatures w14:val="none"/>
+          <ns2:ligatures ns2:val="none"/>
         </w:rPr>
         <w:t/>
       </w:r>
@@ -2891,7 +2891,7 @@
           <w:color w:val="000000"/>
           <w:kern w:val="0"/>
           <w:lang w:val="es-ES" w:eastAsia="es-ES"/>
-          <w14:ligatures w14:val="none"/>
+          <ns2:ligatures ns2:val="none"/>
         </w:rPr>
         <w:t/>
       </w:r>
@@ -2902,7 +2902,7 @@
           <w:color w:val="000000"/>
           <w:kern w:val="0"/>
           <w:lang w:val="es-ES" w:eastAsia="es-ES"/>
-          <w14:ligatures w14:val="none"/>
+          <ns2:ligatures ns2:val="none"/>
         </w:rPr>
         <w:t/>
       </w:r>
@@ -2912,7 +2912,7 @@
           <w:color w:val="000000"/>
           <w:kern w:val="0"/>
           <w:lang w:val="es-ES" w:eastAsia="es-ES"/>
-          <w14:ligatures w14:val="none"/>
+          <ns2:ligatures ns2:val="none"/>
         </w:rPr>
         <w:t xml:space="preserve"/>
       </w:r>
@@ -2922,7 +2922,7 @@
           <w:color w:val="000000"/>
           <w:kern w:val="0"/>
           <w:lang w:val="es-ES" w:eastAsia="es-ES"/>
-          <w14:ligatures w14:val="none"/>
+          <ns2:ligatures ns2:val="none"/>
         </w:rPr>
         <w:t/>
       </w:r>
@@ -2932,7 +2932,7 @@
           <w:color w:val="000000"/>
           <w:kern w:val="0"/>
           <w:lang w:val="es-ES" w:eastAsia="es-ES"/>
-          <w14:ligatures w14:val="none"/>
+          <ns2:ligatures ns2:val="none"/>
         </w:rPr>
         <w:t xml:space="preserve"/>
       </w:r>
@@ -2942,7 +2942,7 @@
           <w:color w:val="000000"/>
           <w:kern w:val="0"/>
           <w:lang w:val="es-ES" w:eastAsia="es-ES"/>
-          <w14:ligatures w14:val="none"/>
+          <ns2:ligatures ns2:val="none"/>
         </w:rPr>
         <w:t/>
       </w:r>
@@ -2952,7 +2952,7 @@
           <w:color w:val="000000"/>
           <w:kern w:val="0"/>
           <w:lang w:val="es-ES" w:eastAsia="es-ES"/>
-          <w14:ligatures w14:val="none"/>
+          <ns2:ligatures ns2:val="none"/>
         </w:rPr>
         <w:t xml:space="preserve"/>
       </w:r>
@@ -2962,7 +2962,7 @@
           <w:color w:val="000000"/>
           <w:kern w:val="0"/>
           <w:lang w:val="es-ES" w:eastAsia="es-ES"/>
-          <w14:ligatures w14:val="none"/>
+          <ns2:ligatures ns2:val="none"/>
         </w:rPr>
         <w:t xml:space="preserve"/>
       </w:r>
@@ -2972,7 +2972,7 @@
           <w:color w:val="000000"/>
           <w:kern w:val="0"/>
           <w:lang w:val="es-ES" w:eastAsia="es-ES"/>
-          <w14:ligatures w14:val="none"/>
+          <ns2:ligatures ns2:val="none"/>
         </w:rPr>
         <w:t xml:space="preserve"/>
       </w:r>
@@ -2982,7 +2982,7 @@
           <w:color w:val="000000"/>
           <w:kern w:val="0"/>
           <w:lang w:val="es-ES" w:eastAsia="es-ES"/>
-          <w14:ligatures w14:val="none"/>
+          <ns2:ligatures ns2:val="none"/>
         </w:rPr>
         <w:t xml:space="preserve"/>
       </w:r>
@@ -2992,7 +2992,7 @@
           <w:color w:val="000000"/>
           <w:kern w:val="0"/>
           <w:lang w:val="es-ES" w:eastAsia="es-ES"/>
-          <w14:ligatures w14:val="none"/>
+          <ns2:ligatures ns2:val="none"/>
         </w:rPr>
         <w:t/>
       </w:r>
@@ -3002,7 +3002,7 @@
           <w:color w:val="000000"/>
           <w:kern w:val="0"/>
           <w:lang w:val="es-ES" w:eastAsia="es-ES"/>
-          <w14:ligatures w14:val="none"/>
+          <ns2:ligatures ns2:val="none"/>
         </w:rPr>
         <w:t/>
       </w:r>
@@ -3012,7 +3012,7 @@
           <w:color w:val="000000"/>
           <w:kern w:val="0"/>
           <w:lang w:val="es-ES" w:eastAsia="es-ES"/>
-          <w14:ligatures w14:val="none"/>
+          <ns2:ligatures ns2:val="none"/>
         </w:rPr>
         <w:t/>
       </w:r>
@@ -3022,7 +3022,7 @@
           <w:color w:val="000000"/>
           <w:kern w:val="0"/>
           <w:lang w:val="es-ES" w:eastAsia="es-ES"/>
-          <w14:ligatures w14:val="none"/>
+          <ns2:ligatures ns2:val="none"/>
         </w:rPr>
         <w:t/>
       </w:r>
@@ -3033,7 +3033,7 @@
           <w:color w:val="000000"/>
           <w:kern w:val="0"/>
           <w:lang w:val="es-ES" w:eastAsia="es-ES"/>
-          <w14:ligatures w14:val="none"/>
+          <ns2:ligatures ns2:val="none"/>
         </w:rPr>
         <w:t/>
       </w:r>
@@ -3044,7 +3044,7 @@
           <w:color w:val="000000"/>
           <w:kern w:val="0"/>
           <w:lang w:val="es-ES" w:eastAsia="es-ES"/>
-          <w14:ligatures w14:val="none"/>
+          <ns2:ligatures ns2:val="none"/>
         </w:rPr>
         <w:t/>
       </w:r>
@@ -3054,7 +3054,7 @@
           <w:color w:val="000000"/>
           <w:kern w:val="0"/>
           <w:lang w:val="es-ES" w:eastAsia="es-ES"/>
-          <w14:ligatures w14:val="none"/>
+          <ns2:ligatures ns2:val="none"/>
         </w:rPr>
         <w:t xml:space="preserve"/>
       </w:r>
@@ -3064,7 +3064,7 @@
           <w:color w:val="000000"/>
           <w:kern w:val="0"/>
           <w:lang w:val="es-ES" w:eastAsia="es-ES"/>
-          <w14:ligatures w14:val="none"/>
+          <ns2:ligatures ns2:val="none"/>
         </w:rPr>
         <w:t/>
       </w:r>
@@ -3074,7 +3074,7 @@
           <w:color w:val="000000"/>
           <w:kern w:val="0"/>
           <w:lang w:val="es-ES" w:eastAsia="es-ES"/>
-          <w14:ligatures w14:val="none"/>
+          <ns2:ligatures ns2:val="none"/>
         </w:rPr>
         <w:t xml:space="preserve"/>
       </w:r>
@@ -3084,7 +3084,7 @@
           <w:color w:val="000000"/>
           <w:kern w:val="0"/>
           <w:lang w:val="es-ES" w:eastAsia="es-ES"/>
-          <w14:ligatures w14:val="none"/>
+          <ns2:ligatures ns2:val="none"/>
         </w:rPr>
         <w:t xml:space="preserve"/>
       </w:r>
@@ -3094,7 +3094,7 @@
           <w:color w:val="000000"/>
           <w:kern w:val="0"/>
           <w:lang w:val="es-ES" w:eastAsia="es-ES"/>
-          <w14:ligatures w14:val="none"/>
+          <ns2:ligatures ns2:val="none"/>
         </w:rPr>
         <w:t xml:space="preserve"/>
       </w:r>
@@ -3104,7 +3104,7 @@
           <w:color w:val="000000"/>
           <w:kern w:val="0"/>
           <w:lang w:val="es-ES" w:eastAsia="es-ES"/>
-          <w14:ligatures w14:val="none"/>
+          <ns2:ligatures ns2:val="none"/>
         </w:rPr>
         <w:t/>
       </w:r>
@@ -3114,7 +3114,7 @@
           <w:color w:val="000000"/>
           <w:kern w:val="0"/>
           <w:lang w:val="es-ES" w:eastAsia="es-ES"/>
-          <w14:ligatures w14:val="none"/>
+          <ns2:ligatures ns2:val="none"/>
         </w:rPr>
         <w:t/>
       </w:r>
@@ -3124,7 +3124,7 @@
           <w:color w:val="000000"/>
           <w:kern w:val="0"/>
           <w:lang w:val="es-ES" w:eastAsia="es-ES"/>
-          <w14:ligatures w14:val="none"/>
+          <ns2:ligatures ns2:val="none"/>
         </w:rPr>
         <w:t xml:space="preserve"/>
       </w:r>
@@ -3134,7 +3134,7 @@
           <w:color w:val="000000"/>
           <w:kern w:val="0"/>
           <w:lang w:val="es-ES" w:eastAsia="es-ES"/>
-          <w14:ligatures w14:val="none"/>
+          <ns2:ligatures ns2:val="none"/>
         </w:rPr>
         <w:t xml:space="preserve"/>
       </w:r>
@@ -3144,7 +3144,7 @@
           <w:color w:val="000000"/>
           <w:kern w:val="0"/>
           <w:lang w:val="es-ES" w:eastAsia="es-ES"/>
-          <w14:ligatures w14:val="none"/>
+          <ns2:ligatures ns2:val="none"/>
         </w:rPr>
         <w:t/>
       </w:r>
@@ -3154,7 +3154,7 @@
           <w:color w:val="000000"/>
           <w:kern w:val="0"/>
           <w:lang w:val="es-ES" w:eastAsia="es-ES"/>
-          <w14:ligatures w14:val="none"/>
+          <ns2:ligatures ns2:val="none"/>
         </w:rPr>
         <w:t/>
       </w:r>
@@ -3164,7 +3164,7 @@
           <w:color w:val="000000"/>
           <w:kern w:val="0"/>
           <w:lang w:val="es-ES" w:eastAsia="es-ES"/>
-          <w14:ligatures w14:val="none"/>
+          <ns2:ligatures ns2:val="none"/>
         </w:rPr>
         <w:t xml:space="preserve"/>
       </w:r>
@@ -3174,7 +3174,7 @@
           <w:color w:val="000000"/>
           <w:kern w:val="0"/>
           <w:lang w:val="es-ES" w:eastAsia="es-ES"/>
-          <w14:ligatures w14:val="none"/>
+          <ns2:ligatures ns2:val="none"/>
         </w:rPr>
         <w:t/>
       </w:r>
@@ -3184,7 +3184,7 @@
           <w:color w:val="000000"/>
           <w:kern w:val="0"/>
           <w:lang w:val="es-ES" w:eastAsia="es-ES"/>
-          <w14:ligatures w14:val="none"/>
+          <ns2:ligatures ns2:val="none"/>
         </w:rPr>
         <w:t xml:space="preserve"/>
       </w:r>
@@ -3194,12 +3194,12 @@
           <w:color w:val="000000"/>
           <w:kern w:val="0"/>
           <w:lang w:val="es-ES" w:eastAsia="es-ES"/>
-          <w14:ligatures w14:val="none"/>
+          <ns2:ligatures ns2:val="none"/>
         </w:rPr>
         <w:t/>
       </w:r>
     </w:p>
-    <w:p>
+    <w:p ns2:paraId="66005174" ns2:textId="77777777">
       <w:pPr>
         <w:spacing w:after="0" w:line="240" w:lineRule="auto"/>
         <w:contextualSpacing/>
@@ -3210,11 +3210,11 @@
           <w:color w:val="000000"/>
           <w:kern w:val="0"/>
           <w:lang w:eastAsia="es-PE"/>
-          <w14:ligatures w14:val="none"/>
-        </w:rPr>
-      </w:pPr>
-    </w:p>
-    <w:p>
+          <ns2:ligatures ns2:val="none"/>
+        </w:rPr>
+      </w:pPr>
+    </w:p>
+    <w:p ns2:paraId="3541B1F9" ns2:textId="77777777">
       <w:pPr>
         <w:pStyle w:val="Prrafodelista"/>
         <w:numPr>
@@ -3234,7 +3234,7 @@
           <w:color w:val="000000"/>
           <w:kern w:val="0"/>
           <w:lang w:eastAsia="es-PE"/>
-          <w14:ligatures w14:val="none"/>
+          <ns2:ligatures ns2:val="none"/>
         </w:rPr>
       </w:pPr>
       <w:r>
@@ -3244,12 +3244,12 @@
           <w:color w:val="000000"/>
           <w:kern w:val="0"/>
           <w:lang w:eastAsia="es-PE"/>
-          <w14:ligatures w14:val="none"/>
+          <ns2:ligatures ns2:val="none"/>
         </w:rPr>
         <w:t>DE LA ADMISIÓN A TRÁMITE DE LA DENUNCIA</w:t>
       </w:r>
     </w:p>
-    <w:p>
+    <w:p ns2:paraId="34556756" ns2:textId="77777777">
       <w:pPr>
         <w:spacing w:after="0" w:line="240" w:lineRule="auto"/>
         <w:ind w:left="567"/>
@@ -3261,11 +3261,11 @@
           <w:color w:val="000000"/>
           <w:kern w:val="0"/>
           <w:lang w:eastAsia="es-PE"/>
-          <w14:ligatures w14:val="none"/>
-        </w:rPr>
-      </w:pPr>
-    </w:p>
-    <w:p>
+          <ns2:ligatures ns2:val="none"/>
+        </w:rPr>
+      </w:pPr>
+    </w:p>
+    <w:p ns2:paraId="55F1A80F" ns2:textId="4A1836D1">
       <w:pPr>
         <w:pStyle w:val="Prrafodelista"/>
         <w:numPr>
@@ -3278,7 +3278,7 @@
         <w:rPr>
           <w:rFonts w:ascii="Arial Narrow" w:eastAsia="Arial Narrow" w:hAnsi="Arial Narrow" w:cs="Arial Narrow"/>
           <w:kern w:val="0"/>
-          <w14:ligatures w14:val="none"/>
+          <ns2:ligatures ns2:val="none"/>
         </w:rPr>
       </w:pPr>
       <w:bookmarkStart w:id="1" w:name="_Hlk140755208"/>
@@ -3290,7 +3290,7 @@
           <w:color w:val="000000"/>
           <w:kern w:val="0"/>
           <w:lang w:eastAsia="es-PE"/>
-          <w14:ligatures w14:val="none"/>
+          <ns2:ligatures ns2:val="none"/>
         </w:rPr>
         <w:t>La Secretaría Técnica de la Comisión de Protección al Consumidor 1 (en adelante, la Secretaría Técnica), en ejercicio de sus facultades</w:t>
       </w:r>
@@ -3303,7 +3303,7 @@
           <w:rFonts w:ascii="Arial Narrow" w:eastAsia="Arial Narrow" w:hAnsi="Arial Narrow" w:cs="Arial Narrow"/>
           <w:kern w:val="0"/>
           <w:vertAlign w:val="superscript"/>
-          <w14:ligatures w14:val="none"/>
+          <ns2:ligatures ns2:val="none"/>
         </w:rPr>
         <w:footnoteReference w:id="2"/>
       </w:r>
@@ -3313,7 +3313,7 @@
           <w:color w:val="000000"/>
           <w:kern w:val="0"/>
           <w:lang w:eastAsia="es-PE"/>
-          <w14:ligatures w14:val="none"/>
+          <ns2:ligatures ns2:val="none"/>
         </w:rPr>
         <w:t xml:space="preserve">, </w:t>
       </w:r>
@@ -3323,7 +3323,7 @@
           <w:color w:val="000000"/>
           <w:kern w:val="0"/>
           <w:lang w:eastAsia="es-PE"/>
-          <w14:ligatures w14:val="none"/>
+          <ns2:ligatures ns2:val="none"/>
         </w:rPr>
         <w:t xml:space="preserve">considera </w:t>
       </w:r>
@@ -3331,7 +3331,7 @@
         <w:rPr>
           <w:rFonts w:ascii="Arial Narrow" w:eastAsia="Arial Narrow" w:hAnsi="Arial Narrow" w:cs="Arial Narrow"/>
           <w:kern w:val="0"/>
-          <w14:ligatures w14:val="none"/>
+          <ns2:ligatures ns2:val="none"/>
         </w:rPr>
         <w:t xml:space="preserve">que el hecho denunciado, consistente en que </w:t>
       </w:r>
@@ -3339,7 +3339,7 @@
         <w:rPr>
           <w:rFonts w:ascii="Arial Narrow" w:eastAsia="Arial Narrow" w:hAnsi="Arial Narrow" w:cs="Arial Narrow"/>
           <w:kern w:val="0"/>
-          <w14:ligatures w14:val="none"/>
+          <ns2:ligatures ns2:val="none"/>
         </w:rPr>
         <w:t xml:space="preserve">la </w:t>
       </w:r>
@@ -3347,7 +3347,7 @@
         <w:rPr>
           <w:rFonts w:ascii="Arial Narrow" w:eastAsia="Arial Narrow" w:hAnsi="Arial Narrow" w:cs="Arial Narrow"/>
           <w:kern w:val="0"/>
-          <w14:ligatures w14:val="none"/>
+          <ns2:ligatures ns2:val="none"/>
         </w:rPr>
         <w:lastRenderedPageBreak/>
         <w:t>compañía aseguradora habría cobrado en exceso 3 cuotas durante el año 2023 al denunciante, correspondientes al pago de primas del Seguro de Vida contratado</w:t>
@@ -3356,7 +3356,7 @@
         <w:rPr>
           <w:rFonts w:ascii="Arial Narrow" w:eastAsia="Arial Narrow" w:hAnsi="Arial Narrow" w:cs="Arial Narrow"/>
           <w:kern w:val="0"/>
-          <w14:ligatures w14:val="none"/>
+          <ns2:ligatures ns2:val="none"/>
         </w:rPr>
         <w:t xml:space="preserve">; involucraría una presunta afectación a sus expectativas, quien no habría encontrado una correspondencia entre lo que esperaba recibir de parte del proveedor y lo que realmente recibió. Por consiguiente, corresponde calificar el hecho materia de denuncia como una </w:t>
       </w:r>
@@ -3364,7 +3364,7 @@
         <w:rPr>
           <w:rFonts w:ascii="Arial Narrow" w:eastAsia="Arial Narrow" w:hAnsi="Arial Narrow" w:cs="Arial Narrow"/>
           <w:kern w:val="0"/>
-          <w14:ligatures w14:val="none"/>
+          <ns2:ligatures ns2:val="none"/>
         </w:rPr>
         <w:t>presunta infracción al deber de idoneidad, tipificado en los artículos 18</w:t>
       </w:r>
@@ -3374,7 +3374,7 @@
           <w:color w:val="000000"/>
           <w:kern w:val="0"/>
           <w:lang w:eastAsia="es-PE"/>
-          <w14:ligatures w14:val="none"/>
+          <ns2:ligatures ns2:val="none"/>
         </w:rPr>
         <w:t/>
       </w:r>
@@ -3382,7 +3382,7 @@
         <w:rPr>
           <w:rFonts w:ascii="Arial Narrow" w:eastAsia="Arial Narrow" w:hAnsi="Arial Narrow" w:cs="Arial Narrow"/>
           <w:kern w:val="0"/>
-          <w14:ligatures w14:val="none"/>
+          <ns2:ligatures ns2:val="none"/>
         </w:rPr>
         <w:t xml:space="preserve"> y 19</w:t>
       </w:r>
@@ -3392,7 +3392,7 @@
           <w:color w:val="000000"/>
           <w:kern w:val="0"/>
           <w:lang w:eastAsia="es-PE"/>
-          <w14:ligatures w14:val="none"/>
+          <ns2:ligatures ns2:val="none"/>
         </w:rPr>
         <w:t/>
       </w:r>
@@ -3400,7 +3400,7 @@
         <w:rPr>
           <w:rFonts w:ascii="Arial Narrow" w:eastAsia="Arial Narrow" w:hAnsi="Arial Narrow" w:cs="Arial Narrow"/>
           <w:kern w:val="0"/>
-          <w14:ligatures w14:val="none"/>
+          <ns2:ligatures ns2:val="none"/>
         </w:rPr>
         <w:t xml:space="preserve"> del Código</w:t>
       </w:r>
@@ -3410,7 +3410,7 @@
           <w:rFonts w:ascii="Arial Narrow" w:eastAsia="Arial Narrow" w:hAnsi="Arial Narrow" w:cs="Arial"/>
           <w:kern w:val="0"/>
           <w:vertAlign w:val="superscript"/>
-          <w14:ligatures w14:val="none"/>
+          <ns2:ligatures ns2:val="none"/>
         </w:rPr>
         <w:footnoteReference w:id="3"/>
       </w:r>
@@ -3418,12 +3418,12 @@
         <w:rPr>
           <w:rFonts w:ascii="Arial Narrow" w:eastAsia="Arial Narrow" w:hAnsi="Arial Narrow" w:cs="Arial Narrow"/>
           <w:kern w:val="0"/>
-          <w14:ligatures w14:val="none"/>
+          <ns2:ligatures ns2:val="none"/>
         </w:rPr>
         <w:t>.</w:t>
       </w:r>
     </w:p>
-    <w:p>
+    <w:p ns2:paraId="407F0337" ns2:textId="77777777">
       <w:pPr>
         <w:pStyle w:val="Prrafodelista"/>
         <w:spacing w:after="0" w:line="240" w:lineRule="auto"/>
@@ -3432,11 +3432,11 @@
         <w:rPr>
           <w:rFonts w:ascii="Arial Narrow" w:eastAsia="Arial Narrow" w:hAnsi="Arial Narrow" w:cs="Arial Narrow"/>
           <w:kern w:val="0"/>
-          <w14:ligatures w14:val="none"/>
-        </w:rPr>
-      </w:pPr>
-    </w:p>
-    <w:p>
+          <ns2:ligatures ns2:val="none"/>
+        </w:rPr>
+      </w:pPr>
+    </w:p>
+    <w:p ns2:paraId="5AA8135F" ns2:textId="79AF91EA">
       <w:pPr>
         <w:pStyle w:val="Prrafodelista"/>
         <w:numPr>
@@ -3449,14 +3449,14 @@
         <w:rPr>
           <w:rFonts w:ascii="Arial Narrow" w:eastAsia="Arial Narrow" w:hAnsi="Arial Narrow" w:cs="Arial Narrow"/>
           <w:kern w:val="0"/>
-          <w14:ligatures w14:val="none"/>
-        </w:rPr>
-      </w:pPr>
-      <w:r>
-        <w:rPr>
-          <w:rFonts w:ascii="Arial Narrow" w:eastAsia="Arial Narrow" w:hAnsi="Arial Narrow" w:cs="Arial Narrow"/>
-          <w:kern w:val="0"/>
-          <w14:ligatures w14:val="none"/>
+          <ns2:ligatures ns2:val="none"/>
+        </w:rPr>
+      </w:pPr>
+      <w:r>
+        <w:rPr>
+          <w:rFonts w:ascii="Arial Narrow" w:eastAsia="Arial Narrow" w:hAnsi="Arial Narrow" w:cs="Arial Narrow"/>
+          <w:kern w:val="0"/>
+          <ns2:ligatures ns2:val="none"/>
         </w:rPr>
         <w:t xml:space="preserve">Así también, </w:t>
       </w:r>
@@ -3466,7 +3466,7 @@
           <w:color w:val="000000"/>
           <w:kern w:val="0"/>
           <w:lang w:eastAsia="es-PE"/>
-          <w14:ligatures w14:val="none"/>
+          <ns2:ligatures ns2:val="none"/>
         </w:rPr>
         <w:t xml:space="preserve">la Secretaría Técnica, en ejercicio de sus facultades, considera </w:t>
       </w:r>
@@ -3474,7 +3474,7 @@
         <w:rPr>
           <w:rFonts w:ascii="Arial Narrow" w:eastAsia="Arial Narrow" w:hAnsi="Arial Narrow" w:cs="Arial"/>
           <w:kern w:val="0"/>
-          <w14:ligatures w14:val="none"/>
+          <ns2:ligatures ns2:val="none"/>
         </w:rPr>
         <w:t xml:space="preserve">que el hecho denunciado, consistente en que </w:t>
       </w:r>
@@ -3482,7 +3482,7 @@
         <w:rPr>
           <w:rFonts w:ascii="Arial Narrow" w:eastAsia="Arial Narrow" w:hAnsi="Arial Narrow" w:cs="Arial"/>
           <w:kern w:val="0"/>
-          <w14:ligatures w14:val="none"/>
+          <ns2:ligatures ns2:val="none"/>
         </w:rPr>
         <w:t>la compañía aseguradora habría gestionado inadecuadamente el cargo de nueve (9) cuotas de US$ 94,76 el 2 de octubre en octubre de 2024 a la cuenta del denunciante debido a un error operativo</w:t>
       </w:r>
@@ -3490,7 +3490,7 @@
         <w:rPr>
           <w:rFonts w:ascii="Arial Narrow" w:eastAsia="Arial Narrow" w:hAnsi="Arial Narrow" w:cs="Arial Narrow"/>
           <w:kern w:val="0"/>
-          <w14:ligatures w14:val="none"/>
+          <ns2:ligatures ns2:val="none"/>
         </w:rPr>
         <w:t xml:space="preserve">; involucraría una presunta afectación a sus expectativas, quien no habría encontrado una correspondencia entre lo que esperaba recibir de parte del proveedor y lo que realmente recibió. Por consiguiente, corresponde calificar el hecho materia de denuncia </w:t>
       </w:r>
@@ -3498,7 +3498,7 @@
         <w:rPr>
           <w:rFonts w:ascii="Arial Narrow" w:eastAsia="Arial Narrow" w:hAnsi="Arial Narrow" w:cs="Arial Narrow"/>
           <w:kern w:val="0"/>
-          <w14:ligatures w14:val="none"/>
+          <ns2:ligatures ns2:val="none"/>
         </w:rPr>
         <w:t>como una presunta infracción al deber de idoneidad, tipificado en los artículos 18</w:t>
       </w:r>
@@ -3508,7 +3508,7 @@
           <w:color w:val="000000"/>
           <w:kern w:val="0"/>
           <w:lang w:eastAsia="es-PE"/>
-          <w14:ligatures w14:val="none"/>
+          <ns2:ligatures ns2:val="none"/>
         </w:rPr>
         <w:t/>
       </w:r>
@@ -3516,7 +3516,7 @@
         <w:rPr>
           <w:rFonts w:ascii="Arial Narrow" w:eastAsia="Arial Narrow" w:hAnsi="Arial Narrow" w:cs="Arial Narrow"/>
           <w:kern w:val="0"/>
-          <w14:ligatures w14:val="none"/>
+          <ns2:ligatures ns2:val="none"/>
         </w:rPr>
         <w:t xml:space="preserve"> y 19</w:t>
       </w:r>
@@ -3526,7 +3526,7 @@
           <w:color w:val="000000"/>
           <w:kern w:val="0"/>
           <w:lang w:eastAsia="es-PE"/>
-          <w14:ligatures w14:val="none"/>
+          <ns2:ligatures ns2:val="none"/>
         </w:rPr>
         <w:t/>
       </w:r>
@@ -3534,7 +3534,7 @@
         <w:rPr>
           <w:rFonts w:ascii="Arial Narrow" w:eastAsia="Arial Narrow" w:hAnsi="Arial Narrow" w:cs="Arial Narrow"/>
           <w:kern w:val="0"/>
-          <w14:ligatures w14:val="none"/>
+          <ns2:ligatures ns2:val="none"/>
         </w:rPr>
         <w:t xml:space="preserve"> del Código</w:t>
       </w:r>
@@ -3542,22 +3542,22 @@
         <w:rPr>
           <w:rFonts w:ascii="Arial Narrow" w:eastAsia="Arial Narrow" w:hAnsi="Arial Narrow" w:cs="Arial"/>
           <w:kern w:val="0"/>
-          <w14:ligatures w14:val="none"/>
+          <ns2:ligatures ns2:val="none"/>
         </w:rPr>
         <w:t>.</w:t>
       </w:r>
     </w:p>
-    <w:p>
+    <w:p ns2:paraId="497B2AC9" ns2:textId="77777777">
       <w:pPr>
         <w:pStyle w:val="Prrafodelista"/>
         <w:rPr>
           <w:rFonts w:ascii="Arial Narrow" w:eastAsia="Arial Narrow" w:hAnsi="Arial Narrow" w:cs="Arial Narrow"/>
           <w:kern w:val="0"/>
-          <w14:ligatures w14:val="none"/>
-        </w:rPr>
-      </w:pPr>
-    </w:p>
-    <w:p>
+          <ns2:ligatures ns2:val="none"/>
+        </w:rPr>
+      </w:pPr>
+    </w:p>
+    <w:p ns2:paraId="2F8CD95A" ns2:textId="3124D174">
       <w:pPr>
         <w:pStyle w:val="Prrafodelista"/>
         <w:numPr>
@@ -3570,14 +3570,14 @@
         <w:rPr>
           <w:rFonts w:ascii="Arial Narrow" w:eastAsia="Arial Narrow" w:hAnsi="Arial Narrow" w:cs="Arial Narrow"/>
           <w:kern w:val="0"/>
-          <w14:ligatures w14:val="none"/>
-        </w:rPr>
-      </w:pPr>
-      <w:r>
-        <w:rPr>
-          <w:rFonts w:ascii="Arial Narrow" w:eastAsia="Arial Narrow" w:hAnsi="Arial Narrow" w:cs="Arial Narrow"/>
-          <w:kern w:val="0"/>
-          <w14:ligatures w14:val="none"/>
+          <ns2:ligatures ns2:val="none"/>
+        </w:rPr>
+      </w:pPr>
+      <w:r>
+        <w:rPr>
+          <w:rFonts w:ascii="Arial Narrow" w:eastAsia="Arial Narrow" w:hAnsi="Arial Narrow" w:cs="Arial Narrow"/>
+          <w:kern w:val="0"/>
+          <ns2:ligatures ns2:val="none"/>
         </w:rPr>
         <w:t xml:space="preserve">Adicionalmente, </w:t>
       </w:r>
@@ -3587,7 +3587,7 @@
           <w:color w:val="000000"/>
           <w:kern w:val="0"/>
           <w:lang w:eastAsia="es-PE"/>
-          <w14:ligatures w14:val="none"/>
+          <ns2:ligatures ns2:val="none"/>
         </w:rPr>
         <w:t xml:space="preserve">la Secretaría Técnica, en ejercicio de sus facultades, considera </w:t>
       </w:r>
@@ -3595,7 +3595,7 @@
         <w:rPr>
           <w:rFonts w:ascii="Arial Narrow" w:eastAsia="Arial Narrow" w:hAnsi="Arial Narrow" w:cs="Arial"/>
           <w:kern w:val="0"/>
-          <w14:ligatures w14:val="none"/>
+          <ns2:ligatures ns2:val="none"/>
         </w:rPr>
         <w:t xml:space="preserve">que el hecho denunciado, consistente en que </w:t>
       </w:r>
@@ -3603,7 +3603,7 @@
         <w:rPr>
           <w:rFonts w:ascii="Arial Narrow" w:eastAsia="Arial Narrow" w:hAnsi="Arial Narrow" w:cs="Arial Narrow"/>
           <w:kern w:val="0"/>
-          <w14:ligatures w14:val="none"/>
+          <ns2:ligatures ns2:val="none"/>
         </w:rPr>
         <w:t xml:space="preserve">la compañía aseguradora no habría gestionado oportunamente el débito de las primas de la Póliza del Seguro de Vida </w:t>
       </w:r>
@@ -3612,7 +3612,7 @@
         <w:rPr>
           <w:rFonts w:ascii="Arial Narrow" w:eastAsia="Arial Narrow" w:hAnsi="Arial Narrow" w:cs="Arial Narrow"/>
           <w:kern w:val="0"/>
-          <w14:ligatures w14:val="none"/>
+          <ns2:ligatures ns2:val="none"/>
         </w:rPr>
         <w:t/>
       </w:r>
@@ -3621,7 +3621,7 @@
         <w:rPr>
           <w:rFonts w:ascii="Arial Narrow" w:eastAsia="Arial Narrow" w:hAnsi="Arial Narrow" w:cs="Arial Narrow"/>
           <w:kern w:val="0"/>
-          <w14:ligatures w14:val="none"/>
+          <ns2:ligatures ns2:val="none"/>
         </w:rPr>
         <w:t xml:space="preserve"> 6480093602438, generando la anulación de </w:t>
       </w:r>
@@ -3630,7 +3630,7 @@
         <w:rPr>
           <w:rFonts w:ascii="Arial Narrow" w:eastAsia="Arial Narrow" w:hAnsi="Arial Narrow" w:cs="Arial Narrow"/>
           <w:kern w:val="0"/>
-          <w14:ligatures w14:val="none"/>
+          <ns2:ligatures ns2:val="none"/>
         </w:rPr>
         <w:t>la misma</w:t>
       </w:r>
@@ -3639,7 +3639,7 @@
         <w:rPr>
           <w:rFonts w:ascii="Arial Narrow" w:eastAsia="Arial Narrow" w:hAnsi="Arial Narrow" w:cs="Arial Narrow"/>
           <w:kern w:val="0"/>
-          <w14:ligatures w14:val="none"/>
+          <ns2:ligatures ns2:val="none"/>
         </w:rPr>
         <w:t xml:space="preserve">; involucraría una presunta afectación a sus expectativas, quien no habría encontrado una correspondencia entre lo que esperaba recibir de parte del proveedor y lo que realmente recibió. Por consiguiente, corresponde calificar el hecho materia de denuncia como una presunta infracción al deber de idoneidad, tipificado en los </w:t>
       </w:r>
@@ -3647,7 +3647,7 @@
         <w:rPr>
           <w:rFonts w:ascii="Arial Narrow" w:eastAsia="Arial Narrow" w:hAnsi="Arial Narrow" w:cs="Arial Narrow"/>
           <w:kern w:val="0"/>
-          <w14:ligatures w14:val="none"/>
+          <ns2:ligatures ns2:val="none"/>
         </w:rPr>
         <w:t>artículos 18</w:t>
       </w:r>
@@ -3657,7 +3657,7 @@
           <w:color w:val="000000"/>
           <w:kern w:val="0"/>
           <w:lang w:eastAsia="es-PE"/>
-          <w14:ligatures w14:val="none"/>
+          <ns2:ligatures ns2:val="none"/>
         </w:rPr>
         <w:t/>
       </w:r>
@@ -3665,7 +3665,7 @@
         <w:rPr>
           <w:rFonts w:ascii="Arial Narrow" w:eastAsia="Arial Narrow" w:hAnsi="Arial Narrow" w:cs="Arial Narrow"/>
           <w:kern w:val="0"/>
-          <w14:ligatures w14:val="none"/>
+          <ns2:ligatures ns2:val="none"/>
         </w:rPr>
         <w:t xml:space="preserve"> y 19</w:t>
       </w:r>
@@ -3675,7 +3675,7 @@
           <w:color w:val="000000"/>
           <w:kern w:val="0"/>
           <w:lang w:eastAsia="es-PE"/>
-          <w14:ligatures w14:val="none"/>
+          <ns2:ligatures ns2:val="none"/>
         </w:rPr>
         <w:t/>
       </w:r>
@@ -3683,22 +3683,22 @@
         <w:rPr>
           <w:rFonts w:ascii="Arial Narrow" w:eastAsia="Arial Narrow" w:hAnsi="Arial Narrow" w:cs="Arial Narrow"/>
           <w:kern w:val="0"/>
-          <w14:ligatures w14:val="none"/>
+          <ns2:ligatures ns2:val="none"/>
         </w:rPr>
         <w:t xml:space="preserve"> del Código.</w:t>
       </w:r>
     </w:p>
-    <w:p>
+    <w:p ns2:paraId="1FCE815F" ns2:textId="77777777">
       <w:pPr>
         <w:pStyle w:val="Prrafodelista"/>
         <w:rPr>
           <w:rFonts w:ascii="Arial Narrow" w:eastAsia="Arial Narrow" w:hAnsi="Arial Narrow" w:cs="Arial Narrow"/>
           <w:kern w:val="0"/>
-          <w14:ligatures w14:val="none"/>
-        </w:rPr>
-      </w:pPr>
-    </w:p>
-    <w:p>
+          <ns2:ligatures ns2:val="none"/>
+        </w:rPr>
+      </w:pPr>
+    </w:p>
+    <w:p ns2:paraId="00F3B0B3" ns2:textId="0E0143C7">
       <w:pPr>
         <w:pStyle w:val="Prrafodelista"/>
         <w:numPr>
@@ -3711,14 +3711,14 @@
         <w:rPr>
           <w:rFonts w:ascii="Arial Narrow" w:eastAsia="Arial Narrow" w:hAnsi="Arial Narrow" w:cs="Arial Narrow"/>
           <w:kern w:val="0"/>
-          <w14:ligatures w14:val="none"/>
-        </w:rPr>
-      </w:pPr>
-      <w:r>
-        <w:rPr>
-          <w:rFonts w:ascii="Arial Narrow" w:eastAsia="Arial Narrow" w:hAnsi="Arial Narrow" w:cs="Arial Narrow"/>
-          <w:kern w:val="0"/>
-          <w14:ligatures w14:val="none"/>
+          <ns2:ligatures ns2:val="none"/>
+        </w:rPr>
+      </w:pPr>
+      <w:r>
+        <w:rPr>
+          <w:rFonts w:ascii="Arial Narrow" w:eastAsia="Arial Narrow" w:hAnsi="Arial Narrow" w:cs="Arial Narrow"/>
+          <w:kern w:val="0"/>
+          <ns2:ligatures ns2:val="none"/>
         </w:rPr>
         <w:t xml:space="preserve">Asimismo, </w:t>
       </w:r>
@@ -3728,7 +3728,7 @@
           <w:color w:val="000000"/>
           <w:kern w:val="0"/>
           <w:lang w:eastAsia="es-PE"/>
-          <w14:ligatures w14:val="none"/>
+          <ns2:ligatures ns2:val="none"/>
         </w:rPr>
         <w:t xml:space="preserve">la Secretaría Técnica, en ejercicio de sus facultades, considera </w:t>
       </w:r>
@@ -3736,7 +3736,7 @@
         <w:rPr>
           <w:rFonts w:ascii="Arial Narrow" w:eastAsia="Arial Narrow" w:hAnsi="Arial Narrow" w:cs="Arial"/>
           <w:kern w:val="0"/>
-          <w14:ligatures w14:val="none"/>
+          <ns2:ligatures ns2:val="none"/>
         </w:rPr>
         <w:t xml:space="preserve">que el hecho denunciado, consistente en que </w:t>
       </w:r>
@@ -3747,7 +3747,7 @@
           <w:kern w:val="0"/>
           <w:shd w:val="clear" w:color="auto" w:fill="FFFFFF"/>
           <w:lang w:eastAsia="es-PE"/>
-          <w14:ligatures w14:val="none"/>
+          <ns2:ligatures ns2:val="none"/>
         </w:rPr>
         <w:t xml:space="preserve">la compañía aseguradora no habría cumplido con remitir oportunamente al denunciante los estados de cuenta anuales de la Póliza del Seguro de Vida </w:t>
       </w:r>
@@ -3759,7 +3759,7 @@
           <w:kern w:val="0"/>
           <w:shd w:val="clear" w:color="auto" w:fill="FFFFFF"/>
           <w:lang w:eastAsia="es-PE"/>
-          <w14:ligatures w14:val="none"/>
+          <ns2:ligatures ns2:val="none"/>
         </w:rPr>
         <w:t/>
       </w:r>
@@ -3771,7 +3771,7 @@
           <w:kern w:val="0"/>
           <w:shd w:val="clear" w:color="auto" w:fill="FFFFFF"/>
           <w:lang w:eastAsia="es-PE"/>
-          <w14:ligatures w14:val="none"/>
+          <ns2:ligatures ns2:val="none"/>
         </w:rPr>
         <w:t xml:space="preserve"> 6480093602438</w:t>
       </w:r>
@@ -3779,7 +3779,7 @@
         <w:rPr>
           <w:rFonts w:ascii="Arial Narrow" w:eastAsia="Arial Narrow" w:hAnsi="Arial Narrow" w:cs="Arial Narrow"/>
           <w:kern w:val="0"/>
-          <w14:ligatures w14:val="none"/>
+          <ns2:ligatures ns2:val="none"/>
         </w:rPr>
         <w:t xml:space="preserve">; involucraría una presunta afectación a sus expectativas, quien no habría encontrado una correspondencia entre lo que esperaba recibir de parte del proveedor y lo que realmente recibió. Por </w:t>
       </w:r>
@@ -3787,7 +3787,7 @@
         <w:rPr>
           <w:rFonts w:ascii="Arial Narrow" w:eastAsia="Arial Narrow" w:hAnsi="Arial Narrow" w:cs="Arial Narrow"/>
           <w:kern w:val="0"/>
-          <w14:ligatures w14:val="none"/>
+          <ns2:ligatures ns2:val="none"/>
         </w:rPr>
         <w:t>consiguiente, corresponde calificar el hecho materia de denuncia como una presunta infracción al deber de idoneidad, tipificado en los artículos 18</w:t>
       </w:r>
@@ -3797,7 +3797,7 @@
           <w:color w:val="000000"/>
           <w:kern w:val="0"/>
           <w:lang w:eastAsia="es-PE"/>
-          <w14:ligatures w14:val="none"/>
+          <ns2:ligatures ns2:val="none"/>
         </w:rPr>
         <w:t/>
       </w:r>
@@ -3805,7 +3805,7 @@
         <w:rPr>
           <w:rFonts w:ascii="Arial Narrow" w:eastAsia="Arial Narrow" w:hAnsi="Arial Narrow" w:cs="Arial Narrow"/>
           <w:kern w:val="0"/>
-          <w14:ligatures w14:val="none"/>
+          <ns2:ligatures ns2:val="none"/>
         </w:rPr>
         <w:t xml:space="preserve"> y 19</w:t>
       </w:r>
@@ -3815,7 +3815,7 @@
           <w:color w:val="000000"/>
           <w:kern w:val="0"/>
           <w:lang w:eastAsia="es-PE"/>
-          <w14:ligatures w14:val="none"/>
+          <ns2:ligatures ns2:val="none"/>
         </w:rPr>
         <w:t/>
       </w:r>
@@ -3823,7 +3823,7 @@
         <w:rPr>
           <w:rFonts w:ascii="Arial Narrow" w:eastAsia="Arial Narrow" w:hAnsi="Arial Narrow" w:cs="Arial Narrow"/>
           <w:kern w:val="0"/>
-          <w14:ligatures w14:val="none"/>
+          <ns2:ligatures ns2:val="none"/>
         </w:rPr>
         <w:t xml:space="preserve"> del Código</w:t>
       </w:r>
@@ -3831,22 +3831,22 @@
         <w:rPr>
           <w:rFonts w:ascii="Arial Narrow" w:eastAsia="Arial Narrow" w:hAnsi="Arial Narrow" w:cs="Arial Narrow"/>
           <w:kern w:val="0"/>
-          <w14:ligatures w14:val="none"/>
+          <ns2:ligatures ns2:val="none"/>
         </w:rPr>
         <w:t>.</w:t>
       </w:r>
     </w:p>
-    <w:p>
+    <w:p ns2:paraId="7D946DA7" ns2:textId="77777777">
       <w:pPr>
         <w:pStyle w:val="Prrafodelista"/>
         <w:rPr>
           <w:rFonts w:ascii="Arial Narrow" w:eastAsia="Arial Narrow" w:hAnsi="Arial Narrow" w:cs="Arial Narrow"/>
           <w:kern w:val="0"/>
-          <w14:ligatures w14:val="none"/>
-        </w:rPr>
-      </w:pPr>
-    </w:p>
-    <w:p>
+          <ns2:ligatures ns2:val="none"/>
+        </w:rPr>
+      </w:pPr>
+    </w:p>
+    <w:p ns2:paraId="5F87F37A" ns2:textId="2EDB4009">
       <w:pPr>
         <w:pStyle w:val="Prrafodelista"/>
         <w:numPr>
@@ -3859,14 +3859,14 @@
         <w:rPr>
           <w:rFonts w:ascii="Arial Narrow" w:eastAsia="Arial Narrow" w:hAnsi="Arial Narrow" w:cs="Arial Narrow"/>
           <w:kern w:val="0"/>
-          <w14:ligatures w14:val="none"/>
-        </w:rPr>
-      </w:pPr>
-      <w:r>
-        <w:rPr>
-          <w:rFonts w:ascii="Arial Narrow" w:eastAsia="Arial Narrow" w:hAnsi="Arial Narrow" w:cs="Arial Narrow"/>
-          <w:kern w:val="0"/>
-          <w14:ligatures w14:val="none"/>
+          <ns2:ligatures ns2:val="none"/>
+        </w:rPr>
+      </w:pPr>
+      <w:r>
+        <w:rPr>
+          <w:rFonts w:ascii="Arial Narrow" w:eastAsia="Arial Narrow" w:hAnsi="Arial Narrow" w:cs="Arial Narrow"/>
+          <w:kern w:val="0"/>
+          <ns2:ligatures ns2:val="none"/>
         </w:rPr>
         <w:t xml:space="preserve">Además, </w:t>
       </w:r>
@@ -3876,7 +3876,7 @@
           <w:color w:val="000000"/>
           <w:kern w:val="0"/>
           <w:lang w:eastAsia="es-PE"/>
-          <w14:ligatures w14:val="none"/>
+          <ns2:ligatures ns2:val="none"/>
         </w:rPr>
         <w:t xml:space="preserve">la Secretaría Técnica, en ejercicio de sus facultades, considera </w:t>
       </w:r>
@@ -3884,7 +3884,7 @@
         <w:rPr>
           <w:rFonts w:ascii="Arial Narrow" w:eastAsia="Arial Narrow" w:hAnsi="Arial Narrow" w:cs="Arial"/>
           <w:kern w:val="0"/>
-          <w14:ligatures w14:val="none"/>
+          <ns2:ligatures ns2:val="none"/>
         </w:rPr>
         <w:t xml:space="preserve">que el hecho denunciado, consistente en que </w:t>
       </w:r>
@@ -3895,7 +3895,7 @@
           <w:kern w:val="0"/>
           <w:shd w:val="clear" w:color="auto" w:fill="FFFFFF"/>
           <w:lang w:eastAsia="es-PE"/>
-          <w14:ligatures w14:val="none"/>
+          <ns2:ligatures ns2:val="none"/>
         </w:rPr>
         <w:t xml:space="preserve">la compañía aseguradora habría retenido indebidamente ocho (8) cuotas de US$ 94,76 de la Póliza del Seguro de Vida </w:t>
       </w:r>
@@ -3907,7 +3907,7 @@
           <w:kern w:val="0"/>
           <w:shd w:val="clear" w:color="auto" w:fill="FFFFFF"/>
           <w:lang w:eastAsia="es-PE"/>
-          <w14:ligatures w14:val="none"/>
+          <ns2:ligatures ns2:val="none"/>
         </w:rPr>
         <w:t/>
       </w:r>
@@ -3919,7 +3919,7 @@
           <w:kern w:val="0"/>
           <w:shd w:val="clear" w:color="auto" w:fill="FFFFFF"/>
           <w:lang w:eastAsia="es-PE"/>
-          <w14:ligatures w14:val="none"/>
+          <ns2:ligatures ns2:val="none"/>
         </w:rPr>
         <w:t xml:space="preserve"> 6480093602438, alegando que el denunciante no consignó una cuenta bancaria para efectuar la devolución</w:t>
       </w:r>
@@ -3927,7 +3927,7 @@
         <w:rPr>
           <w:rFonts w:ascii="Arial Narrow" w:eastAsia="Arial Narrow" w:hAnsi="Arial Narrow" w:cs="Arial Narrow"/>
           <w:kern w:val="0"/>
-          <w14:ligatures w14:val="none"/>
+          <ns2:ligatures ns2:val="none"/>
         </w:rPr>
         <w:t xml:space="preserve">; involucraría una presunta afectación a sus expectativas, quien no habría encontrado una correspondencia entre lo que esperaba recibir de parte del proveedor y lo que realmente recibió. Por </w:t>
       </w:r>
@@ -3935,7 +3935,7 @@
         <w:rPr>
           <w:rFonts w:ascii="Arial Narrow" w:eastAsia="Arial Narrow" w:hAnsi="Arial Narrow" w:cs="Arial Narrow"/>
           <w:kern w:val="0"/>
-          <w14:ligatures w14:val="none"/>
+          <ns2:ligatures ns2:val="none"/>
         </w:rPr>
         <w:t xml:space="preserve">consiguiente, corresponde calificar el hecho </w:t>
       </w:r>
@@ -3943,7 +3943,7 @@
         <w:rPr>
           <w:rFonts w:ascii="Arial Narrow" w:eastAsia="Arial Narrow" w:hAnsi="Arial Narrow" w:cs="Arial Narrow"/>
           <w:kern w:val="0"/>
-          <w14:ligatures w14:val="none"/>
+          <ns2:ligatures ns2:val="none"/>
         </w:rPr>
         <w:lastRenderedPageBreak/>
         <w:t>materia de denuncia como una presunta infracción al deber de idoneidad, tipificado en los artículos 18</w:t>
@@ -3954,7 +3954,7 @@
           <w:color w:val="000000"/>
           <w:kern w:val="0"/>
           <w:lang w:eastAsia="es-PE"/>
-          <w14:ligatures w14:val="none"/>
+          <ns2:ligatures ns2:val="none"/>
         </w:rPr>
         <w:t/>
       </w:r>
@@ -3962,7 +3962,7 @@
         <w:rPr>
           <w:rFonts w:ascii="Arial Narrow" w:eastAsia="Arial Narrow" w:hAnsi="Arial Narrow" w:cs="Arial Narrow"/>
           <w:kern w:val="0"/>
-          <w14:ligatures w14:val="none"/>
+          <ns2:ligatures ns2:val="none"/>
         </w:rPr>
         <w:t xml:space="preserve"> y 19</w:t>
       </w:r>
@@ -3972,7 +3972,7 @@
           <w:color w:val="000000"/>
           <w:kern w:val="0"/>
           <w:lang w:eastAsia="es-PE"/>
-          <w14:ligatures w14:val="none"/>
+          <ns2:ligatures ns2:val="none"/>
         </w:rPr>
         <w:t/>
       </w:r>
@@ -3980,21 +3980,21 @@
         <w:rPr>
           <w:rFonts w:ascii="Arial Narrow" w:eastAsia="Arial Narrow" w:hAnsi="Arial Narrow" w:cs="Arial Narrow"/>
           <w:kern w:val="0"/>
-          <w14:ligatures w14:val="none"/>
+          <ns2:ligatures ns2:val="none"/>
         </w:rPr>
         <w:t xml:space="preserve"> del Código.</w:t>
       </w:r>
     </w:p>
-    <w:p>
-      <w:pPr>
-        <w:rPr>
-          <w:rFonts w:ascii="Arial Narrow" w:eastAsia="Arial Narrow" w:hAnsi="Arial Narrow" w:cs="Arial Narrow"/>
-          <w:kern w:val="0"/>
-          <w14:ligatures w14:val="none"/>
-        </w:rPr>
-      </w:pPr>
-    </w:p>
-    <w:p>
+    <w:p ns2:paraId="3AC30EEE" ns2:textId="77777777">
+      <w:pPr>
+        <w:rPr>
+          <w:rFonts w:ascii="Arial Narrow" w:eastAsia="Arial Narrow" w:hAnsi="Arial Narrow" w:cs="Arial Narrow"/>
+          <w:kern w:val="0"/>
+          <ns2:ligatures ns2:val="none"/>
+        </w:rPr>
+      </w:pPr>
+    </w:p>
+    <w:p ns2:paraId="6F1604CD" ns2:textId="49B406BF">
       <w:pPr>
         <w:pStyle w:val="Prrafodelista"/>
         <w:numPr>
@@ -4007,14 +4007,14 @@
         <w:rPr>
           <w:rFonts w:ascii="Arial Narrow" w:eastAsia="Arial Narrow" w:hAnsi="Arial Narrow" w:cs="Arial Narrow"/>
           <w:kern w:val="0"/>
-          <w14:ligatures w14:val="none"/>
-        </w:rPr>
-      </w:pPr>
-      <w:r>
-        <w:rPr>
-          <w:rFonts w:ascii="Arial Narrow" w:eastAsia="Arial Narrow" w:hAnsi="Arial Narrow" w:cs="Arial Narrow"/>
-          <w:kern w:val="0"/>
-          <w14:ligatures w14:val="none"/>
+          <ns2:ligatures ns2:val="none"/>
+        </w:rPr>
+      </w:pPr>
+      <w:r>
+        <w:rPr>
+          <w:rFonts w:ascii="Arial Narrow" w:eastAsia="Arial Narrow" w:hAnsi="Arial Narrow" w:cs="Arial Narrow"/>
+          <w:kern w:val="0"/>
+          <ns2:ligatures ns2:val="none"/>
         </w:rPr>
         <w:t xml:space="preserve">Así también, </w:t>
       </w:r>
@@ -4024,7 +4024,7 @@
           <w:color w:val="000000"/>
           <w:kern w:val="0"/>
           <w:lang w:eastAsia="es-PE"/>
-          <w14:ligatures w14:val="none"/>
+          <ns2:ligatures ns2:val="none"/>
         </w:rPr>
         <w:t xml:space="preserve">la Secretaría Técnica, en ejercicio de sus facultades, considera </w:t>
       </w:r>
@@ -4032,7 +4032,7 @@
         <w:rPr>
           <w:rFonts w:ascii="Arial Narrow" w:eastAsia="Arial Narrow" w:hAnsi="Arial Narrow" w:cs="Arial"/>
           <w:kern w:val="0"/>
-          <w14:ligatures w14:val="none"/>
+          <ns2:ligatures ns2:val="none"/>
         </w:rPr>
         <w:t xml:space="preserve">que el hecho denunciado, consistente en que </w:t>
       </w:r>
@@ -4043,7 +4043,7 @@
           <w:kern w:val="0"/>
           <w:shd w:val="clear" w:color="auto" w:fill="FFFFFF"/>
           <w:lang w:eastAsia="es-PE"/>
-          <w14:ligatures w14:val="none"/>
+          <ns2:ligatures ns2:val="none"/>
         </w:rPr>
         <w:t xml:space="preserve">la compañía aseguradora no habría cumplido con adecuar la Póliza del Seguro de Vida </w:t>
       </w:r>
@@ -4055,7 +4055,7 @@
           <w:kern w:val="0"/>
           <w:shd w:val="clear" w:color="auto" w:fill="FFFFFF"/>
           <w:lang w:eastAsia="es-PE"/>
-          <w14:ligatures w14:val="none"/>
+          <ns2:ligatures ns2:val="none"/>
         </w:rPr>
         <w:t/>
       </w:r>
@@ -4067,7 +4067,7 @@
           <w:kern w:val="0"/>
           <w:shd w:val="clear" w:color="auto" w:fill="FFFFFF"/>
           <w:lang w:eastAsia="es-PE"/>
-          <w14:ligatures w14:val="none"/>
+          <ns2:ligatures ns2:val="none"/>
         </w:rPr>
         <w:t xml:space="preserve"> 200000540 contratada por el denunciante a la Ley </w:t>
       </w:r>
@@ -4079,7 +4079,7 @@
           <w:kern w:val="0"/>
           <w:shd w:val="clear" w:color="auto" w:fill="FFFFFF"/>
           <w:lang w:eastAsia="es-PE"/>
-          <w14:ligatures w14:val="none"/>
+          <ns2:ligatures ns2:val="none"/>
         </w:rPr>
         <w:t/>
       </w:r>
@@ -4091,7 +4091,7 @@
           <w:kern w:val="0"/>
           <w:shd w:val="clear" w:color="auto" w:fill="FFFFFF"/>
           <w:lang w:eastAsia="es-PE"/>
-          <w14:ligatures w14:val="none"/>
+          <ns2:ligatures ns2:val="none"/>
         </w:rPr>
         <w:t xml:space="preserve"> 29946 y sus reglamentos</w:t>
       </w:r>
@@ -4099,7 +4099,7 @@
         <w:rPr>
           <w:rFonts w:ascii="Arial Narrow" w:eastAsia="Arial Narrow" w:hAnsi="Arial Narrow" w:cs="Arial Narrow"/>
           <w:kern w:val="0"/>
-          <w14:ligatures w14:val="none"/>
+          <ns2:ligatures ns2:val="none"/>
         </w:rPr>
         <w:t>; involucraría una presunta afectación a sus expectativas, quien no habría encontrado una correspondencia entre lo que esperaba recibir de parte del proveedor y lo que realmente recibió. Por consiguiente, corresponde calificar el hecho materia de denuncia como una presunta infracción al deber de idoneidad, tipificado en los artículos 18</w:t>
       </w:r>
@@ -4109,7 +4109,7 @@
           <w:color w:val="000000"/>
           <w:kern w:val="0"/>
           <w:lang w:eastAsia="es-PE"/>
-          <w14:ligatures w14:val="none"/>
+          <ns2:ligatures ns2:val="none"/>
         </w:rPr>
         <w:t/>
       </w:r>
@@ -4117,7 +4117,7 @@
         <w:rPr>
           <w:rFonts w:ascii="Arial Narrow" w:eastAsia="Arial Narrow" w:hAnsi="Arial Narrow" w:cs="Arial Narrow"/>
           <w:kern w:val="0"/>
-          <w14:ligatures w14:val="none"/>
+          <ns2:ligatures ns2:val="none"/>
         </w:rPr>
         <w:t xml:space="preserve"> y 19</w:t>
       </w:r>
@@ -4127,7 +4127,7 @@
           <w:color w:val="000000"/>
           <w:kern w:val="0"/>
           <w:lang w:eastAsia="es-PE"/>
-          <w14:ligatures w14:val="none"/>
+          <ns2:ligatures ns2:val="none"/>
         </w:rPr>
         <w:t/>
       </w:r>
@@ -4135,23 +4135,23 @@
         <w:rPr>
           <w:rFonts w:ascii="Arial Narrow" w:eastAsia="Arial Narrow" w:hAnsi="Arial Narrow" w:cs="Arial Narrow"/>
           <w:kern w:val="0"/>
-          <w14:ligatures w14:val="none"/>
+          <ns2:ligatures ns2:val="none"/>
         </w:rPr>
         <w:t xml:space="preserve"> del Código.</w:t>
       </w:r>
     </w:p>
-    <w:p>
-      <w:pPr>
-        <w:spacing w:after="0" w:line="240" w:lineRule="auto"/>
-        <w:jc w:val="both"/>
-        <w:rPr>
-          <w:rFonts w:ascii="Arial Narrow" w:eastAsia="Arial Narrow" w:hAnsi="Arial Narrow" w:cs="Arial Narrow"/>
-          <w:kern w:val="0"/>
-          <w14:ligatures w14:val="none"/>
-        </w:rPr>
-      </w:pPr>
-    </w:p>
-    <w:p>
+    <w:p ns2:paraId="717380C1" ns2:textId="77777777">
+      <w:pPr>
+        <w:spacing w:after="0" w:line="240" w:lineRule="auto"/>
+        <w:jc w:val="both"/>
+        <w:rPr>
+          <w:rFonts w:ascii="Arial Narrow" w:eastAsia="Arial Narrow" w:hAnsi="Arial Narrow" w:cs="Arial Narrow"/>
+          <w:kern w:val="0"/>
+          <ns2:ligatures ns2:val="none"/>
+        </w:rPr>
+      </w:pPr>
+    </w:p>
+    <w:p ns2:paraId="44F874A3" ns2:textId="17D6BE12">
       <w:pPr>
         <w:pStyle w:val="Prrafodelista"/>
         <w:numPr>
@@ -4164,14 +4164,14 @@
         <w:rPr>
           <w:rFonts w:ascii="Arial Narrow" w:eastAsia="Arial Narrow" w:hAnsi="Arial Narrow" w:cs="Arial Narrow"/>
           <w:kern w:val="0"/>
-          <w14:ligatures w14:val="none"/>
-        </w:rPr>
-      </w:pPr>
-      <w:r>
-        <w:rPr>
-          <w:rFonts w:ascii="Arial Narrow" w:eastAsia="Arial Narrow" w:hAnsi="Arial Narrow" w:cs="Arial Narrow"/>
-          <w:kern w:val="0"/>
-          <w14:ligatures w14:val="none"/>
+          <ns2:ligatures ns2:val="none"/>
+        </w:rPr>
+      </w:pPr>
+      <w:r>
+        <w:rPr>
+          <w:rFonts w:ascii="Arial Narrow" w:eastAsia="Arial Narrow" w:hAnsi="Arial Narrow" w:cs="Arial Narrow"/>
+          <w:kern w:val="0"/>
+          <ns2:ligatures ns2:val="none"/>
         </w:rPr>
         <w:t>Además</w:t>
       </w:r>
@@ -4179,7 +4179,7 @@
         <w:rPr>
           <w:rFonts w:ascii="Arial Narrow" w:eastAsia="Arial Narrow" w:hAnsi="Arial Narrow" w:cs="Arial Narrow"/>
           <w:kern w:val="0"/>
-          <w14:ligatures w14:val="none"/>
+          <ns2:ligatures ns2:val="none"/>
         </w:rPr>
         <w:t xml:space="preserve">, la Secretaría Técnica, en ejercicio de sus facultades, </w:t>
       </w:r>
@@ -4189,7 +4189,7 @@
           <w:color w:val="000000"/>
           <w:kern w:val="0"/>
           <w:lang w:eastAsia="es-PE"/>
-          <w14:ligatures w14:val="none"/>
+          <ns2:ligatures ns2:val="none"/>
         </w:rPr>
         <w:t xml:space="preserve">considera </w:t>
       </w:r>
@@ -4197,7 +4197,7 @@
         <w:rPr>
           <w:rFonts w:ascii="Arial Narrow" w:eastAsia="Arial Narrow" w:hAnsi="Arial Narrow" w:cs="Arial Narrow"/>
           <w:kern w:val="0"/>
-          <w14:ligatures w14:val="none"/>
+          <ns2:ligatures ns2:val="none"/>
         </w:rPr>
         <w:t>que el hecho denunciado</w:t>
       </w:r>
@@ -4207,7 +4207,7 @@
           <w:color w:val="000000"/>
           <w:kern w:val="0"/>
           <w:lang w:eastAsia="es-PE"/>
-          <w14:ligatures w14:val="none"/>
+          <ns2:ligatures ns2:val="none"/>
         </w:rPr>
         <w:t xml:space="preserve">, consistente en que </w:t>
       </w:r>
@@ -4217,7 +4217,7 @@
           <w:color w:val="000000"/>
           <w:kern w:val="0"/>
           <w:lang w:val="es-ES" w:eastAsia="es-ES"/>
-          <w14:ligatures w14:val="none"/>
+          <ns2:ligatures ns2:val="none"/>
         </w:rPr>
         <w:t>la compañía aseguradora habría brindado una respuesta inadecuada al reclamo presentado por el denunciante el 7 de febrero de 2024</w:t>
       </w:r>
@@ -4227,7 +4227,7 @@
           <w:color w:val="000000"/>
           <w:kern w:val="0"/>
           <w:lang w:eastAsia="es-PE"/>
-          <w14:ligatures w14:val="none"/>
+          <ns2:ligatures ns2:val="none"/>
         </w:rPr>
         <w:t>. Por consiguiente, corresponde calificar el hecho materia de denuncia como una presunta infracción al</w:t>
       </w:r>
@@ -4235,7 +4235,7 @@
         <w:rPr>
           <w:rFonts w:ascii="Arial Narrow" w:eastAsia="Arial Narrow" w:hAnsi="Arial Narrow" w:cs="Arial Narrow"/>
           <w:kern w:val="0"/>
-          <w14:ligatures w14:val="none"/>
+          <ns2:ligatures ns2:val="none"/>
         </w:rPr>
         <w:t xml:space="preserve"> numeral 88.1</w:t>
       </w:r>
@@ -4243,7 +4243,7 @@
         <w:rPr>
           <w:rFonts w:ascii="Arial Narrow" w:eastAsia="Arial Narrow" w:hAnsi="Arial Narrow" w:cs="Arial Narrow"/>
           <w:kern w:val="0"/>
-          <w14:ligatures w14:val="none"/>
+          <ns2:ligatures ns2:val="none"/>
         </w:rPr>
         <w:t/>
       </w:r>
@@ -4251,7 +4251,7 @@
         <w:rPr>
           <w:rFonts w:ascii="Arial Narrow" w:eastAsia="Arial Narrow" w:hAnsi="Arial Narrow" w:cs="Arial Narrow"/>
           <w:kern w:val="0"/>
-          <w14:ligatures w14:val="none"/>
+          <ns2:ligatures ns2:val="none"/>
         </w:rPr>
         <w:t xml:space="preserve"> del artículo 88</w:t>
       </w:r>
@@ -4259,7 +4259,7 @@
         <w:rPr>
           <w:rFonts w:ascii="Arial Narrow" w:eastAsia="Arial Narrow" w:hAnsi="Arial Narrow" w:cs="Arial Narrow"/>
           <w:kern w:val="0"/>
-          <w14:ligatures w14:val="none"/>
+          <ns2:ligatures ns2:val="none"/>
         </w:rPr>
         <w:t/>
       </w:r>
@@ -4267,7 +4267,7 @@
         <w:rPr>
           <w:rFonts w:ascii="Arial Narrow" w:eastAsia="Arial Narrow" w:hAnsi="Arial Narrow" w:cs="Arial Narrow"/>
           <w:kern w:val="0"/>
-          <w14:ligatures w14:val="none"/>
+          <ns2:ligatures ns2:val="none"/>
         </w:rPr>
         <w:t xml:space="preserve"> del Código</w:t>
       </w:r>
@@ -4277,7 +4277,7 @@
           <w:rFonts w:ascii="Arial Narrow" w:eastAsia="Arial Narrow" w:hAnsi="Arial Narrow" w:cs="Arial"/>
           <w:kern w:val="0"/>
           <w:vertAlign w:val="superscript"/>
-          <w14:ligatures w14:val="none"/>
+          <ns2:ligatures ns2:val="none"/>
         </w:rPr>
         <w:footnoteReference w:id="4"/>
       </w:r>
@@ -4285,22 +4285,22 @@
         <w:rPr>
           <w:rFonts w:ascii="Arial Narrow" w:eastAsia="Arial Narrow" w:hAnsi="Arial Narrow" w:cs="Arial Narrow"/>
           <w:kern w:val="0"/>
-          <w14:ligatures w14:val="none"/>
+          <ns2:ligatures ns2:val="none"/>
         </w:rPr>
         <w:t>.</w:t>
       </w:r>
     </w:p>
-    <w:p>
+    <w:p ns2:paraId="0C8B2E07" ns2:textId="77777777">
       <w:pPr>
         <w:pStyle w:val="Prrafodelista"/>
         <w:rPr>
           <w:rFonts w:ascii="Arial Narrow" w:eastAsia="Arial Narrow" w:hAnsi="Arial Narrow" w:cs="Arial Narrow"/>
           <w:kern w:val="0"/>
-          <w14:ligatures w14:val="none"/>
-        </w:rPr>
-      </w:pPr>
-    </w:p>
-    <w:p>
+          <ns2:ligatures ns2:val="none"/>
+        </w:rPr>
+      </w:pPr>
+    </w:p>
+    <w:p ns2:paraId="527188D3" ns2:textId="4637EBAE">
       <w:pPr>
         <w:pStyle w:val="Prrafodelista"/>
         <w:numPr>
@@ -4313,14 +4313,14 @@
         <w:rPr>
           <w:rFonts w:ascii="Arial Narrow" w:eastAsia="Arial Narrow" w:hAnsi="Arial Narrow" w:cs="Arial Narrow"/>
           <w:kern w:val="0"/>
-          <w14:ligatures w14:val="none"/>
-        </w:rPr>
-      </w:pPr>
-      <w:r>
-        <w:rPr>
-          <w:rFonts w:ascii="Arial Narrow" w:eastAsia="Arial Narrow" w:hAnsi="Arial Narrow" w:cs="Arial Narrow"/>
-          <w:kern w:val="0"/>
-          <w14:ligatures w14:val="none"/>
+          <ns2:ligatures ns2:val="none"/>
+        </w:rPr>
+      </w:pPr>
+      <w:r>
+        <w:rPr>
+          <w:rFonts w:ascii="Arial Narrow" w:eastAsia="Arial Narrow" w:hAnsi="Arial Narrow" w:cs="Arial Narrow"/>
+          <w:kern w:val="0"/>
+          <ns2:ligatures ns2:val="none"/>
         </w:rPr>
         <w:t xml:space="preserve">Adicionalmente, </w:t>
       </w:r>
@@ -4330,7 +4330,7 @@
           <w:color w:val="000000"/>
           <w:kern w:val="0"/>
           <w:lang w:eastAsia="es-PE"/>
-          <w14:ligatures w14:val="none"/>
+          <ns2:ligatures ns2:val="none"/>
         </w:rPr>
         <w:t xml:space="preserve">la Secretaría Técnica, en ejercicio de sus facultades, considera </w:t>
       </w:r>
@@ -4338,7 +4338,7 @@
         <w:rPr>
           <w:rFonts w:ascii="Arial Narrow" w:eastAsia="Arial Narrow" w:hAnsi="Arial Narrow" w:cs="Arial"/>
           <w:kern w:val="0"/>
-          <w14:ligatures w14:val="none"/>
+          <ns2:ligatures ns2:val="none"/>
         </w:rPr>
         <w:t xml:space="preserve">que el hecho denunciado, consistente en que </w:t>
       </w:r>
@@ -4346,7 +4346,7 @@
         <w:rPr>
           <w:rFonts w:ascii="Arial Narrow" w:eastAsia="Arial Narrow" w:hAnsi="Arial Narrow" w:cs="Arial Narrow"/>
           <w:kern w:val="0"/>
-          <w14:ligatures w14:val="none"/>
+          <ns2:ligatures ns2:val="none"/>
         </w:rPr>
         <w:t>la compañía aseguradora no habría cumplido con atender oportunamente la solicitud de gestión presentada por el denunciante el 28 de mayo de 2024</w:t>
       </w:r>
@@ -4354,7 +4354,7 @@
         <w:rPr>
           <w:rFonts w:ascii="Arial Narrow" w:eastAsia="Arial Narrow" w:hAnsi="Arial Narrow" w:cs="Arial Narrow"/>
           <w:kern w:val="0"/>
-          <w14:ligatures w14:val="none"/>
+          <ns2:ligatures ns2:val="none"/>
         </w:rPr>
         <w:t xml:space="preserve">; involucraría una presunta afectación a sus expectativas, quien no habría encontrado una correspondencia entre lo que esperaba recibir de parte del proveedor y lo que realmente recibió. Por consiguiente, corresponde calificar el hecho materia de denuncia como una presunta infracción al deber de idoneidad, tipificado en los </w:t>
       </w:r>
@@ -4362,7 +4362,7 @@
         <w:rPr>
           <w:rFonts w:ascii="Arial Narrow" w:eastAsia="Arial Narrow" w:hAnsi="Arial Narrow" w:cs="Arial Narrow"/>
           <w:kern w:val="0"/>
-          <w14:ligatures w14:val="none"/>
+          <ns2:ligatures ns2:val="none"/>
         </w:rPr>
         <w:t>artículos 18</w:t>
       </w:r>
@@ -4372,7 +4372,7 @@
           <w:color w:val="000000"/>
           <w:kern w:val="0"/>
           <w:lang w:eastAsia="es-PE"/>
-          <w14:ligatures w14:val="none"/>
+          <ns2:ligatures ns2:val="none"/>
         </w:rPr>
         <w:t/>
       </w:r>
@@ -4380,7 +4380,7 @@
         <w:rPr>
           <w:rFonts w:ascii="Arial Narrow" w:eastAsia="Arial Narrow" w:hAnsi="Arial Narrow" w:cs="Arial Narrow"/>
           <w:kern w:val="0"/>
-          <w14:ligatures w14:val="none"/>
+          <ns2:ligatures ns2:val="none"/>
         </w:rPr>
         <w:t xml:space="preserve"> y 19</w:t>
       </w:r>
@@ -4390,7 +4390,7 @@
           <w:color w:val="000000"/>
           <w:kern w:val="0"/>
           <w:lang w:eastAsia="es-PE"/>
-          <w14:ligatures w14:val="none"/>
+          <ns2:ligatures ns2:val="none"/>
         </w:rPr>
         <w:t/>
       </w:r>
@@ -4398,22 +4398,22 @@
         <w:rPr>
           <w:rFonts w:ascii="Arial Narrow" w:eastAsia="Arial Narrow" w:hAnsi="Arial Narrow" w:cs="Arial Narrow"/>
           <w:kern w:val="0"/>
-          <w14:ligatures w14:val="none"/>
+          <ns2:ligatures ns2:val="none"/>
         </w:rPr>
         <w:t xml:space="preserve"> del Código.</w:t>
       </w:r>
     </w:p>
-    <w:p>
+    <w:p ns2:paraId="689AEF06" ns2:textId="77777777">
       <w:pPr>
         <w:pStyle w:val="Prrafodelista"/>
         <w:rPr>
           <w:rFonts w:ascii="Arial Narrow" w:eastAsia="Arial Narrow" w:hAnsi="Arial Narrow" w:cs="Arial Narrow"/>
           <w:kern w:val="0"/>
-          <w14:ligatures w14:val="none"/>
-        </w:rPr>
-      </w:pPr>
-    </w:p>
-    <w:p>
+          <ns2:ligatures ns2:val="none"/>
+        </w:rPr>
+      </w:pPr>
+    </w:p>
+    <w:p ns2:paraId="1AD0BA5C" ns2:textId="00CE04EB">
       <w:pPr>
         <w:pStyle w:val="Prrafodelista"/>
         <w:numPr>
@@ -4426,14 +4426,14 @@
         <w:rPr>
           <w:rFonts w:ascii="Arial Narrow" w:eastAsia="Arial Narrow" w:hAnsi="Arial Narrow" w:cs="Arial Narrow"/>
           <w:kern w:val="0"/>
-          <w14:ligatures w14:val="none"/>
-        </w:rPr>
-      </w:pPr>
-      <w:r>
-        <w:rPr>
-          <w:rFonts w:ascii="Arial Narrow" w:eastAsia="Arial Narrow" w:hAnsi="Arial Narrow" w:cs="Arial Narrow"/>
-          <w:kern w:val="0"/>
-          <w14:ligatures w14:val="none"/>
+          <ns2:ligatures ns2:val="none"/>
+        </w:rPr>
+      </w:pPr>
+      <w:r>
+        <w:rPr>
+          <w:rFonts w:ascii="Arial Narrow" w:eastAsia="Arial Narrow" w:hAnsi="Arial Narrow" w:cs="Arial Narrow"/>
+          <w:kern w:val="0"/>
+          <ns2:ligatures ns2:val="none"/>
         </w:rPr>
         <w:t xml:space="preserve">Asimismo, </w:t>
       </w:r>
@@ -4443,7 +4443,7 @@
           <w:color w:val="000000"/>
           <w:kern w:val="0"/>
           <w:lang w:eastAsia="es-PE"/>
-          <w14:ligatures w14:val="none"/>
+          <ns2:ligatures ns2:val="none"/>
         </w:rPr>
         <w:t xml:space="preserve">la Secretaría Técnica, en ejercicio de sus facultades, considera </w:t>
       </w:r>
@@ -4451,7 +4451,7 @@
         <w:rPr>
           <w:rFonts w:ascii="Arial Narrow" w:eastAsia="Arial Narrow" w:hAnsi="Arial Narrow" w:cs="Arial"/>
           <w:kern w:val="0"/>
-          <w14:ligatures w14:val="none"/>
+          <ns2:ligatures ns2:val="none"/>
         </w:rPr>
         <w:t xml:space="preserve">que el hecho denunciado, consistente en que </w:t>
       </w:r>
@@ -4462,7 +4462,7 @@
           <w:kern w:val="0"/>
           <w:shd w:val="clear" w:color="auto" w:fill="FFFFFF"/>
           <w:lang w:eastAsia="es-PE"/>
-          <w14:ligatures w14:val="none"/>
+          <ns2:ligatures ns2:val="none"/>
         </w:rPr>
         <w:t>la compañía aseguradora no habría cumplido con atender oportunamente la solicitud de gestión presentada por el denunciante el 14 de octubre de 2024</w:t>
       </w:r>
@@ -4470,7 +4470,7 @@
         <w:rPr>
           <w:rFonts w:ascii="Arial Narrow" w:eastAsia="Arial Narrow" w:hAnsi="Arial Narrow" w:cs="Arial Narrow"/>
           <w:kern w:val="0"/>
-          <w14:ligatures w14:val="none"/>
+          <ns2:ligatures ns2:val="none"/>
         </w:rPr>
         <w:t xml:space="preserve">; involucraría una presunta afectación a sus expectativas, quien no habría encontrado una correspondencia entre lo que esperaba recibir de parte del proveedor y lo que realmente recibió. Por </w:t>
       </w:r>
@@ -4478,7 +4478,7 @@
         <w:rPr>
           <w:rFonts w:ascii="Arial Narrow" w:eastAsia="Arial Narrow" w:hAnsi="Arial Narrow" w:cs="Arial Narrow"/>
           <w:kern w:val="0"/>
-          <w14:ligatures w14:val="none"/>
+          <ns2:ligatures ns2:val="none"/>
         </w:rPr>
         <w:t>consiguiente, corresponde calificar el hecho materia de denuncia como una presunta infracción al deber de idoneidad, tipificado en los artículos 18</w:t>
       </w:r>
@@ -4488,7 +4488,7 @@
           <w:color w:val="000000"/>
           <w:kern w:val="0"/>
           <w:lang w:eastAsia="es-PE"/>
-          <w14:ligatures w14:val="none"/>
+          <ns2:ligatures ns2:val="none"/>
         </w:rPr>
         <w:t/>
       </w:r>
@@ -4496,7 +4496,7 @@
         <w:rPr>
           <w:rFonts w:ascii="Arial Narrow" w:eastAsia="Arial Narrow" w:hAnsi="Arial Narrow" w:cs="Arial Narrow"/>
           <w:kern w:val="0"/>
-          <w14:ligatures w14:val="none"/>
+          <ns2:ligatures ns2:val="none"/>
         </w:rPr>
         <w:t xml:space="preserve"> y 19</w:t>
       </w:r>
@@ -4506,7 +4506,7 @@
           <w:color w:val="000000"/>
           <w:kern w:val="0"/>
           <w:lang w:eastAsia="es-PE"/>
-          <w14:ligatures w14:val="none"/>
+          <ns2:ligatures ns2:val="none"/>
         </w:rPr>
         <w:t/>
       </w:r>
@@ -4514,7 +4514,7 @@
         <w:rPr>
           <w:rFonts w:ascii="Arial Narrow" w:eastAsia="Arial Narrow" w:hAnsi="Arial Narrow" w:cs="Arial Narrow"/>
           <w:kern w:val="0"/>
-          <w14:ligatures w14:val="none"/>
+          <ns2:ligatures ns2:val="none"/>
         </w:rPr>
         <w:t xml:space="preserve"> del Código</w:t>
       </w:r>
@@ -4522,12 +4522,12 @@
         <w:rPr>
           <w:rFonts w:ascii="Arial Narrow" w:eastAsia="Arial Narrow" w:hAnsi="Arial Narrow" w:cs="Arial Narrow"/>
           <w:kern w:val="0"/>
-          <w14:ligatures w14:val="none"/>
+          <ns2:ligatures ns2:val="none"/>
         </w:rPr>
         <w:t>.</w:t>
       </w:r>
     </w:p>
-    <w:p>
+    <w:p ns2:paraId="432038D6" ns2:textId="0A9F6D75">
       <w:pPr>
         <w:pStyle w:val="Prrafodelista"/>
         <w:spacing w:after="0" w:line="240" w:lineRule="auto"/>
@@ -4537,11 +4537,11 @@
           <w:rFonts w:ascii="Arial Narrow" w:eastAsia="Calibri" w:hAnsi="Arial Narrow" w:cs="Arial Narrow"/>
           <w:kern w:val="0"/>
           <w:lang w:eastAsia="es-PE"/>
-          <w14:ligatures w14:val="none"/>
-        </w:rPr>
-      </w:pPr>
-    </w:p>
-    <w:p>
+          <ns2:ligatures ns2:val="none"/>
+        </w:rPr>
+      </w:pPr>
+    </w:p>
+    <w:p ns2:paraId="463134E5" ns2:textId="77777777">
       <w:pPr>
         <w:pStyle w:val="Prrafodelista"/>
         <w:numPr>
@@ -4555,7 +4555,7 @@
           <w:rFonts w:ascii="Arial Narrow" w:eastAsia="Calibri" w:hAnsi="Arial Narrow" w:cs="Arial Narrow"/>
           <w:kern w:val="0"/>
           <w:lang w:eastAsia="es-PE"/>
-          <w14:ligatures w14:val="none"/>
+          <ns2:ligatures ns2:val="none"/>
         </w:rPr>
       </w:pPr>
       <w:r>
@@ -4564,7 +4564,7 @@
           <w:color w:val="000000"/>
           <w:kern w:val="0"/>
           <w:lang w:eastAsia="es-PE"/>
-          <w14:ligatures w14:val="none"/>
+          <ns2:ligatures ns2:val="none"/>
         </w:rPr>
         <w:t>En tanto la denuncia reúne los requisitos establecidos por la norma citada, corresponde admitirla a trámite</w:t>
       </w:r>
@@ -4574,7 +4574,7 @@
           <w:rFonts w:ascii="Arial Narrow" w:eastAsia="Arial Narrow" w:hAnsi="Arial Narrow" w:cs="Arial Narrow"/>
           <w:kern w:val="0"/>
           <w:vertAlign w:val="superscript"/>
-          <w14:ligatures w14:val="none"/>
+          <ns2:ligatures ns2:val="none"/>
         </w:rPr>
         <w:footnoteReference w:id="5"/>
       </w:r>
@@ -4584,12 +4584,12 @@
           <w:color w:val="000000"/>
           <w:kern w:val="0"/>
           <w:lang w:eastAsia="es-PE"/>
-          <w14:ligatures w14:val="none"/>
+          <ns2:ligatures ns2:val="none"/>
         </w:rPr>
         <w:t>.</w:t>
       </w:r>
     </w:p>
-    <w:p>
+    <w:p ns2:paraId="68C71625" ns2:textId="77777777">
       <w:pPr>
         <w:spacing w:after="0" w:line="240" w:lineRule="auto"/>
         <w:ind w:left="567"/>
@@ -4600,11 +4600,11 @@
           <w:color w:val="000000"/>
           <w:kern w:val="0"/>
           <w:lang w:eastAsia="es-PE"/>
-          <w14:ligatures w14:val="none"/>
-        </w:rPr>
-      </w:pPr>
-    </w:p>
-    <w:p>
+          <ns2:ligatures ns2:val="none"/>
+        </w:rPr>
+      </w:pPr>
+    </w:p>
+    <w:p ns2:paraId="38A98B4B" ns2:textId="77777777">
       <w:pPr>
         <w:pStyle w:val="Prrafodelista"/>
         <w:numPr>
@@ -4624,7 +4624,7 @@
           <w:color w:val="000000"/>
           <w:kern w:val="0"/>
           <w:lang w:eastAsia="es-PE"/>
-          <w14:ligatures w14:val="none"/>
+          <ns2:ligatures ns2:val="none"/>
         </w:rPr>
       </w:pPr>
       <w:r>
@@ -4634,7 +4634,7 @@
           <w:color w:val="000000"/>
           <w:kern w:val="0"/>
           <w:lang w:eastAsia="es-PE"/>
-          <w14:ligatures w14:val="none"/>
+          <ns2:ligatures ns2:val="none"/>
         </w:rPr>
         <w:t>REQUERIMIENTO DE INFORMACI</w:t>
       </w:r>
@@ -4645,7 +4645,7 @@
           <w:color w:val="000000"/>
           <w:kern w:val="0"/>
           <w:lang w:eastAsia="es-PE"/>
-          <w14:ligatures w14:val="none"/>
+          <ns2:ligatures ns2:val="none"/>
         </w:rPr>
         <w:t>Ó</w:t>
       </w:r>
@@ -4656,12 +4656,12 @@
           <w:color w:val="000000"/>
           <w:kern w:val="0"/>
           <w:lang w:eastAsia="es-PE"/>
-          <w14:ligatures w14:val="none"/>
+          <ns2:ligatures ns2:val="none"/>
         </w:rPr>
         <w:t>N</w:t>
       </w:r>
     </w:p>
-    <w:p>
+    <w:p ns2:paraId="5B518DC4" ns2:textId="77777777">
       <w:pPr>
         <w:spacing w:after="0" w:line="240" w:lineRule="auto"/>
         <w:jc w:val="both"/>
@@ -4670,11 +4670,11 @@
           <w:color w:val="000000"/>
           <w:kern w:val="0"/>
           <w:lang w:val="es-ES" w:eastAsia="es-ES"/>
-          <w14:ligatures w14:val="none"/>
-        </w:rPr>
-      </w:pPr>
-    </w:p>
-    <w:p>
+          <ns2:ligatures ns2:val="none"/>
+        </w:rPr>
+      </w:pPr>
+    </w:p>
+    <w:p ns2:paraId="62B88A04" ns2:textId="147C65F9">
       <w:pPr>
         <w:pStyle w:val="Prrafodelista"/>
         <w:numPr>
@@ -4689,7 +4689,7 @@
           <w:color w:val="000000"/>
           <w:kern w:val="0"/>
           <w:lang w:val="es-ES" w:eastAsia="es-ES"/>
-          <w14:ligatures w14:val="none"/>
+          <ns2:ligatures ns2:val="none"/>
         </w:rPr>
       </w:pPr>
       <w:r>
@@ -4698,7 +4698,7 @@
           <w:color w:val="000000"/>
           <w:kern w:val="0"/>
           <w:lang w:val="es-ES" w:eastAsia="es-ES"/>
-          <w14:ligatures w14:val="none"/>
+          <ns2:ligatures ns2:val="none"/>
         </w:rPr>
         <w:t xml:space="preserve">A efectos de tener mayores elementos que sirvan para la resolución definitiva del presente caso, la Secretaría Técnica, en ejercicio de las facultades que la ley le confiere, </w:t>
       </w:r>
@@ -4708,7 +4708,7 @@
           <w:color w:val="000000"/>
           <w:kern w:val="0"/>
           <w:lang w:val="es-ES" w:eastAsia="es-ES"/>
-          <w14:ligatures w14:val="none"/>
+          <ns2:ligatures ns2:val="none"/>
         </w:rPr>
         <w:t xml:space="preserve">conviene requerir </w:t>
       </w:r>
@@ -4718,7 +4718,7 @@
           <w:color w:val="000000"/>
           <w:kern w:val="0"/>
           <w:lang w:val="es-ES" w:eastAsia="es-ES"/>
-          <w14:ligatures w14:val="none"/>
+          <ns2:ligatures ns2:val="none"/>
         </w:rPr>
         <w:t>a la compañía aseguradora</w:t>
       </w:r>
@@ -4728,7 +4728,7 @@
           <w:color w:val="000000"/>
           <w:kern w:val="0"/>
           <w:lang w:val="es-ES" w:eastAsia="es-ES"/>
-          <w14:ligatures w14:val="none"/>
+          <ns2:ligatures ns2:val="none"/>
         </w:rPr>
         <w:t xml:space="preserve"> que, en un</w:t>
       </w:r>
@@ -4738,7 +4738,7 @@
           <w:color w:val="000000"/>
           <w:kern w:val="0"/>
           <w:lang w:val="es-ES" w:eastAsia="es-ES"/>
-          <w14:ligatures w14:val="none"/>
+          <ns2:ligatures ns2:val="none"/>
         </w:rPr>
         <w:t xml:space="preserve"> plazo no mayor de cinco (5) días hábiles contado a partir del día siguiente de la notificación de la presente resolución, cumpla con lo siguiente: </w:t>
       </w:r>
@@ -4748,7 +4748,7 @@
           <w:color w:val="000000"/>
           <w:kern w:val="0"/>
           <w:lang w:val="es-ES" w:eastAsia="es-ES"/>
-          <w14:ligatures w14:val="none"/>
+          <ns2:ligatures ns2:val="none"/>
         </w:rPr>
         <w:t xml:space="preserve">(i) presentar una copia completa, legible y debidamente suscrita de la Póliza </w:t>
       </w:r>
@@ -4759,7 +4759,7 @@
           <w:color w:val="000000"/>
           <w:kern w:val="0"/>
           <w:lang w:val="es-ES" w:eastAsia="es-ES"/>
-          <w14:ligatures w14:val="none"/>
+          <ns2:ligatures ns2:val="none"/>
         </w:rPr>
         <w:t/>
       </w:r>
@@ -4770,7 +4770,7 @@
           <w:color w:val="000000"/>
           <w:kern w:val="0"/>
           <w:lang w:val="es-ES" w:eastAsia="es-ES"/>
-          <w14:ligatures w14:val="none"/>
+          <ns2:ligatures ns2:val="none"/>
         </w:rPr>
         <w:t xml:space="preserve"> 200000540 del Seguro de Vida, así como el cargo de remisión de la póliza; (</w:t>
       </w:r>
@@ -4781,7 +4781,7 @@
           <w:color w:val="000000"/>
           <w:kern w:val="0"/>
           <w:lang w:val="es-ES" w:eastAsia="es-ES"/>
-          <w14:ligatures w14:val="none"/>
+          <ns2:ligatures ns2:val="none"/>
         </w:rPr>
         <w:t>ii</w:t>
       </w:r>
@@ -4792,7 +4792,7 @@
           <w:color w:val="000000"/>
           <w:kern w:val="0"/>
           <w:lang w:val="es-ES" w:eastAsia="es-ES"/>
-          <w14:ligatures w14:val="none"/>
+          <ns2:ligatures ns2:val="none"/>
         </w:rPr>
         <w:t xml:space="preserve">) presentar una copia completa, legible y debidamente suscrita de la Póliza </w:t>
       </w:r>
@@ -4803,7 +4803,7 @@
           <w:color w:val="000000"/>
           <w:kern w:val="0"/>
           <w:lang w:val="es-ES" w:eastAsia="es-ES"/>
-          <w14:ligatures w14:val="none"/>
+          <ns2:ligatures ns2:val="none"/>
         </w:rPr>
         <w:t/>
       </w:r>
@@ -4814,7 +4814,7 @@
           <w:color w:val="000000"/>
           <w:kern w:val="0"/>
           <w:lang w:val="es-ES" w:eastAsia="es-ES"/>
-          <w14:ligatures w14:val="none"/>
+          <ns2:ligatures ns2:val="none"/>
         </w:rPr>
         <w:t xml:space="preserve"> 6480093602438 del Seguro de Vida, así como el cargo de remisión de la póliza; (</w:t>
       </w:r>
@@ -4825,7 +4825,7 @@
           <w:color w:val="000000"/>
           <w:kern w:val="0"/>
           <w:lang w:val="es-ES" w:eastAsia="es-ES"/>
-          <w14:ligatures w14:val="none"/>
+          <ns2:ligatures ns2:val="none"/>
         </w:rPr>
         <w:t>iii</w:t>
       </w:r>
@@ -4836,7 +4836,7 @@
           <w:color w:val="000000"/>
           <w:kern w:val="0"/>
           <w:lang w:val="es-ES" w:eastAsia="es-ES"/>
-          <w14:ligatures w14:val="none"/>
+          <ns2:ligatures ns2:val="none"/>
         </w:rPr>
         <w:t>) remitir el cronograma de pagos y los estados de cuenta de la póliza del Seguro de Vida materia de denuncia; y, (</w:t>
       </w:r>
@@ -4847,7 +4847,7 @@
           <w:color w:val="000000"/>
           <w:kern w:val="0"/>
           <w:lang w:val="es-ES" w:eastAsia="es-ES"/>
-          <w14:ligatures w14:val="none"/>
+          <ns2:ligatures ns2:val="none"/>
         </w:rPr>
         <w:t>iv</w:t>
       </w:r>
@@ -4858,7 +4858,7 @@
           <w:color w:val="000000"/>
           <w:kern w:val="0"/>
           <w:lang w:val="es-ES" w:eastAsia="es-ES"/>
-          <w14:ligatures w14:val="none"/>
+          <ns2:ligatures ns2:val="none"/>
         </w:rPr>
         <w:t>) presentar todas las comunicaciones cursadas con la parte denunciante en virtud del hecho materia de denuncia</w:t>
       </w:r>
@@ -4868,7 +4868,7 @@
           <w:color w:val="000000"/>
           <w:kern w:val="0"/>
           <w:lang w:val="es-ES" w:eastAsia="es-ES"/>
-          <w14:ligatures w14:val="none"/>
+          <ns2:ligatures ns2:val="none"/>
         </w:rPr>
         <w:t>.</w:t>
       </w:r>
@@ -4878,12 +4878,12 @@
           <w:color w:val="000000"/>
           <w:kern w:val="0"/>
           <w:lang w:eastAsia="es-ES"/>
-          <w14:ligatures w14:val="none"/>
+          <ns2:ligatures ns2:val="none"/>
         </w:rPr>
         <w:t xml:space="preserve"> </w:t>
       </w:r>
     </w:p>
-    <w:p>
+    <w:p ns2:paraId="5C93B848" ns2:textId="77777777">
       <w:pPr>
         <w:pStyle w:val="Prrafodelista"/>
         <w:spacing w:after="0" w:line="240" w:lineRule="auto"/>
@@ -4894,11 +4894,11 @@
           <w:color w:val="000000"/>
           <w:kern w:val="0"/>
           <w:lang w:val="es-ES" w:eastAsia="es-ES"/>
-          <w14:ligatures w14:val="none"/>
-        </w:rPr>
-      </w:pPr>
-    </w:p>
-    <w:p>
+          <ns2:ligatures ns2:val="none"/>
+        </w:rPr>
+      </w:pPr>
+    </w:p>
+    <w:p ns2:paraId="2A119386" ns2:textId="77777777">
       <w:pPr>
         <w:pStyle w:val="Prrafodelista"/>
         <w:numPr>
@@ -4918,7 +4918,7 @@
           <w:color w:val="000000"/>
           <w:kern w:val="0"/>
           <w:lang w:eastAsia="es-PE"/>
-          <w14:ligatures w14:val="none"/>
+          <ns2:ligatures ns2:val="none"/>
         </w:rPr>
       </w:pPr>
       <w:r>
@@ -4928,12 +4928,12 @@
           <w:color w:val="000000"/>
           <w:kern w:val="0"/>
           <w:lang w:eastAsia="es-PE"/>
-          <w14:ligatures w14:val="none"/>
+          <ns2:ligatures ns2:val="none"/>
         </w:rPr>
         <w:t xml:space="preserve">RESOLUCIÓN DE LA SECRETARÍA TÉCNICA </w:t>
       </w:r>
     </w:p>
-    <w:p>
+    <w:p ns2:paraId="7F554EB2" ns2:textId="77777777">
       <w:pPr>
         <w:spacing w:after="0" w:line="240" w:lineRule="auto"/>
         <w:jc w:val="both"/>
@@ -4943,11 +4943,11 @@
           <w:color w:val="000000"/>
           <w:kern w:val="0"/>
           <w:lang w:eastAsia="es-PE"/>
-          <w14:ligatures w14:val="none"/>
-        </w:rPr>
-      </w:pPr>
-    </w:p>
-    <w:p>
+          <ns2:ligatures ns2:val="none"/>
+        </w:rPr>
+      </w:pPr>
+    </w:p>
+    <w:p ns2:paraId="40BE44E6" ns2:textId="6FFF4047">
       <w:pPr>
         <w:spacing w:after="0" w:line="240" w:lineRule="auto"/>
         <w:jc w:val="both"/>
@@ -4956,7 +4956,7 @@
           <w:color w:val="000000"/>
           <w:kern w:val="0"/>
           <w:lang w:eastAsia="es-PE"/>
-          <w14:ligatures w14:val="none"/>
+          <ns2:ligatures ns2:val="none"/>
         </w:rPr>
       </w:pPr>
       <w:r>
@@ -4966,7 +4966,7 @@
           <w:color w:val="000000"/>
           <w:kern w:val="0"/>
           <w:lang w:eastAsia="es-PE"/>
-          <w14:ligatures w14:val="none"/>
+          <ns2:ligatures ns2:val="none"/>
         </w:rPr>
         <w:t xml:space="preserve">PRIMERO: admitir a trámite la denuncia del 11 de agosto de 2025 interpuesta por el señor [DENUNCIANTE] contra Mapfre Perú Compañía de Seguros y Reaseguros S.A., por lo siguiente:</w:t>
       </w:r>
@@ -4977,7 +4977,7 @@
           <w:kern w:val="0"/>
           <w:shd w:val="clear" w:color="auto" w:fill="FFFFFF"/>
           <w:lang w:eastAsia="es-PE"/>
-          <w14:ligatures w14:val="none"/>
+          <ns2:ligatures ns2:val="none"/>
         </w:rPr>
         <w:t xml:space="preserve"/>
       </w:r>
@@ -4988,7 +4988,7 @@
           <w:kern w:val="0"/>
           <w:shd w:val="clear" w:color="auto" w:fill="FFFFFF"/>
           <w:lang w:eastAsia="es-PE"/>
-          <w14:ligatures w14:val="none"/>
+          <ns2:ligatures ns2:val="none"/>
         </w:rPr>
         <w:t/>
       </w:r>
@@ -4999,7 +4999,7 @@
           <w:kern w:val="0"/>
           <w:shd w:val="clear" w:color="auto" w:fill="FFFFFF"/>
           <w:lang w:eastAsia="es-PE"/>
-          <w14:ligatures w14:val="none"/>
+          <ns2:ligatures ns2:val="none"/>
         </w:rPr>
         <w:t xml:space="preserve"/>
       </w:r>
@@ -5010,7 +5010,7 @@
           <w:kern w:val="0"/>
           <w:shd w:val="clear" w:color="auto" w:fill="FFFFFF"/>
           <w:lang w:eastAsia="es-PE"/>
-          <w14:ligatures w14:val="none"/>
+          <ns2:ligatures ns2:val="none"/>
         </w:rPr>
         <w:t xml:space="preserve"/>
       </w:r>
@@ -5021,7 +5021,7 @@
           <w:kern w:val="0"/>
           <w:shd w:val="clear" w:color="auto" w:fill="FFFFFF"/>
           <w:lang w:eastAsia="es-PE"/>
-          <w14:ligatures w14:val="none"/>
+          <ns2:ligatures ns2:val="none"/>
         </w:rPr>
         <w:t xml:space="preserve"/>
       </w:r>
@@ -5033,7 +5033,7 @@
           <w:kern w:val="0"/>
           <w:shd w:val="clear" w:color="auto" w:fill="FFFFFF"/>
           <w:lang w:eastAsia="es-PE"/>
-          <w14:ligatures w14:val="none"/>
+          <ns2:ligatures ns2:val="none"/>
         </w:rPr>
         <w:t/>
       </w:r>
@@ -5045,7 +5045,7 @@
           <w:kern w:val="0"/>
           <w:shd w:val="clear" w:color="auto" w:fill="FFFFFF"/>
           <w:lang w:eastAsia="es-PE"/>
-          <w14:ligatures w14:val="none"/>
+          <ns2:ligatures ns2:val="none"/>
         </w:rPr>
         <w:t xml:space="preserve"/>
       </w:r>
@@ -5056,7 +5056,7 @@
           <w:kern w:val="0"/>
           <w:shd w:val="clear" w:color="auto" w:fill="FFFFFF"/>
           <w:lang w:eastAsia="es-PE"/>
-          <w14:ligatures w14:val="none"/>
+          <ns2:ligatures ns2:val="none"/>
         </w:rPr>
         <w:t xml:space="preserve"/>
       </w:r>
@@ -5067,7 +5067,7 @@
           <w:kern w:val="0"/>
           <w:shd w:val="clear" w:color="auto" w:fill="FFFFFF"/>
           <w:lang w:eastAsia="es-PE"/>
-          <w14:ligatures w14:val="none"/>
+          <ns2:ligatures ns2:val="none"/>
         </w:rPr>
         <w:t/>
       </w:r>
@@ -5078,7 +5078,7 @@
           <w:kern w:val="0"/>
           <w:shd w:val="clear" w:color="auto" w:fill="FFFFFF"/>
           <w:lang w:eastAsia="es-PE"/>
-          <w14:ligatures w14:val="none"/>
+          <ns2:ligatures ns2:val="none"/>
         </w:rPr>
         <w:t xml:space="preserve"/>
       </w:r>
@@ -5089,7 +5089,7 @@
           <w:kern w:val="0"/>
           <w:shd w:val="clear" w:color="auto" w:fill="FFFFFF"/>
           <w:lang w:eastAsia="es-PE"/>
-          <w14:ligatures w14:val="none"/>
+          <ns2:ligatures ns2:val="none"/>
         </w:rPr>
         <w:t/>
       </w:r>
@@ -5100,7 +5100,7 @@
           <w:kern w:val="0"/>
           <w:shd w:val="clear" w:color="auto" w:fill="FFFFFF"/>
           <w:lang w:eastAsia="es-PE"/>
-          <w14:ligatures w14:val="none"/>
+          <ns2:ligatures ns2:val="none"/>
         </w:rPr>
         <w:t xml:space="preserve"/>
       </w:r>
@@ -5111,12 +5111,12 @@
           <w:kern w:val="0"/>
           <w:shd w:val="clear" w:color="auto" w:fill="FFFFFF"/>
           <w:lang w:eastAsia="es-PE"/>
-          <w14:ligatures w14:val="none"/>
+          <ns2:ligatures ns2:val="none"/>
         </w:rPr>
         <w:t/>
       </w:r>
     </w:p>
-    <w:p>
+    <w:p ns2:paraId="5E66126E" ns2:textId="77777777">
       <w:pPr>
         <w:spacing w:after="0" w:line="240" w:lineRule="auto"/>
         <w:jc w:val="both"/>
@@ -5125,11 +5125,11 @@
           <w:color w:val="000000"/>
           <w:kern w:val="0"/>
           <w:lang w:eastAsia="es-PE"/>
-          <w14:ligatures w14:val="none"/>
-        </w:rPr>
-      </w:pPr>
-    </w:p>
-    <w:p>
+          <ns2:ligatures ns2:val="none"/>
+        </w:rPr>
+      </w:pPr>
+    </w:p>
+    <w:p ns2:paraId="4E7FC1DB" ns2:textId="5C492D13">
       <w:pPr>
         <w:pStyle w:val="Prrafodelista"/>
         <w:numPr>
@@ -5147,7 +5147,7 @@
           <w:rFonts w:ascii="Arial Narrow" w:eastAsia="Calibri" w:hAnsi="Arial Narrow" w:cs="Arial Narrow"/>
           <w:kern w:val="0"/>
           <w:lang w:eastAsia="es-PE"/>
-          <w14:ligatures w14:val="none"/>
+          <ns2:ligatures ns2:val="none"/>
         </w:rPr>
       </w:pPr>
       <w:r>
@@ -5156,7 +5156,7 @@
           <w:color w:val="000000"/>
           <w:kern w:val="0"/>
           <w:lang w:eastAsia="es-PE"/>
-          <w14:ligatures w14:val="none"/>
+          <ns2:ligatures ns2:val="none"/>
         </w:rPr>
         <w:t>Presunta</w:t>
       </w:r>
@@ -5166,7 +5166,7 @@
           <w:kern w:val="0"/>
           <w:shd w:val="clear" w:color="auto" w:fill="FFFFFF"/>
           <w:lang w:eastAsia="es-PE"/>
-          <w14:ligatures w14:val="none"/>
+          <ns2:ligatures ns2:val="none"/>
         </w:rPr>
         <w:t xml:space="preserve"> infracción a los artículos 18 y 19</w:t>
       </w:r>
@@ -5175,7 +5175,7 @@
           <w:rFonts w:ascii="Arial Narrow" w:eastAsia="Calibri" w:hAnsi="Arial Narrow" w:cs="Arial Narrow"/>
           <w:kern w:val="0"/>
           <w:lang w:eastAsia="es-PE"/>
-          <w14:ligatures w14:val="none"/>
+          <ns2:ligatures ns2:val="none"/>
         </w:rPr>
         <w:t xml:space="preserve"> de </w:t>
       </w:r>
@@ -5185,7 +5185,7 @@
           <w:kern w:val="0"/>
           <w:shd w:val="clear" w:color="auto" w:fill="FFFFFF"/>
           <w:lang w:eastAsia="es-PE"/>
-          <w14:ligatures w14:val="none"/>
+          <ns2:ligatures ns2:val="none"/>
         </w:rPr>
         <w:t xml:space="preserve">la Ley 29571, Código de Protección y Defensa del Consumidor, en tanto </w:t>
       </w:r>
@@ -5195,7 +5195,7 @@
           <w:kern w:val="0"/>
           <w:shd w:val="clear" w:color="auto" w:fill="FFFFFF"/>
           <w:lang w:eastAsia="es-PE"/>
-          <w14:ligatures w14:val="none"/>
+          <ns2:ligatures ns2:val="none"/>
         </w:rPr>
         <w:t>la compañía aseguradora habría cobrado en exceso 3 cuotas durante el año 2023 al denunciante, correspondientes al pago de primas del Seguro de Vida contratado</w:t>
       </w:r>
@@ -5205,12 +5205,12 @@
           <w:kern w:val="0"/>
           <w:shd w:val="clear" w:color="auto" w:fill="FFFFFF"/>
           <w:lang w:eastAsia="es-PE"/>
-          <w14:ligatures w14:val="none"/>
+          <ns2:ligatures ns2:val="none"/>
         </w:rPr>
         <w:t>.</w:t>
       </w:r>
     </w:p>
-    <w:p>
+    <w:p ns2:paraId="14F9117B" ns2:textId="77777777">
       <w:pPr>
         <w:spacing w:after="0" w:line="240" w:lineRule="auto"/>
         <w:jc w:val="both"/>
@@ -5218,11 +5218,11 @@
           <w:rFonts w:ascii="Arial Narrow" w:eastAsia="Calibri" w:hAnsi="Arial Narrow" w:cs="Arial Narrow"/>
           <w:kern w:val="0"/>
           <w:lang w:eastAsia="es-PE"/>
-          <w14:ligatures w14:val="none"/>
-        </w:rPr>
-      </w:pPr>
-    </w:p>
-    <w:p>
+          <ns2:ligatures ns2:val="none"/>
+        </w:rPr>
+      </w:pPr>
+    </w:p>
+    <w:p ns2:paraId="26794BBF" ns2:textId="384A886D">
       <w:pPr>
         <w:pStyle w:val="Prrafodelista"/>
         <w:numPr>
@@ -5240,7 +5240,7 @@
           <w:rFonts w:ascii="Arial Narrow" w:eastAsia="Calibri" w:hAnsi="Arial Narrow" w:cs="Arial Narrow"/>
           <w:kern w:val="0"/>
           <w:lang w:eastAsia="es-PE"/>
-          <w14:ligatures w14:val="none"/>
+          <ns2:ligatures ns2:val="none"/>
         </w:rPr>
       </w:pPr>
       <w:r>
@@ -5249,7 +5249,7 @@
           <w:color w:val="000000"/>
           <w:kern w:val="0"/>
           <w:lang w:eastAsia="es-PE"/>
-          <w14:ligatures w14:val="none"/>
+          <ns2:ligatures ns2:val="none"/>
         </w:rPr>
         <w:t>Presunta</w:t>
       </w:r>
@@ -5259,7 +5259,7 @@
           <w:kern w:val="0"/>
           <w:shd w:val="clear" w:color="auto" w:fill="FFFFFF"/>
           <w:lang w:eastAsia="es-PE"/>
-          <w14:ligatures w14:val="none"/>
+          <ns2:ligatures ns2:val="none"/>
         </w:rPr>
         <w:t xml:space="preserve"> infracción a los artículos 18 y 19</w:t>
       </w:r>
@@ -5268,7 +5268,7 @@
           <w:rFonts w:ascii="Arial Narrow" w:eastAsia="Calibri" w:hAnsi="Arial Narrow" w:cs="Arial Narrow"/>
           <w:kern w:val="0"/>
           <w:lang w:eastAsia="es-PE"/>
-          <w14:ligatures w14:val="none"/>
+          <ns2:ligatures ns2:val="none"/>
         </w:rPr>
         <w:t xml:space="preserve"> de </w:t>
       </w:r>
@@ -5278,7 +5278,7 @@
           <w:kern w:val="0"/>
           <w:shd w:val="clear" w:color="auto" w:fill="FFFFFF"/>
           <w:lang w:eastAsia="es-PE"/>
-          <w14:ligatures w14:val="none"/>
+          <ns2:ligatures ns2:val="none"/>
         </w:rPr>
         <w:t xml:space="preserve">la Ley 29571, Código de </w:t>
       </w:r>
@@ -5288,7 +5288,7 @@
           <w:kern w:val="0"/>
           <w:shd w:val="clear" w:color="auto" w:fill="FFFFFF"/>
           <w:lang w:eastAsia="es-PE"/>
-          <w14:ligatures w14:val="none"/>
+          <ns2:ligatures ns2:val="none"/>
         </w:rPr>
         <w:t xml:space="preserve">Protección y Defensa del Consumidor, en tanto </w:t>
       </w:r>
@@ -5296,7 +5296,7 @@
         <w:rPr>
           <w:rFonts w:ascii="Arial Narrow" w:eastAsia="Arial Narrow" w:hAnsi="Arial Narrow" w:cs="Arial Narrow"/>
           <w:kern w:val="0"/>
-          <w14:ligatures w14:val="none"/>
+          <ns2:ligatures ns2:val="none"/>
         </w:rPr>
         <w:t xml:space="preserve">la compañía aseguradora habría </w:t>
       </w:r>
@@ -5304,7 +5304,7 @@
         <w:rPr>
           <w:rFonts w:ascii="Arial Narrow" w:eastAsia="Arial Narrow" w:hAnsi="Arial Narrow" w:cs="Arial Narrow"/>
           <w:kern w:val="0"/>
-          <w14:ligatures w14:val="none"/>
+          <ns2:ligatures ns2:val="none"/>
         </w:rPr>
         <w:t>gestionado inadecuadamente el cargo de nuev</w:t>
       </w:r>
@@ -5312,7 +5312,7 @@
         <w:rPr>
           <w:rFonts w:ascii="Arial Narrow" w:eastAsia="Arial Narrow" w:hAnsi="Arial Narrow" w:cs="Arial Narrow"/>
           <w:kern w:val="0"/>
-          <w14:ligatures w14:val="none"/>
+          <ns2:ligatures ns2:val="none"/>
         </w:rPr>
         <w:t>e</w:t>
       </w:r>
@@ -5320,7 +5320,7 @@
         <w:rPr>
           <w:rFonts w:ascii="Arial Narrow" w:eastAsia="Arial Narrow" w:hAnsi="Arial Narrow" w:cs="Arial Narrow"/>
           <w:kern w:val="0"/>
-          <w14:ligatures w14:val="none"/>
+          <ns2:ligatures ns2:val="none"/>
         </w:rPr>
         <w:t xml:space="preserve"> (9) cuotas de US$ 94,76 el 2 de octubre</w:t>
       </w:r>
@@ -5330,7 +5330,7 @@
           <w:color w:val="000000"/>
           <w:kern w:val="0"/>
           <w:lang w:val="es-ES" w:eastAsia="es-ES"/>
-          <w14:ligatures w14:val="none"/>
+          <ns2:ligatures ns2:val="none"/>
         </w:rPr>
         <w:t xml:space="preserve"> en octubre de 2024 </w:t>
       </w:r>
@@ -5341,7 +5341,7 @@
           <w:kern w:val="0"/>
           <w:shd w:val="clear" w:color="auto" w:fill="FFFFFF"/>
           <w:lang w:eastAsia="es-PE"/>
-          <w14:ligatures w14:val="none"/>
+          <ns2:ligatures ns2:val="none"/>
         </w:rPr>
         <w:t>a</w:t>
       </w:r>
@@ -5352,7 +5352,7 @@
           <w:kern w:val="0"/>
           <w:shd w:val="clear" w:color="auto" w:fill="FFFFFF"/>
           <w:lang w:eastAsia="es-PE"/>
-          <w14:ligatures w14:val="none"/>
+          <ns2:ligatures ns2:val="none"/>
         </w:rPr>
         <w:t xml:space="preserve"> </w:t>
       </w:r>
@@ -5363,7 +5363,7 @@
           <w:kern w:val="0"/>
           <w:shd w:val="clear" w:color="auto" w:fill="FFFFFF"/>
           <w:lang w:eastAsia="es-PE"/>
-          <w14:ligatures w14:val="none"/>
+          <ns2:ligatures ns2:val="none"/>
         </w:rPr>
         <w:t>l</w:t>
       </w:r>
@@ -5374,7 +5374,7 @@
           <w:kern w:val="0"/>
           <w:shd w:val="clear" w:color="auto" w:fill="FFFFFF"/>
           <w:lang w:eastAsia="es-PE"/>
-          <w14:ligatures w14:val="none"/>
+          <ns2:ligatures ns2:val="none"/>
         </w:rPr>
         <w:t>a cuenta del</w:t>
       </w:r>
@@ -5385,7 +5385,7 @@
           <w:kern w:val="0"/>
           <w:shd w:val="clear" w:color="auto" w:fill="FFFFFF"/>
           <w:lang w:eastAsia="es-PE"/>
-          <w14:ligatures w14:val="none"/>
+          <ns2:ligatures ns2:val="none"/>
         </w:rPr>
         <w:t xml:space="preserve"> denunciante</w:t>
       </w:r>
@@ -5396,7 +5396,7 @@
           <w:kern w:val="0"/>
           <w:shd w:val="clear" w:color="auto" w:fill="FFFFFF"/>
           <w:lang w:eastAsia="es-PE"/>
-          <w14:ligatures w14:val="none"/>
+          <ns2:ligatures ns2:val="none"/>
         </w:rPr>
         <w:t xml:space="preserve"> debido a un error operativo</w:t>
       </w:r>
@@ -5407,23 +5407,23 @@
           <w:kern w:val="0"/>
           <w:shd w:val="clear" w:color="auto" w:fill="FFFFFF"/>
           <w:lang w:eastAsia="es-PE"/>
-          <w14:ligatures w14:val="none"/>
+          <ns2:ligatures ns2:val="none"/>
         </w:rPr>
         <w:t>.</w:t>
       </w:r>
     </w:p>
-    <w:p>
+    <w:p ns2:paraId="0EEAA2B1" ns2:textId="77777777">
       <w:pPr>
         <w:pStyle w:val="Prrafodelista"/>
         <w:rPr>
           <w:rFonts w:ascii="Arial Narrow" w:eastAsia="Calibri" w:hAnsi="Arial Narrow" w:cs="Arial Narrow"/>
           <w:kern w:val="0"/>
           <w:lang w:eastAsia="es-PE"/>
-          <w14:ligatures w14:val="none"/>
-        </w:rPr>
-      </w:pPr>
-    </w:p>
-    <w:p>
+          <ns2:ligatures ns2:val="none"/>
+        </w:rPr>
+      </w:pPr>
+    </w:p>
+    <w:p ns2:paraId="74FBA49F" ns2:textId="23BEEA99">
       <w:pPr>
         <w:pStyle w:val="Prrafodelista"/>
         <w:numPr>
@@ -5441,7 +5441,7 @@
           <w:rFonts w:ascii="Arial Narrow" w:eastAsia="Calibri" w:hAnsi="Arial Narrow" w:cs="Arial Narrow"/>
           <w:kern w:val="0"/>
           <w:lang w:eastAsia="es-PE"/>
-          <w14:ligatures w14:val="none"/>
+          <ns2:ligatures ns2:val="none"/>
         </w:rPr>
       </w:pPr>
       <w:r>
@@ -5450,7 +5450,7 @@
           <w:color w:val="000000"/>
           <w:kern w:val="0"/>
           <w:lang w:eastAsia="es-PE"/>
-          <w14:ligatures w14:val="none"/>
+          <ns2:ligatures ns2:val="none"/>
         </w:rPr>
         <w:t>Presunta</w:t>
       </w:r>
@@ -5460,7 +5460,7 @@
           <w:kern w:val="0"/>
           <w:shd w:val="clear" w:color="auto" w:fill="FFFFFF"/>
           <w:lang w:eastAsia="es-PE"/>
-          <w14:ligatures w14:val="none"/>
+          <ns2:ligatures ns2:val="none"/>
         </w:rPr>
         <w:t xml:space="preserve"> infracción a los artículos 18 y 19</w:t>
       </w:r>
@@ -5469,7 +5469,7 @@
           <w:rFonts w:ascii="Arial Narrow" w:eastAsia="Calibri" w:hAnsi="Arial Narrow" w:cs="Arial Narrow"/>
           <w:kern w:val="0"/>
           <w:lang w:eastAsia="es-PE"/>
-          <w14:ligatures w14:val="none"/>
+          <ns2:ligatures ns2:val="none"/>
         </w:rPr>
         <w:t xml:space="preserve"> de </w:t>
       </w:r>
@@ -5479,7 +5479,7 @@
           <w:kern w:val="0"/>
           <w:shd w:val="clear" w:color="auto" w:fill="FFFFFF"/>
           <w:lang w:eastAsia="es-PE"/>
-          <w14:ligatures w14:val="none"/>
+          <ns2:ligatures ns2:val="none"/>
         </w:rPr>
         <w:t xml:space="preserve">la Ley 29571, Código de </w:t>
       </w:r>
@@ -5489,7 +5489,7 @@
           <w:kern w:val="0"/>
           <w:shd w:val="clear" w:color="auto" w:fill="FFFFFF"/>
           <w:lang w:eastAsia="es-PE"/>
-          <w14:ligatures w14:val="none"/>
+          <ns2:ligatures ns2:val="none"/>
         </w:rPr>
         <w:t xml:space="preserve">Protección y Defensa del Consumidor, en tanto </w:t>
       </w:r>
@@ -5497,7 +5497,7 @@
         <w:rPr>
           <w:rFonts w:ascii="Arial Narrow" w:eastAsia="Arial Narrow" w:hAnsi="Arial Narrow" w:cs="Arial Narrow"/>
           <w:kern w:val="0"/>
-          <w14:ligatures w14:val="none"/>
+          <ns2:ligatures ns2:val="none"/>
         </w:rPr>
         <w:t xml:space="preserve">la compañía aseguradora no habría gestionado oportunamente el débito de las primas de la </w:t>
       </w:r>
@@ -5507,7 +5507,7 @@
           <w:color w:val="000000"/>
           <w:kern w:val="0"/>
           <w:lang w:eastAsia="es-ES"/>
-          <w14:ligatures w14:val="none"/>
+          <ns2:ligatures ns2:val="none"/>
         </w:rPr>
         <w:t xml:space="preserve">Póliza del Seguro de Vida 6480093602438, generando la anulación de </w:t>
       </w:r>
@@ -5518,7 +5518,7 @@
           <w:color w:val="000000"/>
           <w:kern w:val="0"/>
           <w:lang w:eastAsia="es-ES"/>
-          <w14:ligatures w14:val="none"/>
+          <ns2:ligatures ns2:val="none"/>
         </w:rPr>
         <w:t>la misma</w:t>
       </w:r>
@@ -5529,23 +5529,23 @@
           <w:color w:val="000000"/>
           <w:kern w:val="0"/>
           <w:lang w:eastAsia="es-ES"/>
-          <w14:ligatures w14:val="none"/>
+          <ns2:ligatures ns2:val="none"/>
         </w:rPr>
         <w:t>.</w:t>
       </w:r>
     </w:p>
-    <w:p>
+    <w:p ns2:paraId="33B693A4" ns2:textId="77777777">
       <w:pPr>
         <w:pStyle w:val="Prrafodelista"/>
         <w:rPr>
           <w:rFonts w:ascii="Arial Narrow" w:eastAsia="Calibri" w:hAnsi="Arial Narrow" w:cs="Arial Narrow"/>
           <w:kern w:val="0"/>
           <w:lang w:eastAsia="es-PE"/>
-          <w14:ligatures w14:val="none"/>
-        </w:rPr>
-      </w:pPr>
-    </w:p>
-    <w:p>
+          <ns2:ligatures ns2:val="none"/>
+        </w:rPr>
+      </w:pPr>
+    </w:p>
+    <w:p ns2:paraId="7E4AC79A" ns2:textId="380DBF86">
       <w:pPr>
         <w:pStyle w:val="Prrafodelista"/>
         <w:numPr>
@@ -5563,7 +5563,7 @@
           <w:rFonts w:ascii="Arial Narrow" w:eastAsia="Calibri" w:hAnsi="Arial Narrow" w:cs="Arial Narrow"/>
           <w:kern w:val="0"/>
           <w:lang w:eastAsia="es-PE"/>
-          <w14:ligatures w14:val="none"/>
+          <ns2:ligatures ns2:val="none"/>
         </w:rPr>
       </w:pPr>
       <w:r>
@@ -5572,7 +5572,7 @@
           <w:color w:val="000000"/>
           <w:kern w:val="0"/>
           <w:lang w:eastAsia="es-PE"/>
-          <w14:ligatures w14:val="none"/>
+          <ns2:ligatures ns2:val="none"/>
         </w:rPr>
         <w:t>Presunta</w:t>
       </w:r>
@@ -5582,7 +5582,7 @@
           <w:kern w:val="0"/>
           <w:shd w:val="clear" w:color="auto" w:fill="FFFFFF"/>
           <w:lang w:eastAsia="es-PE"/>
-          <w14:ligatures w14:val="none"/>
+          <ns2:ligatures ns2:val="none"/>
         </w:rPr>
         <w:t xml:space="preserve"> infracción a los artículos 18 y 19</w:t>
       </w:r>
@@ -5591,7 +5591,7 @@
           <w:rFonts w:ascii="Arial Narrow" w:eastAsia="Calibri" w:hAnsi="Arial Narrow" w:cs="Arial Narrow"/>
           <w:kern w:val="0"/>
           <w:lang w:eastAsia="es-PE"/>
-          <w14:ligatures w14:val="none"/>
+          <ns2:ligatures ns2:val="none"/>
         </w:rPr>
         <w:t xml:space="preserve"> de </w:t>
       </w:r>
@@ -5601,7 +5601,7 @@
           <w:kern w:val="0"/>
           <w:shd w:val="clear" w:color="auto" w:fill="FFFFFF"/>
           <w:lang w:eastAsia="es-PE"/>
-          <w14:ligatures w14:val="none"/>
+          <ns2:ligatures ns2:val="none"/>
         </w:rPr>
         <w:t xml:space="preserve">la Ley 29571, Código de </w:t>
       </w:r>
@@ -5611,7 +5611,7 @@
           <w:kern w:val="0"/>
           <w:shd w:val="clear" w:color="auto" w:fill="FFFFFF"/>
           <w:lang w:eastAsia="es-PE"/>
-          <w14:ligatures w14:val="none"/>
+          <ns2:ligatures ns2:val="none"/>
         </w:rPr>
         <w:t xml:space="preserve">Protección y Defensa del Consumidor, en tanto </w:t>
       </w:r>
@@ -5619,7 +5619,7 @@
         <w:rPr>
           <w:rFonts w:ascii="Arial Narrow" w:eastAsia="Arial Narrow" w:hAnsi="Arial Narrow" w:cs="Arial Narrow"/>
           <w:kern w:val="0"/>
-          <w14:ligatures w14:val="none"/>
+          <ns2:ligatures ns2:val="none"/>
         </w:rPr>
         <w:t xml:space="preserve">la compañía aseguradora no habría cumplido con remitir oportunamente al denunciante los estados de cuenta anuales de la </w:t>
       </w:r>
@@ -5629,7 +5629,7 @@
           <w:color w:val="000000"/>
           <w:kern w:val="0"/>
           <w:lang w:eastAsia="es-ES"/>
-          <w14:ligatures w14:val="none"/>
+          <ns2:ligatures ns2:val="none"/>
         </w:rPr>
         <w:t>Póliza del Seguro de Vida 6480093602438</w:t>
       </w:r>
@@ -5639,23 +5639,23 @@
           <w:color w:val="000000"/>
           <w:kern w:val="0"/>
           <w:lang w:eastAsia="es-ES"/>
-          <w14:ligatures w14:val="none"/>
+          <ns2:ligatures ns2:val="none"/>
         </w:rPr>
         <w:t>.</w:t>
       </w:r>
     </w:p>
-    <w:p>
+    <w:p ns2:paraId="5FD97050" ns2:textId="77777777">
       <w:pPr>
         <w:pStyle w:val="Prrafodelista"/>
         <w:rPr>
           <w:rFonts w:ascii="Arial Narrow" w:eastAsia="Calibri" w:hAnsi="Arial Narrow" w:cs="Arial Narrow"/>
           <w:kern w:val="0"/>
           <w:lang w:eastAsia="es-PE"/>
-          <w14:ligatures w14:val="none"/>
-        </w:rPr>
-      </w:pPr>
-    </w:p>
-    <w:p>
+          <ns2:ligatures ns2:val="none"/>
+        </w:rPr>
+      </w:pPr>
+    </w:p>
+    <w:p ns2:paraId="21763FF5" ns2:textId="3701B29A">
       <w:pPr>
         <w:pStyle w:val="Prrafodelista"/>
         <w:numPr>
@@ -5673,7 +5673,7 @@
           <w:rFonts w:ascii="Arial Narrow" w:eastAsia="Calibri" w:hAnsi="Arial Narrow" w:cs="Arial Narrow"/>
           <w:kern w:val="0"/>
           <w:lang w:eastAsia="es-PE"/>
-          <w14:ligatures w14:val="none"/>
+          <ns2:ligatures ns2:val="none"/>
         </w:rPr>
       </w:pPr>
       <w:r>
@@ -5682,7 +5682,7 @@
           <w:color w:val="000000"/>
           <w:kern w:val="0"/>
           <w:lang w:eastAsia="es-PE"/>
-          <w14:ligatures w14:val="none"/>
+          <ns2:ligatures ns2:val="none"/>
         </w:rPr>
         <w:t>Presunta</w:t>
       </w:r>
@@ -5692,7 +5692,7 @@
           <w:kern w:val="0"/>
           <w:shd w:val="clear" w:color="auto" w:fill="FFFFFF"/>
           <w:lang w:eastAsia="es-PE"/>
-          <w14:ligatures w14:val="none"/>
+          <ns2:ligatures ns2:val="none"/>
         </w:rPr>
         <w:t xml:space="preserve"> infracción a los artículos 18 y 19</w:t>
       </w:r>
@@ -5701,7 +5701,7 @@
           <w:rFonts w:ascii="Arial Narrow" w:eastAsia="Calibri" w:hAnsi="Arial Narrow" w:cs="Arial Narrow"/>
           <w:kern w:val="0"/>
           <w:lang w:eastAsia="es-PE"/>
-          <w14:ligatures w14:val="none"/>
+          <ns2:ligatures ns2:val="none"/>
         </w:rPr>
         <w:t xml:space="preserve"> de </w:t>
       </w:r>
@@ -5711,7 +5711,7 @@
           <w:kern w:val="0"/>
           <w:shd w:val="clear" w:color="auto" w:fill="FFFFFF"/>
           <w:lang w:eastAsia="es-PE"/>
-          <w14:ligatures w14:val="none"/>
+          <ns2:ligatures ns2:val="none"/>
         </w:rPr>
         <w:t xml:space="preserve">la Ley 29571, Código de </w:t>
       </w:r>
@@ -5721,7 +5721,7 @@
           <w:kern w:val="0"/>
           <w:shd w:val="clear" w:color="auto" w:fill="FFFFFF"/>
           <w:lang w:eastAsia="es-PE"/>
-          <w14:ligatures w14:val="none"/>
+          <ns2:ligatures ns2:val="none"/>
         </w:rPr>
         <w:t xml:space="preserve">Protección y Defensa del Consumidor, en tanto </w:t>
       </w:r>
@@ -5729,7 +5729,7 @@
         <w:rPr>
           <w:rFonts w:ascii="Arial Narrow" w:eastAsia="Arial Narrow" w:hAnsi="Arial Narrow" w:cs="Arial Narrow"/>
           <w:kern w:val="0"/>
-          <w14:ligatures w14:val="none"/>
+          <ns2:ligatures ns2:val="none"/>
         </w:rPr>
         <w:t xml:space="preserve">la compañía aseguradora habría retenido indebidamente ocho (8) cuotas de US$ 94,76 de la </w:t>
       </w:r>
@@ -5739,7 +5739,7 @@
           <w:color w:val="000000"/>
           <w:kern w:val="0"/>
           <w:lang w:eastAsia="es-ES"/>
-          <w14:ligatures w14:val="none"/>
+          <ns2:ligatures ns2:val="none"/>
         </w:rPr>
         <w:t>Póliza del Seguro de Vida 6480093602438</w:t>
       </w:r>
@@ -5749,7 +5749,7 @@
           <w:color w:val="000000"/>
           <w:kern w:val="0"/>
           <w:lang w:eastAsia="es-ES"/>
-          <w14:ligatures w14:val="none"/>
+          <ns2:ligatures ns2:val="none"/>
         </w:rPr>
         <w:t xml:space="preserve">, alegando </w:t>
       </w:r>
@@ -5759,7 +5759,7 @@
           <w:color w:val="000000"/>
           <w:kern w:val="0"/>
           <w:lang w:eastAsia="es-ES"/>
-          <w14:ligatures w14:val="none"/>
+          <ns2:ligatures ns2:val="none"/>
         </w:rPr>
         <w:t>que el denunciante no consignó una cuenta bancaria para efectuar la devolución</w:t>
       </w:r>
@@ -5769,23 +5769,23 @@
           <w:color w:val="000000"/>
           <w:kern w:val="0"/>
           <w:lang w:eastAsia="es-ES"/>
-          <w14:ligatures w14:val="none"/>
+          <ns2:ligatures ns2:val="none"/>
         </w:rPr>
         <w:t>.</w:t>
       </w:r>
     </w:p>
-    <w:p>
+    <w:p ns2:paraId="75DFB02A" ns2:textId="77777777">
       <w:pPr>
         <w:pStyle w:val="Prrafodelista"/>
         <w:rPr>
           <w:rFonts w:ascii="Arial Narrow" w:eastAsia="Calibri" w:hAnsi="Arial Narrow" w:cs="Arial Narrow"/>
           <w:kern w:val="0"/>
           <w:lang w:eastAsia="es-PE"/>
-          <w14:ligatures w14:val="none"/>
-        </w:rPr>
-      </w:pPr>
-    </w:p>
-    <w:p>
+          <ns2:ligatures ns2:val="none"/>
+        </w:rPr>
+      </w:pPr>
+    </w:p>
+    <w:p ns2:paraId="58A6440C" ns2:textId="58DFFFC2">
       <w:pPr>
         <w:pStyle w:val="Prrafodelista"/>
         <w:numPr>
@@ -5803,7 +5803,7 @@
           <w:rFonts w:ascii="Arial Narrow" w:eastAsia="Calibri" w:hAnsi="Arial Narrow" w:cs="Arial Narrow"/>
           <w:kern w:val="0"/>
           <w:lang w:eastAsia="es-PE"/>
-          <w14:ligatures w14:val="none"/>
+          <ns2:ligatures ns2:val="none"/>
         </w:rPr>
       </w:pPr>
       <w:r>
@@ -5812,7 +5812,7 @@
           <w:color w:val="000000"/>
           <w:kern w:val="0"/>
           <w:lang w:eastAsia="es-PE"/>
-          <w14:ligatures w14:val="none"/>
+          <ns2:ligatures ns2:val="none"/>
         </w:rPr>
         <w:t>Presunta</w:t>
       </w:r>
@@ -5822,7 +5822,7 @@
           <w:kern w:val="0"/>
           <w:shd w:val="clear" w:color="auto" w:fill="FFFFFF"/>
           <w:lang w:eastAsia="es-PE"/>
-          <w14:ligatures w14:val="none"/>
+          <ns2:ligatures ns2:val="none"/>
         </w:rPr>
         <w:t xml:space="preserve"> infracción a los artículos 18 y 19</w:t>
       </w:r>
@@ -5831,7 +5831,7 @@
           <w:rFonts w:ascii="Arial Narrow" w:eastAsia="Calibri" w:hAnsi="Arial Narrow" w:cs="Arial Narrow"/>
           <w:kern w:val="0"/>
           <w:lang w:eastAsia="es-PE"/>
-          <w14:ligatures w14:val="none"/>
+          <ns2:ligatures ns2:val="none"/>
         </w:rPr>
         <w:t xml:space="preserve"> de </w:t>
       </w:r>
@@ -5841,7 +5841,7 @@
           <w:kern w:val="0"/>
           <w:shd w:val="clear" w:color="auto" w:fill="FFFFFF"/>
           <w:lang w:eastAsia="es-PE"/>
-          <w14:ligatures w14:val="none"/>
+          <ns2:ligatures ns2:val="none"/>
         </w:rPr>
         <w:t xml:space="preserve">la Ley 29571, Código de </w:t>
       </w:r>
@@ -5851,7 +5851,7 @@
           <w:kern w:val="0"/>
           <w:shd w:val="clear" w:color="auto" w:fill="FFFFFF"/>
           <w:lang w:eastAsia="es-PE"/>
-          <w14:ligatures w14:val="none"/>
+          <ns2:ligatures ns2:val="none"/>
         </w:rPr>
         <w:t xml:space="preserve">Protección y Defensa del Consumidor, en tanto </w:t>
       </w:r>
@@ -5859,7 +5859,7 @@
         <w:rPr>
           <w:rFonts w:ascii="Arial Narrow" w:eastAsia="Arial Narrow" w:hAnsi="Arial Narrow" w:cs="Arial Narrow"/>
           <w:kern w:val="0"/>
-          <w14:ligatures w14:val="none"/>
+          <ns2:ligatures ns2:val="none"/>
         </w:rPr>
         <w:t xml:space="preserve">la compañía aseguradora no habría cumplido con </w:t>
       </w:r>
@@ -5867,7 +5867,7 @@
         <w:rPr>
           <w:rFonts w:ascii="Arial Narrow" w:eastAsia="Arial Narrow" w:hAnsi="Arial Narrow" w:cs="Arial Narrow"/>
           <w:kern w:val="0"/>
-          <w14:ligatures w14:val="none"/>
+          <ns2:ligatures ns2:val="none"/>
         </w:rPr>
         <w:t xml:space="preserve">adecuar la </w:t>
       </w:r>
@@ -5877,7 +5877,7 @@
           <w:color w:val="000000"/>
           <w:kern w:val="0"/>
           <w:lang w:eastAsia="es-ES"/>
-          <w14:ligatures w14:val="none"/>
+          <ns2:ligatures ns2:val="none"/>
         </w:rPr>
         <w:t xml:space="preserve">Póliza del Seguro de Vida </w:t>
       </w:r>
@@ -5888,7 +5888,7 @@
           <w:color w:val="000000"/>
           <w:kern w:val="0"/>
           <w:lang w:eastAsia="es-ES"/>
-          <w14:ligatures w14:val="none"/>
+          <ns2:ligatures ns2:val="none"/>
         </w:rPr>
         <w:t/>
       </w:r>
@@ -5899,7 +5899,7 @@
           <w:color w:val="000000"/>
           <w:kern w:val="0"/>
           <w:lang w:eastAsia="es-ES"/>
-          <w14:ligatures w14:val="none"/>
+          <ns2:ligatures ns2:val="none"/>
         </w:rPr>
         <w:t xml:space="preserve"> </w:t>
       </w:r>
@@ -5909,7 +5909,7 @@
           <w:color w:val="000000"/>
           <w:kern w:val="0"/>
           <w:lang w:eastAsia="es-ES"/>
-          <w14:ligatures w14:val="none"/>
+          <ns2:ligatures ns2:val="none"/>
         </w:rPr>
         <w:t xml:space="preserve">200000540 </w:t>
       </w:r>
@@ -5919,7 +5919,7 @@
           <w:color w:val="000000"/>
           <w:kern w:val="0"/>
           <w:lang w:eastAsia="es-ES"/>
-          <w14:ligatures w14:val="none"/>
+          <ns2:ligatures ns2:val="none"/>
         </w:rPr>
         <w:t>contratada por el denunciante a la Ley 29946 y sus reglamentos</w:t>
       </w:r>
@@ -5929,22 +5929,22 @@
           <w:color w:val="000000"/>
           <w:kern w:val="0"/>
           <w:lang w:eastAsia="es-ES"/>
-          <w14:ligatures w14:val="none"/>
+          <ns2:ligatures ns2:val="none"/>
         </w:rPr>
         <w:t>.</w:t>
       </w:r>
     </w:p>
-    <w:p>
+    <w:p ns2:paraId="575A816C" ns2:textId="77777777">
       <w:pPr>
         <w:pStyle w:val="Prrafodelista"/>
         <w:rPr>
           <w:rFonts w:ascii="Arial Narrow" w:eastAsia="Arial Narrow" w:hAnsi="Arial Narrow" w:cs="Arial Narrow"/>
           <w:kern w:val="0"/>
-          <w14:ligatures w14:val="none"/>
-        </w:rPr>
-      </w:pPr>
-    </w:p>
-    <w:p>
+          <ns2:ligatures ns2:val="none"/>
+        </w:rPr>
+      </w:pPr>
+    </w:p>
+    <w:p ns2:paraId="4623DF08" ns2:textId="77777777">
       <w:pPr>
         <w:pStyle w:val="Prrafodelista"/>
         <w:numPr>
@@ -5961,7 +5961,7 @@
         <w:rPr>
           <w:rFonts w:ascii="Arial Narrow" w:eastAsia="Arial Narrow" w:hAnsi="Arial Narrow" w:cs="Arial Narrow"/>
           <w:kern w:val="0"/>
-          <w14:ligatures w14:val="none"/>
+          <ns2:ligatures ns2:val="none"/>
         </w:rPr>
       </w:pPr>
       <w:r>
@@ -5974,7 +5974,7 @@
         <w:rPr>
           <w:rFonts w:ascii="Arial Narrow" w:eastAsia="Arial Narrow" w:hAnsi="Arial Narrow" w:cs="Arial Narrow"/>
           <w:kern w:val="0"/>
-          <w14:ligatures w14:val="none"/>
+          <ns2:ligatures ns2:val="none"/>
         </w:rPr>
         <w:t/>
       </w:r>
@@ -5988,7 +5988,7 @@
         <w:rPr>
           <w:rFonts w:ascii="Arial Narrow" w:eastAsia="Arial Narrow" w:hAnsi="Arial Narrow" w:cs="Arial Narrow"/>
           <w:kern w:val="0"/>
-          <w14:ligatures w14:val="none"/>
+          <ns2:ligatures ns2:val="none"/>
         </w:rPr>
         <w:t/>
       </w:r>
@@ -6008,7 +6008,7 @@
         <w:rPr>
           <w:rFonts w:ascii="Arial Narrow" w:eastAsia="Arial Narrow" w:hAnsi="Arial Narrow" w:cs="Arial Narrow"/>
           <w:kern w:val="0"/>
-          <w14:ligatures w14:val="none"/>
+          <ns2:ligatures ns2:val="none"/>
         </w:rPr>
         <w:t xml:space="preserve">en tanto </w:t>
       </w:r>
@@ -6018,7 +6018,7 @@
           <w:color w:val="000000"/>
           <w:kern w:val="0"/>
           <w:lang w:val="es-ES" w:eastAsia="es-ES"/>
-          <w14:ligatures w14:val="none"/>
+          <ns2:ligatures ns2:val="none"/>
         </w:rPr>
         <w:t xml:space="preserve">la compañía aseguradora </w:t>
       </w:r>
@@ -6026,7 +6026,7 @@
         <w:rPr>
           <w:rFonts w:ascii="Arial Narrow" w:eastAsia="Arial Narrow" w:hAnsi="Arial Narrow" w:cs="Arial Narrow"/>
           <w:kern w:val="0"/>
-          <w14:ligatures w14:val="none"/>
+          <ns2:ligatures ns2:val="none"/>
         </w:rPr>
         <w:t>habría brindado una respuesta inadecuada al reclamo presentado por el denunciante el 7 de febrero de 2024</w:t>
       </w:r>
@@ -6034,23 +6034,23 @@
         <w:rPr>
           <w:rFonts w:ascii="Arial Narrow" w:eastAsia="Arial Narrow" w:hAnsi="Arial Narrow" w:cs="Arial Narrow"/>
           <w:kern w:val="0"/>
-          <w14:ligatures w14:val="none"/>
+          <ns2:ligatures ns2:val="none"/>
         </w:rPr>
         <w:t>.</w:t>
       </w:r>
     </w:p>
-    <w:p>
+    <w:p ns2:paraId="6E6FF8BC" ns2:textId="77777777">
       <w:pPr>
         <w:pStyle w:val="Prrafodelista"/>
         <w:rPr>
           <w:rFonts w:ascii="Arial Narrow" w:eastAsia="Calibri" w:hAnsi="Arial Narrow" w:cs="Arial Narrow"/>
           <w:kern w:val="0"/>
           <w:lang w:eastAsia="es-PE"/>
-          <w14:ligatures w14:val="none"/>
-        </w:rPr>
-      </w:pPr>
-    </w:p>
-    <w:p>
+          <ns2:ligatures ns2:val="none"/>
+        </w:rPr>
+      </w:pPr>
+    </w:p>
+    <w:p ns2:paraId="4902E3D1" ns2:textId="2B43FF26">
       <w:pPr>
         <w:pStyle w:val="Prrafodelista"/>
         <w:numPr>
@@ -6068,7 +6068,7 @@
           <w:rFonts w:ascii="Arial Narrow" w:eastAsia="Calibri" w:hAnsi="Arial Narrow" w:cs="Arial Narrow"/>
           <w:kern w:val="0"/>
           <w:lang w:eastAsia="es-PE"/>
-          <w14:ligatures w14:val="none"/>
+          <ns2:ligatures ns2:val="none"/>
         </w:rPr>
       </w:pPr>
       <w:r>
@@ -6077,7 +6077,7 @@
           <w:color w:val="000000"/>
           <w:kern w:val="0"/>
           <w:lang w:eastAsia="es-PE"/>
-          <w14:ligatures w14:val="none"/>
+          <ns2:ligatures ns2:val="none"/>
         </w:rPr>
         <w:t>Presunta</w:t>
       </w:r>
@@ -6087,7 +6087,7 @@
           <w:kern w:val="0"/>
           <w:shd w:val="clear" w:color="auto" w:fill="FFFFFF"/>
           <w:lang w:eastAsia="es-PE"/>
-          <w14:ligatures w14:val="none"/>
+          <ns2:ligatures ns2:val="none"/>
         </w:rPr>
         <w:t xml:space="preserve"> infracción a los artículos 18 y 19</w:t>
       </w:r>
@@ -6096,7 +6096,7 @@
           <w:rFonts w:ascii="Arial Narrow" w:eastAsia="Calibri" w:hAnsi="Arial Narrow" w:cs="Arial Narrow"/>
           <w:kern w:val="0"/>
           <w:lang w:eastAsia="es-PE"/>
-          <w14:ligatures w14:val="none"/>
+          <ns2:ligatures ns2:val="none"/>
         </w:rPr>
         <w:t xml:space="preserve"> de </w:t>
       </w:r>
@@ -6106,7 +6106,7 @@
           <w:kern w:val="0"/>
           <w:shd w:val="clear" w:color="auto" w:fill="FFFFFF"/>
           <w:lang w:eastAsia="es-PE"/>
-          <w14:ligatures w14:val="none"/>
+          <ns2:ligatures ns2:val="none"/>
         </w:rPr>
         <w:t xml:space="preserve">la Ley 29571, Código de Protección y Defensa del Consumidor, en tanto </w:t>
       </w:r>
@@ -6117,7 +6117,7 @@
           <w:kern w:val="0"/>
           <w:shd w:val="clear" w:color="auto" w:fill="FFFFFF"/>
           <w:lang w:eastAsia="es-PE"/>
-          <w14:ligatures w14:val="none"/>
+          <ns2:ligatures ns2:val="none"/>
         </w:rPr>
         <w:t xml:space="preserve">la compañía aseguradora no habría cumplido con atender oportunamente la solicitud de gestión presentada por el denunciante el </w:t>
       </w:r>
@@ -6127,7 +6127,7 @@
           <w:color w:val="000000"/>
           <w:kern w:val="0"/>
           <w:lang w:eastAsia="es-ES"/>
-          <w14:ligatures w14:val="none"/>
+          <ns2:ligatures ns2:val="none"/>
         </w:rPr>
         <w:t>28 de mayo de 2024</w:t>
       </w:r>
@@ -6137,12 +6137,12 @@
           <w:color w:val="000000"/>
           <w:kern w:val="0"/>
           <w:lang w:eastAsia="es-ES"/>
-          <w14:ligatures w14:val="none"/>
+          <ns2:ligatures ns2:val="none"/>
         </w:rPr>
         <w:t>.</w:t>
       </w:r>
     </w:p>
-    <w:p>
+    <w:p ns2:paraId="64637F9B" ns2:textId="77777777">
       <w:pPr>
         <w:pStyle w:val="Prrafodelista"/>
         <w:spacing w:after="0" w:line="240" w:lineRule="auto"/>
@@ -6152,11 +6152,11 @@
           <w:rFonts w:ascii="Arial Narrow" w:eastAsia="Calibri" w:hAnsi="Arial Narrow" w:cs="Arial Narrow"/>
           <w:kern w:val="0"/>
           <w:lang w:eastAsia="es-PE"/>
-          <w14:ligatures w14:val="none"/>
-        </w:rPr>
-      </w:pPr>
-    </w:p>
-    <w:p>
+          <ns2:ligatures ns2:val="none"/>
+        </w:rPr>
+      </w:pPr>
+    </w:p>
+    <w:p ns2:paraId="1A43956E" ns2:textId="6ED56491">
       <w:pPr>
         <w:pStyle w:val="Prrafodelista"/>
         <w:numPr>
@@ -6174,7 +6174,7 @@
           <w:rFonts w:ascii="Arial Narrow" w:eastAsia="Calibri" w:hAnsi="Arial Narrow" w:cs="Arial Narrow"/>
           <w:kern w:val="0"/>
           <w:lang w:eastAsia="es-PE"/>
-          <w14:ligatures w14:val="none"/>
+          <ns2:ligatures ns2:val="none"/>
         </w:rPr>
       </w:pPr>
       <w:r>
@@ -6183,7 +6183,7 @@
           <w:color w:val="000000"/>
           <w:kern w:val="0"/>
           <w:lang w:eastAsia="es-PE"/>
-          <w14:ligatures w14:val="none"/>
+          <ns2:ligatures ns2:val="none"/>
         </w:rPr>
         <w:lastRenderedPageBreak/>
         <w:t>Presunta</w:t>
@@ -6194,7 +6194,7 @@
           <w:kern w:val="0"/>
           <w:shd w:val="clear" w:color="auto" w:fill="FFFFFF"/>
           <w:lang w:eastAsia="es-PE"/>
-          <w14:ligatures w14:val="none"/>
+          <ns2:ligatures ns2:val="none"/>
         </w:rPr>
         <w:t xml:space="preserve"> infracción a los artículos </w:t>
       </w:r>
@@ -6204,7 +6204,7 @@
           <w:kern w:val="0"/>
           <w:shd w:val="clear" w:color="auto" w:fill="FFFFFF"/>
           <w:lang w:eastAsia="es-PE"/>
-          <w14:ligatures w14:val="none"/>
+          <ns2:ligatures ns2:val="none"/>
         </w:rPr>
         <w:t>18 y 19</w:t>
       </w:r>
@@ -6213,7 +6213,7 @@
           <w:rFonts w:ascii="Arial Narrow" w:eastAsia="Calibri" w:hAnsi="Arial Narrow" w:cs="Arial Narrow"/>
           <w:kern w:val="0"/>
           <w:lang w:eastAsia="es-PE"/>
-          <w14:ligatures w14:val="none"/>
+          <ns2:ligatures ns2:val="none"/>
         </w:rPr>
         <w:t xml:space="preserve"> de </w:t>
       </w:r>
@@ -6223,7 +6223,7 @@
           <w:kern w:val="0"/>
           <w:shd w:val="clear" w:color="auto" w:fill="FFFFFF"/>
           <w:lang w:eastAsia="es-PE"/>
-          <w14:ligatures w14:val="none"/>
+          <ns2:ligatures ns2:val="none"/>
         </w:rPr>
         <w:t xml:space="preserve">la Ley 29571, Código de Protección y Defensa del Consumidor, en tanto </w:t>
       </w:r>
@@ -6234,7 +6234,7 @@
           <w:kern w:val="0"/>
           <w:shd w:val="clear" w:color="auto" w:fill="FFFFFF"/>
           <w:lang w:eastAsia="es-PE"/>
-          <w14:ligatures w14:val="none"/>
+          <ns2:ligatures ns2:val="none"/>
         </w:rPr>
         <w:t xml:space="preserve">la compañía aseguradora no habría cumplido con atender oportunamente la solicitud de gestión presentada por el denunciante el </w:t>
       </w:r>
@@ -6244,7 +6244,7 @@
           <w:color w:val="000000"/>
           <w:kern w:val="0"/>
           <w:lang w:eastAsia="es-ES"/>
-          <w14:ligatures w14:val="none"/>
+          <ns2:ligatures ns2:val="none"/>
         </w:rPr>
         <w:t>14 de octubre de 2024</w:t>
       </w:r>
@@ -6252,23 +6252,23 @@
         <w:rPr>
           <w:rFonts w:ascii="Arial Narrow" w:eastAsia="Arial Narrow" w:hAnsi="Arial Narrow" w:cs="Arial Narrow"/>
           <w:kern w:val="0"/>
-          <w14:ligatures w14:val="none"/>
+          <ns2:ligatures ns2:val="none"/>
         </w:rPr>
         <w:t>.</w:t>
       </w:r>
     </w:p>
-    <w:p>
-      <w:pPr>
-        <w:spacing w:after="0" w:line="240" w:lineRule="auto"/>
-        <w:jc w:val="both"/>
-        <w:rPr>
-          <w:rFonts w:ascii="Arial Narrow" w:eastAsia="Arial Narrow" w:hAnsi="Arial Narrow" w:cs="Arial Narrow"/>
-          <w:kern w:val="0"/>
-          <w14:ligatures w14:val="none"/>
-        </w:rPr>
-      </w:pPr>
-    </w:p>
-    <w:p>
+    <w:p ns2:paraId="042B3F54" ns2:textId="777BBF33">
+      <w:pPr>
+        <w:spacing w:after="0" w:line="240" w:lineRule="auto"/>
+        <w:jc w:val="both"/>
+        <w:rPr>
+          <w:rFonts w:ascii="Arial Narrow" w:eastAsia="Arial Narrow" w:hAnsi="Arial Narrow" w:cs="Arial Narrow"/>
+          <w:kern w:val="0"/>
+          <ns2:ligatures ns2:val="none"/>
+        </w:rPr>
+      </w:pPr>
+    </w:p>
+    <w:p ns2:paraId="0A292C9F" ns2:textId="7B7544A3">
       <w:pPr>
         <w:spacing w:line="240" w:lineRule="auto"/>
         <w:contextualSpacing/>
@@ -6276,7 +6276,7 @@
         <w:rPr>
           <w:rFonts w:ascii="Arial Narrow" w:eastAsia="Calibri" w:hAnsi="Arial Narrow" w:cs="Arial"/>
           <w:kern w:val="0"/>
-          <w14:ligatures w14:val="none"/>
+          <ns2:ligatures ns2:val="none"/>
         </w:rPr>
       </w:pPr>
       <w:r>
@@ -6286,7 +6286,7 @@
           <w:color w:val="000000"/>
           <w:kern w:val="0"/>
           <w:lang w:eastAsia="es-PE"/>
-          <w14:ligatures w14:val="none"/>
+          <ns2:ligatures ns2:val="none"/>
         </w:rPr>
         <w:t>SEGUNDO:</w:t>
       </w:r>
@@ -6296,7 +6296,7 @@
           <w:color w:val="000000"/>
           <w:kern w:val="0"/>
           <w:lang w:eastAsia="es-PE"/>
-          <w14:ligatures w14:val="none"/>
+          <ns2:ligatures ns2:val="none"/>
         </w:rPr>
         <w:t xml:space="preserve"> tener por ofrecidos los medios probatorios presentados en el escrito de</w:t>
       </w:r>
@@ -6306,7 +6306,7 @@
           <w:color w:val="000000"/>
           <w:kern w:val="0"/>
           <w:lang w:eastAsia="es-PE"/>
-          <w14:ligatures w14:val="none"/>
+          <ns2:ligatures ns2:val="none"/>
         </w:rPr>
         <w:t xml:space="preserve"> denuncia </w:t>
       </w:r>
@@ -6316,7 +6316,7 @@
           <w:color w:val="000000"/>
           <w:kern w:val="0"/>
           <w:lang w:val="es-ES" w:eastAsia="es-ES"/>
-          <w14:ligatures w14:val="none"/>
+          <ns2:ligatures ns2:val="none"/>
         </w:rPr>
         <w:t xml:space="preserve">del </w:t>
       </w:r>
@@ -6326,7 +6326,7 @@
           <w:color w:val="000000"/>
           <w:kern w:val="0"/>
           <w:lang w:val="es-ES" w:eastAsia="es-ES"/>
-          <w14:ligatures w14:val="none"/>
+          <ns2:ligatures ns2:val="none"/>
         </w:rPr>
         <w:t>11 de agosto de 2025</w:t>
       </w:r>
@@ -6334,12 +6334,12 @@
         <w:rPr>
           <w:rFonts w:ascii="Arial Narrow" w:eastAsia="Calibri" w:hAnsi="Arial Narrow" w:cs="Arial"/>
           <w:kern w:val="0"/>
-          <w14:ligatures w14:val="none"/>
+          <ns2:ligatures ns2:val="none"/>
         </w:rPr>
         <w:t>.</w:t>
       </w:r>
     </w:p>
-    <w:p>
+    <w:p ns2:paraId="68A17E97" ns2:textId="77777777">
       <w:pPr>
         <w:spacing w:line="240" w:lineRule="auto"/>
         <w:contextualSpacing/>
@@ -6349,20 +6349,20 @@
           <w:color w:val="000000"/>
           <w:kern w:val="0"/>
           <w:lang w:eastAsia="es-PE"/>
-          <w14:ligatures w14:val="none"/>
-        </w:rPr>
-      </w:pPr>
-    </w:p>
-    <w:p>
-      <w:pPr>
-        <w:spacing w:after="0" w:line="240" w:lineRule="auto"/>
-        <w:jc w:val="both"/>
-        <w:rPr>
-          <w:rFonts w:ascii="Arial Narrow" w:eastAsia="Arial Narrow" w:hAnsi="Arial Narrow" w:cs="Arial Narrow"/>
-          <w:color w:val="000000"/>
-          <w:kern w:val="0"/>
-          <w:lang w:eastAsia="es-PE"/>
-          <w14:ligatures w14:val="none"/>
+          <ns2:ligatures ns2:val="none"/>
+        </w:rPr>
+      </w:pPr>
+    </w:p>
+    <w:p ns2:paraId="168254DA" ns2:textId="4C10D7F1">
+      <w:pPr>
+        <w:spacing w:after="0" w:line="240" w:lineRule="auto"/>
+        <w:jc w:val="both"/>
+        <w:rPr>
+          <w:rFonts w:ascii="Arial Narrow" w:eastAsia="Arial Narrow" w:hAnsi="Arial Narrow" w:cs="Arial Narrow"/>
+          <w:color w:val="000000"/>
+          <w:kern w:val="0"/>
+          <w:lang w:eastAsia="es-PE"/>
+          <ns2:ligatures ns2:val="none"/>
         </w:rPr>
       </w:pPr>
       <w:r>
@@ -6372,7 +6372,7 @@
           <w:color w:val="000000"/>
           <w:kern w:val="0"/>
           <w:lang w:eastAsia="es-PE"/>
-          <w14:ligatures w14:val="none"/>
+          <ns2:ligatures ns2:val="none"/>
         </w:rPr>
         <w:t xml:space="preserve">TERCERO: </w:t>
       </w:r>
@@ -6382,7 +6382,7 @@
           <w:color w:val="000000"/>
           <w:kern w:val="0"/>
           <w:lang w:eastAsia="es-PE"/>
-          <w14:ligatures w14:val="none"/>
+          <ns2:ligatures ns2:val="none"/>
         </w:rPr>
         <w:t xml:space="preserve">requerir a </w:t>
       </w:r>
@@ -6392,7 +6392,7 @@
           <w:color w:val="000000"/>
           <w:kern w:val="0"/>
           <w:lang w:eastAsia="es-PE"/>
-          <w14:ligatures w14:val="none"/>
+          <ns2:ligatures ns2:val="none"/>
         </w:rPr>
         <w:t xml:space="preserve">Mapfre Perú Compañía de Seguros y Reaseguros S.A. </w:t>
       </w:r>
@@ -6402,12 +6402,12 @@
           <w:color w:val="000000"/>
           <w:kern w:val="0"/>
           <w:lang w:eastAsia="es-PE"/>
-          <w14:ligatures w14:val="none"/>
+          <ns2:ligatures ns2:val="none"/>
         </w:rPr>
         <w:t>que cumpla con lo siguiente:</w:t>
       </w:r>
     </w:p>
-    <w:p>
+    <w:p ns2:paraId="20FDFB8D" ns2:textId="77777777">
       <w:pPr>
         <w:spacing w:after="0" w:line="240" w:lineRule="auto"/>
         <w:jc w:val="both"/>
@@ -6416,11 +6416,11 @@
           <w:color w:val="000000"/>
           <w:kern w:val="0"/>
           <w:lang w:eastAsia="es-PE"/>
-          <w14:ligatures w14:val="none"/>
-        </w:rPr>
-      </w:pPr>
-    </w:p>
-    <w:p>
+          <ns2:ligatures ns2:val="none"/>
+        </w:rPr>
+      </w:pPr>
+    </w:p>
+    <w:p ns2:paraId="4AA80738" ns2:textId="77777777">
       <w:pPr>
         <w:numPr>
           <w:ilvl w:val="0"/>
@@ -6434,21 +6434,21 @@
           <w:color w:val="000000"/>
           <w:kern w:val="0"/>
           <w:lang w:eastAsia="es-PE"/>
-          <w14:ligatures w14:val="none"/>
-        </w:rPr>
-      </w:pPr>
-      <w:r>
-        <w:rPr>
-          <w:rFonts w:ascii="Arial Narrow" w:eastAsia="Arial Narrow" w:hAnsi="Arial Narrow" w:cs="Arial Narrow"/>
-          <w:color w:val="000000"/>
-          <w:kern w:val="0"/>
-          <w:lang w:eastAsia="es-PE"/>
-          <w14:ligatures w14:val="none"/>
+          <ns2:ligatures ns2:val="none"/>
+        </w:rPr>
+      </w:pPr>
+      <w:r>
+        <w:rPr>
+          <w:rFonts w:ascii="Arial Narrow" w:eastAsia="Arial Narrow" w:hAnsi="Arial Narrow" w:cs="Arial Narrow"/>
+          <w:color w:val="000000"/>
+          <w:kern w:val="0"/>
+          <w:lang w:eastAsia="es-PE"/>
+          <ns2:ligatures ns2:val="none"/>
         </w:rPr>
         <w:t>presentar documentos que acrediten su inscripción en los Registros Públicos o una declaración jurada que indique que cuenta con dicha inscripción;</w:t>
       </w:r>
     </w:p>
-    <w:p>
+    <w:p ns2:paraId="2B29D59F" ns2:textId="77777777">
       <w:pPr>
         <w:numPr>
           <w:ilvl w:val="0"/>
@@ -6462,21 +6462,21 @@
           <w:color w:val="000000"/>
           <w:kern w:val="0"/>
           <w:lang w:eastAsia="es-PE"/>
-          <w14:ligatures w14:val="none"/>
-        </w:rPr>
-      </w:pPr>
-      <w:r>
-        <w:rPr>
-          <w:rFonts w:ascii="Arial Narrow" w:eastAsia="Arial Narrow" w:hAnsi="Arial Narrow" w:cs="Arial Narrow"/>
-          <w:color w:val="000000"/>
-          <w:kern w:val="0"/>
-          <w:lang w:eastAsia="es-PE"/>
-          <w14:ligatures w14:val="none"/>
+          <ns2:ligatures ns2:val="none"/>
+        </w:rPr>
+      </w:pPr>
+      <w:r>
+        <w:rPr>
+          <w:rFonts w:ascii="Arial Narrow" w:eastAsia="Arial Narrow" w:hAnsi="Arial Narrow" w:cs="Arial Narrow"/>
+          <w:color w:val="000000"/>
+          <w:kern w:val="0"/>
+          <w:lang w:eastAsia="es-PE"/>
+          <ns2:ligatures ns2:val="none"/>
         </w:rPr>
         <w:t>presentar copia simple de las facultades de representación de su representante legal en el presente procedimiento o la declaración jurada que indique que cuenta con dichas facultades y que estas se encuentran vigentes;</w:t>
       </w:r>
     </w:p>
-    <w:p>
+    <w:p ns2:paraId="7EF50C46" ns2:textId="77777777">
       <w:pPr>
         <w:numPr>
           <w:ilvl w:val="0"/>
@@ -6490,21 +6490,21 @@
           <w:color w:val="000000"/>
           <w:kern w:val="0"/>
           <w:lang w:eastAsia="es-PE"/>
-          <w14:ligatures w14:val="none"/>
-        </w:rPr>
-      </w:pPr>
-      <w:r>
-        <w:rPr>
-          <w:rFonts w:ascii="Arial Narrow" w:eastAsia="Arial Narrow" w:hAnsi="Arial Narrow" w:cs="Arial Narrow"/>
-          <w:color w:val="000000"/>
-          <w:kern w:val="0"/>
-          <w:lang w:eastAsia="es-PE"/>
-          <w14:ligatures w14:val="none"/>
+          <ns2:ligatures ns2:val="none"/>
+        </w:rPr>
+      </w:pPr>
+      <w:r>
+        <w:rPr>
+          <w:rFonts w:ascii="Arial Narrow" w:eastAsia="Arial Narrow" w:hAnsi="Arial Narrow" w:cs="Arial Narrow"/>
+          <w:color w:val="000000"/>
+          <w:kern w:val="0"/>
+          <w:lang w:eastAsia="es-PE"/>
+          <ns2:ligatures ns2:val="none"/>
         </w:rPr>
         <w:t>consignar el Número de Registro Único de Contribuyentes (RUC); y,</w:t>
       </w:r>
     </w:p>
-    <w:p>
+    <w:p ns2:paraId="19E4DFA1" ns2:textId="77777777">
       <w:pPr>
         <w:numPr>
           <w:ilvl w:val="0"/>
@@ -6516,16 +6516,16 @@
         <w:rPr>
           <w:rFonts w:ascii="Arial Narrow" w:eastAsia="Calibri" w:hAnsi="Arial Narrow" w:cs="Arial"/>
           <w:kern w:val="0"/>
-          <w14:ligatures w14:val="none"/>
-        </w:rPr>
-      </w:pPr>
-      <w:r>
-        <w:rPr>
-          <w:rFonts w:ascii="Arial Narrow" w:eastAsia="Arial Narrow" w:hAnsi="Arial Narrow" w:cs="Arial Narrow"/>
-          <w:color w:val="000000"/>
-          <w:kern w:val="0"/>
-          <w:lang w:eastAsia="es-PE"/>
-          <w14:ligatures w14:val="none"/>
+          <ns2:ligatures ns2:val="none"/>
+        </w:rPr>
+      </w:pPr>
+      <w:r>
+        <w:rPr>
+          <w:rFonts w:ascii="Arial Narrow" w:eastAsia="Arial Narrow" w:hAnsi="Arial Narrow" w:cs="Arial Narrow"/>
+          <w:color w:val="000000"/>
+          <w:kern w:val="0"/>
+          <w:lang w:eastAsia="es-PE"/>
+          <ns2:ligatures ns2:val="none"/>
         </w:rPr>
         <w:t>fijar domicilio procesal para el procedimiento, de conformidad con el numeral 1 del artículo 442</w:t>
       </w:r>
@@ -6535,7 +6535,7 @@
           <w:color w:val="000000"/>
           <w:kern w:val="0"/>
           <w:lang w:eastAsia="es-PE"/>
-          <w14:ligatures w14:val="none"/>
+          <ns2:ligatures ns2:val="none"/>
         </w:rPr>
         <w:t/>
       </w:r>
@@ -6545,7 +6545,7 @@
           <w:color w:val="000000"/>
           <w:kern w:val="0"/>
           <w:lang w:eastAsia="es-PE"/>
-          <w14:ligatures w14:val="none"/>
+          <ns2:ligatures ns2:val="none"/>
         </w:rPr>
         <w:t xml:space="preserve"> del Código Procesal Civil. </w:t>
       </w:r>
@@ -6553,7 +6553,7 @@
         <w:rPr>
           <w:rFonts w:ascii="Arial Narrow" w:eastAsia="Calibri" w:hAnsi="Arial Narrow" w:cs="Arial"/>
           <w:kern w:val="0"/>
-          <w14:ligatures w14:val="none"/>
+          <ns2:ligatures ns2:val="none"/>
         </w:rPr>
         <w:t>Para ello podrá señalar domicilio físico o una dirección electrónica a la que pueda remitirse las notificaciones</w:t>
       </w:r>
@@ -6562,12 +6562,12 @@
           <w:rFonts w:ascii="Arial Narrow" w:eastAsia="Arial" w:hAnsi="Arial Narrow" w:cs="Arial"/>
           <w:kern w:val="0"/>
           <w:lang w:val="es"/>
-          <w14:ligatures w14:val="none"/>
+          <ns2:ligatures ns2:val="none"/>
         </w:rPr>
         <w:t>;</w:t>
       </w:r>
     </w:p>
-    <w:p>
+    <w:p ns2:paraId="7C63E340" ns2:textId="77777777">
       <w:pPr>
         <w:numPr>
           <w:ilvl w:val="0"/>
@@ -6579,14 +6579,14 @@
         <w:rPr>
           <w:rFonts w:ascii="Arial Narrow" w:eastAsia="Calibri" w:hAnsi="Arial Narrow" w:cs="Arial"/>
           <w:kern w:val="0"/>
-          <w14:ligatures w14:val="none"/>
+          <ns2:ligatures ns2:val="none"/>
         </w:rPr>
       </w:pPr>
       <w:r>
         <w:rPr>
           <w:rFonts w:ascii="Arial Narrow" w:eastAsia="Calibri" w:hAnsi="Arial Narrow" w:cs="Arial"/>
           <w:kern w:val="0"/>
-          <w14:ligatures w14:val="none"/>
+          <ns2:ligatures ns2:val="none"/>
         </w:rPr>
         <w:t xml:space="preserve">en caso califique como </w:t>
       </w:r>
@@ -6595,7 +6595,7 @@
         <w:rPr>
           <w:rFonts w:ascii="Arial Narrow" w:eastAsia="Calibri" w:hAnsi="Arial Narrow" w:cs="Arial"/>
           <w:kern w:val="0"/>
-          <w14:ligatures w14:val="none"/>
+          <ns2:ligatures ns2:val="none"/>
         </w:rPr>
         <w:t>micro empresa</w:t>
       </w:r>
@@ -6604,7 +6604,7 @@
         <w:rPr>
           <w:rFonts w:ascii="Arial Narrow" w:eastAsia="Calibri" w:hAnsi="Arial Narrow" w:cs="Arial"/>
           <w:kern w:val="0"/>
-          <w14:ligatures w14:val="none"/>
+          <ns2:ligatures ns2:val="none"/>
         </w:rPr>
         <w:t xml:space="preserve"> o pequeña empresa, presentar los documentos que acrediten su volumen de ventas o ingresos brutos percibidos el año anterior relativo a todas sus actividades económicas y el número de trabajadores con el que cuenta</w:t>
       </w:r>
@@ -6614,7 +6614,7 @@
           <w:rFonts w:ascii="Arial Narrow" w:eastAsia="Calibri" w:hAnsi="Arial Narrow" w:cs="Arial"/>
           <w:kern w:val="0"/>
           <w:vertAlign w:val="superscript"/>
-          <w14:ligatures w14:val="none"/>
+          <ns2:ligatures ns2:val="none"/>
         </w:rPr>
         <w:footnoteReference w:id="6"/>
       </w:r>
@@ -6622,7 +6622,7 @@
         <w:rPr>
           <w:rFonts w:ascii="Arial Narrow" w:eastAsia="Calibri" w:hAnsi="Arial Narrow" w:cs="Arial"/>
           <w:kern w:val="0"/>
-          <w14:ligatures w14:val="none"/>
+          <ns2:ligatures ns2:val="none"/>
         </w:rPr>
         <w:t>. Ello, a fin de que la Comisión pueda meritar dicha documentación, conforme lo establece el artículo 110</w:t>
       </w:r>
@@ -6632,7 +6632,7 @@
           <w:color w:val="000000"/>
           <w:kern w:val="0"/>
           <w:lang w:eastAsia="es-PE"/>
-          <w14:ligatures w14:val="none"/>
+          <ns2:ligatures ns2:val="none"/>
         </w:rPr>
         <w:t/>
       </w:r>
@@ -6640,7 +6640,7 @@
         <w:rPr>
           <w:rFonts w:ascii="Arial Narrow" w:eastAsia="Calibri" w:hAnsi="Arial Narrow" w:cs="Arial"/>
           <w:kern w:val="0"/>
-          <w14:ligatures w14:val="none"/>
+          <ns2:ligatures ns2:val="none"/>
         </w:rPr>
         <w:t xml:space="preserve"> del </w:t>
       </w:r>
@@ -6649,7 +6649,7 @@
           <w:rFonts w:ascii="Arial Narrow" w:eastAsia="Calibri" w:hAnsi="Arial Narrow" w:cs="Arial"/>
           <w:spacing w:val="-2"/>
           <w:kern w:val="0"/>
-          <w14:ligatures w14:val="none"/>
+          <ns2:ligatures ns2:val="none"/>
         </w:rPr>
         <w:t>Código</w:t>
       </w:r>
@@ -6660,7 +6660,7 @@
           <w:spacing w:val="-2"/>
           <w:kern w:val="0"/>
           <w:vertAlign w:val="superscript"/>
-          <w14:ligatures w14:val="none"/>
+          <ns2:ligatures ns2:val="none"/>
         </w:rPr>
         <w:footnoteReference w:id="7"/>
       </w:r>
@@ -6669,35 +6669,79 @@
           <w:rFonts w:ascii="Arial Narrow" w:eastAsia="Calibri" w:hAnsi="Arial Narrow" w:cs="Arial"/>
           <w:spacing w:val="-2"/>
           <w:kern w:val="0"/>
-          <w14:ligatures w14:val="none"/>
+          <ns2:ligatures ns2:val="none"/>
         </w:rPr>
         <w:t>.</w:t>
       </w:r>
     </w:p>
+    <w:p ns2:paraId="1F11FE32" ns2:textId="77777777">
+      <w:pPr>
+        <w:spacing w:after="0" w:line="240" w:lineRule="auto"/>
+        <w:ind w:left="567"/>
+        <w:jc w:val="both"/>
+        <w:rPr>
+          <w:rFonts w:ascii="Arial Narrow" w:eastAsia="Arial Narrow" w:hAnsi="Arial Narrow" w:cs="Arial Narrow"/>
+          <w:color w:val="000000"/>
+          <w:kern w:val="0"/>
+          <w:lang w:eastAsia="es-PE"/>
+          <ns2:ligatures ns2:val="none"/>
+        </w:rPr>
+      </w:pPr>
+    </w:p>
     <w:p>
       <w:pPr>
         <w:spacing w:after="0" w:line="240" w:lineRule="auto"/>
-        <w:ind w:left="567"/>
-        <w:jc w:val="both"/>
-        <w:rPr>
-          <w:rFonts w:ascii="Arial Narrow" w:eastAsia="Arial Narrow" w:hAnsi="Arial Narrow" w:cs="Arial Narrow"/>
-          <w:color w:val="000000"/>
-          <w:kern w:val="0"/>
-          <w:lang w:eastAsia="es-PE"/>
-          <w14:ligatures w14:val="none"/>
-        </w:rPr>
-      </w:pPr>
-    </w:p>
-    <w:p>
-      <w:pPr>
-        <w:spacing w:after="0" w:line="240" w:lineRule="auto"/>
-        <w:jc w:val="both"/>
-        <w:rPr>
-          <w:rFonts w:ascii="Arial Narrow" w:eastAsia="Arial Narrow" w:hAnsi="Arial Narrow" w:cs="Arial Narrow"/>
-          <w:color w:val="000000"/>
-          <w:kern w:val="0"/>
-          <w:lang w:eastAsia="es-PE"/>
-          <w14:ligatures w14:val="none"/>
+        <w:jc w:val="both"/>
+        <w:rPr>
+          <w:rFonts w:ascii="Arial Narrow" w:eastAsia="Arial Narrow" w:hAnsi="Arial Narrow" w:cs="Arial Narrow"/>
+          <w:color w:val="000000"/>
+          <w:kern w:val="0"/>
+          <w:lang w:eastAsia="es-PE"/>
+          <ns2:ligatures ns2:val="none"/>
+        </w:rPr>
+      </w:pPr>
+      <w:r>
+        <w:rPr>
+          <w:rFonts w:ascii="Arial Narrow" w:hAnsi="Arial Narrow" w:cs="Arial Narrow"/>
+          <w:b w:val="1"/>
+          <w:bCs w:val="1"/>
+          <w:sz w:val="20"/>
+          <w:szCs w:val="20"/>
+        </w:rPr>
+        <w:t xml:space="preserve">CUARTO: </w:t>
+      </w:r>
+      <w:r>
+        <w:rPr>
+          <w:rFonts w:ascii="Arial Narrow" w:hAnsi="Arial Narrow" w:cs="Arial Narrow"/>
+          <w:sz w:val="20"/>
+          <w:szCs w:val="20"/>
+        </w:rPr>
+        <w:t xml:space="preserve">correr traslado de la presente resolución a Mapfre Perú Compañía de Seguros y Reaseguros S.A para que, de conformidad con lo dispuesto por el artículo 26° de la Ley sobre Facultades, Normas y Organización del Indecopi, aprobado por Decreto Legislativo N° 8079, presenten sus descargos sobre la imputación de cargos realizada en un plazo no mayor a cinco (5) días hábiles contado a partir del día siguiente de la notificación de la presente resolución, vencido el cual, el Secretario Técnico declarará en rebeldía a los denunciados que no lo hubieran presentado. Debe precisarse que de conformidad con lo establecido por el artículo 223° del Texto Único Ordenado de la Ley N° 27444, Ley del Procedimiento Administrativo General, las alegaciones y los hechos relevantes de la reclamación, salvo que hayan sido específicamente negadas en la contestación, se tendrán por aceptadas o meritadas como ciertas.</w:t>
+      </w:r>
+    </w:p>
+    <w:p ns2:paraId="228F876C" ns2:textId="77777777">
+      <w:pPr>
+        <w:spacing w:after="0" w:line="240" w:lineRule="auto"/>
+        <w:jc w:val="both"/>
+        <w:rPr>
+          <w:rFonts w:ascii="Arial Narrow" w:eastAsia="Arial Narrow" w:hAnsi="Arial Narrow" w:cs="Arial Narrow"/>
+          <w:color w:val="000000"/>
+          <w:kern w:val="0"/>
+          <w:lang w:eastAsia="es-PE"/>
+          <ns2:ligatures ns2:val="none"/>
+        </w:rPr>
+      </w:pPr>
+    </w:p>
+    <w:p ns2:paraId="774AFBA5" ns2:textId="2767AF6A">
+      <w:pPr>
+        <w:spacing w:after="0" w:line="240" w:lineRule="auto"/>
+        <w:jc w:val="both"/>
+        <w:rPr>
+          <w:rFonts w:ascii="Arial Narrow" w:eastAsia="Times New Roman" w:hAnsi="Arial Narrow" w:cs="Arial"/>
+          <w:color w:val="000000"/>
+          <w:kern w:val="0"/>
+          <w:lang w:val="es-ES" w:eastAsia="es-ES"/>
+          <ns2:ligatures ns2:val="none"/>
         </w:rPr>
       </w:pPr>
       <w:r>
@@ -6707,19 +6751,20 @@
           <w:color w:val="000000"/>
           <w:kern w:val="0"/>
           <w:lang w:eastAsia="es-PE"/>
-          <w14:ligatures w14:val="none"/>
-        </w:rPr>
-        <w:t xml:space="preserve">CUARTO: </w:t>
-      </w:r>
-      <w:r>
-        <w:rPr>
-          <w:rFonts w:ascii="Arial Narrow" w:eastAsia="Arial Narrow" w:hAnsi="Arial Narrow" w:cs="Arial Narrow"/>
-          <w:color w:val="000000"/>
-          <w:kern w:val="0"/>
-          <w:lang w:eastAsia="es-PE"/>
-          <w14:ligatures w14:val="none"/>
-        </w:rPr>
-        <w:t xml:space="preserve">correr traslado de la denuncia interpuesta </w:t>
+          <ns2:ligatures ns2:val="none"/>
+        </w:rPr>
+        <w:t xml:space="preserve">QUINTO: </w:t>
+      </w:r>
+      <w:bookmarkStart w:id="4" w:name="_Hlk188286813"/>
+      <w:r>
+        <w:rPr>
+          <w:rFonts w:ascii="Arial Narrow" w:eastAsia="Times New Roman" w:hAnsi="Arial Narrow" w:cs="Arial"/>
+          <w:color w:val="000000"/>
+          <w:kern w:val="0"/>
+          <w:lang w:eastAsia="es-ES"/>
+          <ns2:ligatures ns2:val="none"/>
+        </w:rPr>
+        <w:t xml:space="preserve">requerir </w:t>
       </w:r>
       <w:r>
         <w:rPr>
@@ -6727,523 +6772,375 @@
           <w:color w:val="000000"/>
           <w:kern w:val="0"/>
           <w:lang w:val="es-ES" w:eastAsia="es-ES"/>
-          <w14:ligatures w14:val="none"/>
-        </w:rPr>
-        <w:t xml:space="preserve">el </w:t>
-      </w:r>
+          <ns2:ligatures ns2:val="none"/>
+        </w:rPr>
+        <w:t xml:space="preserve">que, en un </w:t>
+      </w:r>
+      <w:r>
+        <w:rPr>
+          <w:rFonts w:ascii="Arial Narrow" w:eastAsia="Times New Roman" w:hAnsi="Arial Narrow" w:cs="Arial"/>
+          <w:color w:val="000000"/>
+          <w:kern w:val="0"/>
+          <w:lang w:eastAsia="es-ES"/>
+          <ns2:ligatures ns2:val="none"/>
+        </w:rPr>
+        <w:t>plazo no mayor de cinco (5) días hábiles contado a partir del día siguiente de la notificación de la presente resolución</w:t>
+      </w:r>
+      <w:bookmarkEnd w:id="4"/>
+      <w:r>
+        <w:rPr>
+          <w:rFonts w:ascii="Arial Narrow" w:eastAsia="Times New Roman" w:hAnsi="Arial Narrow" w:cs="Arial"/>
+          <w:color w:val="000000"/>
+          <w:kern w:val="0"/>
+          <w:lang w:eastAsia="es-ES"/>
+          <ns2:ligatures ns2:val="none"/>
+        </w:rPr>
+        <w:t xml:space="preserve">, </w:t>
+      </w:r>
+      <w:bookmarkStart w:id="5" w:name="_Hlk188286828"/>
+      <w:r>
+        <w:rPr>
+          <w:rFonts w:ascii="Arial Narrow" w:eastAsia="Times New Roman" w:hAnsi="Arial Narrow" w:cs="Times New Roman"/>
+          <w:color w:val="000000"/>
+          <w:kern w:val="0"/>
+          <w:shd w:val="clear" w:color="auto" w:fill="FFFFFF"/>
+          <w:lang w:eastAsia="es-PE"/>
+          <ns2:ligatures ns2:val="none"/>
+        </w:rPr>
+        <w:t>el proveedor denunciado</w:t>
+      </w:r>
+      <w:r>
+        <w:rPr>
+          <w:rFonts w:ascii="Arial Narrow" w:eastAsia="Times New Roman" w:hAnsi="Arial Narrow" w:cs="Arial"/>
+          <w:color w:val="000000"/>
+          <w:kern w:val="0"/>
+          <w:lang w:eastAsia="es-ES"/>
+          <ns2:ligatures ns2:val="none"/>
+        </w:rPr>
+        <w:t xml:space="preserve"> </w:t>
+      </w:r>
+      <w:bookmarkEnd w:id="5"/>
       <w:r>
         <w:rPr>
           <w:rFonts w:ascii="Arial Narrow" w:eastAsia="Times New Roman" w:hAnsi="Arial Narrow" w:cs="Arial"/>
           <w:color w:val="000000"/>
           <w:kern w:val="0"/>
           <w:lang w:val="es-ES" w:eastAsia="es-ES"/>
-          <w14:ligatures w14:val="none"/>
-        </w:rPr>
-        <w:t>11 de agosto de 2025</w:t>
-      </w:r>
-      <w:r>
-        <w:rPr>
-          <w:rFonts w:ascii="Arial Narrow" w:eastAsia="Calibri" w:hAnsi="Arial Narrow" w:cs="Arial"/>
-          <w:kern w:val="0"/>
-          <w14:ligatures w14:val="none"/>
-        </w:rPr>
-        <w:t xml:space="preserve">, </w:t>
-      </w:r>
-      <w:r>
-        <w:rPr>
-          <w:rFonts w:ascii="Arial Narrow" w:eastAsia="Arial Narrow" w:hAnsi="Arial Narrow" w:cs="Arial Narrow"/>
-          <w:color w:val="000000"/>
-          <w:kern w:val="0"/>
-          <w:lang w:eastAsia="es-PE"/>
-          <w14:ligatures w14:val="none"/>
-        </w:rPr>
-        <w:t>a</w:t>
-      </w:r>
-      <w:r>
-        <w:rPr>
-          <w:rFonts w:ascii="Arial Narrow" w:eastAsia="Times New Roman" w:hAnsi="Arial Narrow" w:cs="Times New Roman"/>
-          <w:color w:val="000000"/>
-          <w:kern w:val="0"/>
-          <w:shd w:val="clear" w:color="auto" w:fill="FFFFFF"/>
-          <w:lang w:eastAsia="es-PE"/>
-          <w14:ligatures w14:val="none"/>
+          <ns2:ligatures ns2:val="none"/>
+        </w:rPr>
+        <w:t xml:space="preserve">cumpla con: </w:t>
+      </w:r>
+      <w:r>
+        <w:rPr>
+          <w:rFonts w:ascii="Arial Narrow" w:eastAsia="Times New Roman" w:hAnsi="Arial Narrow" w:cs="Arial"/>
+          <w:color w:val="000000"/>
+          <w:kern w:val="0"/>
+          <w:lang w:val="es-ES" w:eastAsia="es-ES"/>
+          <ns2:ligatures ns2:val="none"/>
+        </w:rPr>
+        <w:t xml:space="preserve">(i) presentar una copia completa, legible y debidamente suscrita de la Póliza </w:t>
+      </w:r>
+      <w:r>
+        <w:rPr>
+          <w:rFonts w:ascii="Arial Narrow" w:eastAsia="Times New Roman" w:hAnsi="Arial Narrow" w:cs="Arial"/>
+          <w:color w:val="000000"/>
+          <w:kern w:val="0"/>
+          <w:lang w:eastAsia="es-ES"/>
+          <ns2:ligatures ns2:val="none"/>
+        </w:rPr>
+        <w:t xml:space="preserve">200000540 </w:t>
+      </w:r>
+      <w:r>
+        <w:rPr>
+          <w:rFonts w:ascii="Arial Narrow" w:eastAsia="Times New Roman" w:hAnsi="Arial Narrow" w:cs="Arial"/>
+          <w:color w:val="000000"/>
+          <w:kern w:val="0"/>
+          <w:lang w:val="es-ES" w:eastAsia="es-ES"/>
+          <ns2:ligatures ns2:val="none"/>
+        </w:rPr>
+        <w:t xml:space="preserve">del </w:t>
+      </w:r>
+      <w:r>
+        <w:rPr>
+          <w:rFonts w:ascii="Arial Narrow" w:eastAsia="Times New Roman" w:hAnsi="Arial Narrow" w:cs="Arial"/>
+          <w:color w:val="000000"/>
+          <w:kern w:val="0"/>
+          <w:lang w:eastAsia="es-ES"/>
+          <ns2:ligatures ns2:val="none"/>
+        </w:rPr>
+        <w:t xml:space="preserve">Seguro </w:t>
+      </w:r>
+      <w:r>
+        <w:rPr>
+          <w:rFonts w:ascii="Arial Narrow" w:eastAsia="Times New Roman" w:hAnsi="Arial Narrow" w:cs="Arial"/>
+          <w:color w:val="000000"/>
+          <w:kern w:val="0"/>
+          <w:lang w:eastAsia="es-ES"/>
+          <ns2:ligatures ns2:val="none"/>
+        </w:rPr>
+        <w:t>de Vida</w:t>
+      </w:r>
+      <w:r>
+        <w:rPr>
+          <w:rFonts w:ascii="Arial Narrow" w:eastAsia="Times New Roman" w:hAnsi="Arial Narrow" w:cs="Arial"/>
+          <w:color w:val="000000"/>
+          <w:kern w:val="0"/>
+          <w:lang w:val="es-ES" w:eastAsia="es-ES"/>
+          <ns2:ligatures ns2:val="none"/>
+        </w:rPr>
+        <w:t>, así como el cargo de remisión de la póliza; (</w:t>
+      </w:r>
+      <w:proofErr w:type="spellStart"/>
+      <w:r>
+        <w:rPr>
+          <w:rFonts w:ascii="Arial Narrow" w:eastAsia="Times New Roman" w:hAnsi="Arial Narrow" w:cs="Arial"/>
+          <w:color w:val="000000"/>
+          <w:kern w:val="0"/>
+          <w:lang w:val="es-ES" w:eastAsia="es-ES"/>
+          <ns2:ligatures ns2:val="none"/>
+        </w:rPr>
+        <w:t>ii</w:t>
+      </w:r>
+      <w:proofErr w:type="spellEnd"/>
+      <w:r>
+        <w:rPr>
+          <w:rFonts w:ascii="Arial Narrow" w:eastAsia="Times New Roman" w:hAnsi="Arial Narrow" w:cs="Arial"/>
+          <w:color w:val="000000"/>
+          <w:kern w:val="0"/>
+          <w:lang w:val="es-ES" w:eastAsia="es-ES"/>
+          <ns2:ligatures ns2:val="none"/>
+        </w:rPr>
+        <w:t xml:space="preserve">) </w:t>
+      </w:r>
+      <w:r>
+        <w:rPr>
+          <w:rFonts w:ascii="Arial Narrow" w:eastAsia="Times New Roman" w:hAnsi="Arial Narrow" w:cs="Arial"/>
+          <w:color w:val="000000"/>
+          <w:kern w:val="0"/>
+          <w:lang w:val="es-ES" w:eastAsia="es-ES"/>
+          <ns2:ligatures ns2:val="none"/>
+        </w:rPr>
+        <w:t xml:space="preserve">presentar una copia completa, legible y debidamente suscrita de la Póliza </w:t>
+      </w:r>
+      <w:r>
+        <w:rPr>
+          <w:rFonts w:ascii="Arial Narrow" w:eastAsia="Times New Roman" w:hAnsi="Arial Narrow" w:cs="Arial"/>
+          <w:color w:val="000000"/>
+          <w:kern w:val="0"/>
+          <w:lang w:eastAsia="es-ES"/>
+          <ns2:ligatures ns2:val="none"/>
+        </w:rPr>
+        <w:t xml:space="preserve">6480093602438 </w:t>
+      </w:r>
+      <w:r>
+        <w:rPr>
+          <w:rFonts w:ascii="Arial Narrow" w:eastAsia="Times New Roman" w:hAnsi="Arial Narrow" w:cs="Arial"/>
+          <w:color w:val="000000"/>
+          <w:kern w:val="0"/>
+          <w:lang w:val="es-ES" w:eastAsia="es-ES"/>
+          <ns2:ligatures ns2:val="none"/>
+        </w:rPr>
+        <w:t xml:space="preserve">del </w:t>
+      </w:r>
+      <w:r>
+        <w:rPr>
+          <w:rFonts w:ascii="Arial Narrow" w:eastAsia="Times New Roman" w:hAnsi="Arial Narrow" w:cs="Arial"/>
+          <w:color w:val="000000"/>
+          <w:kern w:val="0"/>
+          <w:lang w:eastAsia="es-ES"/>
+          <ns2:ligatures ns2:val="none"/>
+        </w:rPr>
+        <w:t>Seguro de Vida</w:t>
+      </w:r>
+      <w:r>
+        <w:rPr>
+          <w:rFonts w:ascii="Arial Narrow" w:eastAsia="Times New Roman" w:hAnsi="Arial Narrow" w:cs="Arial"/>
+          <w:color w:val="000000"/>
+          <w:kern w:val="0"/>
+          <w:lang w:val="es-ES" w:eastAsia="es-ES"/>
+          <ns2:ligatures ns2:val="none"/>
+        </w:rPr>
+        <w:t>, así como el cargo de remisión de la póliza</w:t>
+      </w:r>
+      <w:r>
+        <w:rPr>
+          <w:rFonts w:ascii="Arial Narrow" w:eastAsia="Times New Roman" w:hAnsi="Arial Narrow" w:cs="Arial"/>
+          <w:color w:val="000000"/>
+          <w:kern w:val="0"/>
+          <w:lang w:eastAsia="es-ES"/>
+          <ns2:ligatures ns2:val="none"/>
+        </w:rPr>
+        <w:t xml:space="preserve">; </w:t>
+      </w:r>
+      <w:r>
+        <w:rPr>
+          <w:rFonts w:ascii="Arial Narrow" w:eastAsia="Times New Roman" w:hAnsi="Arial Narrow" w:cs="Arial"/>
+          <w:color w:val="000000"/>
+          <w:kern w:val="0"/>
+          <w:lang w:eastAsia="es-ES"/>
+          <ns2:ligatures ns2:val="none"/>
+        </w:rPr>
+        <w:t>(</w:t>
+      </w:r>
+      <w:proofErr w:type="spellStart"/>
+      <w:r>
+        <w:rPr>
+          <w:rFonts w:ascii="Arial Narrow" w:eastAsia="Times New Roman" w:hAnsi="Arial Narrow" w:cs="Arial"/>
+          <w:color w:val="000000"/>
+          <w:kern w:val="0"/>
+          <w:lang w:eastAsia="es-ES"/>
+          <ns2:ligatures ns2:val="none"/>
+        </w:rPr>
+        <w:t>iii</w:t>
+      </w:r>
+      <w:proofErr w:type="spellEnd"/>
+      <w:r>
+        <w:rPr>
+          <w:rFonts w:ascii="Arial Narrow" w:eastAsia="Times New Roman" w:hAnsi="Arial Narrow" w:cs="Arial"/>
+          <w:color w:val="000000"/>
+          <w:kern w:val="0"/>
+          <w:lang w:eastAsia="es-ES"/>
+          <ns2:ligatures ns2:val="none"/>
+        </w:rPr>
+        <w:t xml:space="preserve">) </w:t>
+      </w:r>
+      <w:r>
+        <w:rPr>
+          <w:rFonts w:ascii="Arial Narrow" w:eastAsia="Times New Roman" w:hAnsi="Arial Narrow" w:cs="Arial"/>
+          <w:color w:val="000000"/>
+          <w:kern w:val="0"/>
+          <w:lang w:eastAsia="es-ES"/>
+          <ns2:ligatures ns2:val="none"/>
+        </w:rPr>
+        <w:t>remitir el cronograma de pagos y los estados de cuenta de la póliza del Seguro de Vida</w:t>
+      </w:r>
+      <w:r>
+        <w:rPr>
+          <w:rFonts w:ascii="Arial Narrow" w:eastAsia="Times New Roman" w:hAnsi="Arial Narrow" w:cs="Arial"/>
+          <w:color w:val="000000"/>
+          <w:kern w:val="0"/>
+          <w:lang w:eastAsia="es-ES"/>
+          <ns2:ligatures ns2:val="none"/>
+        </w:rPr>
+        <w:t xml:space="preserve"> materia de denuncia;</w:t>
+      </w:r>
+      <w:r>
+        <w:rPr>
+          <w:rFonts w:ascii="Arial Narrow" w:eastAsia="Times New Roman" w:hAnsi="Arial Narrow" w:cs="Arial"/>
+          <w:color w:val="000000"/>
+          <w:kern w:val="0"/>
+          <w:lang w:eastAsia="es-ES"/>
+          <ns2:ligatures ns2:val="none"/>
         </w:rPr>
         <w:t xml:space="preserve"> </w:t>
       </w:r>
       <w:r>
         <w:rPr>
-          <w:rFonts w:ascii="Arial Narrow" w:eastAsia="Times New Roman" w:hAnsi="Arial Narrow" w:cs="Times New Roman"/>
-          <w:color w:val="000000"/>
-          <w:kern w:val="0"/>
-          <w:shd w:val="clear" w:color="auto" w:fill="FFFFFF"/>
-          <w:lang w:eastAsia="es-PE"/>
-          <w14:ligatures w14:val="none"/>
-        </w:rPr>
-        <w:t>Mapfre Perú Compañía de Seguros y Reaseguros S.A.</w:t>
-      </w:r>
-      <w:r>
-        <w:rPr>
-          <w:rFonts w:ascii="Arial Narrow" w:eastAsia="Arial Narrow" w:hAnsi="Arial Narrow" w:cs="Arial Narrow"/>
-          <w:color w:val="000000"/>
-          <w:kern w:val="0"/>
-          <w:lang w:eastAsia="es-PE"/>
-          <w14:ligatures w14:val="none"/>
-        </w:rPr>
-        <w:t>, para que, de conformidad con lo dispuesto por el artículo 26</w:t>
-      </w:r>
-      <w:r>
-        <w:rPr>
-          <w:rFonts w:ascii="Arial Narrow" w:eastAsia="Times New Roman" w:hAnsi="Arial Narrow" w:cs="Segoe UI"/>
-          <w:color w:val="000000"/>
-          <w:kern w:val="0"/>
-          <w:lang w:eastAsia="es-PE"/>
-          <w14:ligatures w14:val="none"/>
-        </w:rPr>
-        <w:t/>
-      </w:r>
-      <w:r>
-        <w:rPr>
-          <w:rFonts w:ascii="Arial Narrow" w:eastAsia="Arial Narrow" w:hAnsi="Arial Narrow" w:cs="Arial Narrow"/>
-          <w:color w:val="000000"/>
-          <w:kern w:val="0"/>
-          <w:lang w:eastAsia="es-PE"/>
-          <w14:ligatures w14:val="none"/>
-        </w:rPr>
-        <w:t xml:space="preserve"> de la Ley sobre Facultades, Normas y Organización del Indecopi, aprobada por</w:t>
-      </w:r>
-      <w:r>
-        <w:rPr>
-          <w:rFonts w:ascii="Arial Narrow" w:eastAsia="Arial Narrow" w:hAnsi="Arial Narrow" w:cs="Arial Narrow"/>
-          <w:color w:val="000000"/>
-          <w:kern w:val="0"/>
-          <w:lang w:eastAsia="es-PE"/>
-          <w14:ligatures w14:val="none"/>
-        </w:rPr>
-        <w:t xml:space="preserve"> Decreto Legislativo 807, presente sus descargos en un plazo no mayor de cinco (5) días hábiles contados desde la notificación. </w:t>
-      </w:r>
-    </w:p>
-    <w:p>
-      <w:pPr>
-        <w:spacing w:after="0" w:line="240" w:lineRule="auto"/>
-        <w:jc w:val="both"/>
-        <w:rPr>
-          <w:rFonts w:ascii="Arial Narrow" w:eastAsia="Arial Narrow" w:hAnsi="Arial Narrow" w:cs="Arial Narrow"/>
-          <w:color w:val="000000"/>
-          <w:kern w:val="0"/>
-          <w:lang w:eastAsia="es-PE"/>
-          <w14:ligatures w14:val="none"/>
-        </w:rPr>
-      </w:pPr>
-    </w:p>
-    <w:p>
-      <w:pPr>
-        <w:spacing w:after="0" w:line="240" w:lineRule="auto"/>
-        <w:jc w:val="both"/>
+          <w:rFonts w:ascii="Arial Narrow" w:eastAsia="Times New Roman" w:hAnsi="Arial Narrow" w:cs="Arial"/>
+          <w:color w:val="000000"/>
+          <w:kern w:val="0"/>
+          <w:lang w:eastAsia="es-ES"/>
+          <ns2:ligatures ns2:val="none"/>
+        </w:rPr>
+        <w:t>y, (</w:t>
+      </w:r>
+      <w:proofErr w:type="spellStart"/>
+      <w:r>
+        <w:rPr>
+          <w:rFonts w:ascii="Arial Narrow" w:eastAsia="Times New Roman" w:hAnsi="Arial Narrow" w:cs="Arial"/>
+          <w:color w:val="000000"/>
+          <w:kern w:val="0"/>
+          <w:lang w:eastAsia="es-ES"/>
+          <ns2:ligatures ns2:val="none"/>
+        </w:rPr>
+        <w:t>iv</w:t>
+      </w:r>
+      <w:proofErr w:type="spellEnd"/>
+      <w:r>
+        <w:rPr>
+          <w:rFonts w:ascii="Arial Narrow" w:eastAsia="Times New Roman" w:hAnsi="Arial Narrow" w:cs="Arial"/>
+          <w:color w:val="000000"/>
+          <w:kern w:val="0"/>
+          <w:lang w:eastAsia="es-ES"/>
+          <ns2:ligatures ns2:val="none"/>
+        </w:rPr>
+        <w:t xml:space="preserve">) </w:t>
+      </w:r>
+      <w:r>
         <w:rPr>
           <w:rFonts w:ascii="Arial Narrow" w:eastAsia="Times New Roman" w:hAnsi="Arial Narrow" w:cs="Arial"/>
           <w:color w:val="000000"/>
           <w:kern w:val="0"/>
           <w:lang w:val="es-ES" w:eastAsia="es-ES"/>
-          <w14:ligatures w14:val="none"/>
-        </w:rPr>
-      </w:pPr>
-      <w:r>
+          <ns2:ligatures ns2:val="none"/>
+        </w:rPr>
+        <w:t xml:space="preserve">presentar todas las comunicaciones cursadas </w:t>
+      </w:r>
+      <w:r>
+        <w:rPr>
+          <w:rFonts w:ascii="Arial Narrow" w:eastAsia="Times New Roman" w:hAnsi="Arial Narrow" w:cs="Arial"/>
+          <w:color w:val="000000"/>
+          <w:kern w:val="0"/>
+          <w:lang w:val="es-ES" w:eastAsia="es-ES"/>
+          <ns2:ligatures ns2:val="none"/>
+        </w:rPr>
+        <w:t xml:space="preserve">con la parte denunciante </w:t>
+      </w:r>
+      <w:r>
+        <w:rPr>
+          <w:rFonts w:ascii="Arial Narrow" w:eastAsia="Times New Roman" w:hAnsi="Arial Narrow" w:cs="Arial"/>
+          <w:color w:val="000000"/>
+          <w:kern w:val="0"/>
+          <w:lang w:val="es-ES" w:eastAsia="es-ES"/>
+          <ns2:ligatures ns2:val="none"/>
+        </w:rPr>
+        <w:t>en virtud del hecho materia de denuncia</w:t>
+      </w:r>
+      <w:r>
+        <w:rPr>
+          <w:rFonts w:ascii="Arial Narrow" w:eastAsia="Times New Roman" w:hAnsi="Arial Narrow" w:cs="Arial"/>
+          <w:color w:val="000000"/>
+          <w:kern w:val="0"/>
+          <w:lang w:val="es-ES" w:eastAsia="es-ES"/>
+          <ns2:ligatures ns2:val="none"/>
+        </w:rPr>
+        <w:t>.</w:t>
+      </w:r>
+    </w:p>
+    <w:p ns2:paraId="12A4D8BD" ns2:textId="77777777">
+      <w:pPr>
+        <w:spacing w:after="0" w:line="240" w:lineRule="auto"/>
+        <w:jc w:val="both"/>
         <w:rPr>
           <w:rFonts w:ascii="Arial Narrow" w:eastAsia="Arial Narrow" w:hAnsi="Arial Narrow" w:cs="Arial Narrow"/>
           <w:b/>
           <w:color w:val="000000"/>
           <w:kern w:val="0"/>
-          <w:lang w:eastAsia="es-PE"/>
-          <w14:ligatures w14:val="none"/>
-        </w:rPr>
-        <w:t xml:space="preserve">QUINTO: </w:t>
-      </w:r>
-      <w:bookmarkStart w:id="4" w:name="_Hlk188286813"/>
-      <w:r>
-        <w:rPr>
-          <w:rFonts w:ascii="Arial Narrow" w:eastAsia="Times New Roman" w:hAnsi="Arial Narrow" w:cs="Arial"/>
-          <w:color w:val="000000"/>
-          <w:kern w:val="0"/>
-          <w:lang w:eastAsia="es-ES"/>
-          <w14:ligatures w14:val="none"/>
-        </w:rPr>
-        <w:t xml:space="preserve">requerir </w:t>
-      </w:r>
-      <w:r>
-        <w:rPr>
-          <w:rFonts w:ascii="Arial Narrow" w:eastAsia="Times New Roman" w:hAnsi="Arial Narrow" w:cs="Arial"/>
-          <w:color w:val="000000"/>
-          <w:kern w:val="0"/>
-          <w:lang w:val="es-ES" w:eastAsia="es-ES"/>
-          <w14:ligatures w14:val="none"/>
-        </w:rPr>
-        <w:t xml:space="preserve">que, en un </w:t>
-      </w:r>
-      <w:r>
-        <w:rPr>
-          <w:rFonts w:ascii="Arial Narrow" w:eastAsia="Times New Roman" w:hAnsi="Arial Narrow" w:cs="Arial"/>
-          <w:color w:val="000000"/>
-          <w:kern w:val="0"/>
-          <w:lang w:eastAsia="es-ES"/>
-          <w14:ligatures w14:val="none"/>
-        </w:rPr>
-        <w:t>plazo no mayor de cinco (5) días hábiles contado a partir del día siguiente de la notificación de la presente resolución</w:t>
-      </w:r>
-      <w:bookmarkEnd w:id="4"/>
-      <w:r>
-        <w:rPr>
-          <w:rFonts w:ascii="Arial Narrow" w:eastAsia="Times New Roman" w:hAnsi="Arial Narrow" w:cs="Arial"/>
-          <w:color w:val="000000"/>
-          <w:kern w:val="0"/>
-          <w:lang w:eastAsia="es-ES"/>
-          <w14:ligatures w14:val="none"/>
-        </w:rPr>
-        <w:t xml:space="preserve">, </w:t>
-      </w:r>
-      <w:bookmarkStart w:id="5" w:name="_Hlk188286828"/>
-      <w:r>
-        <w:rPr>
-          <w:rFonts w:ascii="Arial Narrow" w:eastAsia="Times New Roman" w:hAnsi="Arial Narrow" w:cs="Times New Roman"/>
-          <w:color w:val="000000"/>
-          <w:kern w:val="0"/>
-          <w:shd w:val="clear" w:color="auto" w:fill="FFFFFF"/>
-          <w:lang w:eastAsia="es-PE"/>
-          <w14:ligatures w14:val="none"/>
-        </w:rPr>
-        <w:t>el proveedor denunciado</w:t>
-      </w:r>
-      <w:r>
-        <w:rPr>
-          <w:rFonts w:ascii="Arial Narrow" w:eastAsia="Times New Roman" w:hAnsi="Arial Narrow" w:cs="Arial"/>
-          <w:color w:val="000000"/>
-          <w:kern w:val="0"/>
-          <w:lang w:eastAsia="es-ES"/>
-          <w14:ligatures w14:val="none"/>
-        </w:rPr>
-        <w:t xml:space="preserve"> </w:t>
-      </w:r>
-      <w:bookmarkEnd w:id="5"/>
-      <w:r>
-        <w:rPr>
-          <w:rFonts w:ascii="Arial Narrow" w:eastAsia="Times New Roman" w:hAnsi="Arial Narrow" w:cs="Arial"/>
-          <w:color w:val="000000"/>
-          <w:kern w:val="0"/>
-          <w:lang w:val="es-ES" w:eastAsia="es-ES"/>
-          <w14:ligatures w14:val="none"/>
-        </w:rPr>
-        <w:t xml:space="preserve">cumpla con: </w:t>
-      </w:r>
-      <w:r>
-        <w:rPr>
-          <w:rFonts w:ascii="Arial Narrow" w:eastAsia="Times New Roman" w:hAnsi="Arial Narrow" w:cs="Arial"/>
-          <w:color w:val="000000"/>
-          <w:kern w:val="0"/>
-          <w:lang w:val="es-ES" w:eastAsia="es-ES"/>
-          <w14:ligatures w14:val="none"/>
-        </w:rPr>
-        <w:t xml:space="preserve">(i) presentar una copia completa, legible y debidamente suscrita de la Póliza </w:t>
-      </w:r>
-      <w:r>
-        <w:rPr>
-          <w:rFonts w:ascii="Arial Narrow" w:eastAsia="Times New Roman" w:hAnsi="Arial Narrow" w:cs="Arial"/>
-          <w:color w:val="000000"/>
-          <w:kern w:val="0"/>
-          <w:lang w:eastAsia="es-ES"/>
-          <w14:ligatures w14:val="none"/>
-        </w:rPr>
-        <w:t xml:space="preserve">200000540 </w:t>
-      </w:r>
-      <w:r>
-        <w:rPr>
-          <w:rFonts w:ascii="Arial Narrow" w:eastAsia="Times New Roman" w:hAnsi="Arial Narrow" w:cs="Arial"/>
-          <w:color w:val="000000"/>
-          <w:kern w:val="0"/>
-          <w:lang w:val="es-ES" w:eastAsia="es-ES"/>
-          <w14:ligatures w14:val="none"/>
-        </w:rPr>
-        <w:t xml:space="preserve">del </w:t>
-      </w:r>
-      <w:r>
-        <w:rPr>
-          <w:rFonts w:ascii="Arial Narrow" w:eastAsia="Times New Roman" w:hAnsi="Arial Narrow" w:cs="Arial"/>
-          <w:color w:val="000000"/>
-          <w:kern w:val="0"/>
-          <w:lang w:eastAsia="es-ES"/>
-          <w14:ligatures w14:val="none"/>
-        </w:rPr>
-        <w:t xml:space="preserve">Seguro </w:t>
-      </w:r>
-      <w:r>
-        <w:rPr>
-          <w:rFonts w:ascii="Arial Narrow" w:eastAsia="Times New Roman" w:hAnsi="Arial Narrow" w:cs="Arial"/>
-          <w:color w:val="000000"/>
-          <w:kern w:val="0"/>
-          <w:lang w:eastAsia="es-ES"/>
-          <w14:ligatures w14:val="none"/>
-        </w:rPr>
-        <w:t>de Vida</w:t>
-      </w:r>
-      <w:r>
-        <w:rPr>
-          <w:rFonts w:ascii="Arial Narrow" w:eastAsia="Times New Roman" w:hAnsi="Arial Narrow" w:cs="Arial"/>
-          <w:color w:val="000000"/>
-          <w:kern w:val="0"/>
-          <w:lang w:val="es-ES" w:eastAsia="es-ES"/>
-          <w14:ligatures w14:val="none"/>
-        </w:rPr>
-        <w:t>, así como el cargo de remisión de la póliza; (</w:t>
-      </w:r>
-      <w:proofErr w:type="spellStart"/>
-      <w:r>
-        <w:rPr>
-          <w:rFonts w:ascii="Arial Narrow" w:eastAsia="Times New Roman" w:hAnsi="Arial Narrow" w:cs="Arial"/>
-          <w:color w:val="000000"/>
-          <w:kern w:val="0"/>
-          <w:lang w:val="es-ES" w:eastAsia="es-ES"/>
-          <w14:ligatures w14:val="none"/>
-        </w:rPr>
-        <w:t>ii</w:t>
-      </w:r>
-      <w:proofErr w:type="spellEnd"/>
-      <w:r>
-        <w:rPr>
-          <w:rFonts w:ascii="Arial Narrow" w:eastAsia="Times New Roman" w:hAnsi="Arial Narrow" w:cs="Arial"/>
-          <w:color w:val="000000"/>
-          <w:kern w:val="0"/>
-          <w:lang w:val="es-ES" w:eastAsia="es-ES"/>
-          <w14:ligatures w14:val="none"/>
-        </w:rPr>
-        <w:t xml:space="preserve">) </w:t>
-      </w:r>
-      <w:r>
-        <w:rPr>
-          <w:rFonts w:ascii="Arial Narrow" w:eastAsia="Times New Roman" w:hAnsi="Arial Narrow" w:cs="Arial"/>
-          <w:color w:val="000000"/>
-          <w:kern w:val="0"/>
-          <w:lang w:val="es-ES" w:eastAsia="es-ES"/>
-          <w14:ligatures w14:val="none"/>
-        </w:rPr>
-        <w:t xml:space="preserve">presentar una copia completa, legible y debidamente suscrita de la Póliza </w:t>
-      </w:r>
-      <w:r>
-        <w:rPr>
-          <w:rFonts w:ascii="Arial Narrow" w:eastAsia="Times New Roman" w:hAnsi="Arial Narrow" w:cs="Arial"/>
-          <w:color w:val="000000"/>
-          <w:kern w:val="0"/>
-          <w:lang w:eastAsia="es-ES"/>
-          <w14:ligatures w14:val="none"/>
-        </w:rPr>
-        <w:t xml:space="preserve">6480093602438 </w:t>
-      </w:r>
-      <w:r>
-        <w:rPr>
-          <w:rFonts w:ascii="Arial Narrow" w:eastAsia="Times New Roman" w:hAnsi="Arial Narrow" w:cs="Arial"/>
-          <w:color w:val="000000"/>
-          <w:kern w:val="0"/>
-          <w:lang w:val="es-ES" w:eastAsia="es-ES"/>
-          <w14:ligatures w14:val="none"/>
-        </w:rPr>
-        <w:t xml:space="preserve">del </w:t>
-      </w:r>
-      <w:r>
-        <w:rPr>
-          <w:rFonts w:ascii="Arial Narrow" w:eastAsia="Times New Roman" w:hAnsi="Arial Narrow" w:cs="Arial"/>
-          <w:color w:val="000000"/>
-          <w:kern w:val="0"/>
-          <w:lang w:eastAsia="es-ES"/>
-          <w14:ligatures w14:val="none"/>
-        </w:rPr>
-        <w:t>Seguro de Vida</w:t>
-      </w:r>
-      <w:r>
-        <w:rPr>
-          <w:rFonts w:ascii="Arial Narrow" w:eastAsia="Times New Roman" w:hAnsi="Arial Narrow" w:cs="Arial"/>
-          <w:color w:val="000000"/>
-          <w:kern w:val="0"/>
-          <w:lang w:val="es-ES" w:eastAsia="es-ES"/>
-          <w14:ligatures w14:val="none"/>
-        </w:rPr>
-        <w:t>, así como el cargo de remisión de la póliza</w:t>
-      </w:r>
-      <w:r>
-        <w:rPr>
-          <w:rFonts w:ascii="Arial Narrow" w:eastAsia="Times New Roman" w:hAnsi="Arial Narrow" w:cs="Arial"/>
-          <w:color w:val="000000"/>
-          <w:kern w:val="0"/>
-          <w:lang w:eastAsia="es-ES"/>
-          <w14:ligatures w14:val="none"/>
-        </w:rPr>
-        <w:t xml:space="preserve">; </w:t>
-      </w:r>
-      <w:r>
-        <w:rPr>
-          <w:rFonts w:ascii="Arial Narrow" w:eastAsia="Times New Roman" w:hAnsi="Arial Narrow" w:cs="Arial"/>
-          <w:color w:val="000000"/>
-          <w:kern w:val="0"/>
-          <w:lang w:eastAsia="es-ES"/>
-          <w14:ligatures w14:val="none"/>
-        </w:rPr>
-        <w:t>(</w:t>
-      </w:r>
-      <w:proofErr w:type="spellStart"/>
-      <w:r>
-        <w:rPr>
-          <w:rFonts w:ascii="Arial Narrow" w:eastAsia="Times New Roman" w:hAnsi="Arial Narrow" w:cs="Arial"/>
-          <w:color w:val="000000"/>
-          <w:kern w:val="0"/>
-          <w:lang w:eastAsia="es-ES"/>
-          <w14:ligatures w14:val="none"/>
-        </w:rPr>
-        <w:t>iii</w:t>
-      </w:r>
-      <w:proofErr w:type="spellEnd"/>
-      <w:r>
-        <w:rPr>
-          <w:rFonts w:ascii="Arial Narrow" w:eastAsia="Times New Roman" w:hAnsi="Arial Narrow" w:cs="Arial"/>
-          <w:color w:val="000000"/>
-          <w:kern w:val="0"/>
-          <w:lang w:eastAsia="es-ES"/>
-          <w14:ligatures w14:val="none"/>
-        </w:rPr>
-        <w:t xml:space="preserve">) </w:t>
-      </w:r>
-      <w:r>
-        <w:rPr>
-          <w:rFonts w:ascii="Arial Narrow" w:eastAsia="Times New Roman" w:hAnsi="Arial Narrow" w:cs="Arial"/>
-          <w:color w:val="000000"/>
-          <w:kern w:val="0"/>
-          <w:lang w:eastAsia="es-ES"/>
-          <w14:ligatures w14:val="none"/>
-        </w:rPr>
-        <w:t>remitir el cronograma de pagos y los estados de cuenta de la póliza del Seguro de Vida</w:t>
-      </w:r>
-      <w:r>
-        <w:rPr>
-          <w:rFonts w:ascii="Arial Narrow" w:eastAsia="Times New Roman" w:hAnsi="Arial Narrow" w:cs="Arial"/>
-          <w:color w:val="000000"/>
-          <w:kern w:val="0"/>
-          <w:lang w:eastAsia="es-ES"/>
-          <w14:ligatures w14:val="none"/>
-        </w:rPr>
-        <w:t xml:space="preserve"> materia de denuncia;</w:t>
-      </w:r>
-      <w:r>
-        <w:rPr>
-          <w:rFonts w:ascii="Arial Narrow" w:eastAsia="Times New Roman" w:hAnsi="Arial Narrow" w:cs="Arial"/>
-          <w:color w:val="000000"/>
-          <w:kern w:val="0"/>
-          <w:lang w:eastAsia="es-ES"/>
-          <w14:ligatures w14:val="none"/>
-        </w:rPr>
-        <w:t xml:space="preserve"> </w:t>
-      </w:r>
-      <w:r>
-        <w:rPr>
-          <w:rFonts w:ascii="Arial Narrow" w:eastAsia="Times New Roman" w:hAnsi="Arial Narrow" w:cs="Arial"/>
-          <w:color w:val="000000"/>
-          <w:kern w:val="0"/>
-          <w:lang w:eastAsia="es-ES"/>
-          <w14:ligatures w14:val="none"/>
-        </w:rPr>
-        <w:t>y, (</w:t>
-      </w:r>
-      <w:proofErr w:type="spellStart"/>
-      <w:r>
-        <w:rPr>
-          <w:rFonts w:ascii="Arial Narrow" w:eastAsia="Times New Roman" w:hAnsi="Arial Narrow" w:cs="Arial"/>
-          <w:color w:val="000000"/>
-          <w:kern w:val="0"/>
-          <w:lang w:eastAsia="es-ES"/>
-          <w14:ligatures w14:val="none"/>
-        </w:rPr>
-        <w:t>iv</w:t>
-      </w:r>
-      <w:proofErr w:type="spellEnd"/>
-      <w:r>
-        <w:rPr>
-          <w:rFonts w:ascii="Arial Narrow" w:eastAsia="Times New Roman" w:hAnsi="Arial Narrow" w:cs="Arial"/>
-          <w:color w:val="000000"/>
-          <w:kern w:val="0"/>
-          <w:lang w:eastAsia="es-ES"/>
-          <w14:ligatures w14:val="none"/>
-        </w:rPr>
-        <w:t xml:space="preserve">) </w:t>
-      </w:r>
-      <w:r>
-        <w:rPr>
-          <w:rFonts w:ascii="Arial Narrow" w:eastAsia="Times New Roman" w:hAnsi="Arial Narrow" w:cs="Arial"/>
-          <w:color w:val="000000"/>
-          <w:kern w:val="0"/>
-          <w:lang w:val="es-ES" w:eastAsia="es-ES"/>
-          <w14:ligatures w14:val="none"/>
-        </w:rPr>
-        <w:t xml:space="preserve">presentar todas las comunicaciones cursadas </w:t>
-      </w:r>
-      <w:r>
-        <w:rPr>
-          <w:rFonts w:ascii="Arial Narrow" w:eastAsia="Times New Roman" w:hAnsi="Arial Narrow" w:cs="Arial"/>
-          <w:color w:val="000000"/>
-          <w:kern w:val="0"/>
-          <w:lang w:val="es-ES" w:eastAsia="es-ES"/>
-          <w14:ligatures w14:val="none"/>
-        </w:rPr>
-        <w:t xml:space="preserve">con la parte denunciante </w:t>
-      </w:r>
-      <w:r>
-        <w:rPr>
-          <w:rFonts w:ascii="Arial Narrow" w:eastAsia="Times New Roman" w:hAnsi="Arial Narrow" w:cs="Arial"/>
-          <w:color w:val="000000"/>
-          <w:kern w:val="0"/>
-          <w:lang w:val="es-ES" w:eastAsia="es-ES"/>
-          <w14:ligatures w14:val="none"/>
-        </w:rPr>
-        <w:t>en virtud del hecho materia de denuncia</w:t>
-      </w:r>
-      <w:r>
-        <w:rPr>
-          <w:rFonts w:ascii="Arial Narrow" w:eastAsia="Times New Roman" w:hAnsi="Arial Narrow" w:cs="Arial"/>
-          <w:color w:val="000000"/>
-          <w:kern w:val="0"/>
-          <w:lang w:val="es-ES" w:eastAsia="es-ES"/>
-          <w14:ligatures w14:val="none"/>
-        </w:rPr>
-        <w:t>.</w:t>
-      </w:r>
-    </w:p>
-    <w:p>
-      <w:pPr>
-        <w:spacing w:after="0" w:line="240" w:lineRule="auto"/>
-        <w:jc w:val="both"/>
+          <w:lang w:val="es-ES" w:eastAsia="es-PE"/>
+          <ns2:ligatures ns2:val="none"/>
+        </w:rPr>
+      </w:pPr>
+    </w:p>
+    <w:p ns2:paraId="591B7E6F" ns2:textId="77777777">
+      <w:pPr>
+        <w:spacing w:after="0" w:line="240" w:lineRule="auto"/>
+        <w:jc w:val="both"/>
+        <w:rPr>
+          <w:rFonts w:ascii="Arial Narrow" w:eastAsia="Arial Narrow" w:hAnsi="Arial Narrow" w:cs="Arial Narrow"/>
+          <w:color w:val="000000"/>
+          <w:kern w:val="0"/>
+          <w:lang w:eastAsia="es-PE"/>
+          <ns2:ligatures ns2:val="none"/>
+        </w:rPr>
+      </w:pPr>
+      <w:r>
         <w:rPr>
           <w:rFonts w:ascii="Arial Narrow" w:eastAsia="Arial Narrow" w:hAnsi="Arial Narrow" w:cs="Arial Narrow"/>
           <w:b/>
           <w:color w:val="000000"/>
           <w:kern w:val="0"/>
-          <w:lang w:val="es-ES" w:eastAsia="es-PE"/>
-          <w14:ligatures w14:val="none"/>
-        </w:rPr>
-      </w:pPr>
-    </w:p>
-    <w:p>
-      <w:pPr>
-        <w:spacing w:after="0" w:line="240" w:lineRule="auto"/>
-        <w:jc w:val="both"/>
-        <w:rPr>
-          <w:rFonts w:ascii="Arial Narrow" w:eastAsia="Arial Narrow" w:hAnsi="Arial Narrow" w:cs="Arial Narrow"/>
-          <w:color w:val="000000"/>
-          <w:kern w:val="0"/>
-          <w:lang w:eastAsia="es-PE"/>
-          <w14:ligatures w14:val="none"/>
-        </w:rPr>
-      </w:pPr>
-      <w:r>
-        <w:rPr>
-          <w:rFonts w:ascii="Arial Narrow" w:eastAsia="Arial Narrow" w:hAnsi="Arial Narrow" w:cs="Arial Narrow"/>
-          <w:b/>
-          <w:color w:val="000000"/>
-          <w:kern w:val="0"/>
-          <w:lang w:eastAsia="es-PE"/>
-          <w14:ligatures w14:val="none"/>
+          <w:lang w:eastAsia="es-PE"/>
+          <ns2:ligatures ns2:val="none"/>
         </w:rPr>
         <w:lastRenderedPageBreak/>
         <w:t>SEXTO:</w:t>
@@ -7254,7 +7151,7 @@
           <w:color w:val="000000"/>
           <w:kern w:val="0"/>
           <w:lang w:eastAsia="es-PE"/>
-          <w14:ligatures w14:val="none"/>
+          <ns2:ligatures ns2:val="none"/>
         </w:rPr>
         <w:t xml:space="preserve"> </w:t>
       </w:r>
@@ -7265,7 +7162,7 @@
           <w:color w:val="000000"/>
           <w:kern w:val="0"/>
           <w:lang w:eastAsia="es-PE"/>
-          <w14:ligatures w14:val="none"/>
+          <ns2:ligatures ns2:val="none"/>
         </w:rPr>
         <w:t>informar a las partes que el artículo 110</w:t>
       </w:r>
@@ -7275,7 +7172,7 @@
           <w:color w:val="000000"/>
           <w:kern w:val="0"/>
           <w:lang w:eastAsia="es-PE"/>
-          <w14:ligatures w14:val="none"/>
+          <ns2:ligatures ns2:val="none"/>
         </w:rPr>
         <w:t/>
       </w:r>
@@ -7285,7 +7182,7 @@
           <w:color w:val="000000"/>
           <w:kern w:val="0"/>
           <w:lang w:eastAsia="es-PE"/>
-          <w14:ligatures w14:val="none"/>
+          <ns2:ligatures ns2:val="none"/>
         </w:rPr>
         <w:t xml:space="preserve"> de la Ley 29571, Código de Protección y Defensa del Consumidor</w:t>
       </w:r>
@@ -7297,7 +7194,7 @@
           <w:kern w:val="0"/>
           <w:vertAlign w:val="superscript"/>
           <w:lang w:eastAsia="es-PE"/>
-          <w14:ligatures w14:val="none"/>
+          <ns2:ligatures ns2:val="none"/>
         </w:rPr>
         <w:footnoteReference w:id="8"/>
       </w:r>
@@ -7307,7 +7204,7 @@
           <w:color w:val="000000"/>
           <w:kern w:val="0"/>
           <w:lang w:eastAsia="es-PE"/>
-          <w14:ligatures w14:val="none"/>
+          <ns2:ligatures ns2:val="none"/>
         </w:rPr>
         <w:t>, faculta a la Comisión a calificar las infracciones de la referida norma como leves, graves o muy graves e imponer sanciones que van desde una amonestación hasta una multa por un máximo de 450 Unidades Impositivas Tributarias, sin perjuicio de las medidas correctivas, reparadoras y complementarias, que puedan ordenarse de acuerdo a lo estipulado en los artículos 114</w:t>
       </w:r>
@@ -7317,7 +7214,7 @@
           <w:color w:val="000000"/>
           <w:kern w:val="0"/>
           <w:lang w:eastAsia="es-PE"/>
-          <w14:ligatures w14:val="none"/>
+          <ns2:ligatures ns2:val="none"/>
         </w:rPr>
         <w:t/>
       </w:r>
@@ -7327,7 +7224,7 @@
           <w:color w:val="000000"/>
           <w:kern w:val="0"/>
           <w:lang w:eastAsia="es-PE"/>
-          <w14:ligatures w14:val="none"/>
+          <ns2:ligatures ns2:val="none"/>
         </w:rPr>
         <w:t>, 115</w:t>
       </w:r>
@@ -7337,7 +7234,7 @@
           <w:color w:val="000000"/>
           <w:kern w:val="0"/>
           <w:lang w:eastAsia="es-PE"/>
-          <w14:ligatures w14:val="none"/>
+          <ns2:ligatures ns2:val="none"/>
         </w:rPr>
         <w:t/>
       </w:r>
@@ -7347,7 +7244,7 @@
           <w:color w:val="000000"/>
           <w:kern w:val="0"/>
           <w:lang w:eastAsia="es-PE"/>
-          <w14:ligatures w14:val="none"/>
+          <ns2:ligatures ns2:val="none"/>
         </w:rPr>
         <w:t xml:space="preserve"> y 116</w:t>
       </w:r>
@@ -7357,7 +7254,7 @@
           <w:color w:val="000000"/>
           <w:kern w:val="0"/>
           <w:lang w:eastAsia="es-PE"/>
-          <w14:ligatures w14:val="none"/>
+          <ns2:ligatures ns2:val="none"/>
         </w:rPr>
         <w:t/>
       </w:r>
@@ -7367,7 +7264,7 @@
           <w:color w:val="000000"/>
           <w:kern w:val="0"/>
           <w:lang w:eastAsia="es-PE"/>
-          <w14:ligatures w14:val="none"/>
+          <ns2:ligatures ns2:val="none"/>
         </w:rPr>
         <w:t xml:space="preserve"> de la referida norma</w:t>
       </w:r>
@@ -7379,7 +7276,7 @@
           <w:kern w:val="0"/>
           <w:vertAlign w:val="superscript"/>
           <w:lang w:eastAsia="es-PE"/>
-          <w14:ligatures w14:val="none"/>
+          <ns2:ligatures ns2:val="none"/>
         </w:rPr>
         <w:footnoteReference w:id="9"/>
       </w:r>
@@ -7389,7 +7286,7 @@
           <w:color w:val="000000"/>
           <w:kern w:val="0"/>
           <w:lang w:eastAsia="es-PE"/>
-          <w14:ligatures w14:val="none"/>
+          <ns2:ligatures ns2:val="none"/>
         </w:rPr>
         <w:t xml:space="preserve">. </w:t>
       </w:r>
@@ -7400,7 +7297,7 @@
           <w:color w:val="000000"/>
           <w:kern w:val="0"/>
           <w:lang w:eastAsia="es-PE"/>
-          <w14:ligatures w14:val="none"/>
+          <ns2:ligatures ns2:val="none"/>
         </w:rPr>
         <w:lastRenderedPageBreak/>
         <w:t>Asimismo, se consideran circunstancias atenuantes para la graduación de la sanción, el allanamiento de la denuncia o el reconocimiento de las pretensiones en ella contenidas, de acuerdo con el artículo 112</w:t>
@@ -7411,7 +7308,7 @@
           <w:color w:val="000000"/>
           <w:kern w:val="0"/>
           <w:lang w:eastAsia="es-PE"/>
-          <w14:ligatures w14:val="none"/>
+          <ns2:ligatures ns2:val="none"/>
         </w:rPr>
         <w:t/>
       </w:r>
@@ -7421,7 +7318,7 @@
           <w:color w:val="000000"/>
           <w:kern w:val="0"/>
           <w:lang w:eastAsia="es-PE"/>
-          <w14:ligatures w14:val="none"/>
+          <ns2:ligatures ns2:val="none"/>
         </w:rPr>
         <w:t xml:space="preserve"> del Código</w:t>
       </w:r>
@@ -7433,7 +7330,7 @@
           <w:kern w:val="0"/>
           <w:vertAlign w:val="superscript"/>
           <w:lang w:eastAsia="es-PE"/>
-          <w14:ligatures w14:val="none"/>
+          <ns2:ligatures ns2:val="none"/>
         </w:rPr>
         <w:footnoteReference w:id="10"/>
       </w:r>
@@ -7443,12 +7340,12 @@
           <w:color w:val="000000"/>
           <w:kern w:val="0"/>
           <w:lang w:eastAsia="es-PE"/>
-          <w14:ligatures w14:val="none"/>
+          <ns2:ligatures ns2:val="none"/>
         </w:rPr>
         <w:t>.</w:t>
       </w:r>
     </w:p>
-    <w:p>
+    <w:p ns2:paraId="0ECE55DF" ns2:textId="77777777">
       <w:pPr>
         <w:shd w:val="clear" w:color="auto" w:fill="FFFFFF"/>
         <w:spacing w:after="0" w:line="240" w:lineRule="auto"/>
@@ -7459,11 +7356,11 @@
           <w:color w:val="000000"/>
           <w:kern w:val="0"/>
           <w:lang w:eastAsia="es-PE"/>
-          <w14:ligatures w14:val="none"/>
-        </w:rPr>
-      </w:pPr>
-    </w:p>
-    <w:p>
+          <ns2:ligatures ns2:val="none"/>
+        </w:rPr>
+      </w:pPr>
+    </w:p>
+    <w:p ns2:paraId="1CC114EB" ns2:textId="77777777">
       <w:pPr>
         <w:shd w:val="clear" w:color="auto" w:fill="FFFFFF"/>
         <w:spacing w:after="0" w:line="240" w:lineRule="auto"/>
@@ -7473,7 +7370,7 @@
           <w:color w:val="000000"/>
           <w:kern w:val="0"/>
           <w:lang w:eastAsia="es-PE"/>
-          <w14:ligatures w14:val="none"/>
+          <ns2:ligatures ns2:val="none"/>
         </w:rPr>
       </w:pPr>
       <w:r>
@@ -7483,7 +7380,7 @@
           <w:color w:val="000000"/>
           <w:kern w:val="0"/>
           <w:lang w:eastAsia="es-PE"/>
-          <w14:ligatures w14:val="none"/>
+          <ns2:ligatures ns2:val="none"/>
         </w:rPr>
         <w:t>SÉTIMO:</w:t>
       </w:r>
@@ -7493,7 +7390,7 @@
           <w:color w:val="000000"/>
           <w:kern w:val="0"/>
           <w:lang w:eastAsia="es-PE"/>
-          <w14:ligatures w14:val="none"/>
+          <ns2:ligatures ns2:val="none"/>
         </w:rPr>
         <w:t xml:space="preserve"> informar a las partes que conforme a lo establecido en el artículo 39</w:t>
       </w:r>
@@ -7503,7 +7400,7 @@
           <w:color w:val="000000"/>
           <w:kern w:val="0"/>
           <w:lang w:eastAsia="es-PE"/>
-          <w14:ligatures w14:val="none"/>
+          <ns2:ligatures ns2:val="none"/>
         </w:rPr>
         <w:t/>
       </w:r>
@@ -7513,12 +7410,12 @@
           <w:color w:val="000000"/>
           <w:kern w:val="0"/>
           <w:lang w:eastAsia="es-PE"/>
-          <w14:ligatures w14:val="none"/>
+          <ns2:ligatures ns2:val="none"/>
         </w:rPr>
         <w:t xml:space="preserve"> de la Ley sobre Facultades, Normas y Organización del Indecopi, aprobada por Decreto Legislativo 807, los gastos por los peritajes realizados, actuación de pruebas, inspecciones y otros derivados de la tramitación del proceso serán de cargo de la parte que solicita la prueba, salvo pacto en contrario. En todos los casos, la resolución final determinará si los gastos deben ser asumidos por alguna de las partes, o reembolsados a la otra parte o al Indecopi, según sea el caso, de manera adicional a la sanción que haya podido imponerse. </w:t>
       </w:r>
     </w:p>
-    <w:p>
+    <w:p ns2:paraId="364C4B19" ns2:textId="77777777">
       <w:pPr>
         <w:shd w:val="clear" w:color="auto" w:fill="FFFFFF"/>
         <w:spacing w:after="0" w:line="240" w:lineRule="auto"/>
@@ -7528,11 +7425,11 @@
           <w:color w:val="000000"/>
           <w:kern w:val="0"/>
           <w:lang w:eastAsia="es-PE"/>
-          <w14:ligatures w14:val="none"/>
-        </w:rPr>
-      </w:pPr>
-    </w:p>
-    <w:p>
+          <ns2:ligatures ns2:val="none"/>
+        </w:rPr>
+      </w:pPr>
+    </w:p>
+    <w:p ns2:paraId="27E9BBC0" ns2:textId="77777777">
       <w:pPr>
         <w:suppressAutoHyphens/>
         <w:spacing w:after="0" w:line="240" w:lineRule="auto"/>
@@ -7541,7 +7438,7 @@
           <w:rFonts w:ascii="Arial Narrow" w:eastAsia="Calibri" w:hAnsi="Arial Narrow" w:cs="Arial"/>
           <w:kern w:val="0"/>
           <w:u w:val="single"/>
-          <w14:ligatures w14:val="none"/>
+          <ns2:ligatures ns2:val="none"/>
         </w:rPr>
       </w:pPr>
       <w:r>
@@ -7550,7 +7447,7 @@
           <w:b/>
           <w:bCs/>
           <w:kern w:val="0"/>
-          <w14:ligatures w14:val="none"/>
+          <ns2:ligatures ns2:val="none"/>
         </w:rPr>
         <w:t>OCTAVO</w:t>
       </w:r>
@@ -7559,7 +7456,7 @@
           <w:rFonts w:ascii="Arial Narrow" w:eastAsia="Calibri" w:hAnsi="Arial Narrow" w:cs="Arial"/>
           <w:b/>
           <w:kern w:val="0"/>
-          <w14:ligatures w14:val="none"/>
+          <ns2:ligatures ns2:val="none"/>
         </w:rPr>
         <w:t>:</w:t>
       </w:r>
@@ -7567,7 +7464,7 @@
         <w:rPr>
           <w:rFonts w:ascii="Arial Narrow" w:eastAsia="Calibri" w:hAnsi="Arial Narrow" w:cs="Arial"/>
           <w:kern w:val="0"/>
-          <w14:ligatures w14:val="none"/>
+          <ns2:ligatures ns2:val="none"/>
         </w:rPr>
         <w:t xml:space="preserve"> comunicar a las partes que, </w:t>
       </w:r>
@@ -7576,7 +7473,7 @@
         <w:rPr>
           <w:rFonts w:ascii="Arial Narrow" w:eastAsia="Calibri" w:hAnsi="Arial Narrow" w:cs="Arial"/>
           <w:kern w:val="0"/>
-          <w14:ligatures w14:val="none"/>
+          <ns2:ligatures ns2:val="none"/>
         </w:rPr>
         <w:t>de acuerdo a</w:t>
       </w:r>
@@ -7585,7 +7482,7 @@
         <w:rPr>
           <w:rFonts w:ascii="Arial Narrow" w:eastAsia="Calibri" w:hAnsi="Arial Narrow" w:cs="Arial"/>
           <w:kern w:val="0"/>
-          <w14:ligatures w14:val="none"/>
+          <ns2:ligatures ns2:val="none"/>
         </w:rPr>
         <w:t xml:space="preserve"> lo señalado por el artículo 29</w:t>
       </w:r>
@@ -7595,7 +7492,7 @@
           <w:color w:val="000000"/>
           <w:kern w:val="0"/>
           <w:lang w:eastAsia="es-PE"/>
-          <w14:ligatures w14:val="none"/>
+          <ns2:ligatures ns2:val="none"/>
         </w:rPr>
         <w:t/>
       </w:r>
@@ -7603,7 +7500,7 @@
         <w:rPr>
           <w:rFonts w:ascii="Arial Narrow" w:eastAsia="Calibri" w:hAnsi="Arial Narrow" w:cs="Arial"/>
           <w:kern w:val="0"/>
-          <w14:ligatures w14:val="none"/>
+          <ns2:ligatures ns2:val="none"/>
         </w:rPr>
         <w:t xml:space="preserve"> del Decreto Legislativo 807</w:t>
       </w:r>
@@ -7613,7 +7510,7 @@
           <w:rFonts w:ascii="Arial Narrow" w:eastAsia="Calibri" w:hAnsi="Arial Narrow" w:cs="Arial"/>
           <w:kern w:val="0"/>
           <w:vertAlign w:val="superscript"/>
-          <w14:ligatures w14:val="none"/>
+          <ns2:ligatures ns2:val="none"/>
         </w:rPr>
         <w:footnoteReference w:id="11"/>
       </w:r>
@@ -7621,7 +7518,7 @@
         <w:rPr>
           <w:rFonts w:ascii="Arial Narrow" w:eastAsia="Calibri" w:hAnsi="Arial Narrow" w:cs="Arial"/>
           <w:kern w:val="0"/>
-          <w14:ligatures w14:val="none"/>
+          <ns2:ligatures ns2:val="none"/>
         </w:rPr>
         <w:t xml:space="preserve">, hasta antes de la emisión de la Resolución Final tienen la posibilidad de solicitar una audiencia de conciliación. En caso deleguen a favor de una tercera persona su actuación en la diligencia programada, esta deberá presentar un poder especial con firma legalizada ante Notario Público, donde conste </w:t>
       </w:r>
@@ -7630,7 +7527,7 @@
           <w:rFonts w:ascii="Arial Narrow" w:eastAsia="Calibri" w:hAnsi="Arial Narrow" w:cs="Arial"/>
           <w:kern w:val="0"/>
           <w:u w:val="single"/>
-          <w14:ligatures w14:val="none"/>
+          <ns2:ligatures ns2:val="none"/>
         </w:rPr>
         <w:t>expresamente su facultad para asistir y conciliar en su representación</w:t>
       </w:r>
@@ -7639,7 +7536,7 @@
           <w:rFonts w:ascii="Arial Narrow" w:eastAsia="Calibri" w:hAnsi="Arial Narrow" w:cs="Arial"/>
           <w:bCs/>
           <w:kern w:val="0"/>
-          <w14:ligatures w14:val="none"/>
+          <ns2:ligatures ns2:val="none"/>
         </w:rPr>
         <w:t>.</w:t>
       </w:r>
@@ -7649,7 +7546,7 @@
           <w:b/>
           <w:bCs/>
           <w:kern w:val="0"/>
-          <w14:ligatures w14:val="none"/>
+          <ns2:ligatures ns2:val="none"/>
         </w:rPr>
         <w:t xml:space="preserve"> </w:t>
       </w:r>
@@ -7658,12 +7555,12 @@
           <w:rFonts w:ascii="Arial Narrow" w:eastAsia="Calibri" w:hAnsi="Arial Narrow" w:cs="Arial"/>
           <w:kern w:val="0"/>
           <w:u w:val="single"/>
-          <w14:ligatures w14:val="none"/>
+          <ns2:ligatures ns2:val="none"/>
         </w:rPr>
         <w:t xml:space="preserve">Ello bajo apercibimiento de no realizar la audiencia de conciliación y levantar el acta de inasistencia correspondiente. </w:t>
       </w:r>
     </w:p>
-    <w:p>
+    <w:p ns2:paraId="4CD47B08" ns2:textId="77777777">
       <w:pPr>
         <w:suppressAutoHyphens/>
         <w:spacing w:after="0" w:line="240" w:lineRule="auto"/>
@@ -7672,11 +7569,11 @@
           <w:rFonts w:ascii="Arial Narrow" w:eastAsia="Calibri" w:hAnsi="Arial Narrow" w:cs="Arial"/>
           <w:kern w:val="0"/>
           <w:u w:val="single"/>
-          <w14:ligatures w14:val="none"/>
-        </w:rPr>
-      </w:pPr>
-    </w:p>
-    <w:p>
+          <ns2:ligatures ns2:val="none"/>
+        </w:rPr>
+      </w:pPr>
+    </w:p>
+    <w:p ns2:paraId="0E80CA49" ns2:textId="77777777">
       <w:pPr>
         <w:suppressAutoHyphens/>
         <w:spacing w:after="0" w:line="240" w:lineRule="auto"/>
@@ -7686,7 +7583,7 @@
           <w:color w:val="000000"/>
           <w:kern w:val="0"/>
           <w:lang w:eastAsia="es-PE"/>
-          <w14:ligatures w14:val="none"/>
+          <ns2:ligatures ns2:val="none"/>
         </w:rPr>
       </w:pPr>
       <w:r>
@@ -7696,7 +7593,7 @@
           <w:color w:val="000000"/>
           <w:kern w:val="0"/>
           <w:lang w:eastAsia="es-PE"/>
-          <w14:ligatures w14:val="none"/>
+          <ns2:ligatures ns2:val="none"/>
         </w:rPr>
         <w:t>NOVENO:</w:t>
       </w:r>
@@ -7706,14 +7603,14 @@
           <w:color w:val="000000"/>
           <w:kern w:val="0"/>
           <w:lang w:eastAsia="es-PE"/>
-          <w14:ligatures w14:val="none"/>
+          <ns2:ligatures ns2:val="none"/>
         </w:rPr>
         <w:t xml:space="preserve"> poner en conocimiento de las partes que, antes de la emisión de la Resolución Final, tienen la posibilidad de formular su desistimiento o presentar el acuerdo arribado mediante la conciliación, mediación, transacción o cualquier otro que, de forma indubitable, deje constancia que se ha solucionado la controversia materia de denuncia.</w:t>
       </w:r>
       <w:bookmarkStart w:id="7" w:name="h.gjdgxs" w:colFirst="0" w:colLast="0"/>
       <w:bookmarkEnd w:id="7"/>
     </w:p>
-    <w:p>
+    <w:p ns2:paraId="7DDD06F7" ns2:textId="77777777">
       <w:pPr>
         <w:suppressAutoHyphens/>
         <w:spacing w:after="0" w:line="240" w:lineRule="auto"/>
@@ -7723,11 +7620,11 @@
           <w:color w:val="000000"/>
           <w:kern w:val="0"/>
           <w:lang w:eastAsia="es-PE"/>
-          <w14:ligatures w14:val="none"/>
-        </w:rPr>
-      </w:pPr>
-    </w:p>
-    <w:p>
+          <ns2:ligatures ns2:val="none"/>
+        </w:rPr>
+      </w:pPr>
+    </w:p>
+    <w:p ns2:paraId="236137A1" ns2:textId="08521876">
       <w:pPr>
         <w:suppressAutoHyphens/>
         <w:spacing w:after="0" w:line="240" w:lineRule="auto"/>
@@ -7751,7 +7648,7 @@
           <w:b/>
           <w:spacing w:val="-3"/>
           <w:kern w:val="0"/>
-          <w14:ligatures w14:val="none"/>
+          <ns2:ligatures ns2:val="none"/>
         </w:rPr>
         <w:t/>
       </w:r>
@@ -7761,7 +7658,7 @@
           <w:bCs/>
           <w:spacing w:val="-3"/>
           <w:kern w:val="0"/>
-          <w14:ligatures w14:val="none"/>
+          <ns2:ligatures ns2:val="none"/>
         </w:rPr>
         <w:t xml:space="preserve"/>
       </w:r>
@@ -7771,7 +7668,7 @@
           <w:bCs/>
           <w:spacing w:val="-3"/>
           <w:kern w:val="0"/>
-          <w14:ligatures w14:val="none"/>
+          <ns2:ligatures ns2:val="none"/>
         </w:rPr>
         <w:t xml:space="preserve"/>
       </w:r>
@@ -7782,7 +7679,7 @@
           <w:kern w:val="0"/>
           <w:shd w:val="clear" w:color="auto" w:fill="FFFFFF"/>
           <w:lang w:eastAsia="es-PE"/>
-          <w14:ligatures w14:val="none"/>
+          <ns2:ligatures ns2:val="none"/>
         </w:rPr>
         <w:t xml:space="preserve"/>
       </w:r>
@@ -7794,7 +7691,7 @@
           <w:kern w:val="0"/>
           <w:shd w:val="clear" w:color="auto" w:fill="FFFFFF"/>
           <w:lang w:eastAsia="es-PE"/>
-          <w14:ligatures w14:val="none"/>
+          <ns2:ligatures ns2:val="none"/>
         </w:rPr>
         <w:t/>
       </w:r>
@@ -7806,7 +7703,7 @@
           <w:kern w:val="0"/>
           <w:shd w:val="clear" w:color="auto" w:fill="FFFFFF"/>
           <w:lang w:eastAsia="es-PE"/>
-          <w14:ligatures w14:val="none"/>
+          <ns2:ligatures ns2:val="none"/>
         </w:rPr>
         <w:t xml:space="preserve"/>
       </w:r>
@@ -7830,7 +7727,7 @@
           <w:color w:val="000000"/>
           <w:kern w:val="0"/>
           <w:lang w:eastAsia="es-PE"/>
-          <w14:ligatures w14:val="none"/>
+          <ns2:ligatures ns2:val="none"/>
         </w:rPr>
         <w:t/>
       </w:r>
@@ -7847,7 +7744,7 @@
           <w:color w:val="000000"/>
           <w:kern w:val="0"/>
           <w:lang w:eastAsia="es-PE"/>
-          <w14:ligatures w14:val="none"/>
+          <ns2:ligatures ns2:val="none"/>
         </w:rPr>
         <w:t/>
       </w:r>
@@ -7873,7 +7770,7 @@
         <w:t/>
       </w:r>
     </w:p>
-    <w:p>
+    <w:p ns2:paraId="639FE5BE" ns2:textId="77777777">
       <w:pPr>
         <w:suppressAutoHyphens/>
         <w:spacing w:after="0" w:line="240" w:lineRule="auto"/>
@@ -7883,7 +7780,7 @@
         </w:rPr>
       </w:pPr>
     </w:p>
-    <w:p>
+    <w:p ns2:paraId="3B012692" ns2:textId="3E3B81C8">
       <w:pPr>
         <w:suppressAutoHyphens/>
         <w:spacing w:line="240" w:lineRule="auto"/>
@@ -7972,7 +7869,7 @@
         <w:t xml:space="preserve"> </w:t>
       </w:r>
     </w:p>
-    <w:p>
+    <w:p ns2:paraId="36317C11" ns2:textId="77777777">
       <w:pPr>
         <w:suppressAutoHyphens/>
         <w:spacing w:after="0" w:line="240" w:lineRule="auto"/>
@@ -7984,7 +7881,7 @@
       </w:pPr>
     </w:p>
     <w:bookmarkEnd w:id="8"/>
-    <w:p>
+    <w:p ns2:paraId="23716787" ns2:textId="77777777">
       <w:pPr>
         <w:suppressAutoHyphens/>
         <w:spacing w:after="0" w:line="240" w:lineRule="auto"/>
@@ -7994,7 +7891,7 @@
         </w:rPr>
       </w:pPr>
     </w:p>
-    <w:p>
+    <w:p ns2:paraId="509D673B" ns2:textId="77777777">
       <w:pPr>
         <w:spacing w:after="0" w:line="240" w:lineRule="auto"/>
         <w:jc w:val="both"/>
@@ -8004,11 +7901,11 @@
           <w:color w:val="000000"/>
           <w:kern w:val="0"/>
           <w:lang w:eastAsia="es-PE"/>
-          <w14:ligatures w14:val="none"/>
-        </w:rPr>
-      </w:pPr>
-    </w:p>
-    <w:p>
+          <ns2:ligatures ns2:val="none"/>
+        </w:rPr>
+      </w:pPr>
+    </w:p>
+    <w:p ns2:paraId="418E1D52" ns2:textId="77777777">
       <w:pPr>
         <w:spacing w:after="0" w:line="240" w:lineRule="auto"/>
         <w:jc w:val="both"/>
@@ -8018,11 +7915,11 @@
           <w:color w:val="000000"/>
           <w:kern w:val="0"/>
           <w:lang w:eastAsia="es-PE"/>
-          <w14:ligatures w14:val="none"/>
-        </w:rPr>
-      </w:pPr>
-    </w:p>
-    <w:p>
+          <ns2:ligatures ns2:val="none"/>
+        </w:rPr>
+      </w:pPr>
+    </w:p>
+    <w:p ns2:paraId="4EFDDCE4" ns2:textId="77777777">
       <w:pPr>
         <w:spacing w:after="0" w:line="240" w:lineRule="auto"/>
         <w:jc w:val="both"/>
@@ -8032,12 +7929,12 @@
           <w:color w:val="000000"/>
           <w:kern w:val="0"/>
           <w:lang w:eastAsia="es-PE"/>
-          <w14:ligatures w14:val="none"/>
+          <ns2:ligatures ns2:val="none"/>
         </w:rPr>
       </w:pPr>
     </w:p>
     <w:bookmarkEnd w:id="0"/>
-    <w:p>
+    <w:p ns2:paraId="7609987B" ns2:textId="77777777">
       <w:pPr>
         <w:shd w:val="clear" w:color="auto" w:fill="FFFFFF"/>
         <w:spacing w:after="0" w:line="240" w:lineRule="auto"/>
@@ -8046,7 +7943,7 @@
           <w:rFonts w:ascii="Arial Narrow" w:eastAsia="Calibri" w:hAnsi="Arial Narrow" w:cs="Times New Roman"/>
           <w:color w:val="000000"/>
           <w:kern w:val="0"/>
-          <w14:ligatures w14:val="none"/>
+          <ns2:ligatures ns2:val="none"/>
         </w:rPr>
       </w:pPr>
       <w:r>
@@ -8056,12 +7953,12 @@
           <w:bCs/>
           <w:color w:val="000000"/>
           <w:kern w:val="0"/>
-          <w14:ligatures w14:val="none"/>
+          <ns2:ligatures ns2:val="none"/>
         </w:rPr>
         <w:t>EVELING ROA QUISPE</w:t>
       </w:r>
     </w:p>
-    <w:p>
+    <w:p ns2:paraId="692BA8AF" ns2:textId="77777777">
       <w:pPr>
         <w:shd w:val="clear" w:color="auto" w:fill="FFFFFF"/>
         <w:spacing w:after="0" w:line="240" w:lineRule="auto"/>
@@ -8072,7 +7969,7 @@
           <w:bCs/>
           <w:color w:val="000000"/>
           <w:kern w:val="0"/>
-          <w14:ligatures w14:val="none"/>
+          <ns2:ligatures ns2:val="none"/>
         </w:rPr>
       </w:pPr>
       <w:r>
@@ -8082,12 +7979,12 @@
           <w:bCs/>
           <w:color w:val="000000"/>
           <w:kern w:val="0"/>
-          <w14:ligatures w14:val="none"/>
+          <ns2:ligatures ns2:val="none"/>
         </w:rPr>
         <w:t>Secretaria Técnica</w:t>
       </w:r>
     </w:p>
-    <w:p>
+    <w:p ns2:paraId="4AF3211C" ns2:textId="77777777">
       <w:pPr>
         <w:shd w:val="clear" w:color="auto" w:fill="FFFFFF"/>
         <w:spacing w:after="0" w:line="240" w:lineRule="auto"/>
@@ -8098,7 +7995,7 @@
           <w:bCs/>
           <w:color w:val="000000"/>
           <w:kern w:val="0"/>
-          <w14:ligatures w14:val="none"/>
+          <ns2:ligatures ns2:val="none"/>
         </w:rPr>
       </w:pPr>
       <w:r>
@@ -8108,7 +8005,7 @@
           <w:bCs/>
           <w:color w:val="000000"/>
           <w:kern w:val="0"/>
-          <w14:ligatures w14:val="none"/>
+          <ns2:ligatures ns2:val="none"/>
         </w:rPr>
         <w:t>Comisión </w:t>
       </w:r>
@@ -8120,7 +8017,7 @@
           <w:color w:val="000000"/>
           <w:kern w:val="0"/>
           <w:shd w:val="clear" w:color="auto" w:fill="FFFFFF"/>
-          <w14:ligatures w14:val="none"/>
+          <ns2:ligatures ns2:val="none"/>
         </w:rPr>
         <w:t>de</w:t>
       </w:r>
@@ -8131,12 +8028,12 @@
           <w:bCs/>
           <w:color w:val="000000"/>
           <w:kern w:val="0"/>
-          <w14:ligatures w14:val="none"/>
+          <ns2:ligatures ns2:val="none"/>
         </w:rPr>
         <w:t> Protección al Consumidor 1</w:t>
       </w:r>
     </w:p>
-    <w:p>
+    <w:p ns2:paraId="602C43F9" ns2:textId="77777777">
       <w:pPr>
         <w:spacing w:after="0" w:line="240" w:lineRule="auto"/>
         <w:jc w:val="both"/>
@@ -8146,11 +8043,11 @@
           <w:color w:val="000000"/>
           <w:kern w:val="0"/>
           <w:lang w:eastAsia="es-PE"/>
-          <w14:ligatures w14:val="none"/>
-        </w:rPr>
-      </w:pPr>
-    </w:p>
-    <w:p>
+          <ns2:ligatures ns2:val="none"/>
+        </w:rPr>
+      </w:pPr>
+    </w:p>
+    <w:p ns2:paraId="1D3884F8" ns2:textId="77777777">
       <w:pPr>
         <w:spacing w:after="0" w:line="240" w:lineRule="auto"/>
         <w:jc w:val="both"/>
@@ -8168,12 +8065,12 @@
           <w:sz w:val="16"/>
           <w:szCs w:val="16"/>
           <w:lang w:eastAsia="es-PE"/>
-          <w14:ligatures w14:val="none"/>
+          <ns2:ligatures ns2:val="none"/>
         </w:rPr>
         <w:t>LSM/JCQ</w:t>
       </w:r>
     </w:p>
-    <w:p>
+    <w:p ns2:paraId="08D2E184" ns2:textId="77777777">
       <w:pPr>
         <w:spacing w:line="240" w:lineRule="auto"/>
         <w:rPr>
@@ -8181,7 +8078,7 @@
         </w:rPr>
       </w:pPr>
     </w:p>
-    <w:p>
+    <w:p ns2:paraId="1D2233A3" ns2:textId="77777777">
       <w:pPr>
         <w:spacing w:line="240" w:lineRule="auto"/>
         <w:rPr>
@@ -8189,17 +8086,17 @@
         </w:rPr>
       </w:pPr>
     </w:p>
-    <w:p>
+    <w:p ns2:paraId="4423ADE9" ns2:textId="77777777">
       <w:pPr>
         <w:rPr>
           <w:rFonts w:ascii="Arial Narrow" w:hAnsi="Arial Narrow"/>
         </w:rPr>
       </w:pPr>
     </w:p>
-    <w:p/>
+    <w:p ns2:paraId="74AAB5F4" ns2:textId="77777777"/>
     <w:sectPr>
-      <w:headerReference w:type="default" r:id="rId8"/>
-      <w:footerReference w:type="default" r:id="rId9"/>
+      <w:headerReference w:type="default" ns3:id="rId8"/>
+      <w:footerReference w:type="default" ns3:id="rId9"/>
       <w:pgSz w:w="11906" w:h="16838"/>
       <w:pgMar w:top="1417" w:right="1701" w:bottom="1417" w:left="1701" w:header="708" w:footer="708" w:gutter="0"/>
       <w:cols w:space="708"/>

--- a/plantillas_maestras/02_seguro_vida/anulacion_indebida/2_o_mas_ddos_varios/varon/TPL_1903_2025_SEGURO_VIDA_ANULACION_INDEBIDA_ASEGURADORA_VARON_R1.docx
+++ b/plantillas_maestras/02_seguro_vida/anulacion_indebida/2_o_mas_ddos_varios/varon/TPL_1903_2025_SEGURO_VIDA_ANULACION_INDEBIDA_ASEGURADORA_VARON_R1.docx
@@ -5996,13 +5996,13 @@
         <w:rPr>
           <w:rFonts w:ascii="Arial Narrow" w:eastAsia="Arial Narrow" w:hAnsi="Arial Narrow" w:cs="Arial Narrow"/>
         </w:rPr>
-        <w:t xml:space="preserve"> de la Ley N</w:t>
-      </w:r>
-      <w:r>
-        <w:rPr>
-          <w:rFonts w:ascii="Arial Narrow" w:eastAsia="Arial Narrow" w:hAnsi="Arial Narrow" w:cs="Arial Narrow"/>
-        </w:rPr>
-        <w:t xml:space="preserve"> 29571, Código de Protección y Defensa del Consumidor, </w:t>
+        <w:t xml:space="preserve"> de la Ley </w:t>
+      </w:r>
+      <w:r>
+        <w:rPr>
+          <w:rFonts w:ascii="Arial Narrow" w:eastAsia="Arial Narrow" w:hAnsi="Arial Narrow" w:cs="Arial Narrow"/>
+        </w:rPr>
+        <w:t xml:space="preserve">29571, Código de Protección y Defensa del Consumidor, </w:t>
       </w:r>
       <w:r>
         <w:rPr>
@@ -6716,7 +6716,7 @@
           <w:sz w:val="20"/>
           <w:szCs w:val="20"/>
         </w:rPr>
-        <w:t xml:space="preserve">correr traslado de la presente resolución a Mapfre Perú Compañía de Seguros y Reaseguros S.A para que, de conformidad con lo dispuesto por el artículo 26° de la Ley sobre Facultades, Normas y Organización del Indecopi, aprobado por Decreto Legislativo N° 8079, presenten sus descargos sobre la imputación de cargos realizada en un plazo no mayor a cinco (5) días hábiles contado a partir del día siguiente de la notificación de la presente resolución, vencido el cual, el Secretario Técnico declarará en rebeldía a los denunciados que no lo hubieran presentado. Debe precisarse que de conformidad con lo establecido por el artículo 223° del Texto Único Ordenado de la Ley N° 27444, Ley del Procedimiento Administrativo General, las alegaciones y los hechos relevantes de la reclamación, salvo que hayan sido específicamente negadas en la contestación, se tendrán por aceptadas o meritadas como ciertas.</w:t>
+        <w:t xml:space="preserve">correr traslado de la presente resolución a Mapfre Perú Compañía de Seguros y Reaseguros S.A. para que, de conformidad con lo dispuesto por el artículo 26 de la Ley sobre Facultades, Normas y Organización del Indecopi, aprobada por Decreto Legislativo 807, presente sus descargos sobre la imputación de cargos realizada en un plazo no mayor a cinco (5) días hábiles contado a partir del día siguiente de la notificación de la presente resolución, vencido el cual, el Secretario Técnico declarará en rebeldía al denunciado que no lo hubiera presentado. Debe precisarse que de conformidad con lo establecido por el artículo 223 del Texto Único Ordenado de la Ley 27444, Ley del Procedimiento Administrativo General, las alegaciones y los hechos relevantes de la reclamación, salvo que hayan sido específicamente negadas en la contestación, se tendrán por aceptadas o merituadas como ciertas.</w:t>
       </w:r>
     </w:p>
     <w:p ns2:paraId="228F876C" ns2:textId="77777777">

--- a/plantillas_maestras/02_seguro_vida/anulacion_indebida/2_o_mas_ddos_varios/varon/TPL_1903_2025_SEGURO_VIDA_ANULACION_INDEBIDA_ASEGURADORA_VARON_R1.docx
+++ b/plantillas_maestras/02_seguro_vida/anulacion_indebida/2_o_mas_ddos_varios/varon/TPL_1903_2025_SEGURO_VIDA_ANULACION_INDEBIDA_ASEGURADORA_VARON_R1.docx
@@ -515,7 +515,7 @@
           <w:lang w:eastAsia="es-PE"/>
           <ns2:ligatures ns2:val="none"/>
         </w:rPr>
-        <w:t>12</w:t>
+        <w:t xml:space="preserve">12 de setiembre de 2025</w:t>
       </w:r>
       <w:r>
         <w:rPr>
@@ -526,7 +526,7 @@
           <w:lang w:eastAsia="es-PE"/>
           <ns2:ligatures ns2:val="none"/>
         </w:rPr>
-        <w:t xml:space="preserve"> de </w:t>
+        <w:t xml:space="preserve"/>
       </w:r>
       <w:r>
         <w:rPr>
@@ -537,7 +537,7 @@
           <w:lang w:eastAsia="es-PE"/>
           <ns2:ligatures ns2:val="none"/>
         </w:rPr>
-        <w:t>setiembre</w:t>
+        <w:t xml:space="preserve"/>
       </w:r>
       <w:r>
         <w:rPr>
@@ -548,7 +548,7 @@
           <w:lang w:eastAsia="es-PE"/>
           <ns2:ligatures ns2:val="none"/>
         </w:rPr>
-        <w:t xml:space="preserve"> de 2025</w:t>
+        <w:t xml:space="preserve"/>
       </w:r>
     </w:p>
     <w:p ns2:paraId="66CE1821" ns2:textId="77777777">
@@ -8286,7 +8286,7 @@
           <w:sz w:val="16"/>
           <w:szCs w:val="16"/>
         </w:rPr>
-        <w:t>el 2 de setiembre del 2010 en el Diario Oficial El Peruano, vigente desde el 2 de octubre del 2010 y modificado por Decreto Legislativo 1308.</w:t>
+        <w:t xml:space="preserve">el 2 de setiembre de 2010 en el Diario Oficial El Peruano, vigente desde el 2 de octubre de 2010 y modificado por Decreto Legislativo 1308.</w:t>
       </w:r>
     </w:p>
     <w:p>

--- a/plantillas_maestras/02_seguro_vida/anulacion_indebida/2_o_mas_ddos_varios/varon/TPL_1903_2025_SEGURO_VIDA_ANULACION_INDEBIDA_ASEGURADORA_VARON_R1.docx
+++ b/plantillas_maestras/02_seguro_vida/anulacion_indebida/2_o_mas_ddos_varios/varon/TPL_1903_2025_SEGURO_VIDA_ANULACION_INDEBIDA_ASEGURADORA_VARON_R1.docx
@@ -1,8 +1,8 @@
 
 <file path=word/document.xml><?xml version="1.0" encoding="utf-8"?>
-<w:document xmlns:ns1="http://schemas.openxmlformats.org/markup-compatibility/2006" xmlns:ns2="http://schemas.microsoft.com/office/word/2010/wordml" xmlns:ns3="http://schemas.openxmlformats.org/officeDocument/2006/relationships" xmlns:w="http://schemas.openxmlformats.org/wordprocessingml/2006/main" ns1:Ignorable="w14 w15 w16se w16cid w16 w16cex w16sdtdh w16sdtfl w16du wp14">
+<w:document xmlns:mc="http://schemas.openxmlformats.org/markup-compatibility/2006" xmlns:r="http://schemas.openxmlformats.org/officeDocument/2006/relationships" xmlns:w="http://schemas.openxmlformats.org/wordprocessingml/2006/main" xmlns:w14="http://schemas.microsoft.com/office/word/2010/wordml" xmlns:w15="http://schemas.microsoft.com/office/word/2012/wordml" xmlns:w16="http://schemas.microsoft.com/office/word/2018/wordml" xmlns:w16cex="http://schemas.microsoft.com/office/word/2018/wordml/cex" xmlns:w16cid="http://schemas.microsoft.com/office/word/2016/wordml/cid" xmlns:w16du="http://schemas.microsoft.com/office/word/2023/wordml/word16du" xmlns:w16sdtdh="http://schemas.microsoft.com/office/word/2020/wordml/sdtdatahash" xmlns:w16se="http://schemas.microsoft.com/office/word/2015/wordml/symex" xmlns:wp14="http://schemas.microsoft.com/office/word/2010/wordprocessingDrawing" mc:Ignorable="w14 w15 w16se w16cid w16 w16cex w16sdtdh w16du wp14">
   <w:body>
-    <w:p ns2:paraId="1B509B2D" ns2:textId="62D59EBF">
+    <w:p>
       <w:pPr>
         <w:tabs>
           <w:tab w:val="left" w:pos="1701"/>
@@ -14,7 +14,7 @@
           <w:color w:val="000000"/>
           <w:kern w:val="0"/>
           <w:lang w:eastAsia="es-PE"/>
-          <ns2:ligatures ns2:val="none"/>
+          <w14:ligatures w14:val="none"/>
         </w:rPr>
       </w:pPr>
       <w:bookmarkStart w:id="0" w:name="_Hlk80343540"/>
@@ -25,7 +25,7 @@
           <w:color w:val="000000"/>
           <w:kern w:val="0"/>
           <w:lang w:eastAsia="es-PE"/>
-          <ns2:ligatures ns2:val="none"/>
+          <w14:ligatures w14:val="none"/>
         </w:rPr>
         <w:t xml:space="preserve">EXPEDIENTE </w:t>
       </w:r>
@@ -36,7 +36,7 @@
           <w:color w:val="000000"/>
           <w:kern w:val="0"/>
           <w:lang w:eastAsia="es-PE"/>
-          <ns2:ligatures ns2:val="none"/>
+          <w14:ligatures w14:val="none"/>
         </w:rPr>
         <w:tab/>
         <w:t>:</w:t>
@@ -48,7 +48,7 @@
           <w:color w:val="000000"/>
           <w:kern w:val="0"/>
           <w:lang w:eastAsia="es-PE"/>
-          <ns2:ligatures ns2:val="none"/>
+          <w14:ligatures w14:val="none"/>
         </w:rPr>
         <w:tab/>
       </w:r>
@@ -61,12 +61,12 @@
           <w:kern w:val="0"/>
           <w:shd w:val="clear" w:color="auto" w:fill="FFFFFF"/>
           <w:lang w:eastAsia="es-PE"/>
-          <ns2:ligatures ns2:val="none"/>
+          <w14:ligatures w14:val="none"/>
         </w:rPr>
         <w:t>1903-2025/CC1</w:t>
       </w:r>
     </w:p>
-    <w:p ns2:paraId="7E5DC22B" ns2:textId="1A494D71">
+    <w:p>
       <w:pPr>
         <w:tabs>
           <w:tab w:val="left" w:pos="1701"/>
@@ -81,7 +81,7 @@
           <w:color w:val="000000"/>
           <w:kern w:val="0"/>
           <w:lang w:eastAsia="es-PE"/>
-          <ns2:ligatures ns2:val="none"/>
+          <w14:ligatures w14:val="none"/>
         </w:rPr>
       </w:pPr>
       <w:r>
@@ -91,79 +91,16 @@
           <w:color w:val="000000"/>
           <w:kern w:val="0"/>
           <w:lang w:eastAsia="es-PE"/>
-          <ns2:ligatures ns2:val="none"/>
-        </w:rPr>
-        <w:t xml:space="preserve">DENUNCIANTE:[DENUNCIANTE] (SEÑOR [APELLIDO])</w:t>
-      </w:r>
-      <w:r>
-        <w:rPr>
-          <w:rFonts w:ascii="Arial Narrow" w:eastAsia="Arial Narrow" w:hAnsi="Arial Narrow" w:cs="Arial Narrow"/>
-          <w:b/>
-          <w:color w:val="000000"/>
-          <w:kern w:val="0"/>
-          <w:lang w:eastAsia="es-PE"/>
-          <ns2:ligatures ns2:val="none"/>
-        </w:rPr>
+          <w14:ligatures w14:val="none"/>
+        </w:rPr>
+        <w:t>DENUNCIANTE</w:t>
         <w:tab/>
-        <w:t/>
-      </w:r>
-      <w:r>
-        <w:rPr>
-          <w:rFonts w:ascii="Arial Narrow" w:eastAsia="Arial Narrow" w:hAnsi="Arial Narrow" w:cs="Arial Narrow"/>
-          <w:b/>
-          <w:color w:val="000000"/>
-          <w:kern w:val="0"/>
-          <w:lang w:eastAsia="es-PE"/>
-          <ns2:ligatures ns2:val="none"/>
-        </w:rPr>
+        <w:t>:</w:t>
         <w:tab/>
-      </w:r>
-      <w:r>
-        <w:rPr>
-          <w:rFonts w:ascii="Arial Narrow" w:eastAsia="Arial Narrow" w:hAnsi="Arial Narrow" w:cs="Arial Narrow"/>
-          <w:b/>
-          <w:color w:val="000000"/>
-          <w:kern w:val="0"/>
-          <w:lang w:eastAsia="es-PE"/>
-          <ns2:ligatures ns2:val="none"/>
-        </w:rPr>
-        <w:t xml:space="preserve"/>
-      </w:r>
-      <w:r>
-        <w:rPr>
-          <w:rFonts w:ascii="Arial Narrow" w:eastAsia="Arial Narrow" w:hAnsi="Arial Narrow" w:cs="Arial Narrow"/>
-          <w:b/>
-          <w:color w:val="000000"/>
-          <w:kern w:val="0"/>
-          <w:lang w:eastAsia="es-PE"/>
-          <ns2:ligatures ns2:val="none"/>
-        </w:rPr>
-        <w:t xml:space="preserve"/>
-      </w:r>
-      <w:r>
-        <w:rPr>
-          <w:rFonts w:ascii="Arial Narrow" w:eastAsia="Arial Narrow" w:hAnsi="Arial Narrow" w:cs="Arial Narrow"/>
-          <w:b/>
-          <w:color w:val="000000"/>
-          <w:kern w:val="0"/>
-          <w:lang w:eastAsia="es-PE"/>
-          <ns2:ligatures ns2:val="none"/>
-        </w:rPr>
-        <w:t/>
-      </w:r>
-      <w:r>
-        <w:rPr>
-          <w:rFonts w:ascii="Arial Narrow" w:eastAsia="Arial Narrow" w:hAnsi="Arial Narrow" w:cs="Arial Narrow"/>
-          <w:b/>
-          <w:color w:val="000000"/>
-          <w:kern w:val="0"/>
-          <w:lang w:eastAsia="es-PE"/>
-          <ns2:ligatures ns2:val="none"/>
-        </w:rPr>
-        <w:t/>
-      </w:r>
-    </w:p>
-    <w:p ns2:paraId="6DEEEDFE" ns2:textId="3746E7FE">
+        <w:t xml:space="preserve">[DENUNCIANTE] (SEÑOR [APELLIDO])</w:t>
+      </w:r>
+    </w:p>
+    <w:p>
       <w:pPr>
         <w:tabs>
           <w:tab w:val="left" w:pos="1701"/>
@@ -178,7 +115,7 @@
           <w:color w:val="000000"/>
           <w:kern w:val="0"/>
           <w:lang w:eastAsia="es-PE"/>
-          <ns2:ligatures ns2:val="none"/>
+          <w14:ligatures w14:val="none"/>
         </w:rPr>
       </w:pPr>
       <w:r>
@@ -188,7 +125,7 @@
           <w:color w:val="000000"/>
           <w:kern w:val="0"/>
           <w:lang w:eastAsia="es-PE"/>
-          <ns2:ligatures ns2:val="none"/>
+          <w14:ligatures w14:val="none"/>
         </w:rPr>
         <w:t>DENUNCIADO</w:t>
       </w:r>
@@ -199,7 +136,7 @@
           <w:color w:val="000000"/>
           <w:kern w:val="0"/>
           <w:lang w:eastAsia="es-PE"/>
-          <ns2:ligatures ns2:val="none"/>
+          <w14:ligatures w14:val="none"/>
         </w:rPr>
         <w:tab/>
         <w:t>:</w:t>
@@ -211,7 +148,7 @@
           <w:color w:val="000000"/>
           <w:kern w:val="0"/>
           <w:lang w:eastAsia="es-PE"/>
-          <ns2:ligatures ns2:val="none"/>
+          <w14:ligatures w14:val="none"/>
         </w:rPr>
         <w:tab/>
       </w:r>
@@ -222,7 +159,7 @@
           <w:color w:val="000000"/>
           <w:kern w:val="0"/>
           <w:lang w:eastAsia="es-PE"/>
-          <ns2:ligatures ns2:val="none"/>
+          <w14:ligatures w14:val="none"/>
         </w:rPr>
         <w:t>MAPFRE PER</w:t>
       </w:r>
@@ -233,7 +170,7 @@
           <w:color w:val="000000"/>
           <w:kern w:val="0"/>
           <w:lang w:eastAsia="es-PE"/>
-          <ns2:ligatures ns2:val="none"/>
+          <w14:ligatures w14:val="none"/>
         </w:rPr>
         <w:t>Ú</w:t>
       </w:r>
@@ -244,7 +181,7 @@
           <w:color w:val="000000"/>
           <w:kern w:val="0"/>
           <w:lang w:eastAsia="es-PE"/>
-          <ns2:ligatures ns2:val="none"/>
+          <w14:ligatures w14:val="none"/>
         </w:rPr>
         <w:t xml:space="preserve"> COMPAÑ</w:t>
       </w:r>
@@ -255,7 +192,7 @@
           <w:color w:val="000000"/>
           <w:kern w:val="0"/>
           <w:lang w:eastAsia="es-PE"/>
-          <ns2:ligatures ns2:val="none"/>
+          <w14:ligatures w14:val="none"/>
         </w:rPr>
         <w:t>Í</w:t>
       </w:r>
@@ -266,7 +203,7 @@
           <w:color w:val="000000"/>
           <w:kern w:val="0"/>
           <w:lang w:eastAsia="es-PE"/>
-          <ns2:ligatures ns2:val="none"/>
+          <w14:ligatures w14:val="none"/>
         </w:rPr>
         <w:t xml:space="preserve">A DE SEGUROS Y </w:t>
       </w:r>
@@ -277,7 +214,7 @@
           <w:color w:val="000000"/>
           <w:kern w:val="0"/>
           <w:lang w:eastAsia="es-PE"/>
-          <ns2:ligatures ns2:val="none"/>
+          <w14:ligatures w14:val="none"/>
         </w:rPr>
         <w:t>REASEGUROS</w:t>
       </w:r>
@@ -288,7 +225,7 @@
           <w:color w:val="000000"/>
           <w:kern w:val="0"/>
           <w:lang w:eastAsia="es-PE"/>
-          <ns2:ligatures ns2:val="none"/>
+          <w14:ligatures w14:val="none"/>
         </w:rPr>
         <w:t xml:space="preserve"> S.A. (</w:t>
       </w:r>
@@ -299,7 +236,7 @@
           <w:color w:val="000000"/>
           <w:kern w:val="0"/>
           <w:lang w:eastAsia="es-PE"/>
-          <ns2:ligatures ns2:val="none"/>
+          <w14:ligatures w14:val="none"/>
         </w:rPr>
         <w:t>MAPFRE</w:t>
       </w:r>
@@ -310,12 +247,12 @@
           <w:color w:val="000000"/>
           <w:kern w:val="0"/>
           <w:lang w:eastAsia="es-PE"/>
-          <ns2:ligatures ns2:val="none"/>
+          <w14:ligatures w14:val="none"/>
         </w:rPr>
         <w:t>)</w:t>
       </w:r>
     </w:p>
-    <w:p ns2:paraId="022D2B94" ns2:textId="77777777">
+    <w:p>
       <w:pPr>
         <w:tabs>
           <w:tab w:val="left" w:pos="1701"/>
@@ -330,7 +267,7 @@
           <w:color w:val="000000"/>
           <w:kern w:val="0"/>
           <w:lang w:eastAsia="es-PE"/>
-          <ns2:ligatures ns2:val="none"/>
+          <w14:ligatures w14:val="none"/>
         </w:rPr>
       </w:pPr>
       <w:r>
@@ -340,7 +277,7 @@
           <w:color w:val="000000"/>
           <w:kern w:val="0"/>
           <w:lang w:eastAsia="es-PE"/>
-          <ns2:ligatures ns2:val="none"/>
+          <w14:ligatures w14:val="none"/>
         </w:rPr>
         <w:t>MATERIAS</w:t>
       </w:r>
@@ -351,7 +288,7 @@
           <w:color w:val="000000"/>
           <w:kern w:val="0"/>
           <w:lang w:eastAsia="es-PE"/>
-          <ns2:ligatures ns2:val="none"/>
+          <w14:ligatures w14:val="none"/>
         </w:rPr>
         <w:tab/>
         <w:t xml:space="preserve">: </w:t>
@@ -363,13 +300,13 @@
           <w:color w:val="000000"/>
           <w:kern w:val="0"/>
           <w:lang w:eastAsia="es-PE"/>
-          <ns2:ligatures ns2:val="none"/>
+          <w14:ligatures w14:val="none"/>
         </w:rPr>
         <w:tab/>
         <w:t>ADMISIÓN A TRÁMITE</w:t>
       </w:r>
     </w:p>
-    <w:p ns2:paraId="19ED7B73" ns2:textId="77777777">
+    <w:p>
       <w:pPr>
         <w:tabs>
           <w:tab w:val="left" w:pos="1701"/>
@@ -384,7 +321,7 @@
           <w:color w:val="000000"/>
           <w:kern w:val="0"/>
           <w:lang w:eastAsia="es-PE"/>
-          <ns2:ligatures ns2:val="none"/>
+          <w14:ligatures w14:val="none"/>
         </w:rPr>
       </w:pPr>
       <w:r>
@@ -394,12 +331,12 @@
           <w:color w:val="000000"/>
           <w:kern w:val="0"/>
           <w:lang w:eastAsia="es-PE"/>
-          <ns2:ligatures ns2:val="none"/>
+          <w14:ligatures w14:val="none"/>
         </w:rPr>
         <w:t xml:space="preserve">REQUERIMIENTO DE INFORMACIÓN </w:t>
       </w:r>
     </w:p>
-    <w:p ns2:paraId="46A5A479" ns2:textId="1FDC553D">
+    <w:p>
       <w:pPr>
         <w:tabs>
           <w:tab w:val="left" w:pos="1701"/>
@@ -413,7 +350,7 @@
           <w:color w:val="000000"/>
           <w:kern w:val="0"/>
           <w:lang w:eastAsia="es-PE"/>
-          <ns2:ligatures ns2:val="none"/>
+          <w14:ligatures w14:val="none"/>
         </w:rPr>
       </w:pPr>
       <w:r>
@@ -423,7 +360,7 @@
           <w:color w:val="000000"/>
           <w:kern w:val="0"/>
           <w:lang w:eastAsia="es-PE"/>
-          <ns2:ligatures ns2:val="none"/>
+          <w14:ligatures w14:val="none"/>
         </w:rPr>
         <w:t xml:space="preserve">RESOLUCIÓN </w:t>
       </w:r>
@@ -434,7 +371,7 @@
           <w:color w:val="000000"/>
           <w:kern w:val="0"/>
           <w:lang w:eastAsia="es-PE"/>
-          <ns2:ligatures ns2:val="none"/>
+          <w14:ligatures w14:val="none"/>
         </w:rPr>
         <w:tab/>
         <w:t>:</w:t>
@@ -446,7 +383,7 @@
           <w:color w:val="000000"/>
           <w:kern w:val="0"/>
           <w:lang w:eastAsia="es-PE"/>
-          <ns2:ligatures ns2:val="none"/>
+          <w14:ligatures w14:val="none"/>
         </w:rPr>
         <w:tab/>
       </w:r>
@@ -457,12 +394,12 @@
           <w:color w:val="000000"/>
           <w:kern w:val="0"/>
           <w:lang w:eastAsia="es-PE"/>
-          <ns2:ligatures ns2:val="none"/>
+          <w14:ligatures w14:val="none"/>
         </w:rPr>
         <w:t>1</w:t>
       </w:r>
     </w:p>
-    <w:p ns2:paraId="5BA3A18D" ns2:textId="77777777">
+    <w:p>
       <w:pPr>
         <w:tabs>
           <w:tab w:val="left" w:pos="1014"/>
@@ -475,11 +412,11 @@
           <w:kern w:val="0"/>
           <w:shd w:val="clear" w:color="auto" w:fill="FFFFFF"/>
           <w:lang w:eastAsia="es-PE"/>
-          <ns2:ligatures ns2:val="none"/>
-        </w:rPr>
-      </w:pPr>
-    </w:p>
-    <w:p ns2:paraId="2F799822" ns2:textId="28229EA1">
+          <w14:ligatures w14:val="none"/>
+        </w:rPr>
+      </w:pPr>
+    </w:p>
+    <w:p>
       <w:pPr>
         <w:tabs>
           <w:tab w:val="left" w:pos="1014"/>
@@ -492,7 +429,7 @@
           <w:kern w:val="0"/>
           <w:shd w:val="clear" w:color="auto" w:fill="FFFFFF"/>
           <w:lang w:eastAsia="es-PE"/>
-          <ns2:ligatures ns2:val="none"/>
+          <w14:ligatures w14:val="none"/>
         </w:rPr>
       </w:pPr>
       <w:r>
@@ -502,7 +439,7 @@
           <w:kern w:val="0"/>
           <w:shd w:val="clear" w:color="auto" w:fill="FFFFFF"/>
           <w:lang w:eastAsia="es-PE"/>
-          <ns2:ligatures ns2:val="none"/>
+          <w14:ligatures w14:val="none"/>
         </w:rPr>
         <w:t xml:space="preserve">Lima, </w:t>
       </w:r>
@@ -513,7 +450,7 @@
           <w:kern w:val="0"/>
           <w:shd w:val="clear" w:color="auto" w:fill="FFFFFF"/>
           <w:lang w:eastAsia="es-PE"/>
-          <ns2:ligatures ns2:val="none"/>
+          <w14:ligatures w14:val="none"/>
         </w:rPr>
         <w:t xml:space="preserve">12 de setiembre de 2025</w:t>
       </w:r>
@@ -524,7 +461,7 @@
           <w:kern w:val="0"/>
           <w:shd w:val="clear" w:color="auto" w:fill="FFFFFF"/>
           <w:lang w:eastAsia="es-PE"/>
-          <ns2:ligatures ns2:val="none"/>
+          <w14:ligatures w14:val="none"/>
         </w:rPr>
         <w:t xml:space="preserve"/>
       </w:r>
@@ -535,7 +472,7 @@
           <w:kern w:val="0"/>
           <w:shd w:val="clear" w:color="auto" w:fill="FFFFFF"/>
           <w:lang w:eastAsia="es-PE"/>
-          <ns2:ligatures ns2:val="none"/>
+          <w14:ligatures w14:val="none"/>
         </w:rPr>
         <w:t xml:space="preserve"/>
       </w:r>
@@ -546,12 +483,12 @@
           <w:kern w:val="0"/>
           <w:shd w:val="clear" w:color="auto" w:fill="FFFFFF"/>
           <w:lang w:eastAsia="es-PE"/>
-          <ns2:ligatures ns2:val="none"/>
+          <w14:ligatures w14:val="none"/>
         </w:rPr>
         <w:t xml:space="preserve"/>
       </w:r>
     </w:p>
-    <w:p ns2:paraId="66CE1821" ns2:textId="77777777">
+    <w:p>
       <w:pPr>
         <w:tabs>
           <w:tab w:val="left" w:pos="1014"/>
@@ -563,11 +500,11 @@
           <w:color w:val="000000"/>
           <w:kern w:val="0"/>
           <w:lang w:eastAsia="es-PE"/>
-          <ns2:ligatures ns2:val="none"/>
-        </w:rPr>
-      </w:pPr>
-    </w:p>
-    <w:p ns2:paraId="0B80AAA5" ns2:textId="77777777">
+          <w14:ligatures w14:val="none"/>
+        </w:rPr>
+      </w:pPr>
+    </w:p>
+    <w:p>
       <w:pPr>
         <w:numPr>
           <w:ilvl w:val="0"/>
@@ -581,7 +518,7 @@
           <w:color w:val="000000"/>
           <w:kern w:val="0"/>
           <w:lang w:eastAsia="es-PE"/>
-          <ns2:ligatures ns2:val="none"/>
+          <w14:ligatures w14:val="none"/>
         </w:rPr>
       </w:pPr>
       <w:r>
@@ -591,12 +528,12 @@
           <w:color w:val="000000"/>
           <w:kern w:val="0"/>
           <w:lang w:eastAsia="es-PE"/>
-          <ns2:ligatures ns2:val="none"/>
+          <w14:ligatures w14:val="none"/>
         </w:rPr>
         <w:t xml:space="preserve">HECHOS </w:t>
       </w:r>
     </w:p>
-    <w:p ns2:paraId="621F2AB2" ns2:textId="77777777">
+    <w:p>
       <w:pPr>
         <w:spacing w:after="0" w:line="240" w:lineRule="auto"/>
         <w:jc w:val="both"/>
@@ -605,11 +542,11 @@
           <w:color w:val="000000"/>
           <w:kern w:val="0"/>
           <w:lang w:eastAsia="es-PE"/>
-          <ns2:ligatures ns2:val="none"/>
-        </w:rPr>
-      </w:pPr>
-    </w:p>
-    <w:p ns2:paraId="60B5D5B0" ns2:textId="49B0211A">
+          <w14:ligatures w14:val="none"/>
+        </w:rPr>
+      </w:pPr>
+    </w:p>
+    <w:p>
       <w:pPr>
         <w:numPr>
           <w:ilvl w:val="1"/>
@@ -623,7 +560,7 @@
           <w:color w:val="000000"/>
           <w:kern w:val="0"/>
           <w:lang w:val="es-ES" w:eastAsia="es-ES"/>
-          <ns2:ligatures ns2:val="none"/>
+          <w14:ligatures w14:val="none"/>
         </w:rPr>
       </w:pPr>
       <w:r>
@@ -632,7 +569,7 @@
           <w:color w:val="000000"/>
           <w:kern w:val="0"/>
           <w:lang w:val="es-ES" w:eastAsia="es-ES"/>
-          <ns2:ligatures ns2:val="none"/>
+          <w14:ligatures w14:val="none"/>
         </w:rPr>
         <w:t xml:space="preserve">Mediante el escrito del 11 de agosto de 2025, el señor [APELLIDO] denunció a Mapfre por presuntas infracciones a la Ley 29571, Código de Protección y Defensa del Consumidor (en adelante, Código), señalando lo siguiente:</w:t>
       </w:r>
@@ -642,7 +579,7 @@
           <w:color w:val="000000"/>
           <w:kern w:val="0"/>
           <w:lang w:val="es-ES" w:eastAsia="es-ES"/>
-          <ns2:ligatures ns2:val="none"/>
+          <w14:ligatures w14:val="none"/>
         </w:rPr>
         <w:t/>
       </w:r>
@@ -650,7 +587,7 @@
         <w:rPr>
           <w:rFonts w:ascii="Arial Narrow" w:eastAsia="Calibri" w:hAnsi="Arial Narrow" w:cs="Arial"/>
           <w:kern w:val="0"/>
-          <ns2:ligatures ns2:val="none"/>
+          <w14:ligatures w14:val="none"/>
         </w:rPr>
         <w:t/>
       </w:r>
@@ -658,7 +595,7 @@
         <w:rPr>
           <w:rFonts w:ascii="Arial Narrow" w:eastAsia="Calibri" w:hAnsi="Arial Narrow" w:cs="Arial"/>
           <w:kern w:val="0"/>
-          <ns2:ligatures ns2:val="none"/>
+          <w14:ligatures w14:val="none"/>
         </w:rPr>
         <w:t xml:space="preserve"/>
       </w:r>
@@ -666,7 +603,7 @@
         <w:rPr>
           <w:rFonts w:ascii="Arial Narrow" w:eastAsia="Calibri" w:hAnsi="Arial Narrow" w:cs="Arial"/>
           <w:kern w:val="0"/>
-          <ns2:ligatures ns2:val="none"/>
+          <w14:ligatures w14:val="none"/>
         </w:rPr>
         <w:t/>
       </w:r>
@@ -674,7 +611,7 @@
         <w:rPr>
           <w:rFonts w:ascii="Arial Narrow" w:eastAsia="Calibri" w:hAnsi="Arial Narrow" w:cs="Arial"/>
           <w:kern w:val="0"/>
-          <ns2:ligatures ns2:val="none"/>
+          <w14:ligatures w14:val="none"/>
         </w:rPr>
         <w:t xml:space="preserve"/>
       </w:r>
@@ -682,7 +619,7 @@
         <w:rPr>
           <w:rFonts w:ascii="Arial Narrow" w:eastAsia="Calibri" w:hAnsi="Arial Narrow" w:cs="Arial"/>
           <w:kern w:val="0"/>
-          <ns2:ligatures ns2:val="none"/>
+          <w14:ligatures w14:val="none"/>
         </w:rPr>
         <w:t xml:space="preserve"/>
       </w:r>
@@ -690,7 +627,7 @@
         <w:rPr>
           <w:rFonts w:ascii="Arial Narrow" w:eastAsia="Calibri" w:hAnsi="Arial Narrow" w:cs="Arial"/>
           <w:kern w:val="0"/>
-          <ns2:ligatures ns2:val="none"/>
+          <w14:ligatures w14:val="none"/>
         </w:rPr>
         <w:t/>
       </w:r>
@@ -700,7 +637,7 @@
           <w:color w:val="000000"/>
           <w:kern w:val="0"/>
           <w:lang w:val="es-ES" w:eastAsia="es-ES"/>
-          <ns2:ligatures ns2:val="none"/>
+          <w14:ligatures w14:val="none"/>
         </w:rPr>
         <w:t xml:space="preserve"/>
       </w:r>
@@ -710,7 +647,7 @@
           <w:color w:val="000000"/>
           <w:kern w:val="0"/>
           <w:lang w:val="es-ES" w:eastAsia="es-ES"/>
-          <ns2:ligatures ns2:val="none"/>
+          <w14:ligatures w14:val="none"/>
         </w:rPr>
         <w:t xml:space="preserve"/>
       </w:r>
@@ -720,7 +657,7 @@
           <w:color w:val="000000"/>
           <w:kern w:val="0"/>
           <w:lang w:val="es-ES" w:eastAsia="es-ES"/>
-          <ns2:ligatures ns2:val="none"/>
+          <w14:ligatures w14:val="none"/>
         </w:rPr>
         <w:t/>
       </w:r>
@@ -732,7 +669,7 @@
           <w:kern w:val="0"/>
           <w:vertAlign w:val="superscript"/>
           <w:lang w:val="es-ES" w:eastAsia="es-ES"/>
-          <ns2:ligatures ns2:val="none"/>
+          <w14:ligatures w14:val="none"/>
         </w:rPr>
         <w:footnoteReference w:id="1"/>
       </w:r>
@@ -742,7 +679,7 @@
           <w:color w:val="000000"/>
           <w:kern w:val="0"/>
           <w:lang w:val="es-ES" w:eastAsia="es-ES"/>
-          <ns2:ligatures ns2:val="none"/>
+          <w14:ligatures w14:val="none"/>
         </w:rPr>
         <w:t xml:space="preserve"/>
       </w:r>
@@ -753,12 +690,12 @@
           <w:color w:val="000000"/>
           <w:kern w:val="0"/>
           <w:lang w:val="es-ES" w:eastAsia="es-ES"/>
-          <ns2:ligatures ns2:val="none"/>
+          <w14:ligatures w14:val="none"/>
         </w:rPr>
         <w:t/>
       </w:r>
     </w:p>
-    <w:p ns2:paraId="3AD3B7C6" ns2:textId="77777777">
+    <w:p>
       <w:pPr>
         <w:tabs>
           <w:tab w:val="left" w:pos="1134"/>
@@ -770,11 +707,11 @@
           <w:color w:val="000000"/>
           <w:kern w:val="0"/>
           <w:lang w:val="es-ES" w:eastAsia="es-ES"/>
-          <ns2:ligatures ns2:val="none"/>
-        </w:rPr>
-      </w:pPr>
-    </w:p>
-    <w:p ns2:paraId="0E6B00C3" ns2:textId="5E0B78CA">
+          <w14:ligatures w14:val="none"/>
+        </w:rPr>
+      </w:pPr>
+    </w:p>
+    <w:p>
       <w:pPr>
         <w:pStyle w:val="Prrafodelista"/>
         <w:numPr>
@@ -792,16 +729,16 @@
           <w:color w:val="000000"/>
           <w:kern w:val="0"/>
           <w:lang w:eastAsia="es-ES"/>
-          <ns2:ligatures ns2:val="none"/>
-        </w:rPr>
-      </w:pPr>
-      <w:r>
-        <w:rPr>
-          <w:rFonts w:ascii="Arial Narrow" w:eastAsia="Times New Roman" w:hAnsi="Arial Narrow" w:cs="Arial"/>
-          <w:color w:val="000000"/>
-          <w:kern w:val="0"/>
-          <w:lang w:eastAsia="es-ES"/>
-          <ns2:ligatures ns2:val="none"/>
+          <w14:ligatures w14:val="none"/>
+        </w:rPr>
+      </w:pPr>
+      <w:r>
+        <w:rPr>
+          <w:rFonts w:ascii="Arial Narrow" w:eastAsia="Times New Roman" w:hAnsi="Arial Narrow" w:cs="Arial"/>
+          <w:color w:val="000000"/>
+          <w:kern w:val="0"/>
+          <w:lang w:eastAsia="es-ES"/>
+          <w14:ligatures w14:val="none"/>
         </w:rPr>
         <w:t>El</w:t>
       </w:r>
@@ -811,7 +748,7 @@
           <w:color w:val="000000"/>
           <w:kern w:val="0"/>
           <w:lang w:eastAsia="es-ES"/>
-          <ns2:ligatures ns2:val="none"/>
+          <w14:ligatures w14:val="none"/>
         </w:rPr>
         <w:t xml:space="preserve"> 8 de mayo de 2000, </w:t>
       </w:r>
@@ -821,7 +758,7 @@
           <w:color w:val="000000"/>
           <w:kern w:val="0"/>
           <w:lang w:eastAsia="es-ES"/>
-          <ns2:ligatures ns2:val="none"/>
+          <w14:ligatures w14:val="none"/>
         </w:rPr>
         <w:t xml:space="preserve">inició la vigencia del </w:t>
       </w:r>
@@ -831,7 +768,7 @@
           <w:color w:val="000000"/>
           <w:kern w:val="0"/>
           <w:lang w:eastAsia="es-ES"/>
-          <ns2:ligatures ns2:val="none"/>
+          <w14:ligatures w14:val="none"/>
         </w:rPr>
         <w:t xml:space="preserve">Seguro de Vida Individual – Póliza 200000540 (en adelante, “Seguro de Vida”) </w:t>
       </w:r>
@@ -841,7 +778,7 @@
           <w:color w:val="000000"/>
           <w:kern w:val="0"/>
           <w:lang w:eastAsia="es-ES"/>
-          <ns2:ligatures ns2:val="none"/>
+          <w14:ligatures w14:val="none"/>
         </w:rPr>
         <w:t>que contrató con</w:t>
       </w:r>
@@ -851,7 +788,7 @@
           <w:color w:val="000000"/>
           <w:kern w:val="0"/>
           <w:lang w:eastAsia="es-ES"/>
-          <ns2:ligatures ns2:val="none"/>
+          <w14:ligatures w14:val="none"/>
         </w:rPr>
         <w:t xml:space="preserve"> la </w:t>
       </w:r>
@@ -861,7 +798,7 @@
           <w:color w:val="000000"/>
           <w:kern w:val="0"/>
           <w:lang w:eastAsia="es-ES"/>
-          <ns2:ligatures ns2:val="none"/>
+          <w14:ligatures w14:val="none"/>
         </w:rPr>
         <w:t xml:space="preserve">compañía </w:t>
       </w:r>
@@ -871,7 +808,7 @@
           <w:color w:val="000000"/>
           <w:kern w:val="0"/>
           <w:lang w:eastAsia="es-ES"/>
-          <ns2:ligatures ns2:val="none"/>
+          <w14:ligatures w14:val="none"/>
         </w:rPr>
         <w:t xml:space="preserve">aseguradora </w:t>
       </w:r>
@@ -881,7 +818,7 @@
           <w:color w:val="000000"/>
           <w:kern w:val="0"/>
           <w:lang w:eastAsia="es-ES"/>
-          <ns2:ligatures ns2:val="none"/>
+          <w14:ligatures w14:val="none"/>
         </w:rPr>
         <w:t xml:space="preserve">Generali Perú </w:t>
       </w:r>
@@ -891,7 +828,7 @@
           <w:color w:val="000000"/>
           <w:kern w:val="0"/>
           <w:lang w:eastAsia="es-ES"/>
-          <ns2:ligatures ns2:val="none"/>
+          <w14:ligatures w14:val="none"/>
         </w:rPr>
         <w:t>(</w:t>
       </w:r>
@@ -901,7 +838,7 @@
           <w:color w:val="000000"/>
           <w:kern w:val="0"/>
           <w:lang w:eastAsia="es-ES"/>
-          <ns2:ligatures ns2:val="none"/>
+          <w14:ligatures w14:val="none"/>
         </w:rPr>
         <w:t xml:space="preserve">actualmente, </w:t>
       </w:r>
@@ -911,7 +848,7 @@
           <w:color w:val="000000"/>
           <w:kern w:val="0"/>
           <w:lang w:val="es-ES" w:eastAsia="es-ES"/>
-          <ns2:ligatures ns2:val="none"/>
+          <w14:ligatures w14:val="none"/>
         </w:rPr>
         <w:t>Mapfre</w:t>
       </w:r>
@@ -921,7 +858,7 @@
           <w:color w:val="000000"/>
           <w:kern w:val="0"/>
           <w:lang w:eastAsia="es-ES"/>
-          <ns2:ligatures ns2:val="none"/>
+          <w14:ligatures w14:val="none"/>
         </w:rPr>
         <w:t>), bajo una suma asegurada por fallecimiento de US$ 250 000</w:t>
       </w:r>
@@ -931,7 +868,7 @@
           <w:color w:val="000000"/>
           <w:kern w:val="0"/>
           <w:lang w:eastAsia="es-ES"/>
-          <ns2:ligatures ns2:val="none"/>
+          <w14:ligatures w14:val="none"/>
         </w:rPr>
         <w:t>,00</w:t>
       </w:r>
@@ -941,7 +878,7 @@
           <w:color w:val="000000"/>
           <w:kern w:val="0"/>
           <w:lang w:eastAsia="es-ES"/>
-          <ns2:ligatures ns2:val="none"/>
+          <w14:ligatures w14:val="none"/>
         </w:rPr>
         <w:t xml:space="preserve"> y una prima anual de US$ 1 126,08, </w:t>
       </w:r>
@@ -951,7 +888,7 @@
           <w:color w:val="000000"/>
           <w:kern w:val="0"/>
           <w:lang w:eastAsia="es-ES"/>
-          <ns2:ligatures ns2:val="none"/>
+          <w14:ligatures w14:val="none"/>
         </w:rPr>
         <w:t>pagado</w:t>
       </w:r>
@@ -961,12 +898,12 @@
           <w:color w:val="000000"/>
           <w:kern w:val="0"/>
           <w:lang w:eastAsia="es-ES"/>
-          <ns2:ligatures ns2:val="none"/>
+          <w14:ligatures w14:val="none"/>
         </w:rPr>
         <w:t xml:space="preserve"> en cuotas mensuales de US$ 93,84. </w:t>
       </w:r>
     </w:p>
-    <w:p ns2:paraId="02E316AA" ns2:textId="77777777">
+    <w:p>
       <w:pPr>
         <w:pStyle w:val="Prrafodelista"/>
         <w:spacing w:after="0" w:line="240" w:lineRule="auto"/>
@@ -977,11 +914,11 @@
           <w:color w:val="000000"/>
           <w:kern w:val="0"/>
           <w:lang w:eastAsia="es-ES"/>
-          <ns2:ligatures ns2:val="none"/>
-        </w:rPr>
-      </w:pPr>
-    </w:p>
-    <w:p ns2:paraId="2F7D7364" ns2:textId="5C1F7927">
+          <w14:ligatures w14:val="none"/>
+        </w:rPr>
+      </w:pPr>
+    </w:p>
+    <w:p>
       <w:pPr>
         <w:pStyle w:val="Prrafodelista"/>
         <w:numPr>
@@ -999,16 +936,16 @@
           <w:color w:val="000000"/>
           <w:kern w:val="0"/>
           <w:lang w:eastAsia="es-ES"/>
-          <ns2:ligatures ns2:val="none"/>
-        </w:rPr>
-      </w:pPr>
-      <w:r>
-        <w:rPr>
-          <w:rFonts w:ascii="Arial Narrow" w:eastAsia="Times New Roman" w:hAnsi="Arial Narrow" w:cs="Arial"/>
-          <w:color w:val="000000"/>
-          <w:kern w:val="0"/>
-          <w:lang w:eastAsia="es-ES"/>
-          <ns2:ligatures ns2:val="none"/>
+          <w14:ligatures w14:val="none"/>
+        </w:rPr>
+      </w:pPr>
+      <w:r>
+        <w:rPr>
+          <w:rFonts w:ascii="Arial Narrow" w:eastAsia="Times New Roman" w:hAnsi="Arial Narrow" w:cs="Arial"/>
+          <w:color w:val="000000"/>
+          <w:kern w:val="0"/>
+          <w:lang w:eastAsia="es-ES"/>
+          <w14:ligatures w14:val="none"/>
         </w:rPr>
         <w:t xml:space="preserve">El 16 de setiembre de 2021, solicitó un reporte detallado de pagos del Seguro de Vida, el cual indicó que el monto total abonado ascendía a US$ 23 920,00. </w:t>
       </w:r>
@@ -1018,7 +955,7 @@
           <w:color w:val="000000"/>
           <w:kern w:val="0"/>
           <w:lang w:eastAsia="es-ES"/>
-          <ns2:ligatures ns2:val="none"/>
+          <w14:ligatures w14:val="none"/>
         </w:rPr>
         <w:t xml:space="preserve">El 22 de setiembre de 2021, </w:t>
       </w:r>
@@ -1028,7 +965,7 @@
           <w:color w:val="000000"/>
           <w:kern w:val="0"/>
           <w:lang w:val="es-ES" w:eastAsia="es-ES"/>
-          <ns2:ligatures ns2:val="none"/>
+          <w14:ligatures w14:val="none"/>
         </w:rPr>
         <w:t xml:space="preserve">Mapfre le </w:t>
       </w:r>
@@ -1038,12 +975,12 @@
           <w:color w:val="000000"/>
           <w:kern w:val="0"/>
           <w:lang w:eastAsia="es-ES"/>
-          <ns2:ligatures ns2:val="none"/>
+          <w14:ligatures w14:val="none"/>
         </w:rPr>
         <w:t xml:space="preserve">informó que el fondo acumulado del Seguro de Vida era de US$ 5 234,00. </w:t>
       </w:r>
     </w:p>
-    <w:p ns2:paraId="46411B7F" ns2:textId="77777777">
+    <w:p>
       <w:pPr>
         <w:pStyle w:val="Prrafodelista"/>
         <w:spacing w:after="0" w:line="240" w:lineRule="auto"/>
@@ -1054,11 +991,11 @@
           <w:color w:val="000000"/>
           <w:kern w:val="0"/>
           <w:lang w:eastAsia="es-ES"/>
-          <ns2:ligatures ns2:val="none"/>
-        </w:rPr>
-      </w:pPr>
-    </w:p>
-    <w:p ns2:paraId="459E1A93" ns2:textId="5AEE68B8">
+          <w14:ligatures w14:val="none"/>
+        </w:rPr>
+      </w:pPr>
+    </w:p>
+    <w:p>
       <w:pPr>
         <w:pStyle w:val="Prrafodelista"/>
         <w:numPr>
@@ -1076,16 +1013,16 @@
           <w:color w:val="000000"/>
           <w:kern w:val="0"/>
           <w:lang w:eastAsia="es-ES"/>
-          <ns2:ligatures ns2:val="none"/>
-        </w:rPr>
-      </w:pPr>
-      <w:r>
-        <w:rPr>
-          <w:rFonts w:ascii="Arial Narrow" w:eastAsia="Times New Roman" w:hAnsi="Arial Narrow" w:cs="Arial"/>
-          <w:color w:val="000000"/>
-          <w:kern w:val="0"/>
-          <w:lang w:eastAsia="es-ES"/>
-          <ns2:ligatures ns2:val="none"/>
+          <w14:ligatures w14:val="none"/>
+        </w:rPr>
+      </w:pPr>
+      <w:r>
+        <w:rPr>
+          <w:rFonts w:ascii="Arial Narrow" w:eastAsia="Times New Roman" w:hAnsi="Arial Narrow" w:cs="Arial"/>
+          <w:color w:val="000000"/>
+          <w:kern w:val="0"/>
+          <w:lang w:eastAsia="es-ES"/>
+          <w14:ligatures w14:val="none"/>
         </w:rPr>
         <w:t>Desde 2021 hasta</w:t>
       </w:r>
@@ -1095,7 +1032,7 @@
           <w:color w:val="000000"/>
           <w:kern w:val="0"/>
           <w:lang w:eastAsia="es-ES"/>
-          <ns2:ligatures ns2:val="none"/>
+          <w14:ligatures w14:val="none"/>
         </w:rPr>
         <w:t xml:space="preserve"> 2024, efectuó pago de primas del Seguro de </w:t>
       </w:r>
@@ -1105,7 +1042,7 @@
           <w:color w:val="000000"/>
           <w:kern w:val="0"/>
           <w:lang w:eastAsia="es-ES"/>
-          <ns2:ligatures ns2:val="none"/>
+          <w14:ligatures w14:val="none"/>
         </w:rPr>
         <w:t xml:space="preserve">Vida Individual mediante débito automático realizado por Mapfre a su cuenta de ahorros en moneda dólares. </w:t>
       </w:r>
@@ -1115,7 +1052,7 @@
           <w:color w:val="000000"/>
           <w:kern w:val="0"/>
           <w:lang w:eastAsia="es-ES"/>
-          <ns2:ligatures ns2:val="none"/>
+          <w14:ligatures w14:val="none"/>
         </w:rPr>
         <w:t>Asimismo, d</w:t>
       </w:r>
@@ -1125,7 +1062,7 @@
           <w:color w:val="000000"/>
           <w:kern w:val="0"/>
           <w:lang w:eastAsia="es-ES"/>
-          <ns2:ligatures ns2:val="none"/>
+          <w14:ligatures w14:val="none"/>
         </w:rPr>
         <w:t>urante el año 2023, se debitó quince cuotas de US$ 94</w:t>
       </w:r>
@@ -1135,7 +1072,7 @@
           <w:color w:val="000000"/>
           <w:kern w:val="0"/>
           <w:lang w:eastAsia="es-ES"/>
-          <ns2:ligatures ns2:val="none"/>
+          <w14:ligatures w14:val="none"/>
         </w:rPr>
         <w:t>,</w:t>
       </w:r>
@@ -1145,7 +1082,7 @@
           <w:color w:val="000000"/>
           <w:kern w:val="0"/>
           <w:lang w:eastAsia="es-ES"/>
-          <ns2:ligatures ns2:val="none"/>
+          <w14:ligatures w14:val="none"/>
         </w:rPr>
         <w:t>76 por un total de US$ 1 421</w:t>
       </w:r>
@@ -1155,7 +1092,7 @@
           <w:color w:val="000000"/>
           <w:kern w:val="0"/>
           <w:lang w:eastAsia="es-ES"/>
-          <ns2:ligatures ns2:val="none"/>
+          <w14:ligatures w14:val="none"/>
         </w:rPr>
         <w:t>,</w:t>
       </w:r>
@@ -1165,7 +1102,7 @@
           <w:color w:val="000000"/>
           <w:kern w:val="0"/>
           <w:lang w:eastAsia="es-ES"/>
-          <ns2:ligatures ns2:val="none"/>
+          <w14:ligatures w14:val="none"/>
         </w:rPr>
         <w:t xml:space="preserve">40 en su cuenta de ahorros </w:t>
       </w:r>
@@ -1175,25 +1112,25 @@
           <w:color w:val="000000"/>
           <w:kern w:val="0"/>
           <w:lang w:eastAsia="es-ES"/>
-          <ns2:ligatures ns2:val="none"/>
+          <w14:ligatures w14:val="none"/>
         </w:rPr>
         <w:t xml:space="preserve">correspondientes al Seguro de Vida. </w:t>
       </w:r>
     </w:p>
-    <w:p ns2:paraId="14A44403" ns2:textId="77777777">
-      <w:pPr>
-        <w:spacing w:after="0" w:line="240" w:lineRule="auto"/>
-        <w:jc w:val="both"/>
-        <w:rPr>
-          <w:rFonts w:ascii="Arial Narrow" w:eastAsia="Times New Roman" w:hAnsi="Arial Narrow" w:cs="Arial"/>
-          <w:color w:val="000000"/>
-          <w:kern w:val="0"/>
-          <w:lang w:eastAsia="es-ES"/>
-          <ns2:ligatures ns2:val="none"/>
-        </w:rPr>
-      </w:pPr>
-    </w:p>
-    <w:p ns2:paraId="7CD1F529" ns2:textId="4FFE5F92">
+    <w:p>
+      <w:pPr>
+        <w:spacing w:after="0" w:line="240" w:lineRule="auto"/>
+        <w:jc w:val="both"/>
+        <w:rPr>
+          <w:rFonts w:ascii="Arial Narrow" w:eastAsia="Times New Roman" w:hAnsi="Arial Narrow" w:cs="Arial"/>
+          <w:color w:val="000000"/>
+          <w:kern w:val="0"/>
+          <w:lang w:eastAsia="es-ES"/>
+          <w14:ligatures w14:val="none"/>
+        </w:rPr>
+      </w:pPr>
+    </w:p>
+    <w:p>
       <w:pPr>
         <w:pStyle w:val="Prrafodelista"/>
         <w:numPr>
@@ -1211,16 +1148,16 @@
           <w:color w:val="000000"/>
           <w:kern w:val="0"/>
           <w:lang w:eastAsia="es-ES"/>
-          <ns2:ligatures ns2:val="none"/>
-        </w:rPr>
-      </w:pPr>
-      <w:r>
-        <w:rPr>
-          <w:rFonts w:ascii="Arial Narrow" w:eastAsia="Times New Roman" w:hAnsi="Arial Narrow" w:cs="Arial"/>
-          <w:color w:val="000000"/>
-          <w:kern w:val="0"/>
-          <w:lang w:eastAsia="es-ES"/>
-          <ns2:ligatures ns2:val="none"/>
+          <w14:ligatures w14:val="none"/>
+        </w:rPr>
+      </w:pPr>
+      <w:r>
+        <w:rPr>
+          <w:rFonts w:ascii="Arial Narrow" w:eastAsia="Times New Roman" w:hAnsi="Arial Narrow" w:cs="Arial"/>
+          <w:color w:val="000000"/>
+          <w:kern w:val="0"/>
+          <w:lang w:eastAsia="es-ES"/>
+          <w14:ligatures w14:val="none"/>
         </w:rPr>
         <w:t xml:space="preserve">El 31 de enero de 2024, </w:t>
       </w:r>
@@ -1230,7 +1167,7 @@
           <w:color w:val="000000"/>
           <w:kern w:val="0"/>
           <w:lang w:val="es-ES" w:eastAsia="es-ES"/>
-          <ns2:ligatures ns2:val="none"/>
+          <w14:ligatures w14:val="none"/>
         </w:rPr>
         <w:t xml:space="preserve">Mapfre </w:t>
       </w:r>
@@ -1240,7 +1177,7 @@
           <w:color w:val="000000"/>
           <w:kern w:val="0"/>
           <w:lang w:eastAsia="es-ES"/>
-          <ns2:ligatures ns2:val="none"/>
+          <w14:ligatures w14:val="none"/>
         </w:rPr>
         <w:t xml:space="preserve">le comunicó vía </w:t>
       </w:r>
@@ -1250,7 +1187,7 @@
           <w:color w:val="000000"/>
           <w:kern w:val="0"/>
           <w:lang w:eastAsia="es-ES"/>
-          <ns2:ligatures ns2:val="none"/>
+          <w14:ligatures w14:val="none"/>
         </w:rPr>
         <w:t xml:space="preserve">carta </w:t>
       </w:r>
@@ -1260,7 +1197,7 @@
           <w:color w:val="000000"/>
           <w:kern w:val="0"/>
           <w:lang w:eastAsia="es-ES"/>
-          <ns2:ligatures ns2:val="none"/>
+          <w14:ligatures w14:val="none"/>
         </w:rPr>
         <w:t>notarial que el</w:t>
       </w:r>
@@ -1270,7 +1207,7 @@
           <w:color w:val="000000"/>
           <w:kern w:val="0"/>
           <w:lang w:eastAsia="es-ES"/>
-          <ns2:ligatures ns2:val="none"/>
+          <w14:ligatures w14:val="none"/>
         </w:rPr>
         <w:t xml:space="preserve"> Seguro de Vida quedaría anulado el 9 de marzo de 2024, </w:t>
       </w:r>
@@ -1280,7 +1217,7 @@
           <w:color w:val="000000"/>
           <w:kern w:val="0"/>
           <w:lang w:eastAsia="es-ES"/>
-          <ns2:ligatures ns2:val="none"/>
+          <w14:ligatures w14:val="none"/>
         </w:rPr>
         <w:t>por no contar con fondos en valor efectivo corriente desde el 8 de noviembre de 2023, e indicó que al 8 de mayo de 2022 el valor efectivo corriente ascendía a US$ 3 741</w:t>
       </w:r>
@@ -1290,7 +1227,7 @@
           <w:color w:val="000000"/>
           <w:kern w:val="0"/>
           <w:lang w:eastAsia="es-ES"/>
-          <ns2:ligatures ns2:val="none"/>
+          <w14:ligatures w14:val="none"/>
         </w:rPr>
         <w:t>,</w:t>
       </w:r>
@@ -1300,7 +1237,7 @@
           <w:color w:val="000000"/>
           <w:kern w:val="0"/>
           <w:lang w:eastAsia="es-ES"/>
-          <ns2:ligatures ns2:val="none"/>
+          <w14:ligatures w14:val="none"/>
         </w:rPr>
         <w:t>81 permitiendo mantener vigencia hasta el 8 de mayo de 2023 con valor efectivo corriente de US$ 1 568</w:t>
       </w:r>
@@ -1310,7 +1247,7 @@
           <w:color w:val="000000"/>
           <w:kern w:val="0"/>
           <w:lang w:eastAsia="es-ES"/>
-          <ns2:ligatures ns2:val="none"/>
+          <w14:ligatures w14:val="none"/>
         </w:rPr>
         <w:t>,</w:t>
       </w:r>
@@ -1320,7 +1257,7 @@
           <w:color w:val="000000"/>
           <w:kern w:val="0"/>
           <w:lang w:eastAsia="es-ES"/>
-          <ns2:ligatures ns2:val="none"/>
+          <w14:ligatures w14:val="none"/>
         </w:rPr>
         <w:t>29 luego de imputar ingresos y egresos del mes.</w:t>
       </w:r>
@@ -1330,12 +1267,12 @@
           <w:color w:val="000000"/>
           <w:kern w:val="0"/>
           <w:lang w:eastAsia="es-ES"/>
-          <ns2:ligatures ns2:val="none"/>
+          <w14:ligatures w14:val="none"/>
         </w:rPr>
         <w:t xml:space="preserve"> </w:t>
       </w:r>
     </w:p>
-    <w:p ns2:paraId="17CA0CFC" ns2:textId="77777777">
+    <w:p>
       <w:pPr>
         <w:pStyle w:val="Prrafodelista"/>
         <w:spacing w:after="0" w:line="240" w:lineRule="auto"/>
@@ -1346,11 +1283,11 @@
           <w:color w:val="000000"/>
           <w:kern w:val="0"/>
           <w:lang w:eastAsia="es-ES"/>
-          <ns2:ligatures ns2:val="none"/>
-        </w:rPr>
-      </w:pPr>
-    </w:p>
-    <w:p ns2:paraId="3D60E049" ns2:textId="0B0A1A81">
+          <w14:ligatures w14:val="none"/>
+        </w:rPr>
+      </w:pPr>
+    </w:p>
+    <w:p>
       <w:pPr>
         <w:pStyle w:val="Prrafodelista"/>
         <w:numPr>
@@ -1368,16 +1305,16 @@
           <w:color w:val="000000"/>
           <w:kern w:val="0"/>
           <w:lang w:eastAsia="es-ES"/>
-          <ns2:ligatures ns2:val="none"/>
-        </w:rPr>
-      </w:pPr>
-      <w:r>
-        <w:rPr>
-          <w:rFonts w:ascii="Arial Narrow" w:eastAsia="Times New Roman" w:hAnsi="Arial Narrow" w:cs="Arial"/>
-          <w:color w:val="000000"/>
-          <w:kern w:val="0"/>
-          <w:lang w:eastAsia="es-ES"/>
-          <ns2:ligatures ns2:val="none"/>
+          <w14:ligatures w14:val="none"/>
+        </w:rPr>
+      </w:pPr>
+      <w:r>
+        <w:rPr>
+          <w:rFonts w:ascii="Arial Narrow" w:eastAsia="Times New Roman" w:hAnsi="Arial Narrow" w:cs="Arial"/>
+          <w:color w:val="000000"/>
+          <w:kern w:val="0"/>
+          <w:lang w:eastAsia="es-ES"/>
+          <w14:ligatures w14:val="none"/>
         </w:rPr>
         <w:t>El 7 de febrero de 2024, respondió mediante</w:t>
       </w:r>
@@ -1387,7 +1324,7 @@
           <w:color w:val="000000"/>
           <w:kern w:val="0"/>
           <w:lang w:eastAsia="es-ES"/>
-          <ns2:ligatures ns2:val="none"/>
+          <w14:ligatures w14:val="none"/>
         </w:rPr>
         <w:t xml:space="preserve"> un reclamo vía</w:t>
       </w:r>
@@ -1397,12 +1334,12 @@
           <w:color w:val="000000"/>
           <w:kern w:val="0"/>
           <w:lang w:eastAsia="es-ES"/>
-          <ns2:ligatures ns2:val="none"/>
+          <w14:ligatures w14:val="none"/>
         </w:rPr>
         <w:t xml:space="preserve"> carta notarial manifestando su voluntad de continuar con el Seguro de Vida, solicitando información sobre el nuevo valor de prima y ratificando la autorización para el débito automático desde su cuenta de ahorros. </w:t>
       </w:r>
     </w:p>
-    <w:p ns2:paraId="50CEE13B" ns2:textId="77777777">
+    <w:p>
       <w:pPr>
         <w:pStyle w:val="Prrafodelista"/>
         <w:spacing w:after="0" w:line="240" w:lineRule="auto"/>
@@ -1413,11 +1350,11 @@
           <w:color w:val="000000"/>
           <w:kern w:val="0"/>
           <w:lang w:eastAsia="es-ES"/>
-          <ns2:ligatures ns2:val="none"/>
-        </w:rPr>
-      </w:pPr>
-    </w:p>
-    <w:p ns2:paraId="6AF263D6" ns2:textId="213466FD">
+          <w14:ligatures w14:val="none"/>
+        </w:rPr>
+      </w:pPr>
+    </w:p>
+    <w:p>
       <w:pPr>
         <w:pStyle w:val="Prrafodelista"/>
         <w:numPr>
@@ -1435,16 +1372,16 @@
           <w:color w:val="000000"/>
           <w:kern w:val="0"/>
           <w:lang w:eastAsia="es-ES"/>
-          <ns2:ligatures ns2:val="none"/>
-        </w:rPr>
-      </w:pPr>
-      <w:r>
-        <w:rPr>
-          <w:rFonts w:ascii="Arial Narrow" w:eastAsia="Times New Roman" w:hAnsi="Arial Narrow" w:cs="Arial"/>
-          <w:color w:val="000000"/>
-          <w:kern w:val="0"/>
-          <w:lang w:eastAsia="es-ES"/>
-          <ns2:ligatures ns2:val="none"/>
+          <w14:ligatures w14:val="none"/>
+        </w:rPr>
+      </w:pPr>
+      <w:r>
+        <w:rPr>
+          <w:rFonts w:ascii="Arial Narrow" w:eastAsia="Times New Roman" w:hAnsi="Arial Narrow" w:cs="Arial"/>
+          <w:color w:val="000000"/>
+          <w:kern w:val="0"/>
+          <w:lang w:eastAsia="es-ES"/>
+          <w14:ligatures w14:val="none"/>
         </w:rPr>
         <w:t xml:space="preserve">El 6 de marzo de 2024, </w:t>
       </w:r>
@@ -1454,7 +1391,7 @@
           <w:color w:val="000000"/>
           <w:kern w:val="0"/>
           <w:lang w:val="es-ES" w:eastAsia="es-ES"/>
-          <ns2:ligatures ns2:val="none"/>
+          <w14:ligatures w14:val="none"/>
         </w:rPr>
         <w:t xml:space="preserve">Mapfre </w:t>
       </w:r>
@@ -1464,7 +1401,7 @@
           <w:color w:val="000000"/>
           <w:kern w:val="0"/>
           <w:lang w:val="es-ES" w:eastAsia="es-ES"/>
-          <ns2:ligatures ns2:val="none"/>
+          <w14:ligatures w14:val="none"/>
         </w:rPr>
         <w:t xml:space="preserve">le </w:t>
       </w:r>
@@ -1474,7 +1411,7 @@
           <w:color w:val="000000"/>
           <w:kern w:val="0"/>
           <w:lang w:eastAsia="es-ES"/>
-          <ns2:ligatures ns2:val="none"/>
+          <w14:ligatures w14:val="none"/>
         </w:rPr>
         <w:t>respondió mediante carta, indicando que incumplió con el pago oportuno de primas</w:t>
       </w:r>
@@ -1484,7 +1421,7 @@
           <w:color w:val="000000"/>
           <w:kern w:val="0"/>
           <w:lang w:eastAsia="es-ES"/>
-          <ns2:ligatures ns2:val="none"/>
+          <w14:ligatures w14:val="none"/>
         </w:rPr>
         <w:t>, pese a que la prima se pagaba con regularidad</w:t>
       </w:r>
@@ -1494,7 +1431,7 @@
           <w:color w:val="000000"/>
           <w:kern w:val="0"/>
           <w:lang w:eastAsia="es-ES"/>
-          <ns2:ligatures ns2:val="none"/>
+          <w14:ligatures w14:val="none"/>
         </w:rPr>
         <w:t xml:space="preserve">. </w:t>
       </w:r>
@@ -1504,7 +1441,7 @@
           <w:color w:val="000000"/>
           <w:kern w:val="0"/>
           <w:lang w:eastAsia="es-ES"/>
-          <ns2:ligatures ns2:val="none"/>
+          <w14:ligatures w14:val="none"/>
         </w:rPr>
         <w:t>Asimismo, le indicaron que era de su conocimiento la</w:t>
       </w:r>
@@ -1514,7 +1451,7 @@
           <w:color w:val="000000"/>
           <w:kern w:val="0"/>
           <w:lang w:eastAsia="es-ES"/>
-          <ns2:ligatures ns2:val="none"/>
+          <w14:ligatures w14:val="none"/>
         </w:rPr>
         <w:t xml:space="preserve"> </w:t>
       </w:r>
@@ -1524,7 +1461,7 @@
           <w:color w:val="000000"/>
           <w:kern w:val="0"/>
           <w:lang w:eastAsia="es-ES"/>
-          <ns2:ligatures ns2:val="none"/>
+          <w14:ligatures w14:val="none"/>
         </w:rPr>
         <w:t>P</w:t>
       </w:r>
@@ -1534,7 +1471,7 @@
           <w:color w:val="000000"/>
           <w:kern w:val="0"/>
           <w:lang w:eastAsia="es-ES"/>
-          <ns2:ligatures ns2:val="none"/>
+          <w14:ligatures w14:val="none"/>
         </w:rPr>
         <w:t>óliza</w:t>
       </w:r>
@@ -1544,7 +1481,7 @@
           <w:color w:val="000000"/>
           <w:kern w:val="0"/>
           <w:lang w:eastAsia="es-ES"/>
-          <ns2:ligatures ns2:val="none"/>
+          <w14:ligatures w14:val="none"/>
         </w:rPr>
         <w:t xml:space="preserve"> </w:t>
       </w:r>
@@ -1554,7 +1491,7 @@
           <w:color w:val="000000"/>
           <w:kern w:val="0"/>
           <w:lang w:eastAsia="es-ES"/>
-          <ns2:ligatures ns2:val="none"/>
+          <w14:ligatures w14:val="none"/>
         </w:rPr>
         <w:t xml:space="preserve">6480093602438, </w:t>
       </w:r>
@@ -1564,7 +1501,7 @@
           <w:color w:val="000000"/>
           <w:kern w:val="0"/>
           <w:lang w:eastAsia="es-ES"/>
-          <ns2:ligatures ns2:val="none"/>
+          <w14:ligatures w14:val="none"/>
         </w:rPr>
         <w:t>pero</w:t>
       </w:r>
@@ -1574,7 +1511,7 @@
           <w:color w:val="000000"/>
           <w:kern w:val="0"/>
           <w:lang w:eastAsia="es-ES"/>
-          <ns2:ligatures ns2:val="none"/>
+          <w14:ligatures w14:val="none"/>
         </w:rPr>
         <w:t xml:space="preserve"> no se le había entregado oportunamente la referida póliza</w:t>
       </w:r>
@@ -1584,7 +1521,7 @@
           <w:color w:val="000000"/>
           <w:kern w:val="0"/>
           <w:lang w:eastAsia="es-ES"/>
-          <ns2:ligatures ns2:val="none"/>
+          <w14:ligatures w14:val="none"/>
         </w:rPr>
         <w:t>;</w:t>
       </w:r>
@@ -1594,7 +1531,7 @@
           <w:color w:val="000000"/>
           <w:kern w:val="0"/>
           <w:lang w:eastAsia="es-ES"/>
-          <ns2:ligatures ns2:val="none"/>
+          <w14:ligatures w14:val="none"/>
         </w:rPr>
         <w:t xml:space="preserve"> </w:t>
       </w:r>
@@ -1604,7 +1541,7 @@
           <w:color w:val="000000"/>
           <w:kern w:val="0"/>
           <w:lang w:eastAsia="es-ES"/>
-          <ns2:ligatures ns2:val="none"/>
+          <w14:ligatures w14:val="none"/>
         </w:rPr>
         <w:t xml:space="preserve">y </w:t>
       </w:r>
@@ -1614,7 +1551,7 @@
           <w:color w:val="000000"/>
           <w:kern w:val="0"/>
           <w:lang w:eastAsia="es-ES"/>
-          <ns2:ligatures ns2:val="none"/>
+          <w14:ligatures w14:val="none"/>
         </w:rPr>
         <w:t>no correspondía al Seguro de Vida contratado</w:t>
       </w:r>
@@ -1624,7 +1561,7 @@
           <w:color w:val="000000"/>
           <w:kern w:val="0"/>
           <w:lang w:eastAsia="es-ES"/>
-          <ns2:ligatures ns2:val="none"/>
+          <w14:ligatures w14:val="none"/>
         </w:rPr>
         <w:t xml:space="preserve"> </w:t>
       </w:r>
@@ -1634,7 +1571,7 @@
           <w:color w:val="000000"/>
           <w:kern w:val="0"/>
           <w:lang w:eastAsia="es-ES"/>
-          <ns2:ligatures ns2:val="none"/>
+          <w14:ligatures w14:val="none"/>
         </w:rPr>
         <w:t>originalmente</w:t>
       </w:r>
@@ -1644,7 +1581,7 @@
           <w:color w:val="000000"/>
           <w:kern w:val="0"/>
           <w:lang w:eastAsia="es-ES"/>
-          <ns2:ligatures ns2:val="none"/>
+          <w14:ligatures w14:val="none"/>
         </w:rPr>
         <w:t>, el cual tampoco le remitieron una actualización</w:t>
       </w:r>
@@ -1654,25 +1591,25 @@
           <w:color w:val="000000"/>
           <w:kern w:val="0"/>
           <w:lang w:eastAsia="es-ES"/>
-          <ns2:ligatures ns2:val="none"/>
+          <w14:ligatures w14:val="none"/>
         </w:rPr>
         <w:t>.</w:t>
       </w:r>
     </w:p>
-    <w:p ns2:paraId="07D0A90F" ns2:textId="77777777">
-      <w:pPr>
-        <w:spacing w:after="0" w:line="240" w:lineRule="auto"/>
-        <w:jc w:val="both"/>
-        <w:rPr>
-          <w:rFonts w:ascii="Arial Narrow" w:eastAsia="Times New Roman" w:hAnsi="Arial Narrow" w:cs="Arial"/>
-          <w:color w:val="000000"/>
-          <w:kern w:val="0"/>
-          <w:lang w:eastAsia="es-ES"/>
-          <ns2:ligatures ns2:val="none"/>
-        </w:rPr>
-      </w:pPr>
-    </w:p>
-    <w:p ns2:paraId="59335F2B" ns2:textId="2EC093E6">
+    <w:p>
+      <w:pPr>
+        <w:spacing w:after="0" w:line="240" w:lineRule="auto"/>
+        <w:jc w:val="both"/>
+        <w:rPr>
+          <w:rFonts w:ascii="Arial Narrow" w:eastAsia="Times New Roman" w:hAnsi="Arial Narrow" w:cs="Arial"/>
+          <w:color w:val="000000"/>
+          <w:kern w:val="0"/>
+          <w:lang w:eastAsia="es-ES"/>
+          <w14:ligatures w14:val="none"/>
+        </w:rPr>
+      </w:pPr>
+    </w:p>
+    <w:p>
       <w:pPr>
         <w:pStyle w:val="Prrafodelista"/>
         <w:numPr>
@@ -1690,16 +1627,16 @@
           <w:color w:val="000000"/>
           <w:kern w:val="0"/>
           <w:lang w:eastAsia="es-ES"/>
-          <ns2:ligatures ns2:val="none"/>
-        </w:rPr>
-      </w:pPr>
-      <w:r>
-        <w:rPr>
-          <w:rFonts w:ascii="Arial Narrow" w:eastAsia="Times New Roman" w:hAnsi="Arial Narrow" w:cs="Arial"/>
-          <w:color w:val="000000"/>
-          <w:kern w:val="0"/>
-          <w:lang w:eastAsia="es-ES"/>
-          <ns2:ligatures ns2:val="none"/>
+          <w14:ligatures w14:val="none"/>
+        </w:rPr>
+      </w:pPr>
+      <w:r>
+        <w:rPr>
+          <w:rFonts w:ascii="Arial Narrow" w:eastAsia="Times New Roman" w:hAnsi="Arial Narrow" w:cs="Arial"/>
+          <w:color w:val="000000"/>
+          <w:kern w:val="0"/>
+          <w:lang w:eastAsia="es-ES"/>
+          <w14:ligatures w14:val="none"/>
         </w:rPr>
         <w:t xml:space="preserve">El 28 de mayo de 2024, notificó a </w:t>
       </w:r>
@@ -1709,7 +1646,7 @@
           <w:color w:val="000000"/>
           <w:kern w:val="0"/>
           <w:lang w:val="es-ES" w:eastAsia="es-ES"/>
-          <ns2:ligatures ns2:val="none"/>
+          <w14:ligatures w14:val="none"/>
         </w:rPr>
         <w:t xml:space="preserve">Mapfre </w:t>
       </w:r>
@@ -1719,7 +1656,7 @@
           <w:color w:val="000000"/>
           <w:kern w:val="0"/>
           <w:lang w:eastAsia="es-ES"/>
-          <ns2:ligatures ns2:val="none"/>
+          <w14:ligatures w14:val="none"/>
         </w:rPr>
         <w:t xml:space="preserve">mediante carta notarial </w:t>
       </w:r>
@@ -1729,7 +1666,7 @@
           <w:color w:val="000000"/>
           <w:kern w:val="0"/>
           <w:lang w:eastAsia="es-ES"/>
-          <ns2:ligatures ns2:val="none"/>
+          <w14:ligatures w14:val="none"/>
         </w:rPr>
         <w:t xml:space="preserve">indicando que </w:t>
       </w:r>
@@ -1739,7 +1676,7 @@
           <w:color w:val="000000"/>
           <w:kern w:val="0"/>
           <w:lang w:eastAsia="es-ES"/>
-          <ns2:ligatures ns2:val="none"/>
+          <w14:ligatures w14:val="none"/>
         </w:rPr>
         <w:t>no había</w:t>
       </w:r>
@@ -1749,7 +1686,7 @@
           <w:color w:val="000000"/>
           <w:kern w:val="0"/>
           <w:lang w:eastAsia="es-ES"/>
-          <ns2:ligatures ns2:val="none"/>
+          <w14:ligatures w14:val="none"/>
         </w:rPr>
         <w:t>n</w:t>
       </w:r>
@@ -1759,7 +1696,7 @@
           <w:color w:val="000000"/>
           <w:kern w:val="0"/>
           <w:lang w:eastAsia="es-ES"/>
-          <ns2:ligatures ns2:val="none"/>
+          <w14:ligatures w14:val="none"/>
         </w:rPr>
         <w:t xml:space="preserve"> atendido su solicitud de </w:t>
       </w:r>
@@ -1769,7 +1706,7 @@
           <w:color w:val="000000"/>
           <w:kern w:val="0"/>
           <w:lang w:eastAsia="es-ES"/>
-          <ns2:ligatures ns2:val="none"/>
+          <w14:ligatures w14:val="none"/>
         </w:rPr>
         <w:t xml:space="preserve">débito automático </w:t>
       </w:r>
@@ -1779,7 +1716,7 @@
           <w:color w:val="000000"/>
           <w:kern w:val="0"/>
           <w:lang w:eastAsia="es-ES"/>
-          <ns2:ligatures ns2:val="none"/>
+          <w14:ligatures w14:val="none"/>
         </w:rPr>
         <w:t xml:space="preserve">del valor de la póliza correspondiente </w:t>
       </w:r>
@@ -1789,7 +1726,7 @@
           <w:color w:val="000000"/>
           <w:kern w:val="0"/>
           <w:lang w:eastAsia="es-ES"/>
-          <ns2:ligatures ns2:val="none"/>
+          <w14:ligatures w14:val="none"/>
         </w:rPr>
         <w:t>desde su cuenta de ahorros</w:t>
       </w:r>
@@ -1799,7 +1736,7 @@
           <w:color w:val="000000"/>
           <w:kern w:val="0"/>
           <w:lang w:eastAsia="es-ES"/>
-          <ns2:ligatures ns2:val="none"/>
+          <w14:ligatures w14:val="none"/>
         </w:rPr>
         <w:t xml:space="preserve"> </w:t>
       </w:r>
@@ -1809,7 +1746,7 @@
           <w:color w:val="000000"/>
           <w:kern w:val="0"/>
           <w:lang w:eastAsia="es-ES"/>
-          <ns2:ligatures ns2:val="none"/>
+          <w14:ligatures w14:val="none"/>
         </w:rPr>
         <w:t>y que tampoco le habían dado</w:t>
       </w:r>
@@ -1819,7 +1756,7 @@
           <w:color w:val="000000"/>
           <w:kern w:val="0"/>
           <w:lang w:eastAsia="es-ES"/>
-          <ns2:ligatures ns2:val="none"/>
+          <w14:ligatures w14:val="none"/>
         </w:rPr>
         <w:t xml:space="preserve"> </w:t>
       </w:r>
@@ -1829,7 +1766,7 @@
           <w:color w:val="000000"/>
           <w:kern w:val="0"/>
           <w:lang w:eastAsia="es-ES"/>
-          <ns2:ligatures ns2:val="none"/>
+          <w14:ligatures w14:val="none"/>
         </w:rPr>
         <w:t>información sobre el nuevo valor de prima</w:t>
       </w:r>
@@ -1839,7 +1776,7 @@
           <w:color w:val="000000"/>
           <w:kern w:val="0"/>
           <w:lang w:eastAsia="es-ES"/>
-          <ns2:ligatures ns2:val="none"/>
+          <w14:ligatures w14:val="none"/>
         </w:rPr>
         <w:t xml:space="preserve">. </w:t>
       </w:r>
@@ -1849,7 +1786,7 @@
           <w:color w:val="000000"/>
           <w:kern w:val="0"/>
           <w:lang w:eastAsia="es-ES"/>
-          <ns2:ligatures ns2:val="none"/>
+          <w14:ligatures w14:val="none"/>
         </w:rPr>
         <w:lastRenderedPageBreak/>
         <w:t xml:space="preserve">Asimismo, comunicó que </w:t>
@@ -1860,7 +1797,7 @@
           <w:color w:val="000000"/>
           <w:kern w:val="0"/>
           <w:lang w:eastAsia="es-ES"/>
-          <ns2:ligatures ns2:val="none"/>
+          <w14:ligatures w14:val="none"/>
         </w:rPr>
         <w:t>durante</w:t>
       </w:r>
@@ -1870,7 +1807,7 @@
           <w:color w:val="000000"/>
           <w:kern w:val="0"/>
           <w:lang w:eastAsia="es-ES"/>
-          <ns2:ligatures ns2:val="none"/>
+          <w14:ligatures w14:val="none"/>
         </w:rPr>
         <w:t xml:space="preserve"> los</w:t>
       </w:r>
@@ -1880,7 +1817,7 @@
           <w:color w:val="000000"/>
           <w:kern w:val="0"/>
           <w:lang w:eastAsia="es-ES"/>
-          <ns2:ligatures ns2:val="none"/>
+          <w14:ligatures w14:val="none"/>
         </w:rPr>
         <w:t xml:space="preserve"> meses de marzo y abril de 2024 </w:t>
       </w:r>
@@ -1890,7 +1827,7 @@
           <w:color w:val="000000"/>
           <w:kern w:val="0"/>
           <w:lang w:eastAsia="es-ES"/>
-          <ns2:ligatures ns2:val="none"/>
+          <w14:ligatures w14:val="none"/>
         </w:rPr>
         <w:t xml:space="preserve">se </w:t>
       </w:r>
@@ -1900,7 +1837,7 @@
           <w:color w:val="000000"/>
           <w:kern w:val="0"/>
           <w:lang w:eastAsia="es-ES"/>
-          <ns2:ligatures ns2:val="none"/>
+          <w14:ligatures w14:val="none"/>
         </w:rPr>
         <w:t xml:space="preserve">siguió </w:t>
       </w:r>
@@ -1910,7 +1847,7 @@
           <w:color w:val="000000"/>
           <w:kern w:val="0"/>
           <w:lang w:eastAsia="es-ES"/>
-          <ns2:ligatures ns2:val="none"/>
+          <w14:ligatures w14:val="none"/>
         </w:rPr>
         <w:t>debitando</w:t>
       </w:r>
@@ -1920,7 +1857,7 @@
           <w:color w:val="000000"/>
           <w:kern w:val="0"/>
           <w:lang w:eastAsia="es-ES"/>
-          <ns2:ligatures ns2:val="none"/>
+          <w14:ligatures w14:val="none"/>
         </w:rPr>
         <w:t xml:space="preserve"> </w:t>
       </w:r>
@@ -1930,7 +1867,7 @@
           <w:color w:val="000000"/>
           <w:kern w:val="0"/>
           <w:lang w:eastAsia="es-ES"/>
-          <ns2:ligatures ns2:val="none"/>
+          <w14:ligatures w14:val="none"/>
         </w:rPr>
         <w:t xml:space="preserve">la </w:t>
       </w:r>
@@ -1940,7 +1877,7 @@
           <w:color w:val="000000"/>
           <w:kern w:val="0"/>
           <w:lang w:eastAsia="es-ES"/>
-          <ns2:ligatures ns2:val="none"/>
+          <w14:ligatures w14:val="none"/>
         </w:rPr>
         <w:t>prima de US$ 94</w:t>
       </w:r>
@@ -1950,7 +1887,7 @@
           <w:color w:val="000000"/>
           <w:kern w:val="0"/>
           <w:lang w:eastAsia="es-ES"/>
-          <ns2:ligatures ns2:val="none"/>
+          <w14:ligatures w14:val="none"/>
         </w:rPr>
         <w:t>,</w:t>
       </w:r>
@@ -1960,12 +1897,12 @@
           <w:color w:val="000000"/>
           <w:kern w:val="0"/>
           <w:lang w:eastAsia="es-ES"/>
-          <ns2:ligatures ns2:val="none"/>
+          <w14:ligatures w14:val="none"/>
         </w:rPr>
         <w:t>76.</w:t>
       </w:r>
     </w:p>
-    <w:p ns2:paraId="017FA05B" ns2:textId="77777777">
+    <w:p>
       <w:pPr>
         <w:pStyle w:val="Prrafodelista"/>
         <w:rPr>
@@ -1973,11 +1910,11 @@
           <w:color w:val="000000"/>
           <w:kern w:val="0"/>
           <w:lang w:eastAsia="es-ES"/>
-          <ns2:ligatures ns2:val="none"/>
-        </w:rPr>
-      </w:pPr>
-    </w:p>
-    <w:p ns2:paraId="132B5C46" ns2:textId="6E6B2F67">
+          <w14:ligatures w14:val="none"/>
+        </w:rPr>
+      </w:pPr>
+    </w:p>
+    <w:p>
       <w:pPr>
         <w:pStyle w:val="Prrafodelista"/>
         <w:numPr>
@@ -1995,16 +1932,16 @@
           <w:color w:val="000000"/>
           <w:kern w:val="0"/>
           <w:lang w:eastAsia="es-ES"/>
-          <ns2:ligatures ns2:val="none"/>
-        </w:rPr>
-      </w:pPr>
-      <w:r>
-        <w:rPr>
-          <w:rFonts w:ascii="Arial Narrow" w:eastAsia="Times New Roman" w:hAnsi="Arial Narrow" w:cs="Arial"/>
-          <w:color w:val="000000"/>
-          <w:kern w:val="0"/>
-          <w:lang w:eastAsia="es-ES"/>
-          <ns2:ligatures ns2:val="none"/>
+          <w14:ligatures w14:val="none"/>
+        </w:rPr>
+      </w:pPr>
+      <w:r>
+        <w:rPr>
+          <w:rFonts w:ascii="Arial Narrow" w:eastAsia="Times New Roman" w:hAnsi="Arial Narrow" w:cs="Arial"/>
+          <w:color w:val="000000"/>
+          <w:kern w:val="0"/>
+          <w:lang w:eastAsia="es-ES"/>
+          <w14:ligatures w14:val="none"/>
         </w:rPr>
         <w:t>Posteriormente, no recibió respuesta a su anterior comunicación</w:t>
       </w:r>
@@ -2014,7 +1951,7 @@
           <w:color w:val="000000"/>
           <w:kern w:val="0"/>
           <w:lang w:eastAsia="es-ES"/>
-          <ns2:ligatures ns2:val="none"/>
+          <w14:ligatures w14:val="none"/>
         </w:rPr>
         <w:t xml:space="preserve"> por parte de Mapfre</w:t>
       </w:r>
@@ -2024,7 +1961,7 @@
           <w:color w:val="000000"/>
           <w:kern w:val="0"/>
           <w:lang w:eastAsia="es-ES"/>
-          <ns2:ligatures ns2:val="none"/>
+          <w14:ligatures w14:val="none"/>
         </w:rPr>
         <w:t xml:space="preserve">, </w:t>
       </w:r>
@@ -2034,7 +1971,7 @@
           <w:color w:val="000000"/>
           <w:kern w:val="0"/>
           <w:lang w:eastAsia="es-ES"/>
-          <ns2:ligatures ns2:val="none"/>
+          <w14:ligatures w14:val="none"/>
         </w:rPr>
         <w:t xml:space="preserve">y se siguió debitando la prima por los siguientes </w:t>
       </w:r>
@@ -2044,12 +1981,12 @@
           <w:color w:val="000000"/>
           <w:kern w:val="0"/>
           <w:lang w:eastAsia="es-ES"/>
-          <ns2:ligatures ns2:val="none"/>
+          <w14:ligatures w14:val="none"/>
         </w:rPr>
         <w:t>meses.</w:t>
       </w:r>
     </w:p>
-    <w:p ns2:paraId="294D6D6A" ns2:textId="77777777">
+    <w:p>
       <w:pPr>
         <w:pStyle w:val="Prrafodelista"/>
         <w:spacing w:after="0" w:line="240" w:lineRule="auto"/>
@@ -2060,11 +1997,11 @@
           <w:color w:val="000000"/>
           <w:kern w:val="0"/>
           <w:lang w:eastAsia="es-ES"/>
-          <ns2:ligatures ns2:val="none"/>
-        </w:rPr>
-      </w:pPr>
-    </w:p>
-    <w:p ns2:paraId="1A6B4EC1" ns2:textId="1A492A8E">
+          <w14:ligatures w14:val="none"/>
+        </w:rPr>
+      </w:pPr>
+    </w:p>
+    <w:p>
       <w:pPr>
         <w:pStyle w:val="Prrafodelista"/>
         <w:numPr>
@@ -2082,16 +2019,16 @@
           <w:color w:val="000000"/>
           <w:kern w:val="0"/>
           <w:lang w:eastAsia="es-ES"/>
-          <ns2:ligatures ns2:val="none"/>
-        </w:rPr>
-      </w:pPr>
-      <w:r>
-        <w:rPr>
-          <w:rFonts w:ascii="Arial Narrow" w:eastAsia="Times New Roman" w:hAnsi="Arial Narrow" w:cs="Arial"/>
-          <w:color w:val="000000"/>
-          <w:kern w:val="0"/>
-          <w:lang w:eastAsia="es-ES"/>
-          <ns2:ligatures ns2:val="none"/>
+          <w14:ligatures w14:val="none"/>
+        </w:rPr>
+      </w:pPr>
+      <w:r>
+        <w:rPr>
+          <w:rFonts w:ascii="Arial Narrow" w:eastAsia="Times New Roman" w:hAnsi="Arial Narrow" w:cs="Arial"/>
+          <w:color w:val="000000"/>
+          <w:kern w:val="0"/>
+          <w:lang w:eastAsia="es-ES"/>
+          <w14:ligatures w14:val="none"/>
         </w:rPr>
         <w:t xml:space="preserve">El 2 de octubre de 2024, </w:t>
       </w:r>
@@ -2101,7 +2038,7 @@
           <w:color w:val="000000"/>
           <w:kern w:val="0"/>
           <w:lang w:val="es-ES" w:eastAsia="es-ES"/>
-          <ns2:ligatures ns2:val="none"/>
+          <w14:ligatures w14:val="none"/>
         </w:rPr>
         <w:t xml:space="preserve">Mapfre </w:t>
       </w:r>
@@ -2111,7 +2048,7 @@
           <w:color w:val="000000"/>
           <w:kern w:val="0"/>
           <w:lang w:eastAsia="es-ES"/>
-          <ns2:ligatures ns2:val="none"/>
+          <w14:ligatures w14:val="none"/>
         </w:rPr>
         <w:t xml:space="preserve">debitó 9 cuotas de US$ 94,76 en un solo día, </w:t>
       </w:r>
@@ -2121,7 +2058,7 @@
           <w:color w:val="000000"/>
           <w:kern w:val="0"/>
           <w:lang w:eastAsia="es-ES"/>
-          <ns2:ligatures ns2:val="none"/>
+          <w14:ligatures w14:val="none"/>
         </w:rPr>
         <w:t>por un total de</w:t>
       </w:r>
@@ -2131,7 +2068,7 @@
           <w:color w:val="000000"/>
           <w:kern w:val="0"/>
           <w:lang w:eastAsia="es-ES"/>
-          <ns2:ligatures ns2:val="none"/>
+          <w14:ligatures w14:val="none"/>
         </w:rPr>
         <w:t xml:space="preserve"> US$ 852,84</w:t>
       </w:r>
@@ -2141,7 +2078,7 @@
           <w:color w:val="000000"/>
           <w:kern w:val="0"/>
           <w:lang w:eastAsia="es-ES"/>
-          <ns2:ligatures ns2:val="none"/>
+          <w14:ligatures w14:val="none"/>
         </w:rPr>
         <w:t xml:space="preserve">, lo que </w:t>
       </w:r>
@@ -2151,12 +2088,12 @@
           <w:color w:val="000000"/>
           <w:kern w:val="0"/>
           <w:lang w:eastAsia="es-ES"/>
-          <ns2:ligatures ns2:val="none"/>
+          <w14:ligatures w14:val="none"/>
         </w:rPr>
         <w:t>evidencia que su póliza se mantenía activa.</w:t>
       </w:r>
     </w:p>
-    <w:p ns2:paraId="544FDE60" ns2:textId="77777777">
+    <w:p>
       <w:pPr>
         <w:pStyle w:val="Prrafodelista"/>
         <w:spacing w:after="0" w:line="240" w:lineRule="auto"/>
@@ -2167,11 +2104,11 @@
           <w:color w:val="000000"/>
           <w:kern w:val="0"/>
           <w:lang w:eastAsia="es-ES"/>
-          <ns2:ligatures ns2:val="none"/>
-        </w:rPr>
-      </w:pPr>
-    </w:p>
-    <w:p ns2:paraId="1712DC7F" ns2:textId="64007E48">
+          <w14:ligatures w14:val="none"/>
+        </w:rPr>
+      </w:pPr>
+    </w:p>
+    <w:p>
       <w:pPr>
         <w:pStyle w:val="Prrafodelista"/>
         <w:numPr>
@@ -2189,16 +2126,16 @@
           <w:color w:val="000000"/>
           <w:kern w:val="0"/>
           <w:lang w:eastAsia="es-ES"/>
-          <ns2:ligatures ns2:val="none"/>
-        </w:rPr>
-      </w:pPr>
-      <w:r>
-        <w:rPr>
-          <w:rFonts w:ascii="Arial Narrow" w:eastAsia="Times New Roman" w:hAnsi="Arial Narrow" w:cs="Arial"/>
-          <w:color w:val="000000"/>
-          <w:kern w:val="0"/>
-          <w:lang w:eastAsia="es-ES"/>
-          <ns2:ligatures ns2:val="none"/>
+          <w14:ligatures w14:val="none"/>
+        </w:rPr>
+      </w:pPr>
+      <w:r>
+        <w:rPr>
+          <w:rFonts w:ascii="Arial Narrow" w:eastAsia="Times New Roman" w:hAnsi="Arial Narrow" w:cs="Arial"/>
+          <w:color w:val="000000"/>
+          <w:kern w:val="0"/>
+          <w:lang w:eastAsia="es-ES"/>
+          <w14:ligatures w14:val="none"/>
         </w:rPr>
         <w:t xml:space="preserve">El 14 de octubre de 2024, solicitó a </w:t>
       </w:r>
@@ -2208,7 +2145,7 @@
           <w:color w:val="000000"/>
           <w:kern w:val="0"/>
           <w:lang w:val="es-ES" w:eastAsia="es-ES"/>
-          <ns2:ligatures ns2:val="none"/>
+          <w14:ligatures w14:val="none"/>
         </w:rPr>
         <w:t xml:space="preserve">Mapfre </w:t>
       </w:r>
@@ -2218,12 +2155,12 @@
           <w:color w:val="000000"/>
           <w:kern w:val="0"/>
           <w:lang w:eastAsia="es-ES"/>
-          <ns2:ligatures ns2:val="none"/>
+          <w14:ligatures w14:val="none"/>
         </w:rPr>
         <w:t xml:space="preserve">mediante correo electrónico los comprobantes de pago correspondientes al periodo 2024. </w:t>
       </w:r>
     </w:p>
-    <w:p ns2:paraId="5DBE54A2" ns2:textId="77777777">
+    <w:p>
       <w:pPr>
         <w:pStyle w:val="Prrafodelista"/>
         <w:spacing w:after="0" w:line="240" w:lineRule="auto"/>
@@ -2234,11 +2171,11 @@
           <w:color w:val="000000"/>
           <w:kern w:val="0"/>
           <w:lang w:eastAsia="es-ES"/>
-          <ns2:ligatures ns2:val="none"/>
-        </w:rPr>
-      </w:pPr>
-    </w:p>
-    <w:p ns2:paraId="69C1A058" ns2:textId="5C058289">
+          <w14:ligatures w14:val="none"/>
+        </w:rPr>
+      </w:pPr>
+    </w:p>
+    <w:p>
       <w:pPr>
         <w:pStyle w:val="Prrafodelista"/>
         <w:numPr>
@@ -2256,16 +2193,16 @@
           <w:color w:val="000000"/>
           <w:kern w:val="0"/>
           <w:lang w:eastAsia="es-ES"/>
-          <ns2:ligatures ns2:val="none"/>
-        </w:rPr>
-      </w:pPr>
-      <w:r>
-        <w:rPr>
-          <w:rFonts w:ascii="Arial Narrow" w:eastAsia="Times New Roman" w:hAnsi="Arial Narrow" w:cs="Arial"/>
-          <w:color w:val="000000"/>
-          <w:kern w:val="0"/>
-          <w:lang w:eastAsia="es-ES"/>
-          <ns2:ligatures ns2:val="none"/>
+          <w14:ligatures w14:val="none"/>
+        </w:rPr>
+      </w:pPr>
+      <w:r>
+        <w:rPr>
+          <w:rFonts w:ascii="Arial Narrow" w:eastAsia="Times New Roman" w:hAnsi="Arial Narrow" w:cs="Arial"/>
+          <w:color w:val="000000"/>
+          <w:kern w:val="0"/>
+          <w:lang w:eastAsia="es-ES"/>
+          <w14:ligatures w14:val="none"/>
         </w:rPr>
         <w:t xml:space="preserve">El 11 de noviembre de 2024, </w:t>
       </w:r>
@@ -2275,7 +2212,7 @@
           <w:color w:val="000000"/>
           <w:kern w:val="0"/>
           <w:lang w:val="es-ES" w:eastAsia="es-ES"/>
-          <ns2:ligatures ns2:val="none"/>
+          <w14:ligatures w14:val="none"/>
         </w:rPr>
         <w:t xml:space="preserve">Mapfre </w:t>
       </w:r>
@@ -2285,7 +2222,7 @@
           <w:color w:val="000000"/>
           <w:kern w:val="0"/>
           <w:lang w:eastAsia="es-ES"/>
-          <ns2:ligatures ns2:val="none"/>
+          <w14:ligatures w14:val="none"/>
         </w:rPr>
         <w:t>respondió</w:t>
       </w:r>
@@ -2295,7 +2232,7 @@
           <w:color w:val="000000"/>
           <w:kern w:val="0"/>
           <w:lang w:eastAsia="es-ES"/>
-          <ns2:ligatures ns2:val="none"/>
+          <w14:ligatures w14:val="none"/>
         </w:rPr>
         <w:t>,</w:t>
       </w:r>
@@ -2305,7 +2242,7 @@
           <w:color w:val="000000"/>
           <w:kern w:val="0"/>
           <w:lang w:eastAsia="es-ES"/>
-          <ns2:ligatures ns2:val="none"/>
+          <w14:ligatures w14:val="none"/>
         </w:rPr>
         <w:t xml:space="preserve"> </w:t>
       </w:r>
@@ -2315,7 +2252,7 @@
           <w:color w:val="000000"/>
           <w:kern w:val="0"/>
           <w:lang w:eastAsia="es-ES"/>
-          <ns2:ligatures ns2:val="none"/>
+          <w14:ligatures w14:val="none"/>
         </w:rPr>
         <w:t xml:space="preserve">fuera del plazo </w:t>
       </w:r>
@@ -2325,7 +2262,7 @@
           <w:color w:val="000000"/>
           <w:kern w:val="0"/>
           <w:lang w:eastAsia="es-ES"/>
-          <ns2:ligatures ns2:val="none"/>
+          <w14:ligatures w14:val="none"/>
         </w:rPr>
         <w:t>legal</w:t>
       </w:r>
@@ -2335,7 +2272,7 @@
           <w:color w:val="000000"/>
           <w:kern w:val="0"/>
           <w:lang w:eastAsia="es-ES"/>
-          <ns2:ligatures ns2:val="none"/>
+          <w14:ligatures w14:val="none"/>
         </w:rPr>
         <w:t xml:space="preserve">, </w:t>
       </w:r>
@@ -2345,7 +2282,7 @@
           <w:color w:val="000000"/>
           <w:kern w:val="0"/>
           <w:lang w:eastAsia="es-ES"/>
-          <ns2:ligatures ns2:val="none"/>
+          <w14:ligatures w14:val="none"/>
         </w:rPr>
         <w:t>indicando que el Seguro de Vida estaba anulado desde el 9 de marzo de 2024, atribuyendo el débito masivo</w:t>
       </w:r>
@@ -2355,7 +2292,7 @@
           <w:color w:val="000000"/>
           <w:kern w:val="0"/>
           <w:lang w:eastAsia="es-ES"/>
-          <ns2:ligatures ns2:val="none"/>
+          <w14:ligatures w14:val="none"/>
         </w:rPr>
         <w:t xml:space="preserve"> del mes anterior</w:t>
       </w:r>
@@ -2365,7 +2302,7 @@
           <w:color w:val="000000"/>
           <w:kern w:val="0"/>
           <w:lang w:eastAsia="es-ES"/>
-          <ns2:ligatures ns2:val="none"/>
+          <w14:ligatures w14:val="none"/>
         </w:rPr>
         <w:t xml:space="preserve"> a un error operativo. </w:t>
       </w:r>
@@ -2375,7 +2312,7 @@
           <w:color w:val="000000"/>
           <w:kern w:val="0"/>
           <w:lang w:eastAsia="es-ES"/>
-          <ns2:ligatures ns2:val="none"/>
+          <w14:ligatures w14:val="none"/>
         </w:rPr>
         <w:t>Le ofrecieron</w:t>
       </w:r>
@@ -2385,7 +2322,7 @@
           <w:color w:val="000000"/>
           <w:kern w:val="0"/>
           <w:lang w:eastAsia="es-ES"/>
-          <ns2:ligatures ns2:val="none"/>
+          <w14:ligatures w14:val="none"/>
         </w:rPr>
         <w:t xml:space="preserve"> extornar US$ 1 705,68 correspondientes a 18 cobros indebidos </w:t>
       </w:r>
@@ -2395,7 +2332,7 @@
           <w:color w:val="000000"/>
           <w:kern w:val="0"/>
           <w:lang w:eastAsia="es-ES"/>
-          <ns2:ligatures ns2:val="none"/>
+          <w14:ligatures w14:val="none"/>
         </w:rPr>
         <w:t xml:space="preserve">requiriéndole </w:t>
       </w:r>
@@ -2405,7 +2342,7 @@
           <w:color w:val="000000"/>
           <w:kern w:val="0"/>
           <w:lang w:eastAsia="es-ES"/>
-          <ns2:ligatures ns2:val="none"/>
+          <w14:ligatures w14:val="none"/>
         </w:rPr>
         <w:t>un número</w:t>
       </w:r>
@@ -2415,12 +2352,12 @@
           <w:color w:val="000000"/>
           <w:kern w:val="0"/>
           <w:lang w:eastAsia="es-ES"/>
-          <ns2:ligatures ns2:val="none"/>
+          <w14:ligatures w14:val="none"/>
         </w:rPr>
         <w:t xml:space="preserve"> de cuenta para la devolución. </w:t>
       </w:r>
     </w:p>
-    <w:p ns2:paraId="2E908B30" ns2:textId="77777777">
+    <w:p>
       <w:pPr>
         <w:pStyle w:val="Prrafodelista"/>
         <w:spacing w:after="0" w:line="240" w:lineRule="auto"/>
@@ -2431,11 +2368,11 @@
           <w:color w:val="000000"/>
           <w:kern w:val="0"/>
           <w:lang w:eastAsia="es-ES"/>
-          <ns2:ligatures ns2:val="none"/>
-        </w:rPr>
-      </w:pPr>
-    </w:p>
-    <w:p ns2:paraId="7A388F4B" ns2:textId="70A04AA2">
+          <w14:ligatures w14:val="none"/>
+        </w:rPr>
+      </w:pPr>
+    </w:p>
+    <w:p>
       <w:pPr>
         <w:pStyle w:val="Prrafodelista"/>
         <w:numPr>
@@ -2453,16 +2390,16 @@
           <w:color w:val="000000"/>
           <w:kern w:val="0"/>
           <w:lang w:eastAsia="es-ES"/>
-          <ns2:ligatures ns2:val="none"/>
-        </w:rPr>
-      </w:pPr>
-      <w:r>
-        <w:rPr>
-          <w:rFonts w:ascii="Arial Narrow" w:eastAsia="Times New Roman" w:hAnsi="Arial Narrow" w:cs="Arial"/>
-          <w:color w:val="000000"/>
-          <w:kern w:val="0"/>
-          <w:lang w:eastAsia="es-ES"/>
-          <ns2:ligatures ns2:val="none"/>
+          <w14:ligatures w14:val="none"/>
+        </w:rPr>
+      </w:pPr>
+      <w:r>
+        <w:rPr>
+          <w:rFonts w:ascii="Arial Narrow" w:eastAsia="Times New Roman" w:hAnsi="Arial Narrow" w:cs="Arial"/>
+          <w:color w:val="000000"/>
+          <w:kern w:val="0"/>
+          <w:lang w:eastAsia="es-ES"/>
+          <w14:ligatures w14:val="none"/>
         </w:rPr>
         <w:t xml:space="preserve">El 27 de diciembre de 2024, comunicó a </w:t>
       </w:r>
@@ -2472,7 +2409,7 @@
           <w:color w:val="000000"/>
           <w:kern w:val="0"/>
           <w:lang w:val="es-ES" w:eastAsia="es-ES"/>
-          <ns2:ligatures ns2:val="none"/>
+          <w14:ligatures w14:val="none"/>
         </w:rPr>
         <w:t>Mapfre</w:t>
       </w:r>
@@ -2485,7 +2422,7 @@
           <w:color w:val="000000"/>
           <w:kern w:val="0"/>
           <w:lang w:val="es-ES" w:eastAsia="es-ES"/>
-          <ns2:ligatures ns2:val="none"/>
+          <w14:ligatures w14:val="none"/>
         </w:rPr>
         <w:t xml:space="preserve">que aún se encontraba vigente </w:t>
       </w:r>
@@ -2495,7 +2432,7 @@
           <w:color w:val="000000"/>
           <w:kern w:val="0"/>
           <w:lang w:val="es-ES" w:eastAsia="es-ES"/>
-          <ns2:ligatures ns2:val="none"/>
+          <w14:ligatures w14:val="none"/>
         </w:rPr>
         <w:t>su</w:t>
       </w:r>
@@ -2505,7 +2442,7 @@
           <w:color w:val="000000"/>
           <w:kern w:val="0"/>
           <w:lang w:val="es-ES" w:eastAsia="es-ES"/>
-          <ns2:ligatures ns2:val="none"/>
+          <w14:ligatures w14:val="none"/>
         </w:rPr>
         <w:t xml:space="preserve"> autorización para el débito de la prima de la </w:t>
       </w:r>
@@ -2515,7 +2452,7 @@
           <w:color w:val="000000"/>
           <w:kern w:val="0"/>
           <w:lang w:val="es-ES" w:eastAsia="es-ES"/>
-          <ns2:ligatures ns2:val="none"/>
+          <w14:ligatures w14:val="none"/>
         </w:rPr>
         <w:t>póliza</w:t>
       </w:r>
@@ -2525,7 +2462,7 @@
           <w:color w:val="000000"/>
           <w:kern w:val="0"/>
           <w:lang w:val="es-ES" w:eastAsia="es-ES"/>
-          <ns2:ligatures ns2:val="none"/>
+          <w14:ligatures w14:val="none"/>
         </w:rPr>
         <w:t xml:space="preserve"> de su cuenta de ahorros y que se había efectuado el débito mes a mes, incluyendo el cobro irregular de 8 cuotas adicionales en octubre de 2024. Pese </w:t>
       </w:r>
@@ -2535,7 +2472,7 @@
           <w:color w:val="000000"/>
           <w:kern w:val="0"/>
           <w:lang w:val="es-ES" w:eastAsia="es-ES"/>
-          <ns2:ligatures ns2:val="none"/>
+          <w14:ligatures w14:val="none"/>
         </w:rPr>
         <w:t xml:space="preserve">a ello, </w:t>
       </w:r>
@@ -2545,7 +2482,7 @@
           <w:color w:val="000000"/>
           <w:kern w:val="0"/>
           <w:lang w:val="es-ES" w:eastAsia="es-ES"/>
-          <ns2:ligatures ns2:val="none"/>
+          <w14:ligatures w14:val="none"/>
         </w:rPr>
         <w:t xml:space="preserve">le habían informado que </w:t>
       </w:r>
@@ -2555,7 +2492,7 @@
           <w:color w:val="000000"/>
           <w:kern w:val="0"/>
           <w:lang w:val="es-ES" w:eastAsia="es-ES"/>
-          <ns2:ligatures ns2:val="none"/>
+          <w14:ligatures w14:val="none"/>
         </w:rPr>
         <w:t>la Póliza había sido anulada en marzo de 2024, lo que resultaba incoherente con los cobros realizados</w:t>
       </w:r>
@@ -2565,7 +2502,7 @@
           <w:color w:val="000000"/>
           <w:kern w:val="0"/>
           <w:lang w:eastAsia="es-ES"/>
-          <ns2:ligatures ns2:val="none"/>
+          <w14:ligatures w14:val="none"/>
         </w:rPr>
         <w:t>.</w:t>
       </w:r>
@@ -2575,7 +2512,7 @@
           <w:color w:val="000000"/>
           <w:kern w:val="0"/>
           <w:lang w:eastAsia="es-ES"/>
-          <ns2:ligatures ns2:val="none"/>
+          <w14:ligatures w14:val="none"/>
         </w:rPr>
         <w:t xml:space="preserve"> </w:t>
       </w:r>
@@ -2585,12 +2522,12 @@
           <w:color w:val="000000"/>
           <w:kern w:val="0"/>
           <w:lang w:eastAsia="es-ES"/>
-          <ns2:ligatures ns2:val="none"/>
+          <w14:ligatures w14:val="none"/>
         </w:rPr>
         <w:t xml:space="preserve"> </w:t>
       </w:r>
     </w:p>
-    <w:p ns2:paraId="74B6405E" ns2:textId="77777777">
+    <w:p>
       <w:pPr>
         <w:pStyle w:val="Prrafodelista"/>
         <w:spacing w:after="0" w:line="240" w:lineRule="auto"/>
@@ -2601,11 +2538,11 @@
           <w:color w:val="000000"/>
           <w:kern w:val="0"/>
           <w:lang w:eastAsia="es-ES"/>
-          <ns2:ligatures ns2:val="none"/>
-        </w:rPr>
-      </w:pPr>
-    </w:p>
-    <w:p ns2:paraId="2F9CF7F5" ns2:textId="01B044DD">
+          <w14:ligatures w14:val="none"/>
+        </w:rPr>
+      </w:pPr>
+    </w:p>
+    <w:p>
       <w:pPr>
         <w:pStyle w:val="Prrafodelista"/>
         <w:numPr>
@@ -2620,16 +2557,16 @@
           <w:color w:val="000000"/>
           <w:kern w:val="0"/>
           <w:lang w:eastAsia="es-ES"/>
-          <ns2:ligatures ns2:val="none"/>
-        </w:rPr>
-      </w:pPr>
-      <w:r>
-        <w:rPr>
-          <w:rFonts w:ascii="Arial Narrow" w:eastAsia="Times New Roman" w:hAnsi="Arial Narrow" w:cs="Arial"/>
-          <w:color w:val="000000"/>
-          <w:kern w:val="0"/>
-          <w:lang w:eastAsia="es-ES"/>
-          <ns2:ligatures ns2:val="none"/>
+          <w14:ligatures w14:val="none"/>
+        </w:rPr>
+      </w:pPr>
+      <w:r>
+        <w:rPr>
+          <w:rFonts w:ascii="Arial Narrow" w:eastAsia="Times New Roman" w:hAnsi="Arial Narrow" w:cs="Arial"/>
+          <w:color w:val="000000"/>
+          <w:kern w:val="0"/>
+          <w:lang w:eastAsia="es-ES"/>
+          <w14:ligatures w14:val="none"/>
         </w:rPr>
         <w:t xml:space="preserve">El 20 de enero de 2025, </w:t>
       </w:r>
@@ -2639,7 +2576,7 @@
           <w:color w:val="000000"/>
           <w:kern w:val="0"/>
           <w:lang w:val="es-ES" w:eastAsia="es-ES"/>
-          <ns2:ligatures ns2:val="none"/>
+          <w14:ligatures w14:val="none"/>
         </w:rPr>
         <w:t>Mapfre</w:t>
       </w:r>
@@ -2652,7 +2589,7 @@
           <w:color w:val="000000"/>
           <w:kern w:val="0"/>
           <w:lang w:eastAsia="es-ES"/>
-          <ns2:ligatures ns2:val="none"/>
+          <w14:ligatures w14:val="none"/>
         </w:rPr>
         <w:t>le respondió</w:t>
       </w:r>
@@ -2662,7 +2599,7 @@
           <w:color w:val="000000"/>
           <w:kern w:val="0"/>
           <w:lang w:eastAsia="es-ES"/>
-          <ns2:ligatures ns2:val="none"/>
+          <w14:ligatures w14:val="none"/>
         </w:rPr>
         <w:t xml:space="preserve"> </w:t>
       </w:r>
@@ -2672,7 +2609,7 @@
           <w:color w:val="000000"/>
           <w:kern w:val="0"/>
           <w:lang w:eastAsia="es-ES"/>
-          <ns2:ligatures ns2:val="none"/>
+          <w14:ligatures w14:val="none"/>
         </w:rPr>
         <w:t>manteniendo</w:t>
       </w:r>
@@ -2682,7 +2619,7 @@
           <w:color w:val="000000"/>
           <w:kern w:val="0"/>
           <w:lang w:eastAsia="es-ES"/>
-          <ns2:ligatures ns2:val="none"/>
+          <w14:ligatures w14:val="none"/>
         </w:rPr>
         <w:t xml:space="preserve"> su posición de anulación de la póliza, sin tener en cuenta que había realizado pagos mensuales durante más de 24 años</w:t>
       </w:r>
@@ -2692,7 +2629,7 @@
           <w:color w:val="000000"/>
           <w:kern w:val="0"/>
           <w:lang w:eastAsia="es-ES"/>
-          <ns2:ligatures ns2:val="none"/>
+          <w14:ligatures w14:val="none"/>
         </w:rPr>
         <w:t xml:space="preserve"> de manera regular</w:t>
       </w:r>
@@ -2702,12 +2639,12 @@
           <w:color w:val="000000"/>
           <w:kern w:val="0"/>
           <w:lang w:eastAsia="es-ES"/>
-          <ns2:ligatures ns2:val="none"/>
+          <w14:ligatures w14:val="none"/>
         </w:rPr>
         <w:t>.</w:t>
       </w:r>
     </w:p>
-    <w:p ns2:paraId="33E14FF7" ns2:textId="77777777">
+    <w:p>
       <w:pPr>
         <w:tabs>
           <w:tab w:val="left" w:pos="1134"/>
@@ -2719,11 +2656,11 @@
           <w:color w:val="000000"/>
           <w:kern w:val="0"/>
           <w:lang w:eastAsia="es-ES"/>
-          <ns2:ligatures ns2:val="none"/>
-        </w:rPr>
-      </w:pPr>
-    </w:p>
-    <w:p ns2:paraId="65C58807" ns2:textId="08CAEC84">
+          <w14:ligatures w14:val="none"/>
+        </w:rPr>
+      </w:pPr>
+    </w:p>
+    <w:p>
       <w:pPr>
         <w:numPr>
           <w:ilvl w:val="1"/>
@@ -2741,14 +2678,14 @@
           <w:color w:val="000000"/>
           <w:kern w:val="0"/>
           <w:lang w:val="es-ES" w:eastAsia="es-ES"/>
-          <ns2:ligatures ns2:val="none"/>
+          <w14:ligatures w14:val="none"/>
         </w:rPr>
       </w:pPr>
       <w:r>
         <w:rPr>
           <w:rFonts w:ascii="Arial Narrow" w:eastAsia="Calibri" w:hAnsi="Arial Narrow" w:cs="Arial"/>
           <w:kern w:val="0"/>
-          <ns2:ligatures ns2:val="none"/>
+          <w14:ligatures w14:val="none"/>
         </w:rPr>
         <w:t xml:space="preserve">El señor [APELLIDO] solicitó, en calidad de medida correctiva, que Mapfre cumpla con: (i) realizar la rehabilitación de la Póliza del Seguro de Vida; (ii) remitir la Póliza adecuada y actualizada a la Ley 29946 Ley del Contrato de Seguros y sus Reglamentos; (iii) remitir el cronograma de pagos y los estados de cuenta de su Póliza para determinar el importe adeudado a la fecha de conclusión del presente procedimiento y se respete el valor mensual de la prima por US$ 94,76; y, (iv) realizar la devolución de los importes cargados por un total de US$ 758,08 (8 cuotas de US$ 94,76) a su cuenta de ahorros. Asimismo, requirió el reembolso de costos y costas del presente procedimiento.</w:t>
       </w:r>
@@ -2758,7 +2695,7 @@
           <w:color w:val="000000"/>
           <w:kern w:val="0"/>
           <w:lang w:val="es-ES" w:eastAsia="es-ES"/>
-          <ns2:ligatures ns2:val="none"/>
+          <w14:ligatures w14:val="none"/>
         </w:rPr>
         <w:t/>
       </w:r>
@@ -2768,7 +2705,7 @@
           <w:color w:val="000000"/>
           <w:kern w:val="0"/>
           <w:lang w:val="es-ES" w:eastAsia="es-ES"/>
-          <ns2:ligatures ns2:val="none"/>
+          <w14:ligatures w14:val="none"/>
         </w:rPr>
         <w:t xml:space="preserve"/>
       </w:r>
@@ -2778,7 +2715,7 @@
           <w:color w:val="000000"/>
           <w:kern w:val="0"/>
           <w:lang w:val="es-ES" w:eastAsia="es-ES"/>
-          <ns2:ligatures ns2:val="none"/>
+          <w14:ligatures w14:val="none"/>
         </w:rPr>
         <w:t xml:space="preserve"/>
       </w:r>
@@ -2788,7 +2725,7 @@
           <w:color w:val="000000"/>
           <w:kern w:val="0"/>
           <w:lang w:val="es-ES" w:eastAsia="es-ES"/>
-          <ns2:ligatures ns2:val="none"/>
+          <w14:ligatures w14:val="none"/>
         </w:rPr>
         <w:t/>
       </w:r>
@@ -2798,7 +2735,7 @@
           <w:color w:val="000000"/>
           <w:kern w:val="0"/>
           <w:lang w:val="es-ES" w:eastAsia="es-ES"/>
-          <ns2:ligatures ns2:val="none"/>
+          <w14:ligatures w14:val="none"/>
         </w:rPr>
         <w:t/>
       </w:r>
@@ -2808,7 +2745,7 @@
           <w:color w:val="000000"/>
           <w:kern w:val="0"/>
           <w:lang w:val="es-ES" w:eastAsia="es-ES"/>
-          <ns2:ligatures ns2:val="none"/>
+          <w14:ligatures w14:val="none"/>
         </w:rPr>
         <w:t xml:space="preserve"/>
       </w:r>
@@ -2818,7 +2755,7 @@
           <w:color w:val="000000"/>
           <w:kern w:val="0"/>
           <w:lang w:val="es-ES" w:eastAsia="es-ES"/>
-          <ns2:ligatures ns2:val="none"/>
+          <w14:ligatures w14:val="none"/>
         </w:rPr>
         <w:t xml:space="preserve"/>
       </w:r>
@@ -2828,7 +2765,7 @@
           <w:color w:val="000000"/>
           <w:kern w:val="0"/>
           <w:lang w:eastAsia="es-ES"/>
-          <ns2:ligatures ns2:val="none"/>
+          <w14:ligatures w14:val="none"/>
         </w:rPr>
         <w:t/>
       </w:r>
@@ -2838,7 +2775,7 @@
           <w:color w:val="000000"/>
           <w:kern w:val="0"/>
           <w:lang w:val="es-ES" w:eastAsia="es-ES"/>
-          <ns2:ligatures ns2:val="none"/>
+          <w14:ligatures w14:val="none"/>
         </w:rPr>
         <w:t/>
       </w:r>
@@ -2849,7 +2786,7 @@
           <w:color w:val="000000"/>
           <w:kern w:val="0"/>
           <w:lang w:val="es-ES" w:eastAsia="es-ES"/>
-          <ns2:ligatures ns2:val="none"/>
+          <w14:ligatures w14:val="none"/>
         </w:rPr>
         <w:t/>
       </w:r>
@@ -2860,7 +2797,7 @@
           <w:color w:val="000000"/>
           <w:kern w:val="0"/>
           <w:lang w:val="es-ES" w:eastAsia="es-ES"/>
-          <ns2:ligatures ns2:val="none"/>
+          <w14:ligatures w14:val="none"/>
         </w:rPr>
         <w:t/>
       </w:r>
@@ -2870,7 +2807,7 @@
           <w:color w:val="000000"/>
           <w:kern w:val="0"/>
           <w:lang w:val="es-ES" w:eastAsia="es-ES"/>
-          <ns2:ligatures ns2:val="none"/>
+          <w14:ligatures w14:val="none"/>
         </w:rPr>
         <w:t xml:space="preserve"/>
       </w:r>
@@ -2880,7 +2817,7 @@
           <w:color w:val="000000"/>
           <w:kern w:val="0"/>
           <w:lang w:val="es-ES" w:eastAsia="es-ES"/>
-          <ns2:ligatures ns2:val="none"/>
+          <w14:ligatures w14:val="none"/>
         </w:rPr>
         <w:t/>
       </w:r>
@@ -2891,7 +2828,7 @@
           <w:color w:val="000000"/>
           <w:kern w:val="0"/>
           <w:lang w:val="es-ES" w:eastAsia="es-ES"/>
-          <ns2:ligatures ns2:val="none"/>
+          <w14:ligatures w14:val="none"/>
         </w:rPr>
         <w:t/>
       </w:r>
@@ -2902,7 +2839,7 @@
           <w:color w:val="000000"/>
           <w:kern w:val="0"/>
           <w:lang w:val="es-ES" w:eastAsia="es-ES"/>
-          <ns2:ligatures ns2:val="none"/>
+          <w14:ligatures w14:val="none"/>
         </w:rPr>
         <w:t/>
       </w:r>
@@ -2912,7 +2849,7 @@
           <w:color w:val="000000"/>
           <w:kern w:val="0"/>
           <w:lang w:val="es-ES" w:eastAsia="es-ES"/>
-          <ns2:ligatures ns2:val="none"/>
+          <w14:ligatures w14:val="none"/>
         </w:rPr>
         <w:t xml:space="preserve"/>
       </w:r>
@@ -2922,7 +2859,7 @@
           <w:color w:val="000000"/>
           <w:kern w:val="0"/>
           <w:lang w:val="es-ES" w:eastAsia="es-ES"/>
-          <ns2:ligatures ns2:val="none"/>
+          <w14:ligatures w14:val="none"/>
         </w:rPr>
         <w:t/>
       </w:r>
@@ -2932,7 +2869,7 @@
           <w:color w:val="000000"/>
           <w:kern w:val="0"/>
           <w:lang w:val="es-ES" w:eastAsia="es-ES"/>
-          <ns2:ligatures ns2:val="none"/>
+          <w14:ligatures w14:val="none"/>
         </w:rPr>
         <w:t xml:space="preserve"/>
       </w:r>
@@ -2942,7 +2879,7 @@
           <w:color w:val="000000"/>
           <w:kern w:val="0"/>
           <w:lang w:val="es-ES" w:eastAsia="es-ES"/>
-          <ns2:ligatures ns2:val="none"/>
+          <w14:ligatures w14:val="none"/>
         </w:rPr>
         <w:t/>
       </w:r>
@@ -2952,7 +2889,7 @@
           <w:color w:val="000000"/>
           <w:kern w:val="0"/>
           <w:lang w:val="es-ES" w:eastAsia="es-ES"/>
-          <ns2:ligatures ns2:val="none"/>
+          <w14:ligatures w14:val="none"/>
         </w:rPr>
         <w:t xml:space="preserve"/>
       </w:r>
@@ -2962,7 +2899,7 @@
           <w:color w:val="000000"/>
           <w:kern w:val="0"/>
           <w:lang w:val="es-ES" w:eastAsia="es-ES"/>
-          <ns2:ligatures ns2:val="none"/>
+          <w14:ligatures w14:val="none"/>
         </w:rPr>
         <w:t xml:space="preserve"/>
       </w:r>
@@ -2972,7 +2909,7 @@
           <w:color w:val="000000"/>
           <w:kern w:val="0"/>
           <w:lang w:val="es-ES" w:eastAsia="es-ES"/>
-          <ns2:ligatures ns2:val="none"/>
+          <w14:ligatures w14:val="none"/>
         </w:rPr>
         <w:t xml:space="preserve"/>
       </w:r>
@@ -2982,7 +2919,7 @@
           <w:color w:val="000000"/>
           <w:kern w:val="0"/>
           <w:lang w:val="es-ES" w:eastAsia="es-ES"/>
-          <ns2:ligatures ns2:val="none"/>
+          <w14:ligatures w14:val="none"/>
         </w:rPr>
         <w:t xml:space="preserve"/>
       </w:r>
@@ -2992,7 +2929,7 @@
           <w:color w:val="000000"/>
           <w:kern w:val="0"/>
           <w:lang w:val="es-ES" w:eastAsia="es-ES"/>
-          <ns2:ligatures ns2:val="none"/>
+          <w14:ligatures w14:val="none"/>
         </w:rPr>
         <w:t/>
       </w:r>
@@ -3002,7 +2939,7 @@
           <w:color w:val="000000"/>
           <w:kern w:val="0"/>
           <w:lang w:val="es-ES" w:eastAsia="es-ES"/>
-          <ns2:ligatures ns2:val="none"/>
+          <w14:ligatures w14:val="none"/>
         </w:rPr>
         <w:t/>
       </w:r>
@@ -3012,7 +2949,7 @@
           <w:color w:val="000000"/>
           <w:kern w:val="0"/>
           <w:lang w:val="es-ES" w:eastAsia="es-ES"/>
-          <ns2:ligatures ns2:val="none"/>
+          <w14:ligatures w14:val="none"/>
         </w:rPr>
         <w:t/>
       </w:r>
@@ -3022,7 +2959,7 @@
           <w:color w:val="000000"/>
           <w:kern w:val="0"/>
           <w:lang w:val="es-ES" w:eastAsia="es-ES"/>
-          <ns2:ligatures ns2:val="none"/>
+          <w14:ligatures w14:val="none"/>
         </w:rPr>
         <w:t/>
       </w:r>
@@ -3033,7 +2970,7 @@
           <w:color w:val="000000"/>
           <w:kern w:val="0"/>
           <w:lang w:val="es-ES" w:eastAsia="es-ES"/>
-          <ns2:ligatures ns2:val="none"/>
+          <w14:ligatures w14:val="none"/>
         </w:rPr>
         <w:t/>
       </w:r>
@@ -3044,7 +2981,7 @@
           <w:color w:val="000000"/>
           <w:kern w:val="0"/>
           <w:lang w:val="es-ES" w:eastAsia="es-ES"/>
-          <ns2:ligatures ns2:val="none"/>
+          <w14:ligatures w14:val="none"/>
         </w:rPr>
         <w:t/>
       </w:r>
@@ -3054,7 +2991,7 @@
           <w:color w:val="000000"/>
           <w:kern w:val="0"/>
           <w:lang w:val="es-ES" w:eastAsia="es-ES"/>
-          <ns2:ligatures ns2:val="none"/>
+          <w14:ligatures w14:val="none"/>
         </w:rPr>
         <w:t xml:space="preserve"/>
       </w:r>
@@ -3064,7 +3001,7 @@
           <w:color w:val="000000"/>
           <w:kern w:val="0"/>
           <w:lang w:val="es-ES" w:eastAsia="es-ES"/>
-          <ns2:ligatures ns2:val="none"/>
+          <w14:ligatures w14:val="none"/>
         </w:rPr>
         <w:t/>
       </w:r>
@@ -3074,7 +3011,7 @@
           <w:color w:val="000000"/>
           <w:kern w:val="0"/>
           <w:lang w:val="es-ES" w:eastAsia="es-ES"/>
-          <ns2:ligatures ns2:val="none"/>
+          <w14:ligatures w14:val="none"/>
         </w:rPr>
         <w:t xml:space="preserve"/>
       </w:r>
@@ -3084,7 +3021,7 @@
           <w:color w:val="000000"/>
           <w:kern w:val="0"/>
           <w:lang w:val="es-ES" w:eastAsia="es-ES"/>
-          <ns2:ligatures ns2:val="none"/>
+          <w14:ligatures w14:val="none"/>
         </w:rPr>
         <w:t xml:space="preserve"/>
       </w:r>
@@ -3094,7 +3031,7 @@
           <w:color w:val="000000"/>
           <w:kern w:val="0"/>
           <w:lang w:val="es-ES" w:eastAsia="es-ES"/>
-          <ns2:ligatures ns2:val="none"/>
+          <w14:ligatures w14:val="none"/>
         </w:rPr>
         <w:t xml:space="preserve"/>
       </w:r>
@@ -3104,7 +3041,7 @@
           <w:color w:val="000000"/>
           <w:kern w:val="0"/>
           <w:lang w:val="es-ES" w:eastAsia="es-ES"/>
-          <ns2:ligatures ns2:val="none"/>
+          <w14:ligatures w14:val="none"/>
         </w:rPr>
         <w:t/>
       </w:r>
@@ -3114,7 +3051,7 @@
           <w:color w:val="000000"/>
           <w:kern w:val="0"/>
           <w:lang w:val="es-ES" w:eastAsia="es-ES"/>
-          <ns2:ligatures ns2:val="none"/>
+          <w14:ligatures w14:val="none"/>
         </w:rPr>
         <w:t/>
       </w:r>
@@ -3124,7 +3061,7 @@
           <w:color w:val="000000"/>
           <w:kern w:val="0"/>
           <w:lang w:val="es-ES" w:eastAsia="es-ES"/>
-          <ns2:ligatures ns2:val="none"/>
+          <w14:ligatures w14:val="none"/>
         </w:rPr>
         <w:t xml:space="preserve"/>
       </w:r>
@@ -3134,7 +3071,7 @@
           <w:color w:val="000000"/>
           <w:kern w:val="0"/>
           <w:lang w:val="es-ES" w:eastAsia="es-ES"/>
-          <ns2:ligatures ns2:val="none"/>
+          <w14:ligatures w14:val="none"/>
         </w:rPr>
         <w:t xml:space="preserve"/>
       </w:r>
@@ -3144,7 +3081,7 @@
           <w:color w:val="000000"/>
           <w:kern w:val="0"/>
           <w:lang w:val="es-ES" w:eastAsia="es-ES"/>
-          <ns2:ligatures ns2:val="none"/>
+          <w14:ligatures w14:val="none"/>
         </w:rPr>
         <w:t/>
       </w:r>
@@ -3154,7 +3091,7 @@
           <w:color w:val="000000"/>
           <w:kern w:val="0"/>
           <w:lang w:val="es-ES" w:eastAsia="es-ES"/>
-          <ns2:ligatures ns2:val="none"/>
+          <w14:ligatures w14:val="none"/>
         </w:rPr>
         <w:t/>
       </w:r>
@@ -3164,7 +3101,7 @@
           <w:color w:val="000000"/>
           <w:kern w:val="0"/>
           <w:lang w:val="es-ES" w:eastAsia="es-ES"/>
-          <ns2:ligatures ns2:val="none"/>
+          <w14:ligatures w14:val="none"/>
         </w:rPr>
         <w:t xml:space="preserve"/>
       </w:r>
@@ -3174,7 +3111,7 @@
           <w:color w:val="000000"/>
           <w:kern w:val="0"/>
           <w:lang w:val="es-ES" w:eastAsia="es-ES"/>
-          <ns2:ligatures ns2:val="none"/>
+          <w14:ligatures w14:val="none"/>
         </w:rPr>
         <w:t/>
       </w:r>
@@ -3184,7 +3121,7 @@
           <w:color w:val="000000"/>
           <w:kern w:val="0"/>
           <w:lang w:val="es-ES" w:eastAsia="es-ES"/>
-          <ns2:ligatures ns2:val="none"/>
+          <w14:ligatures w14:val="none"/>
         </w:rPr>
         <w:t xml:space="preserve"/>
       </w:r>
@@ -3194,12 +3131,12 @@
           <w:color w:val="000000"/>
           <w:kern w:val="0"/>
           <w:lang w:val="es-ES" w:eastAsia="es-ES"/>
-          <ns2:ligatures ns2:val="none"/>
+          <w14:ligatures w14:val="none"/>
         </w:rPr>
         <w:t/>
       </w:r>
     </w:p>
-    <w:p ns2:paraId="66005174" ns2:textId="77777777">
+    <w:p>
       <w:pPr>
         <w:spacing w:after="0" w:line="240" w:lineRule="auto"/>
         <w:contextualSpacing/>
@@ -3210,11 +3147,11 @@
           <w:color w:val="000000"/>
           <w:kern w:val="0"/>
           <w:lang w:eastAsia="es-PE"/>
-          <ns2:ligatures ns2:val="none"/>
-        </w:rPr>
-      </w:pPr>
-    </w:p>
-    <w:p ns2:paraId="3541B1F9" ns2:textId="77777777">
+          <w14:ligatures w14:val="none"/>
+        </w:rPr>
+      </w:pPr>
+    </w:p>
+    <w:p>
       <w:pPr>
         <w:pStyle w:val="Prrafodelista"/>
         <w:numPr>
@@ -3234,7 +3171,7 @@
           <w:color w:val="000000"/>
           <w:kern w:val="0"/>
           <w:lang w:eastAsia="es-PE"/>
-          <ns2:ligatures ns2:val="none"/>
+          <w14:ligatures w14:val="none"/>
         </w:rPr>
       </w:pPr>
       <w:r>
@@ -3244,12 +3181,12 @@
           <w:color w:val="000000"/>
           <w:kern w:val="0"/>
           <w:lang w:eastAsia="es-PE"/>
-          <ns2:ligatures ns2:val="none"/>
+          <w14:ligatures w14:val="none"/>
         </w:rPr>
         <w:t>DE LA ADMISIÓN A TRÁMITE DE LA DENUNCIA</w:t>
       </w:r>
     </w:p>
-    <w:p ns2:paraId="34556756" ns2:textId="77777777">
+    <w:p>
       <w:pPr>
         <w:spacing w:after="0" w:line="240" w:lineRule="auto"/>
         <w:ind w:left="567"/>
@@ -3261,11 +3198,11 @@
           <w:color w:val="000000"/>
           <w:kern w:val="0"/>
           <w:lang w:eastAsia="es-PE"/>
-          <ns2:ligatures ns2:val="none"/>
-        </w:rPr>
-      </w:pPr>
-    </w:p>
-    <w:p ns2:paraId="55F1A80F" ns2:textId="4A1836D1">
+          <w14:ligatures w14:val="none"/>
+        </w:rPr>
+      </w:pPr>
+    </w:p>
+    <w:p>
       <w:pPr>
         <w:pStyle w:val="Prrafodelista"/>
         <w:numPr>
@@ -3278,7 +3215,7 @@
         <w:rPr>
           <w:rFonts w:ascii="Arial Narrow" w:eastAsia="Arial Narrow" w:hAnsi="Arial Narrow" w:cs="Arial Narrow"/>
           <w:kern w:val="0"/>
-          <ns2:ligatures ns2:val="none"/>
+          <w14:ligatures w14:val="none"/>
         </w:rPr>
       </w:pPr>
       <w:bookmarkStart w:id="1" w:name="_Hlk140755208"/>
@@ -3290,7 +3227,7 @@
           <w:color w:val="000000"/>
           <w:kern w:val="0"/>
           <w:lang w:eastAsia="es-PE"/>
-          <ns2:ligatures ns2:val="none"/>
+          <w14:ligatures w14:val="none"/>
         </w:rPr>
         <w:t>La Secretaría Técnica de la Comisión de Protección al Consumidor 1 (en adelante, la Secretaría Técnica), en ejercicio de sus facultades</w:t>
       </w:r>
@@ -3303,7 +3240,7 @@
           <w:rFonts w:ascii="Arial Narrow" w:eastAsia="Arial Narrow" w:hAnsi="Arial Narrow" w:cs="Arial Narrow"/>
           <w:kern w:val="0"/>
           <w:vertAlign w:val="superscript"/>
-          <ns2:ligatures ns2:val="none"/>
+          <w14:ligatures w14:val="none"/>
         </w:rPr>
         <w:footnoteReference w:id="2"/>
       </w:r>
@@ -3313,7 +3250,7 @@
           <w:color w:val="000000"/>
           <w:kern w:val="0"/>
           <w:lang w:eastAsia="es-PE"/>
-          <ns2:ligatures ns2:val="none"/>
+          <w14:ligatures w14:val="none"/>
         </w:rPr>
         <w:t xml:space="preserve">, </w:t>
       </w:r>
@@ -3323,7 +3260,7 @@
           <w:color w:val="000000"/>
           <w:kern w:val="0"/>
           <w:lang w:eastAsia="es-PE"/>
-          <ns2:ligatures ns2:val="none"/>
+          <w14:ligatures w14:val="none"/>
         </w:rPr>
         <w:t xml:space="preserve">considera </w:t>
       </w:r>
@@ -3331,7 +3268,7 @@
         <w:rPr>
           <w:rFonts w:ascii="Arial Narrow" w:eastAsia="Arial Narrow" w:hAnsi="Arial Narrow" w:cs="Arial Narrow"/>
           <w:kern w:val="0"/>
-          <ns2:ligatures ns2:val="none"/>
+          <w14:ligatures w14:val="none"/>
         </w:rPr>
         <w:t xml:space="preserve">que el hecho denunciado, consistente en que </w:t>
       </w:r>
@@ -3339,7 +3276,7 @@
         <w:rPr>
           <w:rFonts w:ascii="Arial Narrow" w:eastAsia="Arial Narrow" w:hAnsi="Arial Narrow" w:cs="Arial Narrow"/>
           <w:kern w:val="0"/>
-          <ns2:ligatures ns2:val="none"/>
+          <w14:ligatures w14:val="none"/>
         </w:rPr>
         <w:t xml:space="preserve">la </w:t>
       </w:r>
@@ -3347,7 +3284,7 @@
         <w:rPr>
           <w:rFonts w:ascii="Arial Narrow" w:eastAsia="Arial Narrow" w:hAnsi="Arial Narrow" w:cs="Arial Narrow"/>
           <w:kern w:val="0"/>
-          <ns2:ligatures ns2:val="none"/>
+          <w14:ligatures w14:val="none"/>
         </w:rPr>
         <w:lastRenderedPageBreak/>
         <w:t>compañía aseguradora habría cobrado en exceso 3 cuotas durante el año 2023 al denunciante, correspondientes al pago de primas del Seguro de Vida contratado</w:t>
@@ -3356,7 +3293,7 @@
         <w:rPr>
           <w:rFonts w:ascii="Arial Narrow" w:eastAsia="Arial Narrow" w:hAnsi="Arial Narrow" w:cs="Arial Narrow"/>
           <w:kern w:val="0"/>
-          <ns2:ligatures ns2:val="none"/>
+          <w14:ligatures w14:val="none"/>
         </w:rPr>
         <w:t xml:space="preserve">; involucraría una presunta afectación a sus expectativas, quien no habría encontrado una correspondencia entre lo que esperaba recibir de parte del proveedor y lo que realmente recibió. Por consiguiente, corresponde calificar el hecho materia de denuncia como una </w:t>
       </w:r>
@@ -3364,7 +3301,7 @@
         <w:rPr>
           <w:rFonts w:ascii="Arial Narrow" w:eastAsia="Arial Narrow" w:hAnsi="Arial Narrow" w:cs="Arial Narrow"/>
           <w:kern w:val="0"/>
-          <ns2:ligatures ns2:val="none"/>
+          <w14:ligatures w14:val="none"/>
         </w:rPr>
         <w:t>presunta infracción al deber de idoneidad, tipificado en los artículos 18</w:t>
       </w:r>
@@ -3374,7 +3311,7 @@
           <w:color w:val="000000"/>
           <w:kern w:val="0"/>
           <w:lang w:eastAsia="es-PE"/>
-          <ns2:ligatures ns2:val="none"/>
+          <w14:ligatures w14:val="none"/>
         </w:rPr>
         <w:t/>
       </w:r>
@@ -3382,7 +3319,7 @@
         <w:rPr>
           <w:rFonts w:ascii="Arial Narrow" w:eastAsia="Arial Narrow" w:hAnsi="Arial Narrow" w:cs="Arial Narrow"/>
           <w:kern w:val="0"/>
-          <ns2:ligatures ns2:val="none"/>
+          <w14:ligatures w14:val="none"/>
         </w:rPr>
         <w:t xml:space="preserve"> y 19</w:t>
       </w:r>
@@ -3392,7 +3329,7 @@
           <w:color w:val="000000"/>
           <w:kern w:val="0"/>
           <w:lang w:eastAsia="es-PE"/>
-          <ns2:ligatures ns2:val="none"/>
+          <w14:ligatures w14:val="none"/>
         </w:rPr>
         <w:t/>
       </w:r>
@@ -3400,7 +3337,7 @@
         <w:rPr>
           <w:rFonts w:ascii="Arial Narrow" w:eastAsia="Arial Narrow" w:hAnsi="Arial Narrow" w:cs="Arial Narrow"/>
           <w:kern w:val="0"/>
-          <ns2:ligatures ns2:val="none"/>
+          <w14:ligatures w14:val="none"/>
         </w:rPr>
         <w:t xml:space="preserve"> del Código</w:t>
       </w:r>
@@ -3410,7 +3347,7 @@
           <w:rFonts w:ascii="Arial Narrow" w:eastAsia="Arial Narrow" w:hAnsi="Arial Narrow" w:cs="Arial"/>
           <w:kern w:val="0"/>
           <w:vertAlign w:val="superscript"/>
-          <ns2:ligatures ns2:val="none"/>
+          <w14:ligatures w14:val="none"/>
         </w:rPr>
         <w:footnoteReference w:id="3"/>
       </w:r>
@@ -3418,12 +3355,12 @@
         <w:rPr>
           <w:rFonts w:ascii="Arial Narrow" w:eastAsia="Arial Narrow" w:hAnsi="Arial Narrow" w:cs="Arial Narrow"/>
           <w:kern w:val="0"/>
-          <ns2:ligatures ns2:val="none"/>
+          <w14:ligatures w14:val="none"/>
         </w:rPr>
         <w:t>.</w:t>
       </w:r>
     </w:p>
-    <w:p ns2:paraId="407F0337" ns2:textId="77777777">
+    <w:p>
       <w:pPr>
         <w:pStyle w:val="Prrafodelista"/>
         <w:spacing w:after="0" w:line="240" w:lineRule="auto"/>
@@ -3432,11 +3369,11 @@
         <w:rPr>
           <w:rFonts w:ascii="Arial Narrow" w:eastAsia="Arial Narrow" w:hAnsi="Arial Narrow" w:cs="Arial Narrow"/>
           <w:kern w:val="0"/>
-          <ns2:ligatures ns2:val="none"/>
-        </w:rPr>
-      </w:pPr>
-    </w:p>
-    <w:p ns2:paraId="5AA8135F" ns2:textId="79AF91EA">
+          <w14:ligatures w14:val="none"/>
+        </w:rPr>
+      </w:pPr>
+    </w:p>
+    <w:p>
       <w:pPr>
         <w:pStyle w:val="Prrafodelista"/>
         <w:numPr>
@@ -3449,14 +3386,14 @@
         <w:rPr>
           <w:rFonts w:ascii="Arial Narrow" w:eastAsia="Arial Narrow" w:hAnsi="Arial Narrow" w:cs="Arial Narrow"/>
           <w:kern w:val="0"/>
-          <ns2:ligatures ns2:val="none"/>
-        </w:rPr>
-      </w:pPr>
-      <w:r>
-        <w:rPr>
-          <w:rFonts w:ascii="Arial Narrow" w:eastAsia="Arial Narrow" w:hAnsi="Arial Narrow" w:cs="Arial Narrow"/>
-          <w:kern w:val="0"/>
-          <ns2:ligatures ns2:val="none"/>
+          <w14:ligatures w14:val="none"/>
+        </w:rPr>
+      </w:pPr>
+      <w:r>
+        <w:rPr>
+          <w:rFonts w:ascii="Arial Narrow" w:eastAsia="Arial Narrow" w:hAnsi="Arial Narrow" w:cs="Arial Narrow"/>
+          <w:kern w:val="0"/>
+          <w14:ligatures w14:val="none"/>
         </w:rPr>
         <w:t xml:space="preserve">Así también, </w:t>
       </w:r>
@@ -3466,7 +3403,7 @@
           <w:color w:val="000000"/>
           <w:kern w:val="0"/>
           <w:lang w:eastAsia="es-PE"/>
-          <ns2:ligatures ns2:val="none"/>
+          <w14:ligatures w14:val="none"/>
         </w:rPr>
         <w:t xml:space="preserve">la Secretaría Técnica, en ejercicio de sus facultades, considera </w:t>
       </w:r>
@@ -3474,7 +3411,7 @@
         <w:rPr>
           <w:rFonts w:ascii="Arial Narrow" w:eastAsia="Arial Narrow" w:hAnsi="Arial Narrow" w:cs="Arial"/>
           <w:kern w:val="0"/>
-          <ns2:ligatures ns2:val="none"/>
+          <w14:ligatures w14:val="none"/>
         </w:rPr>
         <w:t xml:space="preserve">que el hecho denunciado, consistente en que </w:t>
       </w:r>
@@ -3482,7 +3419,7 @@
         <w:rPr>
           <w:rFonts w:ascii="Arial Narrow" w:eastAsia="Arial Narrow" w:hAnsi="Arial Narrow" w:cs="Arial"/>
           <w:kern w:val="0"/>
-          <ns2:ligatures ns2:val="none"/>
+          <w14:ligatures w14:val="none"/>
         </w:rPr>
         <w:t>la compañía aseguradora habría gestionado inadecuadamente el cargo de nueve (9) cuotas de US$ 94,76 el 2 de octubre en octubre de 2024 a la cuenta del denunciante debido a un error operativo</w:t>
       </w:r>
@@ -3490,7 +3427,7 @@
         <w:rPr>
           <w:rFonts w:ascii="Arial Narrow" w:eastAsia="Arial Narrow" w:hAnsi="Arial Narrow" w:cs="Arial Narrow"/>
           <w:kern w:val="0"/>
-          <ns2:ligatures ns2:val="none"/>
+          <w14:ligatures w14:val="none"/>
         </w:rPr>
         <w:t xml:space="preserve">; involucraría una presunta afectación a sus expectativas, quien no habría encontrado una correspondencia entre lo que esperaba recibir de parte del proveedor y lo que realmente recibió. Por consiguiente, corresponde calificar el hecho materia de denuncia </w:t>
       </w:r>
@@ -3498,7 +3435,7 @@
         <w:rPr>
           <w:rFonts w:ascii="Arial Narrow" w:eastAsia="Arial Narrow" w:hAnsi="Arial Narrow" w:cs="Arial Narrow"/>
           <w:kern w:val="0"/>
-          <ns2:ligatures ns2:val="none"/>
+          <w14:ligatures w14:val="none"/>
         </w:rPr>
         <w:t>como una presunta infracción al deber de idoneidad, tipificado en los artículos 18</w:t>
       </w:r>
@@ -3508,7 +3445,7 @@
           <w:color w:val="000000"/>
           <w:kern w:val="0"/>
           <w:lang w:eastAsia="es-PE"/>
-          <ns2:ligatures ns2:val="none"/>
+          <w14:ligatures w14:val="none"/>
         </w:rPr>
         <w:t/>
       </w:r>
@@ -3516,7 +3453,7 @@
         <w:rPr>
           <w:rFonts w:ascii="Arial Narrow" w:eastAsia="Arial Narrow" w:hAnsi="Arial Narrow" w:cs="Arial Narrow"/>
           <w:kern w:val="0"/>
-          <ns2:ligatures ns2:val="none"/>
+          <w14:ligatures w14:val="none"/>
         </w:rPr>
         <w:t xml:space="preserve"> y 19</w:t>
       </w:r>
@@ -3526,7 +3463,7 @@
           <w:color w:val="000000"/>
           <w:kern w:val="0"/>
           <w:lang w:eastAsia="es-PE"/>
-          <ns2:ligatures ns2:val="none"/>
+          <w14:ligatures w14:val="none"/>
         </w:rPr>
         <w:t/>
       </w:r>
@@ -3534,7 +3471,7 @@
         <w:rPr>
           <w:rFonts w:ascii="Arial Narrow" w:eastAsia="Arial Narrow" w:hAnsi="Arial Narrow" w:cs="Arial Narrow"/>
           <w:kern w:val="0"/>
-          <ns2:ligatures ns2:val="none"/>
+          <w14:ligatures w14:val="none"/>
         </w:rPr>
         <w:t xml:space="preserve"> del Código</w:t>
       </w:r>
@@ -3542,22 +3479,22 @@
         <w:rPr>
           <w:rFonts w:ascii="Arial Narrow" w:eastAsia="Arial Narrow" w:hAnsi="Arial Narrow" w:cs="Arial"/>
           <w:kern w:val="0"/>
-          <ns2:ligatures ns2:val="none"/>
+          <w14:ligatures w14:val="none"/>
         </w:rPr>
         <w:t>.</w:t>
       </w:r>
     </w:p>
-    <w:p ns2:paraId="497B2AC9" ns2:textId="77777777">
+    <w:p>
       <w:pPr>
         <w:pStyle w:val="Prrafodelista"/>
         <w:rPr>
           <w:rFonts w:ascii="Arial Narrow" w:eastAsia="Arial Narrow" w:hAnsi="Arial Narrow" w:cs="Arial Narrow"/>
           <w:kern w:val="0"/>
-          <ns2:ligatures ns2:val="none"/>
-        </w:rPr>
-      </w:pPr>
-    </w:p>
-    <w:p ns2:paraId="2F8CD95A" ns2:textId="3124D174">
+          <w14:ligatures w14:val="none"/>
+        </w:rPr>
+      </w:pPr>
+    </w:p>
+    <w:p>
       <w:pPr>
         <w:pStyle w:val="Prrafodelista"/>
         <w:numPr>
@@ -3570,14 +3507,14 @@
         <w:rPr>
           <w:rFonts w:ascii="Arial Narrow" w:eastAsia="Arial Narrow" w:hAnsi="Arial Narrow" w:cs="Arial Narrow"/>
           <w:kern w:val="0"/>
-          <ns2:ligatures ns2:val="none"/>
-        </w:rPr>
-      </w:pPr>
-      <w:r>
-        <w:rPr>
-          <w:rFonts w:ascii="Arial Narrow" w:eastAsia="Arial Narrow" w:hAnsi="Arial Narrow" w:cs="Arial Narrow"/>
-          <w:kern w:val="0"/>
-          <ns2:ligatures ns2:val="none"/>
+          <w14:ligatures w14:val="none"/>
+        </w:rPr>
+      </w:pPr>
+      <w:r>
+        <w:rPr>
+          <w:rFonts w:ascii="Arial Narrow" w:eastAsia="Arial Narrow" w:hAnsi="Arial Narrow" w:cs="Arial Narrow"/>
+          <w:kern w:val="0"/>
+          <w14:ligatures w14:val="none"/>
         </w:rPr>
         <w:t xml:space="preserve">Adicionalmente, </w:t>
       </w:r>
@@ -3587,7 +3524,7 @@
           <w:color w:val="000000"/>
           <w:kern w:val="0"/>
           <w:lang w:eastAsia="es-PE"/>
-          <ns2:ligatures ns2:val="none"/>
+          <w14:ligatures w14:val="none"/>
         </w:rPr>
         <w:t xml:space="preserve">la Secretaría Técnica, en ejercicio de sus facultades, considera </w:t>
       </w:r>
@@ -3595,7 +3532,7 @@
         <w:rPr>
           <w:rFonts w:ascii="Arial Narrow" w:eastAsia="Arial Narrow" w:hAnsi="Arial Narrow" w:cs="Arial"/>
           <w:kern w:val="0"/>
-          <ns2:ligatures ns2:val="none"/>
+          <w14:ligatures w14:val="none"/>
         </w:rPr>
         <w:t xml:space="preserve">que el hecho denunciado, consistente en que </w:t>
       </w:r>
@@ -3603,7 +3540,7 @@
         <w:rPr>
           <w:rFonts w:ascii="Arial Narrow" w:eastAsia="Arial Narrow" w:hAnsi="Arial Narrow" w:cs="Arial Narrow"/>
           <w:kern w:val="0"/>
-          <ns2:ligatures ns2:val="none"/>
+          <w14:ligatures w14:val="none"/>
         </w:rPr>
         <w:t xml:space="preserve">la compañía aseguradora no habría gestionado oportunamente el débito de las primas de la Póliza del Seguro de Vida </w:t>
       </w:r>
@@ -3612,7 +3549,7 @@
         <w:rPr>
           <w:rFonts w:ascii="Arial Narrow" w:eastAsia="Arial Narrow" w:hAnsi="Arial Narrow" w:cs="Arial Narrow"/>
           <w:kern w:val="0"/>
-          <ns2:ligatures ns2:val="none"/>
+          <w14:ligatures w14:val="none"/>
         </w:rPr>
         <w:t/>
       </w:r>
@@ -3621,7 +3558,7 @@
         <w:rPr>
           <w:rFonts w:ascii="Arial Narrow" w:eastAsia="Arial Narrow" w:hAnsi="Arial Narrow" w:cs="Arial Narrow"/>
           <w:kern w:val="0"/>
-          <ns2:ligatures ns2:val="none"/>
+          <w14:ligatures w14:val="none"/>
         </w:rPr>
         <w:t xml:space="preserve"> 6480093602438, generando la anulación de </w:t>
       </w:r>
@@ -3630,7 +3567,7 @@
         <w:rPr>
           <w:rFonts w:ascii="Arial Narrow" w:eastAsia="Arial Narrow" w:hAnsi="Arial Narrow" w:cs="Arial Narrow"/>
           <w:kern w:val="0"/>
-          <ns2:ligatures ns2:val="none"/>
+          <w14:ligatures w14:val="none"/>
         </w:rPr>
         <w:t>la misma</w:t>
       </w:r>
@@ -3639,7 +3576,7 @@
         <w:rPr>
           <w:rFonts w:ascii="Arial Narrow" w:eastAsia="Arial Narrow" w:hAnsi="Arial Narrow" w:cs="Arial Narrow"/>
           <w:kern w:val="0"/>
-          <ns2:ligatures ns2:val="none"/>
+          <w14:ligatures w14:val="none"/>
         </w:rPr>
         <w:t xml:space="preserve">; involucraría una presunta afectación a sus expectativas, quien no habría encontrado una correspondencia entre lo que esperaba recibir de parte del proveedor y lo que realmente recibió. Por consiguiente, corresponde calificar el hecho materia de denuncia como una presunta infracción al deber de idoneidad, tipificado en los </w:t>
       </w:r>
@@ -3647,7 +3584,7 @@
         <w:rPr>
           <w:rFonts w:ascii="Arial Narrow" w:eastAsia="Arial Narrow" w:hAnsi="Arial Narrow" w:cs="Arial Narrow"/>
           <w:kern w:val="0"/>
-          <ns2:ligatures ns2:val="none"/>
+          <w14:ligatures w14:val="none"/>
         </w:rPr>
         <w:t>artículos 18</w:t>
       </w:r>
@@ -3657,7 +3594,7 @@
           <w:color w:val="000000"/>
           <w:kern w:val="0"/>
           <w:lang w:eastAsia="es-PE"/>
-          <ns2:ligatures ns2:val="none"/>
+          <w14:ligatures w14:val="none"/>
         </w:rPr>
         <w:t/>
       </w:r>
@@ -3665,7 +3602,7 @@
         <w:rPr>
           <w:rFonts w:ascii="Arial Narrow" w:eastAsia="Arial Narrow" w:hAnsi="Arial Narrow" w:cs="Arial Narrow"/>
           <w:kern w:val="0"/>
-          <ns2:ligatures ns2:val="none"/>
+          <w14:ligatures w14:val="none"/>
         </w:rPr>
         <w:t xml:space="preserve"> y 19</w:t>
       </w:r>
@@ -3675,7 +3612,7 @@
           <w:color w:val="000000"/>
           <w:kern w:val="0"/>
           <w:lang w:eastAsia="es-PE"/>
-          <ns2:ligatures ns2:val="none"/>
+          <w14:ligatures w14:val="none"/>
         </w:rPr>
         <w:t/>
       </w:r>
@@ -3683,22 +3620,22 @@
         <w:rPr>
           <w:rFonts w:ascii="Arial Narrow" w:eastAsia="Arial Narrow" w:hAnsi="Arial Narrow" w:cs="Arial Narrow"/>
           <w:kern w:val="0"/>
-          <ns2:ligatures ns2:val="none"/>
+          <w14:ligatures w14:val="none"/>
         </w:rPr>
         <w:t xml:space="preserve"> del Código.</w:t>
       </w:r>
     </w:p>
-    <w:p ns2:paraId="1FCE815F" ns2:textId="77777777">
+    <w:p>
       <w:pPr>
         <w:pStyle w:val="Prrafodelista"/>
         <w:rPr>
           <w:rFonts w:ascii="Arial Narrow" w:eastAsia="Arial Narrow" w:hAnsi="Arial Narrow" w:cs="Arial Narrow"/>
           <w:kern w:val="0"/>
-          <ns2:ligatures ns2:val="none"/>
-        </w:rPr>
-      </w:pPr>
-    </w:p>
-    <w:p ns2:paraId="00F3B0B3" ns2:textId="0E0143C7">
+          <w14:ligatures w14:val="none"/>
+        </w:rPr>
+      </w:pPr>
+    </w:p>
+    <w:p>
       <w:pPr>
         <w:pStyle w:val="Prrafodelista"/>
         <w:numPr>
@@ -3711,14 +3648,14 @@
         <w:rPr>
           <w:rFonts w:ascii="Arial Narrow" w:eastAsia="Arial Narrow" w:hAnsi="Arial Narrow" w:cs="Arial Narrow"/>
           <w:kern w:val="0"/>
-          <ns2:ligatures ns2:val="none"/>
-        </w:rPr>
-      </w:pPr>
-      <w:r>
-        <w:rPr>
-          <w:rFonts w:ascii="Arial Narrow" w:eastAsia="Arial Narrow" w:hAnsi="Arial Narrow" w:cs="Arial Narrow"/>
-          <w:kern w:val="0"/>
-          <ns2:ligatures ns2:val="none"/>
+          <w14:ligatures w14:val="none"/>
+        </w:rPr>
+      </w:pPr>
+      <w:r>
+        <w:rPr>
+          <w:rFonts w:ascii="Arial Narrow" w:eastAsia="Arial Narrow" w:hAnsi="Arial Narrow" w:cs="Arial Narrow"/>
+          <w:kern w:val="0"/>
+          <w14:ligatures w14:val="none"/>
         </w:rPr>
         <w:t xml:space="preserve">Asimismo, </w:t>
       </w:r>
@@ -3728,7 +3665,7 @@
           <w:color w:val="000000"/>
           <w:kern w:val="0"/>
           <w:lang w:eastAsia="es-PE"/>
-          <ns2:ligatures ns2:val="none"/>
+          <w14:ligatures w14:val="none"/>
         </w:rPr>
         <w:t xml:space="preserve">la Secretaría Técnica, en ejercicio de sus facultades, considera </w:t>
       </w:r>
@@ -3736,7 +3673,7 @@
         <w:rPr>
           <w:rFonts w:ascii="Arial Narrow" w:eastAsia="Arial Narrow" w:hAnsi="Arial Narrow" w:cs="Arial"/>
           <w:kern w:val="0"/>
-          <ns2:ligatures ns2:val="none"/>
+          <w14:ligatures w14:val="none"/>
         </w:rPr>
         <w:t xml:space="preserve">que el hecho denunciado, consistente en que </w:t>
       </w:r>
@@ -3747,7 +3684,7 @@
           <w:kern w:val="0"/>
           <w:shd w:val="clear" w:color="auto" w:fill="FFFFFF"/>
           <w:lang w:eastAsia="es-PE"/>
-          <ns2:ligatures ns2:val="none"/>
+          <w14:ligatures w14:val="none"/>
         </w:rPr>
         <w:t xml:space="preserve">la compañía aseguradora no habría cumplido con remitir oportunamente al denunciante los estados de cuenta anuales de la Póliza del Seguro de Vida </w:t>
       </w:r>
@@ -3759,7 +3696,7 @@
           <w:kern w:val="0"/>
           <w:shd w:val="clear" w:color="auto" w:fill="FFFFFF"/>
           <w:lang w:eastAsia="es-PE"/>
-          <ns2:ligatures ns2:val="none"/>
+          <w14:ligatures w14:val="none"/>
         </w:rPr>
         <w:t/>
       </w:r>
@@ -3771,7 +3708,7 @@
           <w:kern w:val="0"/>
           <w:shd w:val="clear" w:color="auto" w:fill="FFFFFF"/>
           <w:lang w:eastAsia="es-PE"/>
-          <ns2:ligatures ns2:val="none"/>
+          <w14:ligatures w14:val="none"/>
         </w:rPr>
         <w:t xml:space="preserve"> 6480093602438</w:t>
       </w:r>
@@ -3779,7 +3716,7 @@
         <w:rPr>
           <w:rFonts w:ascii="Arial Narrow" w:eastAsia="Arial Narrow" w:hAnsi="Arial Narrow" w:cs="Arial Narrow"/>
           <w:kern w:val="0"/>
-          <ns2:ligatures ns2:val="none"/>
+          <w14:ligatures w14:val="none"/>
         </w:rPr>
         <w:t xml:space="preserve">; involucraría una presunta afectación a sus expectativas, quien no habría encontrado una correspondencia entre lo que esperaba recibir de parte del proveedor y lo que realmente recibió. Por </w:t>
       </w:r>
@@ -3787,7 +3724,7 @@
         <w:rPr>
           <w:rFonts w:ascii="Arial Narrow" w:eastAsia="Arial Narrow" w:hAnsi="Arial Narrow" w:cs="Arial Narrow"/>
           <w:kern w:val="0"/>
-          <ns2:ligatures ns2:val="none"/>
+          <w14:ligatures w14:val="none"/>
         </w:rPr>
         <w:t>consiguiente, corresponde calificar el hecho materia de denuncia como una presunta infracción al deber de idoneidad, tipificado en los artículos 18</w:t>
       </w:r>
@@ -3797,7 +3734,7 @@
           <w:color w:val="000000"/>
           <w:kern w:val="0"/>
           <w:lang w:eastAsia="es-PE"/>
-          <ns2:ligatures ns2:val="none"/>
+          <w14:ligatures w14:val="none"/>
         </w:rPr>
         <w:t/>
       </w:r>
@@ -3805,7 +3742,7 @@
         <w:rPr>
           <w:rFonts w:ascii="Arial Narrow" w:eastAsia="Arial Narrow" w:hAnsi="Arial Narrow" w:cs="Arial Narrow"/>
           <w:kern w:val="0"/>
-          <ns2:ligatures ns2:val="none"/>
+          <w14:ligatures w14:val="none"/>
         </w:rPr>
         <w:t xml:space="preserve"> y 19</w:t>
       </w:r>
@@ -3815,7 +3752,7 @@
           <w:color w:val="000000"/>
           <w:kern w:val="0"/>
           <w:lang w:eastAsia="es-PE"/>
-          <ns2:ligatures ns2:val="none"/>
+          <w14:ligatures w14:val="none"/>
         </w:rPr>
         <w:t/>
       </w:r>
@@ -3823,7 +3760,7 @@
         <w:rPr>
           <w:rFonts w:ascii="Arial Narrow" w:eastAsia="Arial Narrow" w:hAnsi="Arial Narrow" w:cs="Arial Narrow"/>
           <w:kern w:val="0"/>
-          <ns2:ligatures ns2:val="none"/>
+          <w14:ligatures w14:val="none"/>
         </w:rPr>
         <w:t xml:space="preserve"> del Código</w:t>
       </w:r>
@@ -3831,22 +3768,22 @@
         <w:rPr>
           <w:rFonts w:ascii="Arial Narrow" w:eastAsia="Arial Narrow" w:hAnsi="Arial Narrow" w:cs="Arial Narrow"/>
           <w:kern w:val="0"/>
-          <ns2:ligatures ns2:val="none"/>
+          <w14:ligatures w14:val="none"/>
         </w:rPr>
         <w:t>.</w:t>
       </w:r>
     </w:p>
-    <w:p ns2:paraId="7D946DA7" ns2:textId="77777777">
+    <w:p>
       <w:pPr>
         <w:pStyle w:val="Prrafodelista"/>
         <w:rPr>
           <w:rFonts w:ascii="Arial Narrow" w:eastAsia="Arial Narrow" w:hAnsi="Arial Narrow" w:cs="Arial Narrow"/>
           <w:kern w:val="0"/>
-          <ns2:ligatures ns2:val="none"/>
-        </w:rPr>
-      </w:pPr>
-    </w:p>
-    <w:p ns2:paraId="5F87F37A" ns2:textId="2EDB4009">
+          <w14:ligatures w14:val="none"/>
+        </w:rPr>
+      </w:pPr>
+    </w:p>
+    <w:p>
       <w:pPr>
         <w:pStyle w:val="Prrafodelista"/>
         <w:numPr>
@@ -3859,14 +3796,14 @@
         <w:rPr>
           <w:rFonts w:ascii="Arial Narrow" w:eastAsia="Arial Narrow" w:hAnsi="Arial Narrow" w:cs="Arial Narrow"/>
           <w:kern w:val="0"/>
-          <ns2:ligatures ns2:val="none"/>
-        </w:rPr>
-      </w:pPr>
-      <w:r>
-        <w:rPr>
-          <w:rFonts w:ascii="Arial Narrow" w:eastAsia="Arial Narrow" w:hAnsi="Arial Narrow" w:cs="Arial Narrow"/>
-          <w:kern w:val="0"/>
-          <ns2:ligatures ns2:val="none"/>
+          <w14:ligatures w14:val="none"/>
+        </w:rPr>
+      </w:pPr>
+      <w:r>
+        <w:rPr>
+          <w:rFonts w:ascii="Arial Narrow" w:eastAsia="Arial Narrow" w:hAnsi="Arial Narrow" w:cs="Arial Narrow"/>
+          <w:kern w:val="0"/>
+          <w14:ligatures w14:val="none"/>
         </w:rPr>
         <w:t xml:space="preserve">Además, </w:t>
       </w:r>
@@ -3876,7 +3813,7 @@
           <w:color w:val="000000"/>
           <w:kern w:val="0"/>
           <w:lang w:eastAsia="es-PE"/>
-          <ns2:ligatures ns2:val="none"/>
+          <w14:ligatures w14:val="none"/>
         </w:rPr>
         <w:t xml:space="preserve">la Secretaría Técnica, en ejercicio de sus facultades, considera </w:t>
       </w:r>
@@ -3884,7 +3821,7 @@
         <w:rPr>
           <w:rFonts w:ascii="Arial Narrow" w:eastAsia="Arial Narrow" w:hAnsi="Arial Narrow" w:cs="Arial"/>
           <w:kern w:val="0"/>
-          <ns2:ligatures ns2:val="none"/>
+          <w14:ligatures w14:val="none"/>
         </w:rPr>
         <w:t xml:space="preserve">que el hecho denunciado, consistente en que </w:t>
       </w:r>
@@ -3895,7 +3832,7 @@
           <w:kern w:val="0"/>
           <w:shd w:val="clear" w:color="auto" w:fill="FFFFFF"/>
           <w:lang w:eastAsia="es-PE"/>
-          <ns2:ligatures ns2:val="none"/>
+          <w14:ligatures w14:val="none"/>
         </w:rPr>
         <w:t xml:space="preserve">la compañía aseguradora habría retenido indebidamente ocho (8) cuotas de US$ 94,76 de la Póliza del Seguro de Vida </w:t>
       </w:r>
@@ -3907,7 +3844,7 @@
           <w:kern w:val="0"/>
           <w:shd w:val="clear" w:color="auto" w:fill="FFFFFF"/>
           <w:lang w:eastAsia="es-PE"/>
-          <ns2:ligatures ns2:val="none"/>
+          <w14:ligatures w14:val="none"/>
         </w:rPr>
         <w:t/>
       </w:r>
@@ -3919,7 +3856,7 @@
           <w:kern w:val="0"/>
           <w:shd w:val="clear" w:color="auto" w:fill="FFFFFF"/>
           <w:lang w:eastAsia="es-PE"/>
-          <ns2:ligatures ns2:val="none"/>
+          <w14:ligatures w14:val="none"/>
         </w:rPr>
         <w:t xml:space="preserve"> 6480093602438, alegando que el denunciante no consignó una cuenta bancaria para efectuar la devolución</w:t>
       </w:r>
@@ -3927,7 +3864,7 @@
         <w:rPr>
           <w:rFonts w:ascii="Arial Narrow" w:eastAsia="Arial Narrow" w:hAnsi="Arial Narrow" w:cs="Arial Narrow"/>
           <w:kern w:val="0"/>
-          <ns2:ligatures ns2:val="none"/>
+          <w14:ligatures w14:val="none"/>
         </w:rPr>
         <w:t xml:space="preserve">; involucraría una presunta afectación a sus expectativas, quien no habría encontrado una correspondencia entre lo que esperaba recibir de parte del proveedor y lo que realmente recibió. Por </w:t>
       </w:r>
@@ -3935,7 +3872,7 @@
         <w:rPr>
           <w:rFonts w:ascii="Arial Narrow" w:eastAsia="Arial Narrow" w:hAnsi="Arial Narrow" w:cs="Arial Narrow"/>
           <w:kern w:val="0"/>
-          <ns2:ligatures ns2:val="none"/>
+          <w14:ligatures w14:val="none"/>
         </w:rPr>
         <w:t xml:space="preserve">consiguiente, corresponde calificar el hecho </w:t>
       </w:r>
@@ -3943,7 +3880,7 @@
         <w:rPr>
           <w:rFonts w:ascii="Arial Narrow" w:eastAsia="Arial Narrow" w:hAnsi="Arial Narrow" w:cs="Arial Narrow"/>
           <w:kern w:val="0"/>
-          <ns2:ligatures ns2:val="none"/>
+          <w14:ligatures w14:val="none"/>
         </w:rPr>
         <w:lastRenderedPageBreak/>
         <w:t>materia de denuncia como una presunta infracción al deber de idoneidad, tipificado en los artículos 18</w:t>
@@ -3954,7 +3891,7 @@
           <w:color w:val="000000"/>
           <w:kern w:val="0"/>
           <w:lang w:eastAsia="es-PE"/>
-          <ns2:ligatures ns2:val="none"/>
+          <w14:ligatures w14:val="none"/>
         </w:rPr>
         <w:t/>
       </w:r>
@@ -3962,7 +3899,7 @@
         <w:rPr>
           <w:rFonts w:ascii="Arial Narrow" w:eastAsia="Arial Narrow" w:hAnsi="Arial Narrow" w:cs="Arial Narrow"/>
           <w:kern w:val="0"/>
-          <ns2:ligatures ns2:val="none"/>
+          <w14:ligatures w14:val="none"/>
         </w:rPr>
         <w:t xml:space="preserve"> y 19</w:t>
       </w:r>
@@ -3972,7 +3909,7 @@
           <w:color w:val="000000"/>
           <w:kern w:val="0"/>
           <w:lang w:eastAsia="es-PE"/>
-          <ns2:ligatures ns2:val="none"/>
+          <w14:ligatures w14:val="none"/>
         </w:rPr>
         <w:t/>
       </w:r>
@@ -3980,21 +3917,21 @@
         <w:rPr>
           <w:rFonts w:ascii="Arial Narrow" w:eastAsia="Arial Narrow" w:hAnsi="Arial Narrow" w:cs="Arial Narrow"/>
           <w:kern w:val="0"/>
-          <ns2:ligatures ns2:val="none"/>
+          <w14:ligatures w14:val="none"/>
         </w:rPr>
         <w:t xml:space="preserve"> del Código.</w:t>
       </w:r>
     </w:p>
-    <w:p ns2:paraId="3AC30EEE" ns2:textId="77777777">
-      <w:pPr>
-        <w:rPr>
-          <w:rFonts w:ascii="Arial Narrow" w:eastAsia="Arial Narrow" w:hAnsi="Arial Narrow" w:cs="Arial Narrow"/>
-          <w:kern w:val="0"/>
-          <ns2:ligatures ns2:val="none"/>
-        </w:rPr>
-      </w:pPr>
-    </w:p>
-    <w:p ns2:paraId="6F1604CD" ns2:textId="49B406BF">
+    <w:p>
+      <w:pPr>
+        <w:rPr>
+          <w:rFonts w:ascii="Arial Narrow" w:eastAsia="Arial Narrow" w:hAnsi="Arial Narrow" w:cs="Arial Narrow"/>
+          <w:kern w:val="0"/>
+          <w14:ligatures w14:val="none"/>
+        </w:rPr>
+      </w:pPr>
+    </w:p>
+    <w:p>
       <w:pPr>
         <w:pStyle w:val="Prrafodelista"/>
         <w:numPr>
@@ -4007,14 +3944,14 @@
         <w:rPr>
           <w:rFonts w:ascii="Arial Narrow" w:eastAsia="Arial Narrow" w:hAnsi="Arial Narrow" w:cs="Arial Narrow"/>
           <w:kern w:val="0"/>
-          <ns2:ligatures ns2:val="none"/>
-        </w:rPr>
-      </w:pPr>
-      <w:r>
-        <w:rPr>
-          <w:rFonts w:ascii="Arial Narrow" w:eastAsia="Arial Narrow" w:hAnsi="Arial Narrow" w:cs="Arial Narrow"/>
-          <w:kern w:val="0"/>
-          <ns2:ligatures ns2:val="none"/>
+          <w14:ligatures w14:val="none"/>
+        </w:rPr>
+      </w:pPr>
+      <w:r>
+        <w:rPr>
+          <w:rFonts w:ascii="Arial Narrow" w:eastAsia="Arial Narrow" w:hAnsi="Arial Narrow" w:cs="Arial Narrow"/>
+          <w:kern w:val="0"/>
+          <w14:ligatures w14:val="none"/>
         </w:rPr>
         <w:t xml:space="preserve">Así también, </w:t>
       </w:r>
@@ -4024,7 +3961,7 @@
           <w:color w:val="000000"/>
           <w:kern w:val="0"/>
           <w:lang w:eastAsia="es-PE"/>
-          <ns2:ligatures ns2:val="none"/>
+          <w14:ligatures w14:val="none"/>
         </w:rPr>
         <w:t xml:space="preserve">la Secretaría Técnica, en ejercicio de sus facultades, considera </w:t>
       </w:r>
@@ -4032,7 +3969,7 @@
         <w:rPr>
           <w:rFonts w:ascii="Arial Narrow" w:eastAsia="Arial Narrow" w:hAnsi="Arial Narrow" w:cs="Arial"/>
           <w:kern w:val="0"/>
-          <ns2:ligatures ns2:val="none"/>
+          <w14:ligatures w14:val="none"/>
         </w:rPr>
         <w:t xml:space="preserve">que el hecho denunciado, consistente en que </w:t>
       </w:r>
@@ -4043,7 +3980,7 @@
           <w:kern w:val="0"/>
           <w:shd w:val="clear" w:color="auto" w:fill="FFFFFF"/>
           <w:lang w:eastAsia="es-PE"/>
-          <ns2:ligatures ns2:val="none"/>
+          <w14:ligatures w14:val="none"/>
         </w:rPr>
         <w:t xml:space="preserve">la compañía aseguradora no habría cumplido con adecuar la Póliza del Seguro de Vida </w:t>
       </w:r>
@@ -4055,7 +3992,7 @@
           <w:kern w:val="0"/>
           <w:shd w:val="clear" w:color="auto" w:fill="FFFFFF"/>
           <w:lang w:eastAsia="es-PE"/>
-          <ns2:ligatures ns2:val="none"/>
+          <w14:ligatures w14:val="none"/>
         </w:rPr>
         <w:t/>
       </w:r>
@@ -4067,7 +4004,7 @@
           <w:kern w:val="0"/>
           <w:shd w:val="clear" w:color="auto" w:fill="FFFFFF"/>
           <w:lang w:eastAsia="es-PE"/>
-          <ns2:ligatures ns2:val="none"/>
+          <w14:ligatures w14:val="none"/>
         </w:rPr>
         <w:t xml:space="preserve"> 200000540 contratada por el denunciante a la Ley </w:t>
       </w:r>
@@ -4079,7 +4016,7 @@
           <w:kern w:val="0"/>
           <w:shd w:val="clear" w:color="auto" w:fill="FFFFFF"/>
           <w:lang w:eastAsia="es-PE"/>
-          <ns2:ligatures ns2:val="none"/>
+          <w14:ligatures w14:val="none"/>
         </w:rPr>
         <w:t/>
       </w:r>
@@ -4091,7 +4028,7 @@
           <w:kern w:val="0"/>
           <w:shd w:val="clear" w:color="auto" w:fill="FFFFFF"/>
           <w:lang w:eastAsia="es-PE"/>
-          <ns2:ligatures ns2:val="none"/>
+          <w14:ligatures w14:val="none"/>
         </w:rPr>
         <w:t xml:space="preserve"> 29946 y sus reglamentos</w:t>
       </w:r>
@@ -4099,7 +4036,7 @@
         <w:rPr>
           <w:rFonts w:ascii="Arial Narrow" w:eastAsia="Arial Narrow" w:hAnsi="Arial Narrow" w:cs="Arial Narrow"/>
           <w:kern w:val="0"/>
-          <ns2:ligatures ns2:val="none"/>
+          <w14:ligatures w14:val="none"/>
         </w:rPr>
         <w:t>; involucraría una presunta afectación a sus expectativas, quien no habría encontrado una correspondencia entre lo que esperaba recibir de parte del proveedor y lo que realmente recibió. Por consiguiente, corresponde calificar el hecho materia de denuncia como una presunta infracción al deber de idoneidad, tipificado en los artículos 18</w:t>
       </w:r>
@@ -4109,7 +4046,7 @@
           <w:color w:val="000000"/>
           <w:kern w:val="0"/>
           <w:lang w:eastAsia="es-PE"/>
-          <ns2:ligatures ns2:val="none"/>
+          <w14:ligatures w14:val="none"/>
         </w:rPr>
         <w:t/>
       </w:r>
@@ -4117,7 +4054,7 @@
         <w:rPr>
           <w:rFonts w:ascii="Arial Narrow" w:eastAsia="Arial Narrow" w:hAnsi="Arial Narrow" w:cs="Arial Narrow"/>
           <w:kern w:val="0"/>
-          <ns2:ligatures ns2:val="none"/>
+          <w14:ligatures w14:val="none"/>
         </w:rPr>
         <w:t xml:space="preserve"> y 19</w:t>
       </w:r>
@@ -4127,7 +4064,7 @@
           <w:color w:val="000000"/>
           <w:kern w:val="0"/>
           <w:lang w:eastAsia="es-PE"/>
-          <ns2:ligatures ns2:val="none"/>
+          <w14:ligatures w14:val="none"/>
         </w:rPr>
         <w:t/>
       </w:r>
@@ -4135,23 +4072,23 @@
         <w:rPr>
           <w:rFonts w:ascii="Arial Narrow" w:eastAsia="Arial Narrow" w:hAnsi="Arial Narrow" w:cs="Arial Narrow"/>
           <w:kern w:val="0"/>
-          <ns2:ligatures ns2:val="none"/>
+          <w14:ligatures w14:val="none"/>
         </w:rPr>
         <w:t xml:space="preserve"> del Código.</w:t>
       </w:r>
     </w:p>
-    <w:p ns2:paraId="717380C1" ns2:textId="77777777">
-      <w:pPr>
-        <w:spacing w:after="0" w:line="240" w:lineRule="auto"/>
-        <w:jc w:val="both"/>
-        <w:rPr>
-          <w:rFonts w:ascii="Arial Narrow" w:eastAsia="Arial Narrow" w:hAnsi="Arial Narrow" w:cs="Arial Narrow"/>
-          <w:kern w:val="0"/>
-          <ns2:ligatures ns2:val="none"/>
-        </w:rPr>
-      </w:pPr>
-    </w:p>
-    <w:p ns2:paraId="44F874A3" ns2:textId="17D6BE12">
+    <w:p>
+      <w:pPr>
+        <w:spacing w:after="0" w:line="240" w:lineRule="auto"/>
+        <w:jc w:val="both"/>
+        <w:rPr>
+          <w:rFonts w:ascii="Arial Narrow" w:eastAsia="Arial Narrow" w:hAnsi="Arial Narrow" w:cs="Arial Narrow"/>
+          <w:kern w:val="0"/>
+          <w14:ligatures w14:val="none"/>
+        </w:rPr>
+      </w:pPr>
+    </w:p>
+    <w:p>
       <w:pPr>
         <w:pStyle w:val="Prrafodelista"/>
         <w:numPr>
@@ -4164,14 +4101,14 @@
         <w:rPr>
           <w:rFonts w:ascii="Arial Narrow" w:eastAsia="Arial Narrow" w:hAnsi="Arial Narrow" w:cs="Arial Narrow"/>
           <w:kern w:val="0"/>
-          <ns2:ligatures ns2:val="none"/>
-        </w:rPr>
-      </w:pPr>
-      <w:r>
-        <w:rPr>
-          <w:rFonts w:ascii="Arial Narrow" w:eastAsia="Arial Narrow" w:hAnsi="Arial Narrow" w:cs="Arial Narrow"/>
-          <w:kern w:val="0"/>
-          <ns2:ligatures ns2:val="none"/>
+          <w14:ligatures w14:val="none"/>
+        </w:rPr>
+      </w:pPr>
+      <w:r>
+        <w:rPr>
+          <w:rFonts w:ascii="Arial Narrow" w:eastAsia="Arial Narrow" w:hAnsi="Arial Narrow" w:cs="Arial Narrow"/>
+          <w:kern w:val="0"/>
+          <w14:ligatures w14:val="none"/>
         </w:rPr>
         <w:t>Además</w:t>
       </w:r>
@@ -4179,7 +4116,7 @@
         <w:rPr>
           <w:rFonts w:ascii="Arial Narrow" w:eastAsia="Arial Narrow" w:hAnsi="Arial Narrow" w:cs="Arial Narrow"/>
           <w:kern w:val="0"/>
-          <ns2:ligatures ns2:val="none"/>
+          <w14:ligatures w14:val="none"/>
         </w:rPr>
         <w:t xml:space="preserve">, la Secretaría Técnica, en ejercicio de sus facultades, </w:t>
       </w:r>
@@ -4189,7 +4126,7 @@
           <w:color w:val="000000"/>
           <w:kern w:val="0"/>
           <w:lang w:eastAsia="es-PE"/>
-          <ns2:ligatures ns2:val="none"/>
+          <w14:ligatures w14:val="none"/>
         </w:rPr>
         <w:t xml:space="preserve">considera </w:t>
       </w:r>
@@ -4197,7 +4134,7 @@
         <w:rPr>
           <w:rFonts w:ascii="Arial Narrow" w:eastAsia="Arial Narrow" w:hAnsi="Arial Narrow" w:cs="Arial Narrow"/>
           <w:kern w:val="0"/>
-          <ns2:ligatures ns2:val="none"/>
+          <w14:ligatures w14:val="none"/>
         </w:rPr>
         <w:t>que el hecho denunciado</w:t>
       </w:r>
@@ -4207,7 +4144,7 @@
           <w:color w:val="000000"/>
           <w:kern w:val="0"/>
           <w:lang w:eastAsia="es-PE"/>
-          <ns2:ligatures ns2:val="none"/>
+          <w14:ligatures w14:val="none"/>
         </w:rPr>
         <w:t xml:space="preserve">, consistente en que </w:t>
       </w:r>
@@ -4217,7 +4154,7 @@
           <w:color w:val="000000"/>
           <w:kern w:val="0"/>
           <w:lang w:val="es-ES" w:eastAsia="es-ES"/>
-          <ns2:ligatures ns2:val="none"/>
+          <w14:ligatures w14:val="none"/>
         </w:rPr>
         <w:t>la compañía aseguradora habría brindado una respuesta inadecuada al reclamo presentado por el denunciante el 7 de febrero de 2024</w:t>
       </w:r>
@@ -4227,7 +4164,7 @@
           <w:color w:val="000000"/>
           <w:kern w:val="0"/>
           <w:lang w:eastAsia="es-PE"/>
-          <ns2:ligatures ns2:val="none"/>
+          <w14:ligatures w14:val="none"/>
         </w:rPr>
         <w:t>. Por consiguiente, corresponde calificar el hecho materia de denuncia como una presunta infracción al</w:t>
       </w:r>
@@ -4235,7 +4172,7 @@
         <w:rPr>
           <w:rFonts w:ascii="Arial Narrow" w:eastAsia="Arial Narrow" w:hAnsi="Arial Narrow" w:cs="Arial Narrow"/>
           <w:kern w:val="0"/>
-          <ns2:ligatures ns2:val="none"/>
+          <w14:ligatures w14:val="none"/>
         </w:rPr>
         <w:t xml:space="preserve"> numeral 88.1</w:t>
       </w:r>
@@ -4243,7 +4180,7 @@
         <w:rPr>
           <w:rFonts w:ascii="Arial Narrow" w:eastAsia="Arial Narrow" w:hAnsi="Arial Narrow" w:cs="Arial Narrow"/>
           <w:kern w:val="0"/>
-          <ns2:ligatures ns2:val="none"/>
+          <w14:ligatures w14:val="none"/>
         </w:rPr>
         <w:t/>
       </w:r>
@@ -4251,7 +4188,7 @@
         <w:rPr>
           <w:rFonts w:ascii="Arial Narrow" w:eastAsia="Arial Narrow" w:hAnsi="Arial Narrow" w:cs="Arial Narrow"/>
           <w:kern w:val="0"/>
-          <ns2:ligatures ns2:val="none"/>
+          <w14:ligatures w14:val="none"/>
         </w:rPr>
         <w:t xml:space="preserve"> del artículo 88</w:t>
       </w:r>
@@ -4259,7 +4196,7 @@
         <w:rPr>
           <w:rFonts w:ascii="Arial Narrow" w:eastAsia="Arial Narrow" w:hAnsi="Arial Narrow" w:cs="Arial Narrow"/>
           <w:kern w:val="0"/>
-          <ns2:ligatures ns2:val="none"/>
+          <w14:ligatures w14:val="none"/>
         </w:rPr>
         <w:t/>
       </w:r>
@@ -4267,7 +4204,7 @@
         <w:rPr>
           <w:rFonts w:ascii="Arial Narrow" w:eastAsia="Arial Narrow" w:hAnsi="Arial Narrow" w:cs="Arial Narrow"/>
           <w:kern w:val="0"/>
-          <ns2:ligatures ns2:val="none"/>
+          <w14:ligatures w14:val="none"/>
         </w:rPr>
         <w:t xml:space="preserve"> del Código</w:t>
       </w:r>
@@ -4277,7 +4214,7 @@
           <w:rFonts w:ascii="Arial Narrow" w:eastAsia="Arial Narrow" w:hAnsi="Arial Narrow" w:cs="Arial"/>
           <w:kern w:val="0"/>
           <w:vertAlign w:val="superscript"/>
-          <ns2:ligatures ns2:val="none"/>
+          <w14:ligatures w14:val="none"/>
         </w:rPr>
         <w:footnoteReference w:id="4"/>
       </w:r>
@@ -4285,22 +4222,22 @@
         <w:rPr>
           <w:rFonts w:ascii="Arial Narrow" w:eastAsia="Arial Narrow" w:hAnsi="Arial Narrow" w:cs="Arial Narrow"/>
           <w:kern w:val="0"/>
-          <ns2:ligatures ns2:val="none"/>
+          <w14:ligatures w14:val="none"/>
         </w:rPr>
         <w:t>.</w:t>
       </w:r>
     </w:p>
-    <w:p ns2:paraId="0C8B2E07" ns2:textId="77777777">
+    <w:p>
       <w:pPr>
         <w:pStyle w:val="Prrafodelista"/>
         <w:rPr>
           <w:rFonts w:ascii="Arial Narrow" w:eastAsia="Arial Narrow" w:hAnsi="Arial Narrow" w:cs="Arial Narrow"/>
           <w:kern w:val="0"/>
-          <ns2:ligatures ns2:val="none"/>
-        </w:rPr>
-      </w:pPr>
-    </w:p>
-    <w:p ns2:paraId="527188D3" ns2:textId="4637EBAE">
+          <w14:ligatures w14:val="none"/>
+        </w:rPr>
+      </w:pPr>
+    </w:p>
+    <w:p>
       <w:pPr>
         <w:pStyle w:val="Prrafodelista"/>
         <w:numPr>
@@ -4313,14 +4250,14 @@
         <w:rPr>
           <w:rFonts w:ascii="Arial Narrow" w:eastAsia="Arial Narrow" w:hAnsi="Arial Narrow" w:cs="Arial Narrow"/>
           <w:kern w:val="0"/>
-          <ns2:ligatures ns2:val="none"/>
-        </w:rPr>
-      </w:pPr>
-      <w:r>
-        <w:rPr>
-          <w:rFonts w:ascii="Arial Narrow" w:eastAsia="Arial Narrow" w:hAnsi="Arial Narrow" w:cs="Arial Narrow"/>
-          <w:kern w:val="0"/>
-          <ns2:ligatures ns2:val="none"/>
+          <w14:ligatures w14:val="none"/>
+        </w:rPr>
+      </w:pPr>
+      <w:r>
+        <w:rPr>
+          <w:rFonts w:ascii="Arial Narrow" w:eastAsia="Arial Narrow" w:hAnsi="Arial Narrow" w:cs="Arial Narrow"/>
+          <w:kern w:val="0"/>
+          <w14:ligatures w14:val="none"/>
         </w:rPr>
         <w:t xml:space="preserve">Adicionalmente, </w:t>
       </w:r>
@@ -4330,7 +4267,7 @@
           <w:color w:val="000000"/>
           <w:kern w:val="0"/>
           <w:lang w:eastAsia="es-PE"/>
-          <ns2:ligatures ns2:val="none"/>
+          <w14:ligatures w14:val="none"/>
         </w:rPr>
         <w:t xml:space="preserve">la Secretaría Técnica, en ejercicio de sus facultades, considera </w:t>
       </w:r>
@@ -4338,7 +4275,7 @@
         <w:rPr>
           <w:rFonts w:ascii="Arial Narrow" w:eastAsia="Arial Narrow" w:hAnsi="Arial Narrow" w:cs="Arial"/>
           <w:kern w:val="0"/>
-          <ns2:ligatures ns2:val="none"/>
+          <w14:ligatures w14:val="none"/>
         </w:rPr>
         <w:t xml:space="preserve">que el hecho denunciado, consistente en que </w:t>
       </w:r>
@@ -4346,7 +4283,7 @@
         <w:rPr>
           <w:rFonts w:ascii="Arial Narrow" w:eastAsia="Arial Narrow" w:hAnsi="Arial Narrow" w:cs="Arial Narrow"/>
           <w:kern w:val="0"/>
-          <ns2:ligatures ns2:val="none"/>
+          <w14:ligatures w14:val="none"/>
         </w:rPr>
         <w:t>la compañía aseguradora no habría cumplido con atender oportunamente la solicitud de gestión presentada por el denunciante el 28 de mayo de 2024</w:t>
       </w:r>
@@ -4354,7 +4291,7 @@
         <w:rPr>
           <w:rFonts w:ascii="Arial Narrow" w:eastAsia="Arial Narrow" w:hAnsi="Arial Narrow" w:cs="Arial Narrow"/>
           <w:kern w:val="0"/>
-          <ns2:ligatures ns2:val="none"/>
+          <w14:ligatures w14:val="none"/>
         </w:rPr>
         <w:t xml:space="preserve">; involucraría una presunta afectación a sus expectativas, quien no habría encontrado una correspondencia entre lo que esperaba recibir de parte del proveedor y lo que realmente recibió. Por consiguiente, corresponde calificar el hecho materia de denuncia como una presunta infracción al deber de idoneidad, tipificado en los </w:t>
       </w:r>
@@ -4362,7 +4299,7 @@
         <w:rPr>
           <w:rFonts w:ascii="Arial Narrow" w:eastAsia="Arial Narrow" w:hAnsi="Arial Narrow" w:cs="Arial Narrow"/>
           <w:kern w:val="0"/>
-          <ns2:ligatures ns2:val="none"/>
+          <w14:ligatures w14:val="none"/>
         </w:rPr>
         <w:t>artículos 18</w:t>
       </w:r>
@@ -4372,7 +4309,7 @@
           <w:color w:val="000000"/>
           <w:kern w:val="0"/>
           <w:lang w:eastAsia="es-PE"/>
-          <ns2:ligatures ns2:val="none"/>
+          <w14:ligatures w14:val="none"/>
         </w:rPr>
         <w:t/>
       </w:r>
@@ -4380,7 +4317,7 @@
         <w:rPr>
           <w:rFonts w:ascii="Arial Narrow" w:eastAsia="Arial Narrow" w:hAnsi="Arial Narrow" w:cs="Arial Narrow"/>
           <w:kern w:val="0"/>
-          <ns2:ligatures ns2:val="none"/>
+          <w14:ligatures w14:val="none"/>
         </w:rPr>
         <w:t xml:space="preserve"> y 19</w:t>
       </w:r>
@@ -4390,7 +4327,7 @@
           <w:color w:val="000000"/>
           <w:kern w:val="0"/>
           <w:lang w:eastAsia="es-PE"/>
-          <ns2:ligatures ns2:val="none"/>
+          <w14:ligatures w14:val="none"/>
         </w:rPr>
         <w:t/>
       </w:r>
@@ -4398,22 +4335,22 @@
         <w:rPr>
           <w:rFonts w:ascii="Arial Narrow" w:eastAsia="Arial Narrow" w:hAnsi="Arial Narrow" w:cs="Arial Narrow"/>
           <w:kern w:val="0"/>
-          <ns2:ligatures ns2:val="none"/>
+          <w14:ligatures w14:val="none"/>
         </w:rPr>
         <w:t xml:space="preserve"> del Código.</w:t>
       </w:r>
     </w:p>
-    <w:p ns2:paraId="689AEF06" ns2:textId="77777777">
+    <w:p>
       <w:pPr>
         <w:pStyle w:val="Prrafodelista"/>
         <w:rPr>
           <w:rFonts w:ascii="Arial Narrow" w:eastAsia="Arial Narrow" w:hAnsi="Arial Narrow" w:cs="Arial Narrow"/>
           <w:kern w:val="0"/>
-          <ns2:ligatures ns2:val="none"/>
-        </w:rPr>
-      </w:pPr>
-    </w:p>
-    <w:p ns2:paraId="1AD0BA5C" ns2:textId="00CE04EB">
+          <w14:ligatures w14:val="none"/>
+        </w:rPr>
+      </w:pPr>
+    </w:p>
+    <w:p>
       <w:pPr>
         <w:pStyle w:val="Prrafodelista"/>
         <w:numPr>
@@ -4426,14 +4363,14 @@
         <w:rPr>
           <w:rFonts w:ascii="Arial Narrow" w:eastAsia="Arial Narrow" w:hAnsi="Arial Narrow" w:cs="Arial Narrow"/>
           <w:kern w:val="0"/>
-          <ns2:ligatures ns2:val="none"/>
-        </w:rPr>
-      </w:pPr>
-      <w:r>
-        <w:rPr>
-          <w:rFonts w:ascii="Arial Narrow" w:eastAsia="Arial Narrow" w:hAnsi="Arial Narrow" w:cs="Arial Narrow"/>
-          <w:kern w:val="0"/>
-          <ns2:ligatures ns2:val="none"/>
+          <w14:ligatures w14:val="none"/>
+        </w:rPr>
+      </w:pPr>
+      <w:r>
+        <w:rPr>
+          <w:rFonts w:ascii="Arial Narrow" w:eastAsia="Arial Narrow" w:hAnsi="Arial Narrow" w:cs="Arial Narrow"/>
+          <w:kern w:val="0"/>
+          <w14:ligatures w14:val="none"/>
         </w:rPr>
         <w:t xml:space="preserve">Asimismo, </w:t>
       </w:r>
@@ -4443,7 +4380,7 @@
           <w:color w:val="000000"/>
           <w:kern w:val="0"/>
           <w:lang w:eastAsia="es-PE"/>
-          <ns2:ligatures ns2:val="none"/>
+          <w14:ligatures w14:val="none"/>
         </w:rPr>
         <w:t xml:space="preserve">la Secretaría Técnica, en ejercicio de sus facultades, considera </w:t>
       </w:r>
@@ -4451,7 +4388,7 @@
         <w:rPr>
           <w:rFonts w:ascii="Arial Narrow" w:eastAsia="Arial Narrow" w:hAnsi="Arial Narrow" w:cs="Arial"/>
           <w:kern w:val="0"/>
-          <ns2:ligatures ns2:val="none"/>
+          <w14:ligatures w14:val="none"/>
         </w:rPr>
         <w:t xml:space="preserve">que el hecho denunciado, consistente en que </w:t>
       </w:r>
@@ -4462,7 +4399,7 @@
           <w:kern w:val="0"/>
           <w:shd w:val="clear" w:color="auto" w:fill="FFFFFF"/>
           <w:lang w:eastAsia="es-PE"/>
-          <ns2:ligatures ns2:val="none"/>
+          <w14:ligatures w14:val="none"/>
         </w:rPr>
         <w:t>la compañía aseguradora no habría cumplido con atender oportunamente la solicitud de gestión presentada por el denunciante el 14 de octubre de 2024</w:t>
       </w:r>
@@ -4470,7 +4407,7 @@
         <w:rPr>
           <w:rFonts w:ascii="Arial Narrow" w:eastAsia="Arial Narrow" w:hAnsi="Arial Narrow" w:cs="Arial Narrow"/>
           <w:kern w:val="0"/>
-          <ns2:ligatures ns2:val="none"/>
+          <w14:ligatures w14:val="none"/>
         </w:rPr>
         <w:t xml:space="preserve">; involucraría una presunta afectación a sus expectativas, quien no habría encontrado una correspondencia entre lo que esperaba recibir de parte del proveedor y lo que realmente recibió. Por </w:t>
       </w:r>
@@ -4478,7 +4415,7 @@
         <w:rPr>
           <w:rFonts w:ascii="Arial Narrow" w:eastAsia="Arial Narrow" w:hAnsi="Arial Narrow" w:cs="Arial Narrow"/>
           <w:kern w:val="0"/>
-          <ns2:ligatures ns2:val="none"/>
+          <w14:ligatures w14:val="none"/>
         </w:rPr>
         <w:t>consiguiente, corresponde calificar el hecho materia de denuncia como una presunta infracción al deber de idoneidad, tipificado en los artículos 18</w:t>
       </w:r>
@@ -4488,7 +4425,7 @@
           <w:color w:val="000000"/>
           <w:kern w:val="0"/>
           <w:lang w:eastAsia="es-PE"/>
-          <ns2:ligatures ns2:val="none"/>
+          <w14:ligatures w14:val="none"/>
         </w:rPr>
         <w:t/>
       </w:r>
@@ -4496,7 +4433,7 @@
         <w:rPr>
           <w:rFonts w:ascii="Arial Narrow" w:eastAsia="Arial Narrow" w:hAnsi="Arial Narrow" w:cs="Arial Narrow"/>
           <w:kern w:val="0"/>
-          <ns2:ligatures ns2:val="none"/>
+          <w14:ligatures w14:val="none"/>
         </w:rPr>
         <w:t xml:space="preserve"> y 19</w:t>
       </w:r>
@@ -4506,7 +4443,7 @@
           <w:color w:val="000000"/>
           <w:kern w:val="0"/>
           <w:lang w:eastAsia="es-PE"/>
-          <ns2:ligatures ns2:val="none"/>
+          <w14:ligatures w14:val="none"/>
         </w:rPr>
         <w:t/>
       </w:r>
@@ -4514,7 +4451,7 @@
         <w:rPr>
           <w:rFonts w:ascii="Arial Narrow" w:eastAsia="Arial Narrow" w:hAnsi="Arial Narrow" w:cs="Arial Narrow"/>
           <w:kern w:val="0"/>
-          <ns2:ligatures ns2:val="none"/>
+          <w14:ligatures w14:val="none"/>
         </w:rPr>
         <w:t xml:space="preserve"> del Código</w:t>
       </w:r>
@@ -4522,12 +4459,12 @@
         <w:rPr>
           <w:rFonts w:ascii="Arial Narrow" w:eastAsia="Arial Narrow" w:hAnsi="Arial Narrow" w:cs="Arial Narrow"/>
           <w:kern w:val="0"/>
-          <ns2:ligatures ns2:val="none"/>
+          <w14:ligatures w14:val="none"/>
         </w:rPr>
         <w:t>.</w:t>
       </w:r>
     </w:p>
-    <w:p ns2:paraId="432038D6" ns2:textId="0A9F6D75">
+    <w:p>
       <w:pPr>
         <w:pStyle w:val="Prrafodelista"/>
         <w:spacing w:after="0" w:line="240" w:lineRule="auto"/>
@@ -4537,11 +4474,11 @@
           <w:rFonts w:ascii="Arial Narrow" w:eastAsia="Calibri" w:hAnsi="Arial Narrow" w:cs="Arial Narrow"/>
           <w:kern w:val="0"/>
           <w:lang w:eastAsia="es-PE"/>
-          <ns2:ligatures ns2:val="none"/>
-        </w:rPr>
-      </w:pPr>
-    </w:p>
-    <w:p ns2:paraId="463134E5" ns2:textId="77777777">
+          <w14:ligatures w14:val="none"/>
+        </w:rPr>
+      </w:pPr>
+    </w:p>
+    <w:p>
       <w:pPr>
         <w:pStyle w:val="Prrafodelista"/>
         <w:numPr>
@@ -4555,7 +4492,7 @@
           <w:rFonts w:ascii="Arial Narrow" w:eastAsia="Calibri" w:hAnsi="Arial Narrow" w:cs="Arial Narrow"/>
           <w:kern w:val="0"/>
           <w:lang w:eastAsia="es-PE"/>
-          <ns2:ligatures ns2:val="none"/>
+          <w14:ligatures w14:val="none"/>
         </w:rPr>
       </w:pPr>
       <w:r>
@@ -4564,7 +4501,7 @@
           <w:color w:val="000000"/>
           <w:kern w:val="0"/>
           <w:lang w:eastAsia="es-PE"/>
-          <ns2:ligatures ns2:val="none"/>
+          <w14:ligatures w14:val="none"/>
         </w:rPr>
         <w:t>En tanto la denuncia reúne los requisitos establecidos por la norma citada, corresponde admitirla a trámite</w:t>
       </w:r>
@@ -4574,7 +4511,7 @@
           <w:rFonts w:ascii="Arial Narrow" w:eastAsia="Arial Narrow" w:hAnsi="Arial Narrow" w:cs="Arial Narrow"/>
           <w:kern w:val="0"/>
           <w:vertAlign w:val="superscript"/>
-          <ns2:ligatures ns2:val="none"/>
+          <w14:ligatures w14:val="none"/>
         </w:rPr>
         <w:footnoteReference w:id="5"/>
       </w:r>
@@ -4584,12 +4521,12 @@
           <w:color w:val="000000"/>
           <w:kern w:val="0"/>
           <w:lang w:eastAsia="es-PE"/>
-          <ns2:ligatures ns2:val="none"/>
+          <w14:ligatures w14:val="none"/>
         </w:rPr>
         <w:t>.</w:t>
       </w:r>
     </w:p>
-    <w:p ns2:paraId="68C71625" ns2:textId="77777777">
+    <w:p>
       <w:pPr>
         <w:spacing w:after="0" w:line="240" w:lineRule="auto"/>
         <w:ind w:left="567"/>
@@ -4600,11 +4537,11 @@
           <w:color w:val="000000"/>
           <w:kern w:val="0"/>
           <w:lang w:eastAsia="es-PE"/>
-          <ns2:ligatures ns2:val="none"/>
-        </w:rPr>
-      </w:pPr>
-    </w:p>
-    <w:p ns2:paraId="38A98B4B" ns2:textId="77777777">
+          <w14:ligatures w14:val="none"/>
+        </w:rPr>
+      </w:pPr>
+    </w:p>
+    <w:p>
       <w:pPr>
         <w:pStyle w:val="Prrafodelista"/>
         <w:numPr>
@@ -4624,7 +4561,7 @@
           <w:color w:val="000000"/>
           <w:kern w:val="0"/>
           <w:lang w:eastAsia="es-PE"/>
-          <ns2:ligatures ns2:val="none"/>
+          <w14:ligatures w14:val="none"/>
         </w:rPr>
       </w:pPr>
       <w:r>
@@ -4634,7 +4571,7 @@
           <w:color w:val="000000"/>
           <w:kern w:val="0"/>
           <w:lang w:eastAsia="es-PE"/>
-          <ns2:ligatures ns2:val="none"/>
+          <w14:ligatures w14:val="none"/>
         </w:rPr>
         <w:t>REQUERIMIENTO DE INFORMACI</w:t>
       </w:r>
@@ -4645,7 +4582,7 @@
           <w:color w:val="000000"/>
           <w:kern w:val="0"/>
           <w:lang w:eastAsia="es-PE"/>
-          <ns2:ligatures ns2:val="none"/>
+          <w14:ligatures w14:val="none"/>
         </w:rPr>
         <w:t>Ó</w:t>
       </w:r>
@@ -4656,12 +4593,12 @@
           <w:color w:val="000000"/>
           <w:kern w:val="0"/>
           <w:lang w:eastAsia="es-PE"/>
-          <ns2:ligatures ns2:val="none"/>
+          <w14:ligatures w14:val="none"/>
         </w:rPr>
         <w:t>N</w:t>
       </w:r>
     </w:p>
-    <w:p ns2:paraId="5B518DC4" ns2:textId="77777777">
+    <w:p>
       <w:pPr>
         <w:spacing w:after="0" w:line="240" w:lineRule="auto"/>
         <w:jc w:val="both"/>
@@ -4670,11 +4607,11 @@
           <w:color w:val="000000"/>
           <w:kern w:val="0"/>
           <w:lang w:val="es-ES" w:eastAsia="es-ES"/>
-          <ns2:ligatures ns2:val="none"/>
-        </w:rPr>
-      </w:pPr>
-    </w:p>
-    <w:p ns2:paraId="62B88A04" ns2:textId="147C65F9">
+          <w14:ligatures w14:val="none"/>
+        </w:rPr>
+      </w:pPr>
+    </w:p>
+    <w:p>
       <w:pPr>
         <w:pStyle w:val="Prrafodelista"/>
         <w:numPr>
@@ -4689,7 +4626,7 @@
           <w:color w:val="000000"/>
           <w:kern w:val="0"/>
           <w:lang w:val="es-ES" w:eastAsia="es-ES"/>
-          <ns2:ligatures ns2:val="none"/>
+          <w14:ligatures w14:val="none"/>
         </w:rPr>
       </w:pPr>
       <w:r>
@@ -4698,7 +4635,7 @@
           <w:color w:val="000000"/>
           <w:kern w:val="0"/>
           <w:lang w:val="es-ES" w:eastAsia="es-ES"/>
-          <ns2:ligatures ns2:val="none"/>
+          <w14:ligatures w14:val="none"/>
         </w:rPr>
         <w:t xml:space="preserve">A efectos de tener mayores elementos que sirvan para la resolución definitiva del presente caso, la Secretaría Técnica, en ejercicio de las facultades que la ley le confiere, </w:t>
       </w:r>
@@ -4708,7 +4645,7 @@
           <w:color w:val="000000"/>
           <w:kern w:val="0"/>
           <w:lang w:val="es-ES" w:eastAsia="es-ES"/>
-          <ns2:ligatures ns2:val="none"/>
+          <w14:ligatures w14:val="none"/>
         </w:rPr>
         <w:t xml:space="preserve">conviene requerir </w:t>
       </w:r>
@@ -4718,7 +4655,7 @@
           <w:color w:val="000000"/>
           <w:kern w:val="0"/>
           <w:lang w:val="es-ES" w:eastAsia="es-ES"/>
-          <ns2:ligatures ns2:val="none"/>
+          <w14:ligatures w14:val="none"/>
         </w:rPr>
         <w:t>a la compañía aseguradora</w:t>
       </w:r>
@@ -4728,7 +4665,7 @@
           <w:color w:val="000000"/>
           <w:kern w:val="0"/>
           <w:lang w:val="es-ES" w:eastAsia="es-ES"/>
-          <ns2:ligatures ns2:val="none"/>
+          <w14:ligatures w14:val="none"/>
         </w:rPr>
         <w:t xml:space="preserve"> que, en un</w:t>
       </w:r>
@@ -4738,7 +4675,7 @@
           <w:color w:val="000000"/>
           <w:kern w:val="0"/>
           <w:lang w:val="es-ES" w:eastAsia="es-ES"/>
-          <ns2:ligatures ns2:val="none"/>
+          <w14:ligatures w14:val="none"/>
         </w:rPr>
         <w:t xml:space="preserve"> plazo no mayor de cinco (5) días hábiles contado a partir del día siguiente de la notificación de la presente resolución, cumpla con lo siguiente: </w:t>
       </w:r>
@@ -4748,7 +4685,7 @@
           <w:color w:val="000000"/>
           <w:kern w:val="0"/>
           <w:lang w:val="es-ES" w:eastAsia="es-ES"/>
-          <ns2:ligatures ns2:val="none"/>
+          <w14:ligatures w14:val="none"/>
         </w:rPr>
         <w:t xml:space="preserve">(i) presentar una copia completa, legible y debidamente suscrita de la Póliza </w:t>
       </w:r>
@@ -4759,7 +4696,7 @@
           <w:color w:val="000000"/>
           <w:kern w:val="0"/>
           <w:lang w:val="es-ES" w:eastAsia="es-ES"/>
-          <ns2:ligatures ns2:val="none"/>
+          <w14:ligatures w14:val="none"/>
         </w:rPr>
         <w:t/>
       </w:r>
@@ -4770,7 +4707,7 @@
           <w:color w:val="000000"/>
           <w:kern w:val="0"/>
           <w:lang w:val="es-ES" w:eastAsia="es-ES"/>
-          <ns2:ligatures ns2:val="none"/>
+          <w14:ligatures w14:val="none"/>
         </w:rPr>
         <w:t xml:space="preserve"> 200000540 del Seguro de Vida, así como el cargo de remisión de la póliza; (</w:t>
       </w:r>
@@ -4781,7 +4718,7 @@
           <w:color w:val="000000"/>
           <w:kern w:val="0"/>
           <w:lang w:val="es-ES" w:eastAsia="es-ES"/>
-          <ns2:ligatures ns2:val="none"/>
+          <w14:ligatures w14:val="none"/>
         </w:rPr>
         <w:t>ii</w:t>
       </w:r>
@@ -4792,7 +4729,7 @@
           <w:color w:val="000000"/>
           <w:kern w:val="0"/>
           <w:lang w:val="es-ES" w:eastAsia="es-ES"/>
-          <ns2:ligatures ns2:val="none"/>
+          <w14:ligatures w14:val="none"/>
         </w:rPr>
         <w:t xml:space="preserve">) presentar una copia completa, legible y debidamente suscrita de la Póliza </w:t>
       </w:r>
@@ -4803,7 +4740,7 @@
           <w:color w:val="000000"/>
           <w:kern w:val="0"/>
           <w:lang w:val="es-ES" w:eastAsia="es-ES"/>
-          <ns2:ligatures ns2:val="none"/>
+          <w14:ligatures w14:val="none"/>
         </w:rPr>
         <w:t/>
       </w:r>
@@ -4814,7 +4751,7 @@
           <w:color w:val="000000"/>
           <w:kern w:val="0"/>
           <w:lang w:val="es-ES" w:eastAsia="es-ES"/>
-          <ns2:ligatures ns2:val="none"/>
+          <w14:ligatures w14:val="none"/>
         </w:rPr>
         <w:t xml:space="preserve"> 6480093602438 del Seguro de Vida, así como el cargo de remisión de la póliza; (</w:t>
       </w:r>
@@ -4825,7 +4762,7 @@
           <w:color w:val="000000"/>
           <w:kern w:val="0"/>
           <w:lang w:val="es-ES" w:eastAsia="es-ES"/>
-          <ns2:ligatures ns2:val="none"/>
+          <w14:ligatures w14:val="none"/>
         </w:rPr>
         <w:t>iii</w:t>
       </w:r>
@@ -4836,7 +4773,7 @@
           <w:color w:val="000000"/>
           <w:kern w:val="0"/>
           <w:lang w:val="es-ES" w:eastAsia="es-ES"/>
-          <ns2:ligatures ns2:val="none"/>
+          <w14:ligatures w14:val="none"/>
         </w:rPr>
         <w:t>) remitir el cronograma de pagos y los estados de cuenta de la póliza del Seguro de Vida materia de denuncia; y, (</w:t>
       </w:r>
@@ -4847,7 +4784,7 @@
           <w:color w:val="000000"/>
           <w:kern w:val="0"/>
           <w:lang w:val="es-ES" w:eastAsia="es-ES"/>
-          <ns2:ligatures ns2:val="none"/>
+          <w14:ligatures w14:val="none"/>
         </w:rPr>
         <w:t>iv</w:t>
       </w:r>
@@ -4858,7 +4795,7 @@
           <w:color w:val="000000"/>
           <w:kern w:val="0"/>
           <w:lang w:val="es-ES" w:eastAsia="es-ES"/>
-          <ns2:ligatures ns2:val="none"/>
+          <w14:ligatures w14:val="none"/>
         </w:rPr>
         <w:t>) presentar todas las comunicaciones cursadas con la parte denunciante en virtud del hecho materia de denuncia</w:t>
       </w:r>
@@ -4868,7 +4805,7 @@
           <w:color w:val="000000"/>
           <w:kern w:val="0"/>
           <w:lang w:val="es-ES" w:eastAsia="es-ES"/>
-          <ns2:ligatures ns2:val="none"/>
+          <w14:ligatures w14:val="none"/>
         </w:rPr>
         <w:t>.</w:t>
       </w:r>
@@ -4878,12 +4815,12 @@
           <w:color w:val="000000"/>
           <w:kern w:val="0"/>
           <w:lang w:eastAsia="es-ES"/>
-          <ns2:ligatures ns2:val="none"/>
+          <w14:ligatures w14:val="none"/>
         </w:rPr>
         <w:t xml:space="preserve"> </w:t>
       </w:r>
     </w:p>
-    <w:p ns2:paraId="5C93B848" ns2:textId="77777777">
+    <w:p>
       <w:pPr>
         <w:pStyle w:val="Prrafodelista"/>
         <w:spacing w:after="0" w:line="240" w:lineRule="auto"/>
@@ -4894,11 +4831,11 @@
           <w:color w:val="000000"/>
           <w:kern w:val="0"/>
           <w:lang w:val="es-ES" w:eastAsia="es-ES"/>
-          <ns2:ligatures ns2:val="none"/>
-        </w:rPr>
-      </w:pPr>
-    </w:p>
-    <w:p ns2:paraId="2A119386" ns2:textId="77777777">
+          <w14:ligatures w14:val="none"/>
+        </w:rPr>
+      </w:pPr>
+    </w:p>
+    <w:p>
       <w:pPr>
         <w:pStyle w:val="Prrafodelista"/>
         <w:numPr>
@@ -4918,7 +4855,7 @@
           <w:color w:val="000000"/>
           <w:kern w:val="0"/>
           <w:lang w:eastAsia="es-PE"/>
-          <ns2:ligatures ns2:val="none"/>
+          <w14:ligatures w14:val="none"/>
         </w:rPr>
       </w:pPr>
       <w:r>
@@ -4928,12 +4865,12 @@
           <w:color w:val="000000"/>
           <w:kern w:val="0"/>
           <w:lang w:eastAsia="es-PE"/>
-          <ns2:ligatures ns2:val="none"/>
+          <w14:ligatures w14:val="none"/>
         </w:rPr>
         <w:t xml:space="preserve">RESOLUCIÓN DE LA SECRETARÍA TÉCNICA </w:t>
       </w:r>
     </w:p>
-    <w:p ns2:paraId="7F554EB2" ns2:textId="77777777">
+    <w:p>
       <w:pPr>
         <w:spacing w:after="0" w:line="240" w:lineRule="auto"/>
         <w:jc w:val="both"/>
@@ -4943,11 +4880,11 @@
           <w:color w:val="000000"/>
           <w:kern w:val="0"/>
           <w:lang w:eastAsia="es-PE"/>
-          <ns2:ligatures ns2:val="none"/>
-        </w:rPr>
-      </w:pPr>
-    </w:p>
-    <w:p ns2:paraId="40BE44E6" ns2:textId="6FFF4047">
+          <w14:ligatures w14:val="none"/>
+        </w:rPr>
+      </w:pPr>
+    </w:p>
+    <w:p>
       <w:pPr>
         <w:spacing w:after="0" w:line="240" w:lineRule="auto"/>
         <w:jc w:val="both"/>
@@ -4956,7 +4893,7 @@
           <w:color w:val="000000"/>
           <w:kern w:val="0"/>
           <w:lang w:eastAsia="es-PE"/>
-          <ns2:ligatures ns2:val="none"/>
+          <w14:ligatures w14:val="none"/>
         </w:rPr>
       </w:pPr>
       <w:r>
@@ -4966,7 +4903,7 @@
           <w:color w:val="000000"/>
           <w:kern w:val="0"/>
           <w:lang w:eastAsia="es-PE"/>
-          <ns2:ligatures ns2:val="none"/>
+          <w14:ligatures w14:val="none"/>
         </w:rPr>
         <w:t xml:space="preserve">PRIMERO: admitir a trámite la denuncia del 11 de agosto de 2025 interpuesta por el señor [DENUNCIANTE] contra Mapfre Perú Compañía de Seguros y Reaseguros S.A., por lo siguiente:</w:t>
       </w:r>
@@ -4977,7 +4914,7 @@
           <w:kern w:val="0"/>
           <w:shd w:val="clear" w:color="auto" w:fill="FFFFFF"/>
           <w:lang w:eastAsia="es-PE"/>
-          <ns2:ligatures ns2:val="none"/>
+          <w14:ligatures w14:val="none"/>
         </w:rPr>
         <w:t xml:space="preserve"/>
       </w:r>
@@ -4988,7 +4925,7 @@
           <w:kern w:val="0"/>
           <w:shd w:val="clear" w:color="auto" w:fill="FFFFFF"/>
           <w:lang w:eastAsia="es-PE"/>
-          <ns2:ligatures ns2:val="none"/>
+          <w14:ligatures w14:val="none"/>
         </w:rPr>
         <w:t/>
       </w:r>
@@ -4999,7 +4936,7 @@
           <w:kern w:val="0"/>
           <w:shd w:val="clear" w:color="auto" w:fill="FFFFFF"/>
           <w:lang w:eastAsia="es-PE"/>
-          <ns2:ligatures ns2:val="none"/>
+          <w14:ligatures w14:val="none"/>
         </w:rPr>
         <w:t xml:space="preserve"/>
       </w:r>
@@ -5010,7 +4947,7 @@
           <w:kern w:val="0"/>
           <w:shd w:val="clear" w:color="auto" w:fill="FFFFFF"/>
           <w:lang w:eastAsia="es-PE"/>
-          <ns2:ligatures ns2:val="none"/>
+          <w14:ligatures w14:val="none"/>
         </w:rPr>
         <w:t xml:space="preserve"/>
       </w:r>
@@ -5021,7 +4958,7 @@
           <w:kern w:val="0"/>
           <w:shd w:val="clear" w:color="auto" w:fill="FFFFFF"/>
           <w:lang w:eastAsia="es-PE"/>
-          <ns2:ligatures ns2:val="none"/>
+          <w14:ligatures w14:val="none"/>
         </w:rPr>
         <w:t xml:space="preserve"/>
       </w:r>
@@ -5033,7 +4970,7 @@
           <w:kern w:val="0"/>
           <w:shd w:val="clear" w:color="auto" w:fill="FFFFFF"/>
           <w:lang w:eastAsia="es-PE"/>
-          <ns2:ligatures ns2:val="none"/>
+          <w14:ligatures w14:val="none"/>
         </w:rPr>
         <w:t/>
       </w:r>
@@ -5045,7 +4982,7 @@
           <w:kern w:val="0"/>
           <w:shd w:val="clear" w:color="auto" w:fill="FFFFFF"/>
           <w:lang w:eastAsia="es-PE"/>
-          <ns2:ligatures ns2:val="none"/>
+          <w14:ligatures w14:val="none"/>
         </w:rPr>
         <w:t xml:space="preserve"/>
       </w:r>
@@ -5056,7 +4993,7 @@
           <w:kern w:val="0"/>
           <w:shd w:val="clear" w:color="auto" w:fill="FFFFFF"/>
           <w:lang w:eastAsia="es-PE"/>
-          <ns2:ligatures ns2:val="none"/>
+          <w14:ligatures w14:val="none"/>
         </w:rPr>
         <w:t xml:space="preserve"/>
       </w:r>
@@ -5067,7 +5004,7 @@
           <w:kern w:val="0"/>
           <w:shd w:val="clear" w:color="auto" w:fill="FFFFFF"/>
           <w:lang w:eastAsia="es-PE"/>
-          <ns2:ligatures ns2:val="none"/>
+          <w14:ligatures w14:val="none"/>
         </w:rPr>
         <w:t/>
       </w:r>
@@ -5078,7 +5015,7 @@
           <w:kern w:val="0"/>
           <w:shd w:val="clear" w:color="auto" w:fill="FFFFFF"/>
           <w:lang w:eastAsia="es-PE"/>
-          <ns2:ligatures ns2:val="none"/>
+          <w14:ligatures w14:val="none"/>
         </w:rPr>
         <w:t xml:space="preserve"/>
       </w:r>
@@ -5089,7 +5026,7 @@
           <w:kern w:val="0"/>
           <w:shd w:val="clear" w:color="auto" w:fill="FFFFFF"/>
           <w:lang w:eastAsia="es-PE"/>
-          <ns2:ligatures ns2:val="none"/>
+          <w14:ligatures w14:val="none"/>
         </w:rPr>
         <w:t/>
       </w:r>
@@ -5100,7 +5037,7 @@
           <w:kern w:val="0"/>
           <w:shd w:val="clear" w:color="auto" w:fill="FFFFFF"/>
           <w:lang w:eastAsia="es-PE"/>
-          <ns2:ligatures ns2:val="none"/>
+          <w14:ligatures w14:val="none"/>
         </w:rPr>
         <w:t xml:space="preserve"/>
       </w:r>
@@ -5111,12 +5048,12 @@
           <w:kern w:val="0"/>
           <w:shd w:val="clear" w:color="auto" w:fill="FFFFFF"/>
           <w:lang w:eastAsia="es-PE"/>
-          <ns2:ligatures ns2:val="none"/>
+          <w14:ligatures w14:val="none"/>
         </w:rPr>
         <w:t/>
       </w:r>
     </w:p>
-    <w:p ns2:paraId="5E66126E" ns2:textId="77777777">
+    <w:p>
       <w:pPr>
         <w:spacing w:after="0" w:line="240" w:lineRule="auto"/>
         <w:jc w:val="both"/>
@@ -5125,11 +5062,11 @@
           <w:color w:val="000000"/>
           <w:kern w:val="0"/>
           <w:lang w:eastAsia="es-PE"/>
-          <ns2:ligatures ns2:val="none"/>
-        </w:rPr>
-      </w:pPr>
-    </w:p>
-    <w:p ns2:paraId="4E7FC1DB" ns2:textId="5C492D13">
+          <w14:ligatures w14:val="none"/>
+        </w:rPr>
+      </w:pPr>
+    </w:p>
+    <w:p>
       <w:pPr>
         <w:pStyle w:val="Prrafodelista"/>
         <w:numPr>
@@ -5147,7 +5084,7 @@
           <w:rFonts w:ascii="Arial Narrow" w:eastAsia="Calibri" w:hAnsi="Arial Narrow" w:cs="Arial Narrow"/>
           <w:kern w:val="0"/>
           <w:lang w:eastAsia="es-PE"/>
-          <ns2:ligatures ns2:val="none"/>
+          <w14:ligatures w14:val="none"/>
         </w:rPr>
       </w:pPr>
       <w:r>
@@ -5156,7 +5093,7 @@
           <w:color w:val="000000"/>
           <w:kern w:val="0"/>
           <w:lang w:eastAsia="es-PE"/>
-          <ns2:ligatures ns2:val="none"/>
+          <w14:ligatures w14:val="none"/>
         </w:rPr>
         <w:t>Presunta</w:t>
       </w:r>
@@ -5166,7 +5103,7 @@
           <w:kern w:val="0"/>
           <w:shd w:val="clear" w:color="auto" w:fill="FFFFFF"/>
           <w:lang w:eastAsia="es-PE"/>
-          <ns2:ligatures ns2:val="none"/>
+          <w14:ligatures w14:val="none"/>
         </w:rPr>
         <w:t xml:space="preserve"> infracción a los artículos 18 y 19</w:t>
       </w:r>
@@ -5175,7 +5112,7 @@
           <w:rFonts w:ascii="Arial Narrow" w:eastAsia="Calibri" w:hAnsi="Arial Narrow" w:cs="Arial Narrow"/>
           <w:kern w:val="0"/>
           <w:lang w:eastAsia="es-PE"/>
-          <ns2:ligatures ns2:val="none"/>
+          <w14:ligatures w14:val="none"/>
         </w:rPr>
         <w:t xml:space="preserve"> de </w:t>
       </w:r>
@@ -5185,7 +5122,7 @@
           <w:kern w:val="0"/>
           <w:shd w:val="clear" w:color="auto" w:fill="FFFFFF"/>
           <w:lang w:eastAsia="es-PE"/>
-          <ns2:ligatures ns2:val="none"/>
+          <w14:ligatures w14:val="none"/>
         </w:rPr>
         <w:t xml:space="preserve">la Ley 29571, Código de Protección y Defensa del Consumidor, en tanto </w:t>
       </w:r>
@@ -5195,7 +5132,7 @@
           <w:kern w:val="0"/>
           <w:shd w:val="clear" w:color="auto" w:fill="FFFFFF"/>
           <w:lang w:eastAsia="es-PE"/>
-          <ns2:ligatures ns2:val="none"/>
+          <w14:ligatures w14:val="none"/>
         </w:rPr>
         <w:t>la compañía aseguradora habría cobrado en exceso 3 cuotas durante el año 2023 al denunciante, correspondientes al pago de primas del Seguro de Vida contratado</w:t>
       </w:r>
@@ -5205,12 +5142,12 @@
           <w:kern w:val="0"/>
           <w:shd w:val="clear" w:color="auto" w:fill="FFFFFF"/>
           <w:lang w:eastAsia="es-PE"/>
-          <ns2:ligatures ns2:val="none"/>
+          <w14:ligatures w14:val="none"/>
         </w:rPr>
         <w:t>.</w:t>
       </w:r>
     </w:p>
-    <w:p ns2:paraId="14F9117B" ns2:textId="77777777">
+    <w:p>
       <w:pPr>
         <w:spacing w:after="0" w:line="240" w:lineRule="auto"/>
         <w:jc w:val="both"/>
@@ -5218,11 +5155,11 @@
           <w:rFonts w:ascii="Arial Narrow" w:eastAsia="Calibri" w:hAnsi="Arial Narrow" w:cs="Arial Narrow"/>
           <w:kern w:val="0"/>
           <w:lang w:eastAsia="es-PE"/>
-          <ns2:ligatures ns2:val="none"/>
-        </w:rPr>
-      </w:pPr>
-    </w:p>
-    <w:p ns2:paraId="26794BBF" ns2:textId="384A886D">
+          <w14:ligatures w14:val="none"/>
+        </w:rPr>
+      </w:pPr>
+    </w:p>
+    <w:p>
       <w:pPr>
         <w:pStyle w:val="Prrafodelista"/>
         <w:numPr>
@@ -5240,7 +5177,7 @@
           <w:rFonts w:ascii="Arial Narrow" w:eastAsia="Calibri" w:hAnsi="Arial Narrow" w:cs="Arial Narrow"/>
           <w:kern w:val="0"/>
           <w:lang w:eastAsia="es-PE"/>
-          <ns2:ligatures ns2:val="none"/>
+          <w14:ligatures w14:val="none"/>
         </w:rPr>
       </w:pPr>
       <w:r>
@@ -5249,7 +5186,7 @@
           <w:color w:val="000000"/>
           <w:kern w:val="0"/>
           <w:lang w:eastAsia="es-PE"/>
-          <ns2:ligatures ns2:val="none"/>
+          <w14:ligatures w14:val="none"/>
         </w:rPr>
         <w:t>Presunta</w:t>
       </w:r>
@@ -5259,7 +5196,7 @@
           <w:kern w:val="0"/>
           <w:shd w:val="clear" w:color="auto" w:fill="FFFFFF"/>
           <w:lang w:eastAsia="es-PE"/>
-          <ns2:ligatures ns2:val="none"/>
+          <w14:ligatures w14:val="none"/>
         </w:rPr>
         <w:t xml:space="preserve"> infracción a los artículos 18 y 19</w:t>
       </w:r>
@@ -5268,7 +5205,7 @@
           <w:rFonts w:ascii="Arial Narrow" w:eastAsia="Calibri" w:hAnsi="Arial Narrow" w:cs="Arial Narrow"/>
           <w:kern w:val="0"/>
           <w:lang w:eastAsia="es-PE"/>
-          <ns2:ligatures ns2:val="none"/>
+          <w14:ligatures w14:val="none"/>
         </w:rPr>
         <w:t xml:space="preserve"> de </w:t>
       </w:r>
@@ -5278,7 +5215,7 @@
           <w:kern w:val="0"/>
           <w:shd w:val="clear" w:color="auto" w:fill="FFFFFF"/>
           <w:lang w:eastAsia="es-PE"/>
-          <ns2:ligatures ns2:val="none"/>
+          <w14:ligatures w14:val="none"/>
         </w:rPr>
         <w:t xml:space="preserve">la Ley 29571, Código de </w:t>
       </w:r>
@@ -5288,7 +5225,7 @@
           <w:kern w:val="0"/>
           <w:shd w:val="clear" w:color="auto" w:fill="FFFFFF"/>
           <w:lang w:eastAsia="es-PE"/>
-          <ns2:ligatures ns2:val="none"/>
+          <w14:ligatures w14:val="none"/>
         </w:rPr>
         <w:t xml:space="preserve">Protección y Defensa del Consumidor, en tanto </w:t>
       </w:r>
@@ -5296,7 +5233,7 @@
         <w:rPr>
           <w:rFonts w:ascii="Arial Narrow" w:eastAsia="Arial Narrow" w:hAnsi="Arial Narrow" w:cs="Arial Narrow"/>
           <w:kern w:val="0"/>
-          <ns2:ligatures ns2:val="none"/>
+          <w14:ligatures w14:val="none"/>
         </w:rPr>
         <w:t xml:space="preserve">la compañía aseguradora habría </w:t>
       </w:r>
@@ -5304,7 +5241,7 @@
         <w:rPr>
           <w:rFonts w:ascii="Arial Narrow" w:eastAsia="Arial Narrow" w:hAnsi="Arial Narrow" w:cs="Arial Narrow"/>
           <w:kern w:val="0"/>
-          <ns2:ligatures ns2:val="none"/>
+          <w14:ligatures w14:val="none"/>
         </w:rPr>
         <w:t>gestionado inadecuadamente el cargo de nuev</w:t>
       </w:r>
@@ -5312,7 +5249,7 @@
         <w:rPr>
           <w:rFonts w:ascii="Arial Narrow" w:eastAsia="Arial Narrow" w:hAnsi="Arial Narrow" w:cs="Arial Narrow"/>
           <w:kern w:val="0"/>
-          <ns2:ligatures ns2:val="none"/>
+          <w14:ligatures w14:val="none"/>
         </w:rPr>
         <w:t>e</w:t>
       </w:r>
@@ -5320,7 +5257,7 @@
         <w:rPr>
           <w:rFonts w:ascii="Arial Narrow" w:eastAsia="Arial Narrow" w:hAnsi="Arial Narrow" w:cs="Arial Narrow"/>
           <w:kern w:val="0"/>
-          <ns2:ligatures ns2:val="none"/>
+          <w14:ligatures w14:val="none"/>
         </w:rPr>
         <w:t xml:space="preserve"> (9) cuotas de US$ 94,76 el 2 de octubre</w:t>
       </w:r>
@@ -5330,7 +5267,7 @@
           <w:color w:val="000000"/>
           <w:kern w:val="0"/>
           <w:lang w:val="es-ES" w:eastAsia="es-ES"/>
-          <ns2:ligatures ns2:val="none"/>
+          <w14:ligatures w14:val="none"/>
         </w:rPr>
         <w:t xml:space="preserve"> en octubre de 2024 </w:t>
       </w:r>
@@ -5341,7 +5278,7 @@
           <w:kern w:val="0"/>
           <w:shd w:val="clear" w:color="auto" w:fill="FFFFFF"/>
           <w:lang w:eastAsia="es-PE"/>
-          <ns2:ligatures ns2:val="none"/>
+          <w14:ligatures w14:val="none"/>
         </w:rPr>
         <w:t>a</w:t>
       </w:r>
@@ -5352,7 +5289,7 @@
           <w:kern w:val="0"/>
           <w:shd w:val="clear" w:color="auto" w:fill="FFFFFF"/>
           <w:lang w:eastAsia="es-PE"/>
-          <ns2:ligatures ns2:val="none"/>
+          <w14:ligatures w14:val="none"/>
         </w:rPr>
         <w:t xml:space="preserve"> </w:t>
       </w:r>
@@ -5363,7 +5300,7 @@
           <w:kern w:val="0"/>
           <w:shd w:val="clear" w:color="auto" w:fill="FFFFFF"/>
           <w:lang w:eastAsia="es-PE"/>
-          <ns2:ligatures ns2:val="none"/>
+          <w14:ligatures w14:val="none"/>
         </w:rPr>
         <w:t>l</w:t>
       </w:r>
@@ -5374,7 +5311,7 @@
           <w:kern w:val="0"/>
           <w:shd w:val="clear" w:color="auto" w:fill="FFFFFF"/>
           <w:lang w:eastAsia="es-PE"/>
-          <ns2:ligatures ns2:val="none"/>
+          <w14:ligatures w14:val="none"/>
         </w:rPr>
         <w:t>a cuenta del</w:t>
       </w:r>
@@ -5385,7 +5322,7 @@
           <w:kern w:val="0"/>
           <w:shd w:val="clear" w:color="auto" w:fill="FFFFFF"/>
           <w:lang w:eastAsia="es-PE"/>
-          <ns2:ligatures ns2:val="none"/>
+          <w14:ligatures w14:val="none"/>
         </w:rPr>
         <w:t xml:space="preserve"> denunciante</w:t>
       </w:r>
@@ -5396,7 +5333,7 @@
           <w:kern w:val="0"/>
           <w:shd w:val="clear" w:color="auto" w:fill="FFFFFF"/>
           <w:lang w:eastAsia="es-PE"/>
-          <ns2:ligatures ns2:val="none"/>
+          <w14:ligatures w14:val="none"/>
         </w:rPr>
         <w:t xml:space="preserve"> debido a un error operativo</w:t>
       </w:r>
@@ -5407,23 +5344,23 @@
           <w:kern w:val="0"/>
           <w:shd w:val="clear" w:color="auto" w:fill="FFFFFF"/>
           <w:lang w:eastAsia="es-PE"/>
-          <ns2:ligatures ns2:val="none"/>
+          <w14:ligatures w14:val="none"/>
         </w:rPr>
         <w:t>.</w:t>
       </w:r>
     </w:p>
-    <w:p ns2:paraId="0EEAA2B1" ns2:textId="77777777">
+    <w:p>
       <w:pPr>
         <w:pStyle w:val="Prrafodelista"/>
         <w:rPr>
           <w:rFonts w:ascii="Arial Narrow" w:eastAsia="Calibri" w:hAnsi="Arial Narrow" w:cs="Arial Narrow"/>
           <w:kern w:val="0"/>
           <w:lang w:eastAsia="es-PE"/>
-          <ns2:ligatures ns2:val="none"/>
-        </w:rPr>
-      </w:pPr>
-    </w:p>
-    <w:p ns2:paraId="74FBA49F" ns2:textId="23BEEA99">
+          <w14:ligatures w14:val="none"/>
+        </w:rPr>
+      </w:pPr>
+    </w:p>
+    <w:p>
       <w:pPr>
         <w:pStyle w:val="Prrafodelista"/>
         <w:numPr>
@@ -5441,7 +5378,7 @@
           <w:rFonts w:ascii="Arial Narrow" w:eastAsia="Calibri" w:hAnsi="Arial Narrow" w:cs="Arial Narrow"/>
           <w:kern w:val="0"/>
           <w:lang w:eastAsia="es-PE"/>
-          <ns2:ligatures ns2:val="none"/>
+          <w14:ligatures w14:val="none"/>
         </w:rPr>
       </w:pPr>
       <w:r>
@@ -5450,7 +5387,7 @@
           <w:color w:val="000000"/>
           <w:kern w:val="0"/>
           <w:lang w:eastAsia="es-PE"/>
-          <ns2:ligatures ns2:val="none"/>
+          <w14:ligatures w14:val="none"/>
         </w:rPr>
         <w:t>Presunta</w:t>
       </w:r>
@@ -5460,7 +5397,7 @@
           <w:kern w:val="0"/>
           <w:shd w:val="clear" w:color="auto" w:fill="FFFFFF"/>
           <w:lang w:eastAsia="es-PE"/>
-          <ns2:ligatures ns2:val="none"/>
+          <w14:ligatures w14:val="none"/>
         </w:rPr>
         <w:t xml:space="preserve"> infracción a los artículos 18 y 19</w:t>
       </w:r>
@@ -5469,7 +5406,7 @@
           <w:rFonts w:ascii="Arial Narrow" w:eastAsia="Calibri" w:hAnsi="Arial Narrow" w:cs="Arial Narrow"/>
           <w:kern w:val="0"/>
           <w:lang w:eastAsia="es-PE"/>
-          <ns2:ligatures ns2:val="none"/>
+          <w14:ligatures w14:val="none"/>
         </w:rPr>
         <w:t xml:space="preserve"> de </w:t>
       </w:r>
@@ -5479,7 +5416,7 @@
           <w:kern w:val="0"/>
           <w:shd w:val="clear" w:color="auto" w:fill="FFFFFF"/>
           <w:lang w:eastAsia="es-PE"/>
-          <ns2:ligatures ns2:val="none"/>
+          <w14:ligatures w14:val="none"/>
         </w:rPr>
         <w:t xml:space="preserve">la Ley 29571, Código de </w:t>
       </w:r>
@@ -5489,7 +5426,7 @@
           <w:kern w:val="0"/>
           <w:shd w:val="clear" w:color="auto" w:fill="FFFFFF"/>
           <w:lang w:eastAsia="es-PE"/>
-          <ns2:ligatures ns2:val="none"/>
+          <w14:ligatures w14:val="none"/>
         </w:rPr>
         <w:t xml:space="preserve">Protección y Defensa del Consumidor, en tanto </w:t>
       </w:r>
@@ -5497,7 +5434,7 @@
         <w:rPr>
           <w:rFonts w:ascii="Arial Narrow" w:eastAsia="Arial Narrow" w:hAnsi="Arial Narrow" w:cs="Arial Narrow"/>
           <w:kern w:val="0"/>
-          <ns2:ligatures ns2:val="none"/>
+          <w14:ligatures w14:val="none"/>
         </w:rPr>
         <w:t xml:space="preserve">la compañía aseguradora no habría gestionado oportunamente el débito de las primas de la </w:t>
       </w:r>
@@ -5507,7 +5444,7 @@
           <w:color w:val="000000"/>
           <w:kern w:val="0"/>
           <w:lang w:eastAsia="es-ES"/>
-          <ns2:ligatures ns2:val="none"/>
+          <w14:ligatures w14:val="none"/>
         </w:rPr>
         <w:t xml:space="preserve">Póliza del Seguro de Vida 6480093602438, generando la anulación de </w:t>
       </w:r>
@@ -5518,7 +5455,7 @@
           <w:color w:val="000000"/>
           <w:kern w:val="0"/>
           <w:lang w:eastAsia="es-ES"/>
-          <ns2:ligatures ns2:val="none"/>
+          <w14:ligatures w14:val="none"/>
         </w:rPr>
         <w:t>la misma</w:t>
       </w:r>
@@ -5529,23 +5466,23 @@
           <w:color w:val="000000"/>
           <w:kern w:val="0"/>
           <w:lang w:eastAsia="es-ES"/>
-          <ns2:ligatures ns2:val="none"/>
+          <w14:ligatures w14:val="none"/>
         </w:rPr>
         <w:t>.</w:t>
       </w:r>
     </w:p>
-    <w:p ns2:paraId="33B693A4" ns2:textId="77777777">
+    <w:p>
       <w:pPr>
         <w:pStyle w:val="Prrafodelista"/>
         <w:rPr>
           <w:rFonts w:ascii="Arial Narrow" w:eastAsia="Calibri" w:hAnsi="Arial Narrow" w:cs="Arial Narrow"/>
           <w:kern w:val="0"/>
           <w:lang w:eastAsia="es-PE"/>
-          <ns2:ligatures ns2:val="none"/>
-        </w:rPr>
-      </w:pPr>
-    </w:p>
-    <w:p ns2:paraId="7E4AC79A" ns2:textId="380DBF86">
+          <w14:ligatures w14:val="none"/>
+        </w:rPr>
+      </w:pPr>
+    </w:p>
+    <w:p>
       <w:pPr>
         <w:pStyle w:val="Prrafodelista"/>
         <w:numPr>
@@ -5563,7 +5500,7 @@
           <w:rFonts w:ascii="Arial Narrow" w:eastAsia="Calibri" w:hAnsi="Arial Narrow" w:cs="Arial Narrow"/>
           <w:kern w:val="0"/>
           <w:lang w:eastAsia="es-PE"/>
-          <ns2:ligatures ns2:val="none"/>
+          <w14:ligatures w14:val="none"/>
         </w:rPr>
       </w:pPr>
       <w:r>
@@ -5572,7 +5509,7 @@
           <w:color w:val="000000"/>
           <w:kern w:val="0"/>
           <w:lang w:eastAsia="es-PE"/>
-          <ns2:ligatures ns2:val="none"/>
+          <w14:ligatures w14:val="none"/>
         </w:rPr>
         <w:t>Presunta</w:t>
       </w:r>
@@ -5582,7 +5519,7 @@
           <w:kern w:val="0"/>
           <w:shd w:val="clear" w:color="auto" w:fill="FFFFFF"/>
           <w:lang w:eastAsia="es-PE"/>
-          <ns2:ligatures ns2:val="none"/>
+          <w14:ligatures w14:val="none"/>
         </w:rPr>
         <w:t xml:space="preserve"> infracción a los artículos 18 y 19</w:t>
       </w:r>
@@ -5591,7 +5528,7 @@
           <w:rFonts w:ascii="Arial Narrow" w:eastAsia="Calibri" w:hAnsi="Arial Narrow" w:cs="Arial Narrow"/>
           <w:kern w:val="0"/>
           <w:lang w:eastAsia="es-PE"/>
-          <ns2:ligatures ns2:val="none"/>
+          <w14:ligatures w14:val="none"/>
         </w:rPr>
         <w:t xml:space="preserve"> de </w:t>
       </w:r>
@@ -5601,7 +5538,7 @@
           <w:kern w:val="0"/>
           <w:shd w:val="clear" w:color="auto" w:fill="FFFFFF"/>
           <w:lang w:eastAsia="es-PE"/>
-          <ns2:ligatures ns2:val="none"/>
+          <w14:ligatures w14:val="none"/>
         </w:rPr>
         <w:t xml:space="preserve">la Ley 29571, Código de </w:t>
       </w:r>
@@ -5611,7 +5548,7 @@
           <w:kern w:val="0"/>
           <w:shd w:val="clear" w:color="auto" w:fill="FFFFFF"/>
           <w:lang w:eastAsia="es-PE"/>
-          <ns2:ligatures ns2:val="none"/>
+          <w14:ligatures w14:val="none"/>
         </w:rPr>
         <w:t xml:space="preserve">Protección y Defensa del Consumidor, en tanto </w:t>
       </w:r>
@@ -5619,7 +5556,7 @@
         <w:rPr>
           <w:rFonts w:ascii="Arial Narrow" w:eastAsia="Arial Narrow" w:hAnsi="Arial Narrow" w:cs="Arial Narrow"/>
           <w:kern w:val="0"/>
-          <ns2:ligatures ns2:val="none"/>
+          <w14:ligatures w14:val="none"/>
         </w:rPr>
         <w:t xml:space="preserve">la compañía aseguradora no habría cumplido con remitir oportunamente al denunciante los estados de cuenta anuales de la </w:t>
       </w:r>
@@ -5629,7 +5566,7 @@
           <w:color w:val="000000"/>
           <w:kern w:val="0"/>
           <w:lang w:eastAsia="es-ES"/>
-          <ns2:ligatures ns2:val="none"/>
+          <w14:ligatures w14:val="none"/>
         </w:rPr>
         <w:t>Póliza del Seguro de Vida 6480093602438</w:t>
       </w:r>
@@ -5639,23 +5576,23 @@
           <w:color w:val="000000"/>
           <w:kern w:val="0"/>
           <w:lang w:eastAsia="es-ES"/>
-          <ns2:ligatures ns2:val="none"/>
+          <w14:ligatures w14:val="none"/>
         </w:rPr>
         <w:t>.</w:t>
       </w:r>
     </w:p>
-    <w:p ns2:paraId="5FD97050" ns2:textId="77777777">
+    <w:p>
       <w:pPr>
         <w:pStyle w:val="Prrafodelista"/>
         <w:rPr>
           <w:rFonts w:ascii="Arial Narrow" w:eastAsia="Calibri" w:hAnsi="Arial Narrow" w:cs="Arial Narrow"/>
           <w:kern w:val="0"/>
           <w:lang w:eastAsia="es-PE"/>
-          <ns2:ligatures ns2:val="none"/>
-        </w:rPr>
-      </w:pPr>
-    </w:p>
-    <w:p ns2:paraId="21763FF5" ns2:textId="3701B29A">
+          <w14:ligatures w14:val="none"/>
+        </w:rPr>
+      </w:pPr>
+    </w:p>
+    <w:p>
       <w:pPr>
         <w:pStyle w:val="Prrafodelista"/>
         <w:numPr>
@@ -5673,7 +5610,7 @@
           <w:rFonts w:ascii="Arial Narrow" w:eastAsia="Calibri" w:hAnsi="Arial Narrow" w:cs="Arial Narrow"/>
           <w:kern w:val="0"/>
           <w:lang w:eastAsia="es-PE"/>
-          <ns2:ligatures ns2:val="none"/>
+          <w14:ligatures w14:val="none"/>
         </w:rPr>
       </w:pPr>
       <w:r>
@@ -5682,7 +5619,7 @@
           <w:color w:val="000000"/>
           <w:kern w:val="0"/>
           <w:lang w:eastAsia="es-PE"/>
-          <ns2:ligatures ns2:val="none"/>
+          <w14:ligatures w14:val="none"/>
         </w:rPr>
         <w:t>Presunta</w:t>
       </w:r>
@@ -5692,7 +5629,7 @@
           <w:kern w:val="0"/>
           <w:shd w:val="clear" w:color="auto" w:fill="FFFFFF"/>
           <w:lang w:eastAsia="es-PE"/>
-          <ns2:ligatures ns2:val="none"/>
+          <w14:ligatures w14:val="none"/>
         </w:rPr>
         <w:t xml:space="preserve"> infracción a los artículos 18 y 19</w:t>
       </w:r>
@@ -5701,7 +5638,7 @@
           <w:rFonts w:ascii="Arial Narrow" w:eastAsia="Calibri" w:hAnsi="Arial Narrow" w:cs="Arial Narrow"/>
           <w:kern w:val="0"/>
           <w:lang w:eastAsia="es-PE"/>
-          <ns2:ligatures ns2:val="none"/>
+          <w14:ligatures w14:val="none"/>
         </w:rPr>
         <w:t xml:space="preserve"> de </w:t>
       </w:r>
@@ -5711,7 +5648,7 @@
           <w:kern w:val="0"/>
           <w:shd w:val="clear" w:color="auto" w:fill="FFFFFF"/>
           <w:lang w:eastAsia="es-PE"/>
-          <ns2:ligatures ns2:val="none"/>
+          <w14:ligatures w14:val="none"/>
         </w:rPr>
         <w:t xml:space="preserve">la Ley 29571, Código de </w:t>
       </w:r>
@@ -5721,7 +5658,7 @@
           <w:kern w:val="0"/>
           <w:shd w:val="clear" w:color="auto" w:fill="FFFFFF"/>
           <w:lang w:eastAsia="es-PE"/>
-          <ns2:ligatures ns2:val="none"/>
+          <w14:ligatures w14:val="none"/>
         </w:rPr>
         <w:t xml:space="preserve">Protección y Defensa del Consumidor, en tanto </w:t>
       </w:r>
@@ -5729,7 +5666,7 @@
         <w:rPr>
           <w:rFonts w:ascii="Arial Narrow" w:eastAsia="Arial Narrow" w:hAnsi="Arial Narrow" w:cs="Arial Narrow"/>
           <w:kern w:val="0"/>
-          <ns2:ligatures ns2:val="none"/>
+          <w14:ligatures w14:val="none"/>
         </w:rPr>
         <w:t xml:space="preserve">la compañía aseguradora habría retenido indebidamente ocho (8) cuotas de US$ 94,76 de la </w:t>
       </w:r>
@@ -5739,7 +5676,7 @@
           <w:color w:val="000000"/>
           <w:kern w:val="0"/>
           <w:lang w:eastAsia="es-ES"/>
-          <ns2:ligatures ns2:val="none"/>
+          <w14:ligatures w14:val="none"/>
         </w:rPr>
         <w:t>Póliza del Seguro de Vida 6480093602438</w:t>
       </w:r>
@@ -5749,7 +5686,7 @@
           <w:color w:val="000000"/>
           <w:kern w:val="0"/>
           <w:lang w:eastAsia="es-ES"/>
-          <ns2:ligatures ns2:val="none"/>
+          <w14:ligatures w14:val="none"/>
         </w:rPr>
         <w:t xml:space="preserve">, alegando </w:t>
       </w:r>
@@ -5759,7 +5696,7 @@
           <w:color w:val="000000"/>
           <w:kern w:val="0"/>
           <w:lang w:eastAsia="es-ES"/>
-          <ns2:ligatures ns2:val="none"/>
+          <w14:ligatures w14:val="none"/>
         </w:rPr>
         <w:t>que el denunciante no consignó una cuenta bancaria para efectuar la devolución</w:t>
       </w:r>
@@ -5769,23 +5706,23 @@
           <w:color w:val="000000"/>
           <w:kern w:val="0"/>
           <w:lang w:eastAsia="es-ES"/>
-          <ns2:ligatures ns2:val="none"/>
+          <w14:ligatures w14:val="none"/>
         </w:rPr>
         <w:t>.</w:t>
       </w:r>
     </w:p>
-    <w:p ns2:paraId="75DFB02A" ns2:textId="77777777">
+    <w:p>
       <w:pPr>
         <w:pStyle w:val="Prrafodelista"/>
         <w:rPr>
           <w:rFonts w:ascii="Arial Narrow" w:eastAsia="Calibri" w:hAnsi="Arial Narrow" w:cs="Arial Narrow"/>
           <w:kern w:val="0"/>
           <w:lang w:eastAsia="es-PE"/>
-          <ns2:ligatures ns2:val="none"/>
-        </w:rPr>
-      </w:pPr>
-    </w:p>
-    <w:p ns2:paraId="58A6440C" ns2:textId="58DFFFC2">
+          <w14:ligatures w14:val="none"/>
+        </w:rPr>
+      </w:pPr>
+    </w:p>
+    <w:p>
       <w:pPr>
         <w:pStyle w:val="Prrafodelista"/>
         <w:numPr>
@@ -5803,7 +5740,7 @@
           <w:rFonts w:ascii="Arial Narrow" w:eastAsia="Calibri" w:hAnsi="Arial Narrow" w:cs="Arial Narrow"/>
           <w:kern w:val="0"/>
           <w:lang w:eastAsia="es-PE"/>
-          <ns2:ligatures ns2:val="none"/>
+          <w14:ligatures w14:val="none"/>
         </w:rPr>
       </w:pPr>
       <w:r>
@@ -5812,7 +5749,7 @@
           <w:color w:val="000000"/>
           <w:kern w:val="0"/>
           <w:lang w:eastAsia="es-PE"/>
-          <ns2:ligatures ns2:val="none"/>
+          <w14:ligatures w14:val="none"/>
         </w:rPr>
         <w:t>Presunta</w:t>
       </w:r>
@@ -5822,7 +5759,7 @@
           <w:kern w:val="0"/>
           <w:shd w:val="clear" w:color="auto" w:fill="FFFFFF"/>
           <w:lang w:eastAsia="es-PE"/>
-          <ns2:ligatures ns2:val="none"/>
+          <w14:ligatures w14:val="none"/>
         </w:rPr>
         <w:t xml:space="preserve"> infracción a los artículos 18 y 19</w:t>
       </w:r>
@@ -5831,7 +5768,7 @@
           <w:rFonts w:ascii="Arial Narrow" w:eastAsia="Calibri" w:hAnsi="Arial Narrow" w:cs="Arial Narrow"/>
           <w:kern w:val="0"/>
           <w:lang w:eastAsia="es-PE"/>
-          <ns2:ligatures ns2:val="none"/>
+          <w14:ligatures w14:val="none"/>
         </w:rPr>
         <w:t xml:space="preserve"> de </w:t>
       </w:r>
@@ -5841,7 +5778,7 @@
           <w:kern w:val="0"/>
           <w:shd w:val="clear" w:color="auto" w:fill="FFFFFF"/>
           <w:lang w:eastAsia="es-PE"/>
-          <ns2:ligatures ns2:val="none"/>
+          <w14:ligatures w14:val="none"/>
         </w:rPr>
         <w:t xml:space="preserve">la Ley 29571, Código de </w:t>
       </w:r>
@@ -5851,7 +5788,7 @@
           <w:kern w:val="0"/>
           <w:shd w:val="clear" w:color="auto" w:fill="FFFFFF"/>
           <w:lang w:eastAsia="es-PE"/>
-          <ns2:ligatures ns2:val="none"/>
+          <w14:ligatures w14:val="none"/>
         </w:rPr>
         <w:t xml:space="preserve">Protección y Defensa del Consumidor, en tanto </w:t>
       </w:r>
@@ -5859,7 +5796,7 @@
         <w:rPr>
           <w:rFonts w:ascii="Arial Narrow" w:eastAsia="Arial Narrow" w:hAnsi="Arial Narrow" w:cs="Arial Narrow"/>
           <w:kern w:val="0"/>
-          <ns2:ligatures ns2:val="none"/>
+          <w14:ligatures w14:val="none"/>
         </w:rPr>
         <w:t xml:space="preserve">la compañía aseguradora no habría cumplido con </w:t>
       </w:r>
@@ -5867,7 +5804,7 @@
         <w:rPr>
           <w:rFonts w:ascii="Arial Narrow" w:eastAsia="Arial Narrow" w:hAnsi="Arial Narrow" w:cs="Arial Narrow"/>
           <w:kern w:val="0"/>
-          <ns2:ligatures ns2:val="none"/>
+          <w14:ligatures w14:val="none"/>
         </w:rPr>
         <w:t xml:space="preserve">adecuar la </w:t>
       </w:r>
@@ -5877,7 +5814,7 @@
           <w:color w:val="000000"/>
           <w:kern w:val="0"/>
           <w:lang w:eastAsia="es-ES"/>
-          <ns2:ligatures ns2:val="none"/>
+          <w14:ligatures w14:val="none"/>
         </w:rPr>
         <w:t xml:space="preserve">Póliza del Seguro de Vida </w:t>
       </w:r>
@@ -5888,7 +5825,7 @@
           <w:color w:val="000000"/>
           <w:kern w:val="0"/>
           <w:lang w:eastAsia="es-ES"/>
-          <ns2:ligatures ns2:val="none"/>
+          <w14:ligatures w14:val="none"/>
         </w:rPr>
         <w:t/>
       </w:r>
@@ -5899,7 +5836,7 @@
           <w:color w:val="000000"/>
           <w:kern w:val="0"/>
           <w:lang w:eastAsia="es-ES"/>
-          <ns2:ligatures ns2:val="none"/>
+          <w14:ligatures w14:val="none"/>
         </w:rPr>
         <w:t xml:space="preserve"> </w:t>
       </w:r>
@@ -5909,7 +5846,7 @@
           <w:color w:val="000000"/>
           <w:kern w:val="0"/>
           <w:lang w:eastAsia="es-ES"/>
-          <ns2:ligatures ns2:val="none"/>
+          <w14:ligatures w14:val="none"/>
         </w:rPr>
         <w:t xml:space="preserve">200000540 </w:t>
       </w:r>
@@ -5919,7 +5856,7 @@
           <w:color w:val="000000"/>
           <w:kern w:val="0"/>
           <w:lang w:eastAsia="es-ES"/>
-          <ns2:ligatures ns2:val="none"/>
+          <w14:ligatures w14:val="none"/>
         </w:rPr>
         <w:t>contratada por el denunciante a la Ley 29946 y sus reglamentos</w:t>
       </w:r>
@@ -5929,22 +5866,22 @@
           <w:color w:val="000000"/>
           <w:kern w:val="0"/>
           <w:lang w:eastAsia="es-ES"/>
-          <ns2:ligatures ns2:val="none"/>
+          <w14:ligatures w14:val="none"/>
         </w:rPr>
         <w:t>.</w:t>
       </w:r>
     </w:p>
-    <w:p ns2:paraId="575A816C" ns2:textId="77777777">
+    <w:p>
       <w:pPr>
         <w:pStyle w:val="Prrafodelista"/>
         <w:rPr>
           <w:rFonts w:ascii="Arial Narrow" w:eastAsia="Arial Narrow" w:hAnsi="Arial Narrow" w:cs="Arial Narrow"/>
           <w:kern w:val="0"/>
-          <ns2:ligatures ns2:val="none"/>
-        </w:rPr>
-      </w:pPr>
-    </w:p>
-    <w:p ns2:paraId="4623DF08" ns2:textId="77777777">
+          <w14:ligatures w14:val="none"/>
+        </w:rPr>
+      </w:pPr>
+    </w:p>
+    <w:p>
       <w:pPr>
         <w:pStyle w:val="Prrafodelista"/>
         <w:numPr>
@@ -5961,7 +5898,7 @@
         <w:rPr>
           <w:rFonts w:ascii="Arial Narrow" w:eastAsia="Arial Narrow" w:hAnsi="Arial Narrow" w:cs="Arial Narrow"/>
           <w:kern w:val="0"/>
-          <ns2:ligatures ns2:val="none"/>
+          <w14:ligatures w14:val="none"/>
         </w:rPr>
       </w:pPr>
       <w:r>
@@ -5974,7 +5911,7 @@
         <w:rPr>
           <w:rFonts w:ascii="Arial Narrow" w:eastAsia="Arial Narrow" w:hAnsi="Arial Narrow" w:cs="Arial Narrow"/>
           <w:kern w:val="0"/>
-          <ns2:ligatures ns2:val="none"/>
+          <w14:ligatures w14:val="none"/>
         </w:rPr>
         <w:t/>
       </w:r>
@@ -5988,7 +5925,7 @@
         <w:rPr>
           <w:rFonts w:ascii="Arial Narrow" w:eastAsia="Arial Narrow" w:hAnsi="Arial Narrow" w:cs="Arial Narrow"/>
           <w:kern w:val="0"/>
-          <ns2:ligatures ns2:val="none"/>
+          <w14:ligatures w14:val="none"/>
         </w:rPr>
         <w:t/>
       </w:r>
@@ -6008,7 +5945,7 @@
         <w:rPr>
           <w:rFonts w:ascii="Arial Narrow" w:eastAsia="Arial Narrow" w:hAnsi="Arial Narrow" w:cs="Arial Narrow"/>
           <w:kern w:val="0"/>
-          <ns2:ligatures ns2:val="none"/>
+          <w14:ligatures w14:val="none"/>
         </w:rPr>
         <w:t xml:space="preserve">en tanto </w:t>
       </w:r>
@@ -6018,7 +5955,7 @@
           <w:color w:val="000000"/>
           <w:kern w:val="0"/>
           <w:lang w:val="es-ES" w:eastAsia="es-ES"/>
-          <ns2:ligatures ns2:val="none"/>
+          <w14:ligatures w14:val="none"/>
         </w:rPr>
         <w:t xml:space="preserve">la compañía aseguradora </w:t>
       </w:r>
@@ -6026,7 +5963,7 @@
         <w:rPr>
           <w:rFonts w:ascii="Arial Narrow" w:eastAsia="Arial Narrow" w:hAnsi="Arial Narrow" w:cs="Arial Narrow"/>
           <w:kern w:val="0"/>
-          <ns2:ligatures ns2:val="none"/>
+          <w14:ligatures w14:val="none"/>
         </w:rPr>
         <w:t>habría brindado una respuesta inadecuada al reclamo presentado por el denunciante el 7 de febrero de 2024</w:t>
       </w:r>
@@ -6034,23 +5971,23 @@
         <w:rPr>
           <w:rFonts w:ascii="Arial Narrow" w:eastAsia="Arial Narrow" w:hAnsi="Arial Narrow" w:cs="Arial Narrow"/>
           <w:kern w:val="0"/>
-          <ns2:ligatures ns2:val="none"/>
+          <w14:ligatures w14:val="none"/>
         </w:rPr>
         <w:t>.</w:t>
       </w:r>
     </w:p>
-    <w:p ns2:paraId="6E6FF8BC" ns2:textId="77777777">
+    <w:p>
       <w:pPr>
         <w:pStyle w:val="Prrafodelista"/>
         <w:rPr>
           <w:rFonts w:ascii="Arial Narrow" w:eastAsia="Calibri" w:hAnsi="Arial Narrow" w:cs="Arial Narrow"/>
           <w:kern w:val="0"/>
           <w:lang w:eastAsia="es-PE"/>
-          <ns2:ligatures ns2:val="none"/>
-        </w:rPr>
-      </w:pPr>
-    </w:p>
-    <w:p ns2:paraId="4902E3D1" ns2:textId="2B43FF26">
+          <w14:ligatures w14:val="none"/>
+        </w:rPr>
+      </w:pPr>
+    </w:p>
+    <w:p>
       <w:pPr>
         <w:pStyle w:val="Prrafodelista"/>
         <w:numPr>
@@ -6068,7 +6005,7 @@
           <w:rFonts w:ascii="Arial Narrow" w:eastAsia="Calibri" w:hAnsi="Arial Narrow" w:cs="Arial Narrow"/>
           <w:kern w:val="0"/>
           <w:lang w:eastAsia="es-PE"/>
-          <ns2:ligatures ns2:val="none"/>
+          <w14:ligatures w14:val="none"/>
         </w:rPr>
       </w:pPr>
       <w:r>
@@ -6077,7 +6014,7 @@
           <w:color w:val="000000"/>
           <w:kern w:val="0"/>
           <w:lang w:eastAsia="es-PE"/>
-          <ns2:ligatures ns2:val="none"/>
+          <w14:ligatures w14:val="none"/>
         </w:rPr>
         <w:t>Presunta</w:t>
       </w:r>
@@ -6087,7 +6024,7 @@
           <w:kern w:val="0"/>
           <w:shd w:val="clear" w:color="auto" w:fill="FFFFFF"/>
           <w:lang w:eastAsia="es-PE"/>
-          <ns2:ligatures ns2:val="none"/>
+          <w14:ligatures w14:val="none"/>
         </w:rPr>
         <w:t xml:space="preserve"> infracción a los artículos 18 y 19</w:t>
       </w:r>
@@ -6096,7 +6033,7 @@
           <w:rFonts w:ascii="Arial Narrow" w:eastAsia="Calibri" w:hAnsi="Arial Narrow" w:cs="Arial Narrow"/>
           <w:kern w:val="0"/>
           <w:lang w:eastAsia="es-PE"/>
-          <ns2:ligatures ns2:val="none"/>
+          <w14:ligatures w14:val="none"/>
         </w:rPr>
         <w:t xml:space="preserve"> de </w:t>
       </w:r>
@@ -6106,7 +6043,7 @@
           <w:kern w:val="0"/>
           <w:shd w:val="clear" w:color="auto" w:fill="FFFFFF"/>
           <w:lang w:eastAsia="es-PE"/>
-          <ns2:ligatures ns2:val="none"/>
+          <w14:ligatures w14:val="none"/>
         </w:rPr>
         <w:t xml:space="preserve">la Ley 29571, Código de Protección y Defensa del Consumidor, en tanto </w:t>
       </w:r>
@@ -6117,7 +6054,7 @@
           <w:kern w:val="0"/>
           <w:shd w:val="clear" w:color="auto" w:fill="FFFFFF"/>
           <w:lang w:eastAsia="es-PE"/>
-          <ns2:ligatures ns2:val="none"/>
+          <w14:ligatures w14:val="none"/>
         </w:rPr>
         <w:t xml:space="preserve">la compañía aseguradora no habría cumplido con atender oportunamente la solicitud de gestión presentada por el denunciante el </w:t>
       </w:r>
@@ -6127,7 +6064,7 @@
           <w:color w:val="000000"/>
           <w:kern w:val="0"/>
           <w:lang w:eastAsia="es-ES"/>
-          <ns2:ligatures ns2:val="none"/>
+          <w14:ligatures w14:val="none"/>
         </w:rPr>
         <w:t>28 de mayo de 2024</w:t>
       </w:r>
@@ -6137,12 +6074,12 @@
           <w:color w:val="000000"/>
           <w:kern w:val="0"/>
           <w:lang w:eastAsia="es-ES"/>
-          <ns2:ligatures ns2:val="none"/>
+          <w14:ligatures w14:val="none"/>
         </w:rPr>
         <w:t>.</w:t>
       </w:r>
     </w:p>
-    <w:p ns2:paraId="64637F9B" ns2:textId="77777777">
+    <w:p>
       <w:pPr>
         <w:pStyle w:val="Prrafodelista"/>
         <w:spacing w:after="0" w:line="240" w:lineRule="auto"/>
@@ -6152,11 +6089,11 @@
           <w:rFonts w:ascii="Arial Narrow" w:eastAsia="Calibri" w:hAnsi="Arial Narrow" w:cs="Arial Narrow"/>
           <w:kern w:val="0"/>
           <w:lang w:eastAsia="es-PE"/>
-          <ns2:ligatures ns2:val="none"/>
-        </w:rPr>
-      </w:pPr>
-    </w:p>
-    <w:p ns2:paraId="1A43956E" ns2:textId="6ED56491">
+          <w14:ligatures w14:val="none"/>
+        </w:rPr>
+      </w:pPr>
+    </w:p>
+    <w:p>
       <w:pPr>
         <w:pStyle w:val="Prrafodelista"/>
         <w:numPr>
@@ -6174,7 +6111,7 @@
           <w:rFonts w:ascii="Arial Narrow" w:eastAsia="Calibri" w:hAnsi="Arial Narrow" w:cs="Arial Narrow"/>
           <w:kern w:val="0"/>
           <w:lang w:eastAsia="es-PE"/>
-          <ns2:ligatures ns2:val="none"/>
+          <w14:ligatures w14:val="none"/>
         </w:rPr>
       </w:pPr>
       <w:r>
@@ -6183,7 +6120,7 @@
           <w:color w:val="000000"/>
           <w:kern w:val="0"/>
           <w:lang w:eastAsia="es-PE"/>
-          <ns2:ligatures ns2:val="none"/>
+          <w14:ligatures w14:val="none"/>
         </w:rPr>
         <w:lastRenderedPageBreak/>
         <w:t>Presunta</w:t>
@@ -6194,7 +6131,7 @@
           <w:kern w:val="0"/>
           <w:shd w:val="clear" w:color="auto" w:fill="FFFFFF"/>
           <w:lang w:eastAsia="es-PE"/>
-          <ns2:ligatures ns2:val="none"/>
+          <w14:ligatures w14:val="none"/>
         </w:rPr>
         <w:t xml:space="preserve"> infracción a los artículos </w:t>
       </w:r>
@@ -6204,7 +6141,7 @@
           <w:kern w:val="0"/>
           <w:shd w:val="clear" w:color="auto" w:fill="FFFFFF"/>
           <w:lang w:eastAsia="es-PE"/>
-          <ns2:ligatures ns2:val="none"/>
+          <w14:ligatures w14:val="none"/>
         </w:rPr>
         <w:t>18 y 19</w:t>
       </w:r>
@@ -6213,7 +6150,7 @@
           <w:rFonts w:ascii="Arial Narrow" w:eastAsia="Calibri" w:hAnsi="Arial Narrow" w:cs="Arial Narrow"/>
           <w:kern w:val="0"/>
           <w:lang w:eastAsia="es-PE"/>
-          <ns2:ligatures ns2:val="none"/>
+          <w14:ligatures w14:val="none"/>
         </w:rPr>
         <w:t xml:space="preserve"> de </w:t>
       </w:r>
@@ -6223,7 +6160,7 @@
           <w:kern w:val="0"/>
           <w:shd w:val="clear" w:color="auto" w:fill="FFFFFF"/>
           <w:lang w:eastAsia="es-PE"/>
-          <ns2:ligatures ns2:val="none"/>
+          <w14:ligatures w14:val="none"/>
         </w:rPr>
         <w:t xml:space="preserve">la Ley 29571, Código de Protección y Defensa del Consumidor, en tanto </w:t>
       </w:r>
@@ -6234,7 +6171,7 @@
           <w:kern w:val="0"/>
           <w:shd w:val="clear" w:color="auto" w:fill="FFFFFF"/>
           <w:lang w:eastAsia="es-PE"/>
-          <ns2:ligatures ns2:val="none"/>
+          <w14:ligatures w14:val="none"/>
         </w:rPr>
         <w:t xml:space="preserve">la compañía aseguradora no habría cumplido con atender oportunamente la solicitud de gestión presentada por el denunciante el </w:t>
       </w:r>
@@ -6244,7 +6181,7 @@
           <w:color w:val="000000"/>
           <w:kern w:val="0"/>
           <w:lang w:eastAsia="es-ES"/>
-          <ns2:ligatures ns2:val="none"/>
+          <w14:ligatures w14:val="none"/>
         </w:rPr>
         <w:t>14 de octubre de 2024</w:t>
       </w:r>
@@ -6252,23 +6189,23 @@
         <w:rPr>
           <w:rFonts w:ascii="Arial Narrow" w:eastAsia="Arial Narrow" w:hAnsi="Arial Narrow" w:cs="Arial Narrow"/>
           <w:kern w:val="0"/>
-          <ns2:ligatures ns2:val="none"/>
+          <w14:ligatures w14:val="none"/>
         </w:rPr>
         <w:t>.</w:t>
       </w:r>
     </w:p>
-    <w:p ns2:paraId="042B3F54" ns2:textId="777BBF33">
-      <w:pPr>
-        <w:spacing w:after="0" w:line="240" w:lineRule="auto"/>
-        <w:jc w:val="both"/>
-        <w:rPr>
-          <w:rFonts w:ascii="Arial Narrow" w:eastAsia="Arial Narrow" w:hAnsi="Arial Narrow" w:cs="Arial Narrow"/>
-          <w:kern w:val="0"/>
-          <ns2:ligatures ns2:val="none"/>
-        </w:rPr>
-      </w:pPr>
-    </w:p>
-    <w:p ns2:paraId="0A292C9F" ns2:textId="7B7544A3">
+    <w:p>
+      <w:pPr>
+        <w:spacing w:after="0" w:line="240" w:lineRule="auto"/>
+        <w:jc w:val="both"/>
+        <w:rPr>
+          <w:rFonts w:ascii="Arial Narrow" w:eastAsia="Arial Narrow" w:hAnsi="Arial Narrow" w:cs="Arial Narrow"/>
+          <w:kern w:val="0"/>
+          <w14:ligatures w14:val="none"/>
+        </w:rPr>
+      </w:pPr>
+    </w:p>
+    <w:p>
       <w:pPr>
         <w:spacing w:line="240" w:lineRule="auto"/>
         <w:contextualSpacing/>
@@ -6276,7 +6213,7 @@
         <w:rPr>
           <w:rFonts w:ascii="Arial Narrow" w:eastAsia="Calibri" w:hAnsi="Arial Narrow" w:cs="Arial"/>
           <w:kern w:val="0"/>
-          <ns2:ligatures ns2:val="none"/>
+          <w14:ligatures w14:val="none"/>
         </w:rPr>
       </w:pPr>
       <w:r>
@@ -6286,7 +6223,7 @@
           <w:color w:val="000000"/>
           <w:kern w:val="0"/>
           <w:lang w:eastAsia="es-PE"/>
-          <ns2:ligatures ns2:val="none"/>
+          <w14:ligatures w14:val="none"/>
         </w:rPr>
         <w:t>SEGUNDO:</w:t>
       </w:r>
@@ -6296,7 +6233,7 @@
           <w:color w:val="000000"/>
           <w:kern w:val="0"/>
           <w:lang w:eastAsia="es-PE"/>
-          <ns2:ligatures ns2:val="none"/>
+          <w14:ligatures w14:val="none"/>
         </w:rPr>
         <w:t xml:space="preserve"> tener por ofrecidos los medios probatorios presentados en el escrito de</w:t>
       </w:r>
@@ -6306,7 +6243,7 @@
           <w:color w:val="000000"/>
           <w:kern w:val="0"/>
           <w:lang w:eastAsia="es-PE"/>
-          <ns2:ligatures ns2:val="none"/>
+          <w14:ligatures w14:val="none"/>
         </w:rPr>
         <w:t xml:space="preserve"> denuncia </w:t>
       </w:r>
@@ -6316,7 +6253,7 @@
           <w:color w:val="000000"/>
           <w:kern w:val="0"/>
           <w:lang w:val="es-ES" w:eastAsia="es-ES"/>
-          <ns2:ligatures ns2:val="none"/>
+          <w14:ligatures w14:val="none"/>
         </w:rPr>
         <w:t xml:space="preserve">del </w:t>
       </w:r>
@@ -6326,7 +6263,7 @@
           <w:color w:val="000000"/>
           <w:kern w:val="0"/>
           <w:lang w:val="es-ES" w:eastAsia="es-ES"/>
-          <ns2:ligatures ns2:val="none"/>
+          <w14:ligatures w14:val="none"/>
         </w:rPr>
         <w:t>11 de agosto de 2025</w:t>
       </w:r>
@@ -6334,12 +6271,12 @@
         <w:rPr>
           <w:rFonts w:ascii="Arial Narrow" w:eastAsia="Calibri" w:hAnsi="Arial Narrow" w:cs="Arial"/>
           <w:kern w:val="0"/>
-          <ns2:ligatures ns2:val="none"/>
+          <w14:ligatures w14:val="none"/>
         </w:rPr>
         <w:t>.</w:t>
       </w:r>
     </w:p>
-    <w:p ns2:paraId="68A17E97" ns2:textId="77777777">
+    <w:p>
       <w:pPr>
         <w:spacing w:line="240" w:lineRule="auto"/>
         <w:contextualSpacing/>
@@ -6349,20 +6286,20 @@
           <w:color w:val="000000"/>
           <w:kern w:val="0"/>
           <w:lang w:eastAsia="es-PE"/>
-          <ns2:ligatures ns2:val="none"/>
-        </w:rPr>
-      </w:pPr>
-    </w:p>
-    <w:p ns2:paraId="168254DA" ns2:textId="4C10D7F1">
-      <w:pPr>
-        <w:spacing w:after="0" w:line="240" w:lineRule="auto"/>
-        <w:jc w:val="both"/>
-        <w:rPr>
-          <w:rFonts w:ascii="Arial Narrow" w:eastAsia="Arial Narrow" w:hAnsi="Arial Narrow" w:cs="Arial Narrow"/>
-          <w:color w:val="000000"/>
-          <w:kern w:val="0"/>
-          <w:lang w:eastAsia="es-PE"/>
-          <ns2:ligatures ns2:val="none"/>
+          <w14:ligatures w14:val="none"/>
+        </w:rPr>
+      </w:pPr>
+    </w:p>
+    <w:p>
+      <w:pPr>
+        <w:spacing w:after="0" w:line="240" w:lineRule="auto"/>
+        <w:jc w:val="both"/>
+        <w:rPr>
+          <w:rFonts w:ascii="Arial Narrow" w:eastAsia="Arial Narrow" w:hAnsi="Arial Narrow" w:cs="Arial Narrow"/>
+          <w:color w:val="000000"/>
+          <w:kern w:val="0"/>
+          <w:lang w:eastAsia="es-PE"/>
+          <w14:ligatures w14:val="none"/>
         </w:rPr>
       </w:pPr>
       <w:r>
@@ -6372,7 +6309,7 @@
           <w:color w:val="000000"/>
           <w:kern w:val="0"/>
           <w:lang w:eastAsia="es-PE"/>
-          <ns2:ligatures ns2:val="none"/>
+          <w14:ligatures w14:val="none"/>
         </w:rPr>
         <w:t xml:space="preserve">TERCERO: </w:t>
       </w:r>
@@ -6382,7 +6319,7 @@
           <w:color w:val="000000"/>
           <w:kern w:val="0"/>
           <w:lang w:eastAsia="es-PE"/>
-          <ns2:ligatures ns2:val="none"/>
+          <w14:ligatures w14:val="none"/>
         </w:rPr>
         <w:t xml:space="preserve">requerir a </w:t>
       </w:r>
@@ -6392,7 +6329,7 @@
           <w:color w:val="000000"/>
           <w:kern w:val="0"/>
           <w:lang w:eastAsia="es-PE"/>
-          <ns2:ligatures ns2:val="none"/>
+          <w14:ligatures w14:val="none"/>
         </w:rPr>
         <w:t xml:space="preserve">Mapfre Perú Compañía de Seguros y Reaseguros S.A. </w:t>
       </w:r>
@@ -6402,12 +6339,12 @@
           <w:color w:val="000000"/>
           <w:kern w:val="0"/>
           <w:lang w:eastAsia="es-PE"/>
-          <ns2:ligatures ns2:val="none"/>
+          <w14:ligatures w14:val="none"/>
         </w:rPr>
         <w:t>que cumpla con lo siguiente:</w:t>
       </w:r>
     </w:p>
-    <w:p ns2:paraId="20FDFB8D" ns2:textId="77777777">
+    <w:p>
       <w:pPr>
         <w:spacing w:after="0" w:line="240" w:lineRule="auto"/>
         <w:jc w:val="both"/>
@@ -6416,11 +6353,11 @@
           <w:color w:val="000000"/>
           <w:kern w:val="0"/>
           <w:lang w:eastAsia="es-PE"/>
-          <ns2:ligatures ns2:val="none"/>
-        </w:rPr>
-      </w:pPr>
-    </w:p>
-    <w:p ns2:paraId="4AA80738" ns2:textId="77777777">
+          <w14:ligatures w14:val="none"/>
+        </w:rPr>
+      </w:pPr>
+    </w:p>
+    <w:p>
       <w:pPr>
         <w:numPr>
           <w:ilvl w:val="0"/>
@@ -6434,21 +6371,21 @@
           <w:color w:val="000000"/>
           <w:kern w:val="0"/>
           <w:lang w:eastAsia="es-PE"/>
-          <ns2:ligatures ns2:val="none"/>
-        </w:rPr>
-      </w:pPr>
-      <w:r>
-        <w:rPr>
-          <w:rFonts w:ascii="Arial Narrow" w:eastAsia="Arial Narrow" w:hAnsi="Arial Narrow" w:cs="Arial Narrow"/>
-          <w:color w:val="000000"/>
-          <w:kern w:val="0"/>
-          <w:lang w:eastAsia="es-PE"/>
-          <ns2:ligatures ns2:val="none"/>
+          <w14:ligatures w14:val="none"/>
+        </w:rPr>
+      </w:pPr>
+      <w:r>
+        <w:rPr>
+          <w:rFonts w:ascii="Arial Narrow" w:eastAsia="Arial Narrow" w:hAnsi="Arial Narrow" w:cs="Arial Narrow"/>
+          <w:color w:val="000000"/>
+          <w:kern w:val="0"/>
+          <w:lang w:eastAsia="es-PE"/>
+          <w14:ligatures w14:val="none"/>
         </w:rPr>
         <w:t>presentar documentos que acrediten su inscripción en los Registros Públicos o una declaración jurada que indique que cuenta con dicha inscripción;</w:t>
       </w:r>
     </w:p>
-    <w:p ns2:paraId="2B29D59F" ns2:textId="77777777">
+    <w:p>
       <w:pPr>
         <w:numPr>
           <w:ilvl w:val="0"/>
@@ -6462,21 +6399,21 @@
           <w:color w:val="000000"/>
           <w:kern w:val="0"/>
           <w:lang w:eastAsia="es-PE"/>
-          <ns2:ligatures ns2:val="none"/>
-        </w:rPr>
-      </w:pPr>
-      <w:r>
-        <w:rPr>
-          <w:rFonts w:ascii="Arial Narrow" w:eastAsia="Arial Narrow" w:hAnsi="Arial Narrow" w:cs="Arial Narrow"/>
-          <w:color w:val="000000"/>
-          <w:kern w:val="0"/>
-          <w:lang w:eastAsia="es-PE"/>
-          <ns2:ligatures ns2:val="none"/>
+          <w14:ligatures w14:val="none"/>
+        </w:rPr>
+      </w:pPr>
+      <w:r>
+        <w:rPr>
+          <w:rFonts w:ascii="Arial Narrow" w:eastAsia="Arial Narrow" w:hAnsi="Arial Narrow" w:cs="Arial Narrow"/>
+          <w:color w:val="000000"/>
+          <w:kern w:val="0"/>
+          <w:lang w:eastAsia="es-PE"/>
+          <w14:ligatures w14:val="none"/>
         </w:rPr>
         <w:t>presentar copia simple de las facultades de representación de su representante legal en el presente procedimiento o la declaración jurada que indique que cuenta con dichas facultades y que estas se encuentran vigentes;</w:t>
       </w:r>
     </w:p>
-    <w:p ns2:paraId="7EF50C46" ns2:textId="77777777">
+    <w:p>
       <w:pPr>
         <w:numPr>
           <w:ilvl w:val="0"/>
@@ -6490,21 +6427,21 @@
           <w:color w:val="000000"/>
           <w:kern w:val="0"/>
           <w:lang w:eastAsia="es-PE"/>
-          <ns2:ligatures ns2:val="none"/>
-        </w:rPr>
-      </w:pPr>
-      <w:r>
-        <w:rPr>
-          <w:rFonts w:ascii="Arial Narrow" w:eastAsia="Arial Narrow" w:hAnsi="Arial Narrow" w:cs="Arial Narrow"/>
-          <w:color w:val="000000"/>
-          <w:kern w:val="0"/>
-          <w:lang w:eastAsia="es-PE"/>
-          <ns2:ligatures ns2:val="none"/>
+          <w14:ligatures w14:val="none"/>
+        </w:rPr>
+      </w:pPr>
+      <w:r>
+        <w:rPr>
+          <w:rFonts w:ascii="Arial Narrow" w:eastAsia="Arial Narrow" w:hAnsi="Arial Narrow" w:cs="Arial Narrow"/>
+          <w:color w:val="000000"/>
+          <w:kern w:val="0"/>
+          <w:lang w:eastAsia="es-PE"/>
+          <w14:ligatures w14:val="none"/>
         </w:rPr>
         <w:t>consignar el Número de Registro Único de Contribuyentes (RUC); y,</w:t>
       </w:r>
     </w:p>
-    <w:p ns2:paraId="19E4DFA1" ns2:textId="77777777">
+    <w:p>
       <w:pPr>
         <w:numPr>
           <w:ilvl w:val="0"/>
@@ -6516,16 +6453,16 @@
         <w:rPr>
           <w:rFonts w:ascii="Arial Narrow" w:eastAsia="Calibri" w:hAnsi="Arial Narrow" w:cs="Arial"/>
           <w:kern w:val="0"/>
-          <ns2:ligatures ns2:val="none"/>
-        </w:rPr>
-      </w:pPr>
-      <w:r>
-        <w:rPr>
-          <w:rFonts w:ascii="Arial Narrow" w:eastAsia="Arial Narrow" w:hAnsi="Arial Narrow" w:cs="Arial Narrow"/>
-          <w:color w:val="000000"/>
-          <w:kern w:val="0"/>
-          <w:lang w:eastAsia="es-PE"/>
-          <ns2:ligatures ns2:val="none"/>
+          <w14:ligatures w14:val="none"/>
+        </w:rPr>
+      </w:pPr>
+      <w:r>
+        <w:rPr>
+          <w:rFonts w:ascii="Arial Narrow" w:eastAsia="Arial Narrow" w:hAnsi="Arial Narrow" w:cs="Arial Narrow"/>
+          <w:color w:val="000000"/>
+          <w:kern w:val="0"/>
+          <w:lang w:eastAsia="es-PE"/>
+          <w14:ligatures w14:val="none"/>
         </w:rPr>
         <w:t>fijar domicilio procesal para el procedimiento, de conformidad con el numeral 1 del artículo 442</w:t>
       </w:r>
@@ -6535,7 +6472,7 @@
           <w:color w:val="000000"/>
           <w:kern w:val="0"/>
           <w:lang w:eastAsia="es-PE"/>
-          <ns2:ligatures ns2:val="none"/>
+          <w14:ligatures w14:val="none"/>
         </w:rPr>
         <w:t/>
       </w:r>
@@ -6545,7 +6482,7 @@
           <w:color w:val="000000"/>
           <w:kern w:val="0"/>
           <w:lang w:eastAsia="es-PE"/>
-          <ns2:ligatures ns2:val="none"/>
+          <w14:ligatures w14:val="none"/>
         </w:rPr>
         <w:t xml:space="preserve"> del Código Procesal Civil. </w:t>
       </w:r>
@@ -6553,7 +6490,7 @@
         <w:rPr>
           <w:rFonts w:ascii="Arial Narrow" w:eastAsia="Calibri" w:hAnsi="Arial Narrow" w:cs="Arial"/>
           <w:kern w:val="0"/>
-          <ns2:ligatures ns2:val="none"/>
+          <w14:ligatures w14:val="none"/>
         </w:rPr>
         <w:t>Para ello podrá señalar domicilio físico o una dirección electrónica a la que pueda remitirse las notificaciones</w:t>
       </w:r>
@@ -6562,12 +6499,12 @@
           <w:rFonts w:ascii="Arial Narrow" w:eastAsia="Arial" w:hAnsi="Arial Narrow" w:cs="Arial"/>
           <w:kern w:val="0"/>
           <w:lang w:val="es"/>
-          <ns2:ligatures ns2:val="none"/>
+          <w14:ligatures w14:val="none"/>
         </w:rPr>
         <w:t>;</w:t>
       </w:r>
     </w:p>
-    <w:p ns2:paraId="7C63E340" ns2:textId="77777777">
+    <w:p>
       <w:pPr>
         <w:numPr>
           <w:ilvl w:val="0"/>
@@ -6579,14 +6516,14 @@
         <w:rPr>
           <w:rFonts w:ascii="Arial Narrow" w:eastAsia="Calibri" w:hAnsi="Arial Narrow" w:cs="Arial"/>
           <w:kern w:val="0"/>
-          <ns2:ligatures ns2:val="none"/>
+          <w14:ligatures w14:val="none"/>
         </w:rPr>
       </w:pPr>
       <w:r>
         <w:rPr>
           <w:rFonts w:ascii="Arial Narrow" w:eastAsia="Calibri" w:hAnsi="Arial Narrow" w:cs="Arial"/>
           <w:kern w:val="0"/>
-          <ns2:ligatures ns2:val="none"/>
+          <w14:ligatures w14:val="none"/>
         </w:rPr>
         <w:t xml:space="preserve">en caso califique como </w:t>
       </w:r>
@@ -6595,7 +6532,7 @@
         <w:rPr>
           <w:rFonts w:ascii="Arial Narrow" w:eastAsia="Calibri" w:hAnsi="Arial Narrow" w:cs="Arial"/>
           <w:kern w:val="0"/>
-          <ns2:ligatures ns2:val="none"/>
+          <w14:ligatures w14:val="none"/>
         </w:rPr>
         <w:t>micro empresa</w:t>
       </w:r>
@@ -6604,7 +6541,7 @@
         <w:rPr>
           <w:rFonts w:ascii="Arial Narrow" w:eastAsia="Calibri" w:hAnsi="Arial Narrow" w:cs="Arial"/>
           <w:kern w:val="0"/>
-          <ns2:ligatures ns2:val="none"/>
+          <w14:ligatures w14:val="none"/>
         </w:rPr>
         <w:t xml:space="preserve"> o pequeña empresa, presentar los documentos que acrediten su volumen de ventas o ingresos brutos percibidos el año anterior relativo a todas sus actividades económicas y el número de trabajadores con el que cuenta</w:t>
       </w:r>
@@ -6614,7 +6551,7 @@
           <w:rFonts w:ascii="Arial Narrow" w:eastAsia="Calibri" w:hAnsi="Arial Narrow" w:cs="Arial"/>
           <w:kern w:val="0"/>
           <w:vertAlign w:val="superscript"/>
-          <ns2:ligatures ns2:val="none"/>
+          <w14:ligatures w14:val="none"/>
         </w:rPr>
         <w:footnoteReference w:id="6"/>
       </w:r>
@@ -6622,7 +6559,7 @@
         <w:rPr>
           <w:rFonts w:ascii="Arial Narrow" w:eastAsia="Calibri" w:hAnsi="Arial Narrow" w:cs="Arial"/>
           <w:kern w:val="0"/>
-          <ns2:ligatures ns2:val="none"/>
+          <w14:ligatures w14:val="none"/>
         </w:rPr>
         <w:t>. Ello, a fin de que la Comisión pueda meritar dicha documentación, conforme lo establece el artículo 110</w:t>
       </w:r>
@@ -6632,7 +6569,7 @@
           <w:color w:val="000000"/>
           <w:kern w:val="0"/>
           <w:lang w:eastAsia="es-PE"/>
-          <ns2:ligatures ns2:val="none"/>
+          <w14:ligatures w14:val="none"/>
         </w:rPr>
         <w:t/>
       </w:r>
@@ -6640,7 +6577,7 @@
         <w:rPr>
           <w:rFonts w:ascii="Arial Narrow" w:eastAsia="Calibri" w:hAnsi="Arial Narrow" w:cs="Arial"/>
           <w:kern w:val="0"/>
-          <ns2:ligatures ns2:val="none"/>
+          <w14:ligatures w14:val="none"/>
         </w:rPr>
         <w:t xml:space="preserve"> del </w:t>
       </w:r>
@@ -6649,7 +6586,7 @@
           <w:rFonts w:ascii="Arial Narrow" w:eastAsia="Calibri" w:hAnsi="Arial Narrow" w:cs="Arial"/>
           <w:spacing w:val="-2"/>
           <w:kern w:val="0"/>
-          <ns2:ligatures ns2:val="none"/>
+          <w14:ligatures w14:val="none"/>
         </w:rPr>
         <w:t>Código</w:t>
       </w:r>
@@ -6660,7 +6597,7 @@
           <w:spacing w:val="-2"/>
           <w:kern w:val="0"/>
           <w:vertAlign w:val="superscript"/>
-          <ns2:ligatures ns2:val="none"/>
+          <w14:ligatures w14:val="none"/>
         </w:rPr>
         <w:footnoteReference w:id="7"/>
       </w:r>
@@ -6669,12 +6606,12 @@
           <w:rFonts w:ascii="Arial Narrow" w:eastAsia="Calibri" w:hAnsi="Arial Narrow" w:cs="Arial"/>
           <w:spacing w:val="-2"/>
           <w:kern w:val="0"/>
-          <ns2:ligatures ns2:val="none"/>
+          <w14:ligatures w14:val="none"/>
         </w:rPr>
         <w:t>.</w:t>
       </w:r>
     </w:p>
-    <w:p ns2:paraId="1F11FE32" ns2:textId="77777777">
+    <w:p>
       <w:pPr>
         <w:spacing w:after="0" w:line="240" w:lineRule="auto"/>
         <w:ind w:left="567"/>
@@ -6684,20 +6621,20 @@
           <w:color w:val="000000"/>
           <w:kern w:val="0"/>
           <w:lang w:eastAsia="es-PE"/>
-          <ns2:ligatures ns2:val="none"/>
-        </w:rPr>
-      </w:pPr>
-    </w:p>
-    <w:p>
-      <w:pPr>
-        <w:spacing w:after="0" w:line="240" w:lineRule="auto"/>
-        <w:jc w:val="both"/>
-        <w:rPr>
-          <w:rFonts w:ascii="Arial Narrow" w:eastAsia="Arial Narrow" w:hAnsi="Arial Narrow" w:cs="Arial Narrow"/>
-          <w:color w:val="000000"/>
-          <w:kern w:val="0"/>
-          <w:lang w:eastAsia="es-PE"/>
-          <ns2:ligatures ns2:val="none"/>
+          <w14:ligatures w14:val="none"/>
+        </w:rPr>
+      </w:pPr>
+    </w:p>
+    <w:p>
+      <w:pPr>
+        <w:spacing w:after="0" w:line="240" w:lineRule="auto"/>
+        <w:jc w:val="both"/>
+        <w:rPr>
+          <w:rFonts w:ascii="Arial Narrow" w:eastAsia="Arial Narrow" w:hAnsi="Arial Narrow" w:cs="Arial Narrow"/>
+          <w:color w:val="000000"/>
+          <w:kern w:val="0"/>
+          <w:lang w:eastAsia="es-PE"/>
+          <w14:ligatures w14:val="none"/>
         </w:rPr>
       </w:pPr>
       <w:r>
@@ -6716,32 +6653,72 @@
           <w:sz w:val="20"/>
           <w:szCs w:val="20"/>
         </w:rPr>
-        <w:t xml:space="preserve">correr traslado de la presente resolución a Mapfre Perú Compañía de Seguros y Reaseguros S.A. para que, de conformidad con lo dispuesto por el artículo 26 de la Ley sobre Facultades, Normas y Organización del Indecopi, aprobada por Decreto Legislativo 807, presente sus descargos sobre la imputación de cargos realizada en un plazo no mayor a cinco (5) días hábiles contado a partir del día siguiente de la notificación de la presente resolución, vencido el cual, el Secretario Técnico declarará en rebeldía al denunciado que no lo hubiera presentado. Debe precisarse que de conformidad con lo establecido por el artículo 223 del Texto Único Ordenado de la Ley 27444, Ley del Procedimiento Administrativo General, las alegaciones y los hechos relevantes de la reclamación, salvo que hayan sido específicamente negadas en la contestación, se tendrán por aceptadas o merituadas como ciertas.</w:t>
-      </w:r>
-    </w:p>
-    <w:p ns2:paraId="228F876C" ns2:textId="77777777">
-      <w:pPr>
-        <w:spacing w:after="0" w:line="240" w:lineRule="auto"/>
-        <w:jc w:val="both"/>
-        <w:rPr>
-          <w:rFonts w:ascii="Arial Narrow" w:eastAsia="Arial Narrow" w:hAnsi="Arial Narrow" w:cs="Arial Narrow"/>
-          <w:color w:val="000000"/>
-          <w:kern w:val="0"/>
-          <w:lang w:eastAsia="es-PE"/>
-          <ns2:ligatures ns2:val="none"/>
-        </w:rPr>
-      </w:pPr>
-    </w:p>
-    <w:p ns2:paraId="774AFBA5" ns2:textId="2767AF6A">
-      <w:pPr>
-        <w:spacing w:after="0" w:line="240" w:lineRule="auto"/>
-        <w:jc w:val="both"/>
-        <w:rPr>
-          <w:rFonts w:ascii="Arial Narrow" w:eastAsia="Times New Roman" w:hAnsi="Arial Narrow" w:cs="Arial"/>
-          <w:color w:val="000000"/>
-          <w:kern w:val="0"/>
+        <w:t xml:space="preserve">correr traslado de la presente resolución a Mapfre Perú Compañía de Seguros y Reaseguros S.A. para que, de conformidad con lo dispuesto por el artículo 26 de la Ley sobre Facultades, Normas y Organización del Indecopi, aprobada por Decreto Legislativo 807</w:t>
+      </w:r>
+      <w:r>
+        <w:rPr>
+          <w:rStyle w:val="Refdenotaalpie"/>
+          <w:rFonts w:ascii="Arial Narrow" w:eastAsia="Times New Roman" w:hAnsi="Arial Narrow" w:cs="Times New Roman"/>
+          <w:color w:val="000000"/>
+          <w:kern w:val="0"/>
+          <w:vertAlign w:val="superscript"/>
           <w:lang w:val="es-ES" w:eastAsia="es-ES"/>
-          <ns2:ligatures ns2:val="none"/>
+          <w14:ligatures w14:val="none"/>
+        </w:rPr>
+        <w:footnoteReference w:id="13"/>
+      </w:r>
+      <w:r>
+        <w:rPr>
+          <w:rFonts w:ascii="Arial Narrow" w:hAnsi="Arial Narrow" w:cs="Arial Narrow"/>
+          <w:sz w:val="20"/>
+          <w:szCs w:val="20"/>
+        </w:rPr>
+        <w:t xml:space="preserve">, presente sus descargos sobre la imputación de cargos realizada en un plazo no mayor a cinco (5) días hábiles contado a partir del día siguiente de la notificación de la presente resolución, vencido el cual, el Secretario Técnico declarará en rebeldía al denunciado que no lo hubiera presentado. Debe precisarse que de conformidad con lo establecido por el artículo 223 del Texto Único Ordenado de la Ley 27444, Ley del Procedimiento Administrativo General</w:t>
+      </w:r>
+      <w:r>
+        <w:rPr>
+          <w:rStyle w:val="Refdenotaalpie"/>
+          <w:rFonts w:ascii="Arial Narrow" w:eastAsia="Times New Roman" w:hAnsi="Arial Narrow" w:cs="Times New Roman"/>
+          <w:color w:val="000000"/>
+          <w:kern w:val="0"/>
+          <w:vertAlign w:val="superscript"/>
+          <w:lang w:val="es-ES" w:eastAsia="es-ES"/>
+          <w14:ligatures w14:val="none"/>
+        </w:rPr>
+        <w:footnoteReference w:id="14"/>
+      </w:r>
+      <w:r>
+        <w:rPr>
+          <w:rFonts w:ascii="Arial Narrow" w:hAnsi="Arial Narrow" w:cs="Arial Narrow"/>
+          <w:sz w:val="20"/>
+          <w:szCs w:val="20"/>
+        </w:rPr>
+        <w:t xml:space="preserve">, las alegaciones y los hechos relevantes de la reclamación, salvo que hayan sido específicamente negadas en la contestación, se tendrán por aceptadas o merituadas como ciertas.</w:t>
+      </w:r>
+    </w:p>
+    <w:p>
+      <w:pPr>
+        <w:spacing w:after="0" w:line="240" w:lineRule="auto"/>
+        <w:jc w:val="both"/>
+        <w:rPr>
+          <w:rFonts w:ascii="Arial Narrow" w:eastAsia="Arial Narrow" w:hAnsi="Arial Narrow" w:cs="Arial Narrow"/>
+          <w:color w:val="000000"/>
+          <w:kern w:val="0"/>
+          <w:lang w:eastAsia="es-PE"/>
+          <w14:ligatures w14:val="none"/>
+        </w:rPr>
+      </w:pPr>
+    </w:p>
+    <w:p>
+      <w:pPr>
+        <w:spacing w:after="0" w:line="240" w:lineRule="auto"/>
+        <w:jc w:val="both"/>
+        <w:rPr>
+          <w:rFonts w:ascii="Arial Narrow" w:eastAsia="Times New Roman" w:hAnsi="Arial Narrow" w:cs="Arial"/>
+          <w:color w:val="000000"/>
+          <w:kern w:val="0"/>
+          <w:lang w:val="es-ES" w:eastAsia="es-ES"/>
+          <w14:ligatures w14:val="none"/>
         </w:rPr>
       </w:pPr>
       <w:r>
@@ -6751,7 +6728,7 @@
           <w:color w:val="000000"/>
           <w:kern w:val="0"/>
           <w:lang w:eastAsia="es-PE"/>
-          <ns2:ligatures ns2:val="none"/>
+          <w14:ligatures w14:val="none"/>
         </w:rPr>
         <w:t xml:space="preserve">QUINTO: </w:t>
       </w:r>
@@ -6762,7 +6739,7 @@
           <w:color w:val="000000"/>
           <w:kern w:val="0"/>
           <w:lang w:eastAsia="es-ES"/>
-          <ns2:ligatures ns2:val="none"/>
+          <w14:ligatures w14:val="none"/>
         </w:rPr>
         <w:t xml:space="preserve">requerir </w:t>
       </w:r>
@@ -6772,7 +6749,7 @@
           <w:color w:val="000000"/>
           <w:kern w:val="0"/>
           <w:lang w:val="es-ES" w:eastAsia="es-ES"/>
-          <ns2:ligatures ns2:val="none"/>
+          <w14:ligatures w14:val="none"/>
         </w:rPr>
         <w:t xml:space="preserve">que, en un </w:t>
       </w:r>
@@ -6782,7 +6759,7 @@
           <w:color w:val="000000"/>
           <w:kern w:val="0"/>
           <w:lang w:eastAsia="es-ES"/>
-          <ns2:ligatures ns2:val="none"/>
+          <w14:ligatures w14:val="none"/>
         </w:rPr>
         <w:t>plazo no mayor de cinco (5) días hábiles contado a partir del día siguiente de la notificación de la presente resolución</w:t>
       </w:r>
@@ -6793,7 +6770,7 @@
           <w:color w:val="000000"/>
           <w:kern w:val="0"/>
           <w:lang w:eastAsia="es-ES"/>
-          <ns2:ligatures ns2:val="none"/>
+          <w14:ligatures w14:val="none"/>
         </w:rPr>
         <w:t xml:space="preserve">, </w:t>
       </w:r>
@@ -6805,7 +6782,7 @@
           <w:kern w:val="0"/>
           <w:shd w:val="clear" w:color="auto" w:fill="FFFFFF"/>
           <w:lang w:eastAsia="es-PE"/>
-          <ns2:ligatures ns2:val="none"/>
+          <w14:ligatures w14:val="none"/>
         </w:rPr>
         <w:t>el proveedor denunciado</w:t>
       </w:r>
@@ -6815,7 +6792,7 @@
           <w:color w:val="000000"/>
           <w:kern w:val="0"/>
           <w:lang w:eastAsia="es-ES"/>
-          <ns2:ligatures ns2:val="none"/>
+          <w14:ligatures w14:val="none"/>
         </w:rPr>
         <w:t xml:space="preserve"> </w:t>
       </w:r>
@@ -6826,7 +6803,7 @@
           <w:color w:val="000000"/>
           <w:kern w:val="0"/>
           <w:lang w:val="es-ES" w:eastAsia="es-ES"/>
-          <ns2:ligatures ns2:val="none"/>
+          <w14:ligatures w14:val="none"/>
         </w:rPr>
         <w:t xml:space="preserve">cumpla con: </w:t>
       </w:r>
@@ -6836,7 +6813,7 @@
           <w:color w:val="000000"/>
           <w:kern w:val="0"/>
           <w:lang w:val="es-ES" w:eastAsia="es-ES"/>
-          <ns2:ligatures ns2:val="none"/>
+          <w14:ligatures w14:val="none"/>
         </w:rPr>
         <w:t xml:space="preserve">(i) presentar una copia completa, legible y debidamente suscrita de la Póliza </w:t>
       </w:r>
@@ -6846,7 +6823,7 @@
           <w:color w:val="000000"/>
           <w:kern w:val="0"/>
           <w:lang w:eastAsia="es-ES"/>
-          <ns2:ligatures ns2:val="none"/>
+          <w14:ligatures w14:val="none"/>
         </w:rPr>
         <w:t xml:space="preserve">200000540 </w:t>
       </w:r>
@@ -6856,7 +6833,7 @@
           <w:color w:val="000000"/>
           <w:kern w:val="0"/>
           <w:lang w:val="es-ES" w:eastAsia="es-ES"/>
-          <ns2:ligatures ns2:val="none"/>
+          <w14:ligatures w14:val="none"/>
         </w:rPr>
         <w:t xml:space="preserve">del </w:t>
       </w:r>
@@ -6866,7 +6843,7 @@
           <w:color w:val="000000"/>
           <w:kern w:val="0"/>
           <w:lang w:eastAsia="es-ES"/>
-          <ns2:ligatures ns2:val="none"/>
+          <w14:ligatures w14:val="none"/>
         </w:rPr>
         <w:t xml:space="preserve">Seguro </w:t>
       </w:r>
@@ -6876,7 +6853,7 @@
           <w:color w:val="000000"/>
           <w:kern w:val="0"/>
           <w:lang w:eastAsia="es-ES"/>
-          <ns2:ligatures ns2:val="none"/>
+          <w14:ligatures w14:val="none"/>
         </w:rPr>
         <w:t>de Vida</w:t>
       </w:r>
@@ -6886,7 +6863,7 @@
           <w:color w:val="000000"/>
           <w:kern w:val="0"/>
           <w:lang w:val="es-ES" w:eastAsia="es-ES"/>
-          <ns2:ligatures ns2:val="none"/>
+          <w14:ligatures w14:val="none"/>
         </w:rPr>
         <w:t>, así como el cargo de remisión de la póliza; (</w:t>
       </w:r>
@@ -6897,7 +6874,7 @@
           <w:color w:val="000000"/>
           <w:kern w:val="0"/>
           <w:lang w:val="es-ES" w:eastAsia="es-ES"/>
-          <ns2:ligatures ns2:val="none"/>
+          <w14:ligatures w14:val="none"/>
         </w:rPr>
         <w:t>ii</w:t>
       </w:r>
@@ -6908,7 +6885,7 @@
           <w:color w:val="000000"/>
           <w:kern w:val="0"/>
           <w:lang w:val="es-ES" w:eastAsia="es-ES"/>
-          <ns2:ligatures ns2:val="none"/>
+          <w14:ligatures w14:val="none"/>
         </w:rPr>
         <w:t xml:space="preserve">) </w:t>
       </w:r>
@@ -6918,7 +6895,7 @@
           <w:color w:val="000000"/>
           <w:kern w:val="0"/>
           <w:lang w:val="es-ES" w:eastAsia="es-ES"/>
-          <ns2:ligatures ns2:val="none"/>
+          <w14:ligatures w14:val="none"/>
         </w:rPr>
         <w:t xml:space="preserve">presentar una copia completa, legible y debidamente suscrita de la Póliza </w:t>
       </w:r>
@@ -6928,7 +6905,7 @@
           <w:color w:val="000000"/>
           <w:kern w:val="0"/>
           <w:lang w:eastAsia="es-ES"/>
-          <ns2:ligatures ns2:val="none"/>
+          <w14:ligatures w14:val="none"/>
         </w:rPr>
         <w:t xml:space="preserve">6480093602438 </w:t>
       </w:r>
@@ -6938,7 +6915,7 @@
           <w:color w:val="000000"/>
           <w:kern w:val="0"/>
           <w:lang w:val="es-ES" w:eastAsia="es-ES"/>
-          <ns2:ligatures ns2:val="none"/>
+          <w14:ligatures w14:val="none"/>
         </w:rPr>
         <w:t xml:space="preserve">del </w:t>
       </w:r>
@@ -6948,7 +6925,7 @@
           <w:color w:val="000000"/>
           <w:kern w:val="0"/>
           <w:lang w:eastAsia="es-ES"/>
-          <ns2:ligatures ns2:val="none"/>
+          <w14:ligatures w14:val="none"/>
         </w:rPr>
         <w:t>Seguro de Vida</w:t>
       </w:r>
@@ -6958,7 +6935,7 @@
           <w:color w:val="000000"/>
           <w:kern w:val="0"/>
           <w:lang w:val="es-ES" w:eastAsia="es-ES"/>
-          <ns2:ligatures ns2:val="none"/>
+          <w14:ligatures w14:val="none"/>
         </w:rPr>
         <w:t>, así como el cargo de remisión de la póliza</w:t>
       </w:r>
@@ -6968,7 +6945,7 @@
           <w:color w:val="000000"/>
           <w:kern w:val="0"/>
           <w:lang w:eastAsia="es-ES"/>
-          <ns2:ligatures ns2:val="none"/>
+          <w14:ligatures w14:val="none"/>
         </w:rPr>
         <w:t xml:space="preserve">; </w:t>
       </w:r>
@@ -6978,7 +6955,7 @@
           <w:color w:val="000000"/>
           <w:kern w:val="0"/>
           <w:lang w:eastAsia="es-ES"/>
-          <ns2:ligatures ns2:val="none"/>
+          <w14:ligatures w14:val="none"/>
         </w:rPr>
         <w:t>(</w:t>
       </w:r>
@@ -6989,7 +6966,7 @@
           <w:color w:val="000000"/>
           <w:kern w:val="0"/>
           <w:lang w:eastAsia="es-ES"/>
-          <ns2:ligatures ns2:val="none"/>
+          <w14:ligatures w14:val="none"/>
         </w:rPr>
         <w:t>iii</w:t>
       </w:r>
@@ -7000,7 +6977,7 @@
           <w:color w:val="000000"/>
           <w:kern w:val="0"/>
           <w:lang w:eastAsia="es-ES"/>
-          <ns2:ligatures ns2:val="none"/>
+          <w14:ligatures w14:val="none"/>
         </w:rPr>
         <w:t xml:space="preserve">) </w:t>
       </w:r>
@@ -7010,7 +6987,7 @@
           <w:color w:val="000000"/>
           <w:kern w:val="0"/>
           <w:lang w:eastAsia="es-ES"/>
-          <ns2:ligatures ns2:val="none"/>
+          <w14:ligatures w14:val="none"/>
         </w:rPr>
         <w:t>remitir el cronograma de pagos y los estados de cuenta de la póliza del Seguro de Vida</w:t>
       </w:r>
@@ -7020,7 +6997,7 @@
           <w:color w:val="000000"/>
           <w:kern w:val="0"/>
           <w:lang w:eastAsia="es-ES"/>
-          <ns2:ligatures ns2:val="none"/>
+          <w14:ligatures w14:val="none"/>
         </w:rPr>
         <w:t xml:space="preserve"> materia de denuncia;</w:t>
       </w:r>
@@ -7030,7 +7007,7 @@
           <w:color w:val="000000"/>
           <w:kern w:val="0"/>
           <w:lang w:eastAsia="es-ES"/>
-          <ns2:ligatures ns2:val="none"/>
+          <w14:ligatures w14:val="none"/>
         </w:rPr>
         <w:t xml:space="preserve"> </w:t>
       </w:r>
@@ -7040,7 +7017,7 @@
           <w:color w:val="000000"/>
           <w:kern w:val="0"/>
           <w:lang w:eastAsia="es-ES"/>
-          <ns2:ligatures ns2:val="none"/>
+          <w14:ligatures w14:val="none"/>
         </w:rPr>
         <w:t>y, (</w:t>
       </w:r>
@@ -7051,7 +7028,7 @@
           <w:color w:val="000000"/>
           <w:kern w:val="0"/>
           <w:lang w:eastAsia="es-ES"/>
-          <ns2:ligatures ns2:val="none"/>
+          <w14:ligatures w14:val="none"/>
         </w:rPr>
         <w:t>iv</w:t>
       </w:r>
@@ -7062,7 +7039,7 @@
           <w:color w:val="000000"/>
           <w:kern w:val="0"/>
           <w:lang w:eastAsia="es-ES"/>
-          <ns2:ligatures ns2:val="none"/>
+          <w14:ligatures w14:val="none"/>
         </w:rPr>
         <w:t xml:space="preserve">) </w:t>
       </w:r>
@@ -7072,7 +7049,7 @@
           <w:color w:val="000000"/>
           <w:kern w:val="0"/>
           <w:lang w:val="es-ES" w:eastAsia="es-ES"/>
-          <ns2:ligatures ns2:val="none"/>
+          <w14:ligatures w14:val="none"/>
         </w:rPr>
         <w:t xml:space="preserve">presentar todas las comunicaciones cursadas </w:t>
       </w:r>
@@ -7082,7 +7059,7 @@
           <w:color w:val="000000"/>
           <w:kern w:val="0"/>
           <w:lang w:val="es-ES" w:eastAsia="es-ES"/>
-          <ns2:ligatures ns2:val="none"/>
+          <w14:ligatures w14:val="none"/>
         </w:rPr>
         <w:t xml:space="preserve">con la parte denunciante </w:t>
       </w:r>
@@ -7092,7 +7069,7 @@
           <w:color w:val="000000"/>
           <w:kern w:val="0"/>
           <w:lang w:val="es-ES" w:eastAsia="es-ES"/>
-          <ns2:ligatures ns2:val="none"/>
+          <w14:ligatures w14:val="none"/>
         </w:rPr>
         <w:t>en virtud del hecho materia de denuncia</w:t>
       </w:r>
@@ -7102,12 +7079,12 @@
           <w:color w:val="000000"/>
           <w:kern w:val="0"/>
           <w:lang w:val="es-ES" w:eastAsia="es-ES"/>
-          <ns2:ligatures ns2:val="none"/>
+          <w14:ligatures w14:val="none"/>
         </w:rPr>
         <w:t>.</w:t>
       </w:r>
     </w:p>
-    <w:p ns2:paraId="12A4D8BD" ns2:textId="77777777">
+    <w:p>
       <w:pPr>
         <w:spacing w:after="0" w:line="240" w:lineRule="auto"/>
         <w:jc w:val="both"/>
@@ -7117,20 +7094,20 @@
           <w:color w:val="000000"/>
           <w:kern w:val="0"/>
           <w:lang w:val="es-ES" w:eastAsia="es-PE"/>
-          <ns2:ligatures ns2:val="none"/>
-        </w:rPr>
-      </w:pPr>
-    </w:p>
-    <w:p ns2:paraId="591B7E6F" ns2:textId="77777777">
-      <w:pPr>
-        <w:spacing w:after="0" w:line="240" w:lineRule="auto"/>
-        <w:jc w:val="both"/>
-        <w:rPr>
-          <w:rFonts w:ascii="Arial Narrow" w:eastAsia="Arial Narrow" w:hAnsi="Arial Narrow" w:cs="Arial Narrow"/>
-          <w:color w:val="000000"/>
-          <w:kern w:val="0"/>
-          <w:lang w:eastAsia="es-PE"/>
-          <ns2:ligatures ns2:val="none"/>
+          <w14:ligatures w14:val="none"/>
+        </w:rPr>
+      </w:pPr>
+    </w:p>
+    <w:p>
+      <w:pPr>
+        <w:spacing w:after="0" w:line="240" w:lineRule="auto"/>
+        <w:jc w:val="both"/>
+        <w:rPr>
+          <w:rFonts w:ascii="Arial Narrow" w:eastAsia="Arial Narrow" w:hAnsi="Arial Narrow" w:cs="Arial Narrow"/>
+          <w:color w:val="000000"/>
+          <w:kern w:val="0"/>
+          <w:lang w:eastAsia="es-PE"/>
+          <w14:ligatures w14:val="none"/>
         </w:rPr>
       </w:pPr>
       <w:r>
@@ -7140,7 +7117,7 @@
           <w:color w:val="000000"/>
           <w:kern w:val="0"/>
           <w:lang w:eastAsia="es-PE"/>
-          <ns2:ligatures ns2:val="none"/>
+          <w14:ligatures w14:val="none"/>
         </w:rPr>
         <w:lastRenderedPageBreak/>
         <w:t>SEXTO:</w:t>
@@ -7151,7 +7128,7 @@
           <w:color w:val="000000"/>
           <w:kern w:val="0"/>
           <w:lang w:eastAsia="es-PE"/>
-          <ns2:ligatures ns2:val="none"/>
+          <w14:ligatures w14:val="none"/>
         </w:rPr>
         <w:t xml:space="preserve"> </w:t>
       </w:r>
@@ -7162,7 +7139,7 @@
           <w:color w:val="000000"/>
           <w:kern w:val="0"/>
           <w:lang w:eastAsia="es-PE"/>
-          <ns2:ligatures ns2:val="none"/>
+          <w14:ligatures w14:val="none"/>
         </w:rPr>
         <w:t>informar a las partes que el artículo 110</w:t>
       </w:r>
@@ -7172,7 +7149,7 @@
           <w:color w:val="000000"/>
           <w:kern w:val="0"/>
           <w:lang w:eastAsia="es-PE"/>
-          <ns2:ligatures ns2:val="none"/>
+          <w14:ligatures w14:val="none"/>
         </w:rPr>
         <w:t/>
       </w:r>
@@ -7182,7 +7159,7 @@
           <w:color w:val="000000"/>
           <w:kern w:val="0"/>
           <w:lang w:eastAsia="es-PE"/>
-          <ns2:ligatures ns2:val="none"/>
+          <w14:ligatures w14:val="none"/>
         </w:rPr>
         <w:t xml:space="preserve"> de la Ley 29571, Código de Protección y Defensa del Consumidor</w:t>
       </w:r>
@@ -7194,7 +7171,7 @@
           <w:kern w:val="0"/>
           <w:vertAlign w:val="superscript"/>
           <w:lang w:eastAsia="es-PE"/>
-          <ns2:ligatures ns2:val="none"/>
+          <w14:ligatures w14:val="none"/>
         </w:rPr>
         <w:footnoteReference w:id="8"/>
       </w:r>
@@ -7204,7 +7181,7 @@
           <w:color w:val="000000"/>
           <w:kern w:val="0"/>
           <w:lang w:eastAsia="es-PE"/>
-          <ns2:ligatures ns2:val="none"/>
+          <w14:ligatures w14:val="none"/>
         </w:rPr>
         <w:t>, faculta a la Comisión a calificar las infracciones de la referida norma como leves, graves o muy graves e imponer sanciones que van desde una amonestación hasta una multa por un máximo de 450 Unidades Impositivas Tributarias, sin perjuicio de las medidas correctivas, reparadoras y complementarias, que puedan ordenarse de acuerdo a lo estipulado en los artículos 114</w:t>
       </w:r>
@@ -7214,7 +7191,7 @@
           <w:color w:val="000000"/>
           <w:kern w:val="0"/>
           <w:lang w:eastAsia="es-PE"/>
-          <ns2:ligatures ns2:val="none"/>
+          <w14:ligatures w14:val="none"/>
         </w:rPr>
         <w:t/>
       </w:r>
@@ -7224,7 +7201,7 @@
           <w:color w:val="000000"/>
           <w:kern w:val="0"/>
           <w:lang w:eastAsia="es-PE"/>
-          <ns2:ligatures ns2:val="none"/>
+          <w14:ligatures w14:val="none"/>
         </w:rPr>
         <w:t>, 115</w:t>
       </w:r>
@@ -7234,7 +7211,7 @@
           <w:color w:val="000000"/>
           <w:kern w:val="0"/>
           <w:lang w:eastAsia="es-PE"/>
-          <ns2:ligatures ns2:val="none"/>
+          <w14:ligatures w14:val="none"/>
         </w:rPr>
         <w:t/>
       </w:r>
@@ -7244,7 +7221,7 @@
           <w:color w:val="000000"/>
           <w:kern w:val="0"/>
           <w:lang w:eastAsia="es-PE"/>
-          <ns2:ligatures ns2:val="none"/>
+          <w14:ligatures w14:val="none"/>
         </w:rPr>
         <w:t xml:space="preserve"> y 116</w:t>
       </w:r>
@@ -7254,7 +7231,7 @@
           <w:color w:val="000000"/>
           <w:kern w:val="0"/>
           <w:lang w:eastAsia="es-PE"/>
-          <ns2:ligatures ns2:val="none"/>
+          <w14:ligatures w14:val="none"/>
         </w:rPr>
         <w:t/>
       </w:r>
@@ -7264,7 +7241,7 @@
           <w:color w:val="000000"/>
           <w:kern w:val="0"/>
           <w:lang w:eastAsia="es-PE"/>
-          <ns2:ligatures ns2:val="none"/>
+          <w14:ligatures w14:val="none"/>
         </w:rPr>
         <w:t xml:space="preserve"> de la referida norma</w:t>
       </w:r>
@@ -7276,7 +7253,7 @@
           <w:kern w:val="0"/>
           <w:vertAlign w:val="superscript"/>
           <w:lang w:eastAsia="es-PE"/>
-          <ns2:ligatures ns2:val="none"/>
+          <w14:ligatures w14:val="none"/>
         </w:rPr>
         <w:footnoteReference w:id="9"/>
       </w:r>
@@ -7286,7 +7263,7 @@
           <w:color w:val="000000"/>
           <w:kern w:val="0"/>
           <w:lang w:eastAsia="es-PE"/>
-          <ns2:ligatures ns2:val="none"/>
+          <w14:ligatures w14:val="none"/>
         </w:rPr>
         <w:t xml:space="preserve">. </w:t>
       </w:r>
@@ -7297,7 +7274,7 @@
           <w:color w:val="000000"/>
           <w:kern w:val="0"/>
           <w:lang w:eastAsia="es-PE"/>
-          <ns2:ligatures ns2:val="none"/>
+          <w14:ligatures w14:val="none"/>
         </w:rPr>
         <w:lastRenderedPageBreak/>
         <w:t>Asimismo, se consideran circunstancias atenuantes para la graduación de la sanción, el allanamiento de la denuncia o el reconocimiento de las pretensiones en ella contenidas, de acuerdo con el artículo 112</w:t>
@@ -7308,7 +7285,7 @@
           <w:color w:val="000000"/>
           <w:kern w:val="0"/>
           <w:lang w:eastAsia="es-PE"/>
-          <ns2:ligatures ns2:val="none"/>
+          <w14:ligatures w14:val="none"/>
         </w:rPr>
         <w:t/>
       </w:r>
@@ -7318,7 +7295,7 @@
           <w:color w:val="000000"/>
           <w:kern w:val="0"/>
           <w:lang w:eastAsia="es-PE"/>
-          <ns2:ligatures ns2:val="none"/>
+          <w14:ligatures w14:val="none"/>
         </w:rPr>
         <w:t xml:space="preserve"> del Código</w:t>
       </w:r>
@@ -7330,7 +7307,7 @@
           <w:kern w:val="0"/>
           <w:vertAlign w:val="superscript"/>
           <w:lang w:eastAsia="es-PE"/>
-          <ns2:ligatures ns2:val="none"/>
+          <w14:ligatures w14:val="none"/>
         </w:rPr>
         <w:footnoteReference w:id="10"/>
       </w:r>
@@ -7340,12 +7317,12 @@
           <w:color w:val="000000"/>
           <w:kern w:val="0"/>
           <w:lang w:eastAsia="es-PE"/>
-          <ns2:ligatures ns2:val="none"/>
+          <w14:ligatures w14:val="none"/>
         </w:rPr>
         <w:t>.</w:t>
       </w:r>
     </w:p>
-    <w:p ns2:paraId="0ECE55DF" ns2:textId="77777777">
+    <w:p>
       <w:pPr>
         <w:shd w:val="clear" w:color="auto" w:fill="FFFFFF"/>
         <w:spacing w:after="0" w:line="240" w:lineRule="auto"/>
@@ -7356,11 +7333,11 @@
           <w:color w:val="000000"/>
           <w:kern w:val="0"/>
           <w:lang w:eastAsia="es-PE"/>
-          <ns2:ligatures ns2:val="none"/>
-        </w:rPr>
-      </w:pPr>
-    </w:p>
-    <w:p ns2:paraId="1CC114EB" ns2:textId="77777777">
+          <w14:ligatures w14:val="none"/>
+        </w:rPr>
+      </w:pPr>
+    </w:p>
+    <w:p>
       <w:pPr>
         <w:shd w:val="clear" w:color="auto" w:fill="FFFFFF"/>
         <w:spacing w:after="0" w:line="240" w:lineRule="auto"/>
@@ -7370,7 +7347,7 @@
           <w:color w:val="000000"/>
           <w:kern w:val="0"/>
           <w:lang w:eastAsia="es-PE"/>
-          <ns2:ligatures ns2:val="none"/>
+          <w14:ligatures w14:val="none"/>
         </w:rPr>
       </w:pPr>
       <w:r>
@@ -7380,7 +7357,7 @@
           <w:color w:val="000000"/>
           <w:kern w:val="0"/>
           <w:lang w:eastAsia="es-PE"/>
-          <ns2:ligatures ns2:val="none"/>
+          <w14:ligatures w14:val="none"/>
         </w:rPr>
         <w:t>SÉTIMO:</w:t>
       </w:r>
@@ -7390,7 +7367,7 @@
           <w:color w:val="000000"/>
           <w:kern w:val="0"/>
           <w:lang w:eastAsia="es-PE"/>
-          <ns2:ligatures ns2:val="none"/>
+          <w14:ligatures w14:val="none"/>
         </w:rPr>
         <w:t xml:space="preserve"> informar a las partes que conforme a lo establecido en el artículo 39</w:t>
       </w:r>
@@ -7400,7 +7377,7 @@
           <w:color w:val="000000"/>
           <w:kern w:val="0"/>
           <w:lang w:eastAsia="es-PE"/>
-          <ns2:ligatures ns2:val="none"/>
+          <w14:ligatures w14:val="none"/>
         </w:rPr>
         <w:t/>
       </w:r>
@@ -7410,12 +7387,12 @@
           <w:color w:val="000000"/>
           <w:kern w:val="0"/>
           <w:lang w:eastAsia="es-PE"/>
-          <ns2:ligatures ns2:val="none"/>
+          <w14:ligatures w14:val="none"/>
         </w:rPr>
         <w:t xml:space="preserve"> de la Ley sobre Facultades, Normas y Organización del Indecopi, aprobada por Decreto Legislativo 807, los gastos por los peritajes realizados, actuación de pruebas, inspecciones y otros derivados de la tramitación del proceso serán de cargo de la parte que solicita la prueba, salvo pacto en contrario. En todos los casos, la resolución final determinará si los gastos deben ser asumidos por alguna de las partes, o reembolsados a la otra parte o al Indecopi, según sea el caso, de manera adicional a la sanción que haya podido imponerse. </w:t>
       </w:r>
     </w:p>
-    <w:p ns2:paraId="364C4B19" ns2:textId="77777777">
+    <w:p>
       <w:pPr>
         <w:shd w:val="clear" w:color="auto" w:fill="FFFFFF"/>
         <w:spacing w:after="0" w:line="240" w:lineRule="auto"/>
@@ -7425,11 +7402,11 @@
           <w:color w:val="000000"/>
           <w:kern w:val="0"/>
           <w:lang w:eastAsia="es-PE"/>
-          <ns2:ligatures ns2:val="none"/>
-        </w:rPr>
-      </w:pPr>
-    </w:p>
-    <w:p ns2:paraId="27E9BBC0" ns2:textId="77777777">
+          <w14:ligatures w14:val="none"/>
+        </w:rPr>
+      </w:pPr>
+    </w:p>
+    <w:p>
       <w:pPr>
         <w:suppressAutoHyphens/>
         <w:spacing w:after="0" w:line="240" w:lineRule="auto"/>
@@ -7438,7 +7415,7 @@
           <w:rFonts w:ascii="Arial Narrow" w:eastAsia="Calibri" w:hAnsi="Arial Narrow" w:cs="Arial"/>
           <w:kern w:val="0"/>
           <w:u w:val="single"/>
-          <ns2:ligatures ns2:val="none"/>
+          <w14:ligatures w14:val="none"/>
         </w:rPr>
       </w:pPr>
       <w:r>
@@ -7447,7 +7424,7 @@
           <w:b/>
           <w:bCs/>
           <w:kern w:val="0"/>
-          <ns2:ligatures ns2:val="none"/>
+          <w14:ligatures w14:val="none"/>
         </w:rPr>
         <w:t>OCTAVO</w:t>
       </w:r>
@@ -7456,7 +7433,7 @@
           <w:rFonts w:ascii="Arial Narrow" w:eastAsia="Calibri" w:hAnsi="Arial Narrow" w:cs="Arial"/>
           <w:b/>
           <w:kern w:val="0"/>
-          <ns2:ligatures ns2:val="none"/>
+          <w14:ligatures w14:val="none"/>
         </w:rPr>
         <w:t>:</w:t>
       </w:r>
@@ -7464,7 +7441,7 @@
         <w:rPr>
           <w:rFonts w:ascii="Arial Narrow" w:eastAsia="Calibri" w:hAnsi="Arial Narrow" w:cs="Arial"/>
           <w:kern w:val="0"/>
-          <ns2:ligatures ns2:val="none"/>
+          <w14:ligatures w14:val="none"/>
         </w:rPr>
         <w:t xml:space="preserve"> comunicar a las partes que, </w:t>
       </w:r>
@@ -7473,7 +7450,7 @@
         <w:rPr>
           <w:rFonts w:ascii="Arial Narrow" w:eastAsia="Calibri" w:hAnsi="Arial Narrow" w:cs="Arial"/>
           <w:kern w:val="0"/>
-          <ns2:ligatures ns2:val="none"/>
+          <w14:ligatures w14:val="none"/>
         </w:rPr>
         <w:t>de acuerdo a</w:t>
       </w:r>
@@ -7482,7 +7459,7 @@
         <w:rPr>
           <w:rFonts w:ascii="Arial Narrow" w:eastAsia="Calibri" w:hAnsi="Arial Narrow" w:cs="Arial"/>
           <w:kern w:val="0"/>
-          <ns2:ligatures ns2:val="none"/>
+          <w14:ligatures w14:val="none"/>
         </w:rPr>
         <w:t xml:space="preserve"> lo señalado por el artículo 29</w:t>
       </w:r>
@@ -7492,7 +7469,7 @@
           <w:color w:val="000000"/>
           <w:kern w:val="0"/>
           <w:lang w:eastAsia="es-PE"/>
-          <ns2:ligatures ns2:val="none"/>
+          <w14:ligatures w14:val="none"/>
         </w:rPr>
         <w:t/>
       </w:r>
@@ -7500,7 +7477,7 @@
         <w:rPr>
           <w:rFonts w:ascii="Arial Narrow" w:eastAsia="Calibri" w:hAnsi="Arial Narrow" w:cs="Arial"/>
           <w:kern w:val="0"/>
-          <ns2:ligatures ns2:val="none"/>
+          <w14:ligatures w14:val="none"/>
         </w:rPr>
         <w:t xml:space="preserve"> del Decreto Legislativo 807</w:t>
       </w:r>
@@ -7510,7 +7487,7 @@
           <w:rFonts w:ascii="Arial Narrow" w:eastAsia="Calibri" w:hAnsi="Arial Narrow" w:cs="Arial"/>
           <w:kern w:val="0"/>
           <w:vertAlign w:val="superscript"/>
-          <ns2:ligatures ns2:val="none"/>
+          <w14:ligatures w14:val="none"/>
         </w:rPr>
         <w:footnoteReference w:id="11"/>
       </w:r>
@@ -7518,7 +7495,7 @@
         <w:rPr>
           <w:rFonts w:ascii="Arial Narrow" w:eastAsia="Calibri" w:hAnsi="Arial Narrow" w:cs="Arial"/>
           <w:kern w:val="0"/>
-          <ns2:ligatures ns2:val="none"/>
+          <w14:ligatures w14:val="none"/>
         </w:rPr>
         <w:t xml:space="preserve">, hasta antes de la emisión de la Resolución Final tienen la posibilidad de solicitar una audiencia de conciliación. En caso deleguen a favor de una tercera persona su actuación en la diligencia programada, esta deberá presentar un poder especial con firma legalizada ante Notario Público, donde conste </w:t>
       </w:r>
@@ -7527,7 +7504,7 @@
           <w:rFonts w:ascii="Arial Narrow" w:eastAsia="Calibri" w:hAnsi="Arial Narrow" w:cs="Arial"/>
           <w:kern w:val="0"/>
           <w:u w:val="single"/>
-          <ns2:ligatures ns2:val="none"/>
+          <w14:ligatures w14:val="none"/>
         </w:rPr>
         <w:t>expresamente su facultad para asistir y conciliar en su representación</w:t>
       </w:r>
@@ -7536,7 +7513,7 @@
           <w:rFonts w:ascii="Arial Narrow" w:eastAsia="Calibri" w:hAnsi="Arial Narrow" w:cs="Arial"/>
           <w:bCs/>
           <w:kern w:val="0"/>
-          <ns2:ligatures ns2:val="none"/>
+          <w14:ligatures w14:val="none"/>
         </w:rPr>
         <w:t>.</w:t>
       </w:r>
@@ -7546,7 +7523,7 @@
           <w:b/>
           <w:bCs/>
           <w:kern w:val="0"/>
-          <ns2:ligatures ns2:val="none"/>
+          <w14:ligatures w14:val="none"/>
         </w:rPr>
         <w:t xml:space="preserve"> </w:t>
       </w:r>
@@ -7555,12 +7532,12 @@
           <w:rFonts w:ascii="Arial Narrow" w:eastAsia="Calibri" w:hAnsi="Arial Narrow" w:cs="Arial"/>
           <w:kern w:val="0"/>
           <w:u w:val="single"/>
-          <ns2:ligatures ns2:val="none"/>
+          <w14:ligatures w14:val="none"/>
         </w:rPr>
         <w:t xml:space="preserve">Ello bajo apercibimiento de no realizar la audiencia de conciliación y levantar el acta de inasistencia correspondiente. </w:t>
       </w:r>
     </w:p>
-    <w:p ns2:paraId="4CD47B08" ns2:textId="77777777">
+    <w:p>
       <w:pPr>
         <w:suppressAutoHyphens/>
         <w:spacing w:after="0" w:line="240" w:lineRule="auto"/>
@@ -7569,11 +7546,11 @@
           <w:rFonts w:ascii="Arial Narrow" w:eastAsia="Calibri" w:hAnsi="Arial Narrow" w:cs="Arial"/>
           <w:kern w:val="0"/>
           <w:u w:val="single"/>
-          <ns2:ligatures ns2:val="none"/>
-        </w:rPr>
-      </w:pPr>
-    </w:p>
-    <w:p ns2:paraId="0E80CA49" ns2:textId="77777777">
+          <w14:ligatures w14:val="none"/>
+        </w:rPr>
+      </w:pPr>
+    </w:p>
+    <w:p>
       <w:pPr>
         <w:suppressAutoHyphens/>
         <w:spacing w:after="0" w:line="240" w:lineRule="auto"/>
@@ -7583,7 +7560,7 @@
           <w:color w:val="000000"/>
           <w:kern w:val="0"/>
           <w:lang w:eastAsia="es-PE"/>
-          <ns2:ligatures ns2:val="none"/>
+          <w14:ligatures w14:val="none"/>
         </w:rPr>
       </w:pPr>
       <w:r>
@@ -7593,7 +7570,7 @@
           <w:color w:val="000000"/>
           <w:kern w:val="0"/>
           <w:lang w:eastAsia="es-PE"/>
-          <ns2:ligatures ns2:val="none"/>
+          <w14:ligatures w14:val="none"/>
         </w:rPr>
         <w:t>NOVENO:</w:t>
       </w:r>
@@ -7603,14 +7580,14 @@
           <w:color w:val="000000"/>
           <w:kern w:val="0"/>
           <w:lang w:eastAsia="es-PE"/>
-          <ns2:ligatures ns2:val="none"/>
+          <w14:ligatures w14:val="none"/>
         </w:rPr>
         <w:t xml:space="preserve"> poner en conocimiento de las partes que, antes de la emisión de la Resolución Final, tienen la posibilidad de formular su desistimiento o presentar el acuerdo arribado mediante la conciliación, mediación, transacción o cualquier otro que, de forma indubitable, deje constancia que se ha solucionado la controversia materia de denuncia.</w:t>
       </w:r>
       <w:bookmarkStart w:id="7" w:name="h.gjdgxs" w:colFirst="0" w:colLast="0"/>
       <w:bookmarkEnd w:id="7"/>
     </w:p>
-    <w:p ns2:paraId="7DDD06F7" ns2:textId="77777777">
+    <w:p>
       <w:pPr>
         <w:suppressAutoHyphens/>
         <w:spacing w:after="0" w:line="240" w:lineRule="auto"/>
@@ -7620,11 +7597,11 @@
           <w:color w:val="000000"/>
           <w:kern w:val="0"/>
           <w:lang w:eastAsia="es-PE"/>
-          <ns2:ligatures ns2:val="none"/>
-        </w:rPr>
-      </w:pPr>
-    </w:p>
-    <w:p ns2:paraId="236137A1" ns2:textId="08521876">
+          <w14:ligatures w14:val="none"/>
+        </w:rPr>
+      </w:pPr>
+    </w:p>
+    <w:p>
       <w:pPr>
         <w:suppressAutoHyphens/>
         <w:spacing w:after="0" w:line="240" w:lineRule="auto"/>
@@ -7648,7 +7625,7 @@
           <w:b/>
           <w:spacing w:val="-3"/>
           <w:kern w:val="0"/>
-          <ns2:ligatures ns2:val="none"/>
+          <w14:ligatures w14:val="none"/>
         </w:rPr>
         <w:t/>
       </w:r>
@@ -7658,7 +7635,7 @@
           <w:bCs/>
           <w:spacing w:val="-3"/>
           <w:kern w:val="0"/>
-          <ns2:ligatures ns2:val="none"/>
+          <w14:ligatures w14:val="none"/>
         </w:rPr>
         <w:t xml:space="preserve"/>
       </w:r>
@@ -7668,7 +7645,7 @@
           <w:bCs/>
           <w:spacing w:val="-3"/>
           <w:kern w:val="0"/>
-          <ns2:ligatures ns2:val="none"/>
+          <w14:ligatures w14:val="none"/>
         </w:rPr>
         <w:t xml:space="preserve"/>
       </w:r>
@@ -7679,7 +7656,7 @@
           <w:kern w:val="0"/>
           <w:shd w:val="clear" w:color="auto" w:fill="FFFFFF"/>
           <w:lang w:eastAsia="es-PE"/>
-          <ns2:ligatures ns2:val="none"/>
+          <w14:ligatures w14:val="none"/>
         </w:rPr>
         <w:t xml:space="preserve"/>
       </w:r>
@@ -7691,7 +7668,7 @@
           <w:kern w:val="0"/>
           <w:shd w:val="clear" w:color="auto" w:fill="FFFFFF"/>
           <w:lang w:eastAsia="es-PE"/>
-          <ns2:ligatures ns2:val="none"/>
+          <w14:ligatures w14:val="none"/>
         </w:rPr>
         <w:t/>
       </w:r>
@@ -7703,7 +7680,7 @@
           <w:kern w:val="0"/>
           <w:shd w:val="clear" w:color="auto" w:fill="FFFFFF"/>
           <w:lang w:eastAsia="es-PE"/>
-          <ns2:ligatures ns2:val="none"/>
+          <w14:ligatures w14:val="none"/>
         </w:rPr>
         <w:t xml:space="preserve"/>
       </w:r>
@@ -7727,7 +7704,7 @@
           <w:color w:val="000000"/>
           <w:kern w:val="0"/>
           <w:lang w:eastAsia="es-PE"/>
-          <ns2:ligatures ns2:val="none"/>
+          <w14:ligatures w14:val="none"/>
         </w:rPr>
         <w:t/>
       </w:r>
@@ -7744,7 +7721,7 @@
           <w:color w:val="000000"/>
           <w:kern w:val="0"/>
           <w:lang w:eastAsia="es-PE"/>
-          <ns2:ligatures ns2:val="none"/>
+          <w14:ligatures w14:val="none"/>
         </w:rPr>
         <w:t/>
       </w:r>
@@ -7770,7 +7747,7 @@
         <w:t/>
       </w:r>
     </w:p>
-    <w:p ns2:paraId="639FE5BE" ns2:textId="77777777">
+    <w:p>
       <w:pPr>
         <w:suppressAutoHyphens/>
         <w:spacing w:after="0" w:line="240" w:lineRule="auto"/>
@@ -7780,7 +7757,7 @@
         </w:rPr>
       </w:pPr>
     </w:p>
-    <w:p ns2:paraId="3B012692" ns2:textId="3E3B81C8">
+    <w:p>
       <w:pPr>
         <w:suppressAutoHyphens/>
         <w:spacing w:line="240" w:lineRule="auto"/>
@@ -7869,7 +7846,7 @@
         <w:t xml:space="preserve"> </w:t>
       </w:r>
     </w:p>
-    <w:p ns2:paraId="36317C11" ns2:textId="77777777">
+    <w:p>
       <w:pPr>
         <w:suppressAutoHyphens/>
         <w:spacing w:after="0" w:line="240" w:lineRule="auto"/>
@@ -7881,7 +7858,7 @@
       </w:pPr>
     </w:p>
     <w:bookmarkEnd w:id="8"/>
-    <w:p ns2:paraId="23716787" ns2:textId="77777777">
+    <w:p>
       <w:pPr>
         <w:suppressAutoHyphens/>
         <w:spacing w:after="0" w:line="240" w:lineRule="auto"/>
@@ -7891,7 +7868,7 @@
         </w:rPr>
       </w:pPr>
     </w:p>
-    <w:p ns2:paraId="509D673B" ns2:textId="77777777">
+    <w:p>
       <w:pPr>
         <w:spacing w:after="0" w:line="240" w:lineRule="auto"/>
         <w:jc w:val="both"/>
@@ -7901,11 +7878,11 @@
           <w:color w:val="000000"/>
           <w:kern w:val="0"/>
           <w:lang w:eastAsia="es-PE"/>
-          <ns2:ligatures ns2:val="none"/>
-        </w:rPr>
-      </w:pPr>
-    </w:p>
-    <w:p ns2:paraId="418E1D52" ns2:textId="77777777">
+          <w14:ligatures w14:val="none"/>
+        </w:rPr>
+      </w:pPr>
+    </w:p>
+    <w:p>
       <w:pPr>
         <w:spacing w:after="0" w:line="240" w:lineRule="auto"/>
         <w:jc w:val="both"/>
@@ -7915,11 +7892,11 @@
           <w:color w:val="000000"/>
           <w:kern w:val="0"/>
           <w:lang w:eastAsia="es-PE"/>
-          <ns2:ligatures ns2:val="none"/>
-        </w:rPr>
-      </w:pPr>
-    </w:p>
-    <w:p ns2:paraId="4EFDDCE4" ns2:textId="77777777">
+          <w14:ligatures w14:val="none"/>
+        </w:rPr>
+      </w:pPr>
+    </w:p>
+    <w:p>
       <w:pPr>
         <w:spacing w:after="0" w:line="240" w:lineRule="auto"/>
         <w:jc w:val="both"/>
@@ -7929,12 +7906,12 @@
           <w:color w:val="000000"/>
           <w:kern w:val="0"/>
           <w:lang w:eastAsia="es-PE"/>
-          <ns2:ligatures ns2:val="none"/>
+          <w14:ligatures w14:val="none"/>
         </w:rPr>
       </w:pPr>
     </w:p>
     <w:bookmarkEnd w:id="0"/>
-    <w:p ns2:paraId="7609987B" ns2:textId="77777777">
+    <w:p>
       <w:pPr>
         <w:shd w:val="clear" w:color="auto" w:fill="FFFFFF"/>
         <w:spacing w:after="0" w:line="240" w:lineRule="auto"/>
@@ -7943,7 +7920,7 @@
           <w:rFonts w:ascii="Arial Narrow" w:eastAsia="Calibri" w:hAnsi="Arial Narrow" w:cs="Times New Roman"/>
           <w:color w:val="000000"/>
           <w:kern w:val="0"/>
-          <ns2:ligatures ns2:val="none"/>
+          <w14:ligatures w14:val="none"/>
         </w:rPr>
       </w:pPr>
       <w:r>
@@ -7953,12 +7930,12 @@
           <w:bCs/>
           <w:color w:val="000000"/>
           <w:kern w:val="0"/>
-          <ns2:ligatures ns2:val="none"/>
+          <w14:ligatures w14:val="none"/>
         </w:rPr>
         <w:t>EVELING ROA QUISPE</w:t>
       </w:r>
     </w:p>
-    <w:p ns2:paraId="692BA8AF" ns2:textId="77777777">
+    <w:p>
       <w:pPr>
         <w:shd w:val="clear" w:color="auto" w:fill="FFFFFF"/>
         <w:spacing w:after="0" w:line="240" w:lineRule="auto"/>
@@ -7969,7 +7946,7 @@
           <w:bCs/>
           <w:color w:val="000000"/>
           <w:kern w:val="0"/>
-          <ns2:ligatures ns2:val="none"/>
+          <w14:ligatures w14:val="none"/>
         </w:rPr>
       </w:pPr>
       <w:r>
@@ -7979,12 +7956,12 @@
           <w:bCs/>
           <w:color w:val="000000"/>
           <w:kern w:val="0"/>
-          <ns2:ligatures ns2:val="none"/>
+          <w14:ligatures w14:val="none"/>
         </w:rPr>
         <w:t>Secretaria Técnica</w:t>
       </w:r>
     </w:p>
-    <w:p ns2:paraId="4AF3211C" ns2:textId="77777777">
+    <w:p>
       <w:pPr>
         <w:shd w:val="clear" w:color="auto" w:fill="FFFFFF"/>
         <w:spacing w:after="0" w:line="240" w:lineRule="auto"/>
@@ -7995,7 +7972,7 @@
           <w:bCs/>
           <w:color w:val="000000"/>
           <w:kern w:val="0"/>
-          <ns2:ligatures ns2:val="none"/>
+          <w14:ligatures w14:val="none"/>
         </w:rPr>
       </w:pPr>
       <w:r>
@@ -8005,7 +7982,7 @@
           <w:bCs/>
           <w:color w:val="000000"/>
           <w:kern w:val="0"/>
-          <ns2:ligatures ns2:val="none"/>
+          <w14:ligatures w14:val="none"/>
         </w:rPr>
         <w:t>Comisión </w:t>
       </w:r>
@@ -8017,7 +7994,7 @@
           <w:color w:val="000000"/>
           <w:kern w:val="0"/>
           <w:shd w:val="clear" w:color="auto" w:fill="FFFFFF"/>
-          <ns2:ligatures ns2:val="none"/>
+          <w14:ligatures w14:val="none"/>
         </w:rPr>
         <w:t>de</w:t>
       </w:r>
@@ -8028,12 +8005,12 @@
           <w:bCs/>
           <w:color w:val="000000"/>
           <w:kern w:val="0"/>
-          <ns2:ligatures ns2:val="none"/>
+          <w14:ligatures w14:val="none"/>
         </w:rPr>
         <w:t> Protección al Consumidor 1</w:t>
       </w:r>
     </w:p>
-    <w:p ns2:paraId="602C43F9" ns2:textId="77777777">
+    <w:p>
       <w:pPr>
         <w:spacing w:after="0" w:line="240" w:lineRule="auto"/>
         <w:jc w:val="both"/>
@@ -8043,11 +8020,11 @@
           <w:color w:val="000000"/>
           <w:kern w:val="0"/>
           <w:lang w:eastAsia="es-PE"/>
-          <ns2:ligatures ns2:val="none"/>
-        </w:rPr>
-      </w:pPr>
-    </w:p>
-    <w:p ns2:paraId="1D3884F8" ns2:textId="77777777">
+          <w14:ligatures w14:val="none"/>
+        </w:rPr>
+      </w:pPr>
+    </w:p>
+    <w:p>
       <w:pPr>
         <w:spacing w:after="0" w:line="240" w:lineRule="auto"/>
         <w:jc w:val="both"/>
@@ -8065,12 +8042,12 @@
           <w:sz w:val="16"/>
           <w:szCs w:val="16"/>
           <w:lang w:eastAsia="es-PE"/>
-          <ns2:ligatures ns2:val="none"/>
+          <w14:ligatures w14:val="none"/>
         </w:rPr>
         <w:t>LSM/JCQ</w:t>
       </w:r>
     </w:p>
-    <w:p ns2:paraId="08D2E184" ns2:textId="77777777">
+    <w:p>
       <w:pPr>
         <w:spacing w:line="240" w:lineRule="auto"/>
         <w:rPr>
@@ -8078,7 +8055,7 @@
         </w:rPr>
       </w:pPr>
     </w:p>
-    <w:p ns2:paraId="1D2233A3" ns2:textId="77777777">
+    <w:p>
       <w:pPr>
         <w:spacing w:line="240" w:lineRule="auto"/>
         <w:rPr>
@@ -8086,17 +8063,17 @@
         </w:rPr>
       </w:pPr>
     </w:p>
-    <w:p ns2:paraId="4423ADE9" ns2:textId="77777777">
+    <w:p>
       <w:pPr>
         <w:rPr>
           <w:rFonts w:ascii="Arial Narrow" w:hAnsi="Arial Narrow"/>
         </w:rPr>
       </w:pPr>
     </w:p>
-    <w:p ns2:paraId="74AAB5F4" ns2:textId="77777777"/>
+    <w:p/>
     <w:sectPr>
-      <w:headerReference w:type="default" ns3:id="rId8"/>
-      <w:footerReference w:type="default" ns3:id="rId9"/>
+      <w:headerReference w:type="default" r:id="rId8"/>
+      <w:footerReference w:type="default" r:id="rId9"/>
       <w:pgSz w:w="11906" w:h="16838"/>
       <w:pgMar w:top="1417" w:right="1701" w:bottom="1417" w:left="1701" w:header="708" w:footer="708" w:gutter="0"/>
       <w:cols w:space="708"/>
@@ -8107,7 +8084,7 @@
 </file>
 
 <file path=word/endnotes.xml><?xml version="1.0" encoding="utf-8"?>
-<w:endnotes xmlns:wpc="http://schemas.microsoft.com/office/word/2010/wordprocessingCanvas" xmlns:cx="http://schemas.microsoft.com/office/drawing/2014/chartex" xmlns:cx1="http://schemas.microsoft.com/office/drawing/2015/9/8/chartex" xmlns:cx2="http://schemas.microsoft.com/office/drawing/2015/10/21/chartex" xmlns:cx3="http://schemas.microsoft.com/office/drawing/2016/5/9/chartex" xmlns:cx4="http://schemas.microsoft.com/office/drawing/2016/5/10/chartex" xmlns:cx5="http://schemas.microsoft.com/office/drawing/2016/5/11/chartex" xmlns:cx6="http://schemas.microsoft.com/office/drawing/2016/5/12/chartex" xmlns:cx7="http://schemas.microsoft.com/office/drawing/2016/5/13/chartex" xmlns:cx8="http://schemas.microsoft.com/office/drawing/2016/5/14/chartex" xmlns:mc="http://schemas.openxmlformats.org/markup-compatibility/2006" xmlns:aink="http://schemas.microsoft.com/office/drawing/2016/ink" xmlns:am3d="http://schemas.microsoft.com/office/drawing/2017/model3d" xmlns:o="urn:schemas-microsoft-com:office:office" xmlns:oel="http://schemas.microsoft.com/office/2019/extlst" xmlns:r="http://schemas.openxmlformats.org/officeDocument/2006/relationships" xmlns:m="http://schemas.openxmlformats.org/officeDocument/2006/math" xmlns:v="urn:schemas-microsoft-com:vml" xmlns:wp14="http://schemas.microsoft.com/office/word/2010/wordprocessingDrawing" xmlns:wp="http://schemas.openxmlformats.org/drawingml/2006/wordprocessingDrawing" xmlns:w10="urn:schemas-microsoft-com:office:word" xmlns:w="http://schemas.openxmlformats.org/wordprocessingml/2006/main" xmlns:w14="http://schemas.microsoft.com/office/word/2010/wordml" xmlns:w15="http://schemas.microsoft.com/office/word/2012/wordml" xmlns:w16cex="http://schemas.microsoft.com/office/word/2018/wordml/cex" xmlns:w16cid="http://schemas.microsoft.com/office/word/2016/wordml/cid" xmlns:w16="http://schemas.microsoft.com/office/word/2018/wordml" xmlns:w16du="http://schemas.microsoft.com/office/word/2023/wordml/word16du" xmlns:w16sdtdh="http://schemas.microsoft.com/office/word/2020/wordml/sdtdatahash" xmlns:w16sdtfl="http://schemas.microsoft.com/office/word/2024/wordml/sdtformatlock" xmlns:w16se="http://schemas.microsoft.com/office/word/2015/wordml/symex" xmlns:wpg="http://schemas.microsoft.com/office/word/2010/wordprocessingGroup" xmlns:wpi="http://schemas.microsoft.com/office/word/2010/wordprocessingInk" xmlns:wne="http://schemas.microsoft.com/office/word/2006/wordml" xmlns:wps="http://schemas.microsoft.com/office/word/2010/wordprocessingShape" mc:Ignorable="w14 w15 w16se w16cid w16 w16cex w16sdtdh w16sdtfl w16du wp14">
+<w:endnotes xmlns:mc="http://schemas.openxmlformats.org/markup-compatibility/2006" xmlns:r="http://schemas.openxmlformats.org/officeDocument/2006/relationships" xmlns:w="http://schemas.openxmlformats.org/wordprocessingml/2006/main" xmlns:w14="http://schemas.microsoft.com/office/word/2010/wordml" xmlns:w15="http://schemas.microsoft.com/office/word/2012/wordml" xmlns:w16="http://schemas.microsoft.com/office/word/2018/wordml" xmlns:w16cex="http://schemas.microsoft.com/office/word/2018/wordml/cex" xmlns:w16cid="http://schemas.microsoft.com/office/word/2016/wordml/cid" xmlns:w16du="http://schemas.microsoft.com/office/word/2023/wordml/word16du" xmlns:w16sdtdh="http://schemas.microsoft.com/office/word/2020/wordml/sdtdatahash" xmlns:w16se="http://schemas.microsoft.com/office/word/2015/wordml/symex" xmlns:wp14="http://schemas.microsoft.com/office/word/2010/wordprocessingDrawing" mc:Ignorable="w14 w15 w16se w16cid w16 w16cex w16sdtdh w16du wp14">
   <w:endnote w:type="separator" w:id="-1">
     <w:p>
       <w:pPr>
@@ -8132,7 +8109,7 @@
 </file>
 
 <file path=word/footer1.xml><?xml version="1.0" encoding="utf-8"?>
-<w:ftr xmlns:wpc="http://schemas.microsoft.com/office/word/2010/wordprocessingCanvas" xmlns:cx="http://schemas.microsoft.com/office/drawing/2014/chartex" xmlns:cx1="http://schemas.microsoft.com/office/drawing/2015/9/8/chartex" xmlns:cx2="http://schemas.microsoft.com/office/drawing/2015/10/21/chartex" xmlns:cx3="http://schemas.microsoft.com/office/drawing/2016/5/9/chartex" xmlns:cx4="http://schemas.microsoft.com/office/drawing/2016/5/10/chartex" xmlns:cx5="http://schemas.microsoft.com/office/drawing/2016/5/11/chartex" xmlns:cx6="http://schemas.microsoft.com/office/drawing/2016/5/12/chartex" xmlns:cx7="http://schemas.microsoft.com/office/drawing/2016/5/13/chartex" xmlns:cx8="http://schemas.microsoft.com/office/drawing/2016/5/14/chartex" xmlns:mc="http://schemas.openxmlformats.org/markup-compatibility/2006" xmlns:aink="http://schemas.microsoft.com/office/drawing/2016/ink" xmlns:am3d="http://schemas.microsoft.com/office/drawing/2017/model3d" xmlns:o="urn:schemas-microsoft-com:office:office" xmlns:oel="http://schemas.microsoft.com/office/2019/extlst" xmlns:r="http://schemas.openxmlformats.org/officeDocument/2006/relationships" xmlns:m="http://schemas.openxmlformats.org/officeDocument/2006/math" xmlns:v="urn:schemas-microsoft-com:vml" xmlns:wp14="http://schemas.microsoft.com/office/word/2010/wordprocessingDrawing" xmlns:wp="http://schemas.openxmlformats.org/drawingml/2006/wordprocessingDrawing" xmlns:w10="urn:schemas-microsoft-com:office:word" xmlns:w="http://schemas.openxmlformats.org/wordprocessingml/2006/main" xmlns:w14="http://schemas.microsoft.com/office/word/2010/wordml" xmlns:w15="http://schemas.microsoft.com/office/word/2012/wordml" xmlns:w16cex="http://schemas.microsoft.com/office/word/2018/wordml/cex" xmlns:w16cid="http://schemas.microsoft.com/office/word/2016/wordml/cid" xmlns:w16="http://schemas.microsoft.com/office/word/2018/wordml" xmlns:w16du="http://schemas.microsoft.com/office/word/2023/wordml/word16du" xmlns:w16sdtdh="http://schemas.microsoft.com/office/word/2020/wordml/sdtdatahash" xmlns:w16sdtfl="http://schemas.microsoft.com/office/word/2024/wordml/sdtformatlock" xmlns:w16se="http://schemas.microsoft.com/office/word/2015/wordml/symex" xmlns:wpg="http://schemas.microsoft.com/office/word/2010/wordprocessingGroup" xmlns:wpi="http://schemas.microsoft.com/office/word/2010/wordprocessingInk" xmlns:wne="http://schemas.microsoft.com/office/word/2006/wordml" xmlns:wps="http://schemas.microsoft.com/office/word/2010/wordprocessingShape" mc:Ignorable="w14 w15 w16se w16cid w16 w16cex w16sdtdh w16sdtfl w16du wp14">
+<w:ftr xmlns:mc="http://schemas.openxmlformats.org/markup-compatibility/2006" xmlns:r="http://schemas.openxmlformats.org/officeDocument/2006/relationships" xmlns:w="http://schemas.openxmlformats.org/wordprocessingml/2006/main" xmlns:w14="http://schemas.microsoft.com/office/word/2010/wordml" xmlns:w15="http://schemas.microsoft.com/office/word/2012/wordml" xmlns:w16="http://schemas.microsoft.com/office/word/2018/wordml" xmlns:w16cex="http://schemas.microsoft.com/office/word/2018/wordml/cex" xmlns:w16cid="http://schemas.microsoft.com/office/word/2016/wordml/cid" xmlns:w16du="http://schemas.microsoft.com/office/word/2023/wordml/word16du" xmlns:w16sdtdh="http://schemas.microsoft.com/office/word/2020/wordml/sdtdatahash" xmlns:w16se="http://schemas.microsoft.com/office/word/2015/wordml/symex" xmlns:wp14="http://schemas.microsoft.com/office/word/2010/wordprocessingDrawing" mc:Ignorable="w14 w15 w16se w16cid w16 w16cex w16sdtdh w16du wp14">
   <w:p>
     <w:pPr>
       <w:pBdr>
@@ -8211,7 +8188,7 @@
 </file>
 
 <file path=word/footnotes.xml><?xml version="1.0" encoding="utf-8"?>
-<w:footnotes xmlns:wpc="http://schemas.microsoft.com/office/word/2010/wordprocessingCanvas" xmlns:cx="http://schemas.microsoft.com/office/drawing/2014/chartex" xmlns:cx1="http://schemas.microsoft.com/office/drawing/2015/9/8/chartex" xmlns:cx2="http://schemas.microsoft.com/office/drawing/2015/10/21/chartex" xmlns:cx3="http://schemas.microsoft.com/office/drawing/2016/5/9/chartex" xmlns:cx4="http://schemas.microsoft.com/office/drawing/2016/5/10/chartex" xmlns:cx5="http://schemas.microsoft.com/office/drawing/2016/5/11/chartex" xmlns:cx6="http://schemas.microsoft.com/office/drawing/2016/5/12/chartex" xmlns:cx7="http://schemas.microsoft.com/office/drawing/2016/5/13/chartex" xmlns:cx8="http://schemas.microsoft.com/office/drawing/2016/5/14/chartex" xmlns:mc="http://schemas.openxmlformats.org/markup-compatibility/2006" xmlns:aink="http://schemas.microsoft.com/office/drawing/2016/ink" xmlns:am3d="http://schemas.microsoft.com/office/drawing/2017/model3d" xmlns:o="urn:schemas-microsoft-com:office:office" xmlns:oel="http://schemas.microsoft.com/office/2019/extlst" xmlns:r="http://schemas.openxmlformats.org/officeDocument/2006/relationships" xmlns:m="http://schemas.openxmlformats.org/officeDocument/2006/math" xmlns:v="urn:schemas-microsoft-com:vml" xmlns:wp14="http://schemas.microsoft.com/office/word/2010/wordprocessingDrawing" xmlns:wp="http://schemas.openxmlformats.org/drawingml/2006/wordprocessingDrawing" xmlns:w10="urn:schemas-microsoft-com:office:word" xmlns:w="http://schemas.openxmlformats.org/wordprocessingml/2006/main" xmlns:w14="http://schemas.microsoft.com/office/word/2010/wordml" xmlns:w15="http://schemas.microsoft.com/office/word/2012/wordml" xmlns:w16cex="http://schemas.microsoft.com/office/word/2018/wordml/cex" xmlns:w16cid="http://schemas.microsoft.com/office/word/2016/wordml/cid" xmlns:w16="http://schemas.microsoft.com/office/word/2018/wordml" xmlns:w16du="http://schemas.microsoft.com/office/word/2023/wordml/word16du" xmlns:w16sdtdh="http://schemas.microsoft.com/office/word/2020/wordml/sdtdatahash" xmlns:w16sdtfl="http://schemas.microsoft.com/office/word/2024/wordml/sdtformatlock" xmlns:w16se="http://schemas.microsoft.com/office/word/2015/wordml/symex" xmlns:wpg="http://schemas.microsoft.com/office/word/2010/wordprocessingGroup" xmlns:wpi="http://schemas.microsoft.com/office/word/2010/wordprocessingInk" xmlns:wne="http://schemas.microsoft.com/office/word/2006/wordml" xmlns:wps="http://schemas.microsoft.com/office/word/2010/wordprocessingShape" mc:Ignorable="w14 w15 w16se w16cid w16 w16cex w16sdtdh w16sdtfl w16du wp14">
+<w:footnotes xmlns:mc="http://schemas.openxmlformats.org/markup-compatibility/2006" xmlns:r="http://schemas.openxmlformats.org/officeDocument/2006/relationships" xmlns:w="http://schemas.openxmlformats.org/wordprocessingml/2006/main" xmlns:w14="http://schemas.microsoft.com/office/word/2010/wordml" xmlns:w15="http://schemas.microsoft.com/office/word/2012/wordml" xmlns:w16="http://schemas.microsoft.com/office/word/2018/wordml" xmlns:w16cex="http://schemas.microsoft.com/office/word/2018/wordml/cex" xmlns:w16cid="http://schemas.microsoft.com/office/word/2016/wordml/cid" xmlns:w16du="http://schemas.microsoft.com/office/word/2023/wordml/word16du" xmlns:w16sdtdh="http://schemas.microsoft.com/office/word/2020/wordml/sdtdatahash" xmlns:w16se="http://schemas.microsoft.com/office/word/2015/wordml/symex" xmlns:wp14="http://schemas.microsoft.com/office/word/2010/wordprocessingDrawing" mc:Ignorable="w14 w15 w16se w16cid w16 w16cex w16sdtdh w16du wp14">
   <w:footnote w:type="separator" w:id="-1">
     <w:p>
       <w:pPr>
@@ -9413,6 +9390,161 @@
       </w:pPr>
     </w:p>
   </w:footnote>
+  <w:footnote w:id="13">
+    <w:p>
+      <w:pPr>
+        <w:pStyle w:val="Textonotapie"/>
+        <w:ind w:left="567" w:hanging="567"/>
+        <w:jc w:val="both"/>
+      </w:pPr>
+      <w:r>
+        <w:rPr>
+          <w:rStyle w:val="Refdenotaalpie"/>
+          <w:rFonts w:ascii="Arial Narrow" w:hAnsi="Arial Narrow" w:cs="Arial"/>
+          <w:sz w:val="16"/>
+          <w:szCs w:val="16"/>
+          <w:vertAlign w:val="superscript"/>
+        </w:rPr>
+        <w:footnoteRef/>
+      </w:r>
+      <w:r>
+        <w:rPr>
+          <w:rFonts w:ascii="Arial Narrow" w:hAnsi="Arial Narrow" w:cs="Arial"/>
+          <w:sz w:val="16"/>
+          <w:szCs w:val="16"/>
+        </w:rPr>
+        <w:tab/>
+      </w:r>
+      <w:r>
+        <w:rPr>
+          <w:rFonts w:ascii="Arial Narrow" w:hAnsi="Arial Narrow" w:cs="Arial"/>
+          <w:b/>
+          <w:bCs/>
+          <w:sz w:val="16"/>
+          <w:szCs w:val="16"/>
+        </w:rPr>
+        <w:t xml:space="preserve">DECRETO LEGISLATIVO 807, LEY SOBRE FACULTADES, NORMAS Y ORGANIZACIÓN DEL INDECOPI, publicado el 18 de abril de 1996</w:t>
+      </w:r>
+    </w:p>
+    <w:p>
+      <w:pPr>
+        <w:pStyle w:val="Textonotapie"/>
+        <w:ind w:left="567" w:hanging="567"/>
+        <w:jc w:val="both"/>
+      </w:pPr>
+      <w:r>
+        <w:rPr>
+          <w:rFonts w:ascii="Arial Narrow" w:hAnsi="Arial Narrow" w:cs="Arial"/>
+          <w:sz w:val="16"/>
+          <w:szCs w:val="16"/>
+        </w:rPr>
+        <w:tab/>
+      </w:r>
+      <w:r>
+        <w:rPr>
+          <w:rFonts w:ascii="Arial Narrow" w:hAnsi="Arial Narrow" w:cs="Arial"/>
+          <w:b/>
+          <w:bCs/>
+          <w:sz w:val="16"/>
+          <w:szCs w:val="16"/>
+        </w:rPr>
+        <w:t xml:space="preserve">Artículo 26.-</w:t>
+      </w:r>
+      <w:r>
+        <w:rPr>
+          <w:rFonts w:ascii="Arial Narrow" w:hAnsi="Arial Narrow" w:cs="Arial"/>
+          <w:sz w:val="16"/>
+          <w:szCs w:val="16"/>
+        </w:rPr>
+        <w:t xml:space="preserve"> Una vez admitida a trámite la denuncia, se correrá traslado de la misma al denunciado, a fin de que éste presente su descargo. El plazo para la presentación del descargo será de cinco (5) días contados desde la notificación, vencido el cual, el Secretario Técnico declarará en rebeldía al denunciado que no lo hubiera presentado.</w:t>
+      </w:r>
+    </w:p>
+  </w:footnote>
+  <w:footnote w:id="14">
+    <w:p>
+      <w:pPr>
+        <w:pStyle w:val="Textonotapie"/>
+        <w:ind w:left="567" w:hanging="567"/>
+        <w:jc w:val="both"/>
+      </w:pPr>
+      <w:r>
+        <w:rPr>
+          <w:rStyle w:val="Refdenotaalpie"/>
+          <w:rFonts w:ascii="Arial Narrow" w:hAnsi="Arial Narrow" w:cs="Arial"/>
+          <w:sz w:val="16"/>
+          <w:szCs w:val="16"/>
+          <w:vertAlign w:val="superscript"/>
+        </w:rPr>
+        <w:footnoteRef/>
+      </w:r>
+      <w:r>
+        <w:rPr>
+          <w:rFonts w:ascii="Arial Narrow" w:hAnsi="Arial Narrow" w:cs="Arial"/>
+          <w:sz w:val="16"/>
+          <w:szCs w:val="16"/>
+        </w:rPr>
+        <w:tab/>
+      </w:r>
+      <w:r>
+        <w:rPr>
+          <w:rFonts w:ascii="Arial Narrow" w:hAnsi="Arial Narrow" w:cs="Arial"/>
+          <w:b/>
+          <w:bCs/>
+          <w:sz w:val="16"/>
+          <w:szCs w:val="16"/>
+        </w:rPr>
+        <w:t xml:space="preserve">DECRETO SUPREMO 006-2026-JUS, TEXTO ÚNICO ORDENADO DE LA LEY 27444, LEY DEL PROCEDIMIENTO ADMINISTRATIVO GENERAL, publicado el 30 de abril de 2026</w:t>
+      </w:r>
+    </w:p>
+    <w:p>
+      <w:pPr>
+        <w:pStyle w:val="Textonotapie"/>
+        <w:ind w:left="567" w:hanging="567"/>
+        <w:jc w:val="both"/>
+      </w:pPr>
+      <w:r>
+        <w:rPr>
+          <w:rFonts w:ascii="Arial Narrow" w:hAnsi="Arial Narrow" w:cs="Arial"/>
+          <w:sz w:val="16"/>
+          <w:szCs w:val="16"/>
+        </w:rPr>
+        <w:tab/>
+      </w:r>
+      <w:r>
+        <w:rPr>
+          <w:rFonts w:ascii="Arial Narrow" w:hAnsi="Arial Narrow" w:cs="Arial"/>
+          <w:b/>
+          <w:bCs/>
+          <w:sz w:val="16"/>
+          <w:szCs w:val="16"/>
+        </w:rPr>
+        <w:t xml:space="preserve">Artículo 223.- Contestación de la reclamación</w:t>
+      </w:r>
+    </w:p>
+    <w:p>
+      <w:pPr>
+        <w:pStyle w:val="Textonotapie"/>
+        <w:ind w:left="567" w:hanging="567"/>
+        <w:jc w:val="both"/>
+      </w:pPr>
+      <w:r>
+        <w:rPr>
+          <w:rFonts w:ascii="Arial Narrow" w:hAnsi="Arial Narrow" w:cs="Arial"/>
+          <w:sz w:val="16"/>
+          <w:szCs w:val="16"/>
+        </w:rPr>
+        <w:tab/>
+      </w:r>
+      <w:r>
+        <w:rPr>
+          <w:rFonts w:ascii="Arial Narrow" w:hAnsi="Arial Narrow" w:cs="Arial"/>
+          <w:sz w:val="16"/>
+          <w:szCs w:val="16"/>
+        </w:rPr>
+        <w:t xml:space="preserve">223.1 El reclamado deberá presentar la contestación de la reclamación dentro de los quince (15) días posteriores a la notificación de ésta; vencido este plazo, la Administración declarará en rebeldía al reclamado que no la hubiera presentado. La contestación deberá contener los requisitos de los escritos previstos en el artículo 113 de la presente Ley, así como la absolución de todos los asuntos controvertidos de hecho y de derecho, Las alegaciones y los hechos relevantes de la reclamación, salvo que hayan sido específicamente negadas en la contestación, se tendrán por aceptadas o merituadas como ciertas.</w:t>
+      </w:r>
+    </w:p>
+  </w:footnote>
   <w:footnote w:id="8">
     <w:p>
       <w:pPr>
@@ -10983,7 +11115,7 @@
 </file>
 
 <file path=word/header1.xml><?xml version="1.0" encoding="utf-8"?>
-<w:hdr xmlns:wpc="http://schemas.microsoft.com/office/word/2010/wordprocessingCanvas" xmlns:cx="http://schemas.microsoft.com/office/drawing/2014/chartex" xmlns:cx1="http://schemas.microsoft.com/office/drawing/2015/9/8/chartex" xmlns:cx2="http://schemas.microsoft.com/office/drawing/2015/10/21/chartex" xmlns:cx3="http://schemas.microsoft.com/office/drawing/2016/5/9/chartex" xmlns:cx4="http://schemas.microsoft.com/office/drawing/2016/5/10/chartex" xmlns:cx5="http://schemas.microsoft.com/office/drawing/2016/5/11/chartex" xmlns:cx6="http://schemas.microsoft.com/office/drawing/2016/5/12/chartex" xmlns:cx7="http://schemas.microsoft.com/office/drawing/2016/5/13/chartex" xmlns:cx8="http://schemas.microsoft.com/office/drawing/2016/5/14/chartex" xmlns:mc="http://schemas.openxmlformats.org/markup-compatibility/2006" xmlns:aink="http://schemas.microsoft.com/office/drawing/2016/ink" xmlns:am3d="http://schemas.microsoft.com/office/drawing/2017/model3d" xmlns:o="urn:schemas-microsoft-com:office:office" xmlns:oel="http://schemas.microsoft.com/office/2019/extlst" xmlns:r="http://schemas.openxmlformats.org/officeDocument/2006/relationships" xmlns:m="http://schemas.openxmlformats.org/officeDocument/2006/math" xmlns:v="urn:schemas-microsoft-com:vml" xmlns:wp14="http://schemas.microsoft.com/office/word/2010/wordprocessingDrawing" xmlns:wp="http://schemas.openxmlformats.org/drawingml/2006/wordprocessingDrawing" xmlns:w10="urn:schemas-microsoft-com:office:word" xmlns:w="http://schemas.openxmlformats.org/wordprocessingml/2006/main" xmlns:w14="http://schemas.microsoft.com/office/word/2010/wordml" xmlns:w15="http://schemas.microsoft.com/office/word/2012/wordml" xmlns:w16cex="http://schemas.microsoft.com/office/word/2018/wordml/cex" xmlns:w16cid="http://schemas.microsoft.com/office/word/2016/wordml/cid" xmlns:w16="http://schemas.microsoft.com/office/word/2018/wordml" xmlns:w16du="http://schemas.microsoft.com/office/word/2023/wordml/word16du" xmlns:w16sdtdh="http://schemas.microsoft.com/office/word/2020/wordml/sdtdatahash" xmlns:w16sdtfl="http://schemas.microsoft.com/office/word/2024/wordml/sdtformatlock" xmlns:w16se="http://schemas.microsoft.com/office/word/2015/wordml/symex" xmlns:wpg="http://schemas.microsoft.com/office/word/2010/wordprocessingGroup" xmlns:wpi="http://schemas.microsoft.com/office/word/2010/wordprocessingInk" xmlns:wne="http://schemas.microsoft.com/office/word/2006/wordml" xmlns:wps="http://schemas.microsoft.com/office/word/2010/wordprocessingShape" mc:Ignorable="w14 w15 w16se w16cid w16 w16cex w16sdtdh w16sdtfl w16du wp14">
+<w:hdr xmlns:a="http://schemas.openxmlformats.org/drawingml/2006/main" xmlns:a14="http://schemas.microsoft.com/office/drawing/2010/main" xmlns:mc="http://schemas.openxmlformats.org/markup-compatibility/2006" xmlns:pic="http://schemas.openxmlformats.org/drawingml/2006/picture" xmlns:r="http://schemas.openxmlformats.org/officeDocument/2006/relationships" xmlns:w="http://schemas.openxmlformats.org/wordprocessingml/2006/main" xmlns:w14="http://schemas.microsoft.com/office/word/2010/wordml" xmlns:w15="http://schemas.microsoft.com/office/word/2012/wordml" xmlns:w16="http://schemas.microsoft.com/office/word/2018/wordml" xmlns:w16cex="http://schemas.microsoft.com/office/word/2018/wordml/cex" xmlns:w16cid="http://schemas.microsoft.com/office/word/2016/wordml/cid" xmlns:w16du="http://schemas.microsoft.com/office/word/2023/wordml/word16du" xmlns:w16sdtdh="http://schemas.microsoft.com/office/word/2020/wordml/sdtdatahash" xmlns:w16se="http://schemas.microsoft.com/office/word/2015/wordml/symex" xmlns:wp="http://schemas.openxmlformats.org/drawingml/2006/wordprocessingDrawing" xmlns:wp14="http://schemas.microsoft.com/office/word/2010/wordprocessingDrawing" mc:Ignorable="w14 w15 w16se w16cid w16 w16cex w16sdtdh w16du wp14">
   <w:tbl>
     <w:tblPr>
       <w:tblW w:w="8645" w:type="dxa"/>

--- a/plantillas_maestras/02_seguro_vida/anulacion_indebida/2_o_mas_ddos_varios/varon/TPL_1903_2025_SEGURO_VIDA_ANULACION_INDEBIDA_ASEGURADORA_VARON_R1.docx
+++ b/plantillas_maestras/02_seguro_vida/anulacion_indebida/2_o_mas_ddos_varios/varon/TPL_1903_2025_SEGURO_VIDA_ANULACION_INDEBIDA_ASEGURADORA_VARON_R1.docx
@@ -659,115 +659,7 @@
           <w:lang w:val="es-ES" w:eastAsia="es-ES"/>
           <w14:ligatures w14:val="none"/>
         </w:rPr>
-        <w:t xml:space="preserve">Mediante el escrito del 11 de agosto de 2025, el señor [APELLIDO] denunció a Mapfre por presuntas infracciones a la Ley 29571, Código de Protección y Defensa del Consumidor (en adelante, Código), señalando lo siguiente:</w:t>
-      </w:r>
-      <w:r>
-        <w:rPr>
-          <w:rFonts w:ascii="Arial Narrow" w:eastAsia="Arial Narrow" w:hAnsi="Arial Narrow" w:cs="Arial Narrow"/>
-          <w:color w:val="000000"/>
-          <w:kern w:val="0"/>
-          <w:sz w:val="22"/>
-          <w:szCs w:val="22"/>
-          <w:lang w:val="es-ES" w:eastAsia="es-ES"/>
-          <w14:ligatures w14:val="none"/>
-        </w:rPr>
-        <w:t/>
-      </w:r>
-      <w:r>
-        <w:rPr>
-          <w:rFonts w:ascii="Arial Narrow" w:eastAsia="Arial Narrow" w:hAnsi="Arial Narrow" w:cs="Arial Narrow"/>
-          <w:kern w:val="0"/>
-          <w14:ligatures w14:val="none"/>
-          <w:sz w:val="22"/>
-          <w:szCs w:val="22"/>
-        </w:rPr>
-        <w:t/>
-      </w:r>
-      <w:r>
-        <w:rPr>
-          <w:rFonts w:ascii="Arial Narrow" w:eastAsia="Arial Narrow" w:hAnsi="Arial Narrow" w:cs="Arial Narrow"/>
-          <w:kern w:val="0"/>
-          <w14:ligatures w14:val="none"/>
-          <w:sz w:val="22"/>
-          <w:szCs w:val="22"/>
-        </w:rPr>
-        <w:t xml:space="preserve"/>
-      </w:r>
-      <w:r>
-        <w:rPr>
-          <w:rFonts w:ascii="Arial Narrow" w:eastAsia="Arial Narrow" w:hAnsi="Arial Narrow" w:cs="Arial Narrow"/>
-          <w:kern w:val="0"/>
-          <w14:ligatures w14:val="none"/>
-          <w:sz w:val="22"/>
-          <w:szCs w:val="22"/>
-        </w:rPr>
-        <w:t/>
-      </w:r>
-      <w:r>
-        <w:rPr>
-          <w:rFonts w:ascii="Arial Narrow" w:eastAsia="Arial Narrow" w:hAnsi="Arial Narrow" w:cs="Arial Narrow"/>
-          <w:kern w:val="0"/>
-          <w14:ligatures w14:val="none"/>
-          <w:sz w:val="22"/>
-          <w:szCs w:val="22"/>
-        </w:rPr>
-        <w:t xml:space="preserve"/>
-      </w:r>
-      <w:r>
-        <w:rPr>
-          <w:rFonts w:ascii="Arial Narrow" w:eastAsia="Arial Narrow" w:hAnsi="Arial Narrow" w:cs="Arial Narrow"/>
-          <w:kern w:val="0"/>
-          <w14:ligatures w14:val="none"/>
-          <w:sz w:val="22"/>
-          <w:szCs w:val="22"/>
-        </w:rPr>
-        <w:t xml:space="preserve"/>
-      </w:r>
-      <w:r>
-        <w:rPr>
-          <w:rFonts w:ascii="Arial Narrow" w:eastAsia="Arial Narrow" w:hAnsi="Arial Narrow" w:cs="Arial Narrow"/>
-          <w:kern w:val="0"/>
-          <w14:ligatures w14:val="none"/>
-          <w:sz w:val="22"/>
-          <w:szCs w:val="22"/>
-        </w:rPr>
-        <w:t/>
-      </w:r>
-      <w:r>
-        <w:rPr>
-          <w:rFonts w:ascii="Arial Narrow" w:eastAsia="Arial Narrow" w:hAnsi="Arial Narrow" w:cs="Arial Narrow"/>
-          <w:color w:val="000000"/>
-          <w:kern w:val="0"/>
-          <w:sz w:val="22"/>
-          <w:szCs w:val="22"/>
-          <w:lang w:val="es-ES" w:eastAsia="es-ES"/>
-          <w14:ligatures w14:val="none"/>
-        </w:rPr>
-        <w:t xml:space="preserve"/>
-      </w:r>
-      <w:r>
-        <w:rPr>
-          <w:rFonts w:ascii="Arial Narrow" w:eastAsia="Arial Narrow" w:hAnsi="Arial Narrow" w:cs="Arial Narrow"/>
-          <w:color w:val="000000"/>
-          <w:kern w:val="0"/>
-          <w:sz w:val="22"/>
-          <w:szCs w:val="22"/>
-          <w:lang w:val="es-ES" w:eastAsia="es-ES"/>
-          <w14:ligatures w14:val="none"/>
-        </w:rPr>
-        <w:t xml:space="preserve"/>
-      </w:r>
-      <w:r>
-        <w:rPr>
-          <w:rFonts w:ascii="Arial Narrow" w:eastAsia="Arial Narrow" w:hAnsi="Arial Narrow" w:cs="Arial Narrow"/>
-          <w:color w:val="000000"/>
-          <w:kern w:val="0"/>
-          <w:sz w:val="22"/>
-          <w:szCs w:val="22"/>
-          <w:lang w:val="es-ES" w:eastAsia="es-ES"/>
-          <w14:ligatures w14:val="none"/>
-        </w:rPr>
-        <w:t/>
+        <w:t xml:space="preserve">Mediante el escrito del 11 de agosto de 2025, el señor [APELLIDO] denunció a Mapfre por presuntas infracciones a la Ley 29571, Código de Protección y Defensa del Consumidor</w:t>
       </w:r>
       <w:r>
         <w:rPr>
@@ -782,6 +674,126 @@
           <w14:ligatures w14:val="none"/>
         </w:rPr>
         <w:footnoteReference w:id="1"/>
+      </w:r>
+      <w:r>
+        <w:rPr>
+          <w:rFonts w:ascii="Arial Narrow" w:eastAsia="Arial Narrow" w:hAnsi="Arial Narrow" w:cs="Arial Narrow"/>
+          <w:color w:val="000000"/>
+          <w:kern w:val="0"/>
+          <w:sz w:val="22"/>
+          <w:szCs w:val="22"/>
+          <w:lang w:val="es-ES" w:eastAsia="es-ES"/>
+          <w14:ligatures w14:val="none"/>
+        </w:rPr>
+        <w:t xml:space="preserve"> (en adelante, Código), señalando lo siguiente:</w:t>
+      </w:r>
+      <w:r>
+        <w:rPr>
+          <w:rFonts w:ascii="Arial Narrow" w:eastAsia="Arial Narrow" w:hAnsi="Arial Narrow" w:cs="Arial Narrow"/>
+          <w:color w:val="000000"/>
+          <w:kern w:val="0"/>
+          <w:sz w:val="22"/>
+          <w:szCs w:val="22"/>
+          <w:lang w:val="es-ES" w:eastAsia="es-ES"/>
+          <w14:ligatures w14:val="none"/>
+        </w:rPr>
+        <w:t/>
+      </w:r>
+      <w:r>
+        <w:rPr>
+          <w:rFonts w:ascii="Arial Narrow" w:eastAsia="Arial Narrow" w:hAnsi="Arial Narrow" w:cs="Arial Narrow"/>
+          <w:kern w:val="0"/>
+          <w14:ligatures w14:val="none"/>
+          <w:sz w:val="22"/>
+          <w:szCs w:val="22"/>
+        </w:rPr>
+        <w:t/>
+      </w:r>
+      <w:r>
+        <w:rPr>
+          <w:rFonts w:ascii="Arial Narrow" w:eastAsia="Arial Narrow" w:hAnsi="Arial Narrow" w:cs="Arial Narrow"/>
+          <w:kern w:val="0"/>
+          <w14:ligatures w14:val="none"/>
+          <w:sz w:val="22"/>
+          <w:szCs w:val="22"/>
+        </w:rPr>
+        <w:t xml:space="preserve"/>
+      </w:r>
+      <w:r>
+        <w:rPr>
+          <w:rFonts w:ascii="Arial Narrow" w:eastAsia="Arial Narrow" w:hAnsi="Arial Narrow" w:cs="Arial Narrow"/>
+          <w:kern w:val="0"/>
+          <w14:ligatures w14:val="none"/>
+          <w:sz w:val="22"/>
+          <w:szCs w:val="22"/>
+        </w:rPr>
+        <w:t/>
+      </w:r>
+      <w:r>
+        <w:rPr>
+          <w:rFonts w:ascii="Arial Narrow" w:eastAsia="Arial Narrow" w:hAnsi="Arial Narrow" w:cs="Arial Narrow"/>
+          <w:kern w:val="0"/>
+          <w14:ligatures w14:val="none"/>
+          <w:sz w:val="22"/>
+          <w:szCs w:val="22"/>
+        </w:rPr>
+        <w:t xml:space="preserve"/>
+      </w:r>
+      <w:r>
+        <w:rPr>
+          <w:rFonts w:ascii="Arial Narrow" w:eastAsia="Arial Narrow" w:hAnsi="Arial Narrow" w:cs="Arial Narrow"/>
+          <w:kern w:val="0"/>
+          <w14:ligatures w14:val="none"/>
+          <w:sz w:val="22"/>
+          <w:szCs w:val="22"/>
+        </w:rPr>
+        <w:t xml:space="preserve"/>
+      </w:r>
+      <w:r>
+        <w:rPr>
+          <w:rFonts w:ascii="Arial Narrow" w:eastAsia="Arial Narrow" w:hAnsi="Arial Narrow" w:cs="Arial Narrow"/>
+          <w:kern w:val="0"/>
+          <w14:ligatures w14:val="none"/>
+          <w:sz w:val="22"/>
+          <w:szCs w:val="22"/>
+        </w:rPr>
+        <w:t/>
+      </w:r>
+      <w:r>
+        <w:rPr>
+          <w:rFonts w:ascii="Arial Narrow" w:eastAsia="Arial Narrow" w:hAnsi="Arial Narrow" w:cs="Arial Narrow"/>
+          <w:color w:val="000000"/>
+          <w:kern w:val="0"/>
+          <w:sz w:val="22"/>
+          <w:szCs w:val="22"/>
+          <w:lang w:val="es-ES" w:eastAsia="es-ES"/>
+          <w14:ligatures w14:val="none"/>
+        </w:rPr>
+        <w:t xml:space="preserve"/>
+      </w:r>
+      <w:r>
+        <w:rPr>
+          <w:rFonts w:ascii="Arial Narrow" w:eastAsia="Arial Narrow" w:hAnsi="Arial Narrow" w:cs="Arial Narrow"/>
+          <w:color w:val="000000"/>
+          <w:kern w:val="0"/>
+          <w:sz w:val="22"/>
+          <w:szCs w:val="22"/>
+          <w:lang w:val="es-ES" w:eastAsia="es-ES"/>
+          <w14:ligatures w14:val="none"/>
+        </w:rPr>
+        <w:t xml:space="preserve"/>
+      </w:r>
+      <w:r>
+        <w:rPr>
+          <w:rFonts w:ascii="Arial Narrow" w:eastAsia="Arial Narrow" w:hAnsi="Arial Narrow" w:cs="Arial Narrow"/>
+          <w:color w:val="000000"/>
+          <w:kern w:val="0"/>
+          <w:sz w:val="22"/>
+          <w:szCs w:val="22"/>
+          <w:lang w:val="es-ES" w:eastAsia="es-ES"/>
+          <w14:ligatures w14:val="none"/>
+        </w:rPr>
+        <w:t/>
       </w:r>
       <w:r>
         <w:rPr>
@@ -5809,7 +5821,19 @@
           <w:lang w:eastAsia="es-PE"/>
           <w14:ligatures w14:val="none"/>
         </w:rPr>
-        <w:t xml:space="preserve">PRIMERO: admitir a trámite la denuncia del 11 de agosto de 2025 interpuesta por el señor [DENUNCIANTE] contra Mapfre Perú Compañía de Seguros y Reaseguros S.A., por lo siguiente:</w:t>
+        <w:t xml:space="preserve">PRIMERO:</w:t>
+      </w:r>
+      <w:r>
+        <w:rPr>
+          <w:rFonts w:ascii="Arial Narrow" w:eastAsia="Arial Narrow" w:hAnsi="Arial Narrow" w:cs="Arial Narrow"/>
+          <w:color w:val="000000"/>
+          <w:kern w:val="0"/>
+          <w:sz w:val="22"/>
+          <w:szCs w:val="22"/>
+          <w:lang w:eastAsia="es-PE"/>
+          <w14:ligatures w14:val="none"/>
+        </w:rPr>
+        <w:t xml:space="preserve"> admitir a trámite la denuncia del 11 de agosto de 2025 interpuesta por el señor [DENUNCIANTE] contra Mapfre Perú Compañía de Seguros y Reaseguros S.A., por lo siguiente:</w:t>
       </w:r>
       <w:r>
         <w:rPr>
@@ -7475,7 +7499,19 @@
           <w:lang w:eastAsia="es-PE"/>
           <w14:ligatures w14:val="none"/>
         </w:rPr>
-        <w:t xml:space="preserve">TERCERO: </w:t>
+        <w:t xml:space="preserve">TERCERO:</w:t>
+      </w:r>
+      <w:r>
+        <w:rPr>
+          <w:rFonts w:ascii="Arial Narrow" w:eastAsia="Arial Narrow" w:hAnsi="Arial Narrow" w:cs="Arial Narrow"/>
+          <w:color w:val="000000"/>
+          <w:kern w:val="0"/>
+          <w:sz w:val="22"/>
+          <w:szCs w:val="22"/>
+          <w:lang w:eastAsia="es-PE"/>
+          <w14:ligatures w14:val="none"/>
+        </w:rPr>
+        <w:t xml:space="preserve"> </w:t>
       </w:r>
       <w:r>
         <w:rPr>
@@ -7867,7 +7903,15 @@
           <w:sz w:val="22"/>
           <w:szCs w:val="22"/>
         </w:rPr>
-        <w:t xml:space="preserve">CUARTO: </w:t>
+        <w:t xml:space="preserve">CUARTO:</w:t>
+      </w:r>
+      <w:r>
+        <w:rPr>
+          <w:rFonts w:ascii="Arial Narrow" w:eastAsia="Arial Narrow" w:hAnsi="Arial Narrow" w:cs="Arial Narrow"/>
+          <w:sz w:val="22"/>
+          <w:szCs w:val="22"/>
+        </w:rPr>
+        <w:t xml:space="preserve"> </w:t>
       </w:r>
       <w:r>
         <w:rPr>
@@ -7889,7 +7933,7 @@
           <w:lang w:val="es-ES" w:eastAsia="es-ES"/>
           <w14:ligatures w14:val="none"/>
         </w:rPr>
-        <w:footnoteReference w:id="13"/>
+        <w:footnoteReference w:id="8"/>
       </w:r>
       <w:r>
         <w:rPr>
@@ -7911,7 +7955,7 @@
           <w:lang w:val="es-ES" w:eastAsia="es-ES"/>
           <w14:ligatures w14:val="none"/>
         </w:rPr>
-        <w:footnoteReference w:id="14"/>
+        <w:footnoteReference w:id="9"/>
       </w:r>
       <w:r>
         <w:rPr>
@@ -7962,7 +8006,19 @@
           <w:lang w:eastAsia="es-PE"/>
           <w14:ligatures w14:val="none"/>
         </w:rPr>
-        <w:t xml:space="preserve">QUINTO: </w:t>
+        <w:t xml:space="preserve">QUINTO:</w:t>
+      </w:r>
+      <w:r>
+        <w:rPr>
+          <w:rFonts w:ascii="Arial Narrow" w:eastAsia="Arial Narrow" w:hAnsi="Arial Narrow" w:cs="Arial Narrow"/>
+          <w:color w:val="000000"/>
+          <w:kern w:val="0"/>
+          <w:sz w:val="22"/>
+          <w:szCs w:val="22"/>
+          <w:lang w:eastAsia="es-PE"/>
+          <w14:ligatures w14:val="none"/>
+        </w:rPr>
+        <w:t xml:space="preserve"> </w:t>
       </w:r>
       <w:bookmarkStart w:id="4" w:name="_Hlk188286813"/>
       <w:r>
@@ -8489,7 +8545,7 @@
           <w:lang w:eastAsia="es-PE"/>
           <w14:ligatures w14:val="none"/>
         </w:rPr>
-        <w:footnoteReference w:id="8"/>
+        <w:footnoteReference w:id="10"/>
       </w:r>
       <w:r>
         <w:rPr>
@@ -8587,7 +8643,7 @@
           <w:lang w:eastAsia="es-PE"/>
           <w14:ligatures w14:val="none"/>
         </w:rPr>
-        <w:footnoteReference w:id="9"/>
+        <w:footnoteReference w:id="11"/>
       </w:r>
       <w:r>
         <w:rPr>
@@ -8651,7 +8707,7 @@
           <w:lang w:eastAsia="es-PE"/>
           <w14:ligatures w14:val="none"/>
         </w:rPr>
-        <w:footnoteReference w:id="10"/>
+        <w:footnoteReference w:id="12"/>
       </w:r>
       <w:r>
         <w:rPr>
@@ -8865,7 +8921,7 @@
           <w:vertAlign w:val="superscript"/>
           <w14:ligatures w14:val="none"/>
         </w:rPr>
-        <w:footnoteReference w:id="11"/>
+        <w:footnoteReference w:id="13"/>
       </w:r>
       <w:r>
         <w:rPr>
@@ -8883,29 +8939,140 @@
           <w:kern w:val="0"/>
           <w:sz w:val="22"/>
           <w:szCs w:val="22"/>
+          <w14:ligatures w14:val="none"/>
+        </w:rPr>
+        <w:t>expresamente su facultad para asistir y conciliar en su representación</w:t>
+      </w:r>
+      <w:r>
+        <w:rPr>
+          <w:rFonts w:ascii="Arial Narrow" w:eastAsia="Arial Narrow" w:hAnsi="Arial Narrow" w:cs="Arial Narrow"/>
+          <w:kern w:val="0"/>
+          <w14:ligatures w14:val="none"/>
+          <w:sz w:val="22"/>
+          <w:szCs w:val="22"/>
+        </w:rPr>
+        <w:t>.</w:t>
+      </w:r>
+      <w:r>
+        <w:rPr>
+          <w:rFonts w:ascii="Arial Narrow" w:eastAsia="Arial Narrow" w:hAnsi="Arial Narrow" w:cs="Arial Narrow"/>
+          <w:kern w:val="0"/>
+          <w14:ligatures w14:val="none"/>
+          <w:sz w:val="22"/>
+          <w:szCs w:val="22"/>
+        </w:rPr>
+        <w:t xml:space="preserve"> </w:t>
+      </w:r>
+      <w:r>
+        <w:rPr>
+          <w:rFonts w:ascii="Arial Narrow" w:eastAsia="Arial Narrow" w:hAnsi="Arial Narrow" w:cs="Arial Narrow"/>
+          <w:kern w:val="0"/>
+          <w:sz w:val="22"/>
+          <w:szCs w:val="22"/>
+          <w14:ligatures w14:val="none"/>
+        </w:rPr>
+        <w:t xml:space="preserve">Ello bajo apercibimiento de no realizar la audiencia de conciliación y levantar el acta de inasistencia correspondiente. </w:t>
+      </w:r>
+    </w:p>
+    <w:p>
+      <w:pPr>
+        <w:suppressAutoHyphens/>
+        <w:spacing w:after="0" w:line="240" w:lineRule="auto"/>
+        <w:jc w:val="both"/>
+        <w:rPr>
+          <w:rFonts w:ascii="Arial Narrow" w:eastAsia="Arial Narrow" w:hAnsi="Arial Narrow" w:cs="Arial Narrow"/>
+          <w:kern w:val="0"/>
+          <w:sz w:val="22"/>
+          <w:szCs w:val="22"/>
           <w:u w:val="single"/>
           <w14:ligatures w14:val="none"/>
         </w:rPr>
-        <w:t>expresamente su facultad para asistir y conciliar en su representación</w:t>
-      </w:r>
-      <w:r>
-        <w:rPr>
-          <w:rFonts w:ascii="Arial Narrow" w:eastAsia="Arial Narrow" w:hAnsi="Arial Narrow" w:cs="Arial Narrow"/>
-          <w:bCs/>
-          <w:kern w:val="0"/>
-          <w14:ligatures w14:val="none"/>
-          <w:sz w:val="22"/>
-          <w:szCs w:val="22"/>
-        </w:rPr>
-        <w:t>.</w:t>
-      </w:r>
+      </w:pPr>
+    </w:p>
+    <w:p>
+      <w:pPr>
+        <w:suppressAutoHyphens/>
+        <w:spacing w:after="0" w:line="240" w:lineRule="auto"/>
+        <w:jc w:val="both"/>
+        <w:rPr>
+          <w:rFonts w:ascii="Arial Narrow" w:eastAsia="Arial Narrow" w:hAnsi="Arial Narrow" w:cs="Arial Narrow"/>
+          <w:color w:val="000000"/>
+          <w:kern w:val="0"/>
+          <w:sz w:val="22"/>
+          <w:szCs w:val="22"/>
+          <w:lang w:eastAsia="es-PE"/>
+          <w14:ligatures w14:val="none"/>
+        </w:rPr>
+      </w:pPr>
+      <w:r>
+        <w:rPr>
+          <w:rFonts w:ascii="Arial Narrow" w:eastAsia="Arial Narrow" w:hAnsi="Arial Narrow" w:cs="Arial Narrow"/>
+          <w:b/>
+          <w:color w:val="000000"/>
+          <w:kern w:val="0"/>
+          <w:sz w:val="22"/>
+          <w:szCs w:val="22"/>
+          <w:lang w:eastAsia="es-PE"/>
+          <w14:ligatures w14:val="none"/>
+        </w:rPr>
+        <w:t>NOVENO:</w:t>
+      </w:r>
+      <w:r>
+        <w:rPr>
+          <w:rFonts w:ascii="Arial Narrow" w:eastAsia="Arial Narrow" w:hAnsi="Arial Narrow" w:cs="Arial Narrow"/>
+          <w:color w:val="000000"/>
+          <w:kern w:val="0"/>
+          <w:sz w:val="22"/>
+          <w:szCs w:val="22"/>
+          <w:lang w:eastAsia="es-PE"/>
+          <w14:ligatures w14:val="none"/>
+        </w:rPr>
+        <w:t xml:space="preserve"> poner en conocimiento de las partes que, antes de la emisión de la Resolución Final, tienen la posibilidad de formular su desistimiento o presentar el acuerdo arribado mediante la conciliación, mediación, transacción o cualquier otro que, de forma indubitable, deje constancia que se ha solucionado la controversia materia de denuncia.</w:t>
+      </w:r>
+      <w:bookmarkStart w:id="7" w:name="h.gjdgxs" w:colFirst="0" w:colLast="0"/>
+      <w:bookmarkEnd w:id="7"/>
+    </w:p>
+    <w:p>
+      <w:pPr>
+        <w:suppressAutoHyphens/>
+        <w:spacing w:after="0" w:line="240" w:lineRule="auto"/>
+        <w:jc w:val="both"/>
+        <w:rPr>
+          <w:rFonts w:ascii="Arial Narrow" w:eastAsia="Arial Narrow" w:hAnsi="Arial Narrow" w:cs="Arial Narrow"/>
+          <w:color w:val="000000"/>
+          <w:kern w:val="0"/>
+          <w:sz w:val="22"/>
+          <w:szCs w:val="22"/>
+          <w:lang w:eastAsia="es-PE"/>
+          <w14:ligatures w14:val="none"/>
+        </w:rPr>
+      </w:pPr>
+    </w:p>
+    <w:p>
+      <w:pPr>
+        <w:suppressAutoHyphens/>
+        <w:spacing w:after="0" w:line="240" w:lineRule="auto"/>
+        <w:jc w:val="both"/>
+        <w:rPr>
+          <w:rFonts w:ascii="Arial Narrow" w:eastAsia="Arial Narrow" w:hAnsi="Arial Narrow" w:cs="Arial Narrow"/>
+          <w:sz w:val="22"/>
+          <w:szCs w:val="22"/>
+        </w:rPr>
+      </w:pPr>
       <w:r>
         <w:rPr>
           <w:rFonts w:ascii="Arial Narrow" w:eastAsia="Arial Narrow" w:hAnsi="Arial Narrow" w:cs="Arial Narrow"/>
           <w:b/>
           <w:bCs/>
-          <w:kern w:val="0"/>
-          <w14:ligatures w14:val="none"/>
+          <w:sz w:val="22"/>
+          <w:szCs w:val="22"/>
+        </w:rPr>
+        <w:lastRenderedPageBreak/>
+        <w:t xml:space="preserve">DÉCIMO:</w:t>
+      </w:r>
+      <w:r>
+        <w:rPr>
+          <w:rFonts w:ascii="Arial Narrow" w:eastAsia="Arial Narrow" w:hAnsi="Arial Narrow" w:cs="Arial Narrow"/>
           <w:sz w:val="22"/>
           <w:szCs w:val="22"/>
         </w:rPr>
@@ -8914,13 +9081,162 @@
       <w:r>
         <w:rPr>
           <w:rFonts w:ascii="Arial Narrow" w:eastAsia="Arial Narrow" w:hAnsi="Arial Narrow" w:cs="Arial Narrow"/>
-          <w:kern w:val="0"/>
-          <w:sz w:val="22"/>
-          <w:szCs w:val="22"/>
-          <w:u w:val="single"/>
-          <w14:ligatures w14:val="none"/>
-        </w:rPr>
-        <w:t xml:space="preserve">Ello bajo apercibimiento de no realizar la audiencia de conciliación y levantar el acta de inasistencia correspondiente. </w:t>
+          <w:sz w:val="22"/>
+          <w:szCs w:val="22"/>
+        </w:rPr>
+        <w:t xml:space="preserve">requerir al señor [DENUNCIANTE] para que, dentro del plazo de dos (2) días hábiles siguientes a la fecha en que reciba la notificación en su bandeja de correo electrónico, efectúe la confirmación de recepción de la notificación remitida por este despacho a su correo electrónico, de conformidad con el segundo párrafo del numeral 4 del artículo 20 del Texto Único Ordenado de la Ley del Procedimiento Administrativo General, aprobado mediante Decreto Supremo 006-2026-JUS, bajo apercibimiento de rehacer el acto de notificación y notificarle conforme al numeral 1 del artículo 20 del citado cuerpo normativo.</w:t>
+      </w:r>
+      <w:r>
+        <w:rPr>
+          <w:rFonts w:ascii="Arial Narrow" w:eastAsia="Arial Narrow" w:hAnsi="Arial Narrow" w:cs="Arial Narrow"/>
+          <w:spacing w:val="-3"/>
+          <w:kern w:val="0"/>
+          <w14:ligatures w14:val="none"/>
+          <w:sz w:val="22"/>
+          <w:szCs w:val="22"/>
+        </w:rPr>
+        <w:t/>
+      </w:r>
+      <w:r>
+        <w:rPr>
+          <w:rFonts w:ascii="Arial Narrow" w:eastAsia="Arial Narrow" w:hAnsi="Arial Narrow" w:cs="Arial Narrow"/>
+          <w:spacing w:val="-3"/>
+          <w:kern w:val="0"/>
+          <w14:ligatures w14:val="none"/>
+          <w:sz w:val="22"/>
+          <w:szCs w:val="22"/>
+        </w:rPr>
+        <w:t xml:space="preserve"/>
+      </w:r>
+      <w:r>
+        <w:rPr>
+          <w:rFonts w:ascii="Arial Narrow" w:eastAsia="Arial Narrow" w:hAnsi="Arial Narrow" w:cs="Arial Narrow"/>
+          <w:spacing w:val="-3"/>
+          <w:kern w:val="0"/>
+          <w14:ligatures w14:val="none"/>
+          <w:sz w:val="22"/>
+          <w:szCs w:val="22"/>
+        </w:rPr>
+        <w:t xml:space="preserve"/>
+      </w:r>
+      <w:r>
+        <w:rPr>
+          <w:rFonts w:ascii="Arial Narrow" w:eastAsia="Arial Narrow" w:hAnsi="Arial Narrow" w:cs="Arial Narrow"/>
+          <w:color w:val="000000"/>
+          <w:kern w:val="0"/>
+          <w:sz w:val="22"/>
+          <w:szCs w:val="22"/>
+          <w:shd w:val="clear" w:color="auto" w:fill="FFFFFF"/>
+          <w:lang w:eastAsia="es-PE"/>
+          <w14:ligatures w14:val="none"/>
+        </w:rPr>
+        <w:t xml:space="preserve"/>
+      </w:r>
+      <w:proofErr w:type="spellStart"/>
+      <w:r>
+        <w:rPr>
+          <w:rFonts w:ascii="Arial Narrow" w:eastAsia="Arial Narrow" w:hAnsi="Arial Narrow" w:cs="Arial Narrow"/>
+          <w:color w:val="000000"/>
+          <w:kern w:val="0"/>
+          <w:sz w:val="22"/>
+          <w:szCs w:val="22"/>
+          <w:shd w:val="clear" w:color="auto" w:fill="FFFFFF"/>
+          <w:lang w:eastAsia="es-PE"/>
+          <w14:ligatures w14:val="none"/>
+        </w:rPr>
+        <w:t/>
+      </w:r>
+      <w:proofErr w:type="spellEnd"/>
+      <w:r>
+        <w:rPr>
+          <w:rFonts w:ascii="Arial Narrow" w:eastAsia="Arial Narrow" w:hAnsi="Arial Narrow" w:cs="Arial Narrow"/>
+          <w:color w:val="000000"/>
+          <w:kern w:val="0"/>
+          <w:sz w:val="22"/>
+          <w:szCs w:val="22"/>
+          <w:shd w:val="clear" w:color="auto" w:fill="FFFFFF"/>
+          <w:lang w:eastAsia="es-PE"/>
+          <w14:ligatures w14:val="none"/>
+        </w:rPr>
+        <w:t xml:space="preserve"/>
+      </w:r>
+      <w:r>
+        <w:rPr>
+          <w:rFonts w:ascii="Arial Narrow" w:eastAsia="Arial Narrow" w:hAnsi="Arial Narrow" w:cs="Arial Narrow"/>
+          <w:color w:val="000000"/>
+          <w:sz w:val="22"/>
+          <w:szCs w:val="22"/>
+        </w:rPr>
+        <w:t/>
+      </w:r>
+      <w:r>
+        <w:rPr>
+          <w:rFonts w:ascii="Arial Narrow" w:eastAsia="Arial Narrow" w:hAnsi="Arial Narrow" w:cs="Arial Narrow"/>
+          <w:color w:val="000000"/>
+          <w:sz w:val="22"/>
+          <w:szCs w:val="22"/>
+        </w:rPr>
+        <w:t xml:space="preserve"/>
+      </w:r>
+      <w:r>
+        <w:rPr>
+          <w:rFonts w:ascii="Arial Narrow" w:eastAsia="Arial Narrow" w:hAnsi="Arial Narrow" w:cs="Arial Narrow"/>
+          <w:color w:val="000000"/>
+          <w:kern w:val="0"/>
+          <w:sz w:val="22"/>
+          <w:szCs w:val="22"/>
+          <w:lang w:eastAsia="es-PE"/>
+          <w14:ligatures w14:val="none"/>
+        </w:rPr>
+        <w:t/>
+      </w:r>
+      <w:r>
+        <w:rPr>
+          <w:rFonts w:ascii="Arial Narrow" w:eastAsia="Arial Narrow" w:hAnsi="Arial Narrow" w:cs="Arial Narrow"/>
+          <w:color w:val="000000"/>
+          <w:sz w:val="22"/>
+          <w:szCs w:val="22"/>
+        </w:rPr>
+        <w:t xml:space="preserve"/>
+      </w:r>
+      <w:r>
+        <w:rPr>
+          <w:rFonts w:ascii="Arial Narrow" w:eastAsia="Arial Narrow" w:hAnsi="Arial Narrow" w:cs="Arial Narrow"/>
+          <w:color w:val="000000"/>
+          <w:kern w:val="0"/>
+          <w:sz w:val="22"/>
+          <w:szCs w:val="22"/>
+          <w:lang w:eastAsia="es-PE"/>
+          <w14:ligatures w14:val="none"/>
+        </w:rPr>
+        <w:t/>
+      </w:r>
+      <w:r>
+        <w:rPr>
+          <w:rFonts w:ascii="Arial Narrow" w:eastAsia="Arial Narrow" w:hAnsi="Arial Narrow" w:cs="Arial Narrow"/>
+          <w:color w:val="000000"/>
+          <w:sz w:val="22"/>
+          <w:szCs w:val="22"/>
+        </w:rPr>
+        <w:t xml:space="preserve"/>
+      </w:r>
+      <w:r>
+        <w:rPr>
+          <w:rStyle w:val="Refdenotaalpie"/>
+          <w:rFonts w:ascii="Arial Narrow" w:eastAsia="Arial Narrow" w:hAnsi="Arial Narrow" w:cs="Arial Narrow"/>
+          <w:sz w:val="22"/>
+          <w:szCs w:val="22"/>
+          <w:vertAlign w:val="superscript"/>
+        </w:rPr>
+        <w:footnoteReference w:id="14"/>
+      </w:r>
+      <w:r>
+        <w:rPr>
+          <w:rFonts w:ascii="Arial Narrow" w:eastAsia="Arial Narrow" w:hAnsi="Arial Narrow" w:cs="Arial Narrow"/>
+          <w:sz w:val="22"/>
+          <w:szCs w:val="22"/>
+        </w:rPr>
+        <w:t/>
       </w:r>
     </w:p>
     <w:p>
@@ -8930,77 +9246,15 @@
         <w:jc w:val="both"/>
         <w:rPr>
           <w:rFonts w:ascii="Arial Narrow" w:eastAsia="Arial Narrow" w:hAnsi="Arial Narrow" w:cs="Arial Narrow"/>
-          <w:kern w:val="0"/>
-          <w:sz w:val="22"/>
-          <w:szCs w:val="22"/>
-          <w:u w:val="single"/>
-          <w14:ligatures w14:val="none"/>
+          <w:sz w:val="22"/>
+          <w:szCs w:val="22"/>
         </w:rPr>
       </w:pPr>
     </w:p>
     <w:p>
       <w:pPr>
         <w:suppressAutoHyphens/>
-        <w:spacing w:after="0" w:line="240" w:lineRule="auto"/>
-        <w:jc w:val="both"/>
-        <w:rPr>
-          <w:rFonts w:ascii="Arial Narrow" w:eastAsia="Arial Narrow" w:hAnsi="Arial Narrow" w:cs="Arial Narrow"/>
-          <w:color w:val="000000"/>
-          <w:kern w:val="0"/>
-          <w:sz w:val="22"/>
-          <w:szCs w:val="22"/>
-          <w:lang w:eastAsia="es-PE"/>
-          <w14:ligatures w14:val="none"/>
-        </w:rPr>
-      </w:pPr>
-      <w:r>
-        <w:rPr>
-          <w:rFonts w:ascii="Arial Narrow" w:eastAsia="Arial Narrow" w:hAnsi="Arial Narrow" w:cs="Arial Narrow"/>
-          <w:b/>
-          <w:color w:val="000000"/>
-          <w:kern w:val="0"/>
-          <w:sz w:val="22"/>
-          <w:szCs w:val="22"/>
-          <w:lang w:eastAsia="es-PE"/>
-          <w14:ligatures w14:val="none"/>
-        </w:rPr>
-        <w:t>NOVENO:</w:t>
-      </w:r>
-      <w:r>
-        <w:rPr>
-          <w:rFonts w:ascii="Arial Narrow" w:eastAsia="Arial Narrow" w:hAnsi="Arial Narrow" w:cs="Arial Narrow"/>
-          <w:color w:val="000000"/>
-          <w:kern w:val="0"/>
-          <w:sz w:val="22"/>
-          <w:szCs w:val="22"/>
-          <w:lang w:eastAsia="es-PE"/>
-          <w14:ligatures w14:val="none"/>
-        </w:rPr>
-        <w:t xml:space="preserve"> poner en conocimiento de las partes que, antes de la emisión de la Resolución Final, tienen la posibilidad de formular su desistimiento o presentar el acuerdo arribado mediante la conciliación, mediación, transacción o cualquier otro que, de forma indubitable, deje constancia que se ha solucionado la controversia materia de denuncia.</w:t>
-      </w:r>
-      <w:bookmarkStart w:id="7" w:name="h.gjdgxs" w:colFirst="0" w:colLast="0"/>
-      <w:bookmarkEnd w:id="7"/>
-    </w:p>
-    <w:p>
-      <w:pPr>
-        <w:suppressAutoHyphens/>
-        <w:spacing w:after="0" w:line="240" w:lineRule="auto"/>
-        <w:jc w:val="both"/>
-        <w:rPr>
-          <w:rFonts w:ascii="Arial Narrow" w:eastAsia="Arial Narrow" w:hAnsi="Arial Narrow" w:cs="Arial Narrow"/>
-          <w:color w:val="000000"/>
-          <w:kern w:val="0"/>
-          <w:sz w:val="22"/>
-          <w:szCs w:val="22"/>
-          <w:lang w:eastAsia="es-PE"/>
-          <w14:ligatures w14:val="none"/>
-        </w:rPr>
-      </w:pPr>
-    </w:p>
-    <w:p>
-      <w:pPr>
-        <w:suppressAutoHyphens/>
-        <w:spacing w:after="0" w:line="240" w:lineRule="auto"/>
+        <w:spacing w:line="240" w:lineRule="auto"/>
         <w:jc w:val="both"/>
         <w:rPr>
           <w:rFonts w:ascii="Arial Narrow" w:eastAsia="Arial Narrow" w:hAnsi="Arial Narrow" w:cs="Arial Narrow"/>
@@ -9016,193 +9270,8 @@
           <w:sz w:val="22"/>
           <w:szCs w:val="22"/>
         </w:rPr>
-        <w:lastRenderedPageBreak/>
-        <w:t xml:space="preserve">DÉCIMO: </w:t>
-      </w:r>
-      <w:r>
-        <w:rPr>
-          <w:rFonts w:ascii="Arial Narrow" w:eastAsia="Arial Narrow" w:hAnsi="Arial Narrow" w:cs="Arial Narrow"/>
-          <w:sz w:val="22"/>
-          <w:szCs w:val="22"/>
-        </w:rPr>
-        <w:t xml:space="preserve">requerir al señor [DENUNCIANTE] para que, dentro del plazo de dos (2) días hábiles siguientes a la fecha en que reciba la notificación en su bandeja de correo electrónico, efectúe la confirmación de recepción de la notificación remitida por este despacho a su correo electrónico, de conformidad con el segundo párrafo del numeral 4 del artículo 20 del Texto Único Ordenado de la Ley del Procedimiento Administrativo General, aprobado mediante Decreto Supremo 006-2026-JUS, bajo apercibimiento de rehacer el acto de notificación y notificarle conforme al numeral 1 del artículo 20 del citado cuerpo normativo.</w:t>
-      </w:r>
-      <w:r>
-        <w:rPr>
-          <w:rFonts w:ascii="Arial Narrow" w:eastAsia="Arial Narrow" w:hAnsi="Arial Narrow" w:cs="Arial Narrow"/>
-          <w:spacing w:val="-3"/>
-          <w:kern w:val="0"/>
-          <w14:ligatures w14:val="none"/>
-          <w:sz w:val="22"/>
-          <w:szCs w:val="22"/>
-        </w:rPr>
-        <w:t/>
-      </w:r>
-      <w:r>
-        <w:rPr>
-          <w:rFonts w:ascii="Arial Narrow" w:eastAsia="Arial Narrow" w:hAnsi="Arial Narrow" w:cs="Arial Narrow"/>
-          <w:spacing w:val="-3"/>
-          <w:kern w:val="0"/>
-          <w14:ligatures w14:val="none"/>
-          <w:sz w:val="22"/>
-          <w:szCs w:val="22"/>
-        </w:rPr>
-        <w:t xml:space="preserve"/>
-      </w:r>
-      <w:r>
-        <w:rPr>
-          <w:rFonts w:ascii="Arial Narrow" w:eastAsia="Arial Narrow" w:hAnsi="Arial Narrow" w:cs="Arial Narrow"/>
-          <w:spacing w:val="-3"/>
-          <w:kern w:val="0"/>
-          <w14:ligatures w14:val="none"/>
-          <w:sz w:val="22"/>
-          <w:szCs w:val="22"/>
-        </w:rPr>
-        <w:t xml:space="preserve"/>
-      </w:r>
-      <w:r>
-        <w:rPr>
-          <w:rFonts w:ascii="Arial Narrow" w:eastAsia="Arial Narrow" w:hAnsi="Arial Narrow" w:cs="Arial Narrow"/>
-          <w:color w:val="000000"/>
-          <w:kern w:val="0"/>
-          <w:sz w:val="22"/>
-          <w:szCs w:val="22"/>
-          <w:shd w:val="clear" w:color="auto" w:fill="FFFFFF"/>
-          <w:lang w:eastAsia="es-PE"/>
-          <w14:ligatures w14:val="none"/>
-        </w:rPr>
-        <w:t xml:space="preserve"/>
-      </w:r>
-      <w:proofErr w:type="spellStart"/>
-      <w:r>
-        <w:rPr>
-          <w:rFonts w:ascii="Arial Narrow" w:eastAsia="Arial Narrow" w:hAnsi="Arial Narrow" w:cs="Arial Narrow"/>
-          <w:color w:val="000000"/>
-          <w:kern w:val="0"/>
-          <w:sz w:val="22"/>
-          <w:szCs w:val="22"/>
-          <w:shd w:val="clear" w:color="auto" w:fill="FFFFFF"/>
-          <w:lang w:eastAsia="es-PE"/>
-          <w14:ligatures w14:val="none"/>
-        </w:rPr>
-        <w:t/>
-      </w:r>
-      <w:proofErr w:type="spellEnd"/>
-      <w:r>
-        <w:rPr>
-          <w:rFonts w:ascii="Arial Narrow" w:eastAsia="Arial Narrow" w:hAnsi="Arial Narrow" w:cs="Arial Narrow"/>
-          <w:color w:val="000000"/>
-          <w:kern w:val="0"/>
-          <w:sz w:val="22"/>
-          <w:szCs w:val="22"/>
-          <w:shd w:val="clear" w:color="auto" w:fill="FFFFFF"/>
-          <w:lang w:eastAsia="es-PE"/>
-          <w14:ligatures w14:val="none"/>
-        </w:rPr>
-        <w:t xml:space="preserve"/>
-      </w:r>
-      <w:r>
-        <w:rPr>
-          <w:rFonts w:ascii="Arial Narrow" w:eastAsia="Arial Narrow" w:hAnsi="Arial Narrow" w:cs="Arial Narrow"/>
-          <w:color w:val="000000"/>
-          <w:sz w:val="22"/>
-          <w:szCs w:val="22"/>
-        </w:rPr>
-        <w:t/>
-      </w:r>
-      <w:r>
-        <w:rPr>
-          <w:rFonts w:ascii="Arial Narrow" w:eastAsia="Arial Narrow" w:hAnsi="Arial Narrow" w:cs="Arial Narrow"/>
-          <w:color w:val="000000"/>
-          <w:sz w:val="22"/>
-          <w:szCs w:val="22"/>
-        </w:rPr>
-        <w:t xml:space="preserve"/>
-      </w:r>
-      <w:r>
-        <w:rPr>
-          <w:rFonts w:ascii="Arial Narrow" w:eastAsia="Arial Narrow" w:hAnsi="Arial Narrow" w:cs="Arial Narrow"/>
-          <w:color w:val="000000"/>
-          <w:kern w:val="0"/>
-          <w:sz w:val="22"/>
-          <w:szCs w:val="22"/>
-          <w:lang w:eastAsia="es-PE"/>
-          <w14:ligatures w14:val="none"/>
-        </w:rPr>
-        <w:t/>
-      </w:r>
-      <w:r>
-        <w:rPr>
-          <w:rFonts w:ascii="Arial Narrow" w:eastAsia="Arial Narrow" w:hAnsi="Arial Narrow" w:cs="Arial Narrow"/>
-          <w:color w:val="000000"/>
-          <w:sz w:val="22"/>
-          <w:szCs w:val="22"/>
-        </w:rPr>
-        <w:t xml:space="preserve"/>
-      </w:r>
-      <w:r>
-        <w:rPr>
-          <w:rFonts w:ascii="Arial Narrow" w:eastAsia="Arial Narrow" w:hAnsi="Arial Narrow" w:cs="Arial Narrow"/>
-          <w:color w:val="000000"/>
-          <w:kern w:val="0"/>
-          <w:sz w:val="22"/>
-          <w:szCs w:val="22"/>
-          <w:lang w:eastAsia="es-PE"/>
-          <w14:ligatures w14:val="none"/>
-        </w:rPr>
-        <w:t/>
-      </w:r>
-      <w:r>
-        <w:rPr>
-          <w:rFonts w:ascii="Arial Narrow" w:eastAsia="Arial Narrow" w:hAnsi="Arial Narrow" w:cs="Arial Narrow"/>
-          <w:color w:val="000000"/>
-          <w:sz w:val="22"/>
-          <w:szCs w:val="22"/>
-        </w:rPr>
-        <w:t xml:space="preserve"/>
-      </w:r>
-      <w:r>
-        <w:rPr>
-          <w:rStyle w:val="Refdenotaalpie"/>
-          <w:rFonts w:ascii="Arial Narrow" w:eastAsia="Arial Narrow" w:hAnsi="Arial Narrow" w:cs="Arial Narrow"/>
-          <w:sz w:val="22"/>
-          <w:szCs w:val="22"/>
-          <w:vertAlign w:val="superscript"/>
-        </w:rPr>
-        <w:footnoteReference w:id="12"/>
-      </w:r>
-      <w:r>
-        <w:rPr>
-          <w:rFonts w:ascii="Arial Narrow" w:eastAsia="Arial Narrow" w:hAnsi="Arial Narrow" w:cs="Arial Narrow"/>
-          <w:sz w:val="22"/>
-          <w:szCs w:val="22"/>
-        </w:rPr>
-        <w:t/>
-      </w:r>
-    </w:p>
-    <w:p>
-      <w:pPr>
-        <w:suppressAutoHyphens/>
-        <w:spacing w:after="0" w:line="240" w:lineRule="auto"/>
-        <w:jc w:val="both"/>
-        <w:rPr>
-          <w:rFonts w:ascii="Arial Narrow" w:eastAsia="Arial Narrow" w:hAnsi="Arial Narrow" w:cs="Arial Narrow"/>
-          <w:sz w:val="22"/>
-          <w:szCs w:val="22"/>
-        </w:rPr>
-      </w:pPr>
-    </w:p>
-    <w:p>
-      <w:pPr>
-        <w:suppressAutoHyphens/>
-        <w:spacing w:line="240" w:lineRule="auto"/>
-        <w:jc w:val="both"/>
-        <w:rPr>
-          <w:rFonts w:ascii="Arial Narrow" w:eastAsia="Arial Narrow" w:hAnsi="Arial Narrow" w:cs="Arial Narrow"/>
-          <w:sz w:val="22"/>
-          <w:szCs w:val="22"/>
-        </w:rPr>
-      </w:pPr>
+        <w:t xml:space="preserve">DÉCIMO </w:t>
+      </w:r>
       <w:r>
         <w:rPr>
           <w:rFonts w:ascii="Arial Narrow" w:eastAsia="Arial Narrow" w:hAnsi="Arial Narrow" w:cs="Arial Narrow"/>
@@ -9211,7 +9280,7 @@
           <w:sz w:val="22"/>
           <w:szCs w:val="22"/>
         </w:rPr>
-        <w:t xml:space="preserve">DÉCIMO </w:t>
+        <w:t>PRIMERO</w:t>
       </w:r>
       <w:r>
         <w:rPr>
@@ -9221,163 +9290,181 @@
           <w:sz w:val="22"/>
           <w:szCs w:val="22"/>
         </w:rPr>
-        <w:t>PRIMERO</w:t>
-      </w:r>
+        <w:t>:</w:t>
+      </w:r>
+      <w:r>
+        <w:rPr>
+          <w:rFonts w:ascii="Arial Narrow" w:eastAsia="Arial Narrow" w:hAnsi="Arial Narrow" w:cs="Arial Narrow"/>
+          <w:sz w:val="22"/>
+          <w:szCs w:val="22"/>
+        </w:rPr>
+        <w:t xml:space="preserve"> </w:t>
+      </w:r>
+      <w:r>
+        <w:rPr>
+          <w:rFonts w:ascii="Arial Narrow" w:eastAsia="Arial Narrow" w:hAnsi="Arial Narrow" w:cs="Arial Narrow"/>
+          <w:color w:val="000000"/>
+          <w:sz w:val="22"/>
+          <w:szCs w:val="22"/>
+        </w:rPr>
+        <w:t xml:space="preserve">requerir </w:t>
+      </w:r>
+      <w:r>
+        <w:rPr>
+          <w:rFonts w:ascii="Arial Narrow" w:eastAsia="Arial Narrow" w:hAnsi="Arial Narrow" w:cs="Arial Narrow"/>
+          <w:color w:val="000000"/>
+          <w:sz w:val="22"/>
+          <w:szCs w:val="22"/>
+        </w:rPr>
+        <w:t xml:space="preserve">a </w:t>
+      </w:r>
+      <w:r>
+        <w:rPr>
+          <w:rFonts w:ascii="Arial Narrow" w:eastAsia="Arial Narrow" w:hAnsi="Arial Narrow" w:cs="Arial Narrow"/>
+          <w:sz w:val="22"/>
+          <w:szCs w:val="22"/>
+        </w:rPr>
+        <w:t xml:space="preserve">Mapfre </w:t>
+      </w:r>
+      <w:r>
+        <w:rPr>
+          <w:rFonts w:ascii="Arial Narrow" w:eastAsia="Arial Narrow" w:hAnsi="Arial Narrow" w:cs="Arial Narrow"/>
+          <w:sz w:val="22"/>
+          <w:szCs w:val="22"/>
+        </w:rPr>
+        <w:t xml:space="preserve">Perú Compañía de Seguros y Reaseguros S.A. </w:t>
+      </w:r>
+      <w:r>
+        <w:rPr>
+          <w:rFonts w:ascii="Arial Narrow" w:eastAsia="Arial Narrow" w:hAnsi="Arial Narrow" w:cs="Arial Narrow"/>
+          <w:sz w:val="22"/>
+          <w:szCs w:val="22"/>
+          <w:shd w:val="clear" w:color="auto" w:fill="FFFFFF"/>
+        </w:rPr>
+        <w:t xml:space="preserve">para que </w:t>
+      </w:r>
+      <w:r>
+        <w:rPr>
+          <w:rFonts w:ascii="Arial Narrow" w:eastAsia="Arial Narrow" w:hAnsi="Arial Narrow" w:cs="Arial Narrow"/>
+          <w:sz w:val="22"/>
+          <w:szCs w:val="22"/>
+        </w:rPr>
+        <w:t>efectúe el acuse de recibo mediante la confirmación de recepción de la notificación remitida por este despacho a su Casilla Electrónica, dentro de los cinco (5) primeros días hábiles siguientes a la fecha en que recibe la notificación.</w:t>
+      </w:r>
+      <w:bookmarkStart w:id="8" w:name="_Hlk198890962"/>
+      <w:r>
+        <w:rPr>
+          <w:rFonts w:ascii="Arial Narrow" w:eastAsia="Arial Narrow" w:hAnsi="Arial Narrow" w:cs="Arial Narrow"/>
+          <w:color w:val="000000"/>
+          <w:sz w:val="22"/>
+          <w:szCs w:val="22"/>
+        </w:rPr>
+        <w:t xml:space="preserve"> </w:t>
+      </w:r>
+    </w:p>
+    <w:p>
+      <w:pPr>
+        <w:suppressAutoHyphens/>
+        <w:spacing w:after="0" w:line="240" w:lineRule="auto"/>
+        <w:jc w:val="both"/>
+        <w:rPr>
+          <w:rFonts w:ascii="Arial Narrow" w:eastAsia="Arial Narrow" w:hAnsi="Arial Narrow" w:cs="Arial Narrow"/>
+          <w:bCs/>
+          <w:sz w:val="22"/>
+          <w:szCs w:val="22"/>
+        </w:rPr>
+      </w:pPr>
+    </w:p>
+    <w:bookmarkEnd w:id="8"/>
+    <w:p>
+      <w:pPr>
+        <w:suppressAutoHyphens/>
+        <w:spacing w:after="0" w:line="240" w:lineRule="auto"/>
+        <w:jc w:val="both"/>
+        <w:rPr>
+          <w:rFonts w:ascii="Arial Narrow" w:eastAsia="Arial Narrow" w:hAnsi="Arial Narrow" w:cs="Arial Narrow"/>
+          <w:sz w:val="22"/>
+          <w:szCs w:val="22"/>
+        </w:rPr>
+      </w:pPr>
+    </w:p>
+    <w:p>
+      <w:pPr>
+        <w:spacing w:after="0" w:line="240" w:lineRule="auto"/>
+        <w:jc w:val="both"/>
+        <w:rPr>
+          <w:rFonts w:ascii="Arial Narrow" w:eastAsia="Arial Narrow" w:hAnsi="Arial Narrow" w:cs="Arial Narrow"/>
+          <w:b/>
+          <w:color w:val="000000"/>
+          <w:kern w:val="0"/>
+          <w:sz w:val="22"/>
+          <w:szCs w:val="22"/>
+          <w:lang w:eastAsia="es-PE"/>
+          <w14:ligatures w14:val="none"/>
+        </w:rPr>
+      </w:pPr>
+    </w:p>
+    <w:p>
+      <w:pPr>
+        <w:spacing w:after="0" w:line="240" w:lineRule="auto"/>
+        <w:jc w:val="both"/>
+        <w:rPr>
+          <w:rFonts w:ascii="Arial Narrow" w:eastAsia="Arial Narrow" w:hAnsi="Arial Narrow" w:cs="Arial Narrow"/>
+          <w:b/>
+          <w:color w:val="000000"/>
+          <w:kern w:val="0"/>
+          <w:sz w:val="22"/>
+          <w:szCs w:val="22"/>
+          <w:lang w:eastAsia="es-PE"/>
+          <w14:ligatures w14:val="none"/>
+        </w:rPr>
+      </w:pPr>
+    </w:p>
+    <w:p>
+      <w:pPr>
+        <w:spacing w:after="0" w:line="240" w:lineRule="auto"/>
+        <w:jc w:val="both"/>
+        <w:rPr>
+          <w:rFonts w:ascii="Arial Narrow" w:eastAsia="Arial Narrow" w:hAnsi="Arial Narrow" w:cs="Arial Narrow"/>
+          <w:b/>
+          <w:color w:val="000000"/>
+          <w:kern w:val="0"/>
+          <w:sz w:val="22"/>
+          <w:szCs w:val="22"/>
+          <w:lang w:eastAsia="es-PE"/>
+          <w14:ligatures w14:val="none"/>
+        </w:rPr>
+      </w:pPr>
+    </w:p>
+    <w:bookmarkEnd w:id="0"/>
+    <w:p>
+      <w:pPr>
+        <w:shd w:val="clear" w:color="auto" w:fill="FFFFFF"/>
+        <w:spacing w:after="0" w:line="240" w:lineRule="auto"/>
+        <w:jc w:val="center"/>
+        <w:rPr>
+          <w:rFonts w:ascii="Arial Narrow" w:eastAsia="Arial Narrow" w:hAnsi="Arial Narrow" w:cs="Arial Narrow"/>
+          <w:color w:val="000000"/>
+          <w:kern w:val="0"/>
+          <w14:ligatures w14:val="none"/>
+          <w:sz w:val="22"/>
+          <w:szCs w:val="22"/>
+        </w:rPr>
+      </w:pPr>
       <w:r>
         <w:rPr>
           <w:rFonts w:ascii="Arial Narrow" w:eastAsia="Arial Narrow" w:hAnsi="Arial Narrow" w:cs="Arial Narrow"/>
           <w:b/>
           <w:bCs/>
-          <w:sz w:val="22"/>
-          <w:szCs w:val="22"/>
-        </w:rPr>
-        <w:t>:</w:t>
-      </w:r>
-      <w:r>
-        <w:rPr>
-          <w:rFonts w:ascii="Arial Narrow" w:eastAsia="Arial Narrow" w:hAnsi="Arial Narrow" w:cs="Arial Narrow"/>
-          <w:sz w:val="22"/>
-          <w:szCs w:val="22"/>
-        </w:rPr>
-        <w:t xml:space="preserve"> </w:t>
-      </w:r>
-      <w:r>
-        <w:rPr>
-          <w:rFonts w:ascii="Arial Narrow" w:eastAsia="Arial Narrow" w:hAnsi="Arial Narrow" w:cs="Arial Narrow"/>
-          <w:color w:val="000000"/>
-          <w:sz w:val="22"/>
-          <w:szCs w:val="22"/>
-        </w:rPr>
-        <w:t xml:space="preserve">requerir </w:t>
-      </w:r>
-      <w:r>
-        <w:rPr>
-          <w:rFonts w:ascii="Arial Narrow" w:eastAsia="Arial Narrow" w:hAnsi="Arial Narrow" w:cs="Arial Narrow"/>
-          <w:color w:val="000000"/>
-          <w:sz w:val="22"/>
-          <w:szCs w:val="22"/>
-        </w:rPr>
-        <w:t xml:space="preserve">a </w:t>
-      </w:r>
-      <w:r>
-        <w:rPr>
-          <w:rFonts w:ascii="Arial Narrow" w:eastAsia="Arial Narrow" w:hAnsi="Arial Narrow" w:cs="Arial Narrow"/>
-          <w:sz w:val="22"/>
-          <w:szCs w:val="22"/>
-        </w:rPr>
-        <w:t xml:space="preserve">Mapfre </w:t>
-      </w:r>
-      <w:r>
-        <w:rPr>
-          <w:rFonts w:ascii="Arial Narrow" w:eastAsia="Arial Narrow" w:hAnsi="Arial Narrow" w:cs="Arial Narrow"/>
-          <w:sz w:val="22"/>
-          <w:szCs w:val="22"/>
-        </w:rPr>
-        <w:t xml:space="preserve">Perú Compañía de Seguros y Reaseguros S.A. </w:t>
-      </w:r>
-      <w:r>
-        <w:rPr>
-          <w:rFonts w:ascii="Arial Narrow" w:eastAsia="Arial Narrow" w:hAnsi="Arial Narrow" w:cs="Arial Narrow"/>
-          <w:sz w:val="22"/>
-          <w:szCs w:val="22"/>
-          <w:shd w:val="clear" w:color="auto" w:fill="FFFFFF"/>
-        </w:rPr>
-        <w:t xml:space="preserve">para que </w:t>
-      </w:r>
-      <w:r>
-        <w:rPr>
-          <w:rFonts w:ascii="Arial Narrow" w:eastAsia="Arial Narrow" w:hAnsi="Arial Narrow" w:cs="Arial Narrow"/>
-          <w:sz w:val="22"/>
-          <w:szCs w:val="22"/>
-        </w:rPr>
-        <w:t>efectúe el acuse de recibo mediante la confirmación de recepción de la notificación remitida por este despacho a su Casilla Electrónica, dentro de los cinco (5) primeros días hábiles siguientes a la fecha en que recibe la notificación.</w:t>
-      </w:r>
-      <w:bookmarkStart w:id="8" w:name="_Hlk198890962"/>
-      <w:r>
-        <w:rPr>
-          <w:rFonts w:ascii="Arial Narrow" w:eastAsia="Arial Narrow" w:hAnsi="Arial Narrow" w:cs="Arial Narrow"/>
-          <w:color w:val="000000"/>
-          <w:sz w:val="22"/>
-          <w:szCs w:val="22"/>
-        </w:rPr>
-        <w:t xml:space="preserve"> </w:t>
-      </w:r>
-    </w:p>
-    <w:p>
-      <w:pPr>
-        <w:suppressAutoHyphens/>
-        <w:spacing w:after="0" w:line="240" w:lineRule="auto"/>
-        <w:jc w:val="both"/>
-        <w:rPr>
-          <w:rFonts w:ascii="Arial Narrow" w:eastAsia="Arial Narrow" w:hAnsi="Arial Narrow" w:cs="Arial Narrow"/>
-          <w:bCs/>
-          <w:sz w:val="22"/>
-          <w:szCs w:val="22"/>
-        </w:rPr>
-      </w:pPr>
-    </w:p>
-    <w:bookmarkEnd w:id="8"/>
-    <w:p>
-      <w:pPr>
-        <w:suppressAutoHyphens/>
-        <w:spacing w:after="0" w:line="240" w:lineRule="auto"/>
-        <w:jc w:val="both"/>
-        <w:rPr>
-          <w:rFonts w:ascii="Arial Narrow" w:eastAsia="Arial Narrow" w:hAnsi="Arial Narrow" w:cs="Arial Narrow"/>
-          <w:sz w:val="22"/>
-          <w:szCs w:val="22"/>
-        </w:rPr>
-      </w:pPr>
-    </w:p>
-    <w:p>
-      <w:pPr>
-        <w:spacing w:after="0" w:line="240" w:lineRule="auto"/>
-        <w:jc w:val="both"/>
-        <w:rPr>
-          <w:rFonts w:ascii="Arial Narrow" w:eastAsia="Arial Narrow" w:hAnsi="Arial Narrow" w:cs="Arial Narrow"/>
-          <w:b/>
-          <w:color w:val="000000"/>
-          <w:kern w:val="0"/>
-          <w:sz w:val="22"/>
-          <w:szCs w:val="22"/>
-          <w:lang w:eastAsia="es-PE"/>
-          <w14:ligatures w14:val="none"/>
-        </w:rPr>
-      </w:pPr>
-    </w:p>
-    <w:p>
-      <w:pPr>
-        <w:spacing w:after="0" w:line="240" w:lineRule="auto"/>
-        <w:jc w:val="both"/>
-        <w:rPr>
-          <w:rFonts w:ascii="Arial Narrow" w:eastAsia="Arial Narrow" w:hAnsi="Arial Narrow" w:cs="Arial Narrow"/>
-          <w:b/>
-          <w:color w:val="000000"/>
-          <w:kern w:val="0"/>
-          <w:sz w:val="22"/>
-          <w:szCs w:val="22"/>
-          <w:lang w:eastAsia="es-PE"/>
-          <w14:ligatures w14:val="none"/>
-        </w:rPr>
-      </w:pPr>
-    </w:p>
-    <w:p>
-      <w:pPr>
-        <w:spacing w:after="0" w:line="240" w:lineRule="auto"/>
-        <w:jc w:val="both"/>
-        <w:rPr>
-          <w:rFonts w:ascii="Arial Narrow" w:eastAsia="Arial Narrow" w:hAnsi="Arial Narrow" w:cs="Arial Narrow"/>
-          <w:b/>
-          <w:color w:val="000000"/>
-          <w:kern w:val="0"/>
-          <w:sz w:val="22"/>
-          <w:szCs w:val="22"/>
-          <w:lang w:eastAsia="es-PE"/>
-          <w14:ligatures w14:val="none"/>
-        </w:rPr>
-      </w:pPr>
-    </w:p>
-    <w:bookmarkEnd w:id="0"/>
+          <w:color w:val="000000"/>
+          <w:kern w:val="0"/>
+          <w14:ligatures w14:val="none"/>
+          <w:sz w:val="22"/>
+          <w:szCs w:val="22"/>
+        </w:rPr>
+        <w:t xml:space="preserve">Firmado digitalmente por</w:t>
+      </w:r>
+    </w:p>
     <w:p>
       <w:pPr>
         <w:shd w:val="clear" w:color="auto" w:fill="FFFFFF"/>
@@ -9704,6 +9791,9 @@
     <w:p>
       <w:pPr>
         <w:pStyle w:val="Textonotapie"/>
+        <w:tabs>
+          <w:tab w:val="left" w:pos="567"/>
+        </w:tabs>
         <w:ind w:left="567" w:hanging="567"/>
         <w:jc w:val="both"/>
         <w:rPr>
@@ -9728,7 +9818,8 @@
           <w:sz w:val="16"/>
           <w:szCs w:val="16"/>
         </w:rPr>
-        <w:t xml:space="preserve"> </w:t>
+        <w:tab/>
+        <w:t xml:space="preserve"/>
       </w:r>
       <w:r>
         <w:rPr>
@@ -9803,7 +9894,8 @@
           <w:sz w:val="16"/>
           <w:szCs w:val="16"/>
         </w:rPr>
-        <w:t xml:space="preserve"> </w:t>
+        <w:tab/>
+        <w:t xml:space="preserve"/>
       </w:r>
       <w:r>
         <w:rPr>
@@ -9910,10 +10002,30 @@
         <w:jc w:val="both"/>
         <w:rPr>
           <w:rFonts w:ascii="Arial Narrow" w:eastAsia="Arial Narrow" w:hAnsi="Arial Narrow" w:cs="Arial Narrow"/>
-          <w:sz w:val="16"/>
-          <w:szCs w:val="16"/>
-        </w:rPr>
-      </w:pPr>
+          <w:b/>
+          <w:bCs/>
+          <w:sz w:val="16"/>
+          <w:szCs w:val="16"/>
+        </w:rPr>
+      </w:pPr>
+      <w:r>
+        <w:rPr>
+          <w:rFonts w:ascii="Arial Narrow" w:eastAsia="Arial Narrow" w:hAnsi="Arial Narrow" w:cs="Arial Narrow"/>
+          <w:sz w:val="16"/>
+          <w:szCs w:val="16"/>
+        </w:rPr>
+        <w:tab/>
+      </w:r>
+      <w:r>
+        <w:rPr>
+          <w:rFonts w:ascii="Arial Narrow" w:eastAsia="Arial Narrow" w:hAnsi="Arial Narrow" w:cs="Arial Narrow"/>
+          <w:b/>
+          <w:bCs/>
+          <w:sz w:val="16"/>
+          <w:szCs w:val="16"/>
+        </w:rPr>
+        <w:t xml:space="preserve">LEY DE ORGANIZACIÓN Y FUNCIONES DEL INDECOPI, APROBADA POR DECRETO LEGISLATIVO 1033 </w:t>
+      </w:r>
     </w:p>
     <w:p>
       <w:pPr>
@@ -9925,29 +10037,46 @@
         <w:jc w:val="both"/>
         <w:rPr>
           <w:rFonts w:ascii="Arial Narrow" w:eastAsia="Arial Narrow" w:hAnsi="Arial Narrow" w:cs="Arial Narrow"/>
+          <w:sz w:val="16"/>
+          <w:szCs w:val="16"/>
+        </w:rPr>
+      </w:pPr>
+      <w:r>
+        <w:rPr>
+          <w:rFonts w:ascii="Arial Narrow" w:eastAsia="Arial Narrow" w:hAnsi="Arial Narrow" w:cs="Arial Narrow"/>
           <w:b/>
           <w:bCs/>
           <w:sz w:val="16"/>
           <w:szCs w:val="16"/>
         </w:rPr>
-      </w:pPr>
-      <w:r>
-        <w:rPr>
-          <w:rFonts w:ascii="Arial Narrow" w:eastAsia="Arial Narrow" w:hAnsi="Arial Narrow" w:cs="Arial Narrow"/>
-          <w:sz w:val="16"/>
-          <w:szCs w:val="16"/>
-        </w:rPr>
         <w:tab/>
-      </w:r>
-      <w:r>
-        <w:rPr>
-          <w:rFonts w:ascii="Arial Narrow" w:eastAsia="Arial Narrow" w:hAnsi="Arial Narrow" w:cs="Arial Narrow"/>
-          <w:b/>
-          <w:bCs/>
-          <w:sz w:val="16"/>
-          <w:szCs w:val="16"/>
-        </w:rPr>
-        <w:t xml:space="preserve">LEY DE ORGANIZACIÓN Y FUNCIONES DEL INDECOPI, APROBADA POR DECRETO LEGISLATIVO 1033 </w:t>
+        <w:t>Artículo 27.-</w:t>
+      </w:r>
+      <w:r>
+        <w:rPr>
+          <w:rFonts w:ascii="Arial Narrow" w:eastAsia="Arial Narrow" w:hAnsi="Arial Narrow" w:cs="Arial Narrow"/>
+          <w:sz w:val="16"/>
+          <w:szCs w:val="16"/>
+        </w:rPr>
+        <w:t xml:space="preserve"> De la Comisión de Protección al </w:t>
+      </w:r>
+      <w:proofErr w:type="gramStart"/>
+      <w:r>
+        <w:rPr>
+          <w:rFonts w:ascii="Arial Narrow" w:eastAsia="Arial Narrow" w:hAnsi="Arial Narrow" w:cs="Arial Narrow"/>
+          <w:sz w:val="16"/>
+          <w:szCs w:val="16"/>
+        </w:rPr>
+        <w:t>Consumidor.-</w:t>
+      </w:r>
+      <w:proofErr w:type="gramEnd"/>
+      <w:r>
+        <w:rPr>
+          <w:rFonts w:ascii="Arial Narrow" w:eastAsia="Arial Narrow" w:hAnsi="Arial Narrow" w:cs="Arial Narrow"/>
+          <w:sz w:val="16"/>
+          <w:szCs w:val="16"/>
+        </w:rPr>
+        <w:t xml:space="preserve"> </w:t>
       </w:r>
     </w:p>
     <w:p>
@@ -9967,39 +10096,11 @@
       <w:r>
         <w:rPr>
           <w:rFonts w:ascii="Arial Narrow" w:eastAsia="Arial Narrow" w:hAnsi="Arial Narrow" w:cs="Arial Narrow"/>
-          <w:b/>
-          <w:bCs/>
           <w:sz w:val="16"/>
           <w:szCs w:val="16"/>
         </w:rPr>
         <w:tab/>
-        <w:t>Artículo 27.-</w:t>
-      </w:r>
-      <w:r>
-        <w:rPr>
-          <w:rFonts w:ascii="Arial Narrow" w:eastAsia="Arial Narrow" w:hAnsi="Arial Narrow" w:cs="Arial Narrow"/>
-          <w:sz w:val="16"/>
-          <w:szCs w:val="16"/>
-        </w:rPr>
-        <w:t xml:space="preserve"> De la Comisión de Protección al </w:t>
-      </w:r>
-      <w:proofErr w:type="gramStart"/>
-      <w:r>
-        <w:rPr>
-          <w:rFonts w:ascii="Arial Narrow" w:eastAsia="Arial Narrow" w:hAnsi="Arial Narrow" w:cs="Arial Narrow"/>
-          <w:sz w:val="16"/>
-          <w:szCs w:val="16"/>
-        </w:rPr>
-        <w:t>Consumidor.-</w:t>
-      </w:r>
-      <w:proofErr w:type="gramEnd"/>
-      <w:r>
-        <w:rPr>
-          <w:rFonts w:ascii="Arial Narrow" w:eastAsia="Arial Narrow" w:hAnsi="Arial Narrow" w:cs="Arial Narrow"/>
-          <w:sz w:val="16"/>
-          <w:szCs w:val="16"/>
-        </w:rPr>
-        <w:t xml:space="preserve"> </w:t>
+        <w:t>Corresponde a la Comisión de Protección al Consumidor velar por el cumplimiento de la Ley de Protección al Consumidor y de las leyes que, en general, protegen a los consumidores de la falta de idoneidad de los bienes y servicios en función de la información brindada, de las omisiones de información y de la discriminación en el consumo, así como de aquellas que complementen o sustituyan a las anteriores.</w:t>
       </w:r>
     </w:p>
     <w:p>
@@ -10012,20 +10113,15 @@
         <w:jc w:val="both"/>
         <w:rPr>
           <w:rFonts w:ascii="Arial Narrow" w:eastAsia="Arial Narrow" w:hAnsi="Arial Narrow" w:cs="Arial Narrow"/>
-          <w:sz w:val="16"/>
-          <w:szCs w:val="16"/>
-        </w:rPr>
-      </w:pPr>
-      <w:r>
-        <w:rPr>
-          <w:rFonts w:ascii="Arial Narrow" w:eastAsia="Arial Narrow" w:hAnsi="Arial Narrow" w:cs="Arial Narrow"/>
-          <w:sz w:val="16"/>
-          <w:szCs w:val="16"/>
-        </w:rPr>
-        <w:tab/>
-        <w:t>Corresponde a la Comisión de Protección al Consumidor velar por el cumplimiento de la Ley de Protección al Consumidor y de las leyes que, en general, protegen a los consumidores de la falta de idoneidad de los bienes y servicios en función de la información brindada, de las omisiones de información y de la discriminación en el consumo, así como de aquellas que complementen o sustituyan a las anteriores.</w:t>
-      </w:r>
-    </w:p>
+          <w:b/>
+          <w:bCs/>
+          <w:sz w:val="16"/>
+          <w:szCs w:val="16"/>
+        </w:rPr>
+      </w:pPr>
+    </w:p>
+  </w:footnote>
+  <w:footnote w:id="3">
     <w:p>
       <w:pPr>
         <w:pStyle w:val="Textonotapie"/>
@@ -10042,9 +10138,150 @@
           <w:szCs w:val="16"/>
         </w:rPr>
       </w:pPr>
-    </w:p>
-  </w:footnote>
-  <w:footnote w:id="3">
+      <w:r>
+        <w:rPr>
+          <w:rStyle w:val="Refdenotaalpie"/>
+          <w:rFonts w:ascii="Arial Narrow" w:eastAsia="Arial Narrow" w:hAnsi="Arial Narrow" w:cs="Arial Narrow"/>
+          <w:sz w:val="16"/>
+          <w:szCs w:val="16"/>
+          <w:vertAlign w:val="superscript"/>
+        </w:rPr>
+        <w:footnoteRef/>
+      </w:r>
+      <w:r>
+        <w:rPr>
+          <w:rFonts w:ascii="Arial Narrow" w:eastAsia="Arial Narrow" w:hAnsi="Arial Narrow" w:cs="Arial Narrow"/>
+          <w:sz w:val="16"/>
+          <w:szCs w:val="16"/>
+        </w:rPr>
+        <w:tab/>
+        <w:t xml:space="preserve"/>
+      </w:r>
+      <w:r>
+        <w:rPr>
+          <w:rFonts w:ascii="Arial Narrow" w:eastAsia="Arial Narrow" w:hAnsi="Arial Narrow" w:cs="Arial Narrow"/>
+          <w:sz w:val="16"/>
+          <w:szCs w:val="16"/>
+        </w:rPr>
+        <w:tab/>
+      </w:r>
+      <w:r>
+        <w:rPr>
+          <w:rFonts w:ascii="Arial Narrow" w:eastAsia="Arial Narrow" w:hAnsi="Arial Narrow" w:cs="Arial Narrow"/>
+          <w:b/>
+          <w:bCs/>
+          <w:sz w:val="16"/>
+          <w:szCs w:val="16"/>
+        </w:rPr>
+        <w:t xml:space="preserve">LEY 29571, CÓDIGO DE PROTECCIÓN Y DEFENSA DEL CONSUMIDOR, publicado el 2 de setiembre de 2010 y modificado por Decreto Legislativo 1308 </w:t>
+      </w:r>
+    </w:p>
+    <w:p>
+      <w:pPr>
+        <w:pStyle w:val="Textonotapie"/>
+        <w:ind w:left="567" w:right="-1"/>
+        <w:jc w:val="both"/>
+        <w:rPr>
+          <w:rFonts w:ascii="Arial Narrow" w:eastAsia="Arial Narrow" w:hAnsi="Arial Narrow" w:cs="Arial Narrow"/>
+          <w:b/>
+          <w:bCs/>
+          <w:sz w:val="16"/>
+          <w:szCs w:val="16"/>
+        </w:rPr>
+      </w:pPr>
+      <w:r>
+        <w:rPr>
+          <w:rFonts w:ascii="Arial Narrow" w:eastAsia="Arial Narrow" w:hAnsi="Arial Narrow" w:cs="Arial Narrow"/>
+          <w:b/>
+          <w:bCs/>
+          <w:sz w:val="16"/>
+          <w:szCs w:val="16"/>
+        </w:rPr>
+        <w:t xml:space="preserve">Artículo 18.- Idoneidad </w:t>
+      </w:r>
+    </w:p>
+    <w:p>
+      <w:pPr>
+        <w:pStyle w:val="Textonotapie"/>
+        <w:ind w:left="567" w:right="-1"/>
+        <w:jc w:val="both"/>
+        <w:rPr>
+          <w:rFonts w:ascii="Arial Narrow" w:eastAsia="Arial Narrow" w:hAnsi="Arial Narrow" w:cs="Arial Narrow"/>
+          <w:sz w:val="16"/>
+          <w:szCs w:val="16"/>
+        </w:rPr>
+      </w:pPr>
+      <w:r>
+        <w:rPr>
+          <w:rFonts w:ascii="Arial Narrow" w:eastAsia="Arial Narrow" w:hAnsi="Arial Narrow" w:cs="Arial Narrow"/>
+          <w:sz w:val="16"/>
+          <w:szCs w:val="16"/>
+        </w:rPr>
+        <w:t xml:space="preserve">Se entiende por idoneidad la correspondencia entre lo que un consumidor espera y lo que efectivamente recibe, en función a lo que se le hubiera ofrecido, la publicidad e información transmitida, las condiciones y circunstancias de la transacción, las características y naturaleza del producto o servicio, el precio, entre otros factores, atendiendo a las circunstancias del caso. </w:t>
+      </w:r>
+    </w:p>
+    <w:p>
+      <w:pPr>
+        <w:pStyle w:val="Textonotapie"/>
+        <w:ind w:left="567" w:right="-1"/>
+        <w:jc w:val="both"/>
+        <w:rPr>
+          <w:rFonts w:ascii="Arial Narrow" w:eastAsia="Arial Narrow" w:hAnsi="Arial Narrow" w:cs="Arial Narrow"/>
+          <w:sz w:val="16"/>
+          <w:szCs w:val="16"/>
+        </w:rPr>
+      </w:pPr>
+      <w:r>
+        <w:rPr>
+          <w:rFonts w:ascii="Arial Narrow" w:eastAsia="Arial Narrow" w:hAnsi="Arial Narrow" w:cs="Arial Narrow"/>
+          <w:sz w:val="16"/>
+          <w:szCs w:val="16"/>
+        </w:rPr>
+        <w:t xml:space="preserve">La idoneidad es evaluada en función a la propia naturaleza del producto o servicio y a su aptitud para satisfacer la finalidad para la cual ha sido puesto en el mercado. Las autorizaciones por parte de los organismos del Estado para la fabricación de un producto o la prestación de un servicio, en los casos que sea necesario, no eximen de responsabilidad al proveedor frente al consumidor. </w:t>
+      </w:r>
+    </w:p>
+    <w:p>
+      <w:pPr>
+        <w:pStyle w:val="Textonotapie"/>
+        <w:ind w:left="567" w:right="-1"/>
+        <w:jc w:val="both"/>
+        <w:rPr>
+          <w:rFonts w:ascii="Arial Narrow" w:eastAsia="Arial Narrow" w:hAnsi="Arial Narrow" w:cs="Arial Narrow"/>
+          <w:sz w:val="16"/>
+          <w:szCs w:val="16"/>
+        </w:rPr>
+      </w:pPr>
+      <w:r>
+        <w:rPr>
+          <w:rFonts w:ascii="Arial Narrow" w:eastAsia="Arial Narrow" w:hAnsi="Arial Narrow" w:cs="Arial Narrow"/>
+          <w:b/>
+          <w:bCs/>
+          <w:sz w:val="16"/>
+          <w:szCs w:val="16"/>
+        </w:rPr>
+        <w:t xml:space="preserve">Artículo 19.- Obligación de los proveedores </w:t>
+      </w:r>
+    </w:p>
+    <w:p>
+      <w:pPr>
+        <w:pStyle w:val="Textonotapie"/>
+        <w:ind w:left="567" w:right="-1"/>
+        <w:jc w:val="both"/>
+        <w:rPr>
+          <w:rFonts w:ascii="Arial Narrow" w:eastAsia="Arial Narrow" w:hAnsi="Arial Narrow" w:cs="Arial Narrow"/>
+          <w:sz w:val="16"/>
+          <w:szCs w:val="16"/>
+        </w:rPr>
+      </w:pPr>
+      <w:r>
+        <w:rPr>
+          <w:rFonts w:ascii="Arial Narrow" w:eastAsia="Arial Narrow" w:hAnsi="Arial Narrow" w:cs="Arial Narrow"/>
+          <w:sz w:val="16"/>
+          <w:szCs w:val="16"/>
+        </w:rPr>
+        <w:t>El proveedor responde por la idoneidad y calidad de los productos y servicios ofrecidos; por la autenticidad de las marcas y leyendas que exhiben sus productos o del signo que respalda al prestador del servicio, por la falta de conformidad entre la publicidad comercial de los productos y servicios y estos, así como por el contenido y la vida útil del producto indicado en el envase, en lo que corresponda.</w:t>
+      </w:r>
+    </w:p>
     <w:p>
       <w:pPr>
         <w:pStyle w:val="Textonotapie"/>
@@ -10061,161 +10298,9 @@
           <w:szCs w:val="16"/>
         </w:rPr>
       </w:pPr>
-      <w:r>
-        <w:rPr>
-          <w:rStyle w:val="Refdenotaalpie"/>
-          <w:rFonts w:ascii="Arial Narrow" w:eastAsia="Arial Narrow" w:hAnsi="Arial Narrow" w:cs="Arial Narrow"/>
-          <w:sz w:val="16"/>
-          <w:szCs w:val="16"/>
-          <w:vertAlign w:val="superscript"/>
-        </w:rPr>
-        <w:footnoteRef/>
-      </w:r>
-      <w:r>
-        <w:rPr>
-          <w:rFonts w:ascii="Arial Narrow" w:eastAsia="Arial Narrow" w:hAnsi="Arial Narrow" w:cs="Arial Narrow"/>
-          <w:sz w:val="16"/>
-          <w:szCs w:val="16"/>
-        </w:rPr>
-        <w:t xml:space="preserve"> </w:t>
-      </w:r>
-      <w:r>
-        <w:rPr>
-          <w:rFonts w:ascii="Arial Narrow" w:eastAsia="Arial Narrow" w:hAnsi="Arial Narrow" w:cs="Arial Narrow"/>
-          <w:sz w:val="16"/>
-          <w:szCs w:val="16"/>
-        </w:rPr>
-        <w:tab/>
-      </w:r>
-      <w:r>
-        <w:rPr>
-          <w:rFonts w:ascii="Arial Narrow" w:eastAsia="Arial Narrow" w:hAnsi="Arial Narrow" w:cs="Arial Narrow"/>
-          <w:b/>
-          <w:bCs/>
-          <w:sz w:val="16"/>
-          <w:szCs w:val="16"/>
-        </w:rPr>
-        <w:t xml:space="preserve">LEY 29571, CÓDIGO DE PROTECCIÓN Y DEFENSA DEL CONSUMIDOR, publicado el 2 de setiembre de 2010 y modificado por Decreto Legislativo 1308 </w:t>
-      </w:r>
-    </w:p>
-    <w:p>
-      <w:pPr>
-        <w:pStyle w:val="Textonotapie"/>
-        <w:ind w:left="567" w:right="-1"/>
-        <w:jc w:val="both"/>
-        <w:rPr>
-          <w:rFonts w:ascii="Arial Narrow" w:eastAsia="Arial Narrow" w:hAnsi="Arial Narrow" w:cs="Arial Narrow"/>
-          <w:b/>
-          <w:bCs/>
-          <w:sz w:val="16"/>
-          <w:szCs w:val="16"/>
-        </w:rPr>
-      </w:pPr>
-      <w:r>
-        <w:rPr>
-          <w:rFonts w:ascii="Arial Narrow" w:eastAsia="Arial Narrow" w:hAnsi="Arial Narrow" w:cs="Arial Narrow"/>
-          <w:b/>
-          <w:bCs/>
-          <w:sz w:val="16"/>
-          <w:szCs w:val="16"/>
-        </w:rPr>
-        <w:t xml:space="preserve">Artículo 18.- Idoneidad </w:t>
-      </w:r>
-    </w:p>
-    <w:p>
-      <w:pPr>
-        <w:pStyle w:val="Textonotapie"/>
-        <w:ind w:left="567" w:right="-1"/>
-        <w:jc w:val="both"/>
-        <w:rPr>
-          <w:rFonts w:ascii="Arial Narrow" w:eastAsia="Arial Narrow" w:hAnsi="Arial Narrow" w:cs="Arial Narrow"/>
-          <w:sz w:val="16"/>
-          <w:szCs w:val="16"/>
-        </w:rPr>
-      </w:pPr>
-      <w:r>
-        <w:rPr>
-          <w:rFonts w:ascii="Arial Narrow" w:eastAsia="Arial Narrow" w:hAnsi="Arial Narrow" w:cs="Arial Narrow"/>
-          <w:sz w:val="16"/>
-          <w:szCs w:val="16"/>
-        </w:rPr>
-        <w:t xml:space="preserve">Se entiende por idoneidad la correspondencia entre lo que un consumidor espera y lo que efectivamente recibe, en función a lo que se le hubiera ofrecido, la publicidad e información transmitida, las condiciones y circunstancias de la transacción, las características y naturaleza del producto o servicio, el precio, entre otros factores, atendiendo a las circunstancias del caso. </w:t>
-      </w:r>
-    </w:p>
-    <w:p>
-      <w:pPr>
-        <w:pStyle w:val="Textonotapie"/>
-        <w:ind w:left="567" w:right="-1"/>
-        <w:jc w:val="both"/>
-        <w:rPr>
-          <w:rFonts w:ascii="Arial Narrow" w:eastAsia="Arial Narrow" w:hAnsi="Arial Narrow" w:cs="Arial Narrow"/>
-          <w:sz w:val="16"/>
-          <w:szCs w:val="16"/>
-        </w:rPr>
-      </w:pPr>
-      <w:r>
-        <w:rPr>
-          <w:rFonts w:ascii="Arial Narrow" w:eastAsia="Arial Narrow" w:hAnsi="Arial Narrow" w:cs="Arial Narrow"/>
-          <w:sz w:val="16"/>
-          <w:szCs w:val="16"/>
-        </w:rPr>
-        <w:t xml:space="preserve">La idoneidad es evaluada en función a la propia naturaleza del producto o servicio y a su aptitud para satisfacer la finalidad para la cual ha sido puesto en el mercado. Las autorizaciones por parte de los organismos del Estado para la fabricación de un producto o la prestación de un servicio, en los casos que sea necesario, no eximen de responsabilidad al proveedor frente al consumidor. </w:t>
-      </w:r>
-    </w:p>
-    <w:p>
-      <w:pPr>
-        <w:pStyle w:val="Textonotapie"/>
-        <w:ind w:left="567" w:right="-1"/>
-        <w:jc w:val="both"/>
-        <w:rPr>
-          <w:rFonts w:ascii="Arial Narrow" w:eastAsia="Arial Narrow" w:hAnsi="Arial Narrow" w:cs="Arial Narrow"/>
-          <w:sz w:val="16"/>
-          <w:szCs w:val="16"/>
-        </w:rPr>
-      </w:pPr>
-    </w:p>
-    <w:p>
-      <w:pPr>
-        <w:pStyle w:val="Textonotapie"/>
-        <w:ind w:left="567" w:right="-1"/>
-        <w:jc w:val="both"/>
-        <w:rPr>
-          <w:rFonts w:ascii="Arial Narrow" w:eastAsia="Arial Narrow" w:hAnsi="Arial Narrow" w:cs="Arial Narrow"/>
-          <w:sz w:val="16"/>
-          <w:szCs w:val="16"/>
-        </w:rPr>
-      </w:pPr>
-      <w:r>
-        <w:rPr>
-          <w:rFonts w:ascii="Arial Narrow" w:eastAsia="Arial Narrow" w:hAnsi="Arial Narrow" w:cs="Arial Narrow"/>
-          <w:b/>
-          <w:bCs/>
-          <w:sz w:val="16"/>
-          <w:szCs w:val="16"/>
-        </w:rPr>
-        <w:t xml:space="preserve">Artículo 19.- Obligación de los proveedores </w:t>
-      </w:r>
-    </w:p>
-    <w:p>
-      <w:pPr>
-        <w:pStyle w:val="Textonotapie"/>
-        <w:ind w:left="567" w:right="-1"/>
-        <w:jc w:val="both"/>
-        <w:rPr>
-          <w:rFonts w:ascii="Arial Narrow" w:eastAsia="Arial Narrow" w:hAnsi="Arial Narrow" w:cs="Arial Narrow"/>
-          <w:sz w:val="16"/>
-          <w:szCs w:val="16"/>
-        </w:rPr>
-      </w:pPr>
-      <w:r>
-        <w:rPr>
-          <w:rFonts w:ascii="Arial Narrow" w:eastAsia="Arial Narrow" w:hAnsi="Arial Narrow" w:cs="Arial Narrow"/>
-          <w:sz w:val="16"/>
-          <w:szCs w:val="16"/>
-        </w:rPr>
-        <w:t>El proveedor responde por la idoneidad y calidad de los productos y servicios ofrecidos; por la autenticidad de las marcas y leyendas que exhiben sus productos o del signo que respalda al prestador del servicio, por la falta de conformidad entre la publicidad comercial de los productos y servicios y estos, así como por el contenido y la vida útil del producto indicado en el envase, en lo que corresponda.</w:t>
-      </w:r>
-    </w:p>
+    </w:p>
+  </w:footnote>
+  <w:footnote w:id="4">
     <w:p>
       <w:pPr>
         <w:pStyle w:val="Textonotapie"/>
@@ -10232,9 +10317,132 @@
           <w:szCs w:val="16"/>
         </w:rPr>
       </w:pPr>
-    </w:p>
-  </w:footnote>
-  <w:footnote w:id="4">
+      <w:r>
+        <w:rPr>
+          <w:rStyle w:val="Refdenotaalpie"/>
+          <w:rFonts w:ascii="Arial Narrow" w:eastAsia="Arial Narrow" w:hAnsi="Arial Narrow" w:cs="Arial Narrow"/>
+          <w:sz w:val="16"/>
+          <w:szCs w:val="16"/>
+          <w:vertAlign w:val="superscript"/>
+        </w:rPr>
+        <w:footnoteRef/>
+      </w:r>
+      <w:r>
+        <w:rPr>
+          <w:rFonts w:ascii="Arial Narrow" w:eastAsia="Arial Narrow" w:hAnsi="Arial Narrow" w:cs="Arial Narrow"/>
+          <w:sz w:val="16"/>
+          <w:szCs w:val="16"/>
+        </w:rPr>
+        <w:tab/>
+        <w:t xml:space="preserve"/>
+      </w:r>
+      <w:r>
+        <w:rPr>
+          <w:rFonts w:ascii="Arial Narrow" w:eastAsia="Arial Narrow" w:hAnsi="Arial Narrow" w:cs="Arial Narrow"/>
+          <w:sz w:val="16"/>
+          <w:szCs w:val="16"/>
+        </w:rPr>
+        <w:tab/>
+      </w:r>
+      <w:r>
+        <w:rPr>
+          <w:rFonts w:ascii="Arial Narrow" w:eastAsia="Arial Narrow" w:hAnsi="Arial Narrow" w:cs="Arial Narrow"/>
+          <w:b/>
+          <w:bCs/>
+          <w:sz w:val="16"/>
+          <w:szCs w:val="16"/>
+        </w:rPr>
+        <w:t xml:space="preserve">LEY </w:t>
+      </w:r>
+      <w:proofErr w:type="spellStart"/>
+      <w:r>
+        <w:rPr>
+          <w:rFonts w:ascii="Arial Narrow" w:eastAsia="Arial Narrow" w:hAnsi="Arial Narrow" w:cs="Arial Narrow"/>
+          <w:b/>
+          <w:bCs/>
+          <w:sz w:val="16"/>
+          <w:szCs w:val="16"/>
+        </w:rPr>
+        <w:t/>
+      </w:r>
+      <w:proofErr w:type="spellEnd"/>
+      <w:r>
+        <w:rPr>
+          <w:rFonts w:ascii="Arial Narrow" w:eastAsia="Arial Narrow" w:hAnsi="Arial Narrow" w:cs="Arial Narrow"/>
+          <w:b/>
+          <w:bCs/>
+          <w:sz w:val="16"/>
+          <w:szCs w:val="16"/>
+        </w:rPr>
+        <w:t xml:space="preserve">29571, CÓDIGO DE PROTECCIÓN Y DEFENSA DEL CONSUMIDOR, publicado el 2 de setiembre de 2010 y modificado por Decreto Legislativo </w:t>
+      </w:r>
+      <w:proofErr w:type="spellStart"/>
+      <w:r>
+        <w:rPr>
+          <w:rFonts w:ascii="Arial Narrow" w:eastAsia="Arial Narrow" w:hAnsi="Arial Narrow" w:cs="Arial Narrow"/>
+          <w:b/>
+          <w:bCs/>
+          <w:sz w:val="16"/>
+          <w:szCs w:val="16"/>
+        </w:rPr>
+        <w:t/>
+      </w:r>
+      <w:proofErr w:type="spellEnd"/>
+      <w:r>
+        <w:rPr>
+          <w:rFonts w:ascii="Arial Narrow" w:eastAsia="Arial Narrow" w:hAnsi="Arial Narrow" w:cs="Arial Narrow"/>
+          <w:b/>
+          <w:bCs/>
+          <w:sz w:val="16"/>
+          <w:szCs w:val="16"/>
+        </w:rPr>
+        <w:t xml:space="preserve">1308 </w:t>
+      </w:r>
+    </w:p>
+    <w:p>
+      <w:pPr>
+        <w:pStyle w:val="Textonotapie"/>
+        <w:ind w:left="567" w:right="-1"/>
+        <w:jc w:val="both"/>
+        <w:rPr>
+          <w:rFonts w:ascii="Arial Narrow" w:eastAsia="Arial Narrow" w:hAnsi="Arial Narrow" w:cs="Arial Narrow"/>
+          <w:b/>
+          <w:bCs/>
+          <w:sz w:val="16"/>
+          <w:szCs w:val="16"/>
+        </w:rPr>
+      </w:pPr>
+      <w:r>
+        <w:rPr>
+          <w:rFonts w:ascii="Arial Narrow" w:eastAsia="Arial Narrow" w:hAnsi="Arial Narrow" w:cs="Arial Narrow"/>
+          <w:b/>
+          <w:bCs/>
+          <w:sz w:val="16"/>
+          <w:szCs w:val="16"/>
+        </w:rPr>
+        <w:t>Artículo 88.- Reclamo de productos o servicios financieros y de seguros</w:t>
+      </w:r>
+    </w:p>
+    <w:p>
+      <w:pPr>
+        <w:pStyle w:val="Textonotapie"/>
+        <w:ind w:left="567" w:right="-1"/>
+        <w:jc w:val="both"/>
+        <w:rPr>
+          <w:rFonts w:ascii="Arial Narrow" w:eastAsia="Arial Narrow" w:hAnsi="Arial Narrow" w:cs="Arial Narrow"/>
+          <w:sz w:val="16"/>
+          <w:szCs w:val="16"/>
+        </w:rPr>
+      </w:pPr>
+      <w:r>
+        <w:rPr>
+          <w:rFonts w:ascii="Arial Narrow" w:eastAsia="Arial Narrow" w:hAnsi="Arial Narrow" w:cs="Arial Narrow"/>
+          <w:sz w:val="16"/>
+          <w:szCs w:val="16"/>
+        </w:rPr>
+        <w:t xml:space="preserve">88.1 Las entidades del sistema financiero y de seguros, en todas sus oficinas en la República, deben resolver los reclamos en un plazo no mayor de quince días hábiles. Excepcionalmente, la Superintendencia de Banca, Seguros y Administradoras Privadas de Fondos de Pensiones podrá establecer un plazo ampliatorio cuando la naturaleza y complejidad de la operación, producto o servicio materia del reclamo o requerimiento lo justifique, situación que debe ponerse en conocimiento del consumidor antes de la culminación del plazo inicial, sin perjuicio del derecho del consumidor de recurrir directamente ante la Autoridad de Consumo. </w:t>
+      </w:r>
+    </w:p>
     <w:p>
       <w:pPr>
         <w:pStyle w:val="Textonotapie"/>
@@ -10251,131 +10459,9 @@
           <w:szCs w:val="16"/>
         </w:rPr>
       </w:pPr>
-      <w:r>
-        <w:rPr>
-          <w:rStyle w:val="Refdenotaalpie"/>
-          <w:rFonts w:ascii="Arial Narrow" w:eastAsia="Arial Narrow" w:hAnsi="Arial Narrow" w:cs="Arial Narrow"/>
-          <w:sz w:val="16"/>
-          <w:szCs w:val="16"/>
-          <w:vertAlign w:val="superscript"/>
-        </w:rPr>
-        <w:footnoteRef/>
-      </w:r>
-      <w:r>
-        <w:rPr>
-          <w:rFonts w:ascii="Arial Narrow" w:eastAsia="Arial Narrow" w:hAnsi="Arial Narrow" w:cs="Arial Narrow"/>
-          <w:sz w:val="16"/>
-          <w:szCs w:val="16"/>
-        </w:rPr>
-        <w:t xml:space="preserve"> </w:t>
-      </w:r>
-      <w:r>
-        <w:rPr>
-          <w:rFonts w:ascii="Arial Narrow" w:eastAsia="Arial Narrow" w:hAnsi="Arial Narrow" w:cs="Arial Narrow"/>
-          <w:sz w:val="16"/>
-          <w:szCs w:val="16"/>
-        </w:rPr>
-        <w:tab/>
-      </w:r>
-      <w:r>
-        <w:rPr>
-          <w:rFonts w:ascii="Arial Narrow" w:eastAsia="Arial Narrow" w:hAnsi="Arial Narrow" w:cs="Arial Narrow"/>
-          <w:b/>
-          <w:bCs/>
-          <w:sz w:val="16"/>
-          <w:szCs w:val="16"/>
-        </w:rPr>
-        <w:t xml:space="preserve">LEY </w:t>
-      </w:r>
-      <w:proofErr w:type="spellStart"/>
-      <w:r>
-        <w:rPr>
-          <w:rFonts w:ascii="Arial Narrow" w:eastAsia="Arial Narrow" w:hAnsi="Arial Narrow" w:cs="Arial Narrow"/>
-          <w:b/>
-          <w:bCs/>
-          <w:sz w:val="16"/>
-          <w:szCs w:val="16"/>
-        </w:rPr>
-        <w:t/>
-      </w:r>
-      <w:proofErr w:type="spellEnd"/>
-      <w:r>
-        <w:rPr>
-          <w:rFonts w:ascii="Arial Narrow" w:eastAsia="Arial Narrow" w:hAnsi="Arial Narrow" w:cs="Arial Narrow"/>
-          <w:b/>
-          <w:bCs/>
-          <w:sz w:val="16"/>
-          <w:szCs w:val="16"/>
-        </w:rPr>
-        <w:t xml:space="preserve"> 29571, CÓDIGO DE PROTECCIÓN Y DEFENSA DEL CONSUMIDOR, publicado el 2 de setiembre de 2010 y modificado por Decreto Legislativo </w:t>
-      </w:r>
-      <w:proofErr w:type="spellStart"/>
-      <w:r>
-        <w:rPr>
-          <w:rFonts w:ascii="Arial Narrow" w:eastAsia="Arial Narrow" w:hAnsi="Arial Narrow" w:cs="Arial Narrow"/>
-          <w:b/>
-          <w:bCs/>
-          <w:sz w:val="16"/>
-          <w:szCs w:val="16"/>
-        </w:rPr>
-        <w:t/>
-      </w:r>
-      <w:proofErr w:type="spellEnd"/>
-      <w:r>
-        <w:rPr>
-          <w:rFonts w:ascii="Arial Narrow" w:eastAsia="Arial Narrow" w:hAnsi="Arial Narrow" w:cs="Arial Narrow"/>
-          <w:b/>
-          <w:bCs/>
-          <w:sz w:val="16"/>
-          <w:szCs w:val="16"/>
-        </w:rPr>
-        <w:t xml:space="preserve"> 1308 </w:t>
-      </w:r>
-    </w:p>
-    <w:p>
-      <w:pPr>
-        <w:pStyle w:val="Textonotapie"/>
-        <w:ind w:left="567" w:right="-1"/>
-        <w:jc w:val="both"/>
-        <w:rPr>
-          <w:rFonts w:ascii="Arial Narrow" w:eastAsia="Arial Narrow" w:hAnsi="Arial Narrow" w:cs="Arial Narrow"/>
-          <w:b/>
-          <w:bCs/>
-          <w:sz w:val="16"/>
-          <w:szCs w:val="16"/>
-        </w:rPr>
-      </w:pPr>
-      <w:r>
-        <w:rPr>
-          <w:rFonts w:ascii="Arial Narrow" w:eastAsia="Arial Narrow" w:hAnsi="Arial Narrow" w:cs="Arial Narrow"/>
-          <w:b/>
-          <w:bCs/>
-          <w:sz w:val="16"/>
-          <w:szCs w:val="16"/>
-        </w:rPr>
-        <w:t>Artículo 88.- Reclamo de productos o servicios financieros y de seguros</w:t>
-      </w:r>
-    </w:p>
-    <w:p>
-      <w:pPr>
-        <w:pStyle w:val="Textonotapie"/>
-        <w:ind w:left="567" w:right="-1"/>
-        <w:jc w:val="both"/>
-        <w:rPr>
-          <w:rFonts w:ascii="Arial Narrow" w:eastAsia="Arial Narrow" w:hAnsi="Arial Narrow" w:cs="Arial Narrow"/>
-          <w:sz w:val="16"/>
-          <w:szCs w:val="16"/>
-        </w:rPr>
-      </w:pPr>
-      <w:r>
-        <w:rPr>
-          <w:rFonts w:ascii="Arial Narrow" w:eastAsia="Arial Narrow" w:hAnsi="Arial Narrow" w:cs="Arial Narrow"/>
-          <w:sz w:val="16"/>
-          <w:szCs w:val="16"/>
-        </w:rPr>
-        <w:t xml:space="preserve">88.1 Las entidades del sistema financiero y de seguros, en todas sus oficinas en la República, deben resolver los reclamos en un plazo no mayor de quince días hábiles. Excepcionalmente, la Superintendencia de Banca, Seguros y Administradoras Privadas de Fondos de Pensiones podrá establecer un plazo ampliatorio cuando la naturaleza y complejidad de la operación, producto o servicio materia del reclamo o requerimiento lo justifique, situación que debe ponerse en conocimiento del consumidor antes de la culminación del plazo inicial, sin perjuicio del derecho del consumidor de recurrir directamente ante la Autoridad de Consumo. </w:t>
-      </w:r>
-    </w:p>
+    </w:p>
+  </w:footnote>
+  <w:footnote w:id="5">
     <w:p>
       <w:pPr>
         <w:pStyle w:val="Textonotapie"/>
@@ -10386,15 +10472,74 @@
         <w:jc w:val="both"/>
         <w:rPr>
           <w:rFonts w:ascii="Arial Narrow" w:eastAsia="Arial Narrow" w:hAnsi="Arial Narrow" w:cs="Arial Narrow"/>
+          <w:sz w:val="16"/>
+          <w:szCs w:val="16"/>
+        </w:rPr>
+      </w:pPr>
+      <w:r>
+        <w:rPr>
+          <w:rStyle w:val="Refdenotaalpie"/>
+          <w:rFonts w:ascii="Arial Narrow" w:eastAsia="Arial Narrow" w:hAnsi="Arial Narrow" w:cs="Arial Narrow"/>
+          <w:sz w:val="16"/>
+          <w:szCs w:val="16"/>
+          <w:vertAlign w:val="superscript"/>
+        </w:rPr>
+        <w:footnoteRef/>
+      </w:r>
+      <w:r>
+        <w:rPr>
+          <w:rFonts w:ascii="Arial Narrow" w:eastAsia="Arial Narrow" w:hAnsi="Arial Narrow" w:cs="Arial Narrow"/>
+          <w:sz w:val="16"/>
+          <w:szCs w:val="16"/>
+        </w:rPr>
+        <w:tab/>
+        <w:t xml:space="preserve"/>
+      </w:r>
+      <w:r>
+        <w:rPr>
+          <w:rFonts w:ascii="Arial Narrow" w:eastAsia="Arial Narrow" w:hAnsi="Arial Narrow" w:cs="Arial Narrow"/>
+          <w:sz w:val="16"/>
+          <w:szCs w:val="16"/>
+        </w:rPr>
+        <w:tab/>
+      </w:r>
+      <w:r>
+        <w:rPr>
+          <w:rFonts w:ascii="Arial Narrow" w:eastAsia="Arial Narrow" w:hAnsi="Arial Narrow" w:cs="Arial Narrow"/>
           <w:b/>
           <w:bCs/>
           <w:sz w:val="16"/>
           <w:szCs w:val="16"/>
         </w:rPr>
-      </w:pPr>
-    </w:p>
-  </w:footnote>
-  <w:footnote w:id="5">
+        <w:t>LEY SOBRE FACULTADES, NORMAS Y ORGANIZACIÓN DEL INDECOPI, APROBADA POR DECRETO LEGISLATIVO 807 Artículo 24.-</w:t>
+      </w:r>
+      <w:r>
+        <w:rPr>
+          <w:rFonts w:ascii="Arial Narrow" w:eastAsia="Arial Narrow" w:hAnsi="Arial Narrow" w:cs="Arial Narrow"/>
+          <w:sz w:val="16"/>
+          <w:szCs w:val="16"/>
+        </w:rPr>
+        <w:t xml:space="preserve"> El </w:t>
+      </w:r>
+      <w:proofErr w:type="gramStart"/>
+      <w:r>
+        <w:rPr>
+          <w:rFonts w:ascii="Arial Narrow" w:eastAsia="Arial Narrow" w:hAnsi="Arial Narrow" w:cs="Arial Narrow"/>
+          <w:sz w:val="16"/>
+          <w:szCs w:val="16"/>
+        </w:rPr>
+        <w:t>Secretario Técnico</w:t>
+      </w:r>
+      <w:proofErr w:type="gramEnd"/>
+      <w:r>
+        <w:rPr>
+          <w:rFonts w:ascii="Arial Narrow" w:eastAsia="Arial Narrow" w:hAnsi="Arial Narrow" w:cs="Arial Narrow"/>
+          <w:sz w:val="16"/>
+          <w:szCs w:val="16"/>
+        </w:rPr>
+        <w:t xml:space="preserve"> se encargará de la tramitación del procedimiento. Para ello, cuenta con las siguientes facultades:</w:t>
+      </w:r>
+    </w:p>
     <w:p>
       <w:pPr>
         <w:pStyle w:val="Textonotapie"/>
@@ -10411,65 +10556,12 @@
       </w:pPr>
       <w:r>
         <w:rPr>
-          <w:rStyle w:val="Refdenotaalpie"/>
-          <w:rFonts w:ascii="Arial Narrow" w:eastAsia="Arial Narrow" w:hAnsi="Arial Narrow" w:cs="Arial Narrow"/>
-          <w:sz w:val="16"/>
-          <w:szCs w:val="16"/>
-          <w:vertAlign w:val="superscript"/>
-        </w:rPr>
-        <w:footnoteRef/>
-      </w:r>
-      <w:r>
-        <w:rPr>
-          <w:rFonts w:ascii="Arial Narrow" w:eastAsia="Arial Narrow" w:hAnsi="Arial Narrow" w:cs="Arial Narrow"/>
-          <w:sz w:val="16"/>
-          <w:szCs w:val="16"/>
-        </w:rPr>
-        <w:t xml:space="preserve"> </w:t>
-      </w:r>
-      <w:r>
-        <w:rPr>
           <w:rFonts w:ascii="Arial Narrow" w:eastAsia="Arial Narrow" w:hAnsi="Arial Narrow" w:cs="Arial Narrow"/>
           <w:sz w:val="16"/>
           <w:szCs w:val="16"/>
         </w:rPr>
         <w:tab/>
-      </w:r>
-      <w:r>
-        <w:rPr>
-          <w:rFonts w:ascii="Arial Narrow" w:eastAsia="Arial Narrow" w:hAnsi="Arial Narrow" w:cs="Arial Narrow"/>
-          <w:b/>
-          <w:bCs/>
-          <w:sz w:val="16"/>
-          <w:szCs w:val="16"/>
-        </w:rPr>
-        <w:t>LEY SOBRE FACULTADES, NORMAS Y ORGANIZACIÓN DEL INDECOPI, APROBADA POR DECRETO LEGISLATIVO 807 Artículo 24.-</w:t>
-      </w:r>
-      <w:r>
-        <w:rPr>
-          <w:rFonts w:ascii="Arial Narrow" w:eastAsia="Arial Narrow" w:hAnsi="Arial Narrow" w:cs="Arial Narrow"/>
-          <w:sz w:val="16"/>
-          <w:szCs w:val="16"/>
-        </w:rPr>
-        <w:t xml:space="preserve"> El </w:t>
-      </w:r>
-      <w:proofErr w:type="gramStart"/>
-      <w:r>
-        <w:rPr>
-          <w:rFonts w:ascii="Arial Narrow" w:eastAsia="Arial Narrow" w:hAnsi="Arial Narrow" w:cs="Arial Narrow"/>
-          <w:sz w:val="16"/>
-          <w:szCs w:val="16"/>
-        </w:rPr>
-        <w:t>Secretario Técnico</w:t>
-      </w:r>
-      <w:proofErr w:type="gramEnd"/>
-      <w:r>
-        <w:rPr>
-          <w:rFonts w:ascii="Arial Narrow" w:eastAsia="Arial Narrow" w:hAnsi="Arial Narrow" w:cs="Arial Narrow"/>
-          <w:sz w:val="16"/>
-          <w:szCs w:val="16"/>
-        </w:rPr>
-        <w:t xml:space="preserve"> se encargará de la tramitación del procedimiento. Para ello, cuenta con las siguientes facultades:</w:t>
+        <w:t xml:space="preserve">(...) </w:t>
       </w:r>
     </w:p>
     <w:p>
@@ -10493,7 +10585,7 @@
           <w:szCs w:val="16"/>
         </w:rPr>
         <w:tab/>
-        <w:t xml:space="preserve">(...) </w:t>
+        <w:t xml:space="preserve">c) Admitir denuncias a trámite, en aquellos casos en que la Comisión le haya delegado esta facultad. </w:t>
       </w:r>
     </w:p>
     <w:p>
@@ -10517,7 +10609,7 @@
           <w:szCs w:val="16"/>
         </w:rPr>
         <w:tab/>
-        <w:t xml:space="preserve">c) Admitir denuncias a trámite, en aquellos casos en que la Comisión le haya delegado esta facultad. </w:t>
+        <w:t>(...).</w:t>
       </w:r>
     </w:p>
     <w:p>
@@ -10534,6 +10626,33 @@
           <w:szCs w:val="16"/>
         </w:rPr>
       </w:pPr>
+    </w:p>
+  </w:footnote>
+  <w:footnote w:id="6">
+    <w:p>
+      <w:pPr>
+        <w:pStyle w:val="Textonotapie"/>
+        <w:tabs>
+          <w:tab w:val="left" w:pos="567"/>
+        </w:tabs>
+        <w:ind w:left="567" w:hanging="567"/>
+        <w:jc w:val="both"/>
+        <w:rPr>
+          <w:rFonts w:ascii="Arial Narrow" w:eastAsia="Arial Narrow" w:hAnsi="Arial Narrow" w:cs="Arial Narrow"/>
+          <w:sz w:val="16"/>
+          <w:szCs w:val="16"/>
+        </w:rPr>
+      </w:pPr>
+      <w:r>
+        <w:rPr>
+          <w:rStyle w:val="Refdenotaalpie"/>
+          <w:rFonts w:ascii="Arial Narrow" w:eastAsia="Arial Narrow" w:hAnsi="Arial Narrow" w:cs="Arial Narrow"/>
+          <w:sz w:val="16"/>
+          <w:szCs w:val="16"/>
+          <w:vertAlign w:val="superscript"/>
+        </w:rPr>
+        <w:footnoteRef/>
+      </w:r>
       <w:r>
         <w:rPr>
           <w:rFonts w:ascii="Arial Narrow" w:eastAsia="Arial Narrow" w:hAnsi="Arial Narrow" w:cs="Arial Narrow"/>
@@ -10541,9 +10660,697 @@
           <w:szCs w:val="16"/>
         </w:rPr>
         <w:tab/>
-        <w:t>(...).</w:t>
-      </w:r>
-    </w:p>
+        <w:t xml:space="preserve"/>
+      </w:r>
+      <w:r>
+        <w:rPr>
+          <w:rFonts w:ascii="Arial Narrow" w:eastAsia="Arial Narrow" w:hAnsi="Arial Narrow" w:cs="Arial Narrow"/>
+          <w:sz w:val="16"/>
+          <w:szCs w:val="16"/>
+        </w:rPr>
+        <w:tab/>
+        <w:t xml:space="preserve">El número de trabajadores se atenderá siempre que la empresa haya sido constituida antes de la vigencia de la Ley </w:t>
+      </w:r>
+      <w:proofErr w:type="spellStart"/>
+      <w:r>
+        <w:rPr>
+          <w:rFonts w:ascii="Arial Narrow" w:eastAsia="Arial Narrow" w:hAnsi="Arial Narrow" w:cs="Arial Narrow"/>
+          <w:sz w:val="16"/>
+          <w:szCs w:val="16"/>
+        </w:rPr>
+        <w:t/>
+      </w:r>
+      <w:proofErr w:type="spellEnd"/>
+      <w:r>
+        <w:rPr>
+          <w:rFonts w:ascii="Arial Narrow" w:eastAsia="Arial Narrow" w:hAnsi="Arial Narrow" w:cs="Arial Narrow"/>
+          <w:sz w:val="16"/>
+          <w:szCs w:val="16"/>
+        </w:rPr>
+        <w:t xml:space="preserve">30056, publicada el 2 de julio de 2013, que modificó el artículo 5 del Texto Único Ordenado de la Ley de Promoción de la Competitividad, Formalización y Desarrollo de la Micro y Pequeña Empresa y de Acceso al Empleo Decente (LEY MYPE). Ello, en la medida que la Tercera Disposición Complementaria Transitoria de la norma modificatoria precisa que las empresas constituidas antes de la </w:t>
+      </w:r>
+      <w:proofErr w:type="gramStart"/>
+      <w:r>
+        <w:rPr>
+          <w:rFonts w:ascii="Arial Narrow" w:eastAsia="Arial Narrow" w:hAnsi="Arial Narrow" w:cs="Arial Narrow"/>
+          <w:sz w:val="16"/>
+          <w:szCs w:val="16"/>
+        </w:rPr>
+        <w:t>entrada en vigencia</w:t>
+      </w:r>
+      <w:proofErr w:type="gramEnd"/>
+      <w:r>
+        <w:rPr>
+          <w:rFonts w:ascii="Arial Narrow" w:eastAsia="Arial Narrow" w:hAnsi="Arial Narrow" w:cs="Arial Narrow"/>
+          <w:sz w:val="16"/>
+          <w:szCs w:val="16"/>
+        </w:rPr>
+        <w:t xml:space="preserve"> de dicha Ley se rigen por los requisitos de acogimiento al régimen de las micro y pequeñas empresas regulados en el Decreto Legislativo 1086.</w:t>
+      </w:r>
+    </w:p>
+    <w:p>
+      <w:pPr>
+        <w:pStyle w:val="Textonotapie"/>
+        <w:ind w:left="567" w:hanging="567"/>
+        <w:jc w:val="both"/>
+        <w:rPr>
+          <w:rFonts w:ascii="Arial Narrow" w:eastAsia="Arial Narrow" w:hAnsi="Arial Narrow" w:cs="Arial Narrow"/>
+          <w:sz w:val="16"/>
+          <w:szCs w:val="16"/>
+        </w:rPr>
+      </w:pPr>
+    </w:p>
+  </w:footnote>
+  <w:footnote w:id="7">
+    <w:p>
+      <w:pPr>
+        <w:pStyle w:val="Textonotapie"/>
+        <w:tabs>
+          <w:tab w:val="left" w:pos="567"/>
+        </w:tabs>
+        <w:ind w:left="567" w:hanging="567"/>
+        <w:jc w:val="both"/>
+        <w:rPr>
+          <w:rFonts w:ascii="Arial Narrow" w:eastAsia="Arial Narrow" w:hAnsi="Arial Narrow" w:cs="Arial Narrow"/>
+          <w:sz w:val="16"/>
+          <w:szCs w:val="16"/>
+        </w:rPr>
+      </w:pPr>
+      <w:r>
+        <w:rPr>
+          <w:rStyle w:val="Refdenotaalpie"/>
+          <w:rFonts w:ascii="Arial Narrow" w:eastAsia="Arial Narrow" w:hAnsi="Arial Narrow" w:cs="Arial Narrow"/>
+          <w:sz w:val="16"/>
+          <w:szCs w:val="16"/>
+          <w:vertAlign w:val="superscript"/>
+        </w:rPr>
+        <w:footnoteRef/>
+      </w:r>
+      <w:r>
+        <w:rPr>
+          <w:rFonts w:ascii="Arial Narrow" w:eastAsia="Arial Narrow" w:hAnsi="Arial Narrow" w:cs="Arial Narrow"/>
+          <w:sz w:val="16"/>
+          <w:szCs w:val="16"/>
+        </w:rPr>
+        <w:tab/>
+        <w:t xml:space="preserve"/>
+      </w:r>
+      <w:r>
+        <w:rPr>
+          <w:rFonts w:ascii="Arial Narrow" w:eastAsia="Arial Narrow" w:hAnsi="Arial Narrow" w:cs="Arial Narrow"/>
+          <w:sz w:val="16"/>
+          <w:szCs w:val="16"/>
+        </w:rPr>
+        <w:tab/>
+      </w:r>
+      <w:r>
+        <w:rPr>
+          <w:rFonts w:ascii="Arial Narrow" w:eastAsia="Arial Narrow" w:hAnsi="Arial Narrow" w:cs="Arial Narrow"/>
+          <w:b/>
+          <w:sz w:val="16"/>
+          <w:szCs w:val="16"/>
+        </w:rPr>
+        <w:t>LEY 29571, CÓDIGO DE PROTECCIÓN Y DEFENSA DEL CONSUMIDOR</w:t>
+      </w:r>
+      <w:r>
+        <w:rPr>
+          <w:rFonts w:ascii="Arial Narrow" w:eastAsia="Arial Narrow" w:hAnsi="Arial Narrow" w:cs="Arial Narrow"/>
+          <w:b/>
+          <w:bCs/>
+          <w:sz w:val="16"/>
+          <w:szCs w:val="16"/>
+        </w:rPr>
+        <w:t xml:space="preserve">, </w:t>
+      </w:r>
+      <w:r>
+        <w:rPr>
+          <w:rFonts w:ascii="Arial Narrow" w:eastAsia="Arial Narrow" w:hAnsi="Arial Narrow" w:cs="Arial Narrow"/>
+          <w:b/>
+          <w:sz w:val="16"/>
+          <w:szCs w:val="16"/>
+        </w:rPr>
+        <w:t>publicado el 2 de setiembre de 2010 y modificado por Decreto Legislativo 1308</w:t>
+      </w:r>
+    </w:p>
+    <w:p>
+      <w:pPr>
+        <w:pStyle w:val="Textonotapie"/>
+        <w:ind w:left="567" w:hanging="567"/>
+        <w:jc w:val="both"/>
+        <w:rPr>
+          <w:rFonts w:ascii="Arial Narrow" w:eastAsia="Arial Narrow" w:hAnsi="Arial Narrow" w:cs="Arial Narrow"/>
+          <w:b/>
+          <w:bCs/>
+          <w:sz w:val="16"/>
+          <w:szCs w:val="16"/>
+        </w:rPr>
+      </w:pPr>
+      <w:r>
+        <w:rPr>
+          <w:rFonts w:ascii="Arial Narrow" w:eastAsia="Arial Narrow" w:hAnsi="Arial Narrow" w:cs="Arial Narrow"/>
+          <w:sz w:val="16"/>
+          <w:szCs w:val="16"/>
+        </w:rPr>
+        <w:tab/>
+      </w:r>
+      <w:r>
+        <w:rPr>
+          <w:rFonts w:ascii="Arial Narrow" w:eastAsia="Arial Narrow" w:hAnsi="Arial Narrow" w:cs="Arial Narrow"/>
+          <w:b/>
+          <w:bCs/>
+          <w:sz w:val="16"/>
+          <w:szCs w:val="16"/>
+        </w:rPr>
+        <w:t>Artículo 110.- Sanciones Administrativas</w:t>
+      </w:r>
+    </w:p>
+    <w:p>
+      <w:pPr>
+        <w:autoSpaceDE w:val="0"/>
+        <w:autoSpaceDN w:val="0"/>
+        <w:adjustRightInd w:val="0"/>
+        <w:spacing w:after="0" w:line="240" w:lineRule="auto"/>
+        <w:ind w:left="567"/>
+        <w:jc w:val="both"/>
+        <w:rPr>
+          <w:rFonts w:ascii="Arial Narrow" w:eastAsia="Arial Narrow" w:hAnsi="Arial Narrow" w:cs="Arial Narrow"/>
+          <w:sz w:val="16"/>
+          <w:szCs w:val="16"/>
+          <w:lang w:eastAsia="es-PE"/>
+        </w:rPr>
+      </w:pPr>
+      <w:r>
+        <w:rPr>
+          <w:rFonts w:ascii="Arial Narrow" w:eastAsia="Arial Narrow" w:hAnsi="Arial Narrow" w:cs="Arial Narrow"/>
+          <w:sz w:val="16"/>
+          <w:szCs w:val="16"/>
+          <w:lang w:eastAsia="es-PE"/>
+        </w:rPr>
+        <w:t>(…)</w:t>
+      </w:r>
+    </w:p>
+    <w:p>
+      <w:pPr>
+        <w:autoSpaceDE w:val="0"/>
+        <w:autoSpaceDN w:val="0"/>
+        <w:adjustRightInd w:val="0"/>
+        <w:spacing w:after="0" w:line="240" w:lineRule="auto"/>
+        <w:ind w:left="567"/>
+        <w:jc w:val="both"/>
+        <w:rPr>
+          <w:rFonts w:ascii="Arial Narrow" w:eastAsia="Arial Narrow" w:hAnsi="Arial Narrow" w:cs="Arial Narrow"/>
+          <w:sz w:val="16"/>
+          <w:szCs w:val="16"/>
+          <w:lang w:eastAsia="es-PE"/>
+        </w:rPr>
+      </w:pPr>
+      <w:r>
+        <w:rPr>
+          <w:rFonts w:ascii="Arial Narrow" w:eastAsia="Arial Narrow" w:hAnsi="Arial Narrow" w:cs="Arial Narrow"/>
+          <w:sz w:val="16"/>
+          <w:szCs w:val="16"/>
+          <w:lang w:eastAsia="es-PE"/>
+        </w:rPr>
+        <w:t>En el caso de las microempresas, la multa no puede superar el diez por ciento (10%) de las ventas o ingresos brutos percibidos por el infractor, relativos a todas sus actividades económicas, correspondientes al ejercicio inmediato anterior al de la expedición de la resolución de primera instancia, siempre que se haya acreditado dichos ingresos, no se encuentre en una situación de reincidencia y el caso no verse sobre la vida, salud o integridad de los consumidores. Para el caso de las pequeñas empresas, la multa no puede superar el veinte por ciento (20%) de las ventas o ingresos brutos percibidos por el infractor, conforme a los requisitos señalados anteriormente.</w:t>
+      </w:r>
+    </w:p>
+    <w:p>
+      <w:pPr>
+        <w:autoSpaceDE w:val="0"/>
+        <w:autoSpaceDN w:val="0"/>
+        <w:adjustRightInd w:val="0"/>
+        <w:spacing w:after="0" w:line="240" w:lineRule="auto"/>
+        <w:ind w:left="567"/>
+        <w:jc w:val="both"/>
+        <w:rPr>
+          <w:rFonts w:ascii="Arial Narrow" w:eastAsia="Arial Narrow" w:hAnsi="Arial Narrow" w:cs="Arial Narrow"/>
+          <w:sz w:val="16"/>
+          <w:szCs w:val="16"/>
+          <w:lang w:eastAsia="es-PE"/>
+        </w:rPr>
+      </w:pPr>
+      <w:r>
+        <w:rPr>
+          <w:rFonts w:ascii="Arial Narrow" w:eastAsia="Arial Narrow" w:hAnsi="Arial Narrow" w:cs="Arial Narrow"/>
+          <w:sz w:val="16"/>
+          <w:szCs w:val="16"/>
+          <w:lang w:eastAsia="es-PE"/>
+        </w:rPr>
+        <w:t>(…).</w:t>
+      </w:r>
+    </w:p>
+    <w:p>
+      <w:pPr>
+        <w:pStyle w:val="Textonotapie"/>
+        <w:ind w:left="567" w:hanging="567"/>
+        <w:jc w:val="both"/>
+        <w:rPr>
+          <w:rFonts w:ascii="Arial Narrow" w:eastAsia="Arial Narrow" w:hAnsi="Arial Narrow" w:cs="Arial Narrow"/>
+          <w:sz w:val="16"/>
+          <w:szCs w:val="16"/>
+        </w:rPr>
+      </w:pPr>
+    </w:p>
+  </w:footnote>
+  <w:footnote w:id="8">
+    <w:p>
+      <w:pPr>
+        <w:pStyle w:val="Textonotapie"/>
+        <w:tabs>
+          <w:tab w:val="left" w:pos="567"/>
+        </w:tabs>
+        <w:ind w:left="567" w:hanging="567"/>
+        <w:jc w:val="both"/>
+        <w:rPr>
+          <w:rFonts w:ascii="Arial Narrow" w:eastAsia="Arial Narrow" w:hAnsi="Arial Narrow" w:cs="Arial Narrow"/>
+          <w:sz w:val="16"/>
+          <w:szCs w:val="16"/>
+        </w:rPr>
+      </w:pPr>
+      <w:r>
+        <w:rPr>
+          <w:rStyle w:val="Refdenotaalpie"/>
+          <w:rFonts w:ascii="Arial Narrow" w:eastAsia="Arial Narrow" w:hAnsi="Arial Narrow" w:cs="Arial Narrow"/>
+          <w:sz w:val="16"/>
+          <w:szCs w:val="16"/>
+          <w:vertAlign w:val="superscript"/>
+        </w:rPr>
+        <w:footnoteRef/>
+      </w:r>
+      <w:r>
+        <w:rPr>
+          <w:rFonts w:ascii="Arial Narrow" w:eastAsia="Arial Narrow" w:hAnsi="Arial Narrow" w:cs="Arial Narrow"/>
+          <w:sz w:val="16"/>
+          <w:szCs w:val="16"/>
+        </w:rPr>
+        <w:tab/>
+      </w:r>
+      <w:r>
+        <w:rPr>
+          <w:rFonts w:ascii="Arial Narrow" w:eastAsia="Arial Narrow" w:hAnsi="Arial Narrow" w:cs="Arial Narrow"/>
+          <w:b/>
+          <w:bCs/>
+          <w:sz w:val="16"/>
+          <w:szCs w:val="16"/>
+        </w:rPr>
+        <w:t xml:space="preserve">DECRETO LEGISLATIVO 807, LEY SOBRE FACULTADES, NORMAS Y ORGANIZACIÓN DEL INDECOPI, publicado el 18 de abril de 1996</w:t>
+      </w:r>
+    </w:p>
+    <w:p>
+      <w:pPr>
+        <w:pStyle w:val="Textonotapie"/>
+        <w:ind w:left="567" w:hanging="567"/>
+        <w:jc w:val="both"/>
+        <w:rPr>
+          <w:rFonts w:ascii="Arial Narrow" w:eastAsia="Arial Narrow" w:hAnsi="Arial Narrow" w:cs="Arial Narrow"/>
+          <w:sz w:val="16"/>
+          <w:szCs w:val="16"/>
+        </w:rPr>
+      </w:pPr>
+      <w:r>
+        <w:rPr>
+          <w:rFonts w:ascii="Arial Narrow" w:eastAsia="Arial Narrow" w:hAnsi="Arial Narrow" w:cs="Arial Narrow"/>
+          <w:sz w:val="16"/>
+          <w:szCs w:val="16"/>
+        </w:rPr>
+        <w:tab/>
+      </w:r>
+      <w:r>
+        <w:rPr>
+          <w:rFonts w:ascii="Arial Narrow" w:eastAsia="Arial Narrow" w:hAnsi="Arial Narrow" w:cs="Arial Narrow"/>
+          <w:b/>
+          <w:bCs/>
+          <w:sz w:val="16"/>
+          <w:szCs w:val="16"/>
+        </w:rPr>
+        <w:t xml:space="preserve">Artículo 26.-</w:t>
+      </w:r>
+      <w:r>
+        <w:rPr>
+          <w:rFonts w:ascii="Arial Narrow" w:eastAsia="Arial Narrow" w:hAnsi="Arial Narrow" w:cs="Arial Narrow"/>
+          <w:sz w:val="16"/>
+          <w:szCs w:val="16"/>
+        </w:rPr>
+        <w:t xml:space="preserve"> Una vez admitida a trámite la denuncia, se correrá traslado de la misma al denunciado, a fin de que éste presente su descargo. El plazo para la presentación del descargo será de cinco (5) días contados desde la notificación, vencido el cual, el Secretario Técnico declarará en rebeldía al denunciado que no lo hubiera presentado.</w:t>
+      </w:r>
+    </w:p>
+    <w:p>
+      <w:pPr>
+        <w:pStyle w:val="Textonotapie"/>
+        <w:ind w:left="567" w:hanging="567"/>
+        <w:jc w:val="both"/>
+        <w:rPr>
+          <w:rFonts w:ascii="Arial Narrow" w:eastAsia="Arial Narrow" w:hAnsi="Arial Narrow" w:cs="Arial Narrow"/>
+          <w:sz w:val="16"/>
+          <w:szCs w:val="16"/>
+        </w:rPr>
+      </w:pPr>
+    </w:p>
+  </w:footnote>
+  <w:footnote w:id="9">
+    <w:p>
+      <w:pPr>
+        <w:pStyle w:val="Textonotapie"/>
+        <w:tabs>
+          <w:tab w:val="left" w:pos="567"/>
+        </w:tabs>
+        <w:ind w:left="567" w:hanging="567"/>
+        <w:jc w:val="both"/>
+        <w:rPr>
+          <w:rFonts w:ascii="Arial Narrow" w:eastAsia="Arial Narrow" w:hAnsi="Arial Narrow" w:cs="Arial Narrow"/>
+          <w:sz w:val="16"/>
+          <w:szCs w:val="16"/>
+        </w:rPr>
+      </w:pPr>
+      <w:r>
+        <w:rPr>
+          <w:rStyle w:val="Refdenotaalpie"/>
+          <w:rFonts w:ascii="Arial Narrow" w:eastAsia="Arial Narrow" w:hAnsi="Arial Narrow" w:cs="Arial Narrow"/>
+          <w:sz w:val="16"/>
+          <w:szCs w:val="16"/>
+          <w:vertAlign w:val="superscript"/>
+        </w:rPr>
+        <w:footnoteRef/>
+      </w:r>
+      <w:r>
+        <w:rPr>
+          <w:rFonts w:ascii="Arial Narrow" w:eastAsia="Arial Narrow" w:hAnsi="Arial Narrow" w:cs="Arial Narrow"/>
+          <w:sz w:val="16"/>
+          <w:szCs w:val="16"/>
+        </w:rPr>
+        <w:tab/>
+      </w:r>
+      <w:r>
+        <w:rPr>
+          <w:rFonts w:ascii="Arial Narrow" w:eastAsia="Arial Narrow" w:hAnsi="Arial Narrow" w:cs="Arial Narrow"/>
+          <w:b/>
+          <w:bCs/>
+          <w:sz w:val="16"/>
+          <w:szCs w:val="16"/>
+        </w:rPr>
+        <w:t xml:space="preserve">DECRETO SUPREMO 006-2026-JUS, TEXTO ÚNICO ORDENADO DE LA LEY 27444, LEY DEL PROCEDIMIENTO ADMINISTRATIVO GENERAL, publicado el 30 de abril de 2026</w:t>
+      </w:r>
+    </w:p>
+    <w:p>
+      <w:pPr>
+        <w:pStyle w:val="Textonotapie"/>
+        <w:ind w:left="567" w:hanging="567"/>
+        <w:jc w:val="both"/>
+        <w:rPr>
+          <w:rFonts w:ascii="Arial Narrow" w:eastAsia="Arial Narrow" w:hAnsi="Arial Narrow" w:cs="Arial Narrow"/>
+          <w:sz w:val="16"/>
+          <w:szCs w:val="16"/>
+        </w:rPr>
+      </w:pPr>
+      <w:r>
+        <w:rPr>
+          <w:rFonts w:ascii="Arial Narrow" w:eastAsia="Arial Narrow" w:hAnsi="Arial Narrow" w:cs="Arial Narrow"/>
+          <w:sz w:val="16"/>
+          <w:szCs w:val="16"/>
+        </w:rPr>
+        <w:tab/>
+      </w:r>
+      <w:r>
+        <w:rPr>
+          <w:rFonts w:ascii="Arial Narrow" w:eastAsia="Arial Narrow" w:hAnsi="Arial Narrow" w:cs="Arial Narrow"/>
+          <w:b/>
+          <w:bCs/>
+          <w:sz w:val="16"/>
+          <w:szCs w:val="16"/>
+        </w:rPr>
+        <w:t xml:space="preserve">Artículo 223.- Contestación de la reclamación</w:t>
+      </w:r>
+    </w:p>
+    <w:p>
+      <w:pPr>
+        <w:pStyle w:val="Textonotapie"/>
+        <w:ind w:left="567" w:hanging="567"/>
+        <w:jc w:val="both"/>
+        <w:rPr>
+          <w:rFonts w:ascii="Arial Narrow" w:eastAsia="Arial Narrow" w:hAnsi="Arial Narrow" w:cs="Arial Narrow"/>
+          <w:sz w:val="16"/>
+          <w:szCs w:val="16"/>
+        </w:rPr>
+      </w:pPr>
+      <w:r>
+        <w:rPr>
+          <w:rFonts w:ascii="Arial Narrow" w:eastAsia="Arial Narrow" w:hAnsi="Arial Narrow" w:cs="Arial Narrow"/>
+          <w:sz w:val="16"/>
+          <w:szCs w:val="16"/>
+        </w:rPr>
+        <w:tab/>
+      </w:r>
+      <w:r>
+        <w:rPr>
+          <w:rFonts w:ascii="Arial Narrow" w:eastAsia="Arial Narrow" w:hAnsi="Arial Narrow" w:cs="Arial Narrow"/>
+          <w:sz w:val="16"/>
+          <w:szCs w:val="16"/>
+        </w:rPr>
+        <w:t xml:space="preserve">223.1 El reclamado deberá presentar la contestación de la reclamación dentro de los quince (15) días posteriores a la notificación de ésta; vencido este plazo, la Administración declarará en rebeldía al reclamado que no la hubiera presentado. La contestación deberá contener los requisitos de los escritos previstos en el artículo 113 de la presente Ley, así como la absolución de todos los asuntos controvertidos de hecho y de derecho, Las alegaciones y los hechos relevantes de la reclamación, salvo que hayan sido específicamente negadas en la contestación, se tendrán por aceptadas o merituadas como ciertas.</w:t>
+      </w:r>
+    </w:p>
+    <w:p>
+      <w:pPr>
+        <w:pStyle w:val="Textonotapie"/>
+        <w:ind w:left="567" w:hanging="567"/>
+        <w:jc w:val="both"/>
+        <w:rPr>
+          <w:rFonts w:ascii="Arial Narrow" w:eastAsia="Arial Narrow" w:hAnsi="Arial Narrow" w:cs="Arial Narrow"/>
+          <w:sz w:val="16"/>
+          <w:szCs w:val="16"/>
+        </w:rPr>
+      </w:pPr>
+    </w:p>
+  </w:footnote>
+  <w:footnote w:id="10">
+    <w:p>
+      <w:pPr>
+        <w:tabs>
+          <w:tab w:val="left" w:pos="567"/>
+        </w:tabs>
+        <w:spacing w:after="0" w:line="240" w:lineRule="auto"/>
+        <w:ind w:left="567" w:hanging="567"/>
+        <w:jc w:val="both"/>
+        <w:rPr>
+          <w:rFonts w:ascii="Arial Narrow" w:eastAsia="Arial Narrow" w:hAnsi="Arial Narrow" w:cs="Arial Narrow"/>
+          <w:sz w:val="16"/>
+          <w:szCs w:val="16"/>
+        </w:rPr>
+      </w:pPr>
+      <w:r>
+        <w:rPr>
+          <w:rStyle w:val="Refdenotaalpie"/>
+          <w:rFonts w:ascii="Arial Narrow" w:eastAsia="Arial Narrow" w:hAnsi="Arial Narrow" w:cs="Arial Narrow"/>
+          <w:sz w:val="16"/>
+          <w:szCs w:val="16"/>
+          <w:vertAlign w:val="superscript"/>
+        </w:rPr>
+        <w:footnoteRef/>
+      </w:r>
+      <w:r>
+        <w:rPr>
+          <w:rFonts w:ascii="Arial Narrow" w:eastAsia="Arial Narrow" w:hAnsi="Arial Narrow" w:cs="Arial Narrow"/>
+          <w:sz w:val="16"/>
+          <w:szCs w:val="16"/>
+          <w:vertAlign w:val="superscript"/>
+        </w:rPr>
+        <w:tab/>
+        <w:t xml:space="preserve"/>
+      </w:r>
+      <w:r>
+        <w:rPr>
+          <w:rFonts w:ascii="Arial Narrow" w:eastAsia="Arial Narrow" w:hAnsi="Arial Narrow" w:cs="Arial Narrow"/>
+          <w:sz w:val="16"/>
+          <w:szCs w:val="16"/>
+        </w:rPr>
+        <w:t xml:space="preserve"> </w:t>
+      </w:r>
+      <w:r>
+        <w:rPr>
+          <w:rFonts w:ascii="Arial Narrow" w:eastAsia="Arial Narrow" w:hAnsi="Arial Narrow" w:cs="Arial Narrow"/>
+          <w:sz w:val="16"/>
+          <w:szCs w:val="16"/>
+        </w:rPr>
+        <w:tab/>
+      </w:r>
+      <w:r>
+        <w:rPr>
+          <w:rFonts w:ascii="Arial Narrow" w:eastAsia="Arial Narrow" w:hAnsi="Arial Narrow" w:cs="Arial Narrow"/>
+          <w:b/>
+          <w:sz w:val="16"/>
+          <w:szCs w:val="16"/>
+        </w:rPr>
+        <w:t>LEY 29571, CÓDIGO DE PROTECCIÓN Y DEFENSA DEL CONSUMIDOR</w:t>
+      </w:r>
+      <w:r>
+        <w:rPr>
+          <w:rFonts w:ascii="Arial Narrow" w:eastAsia="Arial Narrow" w:hAnsi="Arial Narrow" w:cs="Arial Narrow"/>
+          <w:b/>
+          <w:bCs/>
+          <w:sz w:val="16"/>
+          <w:szCs w:val="16"/>
+        </w:rPr>
+        <w:t xml:space="preserve">, </w:t>
+      </w:r>
+      <w:r>
+        <w:rPr>
+          <w:rFonts w:ascii="Arial Narrow" w:eastAsia="Arial Narrow" w:hAnsi="Arial Narrow" w:cs="Arial Narrow"/>
+          <w:b/>
+          <w:sz w:val="16"/>
+          <w:szCs w:val="16"/>
+        </w:rPr>
+        <w:t>publicado el 2 de setiembre de 2010 y modificado por Decreto Legislativo 1308</w:t>
+      </w:r>
+    </w:p>
+    <w:p>
+      <w:pPr>
+        <w:spacing w:after="0" w:line="240" w:lineRule="auto"/>
+        <w:ind w:left="567" w:hanging="567"/>
+        <w:jc w:val="both"/>
+        <w:rPr>
+          <w:rFonts w:ascii="Arial Narrow" w:eastAsia="Arial Narrow" w:hAnsi="Arial Narrow" w:cs="Arial Narrow"/>
+          <w:b/>
+          <w:sz w:val="16"/>
+          <w:szCs w:val="16"/>
+        </w:rPr>
+      </w:pPr>
+      <w:r>
+        <w:rPr>
+          <w:rFonts w:ascii="Arial Narrow" w:eastAsia="Arial Narrow" w:hAnsi="Arial Narrow" w:cs="Arial Narrow"/>
+          <w:b/>
+          <w:sz w:val="16"/>
+          <w:szCs w:val="16"/>
+        </w:rPr>
+        <w:tab/>
+        <w:t>Artículo 110.- Sanciones administrativas</w:t>
+      </w:r>
+    </w:p>
+    <w:p>
+      <w:pPr>
+        <w:spacing w:after="0" w:line="240" w:lineRule="auto"/>
+        <w:ind w:left="567"/>
+        <w:jc w:val="both"/>
+        <w:rPr>
+          <w:rFonts w:ascii="Arial Narrow" w:eastAsia="Arial Narrow" w:hAnsi="Arial Narrow" w:cs="Arial Narrow"/>
+          <w:sz w:val="16"/>
+          <w:szCs w:val="16"/>
+        </w:rPr>
+      </w:pPr>
+      <w:r>
+        <w:rPr>
+          <w:rFonts w:ascii="Arial Narrow" w:eastAsia="Arial Narrow" w:hAnsi="Arial Narrow" w:cs="Arial Narrow"/>
+          <w:sz w:val="16"/>
+          <w:szCs w:val="16"/>
+        </w:rPr>
+        <w:t>El órgano resolutivo puede sancionar las infracciones administrativas a que se refiere el artículo 108 con amonestación y multas de hasta cuatrocientos cincuenta (450) Unidades Impositivas Tributarias (UIT), las cuales son calificadas de la siguiente manera:</w:t>
+      </w:r>
+    </w:p>
+    <w:p>
+      <w:pPr>
+        <w:numPr>
+          <w:ilvl w:val="0"/>
+          <w:numId w:val="2"/>
+        </w:numPr>
+        <w:spacing w:after="0" w:line="240" w:lineRule="auto"/>
+        <w:ind w:left="426" w:firstLine="141"/>
+        <w:jc w:val="both"/>
+        <w:rPr>
+          <w:rFonts w:ascii="Arial Narrow" w:eastAsia="Arial Narrow" w:hAnsi="Arial Narrow" w:cs="Arial Narrow"/>
+          <w:sz w:val="16"/>
+          <w:szCs w:val="16"/>
+        </w:rPr>
+      </w:pPr>
+      <w:r>
+        <w:rPr>
+          <w:rFonts w:ascii="Arial Narrow" w:eastAsia="Arial Narrow" w:hAnsi="Arial Narrow" w:cs="Arial Narrow"/>
+          <w:sz w:val="16"/>
+          <w:szCs w:val="16"/>
+        </w:rPr>
+        <w:t>Infracciones leves, con una amonestación o con una multa de hasta cincuenta (50) UIT.</w:t>
+      </w:r>
+    </w:p>
+    <w:p>
+      <w:pPr>
+        <w:numPr>
+          <w:ilvl w:val="0"/>
+          <w:numId w:val="2"/>
+        </w:numPr>
+        <w:spacing w:after="0" w:line="240" w:lineRule="auto"/>
+        <w:ind w:left="426" w:firstLine="141"/>
+        <w:jc w:val="both"/>
+        <w:rPr>
+          <w:rFonts w:ascii="Arial Narrow" w:eastAsia="Arial Narrow" w:hAnsi="Arial Narrow" w:cs="Arial Narrow"/>
+          <w:sz w:val="16"/>
+          <w:szCs w:val="16"/>
+        </w:rPr>
+      </w:pPr>
+      <w:r>
+        <w:rPr>
+          <w:rFonts w:ascii="Arial Narrow" w:eastAsia="Arial Narrow" w:hAnsi="Arial Narrow" w:cs="Arial Narrow"/>
+          <w:sz w:val="16"/>
+          <w:szCs w:val="16"/>
+        </w:rPr>
+        <w:t>Infracciones graves, con una multa de hasta ciento cincuenta (150) UIT.</w:t>
+      </w:r>
+    </w:p>
+    <w:p>
+      <w:pPr>
+        <w:numPr>
+          <w:ilvl w:val="0"/>
+          <w:numId w:val="2"/>
+        </w:numPr>
+        <w:spacing w:after="0" w:line="240" w:lineRule="auto"/>
+        <w:ind w:left="426" w:firstLine="141"/>
+        <w:jc w:val="both"/>
+        <w:rPr>
+          <w:rFonts w:ascii="Arial Narrow" w:eastAsia="Arial Narrow" w:hAnsi="Arial Narrow" w:cs="Arial Narrow"/>
+          <w:sz w:val="16"/>
+          <w:szCs w:val="16"/>
+        </w:rPr>
+      </w:pPr>
+      <w:r>
+        <w:rPr>
+          <w:rFonts w:ascii="Arial Narrow" w:eastAsia="Arial Narrow" w:hAnsi="Arial Narrow" w:cs="Arial Narrow"/>
+          <w:sz w:val="16"/>
+          <w:szCs w:val="16"/>
+        </w:rPr>
+        <w:t>Infracciones muy graves, con una multa de hasta cuatrocientos cincuenta (450) UIT.</w:t>
+      </w:r>
+    </w:p>
+    <w:p>
+      <w:pPr>
+        <w:spacing w:after="0" w:line="240" w:lineRule="auto"/>
+        <w:ind w:left="567"/>
+        <w:jc w:val="both"/>
+        <w:rPr>
+          <w:rFonts w:ascii="Arial Narrow" w:eastAsia="Arial Narrow" w:hAnsi="Arial Narrow" w:cs="Arial Narrow"/>
+          <w:sz w:val="16"/>
+          <w:szCs w:val="16"/>
+        </w:rPr>
+      </w:pPr>
+      <w:r>
+        <w:rPr>
+          <w:rFonts w:ascii="Arial Narrow" w:eastAsia="Arial Narrow" w:hAnsi="Arial Narrow" w:cs="Arial Narrow"/>
+          <w:sz w:val="16"/>
+          <w:szCs w:val="16"/>
+        </w:rPr>
+        <w:t>(…).</w:t>
+      </w:r>
+    </w:p>
+    <w:p>
+      <w:pPr>
+        <w:spacing w:after="0" w:line="240" w:lineRule="auto"/>
+        <w:ind w:left="567" w:hanging="567"/>
+        <w:jc w:val="both"/>
+        <w:rPr>
+          <w:rFonts w:ascii="Arial Narrow" w:eastAsia="Arial Narrow" w:hAnsi="Arial Narrow" w:cs="Arial Narrow"/>
+          <w:sz w:val="16"/>
+          <w:szCs w:val="16"/>
+        </w:rPr>
+      </w:pPr>
+    </w:p>
+  </w:footnote>
+  <w:footnote w:id="11">
     <w:p>
       <w:pPr>
         <w:pStyle w:val="Textonotapie"/>
@@ -10554,39 +11361,56 @@
         <w:jc w:val="both"/>
         <w:rPr>
           <w:rFonts w:ascii="Arial Narrow" w:eastAsia="Arial Narrow" w:hAnsi="Arial Narrow" w:cs="Arial Narrow"/>
-          <w:sz w:val="16"/>
-          <w:szCs w:val="16"/>
-        </w:rPr>
-      </w:pPr>
-      <w:r>
-        <w:rPr>
-          <w:rFonts w:ascii="Arial Narrow" w:eastAsia="Arial Narrow" w:hAnsi="Arial Narrow" w:cs="Arial Narrow"/>
-          <w:sz w:val="16"/>
-          <w:szCs w:val="16"/>
-        </w:rPr>
-        <w:t xml:space="preserve">. </w:t>
-      </w:r>
-    </w:p>
-    <w:p>
-      <w:pPr>
-        <w:pStyle w:val="Textonotapie"/>
+          <w:b/>
+          <w:bCs/>
+          <w:sz w:val="16"/>
+          <w:szCs w:val="16"/>
+        </w:rPr>
+      </w:pPr>
+      <w:r>
+        <w:rPr>
+          <w:rStyle w:val="Refdenotaalpie"/>
+          <w:rFonts w:ascii="Arial Narrow" w:eastAsia="Arial Narrow" w:hAnsi="Arial Narrow" w:cs="Arial Narrow"/>
+          <w:sz w:val="16"/>
+          <w:szCs w:val="16"/>
+          <w:vertAlign w:val="superscript"/>
+        </w:rPr>
+        <w:footnoteRef/>
+      </w:r>
+      <w:r>
+        <w:rPr>
+          <w:rFonts w:ascii="Arial Narrow" w:eastAsia="Arial Narrow" w:hAnsi="Arial Narrow" w:cs="Arial Narrow"/>
+          <w:sz w:val="16"/>
+          <w:szCs w:val="16"/>
+        </w:rPr>
+        <w:tab/>
+        <w:t xml:space="preserve"/>
+      </w:r>
+      <w:r>
+        <w:rPr>
+          <w:rFonts w:ascii="Arial Narrow" w:eastAsia="Arial Narrow" w:hAnsi="Arial Narrow" w:cs="Arial Narrow"/>
+          <w:sz w:val="16"/>
+          <w:szCs w:val="16"/>
+        </w:rPr>
+        <w:tab/>
+      </w:r>
+      <w:r>
+        <w:rPr>
+          <w:rFonts w:ascii="Arial Narrow" w:eastAsia="Arial Narrow" w:hAnsi="Arial Narrow" w:cs="Arial Narrow"/>
+          <w:b/>
+          <w:bCs/>
+          <w:sz w:val="16"/>
+          <w:szCs w:val="16"/>
+        </w:rPr>
+        <w:t xml:space="preserve">LEY 29571, CÓDIGO DE PROTECCIÓN Y DEFENSA DEL CONSUMIDOR, publicado el 2 de setiembre de 2010 y modificado por Decreto Legislativo 1308 </w:t>
+      </w:r>
+    </w:p>
+    <w:p>
+      <w:pPr>
         <w:tabs>
           <w:tab w:val="left" w:pos="567"/>
         </w:tabs>
-        <w:ind w:left="567" w:right="-1" w:hanging="567"/>
-        <w:jc w:val="both"/>
-        <w:rPr>
-          <w:rFonts w:ascii="Arial Narrow" w:eastAsia="Arial Narrow" w:hAnsi="Arial Narrow" w:cs="Arial Narrow"/>
-          <w:sz w:val="16"/>
-          <w:szCs w:val="16"/>
-        </w:rPr>
-      </w:pPr>
-    </w:p>
-  </w:footnote>
-  <w:footnote w:id="6">
-    <w:p>
-      <w:pPr>
-        <w:pStyle w:val="Textonotapie"/>
+        <w:spacing w:after="0" w:line="240" w:lineRule="auto"/>
         <w:ind w:left="567" w:hanging="567"/>
         <w:jc w:val="both"/>
         <w:rPr>
@@ -10597,733 +11421,12 @@
       </w:pPr>
       <w:r>
         <w:rPr>
-          <w:rStyle w:val="Refdenotaalpie"/>
-          <w:rFonts w:ascii="Arial Narrow" w:eastAsia="Arial Narrow" w:hAnsi="Arial Narrow" w:cs="Arial Narrow"/>
-          <w:sz w:val="16"/>
-          <w:szCs w:val="16"/>
-          <w:vertAlign w:val="superscript"/>
-        </w:rPr>
-        <w:footnoteRef/>
-      </w:r>
-      <w:r>
-        <w:rPr>
-          <w:rFonts w:ascii="Arial Narrow" w:eastAsia="Arial Narrow" w:hAnsi="Arial Narrow" w:cs="Arial Narrow"/>
-          <w:sz w:val="16"/>
-          <w:szCs w:val="16"/>
-        </w:rPr>
-        <w:t xml:space="preserve"> </w:t>
-      </w:r>
-      <w:r>
-        <w:rPr>
           <w:rFonts w:ascii="Arial Narrow" w:eastAsia="Arial Narrow" w:hAnsi="Arial Narrow" w:cs="Arial Narrow"/>
           <w:sz w:val="16"/>
           <w:szCs w:val="16"/>
         </w:rPr>
         <w:tab/>
-        <w:t xml:space="preserve">El número de trabajadores se atenderá siempre que la empresa haya sido constituida antes de la vigencia de la Ley </w:t>
-      </w:r>
-      <w:proofErr w:type="spellStart"/>
-      <w:r>
-        <w:rPr>
-          <w:rFonts w:ascii="Arial Narrow" w:eastAsia="Arial Narrow" w:hAnsi="Arial Narrow" w:cs="Arial Narrow"/>
-          <w:sz w:val="16"/>
-          <w:szCs w:val="16"/>
-        </w:rPr>
-        <w:t/>
-      </w:r>
-      <w:proofErr w:type="spellEnd"/>
-      <w:r>
-        <w:rPr>
-          <w:rFonts w:ascii="Arial Narrow" w:eastAsia="Arial Narrow" w:hAnsi="Arial Narrow" w:cs="Arial Narrow"/>
-          <w:sz w:val="16"/>
-          <w:szCs w:val="16"/>
-        </w:rPr>
-        <w:t xml:space="preserve"> 30056, publicada el 2 de julio de 2013, que modificó el artículo 5 del Texto Único Ordenado de la Ley de Promoción de la Competitividad, Formalización y Desarrollo de la Micro y Pequeña Empresa y de Acceso al Empleo Decente (LEY MYPE). Ello, en la medida que la Tercera Disposición Complementaria Transitoria de la norma modificatoria precisa que las empresas constituidas antes de la </w:t>
-      </w:r>
-      <w:proofErr w:type="gramStart"/>
-      <w:r>
-        <w:rPr>
-          <w:rFonts w:ascii="Arial Narrow" w:eastAsia="Arial Narrow" w:hAnsi="Arial Narrow" w:cs="Arial Narrow"/>
-          <w:sz w:val="16"/>
-          <w:szCs w:val="16"/>
-        </w:rPr>
-        <w:t>entrada en vigencia</w:t>
-      </w:r>
-      <w:proofErr w:type="gramEnd"/>
-      <w:r>
-        <w:rPr>
-          <w:rFonts w:ascii="Arial Narrow" w:eastAsia="Arial Narrow" w:hAnsi="Arial Narrow" w:cs="Arial Narrow"/>
-          <w:sz w:val="16"/>
-          <w:szCs w:val="16"/>
-        </w:rPr>
-        <w:t xml:space="preserve"> de dicha Ley se rigen por los requisitos de acogimiento al régimen de las micro y pequeñas empresas regulados en el Decreto Legislativo 1086.</w:t>
-      </w:r>
-    </w:p>
-    <w:p>
-      <w:pPr>
-        <w:pStyle w:val="Textonotapie"/>
-        <w:ind w:left="567" w:hanging="567"/>
-        <w:jc w:val="both"/>
-        <w:rPr>
-          <w:rFonts w:ascii="Arial Narrow" w:eastAsia="Arial Narrow" w:hAnsi="Arial Narrow" w:cs="Arial Narrow"/>
-          <w:sz w:val="16"/>
-          <w:szCs w:val="16"/>
-        </w:rPr>
-      </w:pPr>
-    </w:p>
-  </w:footnote>
-  <w:footnote w:id="7">
-    <w:p>
-      <w:pPr>
-        <w:pStyle w:val="Textonotapie"/>
-        <w:ind w:left="567" w:hanging="567"/>
-        <w:jc w:val="both"/>
-        <w:rPr>
-          <w:rFonts w:ascii="Arial Narrow" w:eastAsia="Arial Narrow" w:hAnsi="Arial Narrow" w:cs="Arial Narrow"/>
-          <w:sz w:val="16"/>
-          <w:szCs w:val="16"/>
-        </w:rPr>
-      </w:pPr>
-      <w:r>
-        <w:rPr>
-          <w:rStyle w:val="Refdenotaalpie"/>
-          <w:rFonts w:ascii="Arial Narrow" w:eastAsia="Arial Narrow" w:hAnsi="Arial Narrow" w:cs="Arial Narrow"/>
-          <w:sz w:val="16"/>
-          <w:szCs w:val="16"/>
-          <w:vertAlign w:val="superscript"/>
-        </w:rPr>
-        <w:footnoteRef/>
-      </w:r>
-      <w:r>
-        <w:rPr>
-          <w:rFonts w:ascii="Arial Narrow" w:eastAsia="Arial Narrow" w:hAnsi="Arial Narrow" w:cs="Arial Narrow"/>
-          <w:sz w:val="16"/>
-          <w:szCs w:val="16"/>
-        </w:rPr>
-        <w:t xml:space="preserve"> </w:t>
-      </w:r>
-      <w:r>
-        <w:rPr>
-          <w:rFonts w:ascii="Arial Narrow" w:eastAsia="Arial Narrow" w:hAnsi="Arial Narrow" w:cs="Arial Narrow"/>
-          <w:sz w:val="16"/>
-          <w:szCs w:val="16"/>
-        </w:rPr>
-        <w:tab/>
-      </w:r>
-      <w:r>
-        <w:rPr>
-          <w:rFonts w:ascii="Arial Narrow" w:eastAsia="Arial Narrow" w:hAnsi="Arial Narrow" w:cs="Arial Narrow"/>
-          <w:b/>
-          <w:sz w:val="16"/>
-          <w:szCs w:val="16"/>
-        </w:rPr>
-        <w:t>LEY 29571, CÓDIGO DE PROTECCIÓN Y DEFENSA DEL CONSUMIDOR</w:t>
-      </w:r>
-      <w:r>
-        <w:rPr>
-          <w:rFonts w:ascii="Arial Narrow" w:eastAsia="Arial Narrow" w:hAnsi="Arial Narrow" w:cs="Arial Narrow"/>
-          <w:b/>
-          <w:bCs/>
-          <w:sz w:val="16"/>
-          <w:szCs w:val="16"/>
-        </w:rPr>
-        <w:t xml:space="preserve">, </w:t>
-      </w:r>
-      <w:r>
-        <w:rPr>
-          <w:rFonts w:ascii="Arial Narrow" w:eastAsia="Arial Narrow" w:hAnsi="Arial Narrow" w:cs="Arial Narrow"/>
-          <w:b/>
-          <w:sz w:val="16"/>
-          <w:szCs w:val="16"/>
-        </w:rPr>
-        <w:t>publicado el 2 de setiembre de 2010 y modificado por Decreto Legislativo 1308</w:t>
-      </w:r>
-    </w:p>
-    <w:p>
-      <w:pPr>
-        <w:pStyle w:val="Textonotapie"/>
-        <w:ind w:left="567" w:hanging="567"/>
-        <w:jc w:val="both"/>
-        <w:rPr>
-          <w:rFonts w:ascii="Arial Narrow" w:eastAsia="Arial Narrow" w:hAnsi="Arial Narrow" w:cs="Arial Narrow"/>
-          <w:b/>
-          <w:bCs/>
-          <w:sz w:val="16"/>
-          <w:szCs w:val="16"/>
-        </w:rPr>
-      </w:pPr>
-      <w:r>
-        <w:rPr>
-          <w:rFonts w:ascii="Arial Narrow" w:eastAsia="Arial Narrow" w:hAnsi="Arial Narrow" w:cs="Arial Narrow"/>
-          <w:sz w:val="16"/>
-          <w:szCs w:val="16"/>
-        </w:rPr>
-        <w:tab/>
-      </w:r>
-      <w:r>
-        <w:rPr>
-          <w:rFonts w:ascii="Arial Narrow" w:eastAsia="Arial Narrow" w:hAnsi="Arial Narrow" w:cs="Arial Narrow"/>
-          <w:b/>
-          <w:bCs/>
-          <w:sz w:val="16"/>
-          <w:szCs w:val="16"/>
-        </w:rPr>
-        <w:t>Artículo 110.- Sanciones Administrativas</w:t>
-      </w:r>
-    </w:p>
-    <w:p>
-      <w:pPr>
-        <w:autoSpaceDE w:val="0"/>
-        <w:autoSpaceDN w:val="0"/>
-        <w:adjustRightInd w:val="0"/>
-        <w:spacing w:after="0" w:line="240" w:lineRule="auto"/>
-        <w:ind w:left="567"/>
-        <w:jc w:val="both"/>
-        <w:rPr>
-          <w:rFonts w:ascii="Arial Narrow" w:eastAsia="Arial Narrow" w:hAnsi="Arial Narrow" w:cs="Arial Narrow"/>
-          <w:sz w:val="16"/>
-          <w:szCs w:val="16"/>
-          <w:lang w:eastAsia="es-PE"/>
-        </w:rPr>
-      </w:pPr>
-      <w:r>
-        <w:rPr>
-          <w:rFonts w:ascii="Arial Narrow" w:eastAsia="Arial Narrow" w:hAnsi="Arial Narrow" w:cs="Arial Narrow"/>
-          <w:sz w:val="16"/>
-          <w:szCs w:val="16"/>
-          <w:lang w:eastAsia="es-PE"/>
-        </w:rPr>
-        <w:t>(…)</w:t>
-      </w:r>
-    </w:p>
-    <w:p>
-      <w:pPr>
-        <w:autoSpaceDE w:val="0"/>
-        <w:autoSpaceDN w:val="0"/>
-        <w:adjustRightInd w:val="0"/>
-        <w:spacing w:after="0" w:line="240" w:lineRule="auto"/>
-        <w:ind w:left="567"/>
-        <w:jc w:val="both"/>
-        <w:rPr>
-          <w:rFonts w:ascii="Arial Narrow" w:eastAsia="Arial Narrow" w:hAnsi="Arial Narrow" w:cs="Arial Narrow"/>
-          <w:sz w:val="16"/>
-          <w:szCs w:val="16"/>
-          <w:lang w:eastAsia="es-PE"/>
-        </w:rPr>
-      </w:pPr>
-      <w:r>
-        <w:rPr>
-          <w:rFonts w:ascii="Arial Narrow" w:eastAsia="Arial Narrow" w:hAnsi="Arial Narrow" w:cs="Arial Narrow"/>
-          <w:sz w:val="16"/>
-          <w:szCs w:val="16"/>
-          <w:lang w:eastAsia="es-PE"/>
-        </w:rPr>
-        <w:t>En el caso de las microempresas, la multa no puede superar el diez por ciento (10%) de las ventas o ingresos brutos percibidos por el infractor, relativos a todas sus actividades económicas, correspondientes al ejercicio inmediato anterior al de la expedición de la resolución de primera instancia, siempre que se haya acreditado dichos ingresos, no se encuentre en una situación de reincidencia y el caso no verse sobre la vida, salud o integridad de los consumidores. Para el caso de las pequeñas empresas, la multa no puede superar el veinte por ciento (20%) de las ventas o ingresos brutos percibidos por el infractor, conforme a los requisitos señalados anteriormente.</w:t>
-      </w:r>
-    </w:p>
-    <w:p>
-      <w:pPr>
-        <w:autoSpaceDE w:val="0"/>
-        <w:autoSpaceDN w:val="0"/>
-        <w:adjustRightInd w:val="0"/>
-        <w:spacing w:after="0" w:line="240" w:lineRule="auto"/>
-        <w:ind w:left="567"/>
-        <w:jc w:val="both"/>
-        <w:rPr>
-          <w:rFonts w:ascii="Arial Narrow" w:eastAsia="Arial Narrow" w:hAnsi="Arial Narrow" w:cs="Arial Narrow"/>
-          <w:sz w:val="16"/>
-          <w:szCs w:val="16"/>
-          <w:lang w:eastAsia="es-PE"/>
-        </w:rPr>
-      </w:pPr>
-      <w:r>
-        <w:rPr>
-          <w:rFonts w:ascii="Arial Narrow" w:eastAsia="Arial Narrow" w:hAnsi="Arial Narrow" w:cs="Arial Narrow"/>
-          <w:sz w:val="16"/>
-          <w:szCs w:val="16"/>
-          <w:lang w:eastAsia="es-PE"/>
-        </w:rPr>
-        <w:t>(…).</w:t>
-      </w:r>
-    </w:p>
-    <w:p>
-      <w:pPr>
-        <w:pStyle w:val="Textonotapie"/>
-        <w:ind w:left="567" w:hanging="567"/>
-        <w:jc w:val="both"/>
-        <w:rPr>
-          <w:rFonts w:ascii="Arial Narrow" w:eastAsia="Arial Narrow" w:hAnsi="Arial Narrow" w:cs="Arial Narrow"/>
-          <w:sz w:val="16"/>
-          <w:szCs w:val="16"/>
-        </w:rPr>
-      </w:pPr>
-    </w:p>
-  </w:footnote>
-  <w:footnote w:id="13">
-    <w:p>
-      <w:pPr>
-        <w:pStyle w:val="Textonotapie"/>
-        <w:ind w:left="567" w:hanging="567"/>
-        <w:jc w:val="both"/>
-        <w:rPr>
-          <w:rFonts w:ascii="Arial Narrow" w:eastAsia="Arial Narrow" w:hAnsi="Arial Narrow" w:cs="Arial Narrow"/>
-          <w:sz w:val="16"/>
-          <w:szCs w:val="16"/>
-        </w:rPr>
-      </w:pPr>
-      <w:r>
-        <w:rPr>
-          <w:rStyle w:val="Refdenotaalpie"/>
-          <w:rFonts w:ascii="Arial Narrow" w:eastAsia="Arial Narrow" w:hAnsi="Arial Narrow" w:cs="Arial Narrow"/>
-          <w:sz w:val="16"/>
-          <w:szCs w:val="16"/>
-          <w:vertAlign w:val="superscript"/>
-        </w:rPr>
-        <w:footnoteRef/>
-      </w:r>
-      <w:r>
-        <w:rPr>
-          <w:rFonts w:ascii="Arial Narrow" w:eastAsia="Arial Narrow" w:hAnsi="Arial Narrow" w:cs="Arial Narrow"/>
-          <w:sz w:val="16"/>
-          <w:szCs w:val="16"/>
-        </w:rPr>
-        <w:tab/>
-      </w:r>
-      <w:r>
-        <w:rPr>
-          <w:rFonts w:ascii="Arial Narrow" w:eastAsia="Arial Narrow" w:hAnsi="Arial Narrow" w:cs="Arial Narrow"/>
-          <w:b/>
-          <w:bCs/>
-          <w:sz w:val="16"/>
-          <w:szCs w:val="16"/>
-        </w:rPr>
-        <w:t xml:space="preserve">DECRETO LEGISLATIVO 807, LEY SOBRE FACULTADES, NORMAS Y ORGANIZACIÓN DEL INDECOPI, publicado el 18 de abril de 1996</w:t>
-      </w:r>
-    </w:p>
-    <w:p>
-      <w:pPr>
-        <w:pStyle w:val="Textonotapie"/>
-        <w:ind w:left="567" w:hanging="567"/>
-        <w:jc w:val="both"/>
-        <w:rPr>
-          <w:rFonts w:ascii="Arial Narrow" w:eastAsia="Arial Narrow" w:hAnsi="Arial Narrow" w:cs="Arial Narrow"/>
-          <w:sz w:val="16"/>
-          <w:szCs w:val="16"/>
-        </w:rPr>
-      </w:pPr>
-      <w:r>
-        <w:rPr>
-          <w:rFonts w:ascii="Arial Narrow" w:eastAsia="Arial Narrow" w:hAnsi="Arial Narrow" w:cs="Arial Narrow"/>
-          <w:sz w:val="16"/>
-          <w:szCs w:val="16"/>
-        </w:rPr>
-        <w:tab/>
-      </w:r>
-      <w:r>
-        <w:rPr>
-          <w:rFonts w:ascii="Arial Narrow" w:eastAsia="Arial Narrow" w:hAnsi="Arial Narrow" w:cs="Arial Narrow"/>
-          <w:b/>
-          <w:bCs/>
-          <w:sz w:val="16"/>
-          <w:szCs w:val="16"/>
-        </w:rPr>
-        <w:t xml:space="preserve">Artículo 26.-</w:t>
-      </w:r>
-      <w:r>
-        <w:rPr>
-          <w:rFonts w:ascii="Arial Narrow" w:eastAsia="Arial Narrow" w:hAnsi="Arial Narrow" w:cs="Arial Narrow"/>
-          <w:sz w:val="16"/>
-          <w:szCs w:val="16"/>
-        </w:rPr>
-        <w:t xml:space="preserve"> Una vez admitida a trámite la denuncia, se correrá traslado de la misma al denunciado, a fin de que éste presente su descargo. El plazo para la presentación del descargo será de cinco (5) días contados desde la notificación, vencido el cual, el Secretario Técnico declarará en rebeldía al denunciado que no lo hubiera presentado.</w:t>
-      </w:r>
-    </w:p>
-    <w:p>
-      <w:pPr>
-        <w:pStyle w:val="Textonotapie"/>
-        <w:ind w:left="567" w:hanging="567"/>
-        <w:jc w:val="both"/>
-        <w:rPr>
-          <w:rFonts w:ascii="Arial Narrow" w:eastAsia="Arial Narrow" w:hAnsi="Arial Narrow" w:cs="Arial Narrow"/>
-          <w:sz w:val="16"/>
-          <w:szCs w:val="16"/>
-        </w:rPr>
-      </w:pPr>
-    </w:p>
-  </w:footnote>
-  <w:footnote w:id="14">
-    <w:p>
-      <w:pPr>
-        <w:pStyle w:val="Textonotapie"/>
-        <w:ind w:left="567" w:hanging="567"/>
-        <w:jc w:val="both"/>
-        <w:rPr>
-          <w:rFonts w:ascii="Arial Narrow" w:eastAsia="Arial Narrow" w:hAnsi="Arial Narrow" w:cs="Arial Narrow"/>
-          <w:sz w:val="16"/>
-          <w:szCs w:val="16"/>
-        </w:rPr>
-      </w:pPr>
-      <w:r>
-        <w:rPr>
-          <w:rStyle w:val="Refdenotaalpie"/>
-          <w:rFonts w:ascii="Arial Narrow" w:eastAsia="Arial Narrow" w:hAnsi="Arial Narrow" w:cs="Arial Narrow"/>
-          <w:sz w:val="16"/>
-          <w:szCs w:val="16"/>
-          <w:vertAlign w:val="superscript"/>
-        </w:rPr>
-        <w:footnoteRef/>
-      </w:r>
-      <w:r>
-        <w:rPr>
-          <w:rFonts w:ascii="Arial Narrow" w:eastAsia="Arial Narrow" w:hAnsi="Arial Narrow" w:cs="Arial Narrow"/>
-          <w:sz w:val="16"/>
-          <w:szCs w:val="16"/>
-        </w:rPr>
-        <w:tab/>
-      </w:r>
-      <w:r>
-        <w:rPr>
-          <w:rFonts w:ascii="Arial Narrow" w:eastAsia="Arial Narrow" w:hAnsi="Arial Narrow" w:cs="Arial Narrow"/>
-          <w:b/>
-          <w:bCs/>
-          <w:sz w:val="16"/>
-          <w:szCs w:val="16"/>
-        </w:rPr>
-        <w:t xml:space="preserve">DECRETO SUPREMO 006-2026-JUS, TEXTO ÚNICO ORDENADO DE LA LEY 27444, LEY DEL PROCEDIMIENTO ADMINISTRATIVO GENERAL, publicado el 30 de abril de 2026</w:t>
-      </w:r>
-    </w:p>
-    <w:p>
-      <w:pPr>
-        <w:pStyle w:val="Textonotapie"/>
-        <w:ind w:left="567" w:hanging="567"/>
-        <w:jc w:val="both"/>
-        <w:rPr>
-          <w:rFonts w:ascii="Arial Narrow" w:eastAsia="Arial Narrow" w:hAnsi="Arial Narrow" w:cs="Arial Narrow"/>
-          <w:sz w:val="16"/>
-          <w:szCs w:val="16"/>
-        </w:rPr>
-      </w:pPr>
-      <w:r>
-        <w:rPr>
-          <w:rFonts w:ascii="Arial Narrow" w:eastAsia="Arial Narrow" w:hAnsi="Arial Narrow" w:cs="Arial Narrow"/>
-          <w:sz w:val="16"/>
-          <w:szCs w:val="16"/>
-        </w:rPr>
-        <w:tab/>
-      </w:r>
-      <w:r>
-        <w:rPr>
-          <w:rFonts w:ascii="Arial Narrow" w:eastAsia="Arial Narrow" w:hAnsi="Arial Narrow" w:cs="Arial Narrow"/>
-          <w:b/>
-          <w:bCs/>
-          <w:sz w:val="16"/>
-          <w:szCs w:val="16"/>
-        </w:rPr>
-        <w:t xml:space="preserve">Artículo 223.- Contestación de la reclamación</w:t>
-      </w:r>
-    </w:p>
-    <w:p>
-      <w:pPr>
-        <w:pStyle w:val="Textonotapie"/>
-        <w:ind w:left="567" w:hanging="567"/>
-        <w:jc w:val="both"/>
-        <w:rPr>
-          <w:rFonts w:ascii="Arial Narrow" w:eastAsia="Arial Narrow" w:hAnsi="Arial Narrow" w:cs="Arial Narrow"/>
-          <w:sz w:val="16"/>
-          <w:szCs w:val="16"/>
-        </w:rPr>
-      </w:pPr>
-      <w:r>
-        <w:rPr>
-          <w:rFonts w:ascii="Arial Narrow" w:eastAsia="Arial Narrow" w:hAnsi="Arial Narrow" w:cs="Arial Narrow"/>
-          <w:sz w:val="16"/>
-          <w:szCs w:val="16"/>
-        </w:rPr>
-        <w:tab/>
-      </w:r>
-      <w:r>
-        <w:rPr>
-          <w:rFonts w:ascii="Arial Narrow" w:eastAsia="Arial Narrow" w:hAnsi="Arial Narrow" w:cs="Arial Narrow"/>
-          <w:sz w:val="16"/>
-          <w:szCs w:val="16"/>
-        </w:rPr>
-        <w:t xml:space="preserve">223.1 El reclamado deberá presentar la contestación de la reclamación dentro de los quince (15) días posteriores a la notificación de ésta; vencido este plazo, la Administración declarará en rebeldía al reclamado que no la hubiera presentado. La contestación deberá contener los requisitos de los escritos previstos en el artículo 113 de la presente Ley, así como la absolución de todos los asuntos controvertidos de hecho y de derecho, Las alegaciones y los hechos relevantes de la reclamación, salvo que hayan sido específicamente negadas en la contestación, se tendrán por aceptadas o merituadas como ciertas.</w:t>
-      </w:r>
-    </w:p>
-    <w:p>
-      <w:pPr>
-        <w:pStyle w:val="Textonotapie"/>
-        <w:ind w:left="567" w:hanging="567"/>
-        <w:jc w:val="both"/>
-        <w:rPr>
-          <w:rFonts w:ascii="Arial Narrow" w:eastAsia="Arial Narrow" w:hAnsi="Arial Narrow" w:cs="Arial Narrow"/>
-          <w:sz w:val="16"/>
-          <w:szCs w:val="16"/>
-        </w:rPr>
-      </w:pPr>
-    </w:p>
-  </w:footnote>
-  <w:footnote w:id="8">
-    <w:p>
-      <w:pPr>
-        <w:spacing w:after="0" w:line="240" w:lineRule="auto"/>
-        <w:ind w:left="567" w:hanging="567"/>
-        <w:jc w:val="both"/>
-        <w:rPr>
-          <w:rFonts w:ascii="Arial Narrow" w:eastAsia="Arial Narrow" w:hAnsi="Arial Narrow" w:cs="Arial Narrow"/>
-          <w:sz w:val="16"/>
-          <w:szCs w:val="16"/>
-        </w:rPr>
-      </w:pPr>
-      <w:r>
-        <w:rPr>
-          <w:rStyle w:val="Refdenotaalpie"/>
-          <w:rFonts w:ascii="Arial Narrow" w:eastAsia="Arial Narrow" w:hAnsi="Arial Narrow" w:cs="Arial Narrow"/>
-          <w:sz w:val="16"/>
-          <w:szCs w:val="16"/>
-          <w:vertAlign w:val="superscript"/>
-        </w:rPr>
-        <w:footnoteRef/>
-      </w:r>
-      <w:r>
-        <w:rPr>
-          <w:rFonts w:ascii="Arial Narrow" w:eastAsia="Arial Narrow" w:hAnsi="Arial Narrow" w:cs="Arial Narrow"/>
-          <w:sz w:val="16"/>
-          <w:szCs w:val="16"/>
-          <w:vertAlign w:val="superscript"/>
-        </w:rPr>
-        <w:t xml:space="preserve"> </w:t>
-      </w:r>
-      <w:r>
-        <w:rPr>
-          <w:rFonts w:ascii="Arial Narrow" w:eastAsia="Arial Narrow" w:hAnsi="Arial Narrow" w:cs="Arial Narrow"/>
-          <w:sz w:val="16"/>
-          <w:szCs w:val="16"/>
-        </w:rPr>
-        <w:t xml:space="preserve"> </w:t>
-      </w:r>
-      <w:r>
-        <w:rPr>
-          <w:rFonts w:ascii="Arial Narrow" w:eastAsia="Arial Narrow" w:hAnsi="Arial Narrow" w:cs="Arial Narrow"/>
-          <w:sz w:val="16"/>
-          <w:szCs w:val="16"/>
-        </w:rPr>
-        <w:tab/>
-      </w:r>
-      <w:r>
-        <w:rPr>
-          <w:rFonts w:ascii="Arial Narrow" w:eastAsia="Arial Narrow" w:hAnsi="Arial Narrow" w:cs="Arial Narrow"/>
-          <w:b/>
-          <w:sz w:val="16"/>
-          <w:szCs w:val="16"/>
-        </w:rPr>
-        <w:t>LEY 29571, CÓDIGO DE PROTECCIÓN Y DEFENSA DEL CONSUMIDOR</w:t>
-      </w:r>
-      <w:r>
-        <w:rPr>
-          <w:rFonts w:ascii="Arial Narrow" w:eastAsia="Arial Narrow" w:hAnsi="Arial Narrow" w:cs="Arial Narrow"/>
-          <w:b/>
-          <w:bCs/>
-          <w:sz w:val="16"/>
-          <w:szCs w:val="16"/>
-        </w:rPr>
-        <w:t xml:space="preserve">, </w:t>
-      </w:r>
-      <w:r>
-        <w:rPr>
-          <w:rFonts w:ascii="Arial Narrow" w:eastAsia="Arial Narrow" w:hAnsi="Arial Narrow" w:cs="Arial Narrow"/>
-          <w:b/>
-          <w:sz w:val="16"/>
-          <w:szCs w:val="16"/>
-        </w:rPr>
-        <w:t>publicado el 2 de setiembre de 2010 y modificado por Decreto Legislativo 1308</w:t>
-      </w:r>
-    </w:p>
-    <w:p>
-      <w:pPr>
-        <w:spacing w:after="0" w:line="240" w:lineRule="auto"/>
-        <w:ind w:left="567" w:hanging="567"/>
-        <w:jc w:val="both"/>
-        <w:rPr>
-          <w:rFonts w:ascii="Arial Narrow" w:eastAsia="Arial Narrow" w:hAnsi="Arial Narrow" w:cs="Arial Narrow"/>
-          <w:b/>
-          <w:sz w:val="16"/>
-          <w:szCs w:val="16"/>
-        </w:rPr>
-      </w:pPr>
-      <w:r>
-        <w:rPr>
-          <w:rFonts w:ascii="Arial Narrow" w:eastAsia="Arial Narrow" w:hAnsi="Arial Narrow" w:cs="Arial Narrow"/>
-          <w:b/>
-          <w:sz w:val="16"/>
-          <w:szCs w:val="16"/>
-        </w:rPr>
-        <w:tab/>
-        <w:t>Artículo 110.- Sanciones administrativas</w:t>
-      </w:r>
-    </w:p>
-    <w:p>
-      <w:pPr>
-        <w:spacing w:after="0" w:line="240" w:lineRule="auto"/>
-        <w:ind w:left="567"/>
-        <w:jc w:val="both"/>
-        <w:rPr>
-          <w:rFonts w:ascii="Arial Narrow" w:eastAsia="Arial Narrow" w:hAnsi="Arial Narrow" w:cs="Arial Narrow"/>
-          <w:sz w:val="16"/>
-          <w:szCs w:val="16"/>
-        </w:rPr>
-      </w:pPr>
-      <w:r>
-        <w:rPr>
-          <w:rFonts w:ascii="Arial Narrow" w:eastAsia="Arial Narrow" w:hAnsi="Arial Narrow" w:cs="Arial Narrow"/>
-          <w:sz w:val="16"/>
-          <w:szCs w:val="16"/>
-        </w:rPr>
-        <w:t>El órgano resolutivo puede sancionar las infracciones administrativas a que se refiere el artículo 108 con amonestación y multas de hasta cuatrocientos cincuenta (450) Unidades Impositivas Tributarias (UIT), las cuales son calificadas de la siguiente manera:</w:t>
-      </w:r>
-    </w:p>
-    <w:p>
-      <w:pPr>
-        <w:numPr>
-          <w:ilvl w:val="0"/>
-          <w:numId w:val="2"/>
-        </w:numPr>
-        <w:spacing w:after="0" w:line="240" w:lineRule="auto"/>
-        <w:ind w:left="426" w:firstLine="141"/>
-        <w:jc w:val="both"/>
-        <w:rPr>
-          <w:rFonts w:ascii="Arial Narrow" w:eastAsia="Arial Narrow" w:hAnsi="Arial Narrow" w:cs="Arial Narrow"/>
-          <w:sz w:val="16"/>
-          <w:szCs w:val="16"/>
-        </w:rPr>
-      </w:pPr>
-      <w:r>
-        <w:rPr>
-          <w:rFonts w:ascii="Arial Narrow" w:eastAsia="Arial Narrow" w:hAnsi="Arial Narrow" w:cs="Arial Narrow"/>
-          <w:sz w:val="16"/>
-          <w:szCs w:val="16"/>
-        </w:rPr>
-        <w:t>Infracciones leves, con una amonestación o con una multa de hasta cincuenta (50) UIT.</w:t>
-      </w:r>
-    </w:p>
-    <w:p>
-      <w:pPr>
-        <w:numPr>
-          <w:ilvl w:val="0"/>
-          <w:numId w:val="2"/>
-        </w:numPr>
-        <w:spacing w:after="0" w:line="240" w:lineRule="auto"/>
-        <w:ind w:left="426" w:firstLine="141"/>
-        <w:jc w:val="both"/>
-        <w:rPr>
-          <w:rFonts w:ascii="Arial Narrow" w:eastAsia="Arial Narrow" w:hAnsi="Arial Narrow" w:cs="Arial Narrow"/>
-          <w:sz w:val="16"/>
-          <w:szCs w:val="16"/>
-        </w:rPr>
-      </w:pPr>
-      <w:r>
-        <w:rPr>
-          <w:rFonts w:ascii="Arial Narrow" w:eastAsia="Arial Narrow" w:hAnsi="Arial Narrow" w:cs="Arial Narrow"/>
-          <w:sz w:val="16"/>
-          <w:szCs w:val="16"/>
-        </w:rPr>
-        <w:t>Infracciones graves, con una multa de hasta ciento cincuenta (150) UIT.</w:t>
-      </w:r>
-    </w:p>
-    <w:p>
-      <w:pPr>
-        <w:numPr>
-          <w:ilvl w:val="0"/>
-          <w:numId w:val="2"/>
-        </w:numPr>
-        <w:spacing w:after="0" w:line="240" w:lineRule="auto"/>
-        <w:ind w:left="426" w:firstLine="141"/>
-        <w:jc w:val="both"/>
-        <w:rPr>
-          <w:rFonts w:ascii="Arial Narrow" w:eastAsia="Arial Narrow" w:hAnsi="Arial Narrow" w:cs="Arial Narrow"/>
-          <w:sz w:val="16"/>
-          <w:szCs w:val="16"/>
-        </w:rPr>
-      </w:pPr>
-      <w:r>
-        <w:rPr>
-          <w:rFonts w:ascii="Arial Narrow" w:eastAsia="Arial Narrow" w:hAnsi="Arial Narrow" w:cs="Arial Narrow"/>
-          <w:sz w:val="16"/>
-          <w:szCs w:val="16"/>
-        </w:rPr>
-        <w:t>Infracciones muy graves, con una multa de hasta cuatrocientos cincuenta (450) UIT.</w:t>
-      </w:r>
-    </w:p>
-    <w:p>
-      <w:pPr>
-        <w:spacing w:after="0" w:line="240" w:lineRule="auto"/>
-        <w:ind w:left="567"/>
-        <w:jc w:val="both"/>
-        <w:rPr>
-          <w:rFonts w:ascii="Arial Narrow" w:eastAsia="Arial Narrow" w:hAnsi="Arial Narrow" w:cs="Arial Narrow"/>
-          <w:sz w:val="16"/>
-          <w:szCs w:val="16"/>
-        </w:rPr>
-      </w:pPr>
-      <w:r>
-        <w:rPr>
-          <w:rFonts w:ascii="Arial Narrow" w:eastAsia="Arial Narrow" w:hAnsi="Arial Narrow" w:cs="Arial Narrow"/>
-          <w:sz w:val="16"/>
-          <w:szCs w:val="16"/>
-        </w:rPr>
-        <w:t>(…).</w:t>
-      </w:r>
-    </w:p>
-    <w:p>
-      <w:pPr>
-        <w:spacing w:after="0" w:line="240" w:lineRule="auto"/>
-        <w:ind w:left="567" w:hanging="567"/>
-        <w:jc w:val="both"/>
-        <w:rPr>
-          <w:rFonts w:ascii="Arial Narrow" w:eastAsia="Arial Narrow" w:hAnsi="Arial Narrow" w:cs="Arial Narrow"/>
-          <w:sz w:val="16"/>
-          <w:szCs w:val="16"/>
-        </w:rPr>
-      </w:pPr>
-    </w:p>
-  </w:footnote>
-  <w:footnote w:id="9">
-    <w:p>
-      <w:pPr>
-        <w:spacing w:after="0" w:line="240" w:lineRule="auto"/>
-        <w:ind w:left="567" w:hanging="567"/>
-        <w:jc w:val="both"/>
-        <w:rPr>
-          <w:rFonts w:ascii="Arial Narrow" w:eastAsia="Arial Narrow" w:hAnsi="Arial Narrow" w:cs="Arial Narrow"/>
-          <w:sz w:val="16"/>
-          <w:szCs w:val="16"/>
-        </w:rPr>
-      </w:pPr>
-      <w:r>
-        <w:rPr>
-          <w:rStyle w:val="Refdenotaalpie"/>
-          <w:rFonts w:ascii="Arial Narrow" w:eastAsia="Arial Narrow" w:hAnsi="Arial Narrow" w:cs="Arial Narrow"/>
-          <w:sz w:val="16"/>
-          <w:szCs w:val="16"/>
-          <w:vertAlign w:val="superscript"/>
-        </w:rPr>
-        <w:footnoteRef/>
-      </w:r>
-      <w:r>
-        <w:rPr>
-          <w:rFonts w:ascii="Arial Narrow" w:eastAsia="Arial Narrow" w:hAnsi="Arial Narrow" w:cs="Arial Narrow"/>
-          <w:sz w:val="16"/>
-          <w:szCs w:val="16"/>
-        </w:rPr>
-        <w:t xml:space="preserve"> </w:t>
-      </w:r>
-      <w:r>
-        <w:rPr>
-          <w:rFonts w:ascii="Arial Narrow" w:eastAsia="Arial Narrow" w:hAnsi="Arial Narrow" w:cs="Arial Narrow"/>
-          <w:sz w:val="16"/>
-          <w:szCs w:val="16"/>
-        </w:rPr>
-        <w:tab/>
+        <w:t xml:space="preserve"/>
       </w:r>
       <w:r>
         <w:rPr>
@@ -11396,18 +11499,6 @@
         <w:tab/>
         <w:t>Las medidas correctivas complementarias pueden dictarse de oficio o a pedido de parte.</w:t>
       </w:r>
-    </w:p>
-    <w:p>
-      <w:pPr>
-        <w:spacing w:after="0" w:line="240" w:lineRule="auto"/>
-        <w:ind w:left="567" w:hanging="567"/>
-        <w:jc w:val="both"/>
-        <w:rPr>
-          <w:rFonts w:ascii="Arial Narrow" w:eastAsia="Arial Narrow" w:hAnsi="Arial Narrow" w:cs="Arial Narrow"/>
-          <w:sz w:val="16"/>
-          <w:szCs w:val="16"/>
-        </w:rPr>
-      </w:pPr>
     </w:p>
     <w:p>
       <w:pPr>
@@ -11622,8 +11713,12 @@
     </w:p>
     <w:p>
       <w:pPr>
-        <w:pStyle w:val="Sinespaciado"/>
-        <w:ind w:firstLine="567"/>
+        <w:numPr>
+          <w:ilvl w:val="0"/>
+          <w:numId w:val="1"/>
+        </w:numPr>
+        <w:spacing w:after="0" w:line="240" w:lineRule="auto"/>
+        <w:ind w:left="567" w:firstLine="0"/>
         <w:jc w:val="both"/>
         <w:rPr>
           <w:rFonts w:ascii="Arial Narrow" w:eastAsia="Arial Narrow" w:hAnsi="Arial Narrow" w:cs="Arial Narrow"/>
@@ -11642,8 +11737,12 @@
     </w:p>
     <w:p>
       <w:pPr>
-        <w:pStyle w:val="Sinespaciado"/>
-        <w:ind w:firstLine="567"/>
+        <w:numPr>
+          <w:ilvl w:val="0"/>
+          <w:numId w:val="1"/>
+        </w:numPr>
+        <w:spacing w:after="0" w:line="240" w:lineRule="auto"/>
+        <w:ind w:left="567" w:firstLine="0"/>
         <w:jc w:val="both"/>
         <w:rPr>
           <w:rFonts w:ascii="Arial Narrow" w:eastAsia="Arial Narrow" w:hAnsi="Arial Narrow" w:cs="Arial Narrow"/>
@@ -11805,18 +11904,6 @@
         <w:jc w:val="both"/>
         <w:rPr>
           <w:rFonts w:ascii="Arial Narrow" w:eastAsia="Arial Narrow" w:hAnsi="Arial Narrow" w:cs="Arial Narrow"/>
-          <w:sz w:val="16"/>
-          <w:szCs w:val="16"/>
-        </w:rPr>
-      </w:pPr>
-    </w:p>
-    <w:p>
-      <w:pPr>
-        <w:spacing w:after="0" w:line="240" w:lineRule="auto"/>
-        <w:ind w:left="567"/>
-        <w:jc w:val="both"/>
-        <w:rPr>
-          <w:rFonts w:ascii="Arial Narrow" w:eastAsia="Arial Narrow" w:hAnsi="Arial Narrow" w:cs="Arial Narrow"/>
           <w:b/>
           <w:bCs/>
           <w:sz w:val="16"/>
@@ -12101,7 +12188,7 @@
       </w:pPr>
     </w:p>
   </w:footnote>
-  <w:footnote w:id="10">
+  <w:footnote w:id="12">
     <w:p>
       <w:pPr>
         <w:pStyle w:val="Textonotapie"/>
@@ -12133,7 +12220,8 @@
           <w:sz w:val="16"/>
           <w:szCs w:val="16"/>
         </w:rPr>
-        <w:t xml:space="preserve"> </w:t>
+        <w:tab/>
+        <w:t xml:space="preserve"/>
       </w:r>
       <w:r>
         <w:rPr>
@@ -12324,12 +12412,15 @@
       </w:pPr>
     </w:p>
   </w:footnote>
-  <w:footnote w:id="11">
+  <w:footnote w:id="13">
     <w:p>
       <w:pPr>
         <w:autoSpaceDE w:val="0"/>
         <w:autoSpaceDN w:val="0"/>
         <w:adjustRightInd w:val="0"/>
+        <w:tabs>
+          <w:tab w:val="left" w:pos="567"/>
+        </w:tabs>
         <w:spacing w:after="0" w:line="240" w:lineRule="auto"/>
         <w:ind w:left="567" w:hanging="567"/>
         <w:jc w:val="both"/>
@@ -12361,7 +12452,8 @@
           <w:sz w:val="16"/>
           <w:szCs w:val="16"/>
         </w:rPr>
-        <w:t xml:space="preserve"> </w:t>
+        <w:tab/>
+        <w:t xml:space="preserve"/>
       </w:r>
       <w:r>
         <w:rPr>
@@ -12394,7 +12486,7 @@
           <w:sz w:val="16"/>
           <w:szCs w:val="16"/>
         </w:rPr>
-        <w:t xml:space="preserve"> 807, LEY SOBRE FACULTADES, NORMAS Y ORGANIZACIÓN DEL INDECOPI FACULTADES DE LAS COMISIONES Y OFICINAS DEL INDECOPI</w:t>
+        <w:t xml:space="preserve">807, LEY SOBRE FACULTADES, NORMAS Y ORGANIZACIÓN DEL INDECOPI FACULTADES DE LAS COMISIONES Y OFICINAS DEL INDECOPI</w:t>
       </w:r>
     </w:p>
     <w:p>
@@ -12487,10 +12579,13 @@
       </w:pPr>
     </w:p>
   </w:footnote>
-  <w:footnote w:id="12">
+  <w:footnote w:id="14">
     <w:p>
       <w:pPr>
         <w:pStyle w:val="Textonotapie"/>
+        <w:tabs>
+          <w:tab w:val="left" w:pos="567"/>
+        </w:tabs>
         <w:ind w:left="567" w:hanging="567"/>
         <w:jc w:val="both"/>
         <w:rPr>
@@ -12515,7 +12610,8 @@
           <w:sz w:val="16"/>
           <w:szCs w:val="16"/>
         </w:rPr>
-        <w:t xml:space="preserve"> </w:t>
+        <w:tab/>
+        <w:t xml:space="preserve"/>
       </w:r>
       <w:r>
         <w:rPr>

--- a/plantillas_maestras/02_seguro_vida/anulacion_indebida/2_o_mas_ddos_varios/varon/TPL_1903_2025_SEGURO_VIDA_ANULACION_INDEBIDA_ASEGURADORA_VARON_R1.docx
+++ b/plantillas_maestras/02_seguro_vida/anulacion_indebida/2_o_mas_ddos_varios/varon/TPL_1903_2025_SEGURO_VIDA_ANULACION_INDEBIDA_ASEGURADORA_VARON_R1.docx
@@ -617,7 +617,7 @@
     </w:p>
     <w:p>
       <w:pPr>
-        <w:spacing w:after="0" w:line="240" w:lineRule="auto"/>
+        <w:spacing w:before="0" w:after="0" w:line="240" w:lineRule="auto"/>
         <w:jc w:val="both"/>
         <w:rPr>
           <w:rFonts w:ascii="Arial Narrow" w:eastAsia="Arial Narrow" w:hAnsi="Arial Narrow" w:cs="Arial Narrow"/>
@@ -823,10 +823,10 @@
     </w:p>
     <w:p>
       <w:pPr>
+        <w:spacing w:before="0" w:after="0" w:line="240" w:lineRule="auto"/>
         <w:tabs>
           <w:tab w:val="left" w:pos="1134"/>
         </w:tabs>
-        <w:spacing w:after="0" w:line="240" w:lineRule="auto"/>
         <w:jc w:val="both"/>
         <w:rPr>
           <w:rFonts w:ascii="Arial Narrow" w:eastAsia="Arial Narrow" w:hAnsi="Arial Narrow" w:cs="Arial Narrow"/>
@@ -1070,7 +1070,7 @@
     <w:p>
       <w:pPr>
         <w:pStyle w:val="Prrafodelista"/>
-        <w:spacing w:after="0" w:line="240" w:lineRule="auto"/>
+        <w:spacing w:before="0" w:after="0" w:line="240" w:lineRule="auto"/>
         <w:ind w:left="1134"/>
         <w:jc w:val="both"/>
         <w:rPr>
@@ -1159,7 +1159,7 @@
     <w:p>
       <w:pPr>
         <w:pStyle w:val="Prrafodelista"/>
-        <w:spacing w:after="0" w:line="240" w:lineRule="auto"/>
+        <w:spacing w:before="0" w:after="0" w:line="240" w:lineRule="auto"/>
         <w:ind w:left="1134"/>
         <w:jc w:val="both"/>
         <w:rPr>
@@ -1319,7 +1319,7 @@
     </w:p>
     <w:p>
       <w:pPr>
-        <w:spacing w:after="0" w:line="240" w:lineRule="auto"/>
+        <w:spacing w:before="0" w:after="0" w:line="240" w:lineRule="auto"/>
         <w:jc w:val="both"/>
         <w:rPr>
           <w:rFonts w:ascii="Arial Narrow" w:eastAsia="Arial Narrow" w:hAnsi="Arial Narrow" w:cs="Arial Narrow"/>
@@ -1503,7 +1503,7 @@
     <w:p>
       <w:pPr>
         <w:pStyle w:val="Prrafodelista"/>
-        <w:spacing w:after="0" w:line="240" w:lineRule="auto"/>
+        <w:spacing w:before="0" w:after="0" w:line="240" w:lineRule="auto"/>
         <w:ind w:left="1134"/>
         <w:jc w:val="both"/>
         <w:rPr>
@@ -1580,7 +1580,7 @@
     <w:p>
       <w:pPr>
         <w:pStyle w:val="Prrafodelista"/>
-        <w:spacing w:after="0" w:line="240" w:lineRule="auto"/>
+        <w:spacing w:before="0" w:after="0" w:line="240" w:lineRule="auto"/>
         <w:ind w:left="1134"/>
         <w:jc w:val="both"/>
         <w:rPr>
@@ -1884,7 +1884,7 @@
     </w:p>
     <w:p>
       <w:pPr>
-        <w:spacing w:after="0" w:line="240" w:lineRule="auto"/>
+        <w:spacing w:before="0" w:after="0" w:line="240" w:lineRule="auto"/>
         <w:jc w:val="both"/>
         <w:rPr>
           <w:rFonts w:ascii="Arial Narrow" w:eastAsia="Arial Narrow" w:hAnsi="Arial Narrow" w:cs="Arial Narrow"/>
@@ -2249,6 +2249,7 @@
     <w:p>
       <w:pPr>
         <w:pStyle w:val="Prrafodelista"/>
+        <w:spacing w:before="0" w:after="0" w:line="240" w:lineRule="auto"/>
         <w:rPr>
           <w:rFonts w:ascii="Arial Narrow" w:eastAsia="Arial Narrow" w:hAnsi="Arial Narrow" w:cs="Arial Narrow"/>
           <w:color w:val="000000"/>
@@ -2347,7 +2348,7 @@
     <w:p>
       <w:pPr>
         <w:pStyle w:val="Prrafodelista"/>
-        <w:spacing w:after="0" w:line="240" w:lineRule="auto"/>
+        <w:spacing w:before="0" w:after="0" w:line="240" w:lineRule="auto"/>
         <w:ind w:left="1134"/>
         <w:jc w:val="both"/>
         <w:rPr>
@@ -2472,7 +2473,7 @@
     <w:p>
       <w:pPr>
         <w:pStyle w:val="Prrafodelista"/>
-        <w:spacing w:after="0" w:line="240" w:lineRule="auto"/>
+        <w:spacing w:before="0" w:after="0" w:line="240" w:lineRule="auto"/>
         <w:ind w:left="1134"/>
         <w:jc w:val="both"/>
         <w:rPr>
@@ -2549,7 +2550,7 @@
     <w:p>
       <w:pPr>
         <w:pStyle w:val="Prrafodelista"/>
-        <w:spacing w:after="0" w:line="240" w:lineRule="auto"/>
+        <w:spacing w:before="0" w:after="0" w:line="240" w:lineRule="auto"/>
         <w:ind w:left="1134"/>
         <w:jc w:val="both"/>
         <w:rPr>
@@ -2782,7 +2783,7 @@
     <w:p>
       <w:pPr>
         <w:pStyle w:val="Prrafodelista"/>
-        <w:spacing w:after="0" w:line="240" w:lineRule="auto"/>
+        <w:spacing w:before="0" w:after="0" w:line="240" w:lineRule="auto"/>
         <w:ind w:left="1134"/>
         <w:jc w:val="both"/>
         <w:rPr>
@@ -2987,7 +2988,7 @@
     <w:p>
       <w:pPr>
         <w:pStyle w:val="Prrafodelista"/>
-        <w:spacing w:after="0" w:line="240" w:lineRule="auto"/>
+        <w:spacing w:before="0" w:after="0" w:line="240" w:lineRule="auto"/>
         <w:ind w:left="1134"/>
         <w:jc w:val="both"/>
         <w:rPr>
@@ -3128,10 +3129,10 @@
     </w:p>
     <w:p>
       <w:pPr>
+        <w:spacing w:before="0" w:after="0" w:line="240" w:lineRule="auto"/>
         <w:tabs>
           <w:tab w:val="left" w:pos="1134"/>
         </w:tabs>
-        <w:spacing w:after="0" w:line="240" w:lineRule="auto"/>
         <w:jc w:val="both"/>
         <w:rPr>
           <w:rFonts w:ascii="Arial Narrow" w:eastAsia="Arial Narrow" w:hAnsi="Arial Narrow" w:cs="Arial Narrow"/>
@@ -3714,7 +3715,7 @@
     </w:p>
     <w:p>
       <w:pPr>
-        <w:spacing w:after="0" w:line="240" w:lineRule="auto"/>
+        <w:spacing w:before="0" w:after="0" w:line="240" w:lineRule="auto"/>
         <w:contextualSpacing/>
         <w:jc w:val="both"/>
         <w:rPr>
@@ -3770,7 +3771,7 @@
     </w:p>
     <w:p>
       <w:pPr>
-        <w:spacing w:after="0" w:line="240" w:lineRule="auto"/>
+        <w:spacing w:before="0" w:after="0" w:line="240" w:lineRule="auto"/>
         <w:ind w:left="567"/>
         <w:contextualSpacing/>
         <w:jc w:val="both"/>
@@ -3979,7 +3980,7 @@
     <w:p>
       <w:pPr>
         <w:pStyle w:val="Prrafodelista"/>
-        <w:spacing w:after="0" w:line="240" w:lineRule="auto"/>
+        <w:spacing w:before="0" w:after="0" w:line="240" w:lineRule="auto"/>
         <w:ind w:left="567"/>
         <w:jc w:val="both"/>
         <w:rPr>
@@ -4129,6 +4130,7 @@
     <w:p>
       <w:pPr>
         <w:pStyle w:val="Prrafodelista"/>
+        <w:spacing w:before="0" w:after="0" w:line="240" w:lineRule="auto"/>
         <w:rPr>
           <w:rFonts w:ascii="Arial Narrow" w:eastAsia="Arial Narrow" w:hAnsi="Arial Narrow" w:cs="Arial Narrow"/>
           <w:kern w:val="0"/>
@@ -4300,6 +4302,7 @@
     <w:p>
       <w:pPr>
         <w:pStyle w:val="Prrafodelista"/>
+        <w:spacing w:before="0" w:after="0" w:line="240" w:lineRule="auto"/>
         <w:rPr>
           <w:rFonts w:ascii="Arial Narrow" w:eastAsia="Arial Narrow" w:hAnsi="Arial Narrow" w:cs="Arial Narrow"/>
           <w:kern w:val="0"/>
@@ -4478,6 +4481,7 @@
     <w:p>
       <w:pPr>
         <w:pStyle w:val="Prrafodelista"/>
+        <w:spacing w:before="0" w:after="0" w:line="240" w:lineRule="auto"/>
         <w:rPr>
           <w:rFonts w:ascii="Arial Narrow" w:eastAsia="Arial Narrow" w:hAnsi="Arial Narrow" w:cs="Arial Narrow"/>
           <w:kern w:val="0"/>
@@ -4656,6 +4660,7 @@
     </w:p>
     <w:p>
       <w:pPr>
+        <w:spacing w:before="0" w:after="0" w:line="240" w:lineRule="auto"/>
         <w:rPr>
           <w:rFonts w:ascii="Arial Narrow" w:eastAsia="Arial Narrow" w:hAnsi="Arial Narrow" w:cs="Arial Narrow"/>
           <w:kern w:val="0"/>
@@ -4841,7 +4846,7 @@
     </w:p>
     <w:p>
       <w:pPr>
-        <w:spacing w:after="0" w:line="240" w:lineRule="auto"/>
+        <w:spacing w:before="0" w:after="0" w:line="240" w:lineRule="auto"/>
         <w:jc w:val="both"/>
         <w:rPr>
           <w:rFonts w:ascii="Arial Narrow" w:eastAsia="Arial Narrow" w:hAnsi="Arial Narrow" w:cs="Arial Narrow"/>
@@ -5024,6 +5029,7 @@
     <w:p>
       <w:pPr>
         <w:pStyle w:val="Prrafodelista"/>
+        <w:spacing w:before="0" w:after="0" w:line="240" w:lineRule="auto"/>
         <w:rPr>
           <w:rFonts w:ascii="Arial Narrow" w:eastAsia="Arial Narrow" w:hAnsi="Arial Narrow" w:cs="Arial Narrow"/>
           <w:kern w:val="0"/>
@@ -5161,6 +5167,7 @@
     <w:p>
       <w:pPr>
         <w:pStyle w:val="Prrafodelista"/>
+        <w:spacing w:before="0" w:after="0" w:line="240" w:lineRule="auto"/>
         <w:rPr>
           <w:rFonts w:ascii="Arial Narrow" w:eastAsia="Arial Narrow" w:hAnsi="Arial Narrow" w:cs="Arial Narrow"/>
           <w:kern w:val="0"/>
@@ -5311,7 +5318,7 @@
     <w:p>
       <w:pPr>
         <w:pStyle w:val="Prrafodelista"/>
-        <w:spacing w:after="0" w:line="240" w:lineRule="auto"/>
+        <w:spacing w:before="0" w:after="0" w:line="240" w:lineRule="auto"/>
         <w:ind w:left="567"/>
         <w:jc w:val="both"/>
         <w:rPr>
@@ -5382,7 +5389,7 @@
     </w:p>
     <w:p>
       <w:pPr>
-        <w:spacing w:after="0" w:line="240" w:lineRule="auto"/>
+        <w:spacing w:before="0" w:after="0" w:line="240" w:lineRule="auto"/>
         <w:ind w:left="567"/>
         <w:contextualSpacing/>
         <w:jc w:val="both"/>
@@ -5464,7 +5471,7 @@
     </w:p>
     <w:p>
       <w:pPr>
-        <w:spacing w:after="0" w:line="240" w:lineRule="auto"/>
+        <w:spacing w:before="0" w:after="0" w:line="240" w:lineRule="auto"/>
         <w:jc w:val="both"/>
         <w:rPr>
           <w:rFonts w:ascii="Arial Narrow" w:eastAsia="Arial Narrow" w:hAnsi="Arial Narrow" w:cs="Arial Narrow"/>
@@ -5727,7 +5734,7 @@
     <w:p>
       <w:pPr>
         <w:pStyle w:val="Prrafodelista"/>
-        <w:spacing w:after="0" w:line="240" w:lineRule="auto"/>
+        <w:spacing w:before="0" w:after="0" w:line="240" w:lineRule="auto"/>
         <w:ind w:left="567"/>
         <w:jc w:val="both"/>
         <w:rPr>
@@ -5782,10 +5789,37 @@
     </w:p>
     <w:p>
       <w:pPr>
+        <w:spacing w:before="0" w:after="0" w:line="240" w:lineRule="auto"/>
+        <w:jc w:val="both"/>
+        <w:rPr>
+          <w:rFonts w:ascii="Arial Narrow" w:eastAsia="Arial Narrow" w:hAnsi="Arial Narrow" w:cs="Arial Narrow"/>
+          <w:b/>
+          <w:color w:val="000000"/>
+          <w:kern w:val="0"/>
+          <w:sz w:val="22"/>
+          <w:szCs w:val="22"/>
+          <w:lang w:eastAsia="es-PE"/>
+          <w14:ligatures w14:val="none"/>
+        </w:rPr>
+      </w:pPr>
+    </w:p>
+    <w:p>
+      <w:pPr>
         <w:spacing w:after="0" w:line="240" w:lineRule="auto"/>
         <w:jc w:val="both"/>
         <w:rPr>
           <w:rFonts w:ascii="Arial Narrow" w:eastAsia="Arial Narrow" w:hAnsi="Arial Narrow" w:cs="Arial Narrow"/>
+          <w:color w:val="000000"/>
+          <w:kern w:val="0"/>
+          <w:sz w:val="22"/>
+          <w:szCs w:val="22"/>
+          <w:lang w:eastAsia="es-PE"/>
+          <w14:ligatures w14:val="none"/>
+        </w:rPr>
+      </w:pPr>
+      <w:r>
+        <w:rPr>
+          <w:rFonts w:ascii="Arial Narrow" w:eastAsia="Arial Narrow" w:hAnsi="Arial Narrow" w:cs="Arial Narrow"/>
           <w:b/>
           <w:color w:val="000000"/>
           <w:kern w:val="0"/>
@@ -5794,33 +5828,6 @@
           <w:lang w:eastAsia="es-PE"/>
           <w14:ligatures w14:val="none"/>
         </w:rPr>
-      </w:pPr>
-    </w:p>
-    <w:p>
-      <w:pPr>
-        <w:spacing w:after="0" w:line="240" w:lineRule="auto"/>
-        <w:jc w:val="both"/>
-        <w:rPr>
-          <w:rFonts w:ascii="Arial Narrow" w:eastAsia="Arial Narrow" w:hAnsi="Arial Narrow" w:cs="Arial Narrow"/>
-          <w:color w:val="000000"/>
-          <w:kern w:val="0"/>
-          <w:sz w:val="22"/>
-          <w:szCs w:val="22"/>
-          <w:lang w:eastAsia="es-PE"/>
-          <w14:ligatures w14:val="none"/>
-        </w:rPr>
-      </w:pPr>
-      <w:r>
-        <w:rPr>
-          <w:rFonts w:ascii="Arial Narrow" w:eastAsia="Arial Narrow" w:hAnsi="Arial Narrow" w:cs="Arial Narrow"/>
-          <w:b/>
-          <w:color w:val="000000"/>
-          <w:kern w:val="0"/>
-          <w:sz w:val="22"/>
-          <w:szCs w:val="22"/>
-          <w:lang w:eastAsia="es-PE"/>
-          <w14:ligatures w14:val="none"/>
-        </w:rPr>
         <w:t xml:space="preserve">PRIMERO:</w:t>
       </w:r>
       <w:r>
@@ -6009,7 +6016,7 @@
     </w:p>
     <w:p>
       <w:pPr>
-        <w:spacing w:after="0" w:line="240" w:lineRule="auto"/>
+        <w:spacing w:before="0" w:after="0" w:line="240" w:lineRule="auto"/>
         <w:jc w:val="both"/>
         <w:rPr>
           <w:rFonts w:ascii="Arial Narrow" w:eastAsia="Arial Narrow" w:hAnsi="Arial Narrow" w:cs="Arial Narrow"/>
@@ -6119,7 +6126,7 @@
     </w:p>
     <w:p>
       <w:pPr>
-        <w:spacing w:after="0" w:line="240" w:lineRule="auto"/>
+        <w:spacing w:before="0" w:after="0" w:line="240" w:lineRule="auto"/>
         <w:jc w:val="both"/>
         <w:rPr>
           <w:rFonts w:ascii="Arial Narrow" w:eastAsia="Arial Narrow" w:hAnsi="Arial Narrow" w:cs="Arial Narrow"/>
@@ -6360,6 +6367,7 @@
     <w:p>
       <w:pPr>
         <w:pStyle w:val="Prrafodelista"/>
+        <w:spacing w:before="0" w:after="0" w:line="240" w:lineRule="auto"/>
         <w:rPr>
           <w:rFonts w:ascii="Arial Narrow" w:eastAsia="Arial Narrow" w:hAnsi="Arial Narrow" w:cs="Arial Narrow"/>
           <w:kern w:val="0"/>
@@ -6504,6 +6512,7 @@
     <w:p>
       <w:pPr>
         <w:pStyle w:val="Prrafodelista"/>
+        <w:spacing w:before="0" w:after="0" w:line="240" w:lineRule="auto"/>
         <w:rPr>
           <w:rFonts w:ascii="Arial Narrow" w:eastAsia="Arial Narrow" w:hAnsi="Arial Narrow" w:cs="Arial Narrow"/>
           <w:kern w:val="0"/>
@@ -6634,6 +6643,7 @@
     <w:p>
       <w:pPr>
         <w:pStyle w:val="Prrafodelista"/>
+        <w:spacing w:before="0" w:after="0" w:line="240" w:lineRule="auto"/>
         <w:rPr>
           <w:rFonts w:ascii="Arial Narrow" w:eastAsia="Arial Narrow" w:hAnsi="Arial Narrow" w:cs="Arial Narrow"/>
           <w:kern w:val="0"/>
@@ -6788,6 +6798,7 @@
     <w:p>
       <w:pPr>
         <w:pStyle w:val="Prrafodelista"/>
+        <w:spacing w:before="0" w:after="0" w:line="240" w:lineRule="auto"/>
         <w:rPr>
           <w:rFonts w:ascii="Arial Narrow" w:eastAsia="Arial Narrow" w:hAnsi="Arial Narrow" w:cs="Arial Narrow"/>
           <w:kern w:val="0"/>
@@ -6978,6 +6989,7 @@
     <w:p>
       <w:pPr>
         <w:pStyle w:val="Prrafodelista"/>
+        <w:spacing w:before="0" w:after="0" w:line="240" w:lineRule="auto"/>
         <w:rPr>
           <w:rFonts w:ascii="Arial Narrow" w:eastAsia="Arial Narrow" w:hAnsi="Arial Narrow" w:cs="Arial Narrow"/>
           <w:kern w:val="0"/>
@@ -7107,6 +7119,7 @@
     <w:p>
       <w:pPr>
         <w:pStyle w:val="Prrafodelista"/>
+        <w:spacing w:before="0" w:after="0" w:line="240" w:lineRule="auto"/>
         <w:rPr>
           <w:rFonts w:ascii="Arial Narrow" w:eastAsia="Arial Narrow" w:hAnsi="Arial Narrow" w:cs="Arial Narrow"/>
           <w:kern w:val="0"/>
@@ -7228,7 +7241,7 @@
     <w:p>
       <w:pPr>
         <w:pStyle w:val="Prrafodelista"/>
-        <w:spacing w:after="0" w:line="240" w:lineRule="auto"/>
+        <w:spacing w:before="0" w:after="0" w:line="240" w:lineRule="auto"/>
         <w:ind w:left="567"/>
         <w:jc w:val="both"/>
         <w:rPr>
@@ -7362,7 +7375,7 @@
     </w:p>
     <w:p>
       <w:pPr>
-        <w:spacing w:after="0" w:line="240" w:lineRule="auto"/>
+        <w:spacing w:before="0" w:after="0" w:line="240" w:lineRule="auto"/>
         <w:jc w:val="both"/>
         <w:rPr>
           <w:rFonts w:ascii="Arial Narrow" w:eastAsia="Arial Narrow" w:hAnsi="Arial Narrow" w:cs="Arial Narrow"/>
@@ -7460,7 +7473,7 @@
     </w:p>
     <w:p>
       <w:pPr>
-        <w:spacing w:line="240" w:lineRule="auto"/>
+        <w:spacing w:before="0" w:after="0" w:line="240" w:lineRule="auto"/>
         <w:contextualSpacing/>
         <w:jc w:val="both"/>
         <w:rPr>
@@ -7552,7 +7565,7 @@
     </w:p>
     <w:p>
       <w:pPr>
-        <w:spacing w:after="0" w:line="240" w:lineRule="auto"/>
+        <w:spacing w:before="0" w:after="0" w:line="240" w:lineRule="auto"/>
         <w:jc w:val="both"/>
         <w:rPr>
           <w:rFonts w:ascii="Arial Narrow" w:eastAsia="Arial Narrow" w:hAnsi="Arial Narrow" w:cs="Arial Narrow"/>
@@ -7867,7 +7880,7 @@
     </w:p>
     <w:p>
       <w:pPr>
-        <w:spacing w:after="0" w:line="240" w:lineRule="auto"/>
+        <w:spacing w:before="0" w:after="0" w:line="240" w:lineRule="auto"/>
         <w:ind w:left="567"/>
         <w:jc w:val="both"/>
         <w:rPr>
@@ -7968,6 +7981,21 @@
     </w:p>
     <w:p>
       <w:pPr>
+        <w:spacing w:before="0" w:after="0" w:line="240" w:lineRule="auto"/>
+        <w:jc w:val="both"/>
+        <w:rPr>
+          <w:rFonts w:ascii="Arial Narrow" w:eastAsia="Arial Narrow" w:hAnsi="Arial Narrow" w:cs="Arial Narrow"/>
+          <w:color w:val="000000"/>
+          <w:kern w:val="0"/>
+          <w:sz w:val="22"/>
+          <w:szCs w:val="22"/>
+          <w:lang w:eastAsia="es-PE"/>
+          <w14:ligatures w14:val="none"/>
+        </w:rPr>
+      </w:pPr>
+    </w:p>
+    <w:p>
+      <w:pPr>
         <w:spacing w:after="0" w:line="240" w:lineRule="auto"/>
         <w:jc w:val="both"/>
         <w:rPr>
@@ -7976,21 +8004,6 @@
           <w:kern w:val="0"/>
           <w:sz w:val="22"/>
           <w:szCs w:val="22"/>
-          <w:lang w:eastAsia="es-PE"/>
-          <w14:ligatures w14:val="none"/>
-        </w:rPr>
-      </w:pPr>
-    </w:p>
-    <w:p>
-      <w:pPr>
-        <w:spacing w:after="0" w:line="240" w:lineRule="auto"/>
-        <w:jc w:val="both"/>
-        <w:rPr>
-          <w:rFonts w:ascii="Arial Narrow" w:eastAsia="Arial Narrow" w:hAnsi="Arial Narrow" w:cs="Arial Narrow"/>
-          <w:color w:val="000000"/>
-          <w:kern w:val="0"/>
-          <w:sz w:val="22"/>
-          <w:szCs w:val="22"/>
           <w:lang w:val="es-ES" w:eastAsia="es-ES"/>
           <w14:ligatures w14:val="none"/>
         </w:rPr>
@@ -8442,7 +8455,7 @@
     </w:p>
     <w:p>
       <w:pPr>
-        <w:spacing w:after="0" w:line="240" w:lineRule="auto"/>
+        <w:spacing w:before="0" w:after="0" w:line="240" w:lineRule="auto"/>
         <w:jc w:val="both"/>
         <w:rPr>
           <w:rFonts w:ascii="Arial Narrow" w:eastAsia="Arial Narrow" w:hAnsi="Arial Narrow" w:cs="Arial Narrow"/>
@@ -8724,11 +8737,39 @@
     </w:p>
     <w:p>
       <w:pPr>
+        <w:spacing w:before="0" w:after="0" w:line="240" w:lineRule="auto"/>
+        <w:shd w:val="clear" w:color="auto" w:fill="FFFFFF"/>
+        <w:jc w:val="both"/>
+        <w:rPr>
+          <w:rFonts w:ascii="Arial Narrow" w:eastAsia="Arial Narrow" w:hAnsi="Arial Narrow" w:cs="Arial Narrow"/>
+          <w:b/>
+          <w:color w:val="000000"/>
+          <w:kern w:val="0"/>
+          <w:sz w:val="22"/>
+          <w:szCs w:val="22"/>
+          <w:lang w:eastAsia="es-PE"/>
+          <w14:ligatures w14:val="none"/>
+        </w:rPr>
+      </w:pPr>
+    </w:p>
+    <w:p>
+      <w:pPr>
         <w:shd w:val="clear" w:color="auto" w:fill="FFFFFF"/>
         <w:spacing w:after="0" w:line="240" w:lineRule="auto"/>
         <w:jc w:val="both"/>
         <w:rPr>
           <w:rFonts w:ascii="Arial Narrow" w:eastAsia="Arial Narrow" w:hAnsi="Arial Narrow" w:cs="Arial Narrow"/>
+          <w:color w:val="000000"/>
+          <w:kern w:val="0"/>
+          <w:sz w:val="22"/>
+          <w:szCs w:val="22"/>
+          <w:lang w:eastAsia="es-PE"/>
+          <w14:ligatures w14:val="none"/>
+        </w:rPr>
+      </w:pPr>
+      <w:r>
+        <w:rPr>
+          <w:rFonts w:ascii="Arial Narrow" w:eastAsia="Arial Narrow" w:hAnsi="Arial Narrow" w:cs="Arial Narrow"/>
           <w:b/>
           <w:color w:val="000000"/>
           <w:kern w:val="0"/>
@@ -8737,77 +8778,49 @@
           <w:lang w:eastAsia="es-PE"/>
           <w14:ligatures w14:val="none"/>
         </w:rPr>
-      </w:pPr>
-    </w:p>
-    <w:p>
-      <w:pPr>
+        <w:t>SÉTIMO:</w:t>
+      </w:r>
+      <w:r>
+        <w:rPr>
+          <w:rFonts w:ascii="Arial Narrow" w:eastAsia="Arial Narrow" w:hAnsi="Arial Narrow" w:cs="Arial Narrow"/>
+          <w:color w:val="000000"/>
+          <w:kern w:val="0"/>
+          <w:sz w:val="22"/>
+          <w:szCs w:val="22"/>
+          <w:lang w:eastAsia="es-PE"/>
+          <w14:ligatures w14:val="none"/>
+        </w:rPr>
+        <w:t xml:space="preserve"> informar a las partes que conforme a lo establecido en el artículo 39</w:t>
+      </w:r>
+      <w:r>
+        <w:rPr>
+          <w:rFonts w:ascii="Arial Narrow" w:eastAsia="Arial Narrow" w:hAnsi="Arial Narrow" w:cs="Arial Narrow"/>
+          <w:color w:val="000000"/>
+          <w:kern w:val="0"/>
+          <w:sz w:val="22"/>
+          <w:szCs w:val="22"/>
+          <w:lang w:eastAsia="es-PE"/>
+          <w14:ligatures w14:val="none"/>
+        </w:rPr>
+        <w:t/>
+      </w:r>
+      <w:r>
+        <w:rPr>
+          <w:rFonts w:ascii="Arial Narrow" w:eastAsia="Arial Narrow" w:hAnsi="Arial Narrow" w:cs="Arial Narrow"/>
+          <w:color w:val="000000"/>
+          <w:kern w:val="0"/>
+          <w:sz w:val="22"/>
+          <w:szCs w:val="22"/>
+          <w:lang w:eastAsia="es-PE"/>
+          <w14:ligatures w14:val="none"/>
+        </w:rPr>
+        <w:t xml:space="preserve"> de la Ley sobre Facultades, Normas y Organización del Indecopi, aprobada por Decreto Legislativo 807, los gastos por los peritajes realizados, actuación de pruebas, inspecciones y otros derivados de la tramitación del proceso serán de cargo de la parte que solicita la prueba, salvo pacto en contrario. En todos los casos, la resolución final determinará si los gastos deben ser asumidos por alguna de las partes, o reembolsados a la otra parte o al Indecopi, según sea el caso, de manera adicional a la sanción que haya podido imponerse. </w:t>
+      </w:r>
+    </w:p>
+    <w:p>
+      <w:pPr>
+        <w:spacing w:before="0" w:after="0" w:line="240" w:lineRule="auto"/>
         <w:shd w:val="clear" w:color="auto" w:fill="FFFFFF"/>
-        <w:spacing w:after="0" w:line="240" w:lineRule="auto"/>
-        <w:jc w:val="both"/>
-        <w:rPr>
-          <w:rFonts w:ascii="Arial Narrow" w:eastAsia="Arial Narrow" w:hAnsi="Arial Narrow" w:cs="Arial Narrow"/>
-          <w:color w:val="000000"/>
-          <w:kern w:val="0"/>
-          <w:sz w:val="22"/>
-          <w:szCs w:val="22"/>
-          <w:lang w:eastAsia="es-PE"/>
-          <w14:ligatures w14:val="none"/>
-        </w:rPr>
-      </w:pPr>
-      <w:r>
-        <w:rPr>
-          <w:rFonts w:ascii="Arial Narrow" w:eastAsia="Arial Narrow" w:hAnsi="Arial Narrow" w:cs="Arial Narrow"/>
-          <w:b/>
-          <w:color w:val="000000"/>
-          <w:kern w:val="0"/>
-          <w:sz w:val="22"/>
-          <w:szCs w:val="22"/>
-          <w:lang w:eastAsia="es-PE"/>
-          <w14:ligatures w14:val="none"/>
-        </w:rPr>
-        <w:t>SÉTIMO:</w:t>
-      </w:r>
-      <w:r>
-        <w:rPr>
-          <w:rFonts w:ascii="Arial Narrow" w:eastAsia="Arial Narrow" w:hAnsi="Arial Narrow" w:cs="Arial Narrow"/>
-          <w:color w:val="000000"/>
-          <w:kern w:val="0"/>
-          <w:sz w:val="22"/>
-          <w:szCs w:val="22"/>
-          <w:lang w:eastAsia="es-PE"/>
-          <w14:ligatures w14:val="none"/>
-        </w:rPr>
-        <w:t xml:space="preserve"> informar a las partes que conforme a lo establecido en el artículo 39</w:t>
-      </w:r>
-      <w:r>
-        <w:rPr>
-          <w:rFonts w:ascii="Arial Narrow" w:eastAsia="Arial Narrow" w:hAnsi="Arial Narrow" w:cs="Arial Narrow"/>
-          <w:color w:val="000000"/>
-          <w:kern w:val="0"/>
-          <w:sz w:val="22"/>
-          <w:szCs w:val="22"/>
-          <w:lang w:eastAsia="es-PE"/>
-          <w14:ligatures w14:val="none"/>
-        </w:rPr>
-        <w:t/>
-      </w:r>
-      <w:r>
-        <w:rPr>
-          <w:rFonts w:ascii="Arial Narrow" w:eastAsia="Arial Narrow" w:hAnsi="Arial Narrow" w:cs="Arial Narrow"/>
-          <w:color w:val="000000"/>
-          <w:kern w:val="0"/>
-          <w:sz w:val="22"/>
-          <w:szCs w:val="22"/>
-          <w:lang w:eastAsia="es-PE"/>
-          <w14:ligatures w14:val="none"/>
-        </w:rPr>
-        <w:t xml:space="preserve"> de la Ley sobre Facultades, Normas y Organización del Indecopi, aprobada por Decreto Legislativo 807, los gastos por los peritajes realizados, actuación de pruebas, inspecciones y otros derivados de la tramitación del proceso serán de cargo de la parte que solicita la prueba, salvo pacto en contrario. En todos los casos, la resolución final determinará si los gastos deben ser asumidos por alguna de las partes, o reembolsados a la otra parte o al Indecopi, según sea el caso, de manera adicional a la sanción que haya podido imponerse. </w:t>
-      </w:r>
-    </w:p>
-    <w:p>
-      <w:pPr>
-        <w:shd w:val="clear" w:color="auto" w:fill="FFFFFF"/>
-        <w:spacing w:after="0" w:line="240" w:lineRule="auto"/>
         <w:jc w:val="both"/>
         <w:rPr>
           <w:rFonts w:ascii="Arial Narrow" w:eastAsia="Arial Narrow" w:hAnsi="Arial Narrow" w:cs="Arial Narrow"/>
@@ -8976,15 +8989,74 @@
     </w:p>
     <w:p>
       <w:pPr>
+        <w:spacing w:before="0" w:after="0" w:line="240" w:lineRule="auto"/>
+        <w:suppressAutoHyphens/>
+        <w:jc w:val="both"/>
+        <w:rPr>
+          <w:rFonts w:ascii="Arial Narrow" w:eastAsia="Arial Narrow" w:hAnsi="Arial Narrow" w:cs="Arial Narrow"/>
+          <w:kern w:val="0"/>
+          <w:sz w:val="22"/>
+          <w:szCs w:val="22"/>
+          <w:u w:val="single"/>
+          <w14:ligatures w14:val="none"/>
+        </w:rPr>
+      </w:pPr>
+    </w:p>
+    <w:p>
+      <w:pPr>
         <w:suppressAutoHyphens/>
         <w:spacing w:after="0" w:line="240" w:lineRule="auto"/>
         <w:jc w:val="both"/>
         <w:rPr>
           <w:rFonts w:ascii="Arial Narrow" w:eastAsia="Arial Narrow" w:hAnsi="Arial Narrow" w:cs="Arial Narrow"/>
-          <w:kern w:val="0"/>
-          <w:sz w:val="22"/>
-          <w:szCs w:val="22"/>
-          <w:u w:val="single"/>
+          <w:color w:val="000000"/>
+          <w:kern w:val="0"/>
+          <w:sz w:val="22"/>
+          <w:szCs w:val="22"/>
+          <w:lang w:eastAsia="es-PE"/>
+          <w14:ligatures w14:val="none"/>
+        </w:rPr>
+      </w:pPr>
+      <w:r>
+        <w:rPr>
+          <w:rFonts w:ascii="Arial Narrow" w:eastAsia="Arial Narrow" w:hAnsi="Arial Narrow" w:cs="Arial Narrow"/>
+          <w:b/>
+          <w:color w:val="000000"/>
+          <w:kern w:val="0"/>
+          <w:sz w:val="22"/>
+          <w:szCs w:val="22"/>
+          <w:lang w:eastAsia="es-PE"/>
+          <w14:ligatures w14:val="none"/>
+        </w:rPr>
+        <w:t>NOVENO:</w:t>
+      </w:r>
+      <w:r>
+        <w:rPr>
+          <w:rFonts w:ascii="Arial Narrow" w:eastAsia="Arial Narrow" w:hAnsi="Arial Narrow" w:cs="Arial Narrow"/>
+          <w:color w:val="000000"/>
+          <w:kern w:val="0"/>
+          <w:sz w:val="22"/>
+          <w:szCs w:val="22"/>
+          <w:lang w:eastAsia="es-PE"/>
+          <w14:ligatures w14:val="none"/>
+        </w:rPr>
+        <w:t xml:space="preserve"> poner en conocimiento de las partes que, antes de la emisión de la Resolución Final, tienen la posibilidad de formular su desistimiento o presentar el acuerdo arribado mediante la conciliación, mediación, transacción o cualquier otro que, de forma indubitable, deje constancia que se ha solucionado la controversia materia de denuncia.</w:t>
+      </w:r>
+      <w:bookmarkStart w:id="7" w:name="h.gjdgxs" w:colFirst="0" w:colLast="0"/>
+      <w:bookmarkEnd w:id="7"/>
+    </w:p>
+    <w:p>
+      <w:pPr>
+        <w:spacing w:before="0" w:after="0" w:line="240" w:lineRule="auto"/>
+        <w:suppressAutoHyphens/>
+        <w:jc w:val="both"/>
+        <w:rPr>
+          <w:rFonts w:ascii="Arial Narrow" w:eastAsia="Arial Narrow" w:hAnsi="Arial Narrow" w:cs="Arial Narrow"/>
+          <w:color w:val="000000"/>
+          <w:kern w:val="0"/>
+          <w:sz w:val="22"/>
+          <w:szCs w:val="22"/>
+          <w:lang w:eastAsia="es-PE"/>
           <w14:ligatures w14:val="none"/>
         </w:rPr>
       </w:pPr>
@@ -8996,65 +9068,6 @@
         <w:jc w:val="both"/>
         <w:rPr>
           <w:rFonts w:ascii="Arial Narrow" w:eastAsia="Arial Narrow" w:hAnsi="Arial Narrow" w:cs="Arial Narrow"/>
-          <w:color w:val="000000"/>
-          <w:kern w:val="0"/>
-          <w:sz w:val="22"/>
-          <w:szCs w:val="22"/>
-          <w:lang w:eastAsia="es-PE"/>
-          <w14:ligatures w14:val="none"/>
-        </w:rPr>
-      </w:pPr>
-      <w:r>
-        <w:rPr>
-          <w:rFonts w:ascii="Arial Narrow" w:eastAsia="Arial Narrow" w:hAnsi="Arial Narrow" w:cs="Arial Narrow"/>
-          <w:b/>
-          <w:color w:val="000000"/>
-          <w:kern w:val="0"/>
-          <w:sz w:val="22"/>
-          <w:szCs w:val="22"/>
-          <w:lang w:eastAsia="es-PE"/>
-          <w14:ligatures w14:val="none"/>
-        </w:rPr>
-        <w:t>NOVENO:</w:t>
-      </w:r>
-      <w:r>
-        <w:rPr>
-          <w:rFonts w:ascii="Arial Narrow" w:eastAsia="Arial Narrow" w:hAnsi="Arial Narrow" w:cs="Arial Narrow"/>
-          <w:color w:val="000000"/>
-          <w:kern w:val="0"/>
-          <w:sz w:val="22"/>
-          <w:szCs w:val="22"/>
-          <w:lang w:eastAsia="es-PE"/>
-          <w14:ligatures w14:val="none"/>
-        </w:rPr>
-        <w:t xml:space="preserve"> poner en conocimiento de las partes que, antes de la emisión de la Resolución Final, tienen la posibilidad de formular su desistimiento o presentar el acuerdo arribado mediante la conciliación, mediación, transacción o cualquier otro que, de forma indubitable, deje constancia que se ha solucionado la controversia materia de denuncia.</w:t>
-      </w:r>
-      <w:bookmarkStart w:id="7" w:name="h.gjdgxs" w:colFirst="0" w:colLast="0"/>
-      <w:bookmarkEnd w:id="7"/>
-    </w:p>
-    <w:p>
-      <w:pPr>
-        <w:suppressAutoHyphens/>
-        <w:spacing w:after="0" w:line="240" w:lineRule="auto"/>
-        <w:jc w:val="both"/>
-        <w:rPr>
-          <w:rFonts w:ascii="Arial Narrow" w:eastAsia="Arial Narrow" w:hAnsi="Arial Narrow" w:cs="Arial Narrow"/>
-          <w:color w:val="000000"/>
-          <w:kern w:val="0"/>
-          <w:sz w:val="22"/>
-          <w:szCs w:val="22"/>
-          <w:lang w:eastAsia="es-PE"/>
-          <w14:ligatures w14:val="none"/>
-        </w:rPr>
-      </w:pPr>
-    </w:p>
-    <w:p>
-      <w:pPr>
-        <w:suppressAutoHyphens/>
-        <w:spacing w:after="0" w:line="240" w:lineRule="auto"/>
-        <w:jc w:val="both"/>
-        <w:rPr>
-          <w:rFonts w:ascii="Arial Narrow" w:eastAsia="Arial Narrow" w:hAnsi="Arial Narrow" w:cs="Arial Narrow"/>
           <w:sz w:val="22"/>
           <w:szCs w:val="22"/>
         </w:rPr>
@@ -9241,8 +9254,8 @@
     </w:p>
     <w:p>
       <w:pPr>
+        <w:spacing w:before="0" w:after="0" w:line="240" w:lineRule="auto"/>
         <w:suppressAutoHyphens/>
-        <w:spacing w:after="0" w:line="240" w:lineRule="auto"/>
         <w:jc w:val="both"/>
         <w:rPr>
           <w:rFonts w:ascii="Arial Narrow" w:eastAsia="Arial Narrow" w:hAnsi="Arial Narrow" w:cs="Arial Narrow"/>
@@ -9818,7 +9831,6 @@
           <w:sz w:val="16"/>
           <w:szCs w:val="16"/>
         </w:rPr>
-        <w:tab/>
         <w:t xml:space="preserve"/>
       </w:r>
       <w:r>
@@ -9894,7 +9906,6 @@
           <w:sz w:val="16"/>
           <w:szCs w:val="16"/>
         </w:rPr>
-        <w:tab/>
         <w:t xml:space="preserve"/>
       </w:r>
       <w:r>
@@ -9903,7 +9914,6 @@
           <w:sz w:val="16"/>
           <w:szCs w:val="16"/>
         </w:rPr>
-        <w:tab/>
       </w:r>
       <w:r>
         <w:rPr>
@@ -9913,6 +9923,7 @@
           <w:sz w:val="16"/>
           <w:szCs w:val="16"/>
         </w:rPr>
+        <w:tab/>
         <w:t xml:space="preserve">LEY 29571, CÓDIGO DE PROTECCIÓN Y DEFENSA DEL CONSUMIDOR, publicado el 2 de setiembre de 2010 y modificado por Decreto Legislativo 1308 </w:t>
       </w:r>
     </w:p>
@@ -10154,7 +10165,6 @@
           <w:sz w:val="16"/>
           <w:szCs w:val="16"/>
         </w:rPr>
-        <w:tab/>
         <w:t xml:space="preserve"/>
       </w:r>
       <w:r>
@@ -10163,7 +10173,6 @@
           <w:sz w:val="16"/>
           <w:szCs w:val="16"/>
         </w:rPr>
-        <w:tab/>
       </w:r>
       <w:r>
         <w:rPr>
@@ -10173,6 +10182,7 @@
           <w:sz w:val="16"/>
           <w:szCs w:val="16"/>
         </w:rPr>
+        <w:tab/>
         <w:t xml:space="preserve">LEY 29571, CÓDIGO DE PROTECCIÓN Y DEFENSA DEL CONSUMIDOR, publicado el 2 de setiembre de 2010 y modificado por Decreto Legislativo 1308 </w:t>
       </w:r>
     </w:p>
@@ -10333,7 +10343,6 @@
           <w:sz w:val="16"/>
           <w:szCs w:val="16"/>
         </w:rPr>
-        <w:tab/>
         <w:t xml:space="preserve"/>
       </w:r>
       <w:r>
@@ -10342,7 +10351,6 @@
           <w:sz w:val="16"/>
           <w:szCs w:val="16"/>
         </w:rPr>
-        <w:tab/>
       </w:r>
       <w:r>
         <w:rPr>
@@ -10352,6 +10360,7 @@
           <w:sz w:val="16"/>
           <w:szCs w:val="16"/>
         </w:rPr>
+        <w:tab/>
         <w:t xml:space="preserve">LEY </w:t>
       </w:r>
       <w:proofErr w:type="spellStart"/>
@@ -10492,7 +10501,6 @@
           <w:sz w:val="16"/>
           <w:szCs w:val="16"/>
         </w:rPr>
-        <w:tab/>
         <w:t xml:space="preserve"/>
       </w:r>
       <w:r>
@@ -10501,7 +10509,6 @@
           <w:sz w:val="16"/>
           <w:szCs w:val="16"/>
         </w:rPr>
-        <w:tab/>
       </w:r>
       <w:r>
         <w:rPr>
@@ -10511,6 +10518,7 @@
           <w:sz w:val="16"/>
           <w:szCs w:val="16"/>
         </w:rPr>
+        <w:tab/>
         <w:t>LEY SOBRE FACULTADES, NORMAS Y ORGANIZACIÓN DEL INDECOPI, APROBADA POR DECRETO LEGISLATIVO 807 Artículo 24.-</w:t>
       </w:r>
       <w:r>
@@ -10659,7 +10667,6 @@
           <w:sz w:val="16"/>
           <w:szCs w:val="16"/>
         </w:rPr>
-        <w:tab/>
         <w:t xml:space="preserve"/>
       </w:r>
       <w:r>
@@ -10752,24 +10759,23 @@
           <w:sz w:val="16"/>
           <w:szCs w:val="16"/>
         </w:rPr>
+        <w:t xml:space="preserve"/>
+      </w:r>
+      <w:r>
+        <w:rPr>
+          <w:rFonts w:ascii="Arial Narrow" w:eastAsia="Arial Narrow" w:hAnsi="Arial Narrow" w:cs="Arial Narrow"/>
+          <w:sz w:val="16"/>
+          <w:szCs w:val="16"/>
+        </w:rPr>
+      </w:r>
+      <w:r>
+        <w:rPr>
+          <w:rFonts w:ascii="Arial Narrow" w:eastAsia="Arial Narrow" w:hAnsi="Arial Narrow" w:cs="Arial Narrow"/>
+          <w:b/>
+          <w:sz w:val="16"/>
+          <w:szCs w:val="16"/>
+        </w:rPr>
         <w:tab/>
-        <w:t xml:space="preserve"/>
-      </w:r>
-      <w:r>
-        <w:rPr>
-          <w:rFonts w:ascii="Arial Narrow" w:eastAsia="Arial Narrow" w:hAnsi="Arial Narrow" w:cs="Arial Narrow"/>
-          <w:sz w:val="16"/>
-          <w:szCs w:val="16"/>
-        </w:rPr>
-        <w:tab/>
-      </w:r>
-      <w:r>
-        <w:rPr>
-          <w:rFonts w:ascii="Arial Narrow" w:eastAsia="Arial Narrow" w:hAnsi="Arial Narrow" w:cs="Arial Narrow"/>
-          <w:b/>
-          <w:sz w:val="16"/>
-          <w:szCs w:val="16"/>
-        </w:rPr>
         <w:t>LEY 29571, CÓDIGO DE PROTECCIÓN Y DEFENSA DEL CONSUMIDOR</w:t>
       </w:r>
       <w:r>
@@ -11154,32 +11160,31 @@
           <w:szCs w:val="16"/>
           <w:vertAlign w:val="superscript"/>
         </w:rPr>
+        <w:t xml:space="preserve"/>
+      </w:r>
+      <w:r>
+        <w:rPr>
+          <w:rFonts w:ascii="Arial Narrow" w:eastAsia="Arial Narrow" w:hAnsi="Arial Narrow" w:cs="Arial Narrow"/>
+          <w:sz w:val="16"/>
+          <w:szCs w:val="16"/>
+        </w:rPr>
+        <w:t xml:space="preserve"/>
+      </w:r>
+      <w:r>
+        <w:rPr>
+          <w:rFonts w:ascii="Arial Narrow" w:eastAsia="Arial Narrow" w:hAnsi="Arial Narrow" w:cs="Arial Narrow"/>
+          <w:sz w:val="16"/>
+          <w:szCs w:val="16"/>
+        </w:rPr>
+      </w:r>
+      <w:r>
+        <w:rPr>
+          <w:rFonts w:ascii="Arial Narrow" w:eastAsia="Arial Narrow" w:hAnsi="Arial Narrow" w:cs="Arial Narrow"/>
+          <w:b/>
+          <w:sz w:val="16"/>
+          <w:szCs w:val="16"/>
+        </w:rPr>
         <w:tab/>
-        <w:t xml:space="preserve"/>
-      </w:r>
-      <w:r>
-        <w:rPr>
-          <w:rFonts w:ascii="Arial Narrow" w:eastAsia="Arial Narrow" w:hAnsi="Arial Narrow" w:cs="Arial Narrow"/>
-          <w:sz w:val="16"/>
-          <w:szCs w:val="16"/>
-        </w:rPr>
-        <w:t xml:space="preserve"> </w:t>
-      </w:r>
-      <w:r>
-        <w:rPr>
-          <w:rFonts w:ascii="Arial Narrow" w:eastAsia="Arial Narrow" w:hAnsi="Arial Narrow" w:cs="Arial Narrow"/>
-          <w:sz w:val="16"/>
-          <w:szCs w:val="16"/>
-        </w:rPr>
-        <w:tab/>
-      </w:r>
-      <w:r>
-        <w:rPr>
-          <w:rFonts w:ascii="Arial Narrow" w:eastAsia="Arial Narrow" w:hAnsi="Arial Narrow" w:cs="Arial Narrow"/>
-          <w:b/>
-          <w:sz w:val="16"/>
-          <w:szCs w:val="16"/>
-        </w:rPr>
         <w:t>LEY 29571, CÓDIGO DE PROTECCIÓN Y DEFENSA DEL CONSUMIDOR</w:t>
       </w:r>
       <w:r>
@@ -11383,7 +11388,6 @@
           <w:sz w:val="16"/>
           <w:szCs w:val="16"/>
         </w:rPr>
-        <w:tab/>
         <w:t xml:space="preserve"/>
       </w:r>
       <w:r>
@@ -11392,7 +11396,6 @@
           <w:sz w:val="16"/>
           <w:szCs w:val="16"/>
         </w:rPr>
-        <w:tab/>
       </w:r>
       <w:r>
         <w:rPr>
@@ -11402,6 +11405,7 @@
           <w:sz w:val="16"/>
           <w:szCs w:val="16"/>
         </w:rPr>
+        <w:tab/>
         <w:t xml:space="preserve">LEY 29571, CÓDIGO DE PROTECCIÓN Y DEFENSA DEL CONSUMIDOR, publicado el 2 de setiembre de 2010 y modificado por Decreto Legislativo 1308 </w:t>
       </w:r>
     </w:p>
@@ -12220,24 +12224,23 @@
           <w:sz w:val="16"/>
           <w:szCs w:val="16"/>
         </w:rPr>
+        <w:t xml:space="preserve"/>
+      </w:r>
+      <w:r>
+        <w:rPr>
+          <w:rFonts w:ascii="Arial Narrow" w:eastAsia="Arial Narrow" w:hAnsi="Arial Narrow" w:cs="Arial Narrow"/>
+          <w:sz w:val="16"/>
+          <w:szCs w:val="16"/>
+        </w:rPr>
+      </w:r>
+      <w:r>
+        <w:rPr>
+          <w:rFonts w:ascii="Arial Narrow" w:eastAsia="Arial Narrow" w:hAnsi="Arial Narrow" w:cs="Arial Narrow"/>
+          <w:b/>
+          <w:sz w:val="16"/>
+          <w:szCs w:val="16"/>
+        </w:rPr>
         <w:tab/>
-        <w:t xml:space="preserve"/>
-      </w:r>
-      <w:r>
-        <w:rPr>
-          <w:rFonts w:ascii="Arial Narrow" w:eastAsia="Arial Narrow" w:hAnsi="Arial Narrow" w:cs="Arial Narrow"/>
-          <w:sz w:val="16"/>
-          <w:szCs w:val="16"/>
-        </w:rPr>
-        <w:tab/>
-      </w:r>
-      <w:r>
-        <w:rPr>
-          <w:rFonts w:ascii="Arial Narrow" w:eastAsia="Arial Narrow" w:hAnsi="Arial Narrow" w:cs="Arial Narrow"/>
-          <w:b/>
-          <w:sz w:val="16"/>
-          <w:szCs w:val="16"/>
-        </w:rPr>
         <w:t>LEY 29571, CÓDIGO DE PROTECCIÓN Y DEFENSA DEL CONSUMIDOR</w:t>
       </w:r>
       <w:r>
@@ -12452,7 +12455,6 @@
           <w:sz w:val="16"/>
           <w:szCs w:val="16"/>
         </w:rPr>
-        <w:tab/>
         <w:t xml:space="preserve"/>
       </w:r>
       <w:r>
@@ -12610,31 +12612,30 @@
           <w:sz w:val="16"/>
           <w:szCs w:val="16"/>
         </w:rPr>
+        <w:t xml:space="preserve"/>
+      </w:r>
+      <w:r>
+        <w:rPr>
+          <w:rFonts w:ascii="Arial Narrow" w:eastAsia="Arial Narrow" w:hAnsi="Arial Narrow" w:cs="Arial Narrow"/>
+          <w:sz w:val="16"/>
+          <w:szCs w:val="16"/>
+        </w:rPr>
+      </w:r>
+      <w:r>
+        <w:rPr>
+          <w:rFonts w:ascii="Arial Narrow" w:eastAsia="Arial Narrow" w:hAnsi="Arial Narrow" w:cs="Arial Narrow"/>
+          <w:b/>
+          <w:sz w:val="16"/>
+          <w:szCs w:val="16"/>
+        </w:rPr>
         <w:tab/>
-        <w:t xml:space="preserve"/>
-      </w:r>
-      <w:r>
-        <w:rPr>
-          <w:rFonts w:ascii="Arial Narrow" w:eastAsia="Arial Narrow" w:hAnsi="Arial Narrow" w:cs="Arial Narrow"/>
-          <w:sz w:val="16"/>
-          <w:szCs w:val="16"/>
-        </w:rPr>
-        <w:tab/>
-      </w:r>
-      <w:r>
-        <w:rPr>
-          <w:rFonts w:ascii="Arial Narrow" w:eastAsia="Arial Narrow" w:hAnsi="Arial Narrow" w:cs="Arial Narrow"/>
-          <w:b/>
-          <w:sz w:val="16"/>
-          <w:szCs w:val="16"/>
-        </w:rPr>
         <w:t>TEXTO ÚNICO ORDENADO DE LA LEY DEL PROCEDIMIENTO ADMINISTRATIVO GENERAL, aprobado mediante Decreto Supremo 006-2026-JUS y publicado el 30 de abril de 2026</w:t>
       </w:r>
     </w:p>
     <w:p>
       <w:pPr>
         <w:pStyle w:val="Textonotapie"/>
-        <w:ind w:left="1134" w:hanging="567"/>
+        <w:ind w:left="1134"/>
         <w:jc w:val="both"/>
         <w:rPr>
           <w:rFonts w:ascii="Arial Narrow" w:eastAsia="Arial Narrow" w:hAnsi="Arial Narrow" w:cs="Arial Narrow"/>
@@ -12658,7 +12659,7 @@
     <w:p>
       <w:pPr>
         <w:pStyle w:val="Textonotapie"/>
-        <w:ind w:left="1134" w:hanging="567"/>
+        <w:ind w:left="1134" w:hanging="1134"/>
         <w:jc w:val="both"/>
         <w:rPr>
           <w:rFonts w:ascii="Arial Narrow" w:eastAsia="Arial Narrow" w:hAnsi="Arial Narrow" w:cs="Arial Narrow"/>

--- a/plantillas_maestras/02_seguro_vida/anulacion_indebida/2_o_mas_ddos_varios/varon/TPL_1903_2025_SEGURO_VIDA_ANULACION_INDEBIDA_ASEGURADORA_VARON_R1.docx
+++ b/plantillas_maestras/02_seguro_vida/anulacion_indebida/2_o_mas_ddos_varios/varon/TPL_1903_2025_SEGURO_VIDA_ANULACION_INDEBIDA_ASEGURADORA_VARON_R1.docx
@@ -4883,7 +4883,7 @@
           <w:sz w:val="22"/>
           <w:szCs w:val="22"/>
         </w:rPr>
-        <w:t>Además</w:t>
+        <w:t xml:space="preserve">Además</w:t>
       </w:r>
       <w:r>
         <w:rPr>
@@ -4915,7 +4915,7 @@
           <w:sz w:val="22"/>
           <w:szCs w:val="22"/>
         </w:rPr>
-        <w:t>que el hecho denunciado</w:t>
+        <w:t xml:space="preserve">que el hecho denunciado</w:t>
       </w:r>
       <w:r>
         <w:rPr>
@@ -4939,19 +4939,19 @@
           <w:lang w:val="es-ES" w:eastAsia="es-ES"/>
           <w14:ligatures w14:val="none"/>
         </w:rPr>
-        <w:t>la compañía aseguradora habría brindado una respuesta inadecuada al reclamo presentado por el denunciante el 7 de febrero de 2024</w:t>
-      </w:r>
-      <w:r>
-        <w:rPr>
-          <w:rFonts w:ascii="Arial Narrow" w:eastAsia="Arial Narrow" w:hAnsi="Arial Narrow" w:cs="Arial Narrow"/>
-          <w:color w:val="000000"/>
-          <w:kern w:val="0"/>
-          <w:sz w:val="22"/>
-          <w:szCs w:val="22"/>
-          <w:lang w:eastAsia="es-PE"/>
-          <w14:ligatures w14:val="none"/>
-        </w:rPr>
-        <w:t>. Por consiguiente, corresponde calificar el hecho materia de denuncia como una presunta infracción al</w:t>
+        <w:t xml:space="preserve">la compañía aseguradora habría brindado una respuesta inadecuada al reclamo presentado por el denunciante el 7 de febrero de 2024</w:t>
+      </w:r>
+      <w:r>
+        <w:rPr>
+          <w:rFonts w:ascii="Arial Narrow" w:eastAsia="Arial Narrow" w:hAnsi="Arial Narrow" w:cs="Arial Narrow"/>
+          <w:color w:val="000000"/>
+          <w:kern w:val="0"/>
+          <w:sz w:val="22"/>
+          <w:szCs w:val="22"/>
+          <w:lang w:eastAsia="es-PE"/>
+          <w14:ligatures w14:val="none"/>
+        </w:rPr>
+        <w:t xml:space="preserve">; involucraría una presunta afectación a su derecho de recibir respuestas adecuadas a los reclamos formulados. Por consiguiente, corresponde calificar el hecho materia de denuncia como una presunta infracción al</w:t>
       </w:r>
       <w:r>
         <w:rPr>
@@ -5023,7 +5023,7 @@
           <w:sz w:val="22"/>
           <w:szCs w:val="22"/>
         </w:rPr>
-        <w:t>.</w:t>
+        <w:t xml:space="preserve">.</w:t>
       </w:r>
     </w:p>
     <w:p>
@@ -7932,7 +7932,7 @@
           <w:sz w:val="22"/>
           <w:szCs w:val="22"/>
         </w:rPr>
-        <w:t xml:space="preserve">correr traslado de la presente resolución a Mapfre Perú Compañía de Seguros y Reaseguros S.A. para que, de conformidad con lo dispuesto por el artículo 26 de la Ley sobre Facultades, Normas y Organización del Indecopi, aprobada por Decreto Legislativo 807</w:t>
+        <w:t xml:space="preserve">correr traslado de la denuncia del 11 de agosto de 2025 a Mapfre Perú Compañía de Seguros y Reaseguros S.A. para que, de conformidad con lo dispuesto por el artículo 26 de la Ley sobre Facultades, Normas y Organización del Indecopi, aprobada por Decreto Legislativo 807</w:t>
       </w:r>
       <w:r>
         <w:rPr>
